--- a/project-documentation/dokumentace.docx
+++ b/project-documentation/dokumentace.docx
@@ -45,6 +45,7 @@
             <w:gridCol w:w="7246"/>
           </w:tblGrid>
           <w:tr>
+            <w:bookmarkStart w:id="0" w:name="_Toc191361970" w:displacedByCustomXml="next"/>
             <w:sdt>
               <w:sdtPr>
                 <w:rPr>
@@ -95,12 +96,14 @@
                 </w:tc>
               </w:sdtContent>
             </w:sdt>
+            <w:bookmarkEnd w:id="0" w:displacedByCustomXml="prev"/>
           </w:tr>
           <w:tr>
             <w:tc>
               <w:tcPr>
                 <w:tcW w:w="7246" w:type="dxa"/>
               </w:tcPr>
+              <w:bookmarkStart w:id="1" w:name="_Toc191361971" w:displacedByCustomXml="next"/>
               <w:sdt>
                 <w:sdtPr>
                   <w:rPr>
@@ -141,9 +144,11 @@
                   </w:p>
                 </w:sdtContent>
               </w:sdt>
+              <w:bookmarkEnd w:id="1" w:displacedByCustomXml="prev"/>
             </w:tc>
           </w:tr>
           <w:tr>
+            <w:bookmarkStart w:id="2" w:name="_Toc191361972" w:displacedByCustomXml="next"/>
             <w:sdt>
               <w:sdtPr>
                 <w:rPr>
@@ -194,6 +199,7 @@
                 </w:tc>
               </w:sdtContent>
             </w:sdt>
+            <w:bookmarkEnd w:id="2" w:displacedByCustomXml="prev"/>
           </w:tr>
         </w:tbl>
         <w:p>
@@ -206,6 +212,15 @@
               <w:sz w:val="32"/>
               <w:szCs w:val="32"/>
             </w:rPr>
+            <w:sectPr>
+              <w:headerReference w:type="default" r:id="rId8"/>
+              <w:pgSz w:w="11906" w:h="16838"/>
+              <w:pgMar w:top="1417" w:right="1417" w:bottom="1417" w:left="1417" w:header="708" w:footer="708" w:gutter="0"/>
+              <w:pgNumType w:start="0"/>
+              <w:cols w:space="708"/>
+              <w:titlePg/>
+              <w:docGrid w:linePitch="360"/>
+            </w:sectPr>
           </w:pPr>
           <w:r>
             <w:rPr>
@@ -250,6 +265,7 @@
                           </wps:spPr>
                           <wps:txbx>
                             <w:txbxContent>
+                              <w:bookmarkStart w:id="3" w:name="_Toc191361973" w:displacedByCustomXml="next"/>
                               <w:sdt>
                                 <w:sdtPr>
                                   <w:rPr>
@@ -289,6 +305,7 @@
                                   </w:p>
                                 </w:sdtContent>
                               </w:sdt>
+                              <w:bookmarkEnd w:id="3" w:displacedByCustomXml="prev"/>
                               <w:p>
                                 <w:pPr>
                                   <w:pStyle w:val="Bezmezer"/>
@@ -299,6 +316,7 @@
                                     <w:szCs w:val="24"/>
                                   </w:rPr>
                                 </w:pPr>
+                                <w:bookmarkStart w:id="4" w:name="_Toc191361974"/>
                                 <w:r>
                                   <w:rPr>
                                     <w:rFonts w:ascii="Cambria" w:hAnsi="Cambria"/>
@@ -328,6 +346,7 @@
                                   </w:rPr>
                                   <w:t>, Ph.D.</w:t>
                                 </w:r>
+                                <w:bookmarkEnd w:id="4"/>
                               </w:p>
                               <w:p>
                                 <w:pPr>
@@ -339,6 +358,7 @@
                                     <w:szCs w:val="24"/>
                                   </w:rPr>
                                 </w:pPr>
+                                <w:bookmarkStart w:id="5" w:name="_Toc191361975"/>
                                 <w:r>
                                   <w:rPr>
                                     <w:rFonts w:ascii="Cambria" w:hAnsi="Cambria"/>
@@ -368,6 +388,7 @@
                                   </w:rPr>
                                   <w:t xml:space="preserve"> Systems a.s.</w:t>
                                 </w:r>
+                                <w:bookmarkEnd w:id="5"/>
                               </w:p>
                               <w:p>
                                 <w:pPr>
@@ -379,6 +400,7 @@
                                     <w:szCs w:val="24"/>
                                   </w:rPr>
                                 </w:pPr>
+                                <w:bookmarkStart w:id="6" w:name="_Toc191361976"/>
                                 <w:r>
                                   <w:rPr>
                                     <w:rFonts w:ascii="Cambria" w:hAnsi="Cambria"/>
@@ -388,6 +410,7 @@
                                   </w:rPr>
                                   <w:t>Třída: I4C</w:t>
                                 </w:r>
+                                <w:bookmarkEnd w:id="6"/>
                               </w:p>
                               <w:p>
                                 <w:pPr>
@@ -399,6 +422,7 @@
                                     <w:szCs w:val="24"/>
                                   </w:rPr>
                                 </w:pPr>
+                                <w:bookmarkStart w:id="7" w:name="_Toc191361977"/>
                                 <w:r>
                                   <w:rPr>
                                     <w:rFonts w:ascii="Cambria" w:hAnsi="Cambria"/>
@@ -408,6 +432,7 @@
                                   </w:rPr>
                                   <w:t>Školní rok: 2024/2025</w:t>
                                 </w:r>
+                                <w:bookmarkEnd w:id="7"/>
                               </w:p>
                             </w:txbxContent>
                           </wps:txbx>
@@ -438,6 +463,7 @@
                   <v:shape id="Textové pole 1" o:spid="_x0000_s1026" type="#_x0000_t202" style="position:absolute;margin-left:44.65pt;margin-top:578.95pt;width:369.75pt;height:103.5pt;z-index:251659264;visibility:visible;mso-wrap-style:square;mso-width-percent:0;mso-height-percent:0;mso-wrap-distance-left:9pt;mso-wrap-distance-top:0;mso-wrap-distance-right:9pt;mso-wrap-distance-bottom:0;mso-position-horizontal:absolute;mso-position-horizontal-relative:margin;mso-position-vertical:absolute;mso-position-vertical-relative:text;mso-width-percent:0;mso-height-percent:0;mso-width-relative:margin;mso-height-relative:margin;v-text-anchor:top" o:gfxdata="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" fillcolor="white [3201]" stroked="f" strokeweight=".5pt">
                     <v:textbox>
                       <w:txbxContent>
+                        <w:bookmarkStart w:id="8" w:name="_Toc191361973" w:displacedByCustomXml="next"/>
                         <w:sdt>
                           <w:sdtPr>
                             <w:rPr>
@@ -477,6 +503,7 @@
                             </w:p>
                           </w:sdtContent>
                         </w:sdt>
+                        <w:bookmarkEnd w:id="8" w:displacedByCustomXml="prev"/>
                         <w:p>
                           <w:pPr>
                             <w:pStyle w:val="Bezmezer"/>
@@ -487,6 +514,7 @@
                               <w:szCs w:val="24"/>
                             </w:rPr>
                           </w:pPr>
+                          <w:bookmarkStart w:id="9" w:name="_Toc191361974"/>
                           <w:r>
                             <w:rPr>
                               <w:rFonts w:ascii="Cambria" w:hAnsi="Cambria"/>
@@ -516,6 +544,7 @@
                             </w:rPr>
                             <w:t>, Ph.D.</w:t>
                           </w:r>
+                          <w:bookmarkEnd w:id="9"/>
                         </w:p>
                         <w:p>
                           <w:pPr>
@@ -527,6 +556,7 @@
                               <w:szCs w:val="24"/>
                             </w:rPr>
                           </w:pPr>
+                          <w:bookmarkStart w:id="10" w:name="_Toc191361975"/>
                           <w:r>
                             <w:rPr>
                               <w:rFonts w:ascii="Cambria" w:hAnsi="Cambria"/>
@@ -556,6 +586,7 @@
                             </w:rPr>
                             <w:t xml:space="preserve"> Systems a.s.</w:t>
                           </w:r>
+                          <w:bookmarkEnd w:id="10"/>
                         </w:p>
                         <w:p>
                           <w:pPr>
@@ -567,6 +598,7 @@
                               <w:szCs w:val="24"/>
                             </w:rPr>
                           </w:pPr>
+                          <w:bookmarkStart w:id="11" w:name="_Toc191361976"/>
                           <w:r>
                             <w:rPr>
                               <w:rFonts w:ascii="Cambria" w:hAnsi="Cambria"/>
@@ -576,6 +608,7 @@
                             </w:rPr>
                             <w:t>Třída: I4C</w:t>
                           </w:r>
+                          <w:bookmarkEnd w:id="11"/>
                         </w:p>
                         <w:p>
                           <w:pPr>
@@ -587,6 +620,7 @@
                               <w:szCs w:val="24"/>
                             </w:rPr>
                           </w:pPr>
+                          <w:bookmarkStart w:id="12" w:name="_Toc191361977"/>
                           <w:r>
                             <w:rPr>
                               <w:rFonts w:ascii="Cambria" w:hAnsi="Cambria"/>
@@ -596,6 +630,7 @@
                             </w:rPr>
                             <w:t>Školní rok: 2024/2025</w:t>
                           </w:r>
+                          <w:bookmarkEnd w:id="12"/>
                         </w:p>
                       </w:txbxContent>
                     </v:textbox>
@@ -605,6 +640,30 @@
               </mc:Fallback>
             </mc:AlternateContent>
           </w:r>
+        </w:p>
+        <w:p>
+          <w:pPr>
+            <w:keepNext/>
+            <w:pBdr>
+              <w:top w:val="nil"/>
+              <w:left w:val="nil"/>
+              <w:bottom w:val="nil"/>
+              <w:right w:val="nil"/>
+              <w:between w:val="nil"/>
+            </w:pBdr>
+            <w:tabs>
+              <w:tab w:val="left" w:pos="3396"/>
+            </w:tabs>
+            <w:spacing w:after="480"/>
+            <w:jc w:val="center"/>
+            <w:rPr>
+              <w:rFonts w:eastAsia="Cambria" w:cs="Cambria"/>
+              <w:b/>
+              <w:color w:val="000000"/>
+              <w:sz w:val="32"/>
+              <w:szCs w:val="32"/>
+            </w:rPr>
+          </w:pPr>
           <w:r>
             <w:rPr>
               <w:rFonts w:eastAsia="Cambria" w:cs="Cambria"/>
@@ -613,11 +672,324 @@
               <w:sz w:val="32"/>
               <w:szCs w:val="32"/>
             </w:rPr>
-            <w:br w:type="page"/>
+            <w:lastRenderedPageBreak/>
+            <w:t>Zadání maturitní práce</w:t>
           </w:r>
         </w:p>
       </w:sdtContent>
     </w:sdt>
+    <w:p>
+      <w:pPr>
+        <w:pBdr>
+          <w:top w:val="nil"/>
+          <w:left w:val="nil"/>
+          <w:bottom w:val="nil"/>
+          <w:right w:val="nil"/>
+          <w:between w:val="nil"/>
+        </w:pBdr>
+        <w:tabs>
+          <w:tab w:val="left" w:pos="3396"/>
+        </w:tabs>
+        <w:spacing w:before="60" w:after="60"/>
+        <w:rPr>
+          <w:rFonts w:eastAsia="Cambria" w:cs="Cambria"/>
+          <w:color w:val="000000"/>
+          <w:sz w:val="24"/>
+          <w:szCs w:val="24"/>
+        </w:rPr>
+      </w:pPr>
+      <w:r>
+        <w:rPr>
+          <w:rFonts w:eastAsia="Cambria" w:cs="Cambria"/>
+          <w:b/>
+          <w:color w:val="000000"/>
+          <w:sz w:val="24"/>
+          <w:szCs w:val="24"/>
+        </w:rPr>
+        <w:t>Jméno a příjmení žáka:</w:t>
+      </w:r>
+      <w:r>
+        <w:rPr>
+          <w:rFonts w:eastAsia="Cambria" w:cs="Cambria"/>
+          <w:b/>
+          <w:color w:val="000000"/>
+          <w:sz w:val="24"/>
+          <w:szCs w:val="24"/>
+        </w:rPr>
+        <w:tab/>
+      </w:r>
+      <w:r>
+        <w:rPr>
+          <w:rFonts w:eastAsia="Cambria" w:cs="Cambria"/>
+          <w:b/>
+          <w:sz w:val="24"/>
+          <w:szCs w:val="24"/>
+        </w:rPr>
+        <w:t>Jan Novotný</w:t>
+      </w:r>
+    </w:p>
+    <w:p>
+      <w:pPr>
+        <w:pBdr>
+          <w:top w:val="nil"/>
+          <w:left w:val="nil"/>
+          <w:bottom w:val="nil"/>
+          <w:right w:val="nil"/>
+          <w:between w:val="nil"/>
+        </w:pBdr>
+        <w:tabs>
+          <w:tab w:val="left" w:pos="3396"/>
+        </w:tabs>
+        <w:spacing w:before="60" w:after="60"/>
+        <w:rPr>
+          <w:rFonts w:eastAsia="Cambria" w:cs="Cambria"/>
+          <w:color w:val="000000"/>
+        </w:rPr>
+      </w:pPr>
+      <w:r>
+        <w:rPr>
+          <w:rFonts w:eastAsia="Cambria" w:cs="Cambria"/>
+          <w:b/>
+          <w:color w:val="000000"/>
+        </w:rPr>
+        <w:t>Třída:</w:t>
+      </w:r>
+      <w:r>
+        <w:rPr>
+          <w:rFonts w:eastAsia="Cambria" w:cs="Cambria"/>
+          <w:color w:val="000000"/>
+        </w:rPr>
+        <w:tab/>
+      </w:r>
+      <w:r>
+        <w:rPr>
+          <w:rFonts w:eastAsia="Cambria" w:cs="Cambria"/>
+        </w:rPr>
+        <w:t>I4C</w:t>
+      </w:r>
+    </w:p>
+    <w:p>
+      <w:pPr>
+        <w:pBdr>
+          <w:top w:val="nil"/>
+          <w:left w:val="nil"/>
+          <w:bottom w:val="nil"/>
+          <w:right w:val="nil"/>
+          <w:between w:val="nil"/>
+        </w:pBdr>
+        <w:tabs>
+          <w:tab w:val="left" w:pos="3396"/>
+        </w:tabs>
+        <w:spacing w:before="60" w:after="60"/>
+        <w:rPr>
+          <w:rFonts w:eastAsia="Cambria" w:cs="Cambria"/>
+          <w:color w:val="000000"/>
+        </w:rPr>
+      </w:pPr>
+      <w:r>
+        <w:rPr>
+          <w:rFonts w:eastAsia="Cambria" w:cs="Cambria"/>
+          <w:b/>
+          <w:color w:val="000000"/>
+        </w:rPr>
+        <w:t>Školní rok:</w:t>
+      </w:r>
+      <w:r>
+        <w:rPr>
+          <w:rFonts w:eastAsia="Cambria" w:cs="Cambria"/>
+          <w:color w:val="000000"/>
+        </w:rPr>
+        <w:t xml:space="preserve"> </w:t>
+      </w:r>
+      <w:r>
+        <w:rPr>
+          <w:rFonts w:eastAsia="Cambria" w:cs="Cambria"/>
+          <w:color w:val="000000"/>
+        </w:rPr>
+        <w:tab/>
+        <w:t>202</w:t>
+      </w:r>
+      <w:r>
+        <w:rPr>
+          <w:rFonts w:eastAsia="Cambria" w:cs="Cambria"/>
+        </w:rPr>
+        <w:t>4</w:t>
+      </w:r>
+      <w:r>
+        <w:rPr>
+          <w:rFonts w:eastAsia="Cambria" w:cs="Cambria"/>
+          <w:color w:val="000000"/>
+        </w:rPr>
+        <w:t>/20</w:t>
+      </w:r>
+      <w:r>
+        <w:rPr>
+          <w:rFonts w:eastAsia="Cambria" w:cs="Cambria"/>
+        </w:rPr>
+        <w:t>25</w:t>
+      </w:r>
+    </w:p>
+    <w:p>
+      <w:pPr>
+        <w:pBdr>
+          <w:top w:val="nil"/>
+          <w:left w:val="nil"/>
+          <w:bottom w:val="nil"/>
+          <w:right w:val="nil"/>
+          <w:between w:val="nil"/>
+        </w:pBdr>
+        <w:tabs>
+          <w:tab w:val="left" w:pos="3396"/>
+        </w:tabs>
+        <w:spacing w:before="60" w:after="60"/>
+        <w:rPr>
+          <w:rFonts w:eastAsia="Cambria" w:cs="Cambria"/>
+        </w:rPr>
+      </w:pPr>
+      <w:r>
+        <w:rPr>
+          <w:rFonts w:eastAsia="Cambria" w:cs="Cambria"/>
+          <w:b/>
+          <w:color w:val="000000"/>
+        </w:rPr>
+        <w:t>Obor vzdělání:</w:t>
+      </w:r>
+      <w:r>
+        <w:rPr>
+          <w:rFonts w:eastAsia="Cambria" w:cs="Cambria"/>
+          <w:color w:val="000000"/>
+        </w:rPr>
+        <w:tab/>
+      </w:r>
+      <w:r>
+        <w:rPr>
+          <w:rFonts w:eastAsia="Cambria" w:cs="Cambria"/>
+        </w:rPr>
+        <w:t>18-20-M/01 Informační technologie</w:t>
+      </w:r>
+    </w:p>
+    <w:p>
+      <w:pPr>
+        <w:pBdr>
+          <w:top w:val="nil"/>
+          <w:left w:val="nil"/>
+          <w:bottom w:val="nil"/>
+          <w:right w:val="nil"/>
+          <w:between w:val="nil"/>
+        </w:pBdr>
+        <w:tabs>
+          <w:tab w:val="left" w:pos="3396"/>
+        </w:tabs>
+        <w:spacing w:before="60" w:after="60"/>
+        <w:rPr>
+          <w:rFonts w:eastAsia="Cambria" w:cs="Cambria"/>
+          <w:color w:val="000000"/>
+        </w:rPr>
+      </w:pPr>
+      <w:r>
+        <w:rPr>
+          <w:rFonts w:eastAsia="Cambria" w:cs="Cambria"/>
+          <w:b/>
+          <w:color w:val="000000"/>
+        </w:rPr>
+        <w:t>Vedoucí maturitní práce</w:t>
+      </w:r>
+      <w:r>
+        <w:rPr>
+          <w:rFonts w:eastAsia="Cambria" w:cs="Cambria"/>
+          <w:color w:val="000000"/>
+        </w:rPr>
+        <w:t>:</w:t>
+      </w:r>
+      <w:r>
+        <w:rPr>
+          <w:rFonts w:eastAsia="Cambria" w:cs="Cambria"/>
+          <w:color w:val="000000"/>
+        </w:rPr>
+        <w:tab/>
+      </w:r>
+      <w:r>
+        <w:rPr>
+          <w:rFonts w:eastAsia="Cambria" w:cs="Cambria"/>
+        </w:rPr>
+        <w:t xml:space="preserve">RNDr. Rostislav </w:t>
+      </w:r>
+      <w:proofErr w:type="spellStart"/>
+      <w:r>
+        <w:rPr>
+          <w:rFonts w:eastAsia="Cambria" w:cs="Cambria"/>
+        </w:rPr>
+        <w:t>Miarka</w:t>
+      </w:r>
+      <w:proofErr w:type="spellEnd"/>
+      <w:r>
+        <w:rPr>
+          <w:rFonts w:eastAsia="Cambria" w:cs="Cambria"/>
+        </w:rPr>
+        <w:t>, Ph.D.</w:t>
+      </w:r>
+    </w:p>
+    <w:p>
+      <w:pPr>
+        <w:pBdr>
+          <w:top w:val="nil"/>
+          <w:left w:val="nil"/>
+          <w:bottom w:val="nil"/>
+          <w:right w:val="nil"/>
+          <w:between w:val="nil"/>
+        </w:pBdr>
+        <w:tabs>
+          <w:tab w:val="left" w:pos="3396"/>
+        </w:tabs>
+        <w:spacing w:before="60" w:after="60"/>
+        <w:rPr>
+          <w:rFonts w:eastAsia="Cambria" w:cs="Cambria"/>
+          <w:color w:val="000000"/>
+        </w:rPr>
+      </w:pPr>
+      <w:r>
+        <w:rPr>
+          <w:rFonts w:eastAsia="Cambria" w:cs="Cambria"/>
+          <w:b/>
+          <w:color w:val="000000"/>
+        </w:rPr>
+        <w:t>Konzultant maturitní práce:</w:t>
+      </w:r>
+      <w:r>
+        <w:rPr>
+          <w:rFonts w:eastAsia="Cambria" w:cs="Cambria"/>
+          <w:b/>
+          <w:color w:val="000000"/>
+        </w:rPr>
+        <w:tab/>
+      </w:r>
+      <w:r>
+        <w:rPr>
+          <w:rFonts w:eastAsia="Cambria" w:cs="Cambria"/>
+        </w:rPr>
+        <w:t>Matyáš Boreček</w:t>
+      </w:r>
+      <w:r>
+        <w:rPr>
+          <w:rFonts w:eastAsia="Cambria" w:cs="Cambria"/>
+        </w:rPr>
+        <w:t xml:space="preserve">, </w:t>
+      </w:r>
+      <w:proofErr w:type="spellStart"/>
+      <w:r>
+        <w:rPr>
+          <w:rFonts w:eastAsia="Cambria" w:cs="Cambria"/>
+        </w:rPr>
+        <w:t>Unicorn</w:t>
+      </w:r>
+      <w:proofErr w:type="spellEnd"/>
+      <w:r>
+        <w:rPr>
+          <w:rFonts w:eastAsia="Cambria" w:cs="Cambria"/>
+        </w:rPr>
+        <w:t xml:space="preserve"> Systems</w:t>
+      </w:r>
+    </w:p>
     <w:p>
       <w:pPr>
         <w:keepNext/>
@@ -631,49 +1003,9 @@
         <w:tabs>
           <w:tab w:val="left" w:pos="3396"/>
         </w:tabs>
-        <w:spacing w:after="480"/>
-        <w:jc w:val="center"/>
-        <w:rPr>
-          <w:rFonts w:eastAsia="Cambria" w:cs="Cambria"/>
-          <w:b/>
-          <w:color w:val="000000"/>
-          <w:sz w:val="32"/>
-          <w:szCs w:val="32"/>
-        </w:rPr>
-      </w:pPr>
-      <w:r>
-        <w:rPr>
-          <w:rFonts w:eastAsia="Cambria" w:cs="Cambria"/>
-          <w:b/>
-          <w:color w:val="000000"/>
-          <w:sz w:val="32"/>
-          <w:szCs w:val="32"/>
-        </w:rPr>
-        <w:lastRenderedPageBreak/>
-        <w:t>Zadání maturitní práce</w:t>
-      </w:r>
-    </w:p>
-    <w:p>
-      <w:pPr>
-        <w:pBdr>
-          <w:top w:val="nil"/>
-          <w:left w:val="nil"/>
-          <w:bottom w:val="nil"/>
-          <w:right w:val="nil"/>
-          <w:between w:val="nil"/>
-        </w:pBdr>
-        <w:tabs>
-          <w:tab w:val="left" w:pos="3396"/>
-        </w:tabs>
-        <w:spacing w:before="60" w:after="60"/>
-        <w:rPr>
-          <w:rFonts w:eastAsia="Cambria" w:cs="Cambria"/>
-          <w:color w:val="000000"/>
-          <w:sz w:val="24"/>
-          <w:szCs w:val="24"/>
-        </w:rPr>
-      </w:pPr>
-      <w:r>
+        <w:spacing w:before="360" w:after="360"/>
+        <w:ind w:left="3401" w:hanging="3401"/>
+        <w:jc w:val="both"/>
         <w:rPr>
           <w:rFonts w:eastAsia="Cambria" w:cs="Cambria"/>
           <w:b/>
@@ -681,8 +1013,7 @@
           <w:sz w:val="24"/>
           <w:szCs w:val="24"/>
         </w:rPr>
-        <w:t>Jméno a příjmení žáka:</w:t>
-      </w:r>
+      </w:pPr>
       <w:r>
         <w:rPr>
           <w:rFonts w:eastAsia="Cambria" w:cs="Cambria"/>
@@ -691,6 +1022,16 @@
           <w:sz w:val="24"/>
           <w:szCs w:val="24"/>
         </w:rPr>
+        <w:t>Téma:</w:t>
+      </w:r>
+      <w:r>
+        <w:rPr>
+          <w:rFonts w:eastAsia="Cambria" w:cs="Cambria"/>
+          <w:b/>
+          <w:color w:val="000000"/>
+          <w:sz w:val="24"/>
+          <w:szCs w:val="24"/>
+        </w:rPr>
         <w:tab/>
       </w:r>
       <w:r>
@@ -700,269 +1041,137 @@
           <w:sz w:val="24"/>
           <w:szCs w:val="24"/>
         </w:rPr>
-        <w:t>Jan Novotný</w:t>
-      </w:r>
-    </w:p>
-    <w:p>
-      <w:pPr>
-        <w:pBdr>
-          <w:top w:val="nil"/>
-          <w:left w:val="nil"/>
-          <w:bottom w:val="nil"/>
-          <w:right w:val="nil"/>
-          <w:between w:val="nil"/>
-        </w:pBdr>
-        <w:tabs>
-          <w:tab w:val="left" w:pos="3396"/>
-        </w:tabs>
-        <w:spacing w:before="60" w:after="60"/>
-        <w:rPr>
-          <w:rFonts w:eastAsia="Cambria" w:cs="Cambria"/>
-          <w:color w:val="000000"/>
-        </w:rPr>
-      </w:pPr>
+        <w:t>11</w:t>
+      </w:r>
       <w:r>
         <w:rPr>
           <w:rFonts w:eastAsia="Cambria" w:cs="Cambria"/>
           <w:b/>
           <w:color w:val="000000"/>
-        </w:rPr>
-        <w:t>Třída:</w:t>
+          <w:sz w:val="24"/>
+          <w:szCs w:val="24"/>
+        </w:rPr>
+        <w:t xml:space="preserve">. </w:t>
       </w:r>
       <w:r>
         <w:rPr>
           <w:rFonts w:eastAsia="Cambria" w:cs="Cambria"/>
-          <w:color w:val="000000"/>
-        </w:rPr>
-        <w:tab/>
-      </w:r>
-      <w:r>
-        <w:rPr>
-          <w:rFonts w:eastAsia="Cambria" w:cs="Cambria"/>
-        </w:rPr>
-        <w:t>I4C</w:t>
+          <w:b/>
+          <w:sz w:val="24"/>
+          <w:szCs w:val="24"/>
+        </w:rPr>
+        <w:t>Chatbot s napojením na umělou inteligenci</w:t>
       </w:r>
     </w:p>
     <w:p>
       <w:pPr>
-        <w:pBdr>
-          <w:top w:val="nil"/>
-          <w:left w:val="nil"/>
-          <w:bottom w:val="nil"/>
-          <w:right w:val="nil"/>
-          <w:between w:val="nil"/>
-        </w:pBdr>
-        <w:tabs>
-          <w:tab w:val="left" w:pos="3396"/>
-        </w:tabs>
-        <w:spacing w:before="60" w:after="60"/>
-        <w:rPr>
-          <w:rFonts w:eastAsia="Cambria" w:cs="Cambria"/>
-          <w:color w:val="000000"/>
-        </w:rPr>
-      </w:pPr>
-      <w:r>
-        <w:rPr>
-          <w:rFonts w:eastAsia="Cambria" w:cs="Cambria"/>
-          <w:b/>
-          <w:color w:val="000000"/>
-        </w:rPr>
-        <w:t>Školní rok:</w:t>
-      </w:r>
-      <w:r>
-        <w:rPr>
-          <w:rFonts w:eastAsia="Cambria" w:cs="Cambria"/>
-          <w:color w:val="000000"/>
-        </w:rPr>
-        <w:t xml:space="preserve"> </w:t>
-      </w:r>
-      <w:r>
-        <w:rPr>
-          <w:rFonts w:eastAsia="Cambria" w:cs="Cambria"/>
-          <w:color w:val="000000"/>
-        </w:rPr>
-        <w:tab/>
-        <w:t>202</w:t>
-      </w:r>
-      <w:r>
-        <w:rPr>
-          <w:rFonts w:eastAsia="Cambria" w:cs="Cambria"/>
-        </w:rPr>
-        <w:t>4</w:t>
-      </w:r>
-      <w:r>
-        <w:rPr>
-          <w:rFonts w:eastAsia="Cambria" w:cs="Cambria"/>
-          <w:color w:val="000000"/>
-        </w:rPr>
-        <w:t>/20</w:t>
-      </w:r>
-      <w:r>
-        <w:rPr>
-          <w:rFonts w:eastAsia="Cambria" w:cs="Cambria"/>
-        </w:rPr>
-        <w:t>25</w:t>
+        <w:pStyle w:val="Neslovannadpis"/>
+        <w:rPr>
+          <w:rFonts w:eastAsia="Cambria"/>
+        </w:rPr>
+      </w:pPr>
+      <w:r>
+        <w:rPr>
+          <w:rFonts w:eastAsia="Cambria"/>
+        </w:rPr>
+        <w:t>Zadání maturitní práce</w:t>
       </w:r>
     </w:p>
     <w:p>
       <w:pPr>
-        <w:pBdr>
-          <w:top w:val="nil"/>
-          <w:left w:val="nil"/>
-          <w:bottom w:val="nil"/>
-          <w:right w:val="nil"/>
-          <w:between w:val="nil"/>
-        </w:pBdr>
-        <w:tabs>
-          <w:tab w:val="left" w:pos="3396"/>
-        </w:tabs>
-        <w:spacing w:before="60" w:after="60"/>
+        <w:spacing w:after="60"/>
+        <w:jc w:val="both"/>
         <w:rPr>
           <w:rFonts w:eastAsia="Cambria" w:cs="Cambria"/>
+          <w:highlight w:val="yellow"/>
         </w:rPr>
       </w:pPr>
       <w:r>
         <w:rPr>
           <w:rFonts w:eastAsia="Cambria" w:cs="Cambria"/>
-          <w:b/>
-          <w:color w:val="000000"/>
-        </w:rPr>
-        <w:t>Obor vzdělání:</w:t>
+        </w:rPr>
+        <w:t>Cílem práce je v</w:t>
       </w:r>
       <w:r>
         <w:rPr>
           <w:rFonts w:eastAsia="Cambria" w:cs="Cambria"/>
-          <w:color w:val="000000"/>
-        </w:rPr>
-        <w:tab/>
+        </w:rPr>
+        <w:t>ytvoření chatbota napojeného na umělou inteligenci, který bude sloužit k automatizovanému generování školních testů na základě předem definovaných pravidel/promptů.</w:t>
       </w:r>
       <w:r>
         <w:rPr>
           <w:rFonts w:eastAsia="Cambria" w:cs="Cambria"/>
         </w:rPr>
-        <w:t>18-20-M/01 Informační technologie</w:t>
+        <w:t xml:space="preserve"> C</w:t>
+      </w:r>
+      <w:r>
+        <w:rPr>
+          <w:rFonts w:eastAsia="Cambria" w:cs="Cambria"/>
+        </w:rPr>
+        <w:t xml:space="preserve">hatbot </w:t>
+      </w:r>
+      <w:r>
+        <w:rPr>
+          <w:rFonts w:eastAsia="Cambria" w:cs="Cambria"/>
+        </w:rPr>
+        <w:t xml:space="preserve">bude </w:t>
+      </w:r>
+      <w:r>
+        <w:rPr>
+          <w:rFonts w:eastAsia="Cambria" w:cs="Cambria"/>
+        </w:rPr>
+        <w:t>zaměř</w:t>
+      </w:r>
+      <w:r>
+        <w:rPr>
+          <w:rFonts w:eastAsia="Cambria" w:cs="Cambria"/>
+        </w:rPr>
+        <w:t>en</w:t>
+      </w:r>
+      <w:r>
+        <w:rPr>
+          <w:rFonts w:eastAsia="Cambria" w:cs="Cambria"/>
+        </w:rPr>
+        <w:t xml:space="preserve"> na předměty český </w:t>
+      </w:r>
+      <w:r>
+        <w:rPr>
+          <w:rFonts w:eastAsia="Cambria" w:cs="Cambria"/>
+        </w:rPr>
+        <w:t xml:space="preserve">jazyk </w:t>
+      </w:r>
+      <w:r>
+        <w:rPr>
+          <w:rFonts w:eastAsia="Cambria" w:cs="Cambria"/>
+        </w:rPr>
+        <w:t>a anglický jazyk.</w:t>
+      </w:r>
+      <w:r>
+        <w:rPr>
+          <w:rFonts w:eastAsia="Cambria" w:cs="Cambria"/>
+        </w:rPr>
+        <w:t xml:space="preserve"> </w:t>
+      </w:r>
+      <w:r>
+        <w:rPr>
+          <w:rFonts w:eastAsia="Cambria" w:cs="Cambria"/>
+        </w:rPr>
+        <w:t>Úlohou chatbota bude sestavit dotaz na AI, která poté vygeneruje požadovaný test.</w:t>
       </w:r>
     </w:p>
     <w:p>
       <w:pPr>
-        <w:pBdr>
-          <w:top w:val="nil"/>
-          <w:left w:val="nil"/>
-          <w:bottom w:val="nil"/>
-          <w:right w:val="nil"/>
-          <w:between w:val="nil"/>
-        </w:pBdr>
-        <w:tabs>
-          <w:tab w:val="left" w:pos="3396"/>
-        </w:tabs>
-        <w:spacing w:before="60" w:after="60"/>
+        <w:spacing w:after="60"/>
+        <w:jc w:val="both"/>
         <w:rPr>
           <w:rFonts w:eastAsia="Cambria" w:cs="Cambria"/>
-          <w:color w:val="000000"/>
         </w:rPr>
       </w:pPr>
       <w:r>
         <w:rPr>
           <w:rFonts w:eastAsia="Cambria" w:cs="Cambria"/>
-          <w:b/>
-          <w:color w:val="000000"/>
-        </w:rPr>
-        <w:t>Vedoucí maturitní práce</w:t>
-      </w:r>
-      <w:r>
-        <w:rPr>
-          <w:rFonts w:eastAsia="Cambria" w:cs="Cambria"/>
-          <w:color w:val="000000"/>
-        </w:rPr>
-        <w:t>:</w:t>
-      </w:r>
-      <w:r>
-        <w:rPr>
-          <w:rFonts w:eastAsia="Cambria" w:cs="Cambria"/>
-          <w:color w:val="000000"/>
-        </w:rPr>
-        <w:tab/>
-      </w:r>
-      <w:r>
-        <w:rPr>
-          <w:rFonts w:eastAsia="Cambria" w:cs="Cambria"/>
-        </w:rPr>
-        <w:t xml:space="preserve">RNDr. Rostislav </w:t>
-      </w:r>
-      <w:proofErr w:type="spellStart"/>
-      <w:r>
-        <w:rPr>
-          <w:rFonts w:eastAsia="Cambria" w:cs="Cambria"/>
-        </w:rPr>
-        <w:t>Miarka</w:t>
-      </w:r>
-      <w:proofErr w:type="spellEnd"/>
-      <w:r>
-        <w:rPr>
-          <w:rFonts w:eastAsia="Cambria" w:cs="Cambria"/>
-        </w:rPr>
-        <w:t>, Ph.D.</w:t>
-      </w:r>
-    </w:p>
-    <w:p>
-      <w:pPr>
-        <w:pBdr>
-          <w:top w:val="nil"/>
-          <w:left w:val="nil"/>
-          <w:bottom w:val="nil"/>
-          <w:right w:val="nil"/>
-          <w:between w:val="nil"/>
-        </w:pBdr>
-        <w:tabs>
-          <w:tab w:val="left" w:pos="3396"/>
-        </w:tabs>
-        <w:spacing w:before="60" w:after="60"/>
-        <w:rPr>
-          <w:rFonts w:eastAsia="Cambria" w:cs="Cambria"/>
-          <w:color w:val="000000"/>
-        </w:rPr>
-      </w:pPr>
-      <w:r>
-        <w:rPr>
-          <w:rFonts w:eastAsia="Cambria" w:cs="Cambria"/>
-          <w:b/>
-          <w:color w:val="000000"/>
-        </w:rPr>
-        <w:t>Konzultant maturitní práce:</w:t>
-      </w:r>
-      <w:r>
-        <w:rPr>
-          <w:rFonts w:eastAsia="Cambria" w:cs="Cambria"/>
-          <w:b/>
-          <w:color w:val="000000"/>
-        </w:rPr>
-        <w:tab/>
-      </w:r>
-      <w:r>
-        <w:rPr>
-          <w:rFonts w:eastAsia="Cambria" w:cs="Cambria"/>
-        </w:rPr>
-        <w:t>Matyáš Boreček</w:t>
-      </w:r>
-      <w:r>
-        <w:rPr>
-          <w:rFonts w:eastAsia="Cambria" w:cs="Cambria"/>
-        </w:rPr>
-        <w:t xml:space="preserve">, </w:t>
-      </w:r>
-      <w:proofErr w:type="spellStart"/>
-      <w:r>
-        <w:rPr>
-          <w:rFonts w:eastAsia="Cambria" w:cs="Cambria"/>
-        </w:rPr>
-        <w:t>Unicorn</w:t>
-      </w:r>
-      <w:proofErr w:type="spellEnd"/>
-      <w:r>
-        <w:rPr>
-          <w:rFonts w:eastAsia="Cambria" w:cs="Cambria"/>
-        </w:rPr>
-        <w:t xml:space="preserve"> Systems</w:t>
+        </w:rPr>
+        <w:t xml:space="preserve">Výsledkem maturitní práce bude funkční aplikace (dle požadavků zadání), dále uživatelský manuál popisující ovládání aplikace a také písemná dokumentace popisující jednotlivé fáze návrhu a realizace aplikace. </w:t>
       </w:r>
     </w:p>
     <w:p>
@@ -975,18 +1184,12 @@
           <w:right w:val="nil"/>
           <w:between w:val="nil"/>
         </w:pBdr>
-        <w:tabs>
-          <w:tab w:val="left" w:pos="3396"/>
-        </w:tabs>
-        <w:spacing w:before="360" w:after="360"/>
-        <w:ind w:left="3401" w:hanging="3401"/>
+        <w:spacing w:before="240"/>
         <w:jc w:val="both"/>
         <w:rPr>
           <w:rFonts w:eastAsia="Cambria" w:cs="Cambria"/>
           <w:b/>
           <w:color w:val="000000"/>
-          <w:sz w:val="24"/>
-          <w:szCs w:val="24"/>
         </w:rPr>
       </w:pPr>
       <w:r>
@@ -994,149 +1197,55 @@
           <w:rFonts w:eastAsia="Cambria" w:cs="Cambria"/>
           <w:b/>
           <w:color w:val="000000"/>
-          <w:sz w:val="24"/>
-          <w:szCs w:val="24"/>
-        </w:rPr>
-        <w:t>Téma:</w:t>
-      </w:r>
-      <w:r>
-        <w:rPr>
-          <w:rFonts w:eastAsia="Cambria" w:cs="Cambria"/>
-          <w:b/>
-          <w:color w:val="000000"/>
-          <w:sz w:val="24"/>
-          <w:szCs w:val="24"/>
-        </w:rPr>
-        <w:tab/>
-      </w:r>
-      <w:r>
-        <w:rPr>
-          <w:rFonts w:eastAsia="Cambria" w:cs="Cambria"/>
-          <w:b/>
-          <w:sz w:val="24"/>
-          <w:szCs w:val="24"/>
-        </w:rPr>
-        <w:t>11</w:t>
-      </w:r>
-      <w:r>
-        <w:rPr>
-          <w:rFonts w:eastAsia="Cambria" w:cs="Cambria"/>
-          <w:b/>
-          <w:color w:val="000000"/>
-          <w:sz w:val="24"/>
-          <w:szCs w:val="24"/>
-        </w:rPr>
-        <w:t xml:space="preserve">. </w:t>
-      </w:r>
-      <w:r>
-        <w:rPr>
-          <w:rFonts w:eastAsia="Cambria" w:cs="Cambria"/>
-          <w:b/>
-          <w:sz w:val="24"/>
-          <w:szCs w:val="24"/>
-        </w:rPr>
-        <w:t>Chatbot s napojením na umělou inteligenci</w:t>
+        </w:rPr>
+        <w:t>Způsob zpracování a pokyny k obsahu a rozsahu maturitní práce:</w:t>
       </w:r>
     </w:p>
     <w:p>
       <w:pPr>
-        <w:pStyle w:val="Neslovannadpis"/>
-        <w:rPr>
-          <w:rFonts w:eastAsia="Cambria"/>
-        </w:rPr>
-      </w:pPr>
-      <w:r>
-        <w:rPr>
-          <w:rFonts w:eastAsia="Cambria"/>
-        </w:rPr>
-        <w:t>Zadání maturitní práce</w:t>
+        <w:spacing w:before="200" w:after="60"/>
+        <w:jc w:val="both"/>
+        <w:rPr>
+          <w:rFonts w:eastAsia="Cambria" w:cs="Cambria"/>
+        </w:rPr>
+      </w:pPr>
+      <w:r>
+        <w:rPr>
+          <w:rFonts w:eastAsia="Cambria" w:cs="Cambria"/>
+        </w:rPr>
+        <w:t>Cíle práce:</w:t>
       </w:r>
     </w:p>
     <w:p>
       <w:pPr>
-        <w:spacing w:after="60"/>
+        <w:pStyle w:val="Odstavecseseznamem"/>
+        <w:numPr>
+          <w:ilvl w:val="0"/>
+          <w:numId w:val="95"/>
+        </w:numPr>
+        <w:spacing w:before="40"/>
+        <w:ind w:left="426" w:hanging="284"/>
         <w:jc w:val="both"/>
         <w:rPr>
           <w:rFonts w:eastAsia="Cambria" w:cs="Cambria"/>
-          <w:highlight w:val="yellow"/>
         </w:rPr>
       </w:pPr>
       <w:r>
         <w:rPr>
           <w:rFonts w:eastAsia="Cambria" w:cs="Cambria"/>
         </w:rPr>
-        <w:t>Cílem práce je v</w:t>
-      </w:r>
-      <w:r>
-        <w:rPr>
-          <w:rFonts w:eastAsia="Cambria" w:cs="Cambria"/>
-        </w:rPr>
-        <w:t>ytvoření chatbota napojeného na umělou inteligenci, který bude sloužit k automatizovanému generování školních testů na základě předem definovaných pravidel/promptů.</w:t>
-      </w:r>
-      <w:r>
-        <w:rPr>
-          <w:rFonts w:eastAsia="Cambria" w:cs="Cambria"/>
-        </w:rPr>
-        <w:t xml:space="preserve"> C</w:t>
-      </w:r>
-      <w:r>
-        <w:rPr>
-          <w:rFonts w:eastAsia="Cambria" w:cs="Cambria"/>
-        </w:rPr>
-        <w:t xml:space="preserve">hatbot </w:t>
-      </w:r>
-      <w:r>
-        <w:rPr>
-          <w:rFonts w:eastAsia="Cambria" w:cs="Cambria"/>
-        </w:rPr>
-        <w:t xml:space="preserve">bude </w:t>
-      </w:r>
-      <w:r>
-        <w:rPr>
-          <w:rFonts w:eastAsia="Cambria" w:cs="Cambria"/>
-        </w:rPr>
-        <w:t>zaměř</w:t>
-      </w:r>
-      <w:r>
-        <w:rPr>
-          <w:rFonts w:eastAsia="Cambria" w:cs="Cambria"/>
-        </w:rPr>
-        <w:t>en</w:t>
-      </w:r>
-      <w:r>
-        <w:rPr>
-          <w:rFonts w:eastAsia="Cambria" w:cs="Cambria"/>
-        </w:rPr>
-        <w:t xml:space="preserve"> na předměty český </w:t>
-      </w:r>
-      <w:r>
-        <w:rPr>
-          <w:rFonts w:eastAsia="Cambria" w:cs="Cambria"/>
-        </w:rPr>
-        <w:t xml:space="preserve">jazyk </w:t>
-      </w:r>
-      <w:r>
-        <w:rPr>
-          <w:rFonts w:eastAsia="Cambria" w:cs="Cambria"/>
-        </w:rPr>
-        <w:t>a anglický jazyk.</w:t>
-      </w:r>
-      <w:r>
-        <w:rPr>
-          <w:rFonts w:eastAsia="Cambria" w:cs="Cambria"/>
-        </w:rPr>
-        <w:t xml:space="preserve"> </w:t>
-      </w:r>
-      <w:r>
-        <w:rPr>
-          <w:rFonts w:eastAsia="Cambria" w:cs="Cambria"/>
-        </w:rPr>
-        <w:t>Úlohou chatbota bude sestavit dotaz na AI, která poté vygeneruje požadovaný test.</w:t>
+        <w:t>Vytvoření chatbot systému napojeného na AI.</w:t>
       </w:r>
     </w:p>
     <w:p>
       <w:pPr>
-        <w:spacing w:after="60"/>
+        <w:pStyle w:val="Odstavecseseznamem"/>
+        <w:numPr>
+          <w:ilvl w:val="0"/>
+          <w:numId w:val="95"/>
+        </w:numPr>
+        <w:spacing w:before="40"/>
+        <w:ind w:left="426" w:hanging="284"/>
         <w:jc w:val="both"/>
         <w:rPr>
           <w:rFonts w:eastAsia="Cambria" w:cs="Cambria"/>
@@ -1146,7 +1255,596 @@
         <w:rPr>
           <w:rFonts w:eastAsia="Cambria" w:cs="Cambria"/>
         </w:rPr>
-        <w:t xml:space="preserve">Výsledkem maturitní práce bude funkční aplikace (dle požadavků zadání), dále uživatelský manuál popisující ovládání aplikace a také písemná dokumentace popisující jednotlivé fáze návrhu a realizace aplikace. </w:t>
+        <w:t>Generování testů</w:t>
+      </w:r>
+    </w:p>
+    <w:p>
+      <w:pPr>
+        <w:pStyle w:val="Odstavecseseznamem"/>
+        <w:numPr>
+          <w:ilvl w:val="1"/>
+          <w:numId w:val="95"/>
+        </w:numPr>
+        <w:spacing w:before="40"/>
+        <w:ind w:left="1134" w:hanging="283"/>
+        <w:jc w:val="both"/>
+        <w:rPr>
+          <w:rFonts w:eastAsia="Cambria" w:cs="Cambria"/>
+        </w:rPr>
+      </w:pPr>
+      <w:r>
+        <w:rPr>
+          <w:rFonts w:eastAsia="Cambria" w:cs="Cambria"/>
+        </w:rPr>
+        <w:t>Slouží k vygenerování testů, které chatbot sestavuje a odesílá na AI</w:t>
+      </w:r>
+    </w:p>
+    <w:p>
+      <w:pPr>
+        <w:pStyle w:val="Odstavecseseznamem"/>
+        <w:numPr>
+          <w:ilvl w:val="0"/>
+          <w:numId w:val="95"/>
+        </w:numPr>
+        <w:spacing w:before="40"/>
+        <w:ind w:left="426" w:hanging="284"/>
+        <w:jc w:val="both"/>
+        <w:rPr>
+          <w:rFonts w:eastAsia="Cambria" w:cs="Cambria"/>
+        </w:rPr>
+      </w:pPr>
+      <w:r>
+        <w:rPr>
+          <w:rFonts w:eastAsia="Cambria" w:cs="Cambria"/>
+        </w:rPr>
+        <w:t>Perzistenc</w:t>
+      </w:r>
+      <w:r>
+        <w:rPr>
+          <w:rFonts w:eastAsia="Cambria" w:cs="Cambria"/>
+        </w:rPr>
+        <w:t>e</w:t>
+      </w:r>
+      <w:r>
+        <w:rPr>
+          <w:rFonts w:eastAsia="Cambria" w:cs="Cambria"/>
+        </w:rPr>
+        <w:t xml:space="preserve"> výsledků</w:t>
+      </w:r>
+    </w:p>
+    <w:p>
+      <w:pPr>
+        <w:pStyle w:val="Odstavecseseznamem"/>
+        <w:numPr>
+          <w:ilvl w:val="1"/>
+          <w:numId w:val="95"/>
+        </w:numPr>
+        <w:spacing w:before="40"/>
+        <w:ind w:left="1134" w:hanging="283"/>
+        <w:jc w:val="both"/>
+        <w:rPr>
+          <w:rFonts w:eastAsia="Cambria" w:cs="Cambria"/>
+        </w:rPr>
+      </w:pPr>
+      <w:r>
+        <w:rPr>
+          <w:rFonts w:eastAsia="Cambria" w:cs="Cambria"/>
+        </w:rPr>
+        <w:t xml:space="preserve">Ukládání promptů a výsledků do SQL databáze s přehlednou </w:t>
+      </w:r>
+      <w:r>
+        <w:rPr>
+          <w:rFonts w:eastAsia="Cambria" w:cs="Cambria"/>
+        </w:rPr>
+        <w:t>mapou</w:t>
+      </w:r>
+      <w:r>
+        <w:rPr>
+          <w:rFonts w:eastAsia="Cambria" w:cs="Cambria"/>
+        </w:rPr>
+        <w:t xml:space="preserve"> – Výsledky</w:t>
+      </w:r>
+      <w:r>
+        <w:rPr>
+          <w:rFonts w:eastAsia="Cambria" w:cs="Cambria"/>
+        </w:rPr>
+        <w:t xml:space="preserve"> testů a s nimi spojená mapa promptů budou ukládány do databáze spolu s tagy, které popisují cestu, které popisují proces, jímž AI prošla při formulaci dotazu.</w:t>
+      </w:r>
+    </w:p>
+    <w:p>
+      <w:pPr>
+        <w:pStyle w:val="Odstavecseseznamem"/>
+        <w:numPr>
+          <w:ilvl w:val="0"/>
+          <w:numId w:val="95"/>
+        </w:numPr>
+        <w:spacing w:before="40"/>
+        <w:ind w:left="426" w:hanging="284"/>
+        <w:jc w:val="both"/>
+        <w:rPr>
+          <w:rFonts w:eastAsia="Cambria" w:cs="Cambria"/>
+        </w:rPr>
+      </w:pPr>
+      <w:r>
+        <w:rPr>
+          <w:rFonts w:eastAsia="Cambria" w:cs="Cambria"/>
+        </w:rPr>
+        <w:t>Přílohy a rozšíření kontextu</w:t>
+      </w:r>
+    </w:p>
+    <w:p>
+      <w:pPr>
+        <w:pStyle w:val="Odstavecseseznamem"/>
+        <w:numPr>
+          <w:ilvl w:val="1"/>
+          <w:numId w:val="95"/>
+        </w:numPr>
+        <w:spacing w:before="40"/>
+        <w:ind w:left="1134" w:hanging="283"/>
+        <w:jc w:val="both"/>
+        <w:rPr>
+          <w:rFonts w:eastAsia="Cambria" w:cs="Cambria"/>
+        </w:rPr>
+      </w:pPr>
+      <w:r>
+        <w:rPr>
+          <w:rFonts w:eastAsia="Cambria" w:cs="Cambria"/>
+        </w:rPr>
+        <w:t>Uživatelé budou mít možnost přikládat soubory, které chatbot využije k rozšíření obsahového kontextu při generování testů.</w:t>
+      </w:r>
+    </w:p>
+    <w:p>
+      <w:pPr>
+        <w:pStyle w:val="Odstavecseseznamem"/>
+        <w:numPr>
+          <w:ilvl w:val="1"/>
+          <w:numId w:val="95"/>
+        </w:numPr>
+        <w:spacing w:before="40"/>
+        <w:ind w:left="1134" w:hanging="283"/>
+        <w:jc w:val="both"/>
+        <w:rPr>
+          <w:rFonts w:eastAsia="Cambria" w:cs="Cambria"/>
+        </w:rPr>
+      </w:pPr>
+      <w:r>
+        <w:rPr>
+          <w:rFonts w:eastAsia="Cambria" w:cs="Cambria"/>
+        </w:rPr>
+        <w:t>Každý soubor bude označen tagy a chatbot nabídne související obsah na základě volby uživatele.</w:t>
+      </w:r>
+    </w:p>
+    <w:p>
+      <w:pPr>
+        <w:pStyle w:val="Odstavecseseznamem"/>
+        <w:numPr>
+          <w:ilvl w:val="0"/>
+          <w:numId w:val="95"/>
+        </w:numPr>
+        <w:spacing w:before="40"/>
+        <w:ind w:left="567" w:hanging="425"/>
+        <w:jc w:val="both"/>
+        <w:rPr>
+          <w:rFonts w:eastAsia="Cambria" w:cs="Cambria"/>
+        </w:rPr>
+      </w:pPr>
+      <w:r>
+        <w:rPr>
+          <w:rFonts w:eastAsia="Cambria" w:cs="Cambria"/>
+        </w:rPr>
+        <w:t xml:space="preserve">Tvorbu uživatelského </w:t>
+      </w:r>
+      <w:r>
+        <w:rPr>
+          <w:rFonts w:eastAsia="Cambria" w:cs="Cambria"/>
+        </w:rPr>
+        <w:t>manuálu</w:t>
+      </w:r>
+    </w:p>
+    <w:p>
+      <w:pPr>
+        <w:pStyle w:val="Odstavecseseznamem"/>
+        <w:numPr>
+          <w:ilvl w:val="0"/>
+          <w:numId w:val="95"/>
+        </w:numPr>
+        <w:spacing w:before="40"/>
+        <w:ind w:left="567" w:hanging="425"/>
+        <w:jc w:val="both"/>
+        <w:rPr>
+          <w:rFonts w:eastAsia="Cambria" w:cs="Cambria"/>
+        </w:rPr>
+      </w:pPr>
+      <w:r>
+        <w:rPr>
+          <w:rFonts w:eastAsia="Cambria" w:cs="Cambria"/>
+        </w:rPr>
+        <w:t xml:space="preserve">Volitelný cíl: </w:t>
+      </w:r>
+      <w:r>
+        <w:rPr>
+          <w:rFonts w:eastAsia="Cambria" w:cs="Cambria"/>
+        </w:rPr>
+        <w:t>Implementace uživatelského rozhraní pro interakci s chatbotem.</w:t>
+      </w:r>
+    </w:p>
+    <w:p>
+      <w:pPr>
+        <w:spacing w:before="240" w:after="60"/>
+        <w:jc w:val="both"/>
+        <w:rPr>
+          <w:rFonts w:eastAsia="Cambria" w:cs="Cambria"/>
+        </w:rPr>
+      </w:pPr>
+      <w:r>
+        <w:rPr>
+          <w:rFonts w:eastAsia="Cambria" w:cs="Cambria"/>
+        </w:rPr>
+        <w:t xml:space="preserve">Aplikace bude vyvinuta v jazyce Java a bude využívat relační databázi, s preferencí pro </w:t>
+      </w:r>
+      <w:proofErr w:type="spellStart"/>
+      <w:r>
+        <w:rPr>
+          <w:rFonts w:eastAsia="Cambria" w:cs="Cambria"/>
+        </w:rPr>
+        <w:t>PostgreSQL</w:t>
+      </w:r>
+      <w:proofErr w:type="spellEnd"/>
+      <w:r>
+        <w:rPr>
+          <w:rFonts w:eastAsia="Cambria" w:cs="Cambria"/>
+        </w:rPr>
+        <w:t xml:space="preserve">, přičemž volba konkrétního typu databáze závisí na </w:t>
+      </w:r>
+      <w:r>
+        <w:rPr>
+          <w:rFonts w:eastAsia="Cambria" w:cs="Cambria"/>
+        </w:rPr>
+        <w:t>autorovi práce</w:t>
+      </w:r>
+      <w:r>
+        <w:rPr>
+          <w:rFonts w:eastAsia="Cambria" w:cs="Cambria"/>
+        </w:rPr>
+        <w:t>.</w:t>
+      </w:r>
+    </w:p>
+    <w:p>
+      <w:pPr>
+        <w:spacing w:before="180" w:after="60"/>
+        <w:jc w:val="both"/>
+        <w:rPr>
+          <w:rFonts w:eastAsia="Cambria" w:cs="Cambria"/>
+        </w:rPr>
+      </w:pPr>
+      <w:r>
+        <w:rPr>
+          <w:rFonts w:eastAsia="Cambria" w:cs="Cambria"/>
+        </w:rPr>
+        <w:t>Písemná dokumentace, v rozsahu 8-12 normostran (normostrana = 1 800 znaků, tedy asi 30 řádků na stránku a 60 úhozů na řádek), bude obsahovat následující povinné části:</w:t>
+      </w:r>
+    </w:p>
+    <w:p>
+      <w:pPr>
+        <w:pStyle w:val="Odstavecseseznamem"/>
+        <w:numPr>
+          <w:ilvl w:val="0"/>
+          <w:numId w:val="96"/>
+        </w:numPr>
+        <w:spacing w:before="80"/>
+        <w:ind w:left="426" w:hanging="284"/>
+        <w:jc w:val="both"/>
+        <w:rPr>
+          <w:rFonts w:eastAsia="Cambria" w:cs="Cambria"/>
+        </w:rPr>
+      </w:pPr>
+      <w:r>
+        <w:rPr>
+          <w:rFonts w:eastAsia="Cambria" w:cs="Cambria"/>
+        </w:rPr>
+        <w:t>Titulní strana, Anotace, Prohlášení, Obsah, Úvod, Závěr, Zdroje</w:t>
+      </w:r>
+    </w:p>
+    <w:p>
+      <w:pPr>
+        <w:pStyle w:val="Odstavecseseznamem"/>
+        <w:numPr>
+          <w:ilvl w:val="0"/>
+          <w:numId w:val="96"/>
+        </w:numPr>
+        <w:ind w:left="426" w:hanging="284"/>
+        <w:jc w:val="both"/>
+        <w:rPr>
+          <w:rFonts w:eastAsia="Cambria" w:cs="Cambria"/>
+        </w:rPr>
+      </w:pPr>
+      <w:r>
+        <w:rPr>
+          <w:rFonts w:eastAsia="Cambria" w:cs="Cambria"/>
+        </w:rPr>
+        <w:t xml:space="preserve">Hlavní kapitoly (mezi částmi Úvod a Závěr) s popisem jednotlivých fází návrhu a realizace </w:t>
+      </w:r>
+      <w:r>
+        <w:rPr>
+          <w:rFonts w:eastAsia="Cambria" w:cs="Cambria"/>
+        </w:rPr>
+        <w:t>aplikace</w:t>
+      </w:r>
+    </w:p>
+    <w:p>
+      <w:pPr>
+        <w:spacing w:before="240"/>
+        <w:jc w:val="both"/>
+        <w:rPr>
+          <w:rFonts w:eastAsia="Cambria" w:cs="Cambria"/>
+        </w:rPr>
+      </w:pPr>
+      <w:r>
+        <w:rPr>
+          <w:rFonts w:eastAsia="Cambria" w:cs="Cambria"/>
+        </w:rPr>
+        <w:t xml:space="preserve">Odevzdána bude 1x elektronická verze a 1x tištěná verze práce. Pro elektronickou verzi vytvořte archiv s názvem </w:t>
+      </w:r>
+      <w:r>
+        <w:rPr>
+          <w:rFonts w:eastAsia="Cambria" w:cs="Cambria"/>
+          <w:i/>
+        </w:rPr>
+        <w:t>Třída_Příjmení_ČísloPráce.zip</w:t>
+      </w:r>
+      <w:r>
+        <w:rPr>
+          <w:rFonts w:eastAsia="Cambria" w:cs="Cambria"/>
+        </w:rPr>
+        <w:t xml:space="preserve">, který bude obsahovat všechny soubory aplikace a veškerou dokumentaci v elektronické formě a odevzdejte ho přes aplikaci Google </w:t>
+      </w:r>
+      <w:proofErr w:type="spellStart"/>
+      <w:r>
+        <w:rPr>
+          <w:rFonts w:eastAsia="Cambria" w:cs="Cambria"/>
+        </w:rPr>
+        <w:t>Classroom</w:t>
+      </w:r>
+      <w:proofErr w:type="spellEnd"/>
+      <w:r>
+        <w:rPr>
+          <w:rFonts w:eastAsia="Cambria" w:cs="Cambria"/>
+        </w:rPr>
+        <w:t>.</w:t>
+      </w:r>
+    </w:p>
+    <w:p>
+      <w:pPr>
+        <w:spacing w:before="200"/>
+        <w:jc w:val="both"/>
+        <w:rPr>
+          <w:rFonts w:eastAsia="Cambria" w:cs="Cambria"/>
+        </w:rPr>
+      </w:pPr>
+      <w:r>
+        <w:rPr>
+          <w:rFonts w:eastAsia="Cambria" w:cs="Cambria"/>
+        </w:rPr>
+        <w:lastRenderedPageBreak/>
+        <w:t>Archiv (</w:t>
+      </w:r>
+      <w:r>
+        <w:rPr>
+          <w:rFonts w:eastAsia="Cambria" w:cs="Cambria"/>
+          <w:i/>
+        </w:rPr>
+        <w:t>Třída_Příjmení_ČísloPráce.zip</w:t>
+      </w:r>
+      <w:r>
+        <w:rPr>
+          <w:rFonts w:eastAsia="Cambria" w:cs="Cambria"/>
+        </w:rPr>
+        <w:t>) bude obsahovat:</w:t>
+      </w:r>
+    </w:p>
+    <w:p>
+      <w:pPr>
+        <w:pStyle w:val="Odstavecseseznamem"/>
+        <w:numPr>
+          <w:ilvl w:val="0"/>
+          <w:numId w:val="97"/>
+        </w:numPr>
+        <w:jc w:val="both"/>
+        <w:rPr>
+          <w:rFonts w:eastAsia="Cambria" w:cs="Cambria"/>
+        </w:rPr>
+      </w:pPr>
+      <w:r>
+        <w:rPr>
+          <w:rFonts w:eastAsia="Cambria" w:cs="Cambria"/>
+        </w:rPr>
+        <w:t>v</w:t>
+      </w:r>
+      <w:r>
+        <w:rPr>
+          <w:rFonts w:eastAsia="Cambria" w:cs="Cambria"/>
+        </w:rPr>
+        <w:t>šechny zdrojové kódy aplikace</w:t>
+      </w:r>
+      <w:r>
+        <w:rPr>
+          <w:rFonts w:eastAsia="Cambria" w:cs="Cambria"/>
+        </w:rPr>
+        <w:t>,</w:t>
+      </w:r>
+    </w:p>
+    <w:p>
+      <w:pPr>
+        <w:pStyle w:val="Odstavecseseznamem"/>
+        <w:numPr>
+          <w:ilvl w:val="0"/>
+          <w:numId w:val="97"/>
+        </w:numPr>
+        <w:jc w:val="both"/>
+        <w:rPr>
+          <w:rFonts w:eastAsia="Cambria" w:cs="Cambria"/>
+        </w:rPr>
+      </w:pPr>
+      <w:r>
+        <w:rPr>
+          <w:rFonts w:eastAsia="Cambria" w:cs="Cambria"/>
+        </w:rPr>
+        <w:t>sestavenou funkční aplikaci,</w:t>
+      </w:r>
+    </w:p>
+    <w:p>
+      <w:pPr>
+        <w:pStyle w:val="Odstavecseseznamem"/>
+        <w:numPr>
+          <w:ilvl w:val="0"/>
+          <w:numId w:val="97"/>
+        </w:numPr>
+        <w:jc w:val="both"/>
+        <w:rPr>
+          <w:rFonts w:eastAsia="Cambria" w:cs="Cambria"/>
+        </w:rPr>
+      </w:pPr>
+      <w:r>
+        <w:rPr>
+          <w:rFonts w:eastAsia="Cambria" w:cs="Cambria"/>
+        </w:rPr>
+        <w:t>databázový export (*.</w:t>
+      </w:r>
+      <w:proofErr w:type="spellStart"/>
+      <w:r>
+        <w:rPr>
+          <w:rFonts w:eastAsia="Cambria" w:cs="Cambria"/>
+        </w:rPr>
+        <w:t>sql</w:t>
+      </w:r>
+      <w:proofErr w:type="spellEnd"/>
+      <w:r>
+        <w:rPr>
+          <w:rFonts w:eastAsia="Cambria" w:cs="Cambria"/>
+        </w:rPr>
+        <w:t>)</w:t>
+      </w:r>
+      <w:r>
+        <w:rPr>
+          <w:rFonts w:eastAsia="Cambria" w:cs="Cambria"/>
+        </w:rPr>
+        <w:t>,</w:t>
+      </w:r>
+    </w:p>
+    <w:p>
+      <w:pPr>
+        <w:pStyle w:val="Odstavecseseznamem"/>
+        <w:numPr>
+          <w:ilvl w:val="0"/>
+          <w:numId w:val="97"/>
+        </w:numPr>
+        <w:jc w:val="both"/>
+        <w:rPr>
+          <w:rFonts w:eastAsia="Cambria" w:cs="Cambria"/>
+        </w:rPr>
+      </w:pPr>
+      <w:r>
+        <w:rPr>
+          <w:rFonts w:eastAsia="Cambria" w:cs="Cambria"/>
+        </w:rPr>
+        <w:t>manuál pro uživatele (*.</w:t>
+      </w:r>
+      <w:proofErr w:type="spellStart"/>
+      <w:r>
+        <w:rPr>
+          <w:rFonts w:eastAsia="Cambria" w:cs="Cambria"/>
+        </w:rPr>
+        <w:t>pdf</w:t>
+      </w:r>
+      <w:proofErr w:type="spellEnd"/>
+      <w:r>
+        <w:rPr>
+          <w:rFonts w:eastAsia="Cambria" w:cs="Cambria"/>
+        </w:rPr>
+        <w:t>) a</w:t>
+      </w:r>
+    </w:p>
+    <w:p>
+      <w:pPr>
+        <w:pStyle w:val="Odstavecseseznamem"/>
+        <w:numPr>
+          <w:ilvl w:val="0"/>
+          <w:numId w:val="97"/>
+        </w:numPr>
+        <w:jc w:val="both"/>
+        <w:rPr>
+          <w:rFonts w:eastAsia="Cambria" w:cs="Cambria"/>
+        </w:rPr>
+      </w:pPr>
+      <w:r>
+        <w:rPr>
+          <w:rFonts w:eastAsia="Cambria" w:cs="Cambria"/>
+        </w:rPr>
+        <w:t>elektronickou verzi písemné dokumentace (*.</w:t>
+      </w:r>
+      <w:proofErr w:type="spellStart"/>
+      <w:r>
+        <w:rPr>
+          <w:rFonts w:eastAsia="Cambria" w:cs="Cambria"/>
+        </w:rPr>
+        <w:t>docx</w:t>
+      </w:r>
+      <w:proofErr w:type="spellEnd"/>
+      <w:r>
+        <w:rPr>
+          <w:rFonts w:eastAsia="Cambria" w:cs="Cambria"/>
+        </w:rPr>
+        <w:t>/*.</w:t>
+      </w:r>
+      <w:proofErr w:type="spellStart"/>
+      <w:r>
+        <w:rPr>
+          <w:rFonts w:eastAsia="Cambria" w:cs="Cambria"/>
+        </w:rPr>
+        <w:t>odt</w:t>
+      </w:r>
+      <w:proofErr w:type="spellEnd"/>
+      <w:r>
+        <w:rPr>
+          <w:rFonts w:eastAsia="Cambria" w:cs="Cambria"/>
+        </w:rPr>
+        <w:t xml:space="preserve"> + *.</w:t>
+      </w:r>
+      <w:proofErr w:type="spellStart"/>
+      <w:r>
+        <w:rPr>
+          <w:rFonts w:eastAsia="Cambria" w:cs="Cambria"/>
+        </w:rPr>
+        <w:t>pdf</w:t>
+      </w:r>
+      <w:proofErr w:type="spellEnd"/>
+      <w:r>
+        <w:rPr>
+          <w:rFonts w:eastAsia="Cambria" w:cs="Cambria"/>
+        </w:rPr>
+        <w:t xml:space="preserve">). </w:t>
+      </w:r>
+    </w:p>
+    <w:p>
+      <w:pPr>
+        <w:pBdr>
+          <w:top w:val="nil"/>
+          <w:left w:val="nil"/>
+          <w:bottom w:val="nil"/>
+          <w:right w:val="nil"/>
+          <w:between w:val="nil"/>
+        </w:pBdr>
+        <w:spacing w:before="240"/>
+        <w:jc w:val="both"/>
+        <w:rPr>
+          <w:rFonts w:eastAsia="Cambria" w:cs="Cambria"/>
+        </w:rPr>
+      </w:pPr>
+      <w:r>
+        <w:rPr>
+          <w:rFonts w:eastAsia="Cambria" w:cs="Cambria"/>
+        </w:rPr>
+        <w:t>K obhajobě maturitní práce si připravte elektronickou prezentaci o minimálním rozsahu 10 snímků.</w:t>
       </w:r>
     </w:p>
     <w:p>
@@ -1159,7 +1857,7 @@
           <w:right w:val="nil"/>
           <w:between w:val="nil"/>
         </w:pBdr>
-        <w:spacing w:before="240" w:after="120"/>
+        <w:spacing w:after="60"/>
         <w:jc w:val="both"/>
         <w:rPr>
           <w:rFonts w:eastAsia="Cambria" w:cs="Cambria"/>
@@ -1173,653 +1871,7 @@
           <w:b/>
           <w:color w:val="000000"/>
         </w:rPr>
-        <w:t>Způsob zpracování a pokyny k obsahu a rozsahu maturitní práce:</w:t>
-      </w:r>
-    </w:p>
-    <w:p>
-      <w:pPr>
-        <w:spacing w:before="200" w:after="60"/>
-        <w:jc w:val="both"/>
-        <w:rPr>
-          <w:rFonts w:eastAsia="Cambria" w:cs="Cambria"/>
-        </w:rPr>
-      </w:pPr>
-      <w:r>
-        <w:rPr>
-          <w:rFonts w:eastAsia="Cambria" w:cs="Cambria"/>
-        </w:rPr>
-        <w:t>Cíle práce:</w:t>
-      </w:r>
-    </w:p>
-    <w:p>
-      <w:pPr>
-        <w:pStyle w:val="Odstavecseseznamem"/>
-        <w:numPr>
-          <w:ilvl w:val="0"/>
-          <w:numId w:val="95"/>
-        </w:numPr>
-        <w:spacing w:before="40"/>
-        <w:ind w:left="426" w:hanging="284"/>
-        <w:jc w:val="both"/>
-        <w:rPr>
-          <w:rFonts w:eastAsia="Cambria" w:cs="Cambria"/>
-        </w:rPr>
-      </w:pPr>
-      <w:r>
-        <w:rPr>
-          <w:rFonts w:eastAsia="Cambria" w:cs="Cambria"/>
-        </w:rPr>
-        <w:t>Vytvoření chatbot systému napojeného na AI.</w:t>
-      </w:r>
-    </w:p>
-    <w:p>
-      <w:pPr>
-        <w:pStyle w:val="Odstavecseseznamem"/>
-        <w:numPr>
-          <w:ilvl w:val="0"/>
-          <w:numId w:val="95"/>
-        </w:numPr>
-        <w:spacing w:before="40"/>
-        <w:ind w:left="426" w:hanging="284"/>
-        <w:jc w:val="both"/>
-        <w:rPr>
-          <w:rFonts w:eastAsia="Cambria" w:cs="Cambria"/>
-        </w:rPr>
-      </w:pPr>
-      <w:r>
-        <w:rPr>
-          <w:rFonts w:eastAsia="Cambria" w:cs="Cambria"/>
-        </w:rPr>
-        <w:t>Generování testů</w:t>
-      </w:r>
-    </w:p>
-    <w:p>
-      <w:pPr>
-        <w:pStyle w:val="Odstavecseseznamem"/>
-        <w:numPr>
-          <w:ilvl w:val="1"/>
-          <w:numId w:val="95"/>
-        </w:numPr>
-        <w:spacing w:before="40"/>
-        <w:ind w:left="1134" w:hanging="283"/>
-        <w:jc w:val="both"/>
-        <w:rPr>
-          <w:rFonts w:eastAsia="Cambria" w:cs="Cambria"/>
-        </w:rPr>
-      </w:pPr>
-      <w:r>
-        <w:rPr>
-          <w:rFonts w:eastAsia="Cambria" w:cs="Cambria"/>
-        </w:rPr>
-        <w:t>Slouží k vygenerování testů, které chatbot sestavuje a odesílá na AI</w:t>
-      </w:r>
-    </w:p>
-    <w:p>
-      <w:pPr>
-        <w:pStyle w:val="Odstavecseseznamem"/>
-        <w:numPr>
-          <w:ilvl w:val="0"/>
-          <w:numId w:val="95"/>
-        </w:numPr>
-        <w:spacing w:before="40"/>
-        <w:ind w:left="426" w:hanging="284"/>
-        <w:jc w:val="both"/>
-        <w:rPr>
-          <w:rFonts w:eastAsia="Cambria" w:cs="Cambria"/>
-        </w:rPr>
-      </w:pPr>
-      <w:r>
-        <w:rPr>
-          <w:rFonts w:eastAsia="Cambria" w:cs="Cambria"/>
-        </w:rPr>
-        <w:t>Perzistenc</w:t>
-      </w:r>
-      <w:r>
-        <w:rPr>
-          <w:rFonts w:eastAsia="Cambria" w:cs="Cambria"/>
-        </w:rPr>
-        <w:t>e</w:t>
-      </w:r>
-      <w:r>
-        <w:rPr>
-          <w:rFonts w:eastAsia="Cambria" w:cs="Cambria"/>
-        </w:rPr>
-        <w:t xml:space="preserve"> výsledků</w:t>
-      </w:r>
-    </w:p>
-    <w:p>
-      <w:pPr>
-        <w:pStyle w:val="Odstavecseseznamem"/>
-        <w:numPr>
-          <w:ilvl w:val="1"/>
-          <w:numId w:val="95"/>
-        </w:numPr>
-        <w:spacing w:before="40"/>
-        <w:ind w:left="1134" w:hanging="283"/>
-        <w:jc w:val="both"/>
-        <w:rPr>
-          <w:rFonts w:eastAsia="Cambria" w:cs="Cambria"/>
-        </w:rPr>
-      </w:pPr>
-      <w:r>
-        <w:rPr>
-          <w:rFonts w:eastAsia="Cambria" w:cs="Cambria"/>
-        </w:rPr>
-        <w:t xml:space="preserve">Ukládání promptů a výsledků do SQL databáze s přehlednou </w:t>
-      </w:r>
-      <w:proofErr w:type="gramStart"/>
-      <w:r>
-        <w:rPr>
-          <w:rFonts w:eastAsia="Cambria" w:cs="Cambria"/>
-        </w:rPr>
-        <w:t>mapou</w:t>
-      </w:r>
-      <w:r>
-        <w:rPr>
-          <w:rFonts w:eastAsia="Cambria" w:cs="Cambria"/>
-        </w:rPr>
-        <w:t xml:space="preserve"> - </w:t>
-      </w:r>
-      <w:r>
-        <w:rPr>
-          <w:rFonts w:eastAsia="Cambria" w:cs="Cambria"/>
-        </w:rPr>
-        <w:t>Výsledky</w:t>
-      </w:r>
-      <w:proofErr w:type="gramEnd"/>
-      <w:r>
-        <w:rPr>
-          <w:rFonts w:eastAsia="Cambria" w:cs="Cambria"/>
-        </w:rPr>
-        <w:t xml:space="preserve"> testů a s nimi spojená mapa promptů budou ukládány do databáze spolu s tagy, které popisují cestu, které popisují proces, jímž AI prošla při formulaci dotazu.</w:t>
-      </w:r>
-    </w:p>
-    <w:p>
-      <w:pPr>
-        <w:pStyle w:val="Odstavecseseznamem"/>
-        <w:numPr>
-          <w:ilvl w:val="0"/>
-          <w:numId w:val="95"/>
-        </w:numPr>
-        <w:spacing w:before="40"/>
-        <w:ind w:left="426" w:hanging="284"/>
-        <w:jc w:val="both"/>
-        <w:rPr>
-          <w:rFonts w:eastAsia="Cambria" w:cs="Cambria"/>
-        </w:rPr>
-      </w:pPr>
-      <w:r>
-        <w:rPr>
-          <w:rFonts w:eastAsia="Cambria" w:cs="Cambria"/>
-        </w:rPr>
-        <w:t>Přílohy a rozšíření kontextu</w:t>
-      </w:r>
-    </w:p>
-    <w:p>
-      <w:pPr>
-        <w:pStyle w:val="Odstavecseseznamem"/>
-        <w:numPr>
-          <w:ilvl w:val="1"/>
-          <w:numId w:val="95"/>
-        </w:numPr>
-        <w:spacing w:before="40"/>
-        <w:ind w:left="1134" w:hanging="283"/>
-        <w:jc w:val="both"/>
-        <w:rPr>
-          <w:rFonts w:eastAsia="Cambria" w:cs="Cambria"/>
-        </w:rPr>
-      </w:pPr>
-      <w:r>
-        <w:rPr>
-          <w:rFonts w:eastAsia="Cambria" w:cs="Cambria"/>
-        </w:rPr>
-        <w:t>Uživatelé budou mít možnost přikládat soubory, které chatbot využije k rozšíření obsahového kontextu při generování testů.</w:t>
-      </w:r>
-    </w:p>
-    <w:p>
-      <w:pPr>
-        <w:pStyle w:val="Odstavecseseznamem"/>
-        <w:numPr>
-          <w:ilvl w:val="1"/>
-          <w:numId w:val="95"/>
-        </w:numPr>
-        <w:spacing w:before="40"/>
-        <w:ind w:left="1134" w:hanging="283"/>
-        <w:jc w:val="both"/>
-        <w:rPr>
-          <w:rFonts w:eastAsia="Cambria" w:cs="Cambria"/>
-        </w:rPr>
-      </w:pPr>
-      <w:r>
-        <w:rPr>
-          <w:rFonts w:eastAsia="Cambria" w:cs="Cambria"/>
-        </w:rPr>
-        <w:t>Každý soubor bude označen tagy a chatbot nabídne související obsah na základě volby uživatele.</w:t>
-      </w:r>
-    </w:p>
-    <w:p>
-      <w:pPr>
-        <w:pStyle w:val="Odstavecseseznamem"/>
-        <w:numPr>
-          <w:ilvl w:val="0"/>
-          <w:numId w:val="95"/>
-        </w:numPr>
-        <w:spacing w:before="40"/>
-        <w:ind w:left="567" w:hanging="425"/>
-        <w:jc w:val="both"/>
-        <w:rPr>
-          <w:rFonts w:eastAsia="Cambria" w:cs="Cambria"/>
-        </w:rPr>
-      </w:pPr>
-      <w:r>
-        <w:rPr>
-          <w:rFonts w:eastAsia="Cambria" w:cs="Cambria"/>
-        </w:rPr>
-        <w:t xml:space="preserve">Tvorbu uživatelského </w:t>
-      </w:r>
-      <w:r>
-        <w:rPr>
-          <w:rFonts w:eastAsia="Cambria" w:cs="Cambria"/>
-        </w:rPr>
-        <w:t>manuálu</w:t>
-      </w:r>
-    </w:p>
-    <w:p>
-      <w:pPr>
-        <w:pStyle w:val="Odstavecseseznamem"/>
-        <w:numPr>
-          <w:ilvl w:val="0"/>
-          <w:numId w:val="95"/>
-        </w:numPr>
-        <w:spacing w:before="40"/>
-        <w:ind w:left="567" w:hanging="425"/>
-        <w:jc w:val="both"/>
-        <w:rPr>
-          <w:rFonts w:eastAsia="Cambria" w:cs="Cambria"/>
-        </w:rPr>
-      </w:pPr>
-      <w:r>
-        <w:rPr>
-          <w:rFonts w:eastAsia="Cambria" w:cs="Cambria"/>
-        </w:rPr>
-        <w:t xml:space="preserve">Volitelný cíl: </w:t>
-      </w:r>
-      <w:r>
-        <w:rPr>
-          <w:rFonts w:eastAsia="Cambria" w:cs="Cambria"/>
-        </w:rPr>
-        <w:t>Implementace uživatelského rozhraní pro interakci s chatbotem.</w:t>
-      </w:r>
-    </w:p>
-    <w:p>
-      <w:pPr>
-        <w:spacing w:before="240" w:after="60"/>
-        <w:jc w:val="both"/>
-        <w:rPr>
-          <w:rFonts w:eastAsia="Cambria" w:cs="Cambria"/>
-        </w:rPr>
-      </w:pPr>
-      <w:r>
-        <w:rPr>
-          <w:rFonts w:eastAsia="Cambria" w:cs="Cambria"/>
-        </w:rPr>
-        <w:t xml:space="preserve">Aplikace bude vyvinuta v jazyce Java a bude využívat relační databázi, s preferencí pro </w:t>
-      </w:r>
-      <w:proofErr w:type="spellStart"/>
-      <w:r>
-        <w:rPr>
-          <w:rFonts w:eastAsia="Cambria" w:cs="Cambria"/>
-        </w:rPr>
-        <w:t>PostgreSQL</w:t>
-      </w:r>
-      <w:proofErr w:type="spellEnd"/>
-      <w:r>
-        <w:rPr>
-          <w:rFonts w:eastAsia="Cambria" w:cs="Cambria"/>
-        </w:rPr>
-        <w:t xml:space="preserve">, přičemž volba konkrétního typu databáze závisí na </w:t>
-      </w:r>
-      <w:r>
-        <w:rPr>
-          <w:rFonts w:eastAsia="Cambria" w:cs="Cambria"/>
-        </w:rPr>
-        <w:t>autorovi práce</w:t>
-      </w:r>
-      <w:r>
-        <w:rPr>
-          <w:rFonts w:eastAsia="Cambria" w:cs="Cambria"/>
-        </w:rPr>
-        <w:t>.</w:t>
-      </w:r>
-    </w:p>
-    <w:p>
-      <w:pPr>
-        <w:spacing w:before="180" w:after="60"/>
-        <w:jc w:val="both"/>
-        <w:rPr>
-          <w:rFonts w:eastAsia="Cambria" w:cs="Cambria"/>
-        </w:rPr>
-      </w:pPr>
-      <w:r>
-        <w:rPr>
-          <w:rFonts w:eastAsia="Cambria" w:cs="Cambria"/>
-        </w:rPr>
-        <w:t>Písemná dokumentace, v rozsahu 8-12 normostran (normostrana = 1 800 znaků, tedy asi 30 řádků na stránku a 60 úhozů na řádek), bude obsahovat následující povinné části:</w:t>
-      </w:r>
-    </w:p>
-    <w:p>
-      <w:pPr>
-        <w:pStyle w:val="Odstavecseseznamem"/>
-        <w:numPr>
-          <w:ilvl w:val="0"/>
-          <w:numId w:val="96"/>
-        </w:numPr>
-        <w:spacing w:before="80"/>
-        <w:ind w:left="426" w:hanging="284"/>
-        <w:jc w:val="both"/>
-        <w:rPr>
-          <w:rFonts w:eastAsia="Cambria" w:cs="Cambria"/>
-        </w:rPr>
-      </w:pPr>
-      <w:r>
-        <w:rPr>
-          <w:rFonts w:eastAsia="Cambria" w:cs="Cambria"/>
-        </w:rPr>
-        <w:t>Titulní strana, Anotace, Prohlášení, Obsah, Úvod, Závěr, Zdroje</w:t>
-      </w:r>
-    </w:p>
-    <w:p>
-      <w:pPr>
-        <w:pStyle w:val="Odstavecseseznamem"/>
-        <w:numPr>
-          <w:ilvl w:val="0"/>
-          <w:numId w:val="96"/>
-        </w:numPr>
-        <w:ind w:left="426" w:hanging="284"/>
-        <w:jc w:val="both"/>
-        <w:rPr>
-          <w:rFonts w:eastAsia="Cambria" w:cs="Cambria"/>
-        </w:rPr>
-      </w:pPr>
-      <w:r>
-        <w:rPr>
-          <w:rFonts w:eastAsia="Cambria" w:cs="Cambria"/>
-        </w:rPr>
-        <w:t xml:space="preserve">Hlavní kapitoly (mezi částmi Úvod a Závěr) s popisem jednotlivých fází návrhu a realizace </w:t>
-      </w:r>
-      <w:r>
-        <w:rPr>
-          <w:rFonts w:eastAsia="Cambria" w:cs="Cambria"/>
-        </w:rPr>
-        <w:t>aplikace</w:t>
-      </w:r>
-    </w:p>
-    <w:p>
-      <w:pPr>
-        <w:spacing w:before="240" w:after="120"/>
-        <w:jc w:val="both"/>
-        <w:rPr>
-          <w:rFonts w:eastAsia="Cambria" w:cs="Cambria"/>
-        </w:rPr>
-      </w:pPr>
-      <w:r>
-        <w:rPr>
-          <w:rFonts w:eastAsia="Cambria" w:cs="Cambria"/>
-        </w:rPr>
-        <w:t xml:space="preserve">Odevzdána bude 1x elektronická verze a 1x tištěná verze práce. Pro elektronickou verzi vytvořte archiv s názvem </w:t>
-      </w:r>
-      <w:r>
-        <w:rPr>
-          <w:rFonts w:eastAsia="Cambria" w:cs="Cambria"/>
-          <w:i/>
-        </w:rPr>
-        <w:t>Třída_Příjmení_ČísloPráce.zip</w:t>
-      </w:r>
-      <w:r>
-        <w:rPr>
-          <w:rFonts w:eastAsia="Cambria" w:cs="Cambria"/>
-        </w:rPr>
-        <w:t xml:space="preserve">, který bude obsahovat všechny soubory aplikace a veškerou dokumentaci v elektronické formě a odevzdejte ho přes aplikaci Google </w:t>
-      </w:r>
-      <w:proofErr w:type="spellStart"/>
-      <w:r>
-        <w:rPr>
-          <w:rFonts w:eastAsia="Cambria" w:cs="Cambria"/>
-        </w:rPr>
-        <w:t>Classroom</w:t>
-      </w:r>
-      <w:proofErr w:type="spellEnd"/>
-      <w:r>
-        <w:rPr>
-          <w:rFonts w:eastAsia="Cambria" w:cs="Cambria"/>
-        </w:rPr>
-        <w:t>.</w:t>
-      </w:r>
-    </w:p>
-    <w:p>
-      <w:pPr>
-        <w:spacing w:after="160" w:line="259" w:lineRule="auto"/>
-        <w:rPr>
-          <w:rFonts w:eastAsia="Cambria" w:cs="Cambria"/>
-        </w:rPr>
-      </w:pPr>
-      <w:r>
-        <w:rPr>
-          <w:rFonts w:eastAsia="Cambria" w:cs="Cambria"/>
-        </w:rPr>
-        <w:br w:type="page"/>
-      </w:r>
-    </w:p>
-    <w:p>
-      <w:pPr>
-        <w:spacing w:before="200"/>
-        <w:jc w:val="both"/>
-        <w:rPr>
-          <w:rFonts w:eastAsia="Cambria" w:cs="Cambria"/>
-        </w:rPr>
-      </w:pPr>
-      <w:r>
-        <w:rPr>
-          <w:rFonts w:eastAsia="Cambria" w:cs="Cambria"/>
-        </w:rPr>
-        <w:lastRenderedPageBreak/>
-        <w:t>Archiv (</w:t>
-      </w:r>
-      <w:r>
-        <w:rPr>
-          <w:rFonts w:eastAsia="Cambria" w:cs="Cambria"/>
-          <w:i/>
-        </w:rPr>
-        <w:t>Třída_Příjmení_ČísloPráce.zip</w:t>
-      </w:r>
-      <w:r>
-        <w:rPr>
-          <w:rFonts w:eastAsia="Cambria" w:cs="Cambria"/>
-        </w:rPr>
-        <w:t>) bude obsahovat:</w:t>
-      </w:r>
-    </w:p>
-    <w:p>
-      <w:pPr>
-        <w:pStyle w:val="Odstavecseseznamem"/>
-        <w:numPr>
-          <w:ilvl w:val="0"/>
-          <w:numId w:val="97"/>
-        </w:numPr>
-        <w:jc w:val="both"/>
-        <w:rPr>
-          <w:rFonts w:eastAsia="Cambria" w:cs="Cambria"/>
-        </w:rPr>
-      </w:pPr>
-      <w:r>
-        <w:rPr>
-          <w:rFonts w:eastAsia="Cambria" w:cs="Cambria"/>
-        </w:rPr>
-        <w:t>v</w:t>
-      </w:r>
-      <w:r>
-        <w:rPr>
-          <w:rFonts w:eastAsia="Cambria" w:cs="Cambria"/>
-        </w:rPr>
-        <w:t>šechny zdrojové kódy aplikace</w:t>
-      </w:r>
-      <w:r>
-        <w:rPr>
-          <w:rFonts w:eastAsia="Cambria" w:cs="Cambria"/>
-        </w:rPr>
-        <w:t>,</w:t>
-      </w:r>
-    </w:p>
-    <w:p>
-      <w:pPr>
-        <w:pStyle w:val="Odstavecseseznamem"/>
-        <w:numPr>
-          <w:ilvl w:val="0"/>
-          <w:numId w:val="97"/>
-        </w:numPr>
-        <w:jc w:val="both"/>
-        <w:rPr>
-          <w:rFonts w:eastAsia="Cambria" w:cs="Cambria"/>
-        </w:rPr>
-      </w:pPr>
-      <w:r>
-        <w:rPr>
-          <w:rFonts w:eastAsia="Cambria" w:cs="Cambria"/>
-        </w:rPr>
-        <w:t>sestavenou funkční aplikaci,</w:t>
-      </w:r>
-    </w:p>
-    <w:p>
-      <w:pPr>
-        <w:pStyle w:val="Odstavecseseznamem"/>
-        <w:numPr>
-          <w:ilvl w:val="0"/>
-          <w:numId w:val="97"/>
-        </w:numPr>
-        <w:jc w:val="both"/>
-        <w:rPr>
-          <w:rFonts w:eastAsia="Cambria" w:cs="Cambria"/>
-        </w:rPr>
-      </w:pPr>
-      <w:r>
-        <w:rPr>
-          <w:rFonts w:eastAsia="Cambria" w:cs="Cambria"/>
-        </w:rPr>
-        <w:t>databázový export (*.</w:t>
-      </w:r>
-      <w:proofErr w:type="spellStart"/>
-      <w:r>
-        <w:rPr>
-          <w:rFonts w:eastAsia="Cambria" w:cs="Cambria"/>
-        </w:rPr>
-        <w:t>sql</w:t>
-      </w:r>
-      <w:proofErr w:type="spellEnd"/>
-      <w:r>
-        <w:rPr>
-          <w:rFonts w:eastAsia="Cambria" w:cs="Cambria"/>
-        </w:rPr>
-        <w:t>)</w:t>
-      </w:r>
-      <w:r>
-        <w:rPr>
-          <w:rFonts w:eastAsia="Cambria" w:cs="Cambria"/>
-        </w:rPr>
-        <w:t>,</w:t>
-      </w:r>
-    </w:p>
-    <w:p>
-      <w:pPr>
-        <w:pStyle w:val="Odstavecseseznamem"/>
-        <w:numPr>
-          <w:ilvl w:val="0"/>
-          <w:numId w:val="97"/>
-        </w:numPr>
-        <w:jc w:val="both"/>
-        <w:rPr>
-          <w:rFonts w:eastAsia="Cambria" w:cs="Cambria"/>
-        </w:rPr>
-      </w:pPr>
-      <w:r>
-        <w:rPr>
-          <w:rFonts w:eastAsia="Cambria" w:cs="Cambria"/>
-        </w:rPr>
-        <w:t>manuál pro uživatele (*.</w:t>
-      </w:r>
-      <w:proofErr w:type="spellStart"/>
-      <w:r>
-        <w:rPr>
-          <w:rFonts w:eastAsia="Cambria" w:cs="Cambria"/>
-        </w:rPr>
-        <w:t>pdf</w:t>
-      </w:r>
-      <w:proofErr w:type="spellEnd"/>
-      <w:r>
-        <w:rPr>
-          <w:rFonts w:eastAsia="Cambria" w:cs="Cambria"/>
-        </w:rPr>
-        <w:t>) a</w:t>
-      </w:r>
-    </w:p>
-    <w:p>
-      <w:pPr>
-        <w:pStyle w:val="Odstavecseseznamem"/>
-        <w:numPr>
-          <w:ilvl w:val="0"/>
-          <w:numId w:val="97"/>
-        </w:numPr>
-        <w:jc w:val="both"/>
-        <w:rPr>
-          <w:rFonts w:eastAsia="Cambria" w:cs="Cambria"/>
-        </w:rPr>
-      </w:pPr>
-      <w:r>
-        <w:rPr>
-          <w:rFonts w:eastAsia="Cambria" w:cs="Cambria"/>
-        </w:rPr>
-        <w:t>elektronickou verzi písemné dokumentace (*.</w:t>
-      </w:r>
-      <w:proofErr w:type="spellStart"/>
-      <w:r>
-        <w:rPr>
-          <w:rFonts w:eastAsia="Cambria" w:cs="Cambria"/>
-        </w:rPr>
-        <w:t>docx</w:t>
-      </w:r>
-      <w:proofErr w:type="spellEnd"/>
-      <w:r>
-        <w:rPr>
-          <w:rFonts w:eastAsia="Cambria" w:cs="Cambria"/>
-        </w:rPr>
-        <w:t>/*.</w:t>
-      </w:r>
-      <w:proofErr w:type="spellStart"/>
-      <w:r>
-        <w:rPr>
-          <w:rFonts w:eastAsia="Cambria" w:cs="Cambria"/>
-        </w:rPr>
-        <w:t>odt</w:t>
-      </w:r>
-      <w:proofErr w:type="spellEnd"/>
-      <w:r>
-        <w:rPr>
-          <w:rFonts w:eastAsia="Cambria" w:cs="Cambria"/>
-        </w:rPr>
-        <w:t xml:space="preserve"> + *.</w:t>
-      </w:r>
-      <w:proofErr w:type="spellStart"/>
-      <w:r>
-        <w:rPr>
-          <w:rFonts w:eastAsia="Cambria" w:cs="Cambria"/>
-        </w:rPr>
-        <w:t>pdf</w:t>
-      </w:r>
-      <w:proofErr w:type="spellEnd"/>
-      <w:r>
-        <w:rPr>
-          <w:rFonts w:eastAsia="Cambria" w:cs="Cambria"/>
-        </w:rPr>
-        <w:t xml:space="preserve">). </w:t>
+        <w:t>Délka obhajoby maturitní práce před zkušební maturitní komisí je 15 minut.</w:t>
       </w:r>
     </w:p>
     <w:p>
@@ -1831,22 +1883,19 @@
           <w:right w:val="nil"/>
           <w:between w:val="nil"/>
         </w:pBdr>
-        <w:spacing w:before="240" w:after="120"/>
-        <w:jc w:val="both"/>
+        <w:tabs>
+          <w:tab w:val="left" w:pos="3119"/>
+        </w:tabs>
+        <w:spacing w:after="60"/>
         <w:rPr>
           <w:rFonts w:eastAsia="Cambria" w:cs="Cambria"/>
-        </w:rPr>
-      </w:pPr>
-      <w:r>
-        <w:rPr>
-          <w:rFonts w:eastAsia="Cambria" w:cs="Cambria"/>
-        </w:rPr>
-        <w:t>K obhajobě maturitní práce si připravte elektronickou prezentaci o minimálním rozsahu 10 snímků.</w:t>
-      </w:r>
+          <w:b/>
+          <w:color w:val="000000"/>
+        </w:rPr>
+      </w:pPr>
     </w:p>
     <w:p>
       <w:pPr>
-        <w:keepNext/>
         <w:pBdr>
           <w:top w:val="nil"/>
           <w:left w:val="nil"/>
@@ -1854,21 +1903,49 @@
           <w:right w:val="nil"/>
           <w:between w:val="nil"/>
         </w:pBdr>
-        <w:spacing w:before="120" w:after="60"/>
-        <w:jc w:val="both"/>
+        <w:tabs>
+          <w:tab w:val="left" w:pos="3119"/>
+        </w:tabs>
+        <w:spacing w:after="60"/>
+        <w:rPr>
+          <w:rFonts w:eastAsia="Cambria" w:cs="Cambria"/>
+          <w:color w:val="000000"/>
+        </w:rPr>
+      </w:pPr>
+      <w:r>
         <w:rPr>
           <w:rFonts w:eastAsia="Cambria" w:cs="Cambria"/>
           <w:b/>
           <w:color w:val="000000"/>
         </w:rPr>
-      </w:pPr>
+        <w:t>Počet vyhotovení maturitní práce</w:t>
+      </w:r>
       <w:r>
         <w:rPr>
           <w:rFonts w:eastAsia="Cambria" w:cs="Cambria"/>
-          <w:b/>
           <w:color w:val="000000"/>
         </w:rPr>
-        <w:t>Délka obhajoby maturitní práce před zkušební maturitní komisí je 15 minut.</w:t>
+        <w:t xml:space="preserve">: </w:t>
+      </w:r>
+      <w:r>
+        <w:rPr>
+          <w:rFonts w:eastAsia="Cambria" w:cs="Cambria"/>
+          <w:color w:val="000000"/>
+        </w:rPr>
+        <w:tab/>
+      </w:r>
+      <w:r>
+        <w:rPr>
+          <w:rFonts w:eastAsia="Cambria" w:cs="Cambria"/>
+        </w:rPr>
+        <w:t xml:space="preserve">1 </w:t>
+      </w:r>
+      <w:r>
+        <w:rPr>
+          <w:rFonts w:eastAsia="Cambria" w:cs="Cambria"/>
+          <w:color w:val="000000"/>
+        </w:rPr>
+        <w:t>vyhotovení</w:t>
       </w:r>
     </w:p>
     <w:p>
@@ -1883,13 +1960,50 @@
         <w:tabs>
           <w:tab w:val="left" w:pos="3119"/>
         </w:tabs>
-        <w:spacing w:before="120" w:after="60"/>
+        <w:spacing w:after="60"/>
+        <w:rPr>
+          <w:rFonts w:eastAsia="Cambria" w:cs="Cambria"/>
+          <w:color w:val="000000"/>
+        </w:rPr>
+      </w:pPr>
+      <w:bookmarkStart w:id="13" w:name="_heading=h.gjdgxs" w:colFirst="0" w:colLast="0"/>
+      <w:bookmarkEnd w:id="13"/>
+      <w:r>
         <w:rPr>
           <w:rFonts w:eastAsia="Cambria" w:cs="Cambria"/>
           <w:b/>
           <w:color w:val="000000"/>
         </w:rPr>
-      </w:pPr>
+        <w:t>Termín zadání maturitní práce</w:t>
+      </w:r>
+      <w:r>
+        <w:rPr>
+          <w:rFonts w:eastAsia="Cambria" w:cs="Cambria"/>
+          <w:color w:val="000000"/>
+        </w:rPr>
+        <w:t>:</w:t>
+      </w:r>
+      <w:r>
+        <w:rPr>
+          <w:rFonts w:eastAsia="Cambria" w:cs="Cambria"/>
+          <w:color w:val="000000"/>
+        </w:rPr>
+        <w:tab/>
+      </w:r>
+      <w:r>
+        <w:rPr>
+          <w:rFonts w:eastAsia="Cambria" w:cs="Cambria"/>
+          <w:color w:val="000000"/>
+        </w:rPr>
+        <w:tab/>
+        <w:t>15</w:t>
+      </w:r>
+      <w:r>
+        <w:rPr>
+          <w:rFonts w:eastAsia="Cambria" w:cs="Cambria"/>
+        </w:rPr>
+        <w:t>. listopad 2024</w:t>
+      </w:r>
     </w:p>
     <w:p>
       <w:pPr>
@@ -1903,118 +2017,7 @@
         <w:tabs>
           <w:tab w:val="left" w:pos="3119"/>
         </w:tabs>
-        <w:spacing w:before="120" w:after="60"/>
-        <w:rPr>
-          <w:rFonts w:eastAsia="Cambria" w:cs="Cambria"/>
-          <w:color w:val="000000"/>
-        </w:rPr>
-      </w:pPr>
-      <w:r>
-        <w:rPr>
-          <w:rFonts w:eastAsia="Cambria" w:cs="Cambria"/>
-          <w:b/>
-          <w:color w:val="000000"/>
-        </w:rPr>
-        <w:t>Počet vyhotovení maturitní práce</w:t>
-      </w:r>
-      <w:r>
-        <w:rPr>
-          <w:rFonts w:eastAsia="Cambria" w:cs="Cambria"/>
-          <w:color w:val="000000"/>
-        </w:rPr>
-        <w:t xml:space="preserve">: </w:t>
-      </w:r>
-      <w:r>
-        <w:rPr>
-          <w:rFonts w:eastAsia="Cambria" w:cs="Cambria"/>
-          <w:color w:val="000000"/>
-        </w:rPr>
-        <w:tab/>
-      </w:r>
-      <w:r>
-        <w:rPr>
-          <w:rFonts w:eastAsia="Cambria" w:cs="Cambria"/>
-        </w:rPr>
-        <w:t xml:space="preserve">1 </w:t>
-      </w:r>
-      <w:r>
-        <w:rPr>
-          <w:rFonts w:eastAsia="Cambria" w:cs="Cambria"/>
-          <w:color w:val="000000"/>
-        </w:rPr>
-        <w:t>vyhotovení</w:t>
-      </w:r>
-    </w:p>
-    <w:p>
-      <w:pPr>
-        <w:pBdr>
-          <w:top w:val="nil"/>
-          <w:left w:val="nil"/>
-          <w:bottom w:val="nil"/>
-          <w:right w:val="nil"/>
-          <w:between w:val="nil"/>
-        </w:pBdr>
-        <w:tabs>
-          <w:tab w:val="left" w:pos="3119"/>
-        </w:tabs>
-        <w:spacing w:before="120" w:after="60"/>
-        <w:rPr>
-          <w:rFonts w:eastAsia="Cambria" w:cs="Cambria"/>
-          <w:color w:val="000000"/>
-        </w:rPr>
-      </w:pPr>
-      <w:bookmarkStart w:id="0" w:name="_heading=h.gjdgxs" w:colFirst="0" w:colLast="0"/>
-      <w:bookmarkEnd w:id="0"/>
-      <w:r>
-        <w:rPr>
-          <w:rFonts w:eastAsia="Cambria" w:cs="Cambria"/>
-          <w:b/>
-          <w:color w:val="000000"/>
-        </w:rPr>
-        <w:t>Termín zadání maturitní práce</w:t>
-      </w:r>
-      <w:r>
-        <w:rPr>
-          <w:rFonts w:eastAsia="Cambria" w:cs="Cambria"/>
-          <w:color w:val="000000"/>
-        </w:rPr>
-        <w:t>:</w:t>
-      </w:r>
-      <w:r>
-        <w:rPr>
-          <w:rFonts w:eastAsia="Cambria" w:cs="Cambria"/>
-          <w:color w:val="000000"/>
-        </w:rPr>
-        <w:tab/>
-      </w:r>
-      <w:r>
-        <w:rPr>
-          <w:rFonts w:eastAsia="Cambria" w:cs="Cambria"/>
-          <w:color w:val="000000"/>
-        </w:rPr>
-        <w:tab/>
-        <w:t>15</w:t>
-      </w:r>
-      <w:r>
-        <w:rPr>
-          <w:rFonts w:eastAsia="Cambria" w:cs="Cambria"/>
-        </w:rPr>
-        <w:t>. listopad 2024</w:t>
-      </w:r>
-    </w:p>
-    <w:p>
-      <w:pPr>
-        <w:pBdr>
-          <w:top w:val="nil"/>
-          <w:left w:val="nil"/>
-          <w:bottom w:val="nil"/>
-          <w:right w:val="nil"/>
-          <w:between w:val="nil"/>
-        </w:pBdr>
-        <w:tabs>
-          <w:tab w:val="left" w:pos="3119"/>
-        </w:tabs>
-        <w:spacing w:before="120" w:after="60"/>
+        <w:spacing w:after="60"/>
         <w:rPr>
           <w:rFonts w:eastAsia="Cambria" w:cs="Cambria"/>
           <w:color w:val="000000"/>
@@ -2255,10 +2258,16 @@
     <w:p>
       <w:pPr>
         <w:spacing w:after="160" w:line="259" w:lineRule="auto"/>
-      </w:pPr>
-      <w:r>
-        <w:br w:type="page"/>
-      </w:r>
+        <w:sectPr>
+          <w:headerReference w:type="first" r:id="rId9"/>
+          <w:pgSz w:w="11906" w:h="16838"/>
+          <w:pgMar w:top="1417" w:right="1417" w:bottom="1417" w:left="1417" w:header="510" w:footer="0" w:gutter="0"/>
+          <w:pgNumType w:start="0"/>
+          <w:cols w:space="708"/>
+          <w:titlePg/>
+          <w:docGrid w:linePitch="360"/>
+        </w:sectPr>
+      </w:pPr>
     </w:p>
     <w:p>
       <w:pPr>
@@ -2269,8 +2278,4261 @@
         <w:t>Anotace</w:t>
       </w:r>
     </w:p>
-    <w:p/>
+    <w:p>
+      <w:pPr>
+        <w:ind w:firstLine="708"/>
+      </w:pPr>
+      <w:r>
+        <w:t xml:space="preserve">Tato práce představuje vývoj aplikace v jazyce Java, </w:t>
+      </w:r>
+      <w:r>
+        <w:t xml:space="preserve">s uživatelským rozhraním vytvořeným pomocí </w:t>
+      </w:r>
+      <w:proofErr w:type="spellStart"/>
+      <w:r>
+        <w:t>JavaFX</w:t>
+      </w:r>
+      <w:proofErr w:type="spellEnd"/>
+      <w:r>
+        <w:t xml:space="preserve">, </w:t>
+      </w:r>
+      <w:r>
+        <w:t>která je integrována s umělou inteligencí a slouží k automatizované tvorbě testů pro studenty středních škol. Aplikace umožňuje generovat testy na základě uživatelem zadaných parametrů. Výstupem je test ve formátu *.</w:t>
+      </w:r>
+      <w:proofErr w:type="spellStart"/>
+      <w:r>
+        <w:t>docx</w:t>
+      </w:r>
+      <w:proofErr w:type="spellEnd"/>
+      <w:r>
+        <w:t>, který je následně možné archivovat a zpětně stáhnout díky systému databázového úložiště.</w:t>
+      </w:r>
+    </w:p>
+    <w:p>
+      <w:pPr>
+        <w:spacing w:after="160" w:line="259" w:lineRule="auto"/>
+      </w:pPr>
+      <w:r>
+        <w:br w:type="page"/>
+      </w:r>
+    </w:p>
+    <w:p>
+      <w:pPr>
+        <w:pStyle w:val="Neslovannadpis"/>
+      </w:pPr>
+      <w:r>
+        <w:lastRenderedPageBreak/>
+        <w:t>Poděkování</w:t>
+      </w:r>
+    </w:p>
+    <w:p>
+      <w:pPr>
+        <w:rPr>
+          <w:rFonts w:eastAsia="Cambria" w:cs="Cambria"/>
+        </w:rPr>
+      </w:pPr>
+      <w:r>
+        <w:tab/>
+        <w:t xml:space="preserve">Poděkování patří především organizaci </w:t>
+      </w:r>
+      <w:proofErr w:type="spellStart"/>
+      <w:r>
+        <w:t>Unicorn</w:t>
+      </w:r>
+      <w:proofErr w:type="spellEnd"/>
+      <w:r>
+        <w:t xml:space="preserve"> Systems a.s. za možnost spolupráce a koncept této aplikace, konkrétně Matyáši Borečkovi za průběžné konzultace o vývoji aplikace, potřebné rady a pomoc při řešení komplexnějších problémů. Dále bych chtěl poděkovat </w:t>
+      </w:r>
+      <w:r>
+        <w:rPr>
+          <w:rFonts w:eastAsia="Cambria" w:cs="Cambria"/>
+        </w:rPr>
+        <w:t xml:space="preserve">RNDr. Rostislavu </w:t>
+      </w:r>
+      <w:proofErr w:type="spellStart"/>
+      <w:r>
+        <w:rPr>
+          <w:rFonts w:eastAsia="Cambria" w:cs="Cambria"/>
+        </w:rPr>
+        <w:t>Miarkovi</w:t>
+      </w:r>
+      <w:proofErr w:type="spellEnd"/>
+      <w:r>
+        <w:rPr>
+          <w:rFonts w:eastAsia="Cambria" w:cs="Cambria"/>
+        </w:rPr>
+        <w:t>, Ph.D. za vedení práce, průběžné hodnocení a rady k prioritizaci jednotlivých částí aplikace.</w:t>
+      </w:r>
+    </w:p>
+    <w:p>
+      <w:pPr>
+        <w:spacing w:after="160" w:line="259" w:lineRule="auto"/>
+        <w:rPr>
+          <w:rFonts w:eastAsia="Cambria" w:cs="Cambria"/>
+        </w:rPr>
+      </w:pPr>
+      <w:r>
+        <w:rPr>
+          <w:rFonts w:eastAsia="Cambria" w:cs="Cambria"/>
+        </w:rPr>
+        <w:br w:type="page"/>
+      </w:r>
+    </w:p>
+    <w:sdt>
+      <w:sdtPr>
+        <w:rPr>
+          <w:b w:val="0"/>
+          <w:sz w:val="20"/>
+        </w:rPr>
+        <w:id w:val="-204183341"/>
+        <w:docPartObj>
+          <w:docPartGallery w:val="Table of Contents"/>
+          <w:docPartUnique/>
+        </w:docPartObj>
+      </w:sdtPr>
+      <w:sdtEndPr>
+        <w:rPr>
+          <w:bCs/>
+        </w:rPr>
+      </w:sdtEndPr>
+      <w:sdtContent>
+        <w:p>
+          <w:pPr>
+            <w:pStyle w:val="Neslovannadpis"/>
+            <w:rPr>
+              <w:rStyle w:val="NeslovannadpisChar"/>
+              <w:b/>
+            </w:rPr>
+          </w:pPr>
+          <w:r>
+            <w:rPr>
+              <w:rStyle w:val="NeslovannadpisChar"/>
+              <w:b/>
+            </w:rPr>
+            <w:t>Obsah</w:t>
+          </w:r>
+        </w:p>
+        <w:p>
+          <w:pPr>
+            <w:pStyle w:val="Obsah1"/>
+            <w:tabs>
+              <w:tab w:val="left" w:pos="440"/>
+              <w:tab w:val="right" w:leader="dot" w:pos="9062"/>
+            </w:tabs>
+            <w:rPr>
+              <w:rFonts w:asciiTheme="minorHAnsi" w:eastAsiaTheme="minorEastAsia" w:hAnsiTheme="minorHAnsi" w:cstheme="minorBidi"/>
+              <w:noProof/>
+              <w:kern w:val="2"/>
+              <w:sz w:val="24"/>
+              <w:szCs w:val="24"/>
+              <w14:ligatures w14:val="standardContextual"/>
+            </w:rPr>
+          </w:pPr>
+          <w:r>
+            <w:fldChar w:fldCharType="begin"/>
+          </w:r>
+          <w:r>
+            <w:instrText xml:space="preserve"> TOC \o "1-3" \h \z \u </w:instrText>
+          </w:r>
+          <w:r>
+            <w:fldChar w:fldCharType="separate"/>
+          </w:r>
+          <w:hyperlink w:anchor="_Toc191402517" w:history="1">
+            <w:r>
+              <w:rPr>
+                <w:rStyle w:val="Hypertextovodkaz"/>
+                <w:noProof/>
+              </w:rPr>
+              <w:t>1</w:t>
+            </w:r>
+            <w:r>
+              <w:rPr>
+                <w:rFonts w:asciiTheme="minorHAnsi" w:eastAsiaTheme="minorEastAsia" w:hAnsiTheme="minorHAnsi" w:cstheme="minorBidi"/>
+                <w:noProof/>
+                <w:kern w:val="2"/>
+                <w:sz w:val="24"/>
+                <w:szCs w:val="24"/>
+                <w14:ligatures w14:val="standardContextual"/>
+              </w:rPr>
+              <w:tab/>
+            </w:r>
+            <w:r>
+              <w:rPr>
+                <w:rStyle w:val="Hypertextovodkaz"/>
+                <w:noProof/>
+              </w:rPr>
+              <w:t>Úvod</w:t>
+            </w:r>
+            <w:r>
+              <w:rPr>
+                <w:noProof/>
+                <w:webHidden/>
+              </w:rPr>
+              <w:tab/>
+            </w:r>
+            <w:r>
+              <w:rPr>
+                <w:noProof/>
+                <w:webHidden/>
+              </w:rPr>
+              <w:fldChar w:fldCharType="begin"/>
+            </w:r>
+            <w:r>
+              <w:rPr>
+                <w:noProof/>
+                <w:webHidden/>
+              </w:rPr>
+              <w:instrText xml:space="preserve"> PAGEREF _Toc191402517 \h </w:instrText>
+            </w:r>
+            <w:r>
+              <w:rPr>
+                <w:noProof/>
+                <w:webHidden/>
+              </w:rPr>
+            </w:r>
+            <w:r>
+              <w:rPr>
+                <w:noProof/>
+                <w:webHidden/>
+              </w:rPr>
+              <w:fldChar w:fldCharType="separate"/>
+            </w:r>
+            <w:r>
+              <w:rPr>
+                <w:noProof/>
+                <w:webHidden/>
+              </w:rPr>
+              <w:t>3</w:t>
+            </w:r>
+            <w:r>
+              <w:rPr>
+                <w:noProof/>
+                <w:webHidden/>
+              </w:rPr>
+              <w:fldChar w:fldCharType="end"/>
+            </w:r>
+          </w:hyperlink>
+        </w:p>
+        <w:p>
+          <w:pPr>
+            <w:pStyle w:val="Obsah2"/>
+            <w:tabs>
+              <w:tab w:val="left" w:pos="960"/>
+              <w:tab w:val="right" w:leader="dot" w:pos="9062"/>
+            </w:tabs>
+            <w:rPr>
+              <w:rFonts w:asciiTheme="minorHAnsi" w:eastAsiaTheme="minorEastAsia" w:hAnsiTheme="minorHAnsi" w:cstheme="minorBidi"/>
+              <w:noProof/>
+              <w:kern w:val="2"/>
+              <w:sz w:val="24"/>
+              <w:szCs w:val="24"/>
+              <w14:ligatures w14:val="standardContextual"/>
+            </w:rPr>
+          </w:pPr>
+          <w:hyperlink w:anchor="_Toc191402518" w:history="1">
+            <w:r>
+              <w:rPr>
+                <w:rStyle w:val="Hypertextovodkaz"/>
+                <w:noProof/>
+              </w:rPr>
+              <w:t>1.1</w:t>
+            </w:r>
+            <w:r>
+              <w:rPr>
+                <w:rFonts w:asciiTheme="minorHAnsi" w:eastAsiaTheme="minorEastAsia" w:hAnsiTheme="minorHAnsi" w:cstheme="minorBidi"/>
+                <w:noProof/>
+                <w:kern w:val="2"/>
+                <w:sz w:val="24"/>
+                <w:szCs w:val="24"/>
+                <w14:ligatures w14:val="standardContextual"/>
+              </w:rPr>
+              <w:tab/>
+            </w:r>
+            <w:r>
+              <w:rPr>
+                <w:rStyle w:val="Hypertextovodkaz"/>
+                <w:noProof/>
+              </w:rPr>
+              <w:t>Disclaimer</w:t>
+            </w:r>
+            <w:r>
+              <w:rPr>
+                <w:noProof/>
+                <w:webHidden/>
+              </w:rPr>
+              <w:tab/>
+            </w:r>
+            <w:r>
+              <w:rPr>
+                <w:noProof/>
+                <w:webHidden/>
+              </w:rPr>
+              <w:fldChar w:fldCharType="begin"/>
+            </w:r>
+            <w:r>
+              <w:rPr>
+                <w:noProof/>
+                <w:webHidden/>
+              </w:rPr>
+              <w:instrText xml:space="preserve"> PAGEREF _Toc191402518 \h </w:instrText>
+            </w:r>
+            <w:r>
+              <w:rPr>
+                <w:noProof/>
+                <w:webHidden/>
+              </w:rPr>
+            </w:r>
+            <w:r>
+              <w:rPr>
+                <w:noProof/>
+                <w:webHidden/>
+              </w:rPr>
+              <w:fldChar w:fldCharType="separate"/>
+            </w:r>
+            <w:r>
+              <w:rPr>
+                <w:noProof/>
+                <w:webHidden/>
+              </w:rPr>
+              <w:t>4</w:t>
+            </w:r>
+            <w:r>
+              <w:rPr>
+                <w:noProof/>
+                <w:webHidden/>
+              </w:rPr>
+              <w:fldChar w:fldCharType="end"/>
+            </w:r>
+          </w:hyperlink>
+        </w:p>
+        <w:p>
+          <w:pPr>
+            <w:pStyle w:val="Obsah1"/>
+            <w:tabs>
+              <w:tab w:val="left" w:pos="440"/>
+              <w:tab w:val="right" w:leader="dot" w:pos="9062"/>
+            </w:tabs>
+            <w:rPr>
+              <w:rFonts w:asciiTheme="minorHAnsi" w:eastAsiaTheme="minorEastAsia" w:hAnsiTheme="minorHAnsi" w:cstheme="minorBidi"/>
+              <w:noProof/>
+              <w:kern w:val="2"/>
+              <w:sz w:val="24"/>
+              <w:szCs w:val="24"/>
+              <w14:ligatures w14:val="standardContextual"/>
+            </w:rPr>
+          </w:pPr>
+          <w:hyperlink w:anchor="_Toc191402519" w:history="1">
+            <w:r>
+              <w:rPr>
+                <w:rStyle w:val="Hypertextovodkaz"/>
+                <w:noProof/>
+              </w:rPr>
+              <w:t>2</w:t>
+            </w:r>
+            <w:r>
+              <w:rPr>
+                <w:rFonts w:asciiTheme="minorHAnsi" w:eastAsiaTheme="minorEastAsia" w:hAnsiTheme="minorHAnsi" w:cstheme="minorBidi"/>
+                <w:noProof/>
+                <w:kern w:val="2"/>
+                <w:sz w:val="24"/>
+                <w:szCs w:val="24"/>
+                <w14:ligatures w14:val="standardContextual"/>
+              </w:rPr>
+              <w:tab/>
+            </w:r>
+            <w:r>
+              <w:rPr>
+                <w:rStyle w:val="Hypertextovodkaz"/>
+                <w:noProof/>
+              </w:rPr>
+              <w:t>Seznam použitých technologií a nástrojů</w:t>
+            </w:r>
+            <w:r>
+              <w:rPr>
+                <w:noProof/>
+                <w:webHidden/>
+              </w:rPr>
+              <w:tab/>
+            </w:r>
+            <w:r>
+              <w:rPr>
+                <w:noProof/>
+                <w:webHidden/>
+              </w:rPr>
+              <w:fldChar w:fldCharType="begin"/>
+            </w:r>
+            <w:r>
+              <w:rPr>
+                <w:noProof/>
+                <w:webHidden/>
+              </w:rPr>
+              <w:instrText xml:space="preserve"> PAGEREF _Toc191402519 \h </w:instrText>
+            </w:r>
+            <w:r>
+              <w:rPr>
+                <w:noProof/>
+                <w:webHidden/>
+              </w:rPr>
+            </w:r>
+            <w:r>
+              <w:rPr>
+                <w:noProof/>
+                <w:webHidden/>
+              </w:rPr>
+              <w:fldChar w:fldCharType="separate"/>
+            </w:r>
+            <w:r>
+              <w:rPr>
+                <w:noProof/>
+                <w:webHidden/>
+              </w:rPr>
+              <w:t>5</w:t>
+            </w:r>
+            <w:r>
+              <w:rPr>
+                <w:noProof/>
+                <w:webHidden/>
+              </w:rPr>
+              <w:fldChar w:fldCharType="end"/>
+            </w:r>
+          </w:hyperlink>
+        </w:p>
+        <w:p>
+          <w:pPr>
+            <w:pStyle w:val="Obsah2"/>
+            <w:tabs>
+              <w:tab w:val="left" w:pos="960"/>
+              <w:tab w:val="right" w:leader="dot" w:pos="9062"/>
+            </w:tabs>
+            <w:rPr>
+              <w:rFonts w:asciiTheme="minorHAnsi" w:eastAsiaTheme="minorEastAsia" w:hAnsiTheme="minorHAnsi" w:cstheme="minorBidi"/>
+              <w:noProof/>
+              <w:kern w:val="2"/>
+              <w:sz w:val="24"/>
+              <w:szCs w:val="24"/>
+              <w14:ligatures w14:val="standardContextual"/>
+            </w:rPr>
+          </w:pPr>
+          <w:hyperlink w:anchor="_Toc191402520" w:history="1">
+            <w:r>
+              <w:rPr>
+                <w:rStyle w:val="Hypertextovodkaz"/>
+                <w:noProof/>
+              </w:rPr>
+              <w:t>2.1</w:t>
+            </w:r>
+            <w:r>
+              <w:rPr>
+                <w:rFonts w:asciiTheme="minorHAnsi" w:eastAsiaTheme="minorEastAsia" w:hAnsiTheme="minorHAnsi" w:cstheme="minorBidi"/>
+                <w:noProof/>
+                <w:kern w:val="2"/>
+                <w:sz w:val="24"/>
+                <w:szCs w:val="24"/>
+                <w14:ligatures w14:val="standardContextual"/>
+              </w:rPr>
+              <w:tab/>
+            </w:r>
+            <w:r>
+              <w:rPr>
+                <w:rStyle w:val="Hypertextovodkaz"/>
+                <w:noProof/>
+              </w:rPr>
+              <w:t>Jazyk Java a JDK 21</w:t>
+            </w:r>
+            <w:r>
+              <w:rPr>
+                <w:noProof/>
+                <w:webHidden/>
+              </w:rPr>
+              <w:tab/>
+            </w:r>
+            <w:r>
+              <w:rPr>
+                <w:noProof/>
+                <w:webHidden/>
+              </w:rPr>
+              <w:fldChar w:fldCharType="begin"/>
+            </w:r>
+            <w:r>
+              <w:rPr>
+                <w:noProof/>
+                <w:webHidden/>
+              </w:rPr>
+              <w:instrText xml:space="preserve"> PAGEREF _Toc191402520 \h </w:instrText>
+            </w:r>
+            <w:r>
+              <w:rPr>
+                <w:noProof/>
+                <w:webHidden/>
+              </w:rPr>
+            </w:r>
+            <w:r>
+              <w:rPr>
+                <w:noProof/>
+                <w:webHidden/>
+              </w:rPr>
+              <w:fldChar w:fldCharType="separate"/>
+            </w:r>
+            <w:r>
+              <w:rPr>
+                <w:noProof/>
+                <w:webHidden/>
+              </w:rPr>
+              <w:t>5</w:t>
+            </w:r>
+            <w:r>
+              <w:rPr>
+                <w:noProof/>
+                <w:webHidden/>
+              </w:rPr>
+              <w:fldChar w:fldCharType="end"/>
+            </w:r>
+          </w:hyperlink>
+        </w:p>
+        <w:p>
+          <w:pPr>
+            <w:pStyle w:val="Obsah2"/>
+            <w:tabs>
+              <w:tab w:val="left" w:pos="960"/>
+              <w:tab w:val="right" w:leader="dot" w:pos="9062"/>
+            </w:tabs>
+            <w:rPr>
+              <w:rFonts w:asciiTheme="minorHAnsi" w:eastAsiaTheme="minorEastAsia" w:hAnsiTheme="minorHAnsi" w:cstheme="minorBidi"/>
+              <w:noProof/>
+              <w:kern w:val="2"/>
+              <w:sz w:val="24"/>
+              <w:szCs w:val="24"/>
+              <w14:ligatures w14:val="standardContextual"/>
+            </w:rPr>
+          </w:pPr>
+          <w:hyperlink w:anchor="_Toc191402521" w:history="1">
+            <w:r>
+              <w:rPr>
+                <w:rStyle w:val="Hypertextovodkaz"/>
+                <w:noProof/>
+              </w:rPr>
+              <w:t>2.2</w:t>
+            </w:r>
+            <w:r>
+              <w:rPr>
+                <w:rFonts w:asciiTheme="minorHAnsi" w:eastAsiaTheme="minorEastAsia" w:hAnsiTheme="minorHAnsi" w:cstheme="minorBidi"/>
+                <w:noProof/>
+                <w:kern w:val="2"/>
+                <w:sz w:val="24"/>
+                <w:szCs w:val="24"/>
+                <w14:ligatures w14:val="standardContextual"/>
+              </w:rPr>
+              <w:tab/>
+            </w:r>
+            <w:r>
+              <w:rPr>
+                <w:rStyle w:val="Hypertextovodkaz"/>
+                <w:noProof/>
+              </w:rPr>
+              <w:t>Vývojové prostředí</w:t>
+            </w:r>
+            <w:r>
+              <w:rPr>
+                <w:noProof/>
+                <w:webHidden/>
+              </w:rPr>
+              <w:tab/>
+            </w:r>
+            <w:r>
+              <w:rPr>
+                <w:noProof/>
+                <w:webHidden/>
+              </w:rPr>
+              <w:fldChar w:fldCharType="begin"/>
+            </w:r>
+            <w:r>
+              <w:rPr>
+                <w:noProof/>
+                <w:webHidden/>
+              </w:rPr>
+              <w:instrText xml:space="preserve"> PAGEREF _Toc191402521 \h </w:instrText>
+            </w:r>
+            <w:r>
+              <w:rPr>
+                <w:noProof/>
+                <w:webHidden/>
+              </w:rPr>
+            </w:r>
+            <w:r>
+              <w:rPr>
+                <w:noProof/>
+                <w:webHidden/>
+              </w:rPr>
+              <w:fldChar w:fldCharType="separate"/>
+            </w:r>
+            <w:r>
+              <w:rPr>
+                <w:noProof/>
+                <w:webHidden/>
+              </w:rPr>
+              <w:t>5</w:t>
+            </w:r>
+            <w:r>
+              <w:rPr>
+                <w:noProof/>
+                <w:webHidden/>
+              </w:rPr>
+              <w:fldChar w:fldCharType="end"/>
+            </w:r>
+          </w:hyperlink>
+        </w:p>
+        <w:p>
+          <w:pPr>
+            <w:pStyle w:val="Obsah2"/>
+            <w:tabs>
+              <w:tab w:val="left" w:pos="960"/>
+              <w:tab w:val="right" w:leader="dot" w:pos="9062"/>
+            </w:tabs>
+            <w:rPr>
+              <w:rFonts w:asciiTheme="minorHAnsi" w:eastAsiaTheme="minorEastAsia" w:hAnsiTheme="minorHAnsi" w:cstheme="minorBidi"/>
+              <w:noProof/>
+              <w:kern w:val="2"/>
+              <w:sz w:val="24"/>
+              <w:szCs w:val="24"/>
+              <w14:ligatures w14:val="standardContextual"/>
+            </w:rPr>
+          </w:pPr>
+          <w:hyperlink w:anchor="_Toc191402522" w:history="1">
+            <w:r>
+              <w:rPr>
+                <w:rStyle w:val="Hypertextovodkaz"/>
+                <w:noProof/>
+              </w:rPr>
+              <w:t>2.3</w:t>
+            </w:r>
+            <w:r>
+              <w:rPr>
+                <w:rFonts w:asciiTheme="minorHAnsi" w:eastAsiaTheme="minorEastAsia" w:hAnsiTheme="minorHAnsi" w:cstheme="minorBidi"/>
+                <w:noProof/>
+                <w:kern w:val="2"/>
+                <w:sz w:val="24"/>
+                <w:szCs w:val="24"/>
+                <w14:ligatures w14:val="standardContextual"/>
+              </w:rPr>
+              <w:tab/>
+            </w:r>
+            <w:r>
+              <w:rPr>
+                <w:rStyle w:val="Hypertextovodkaz"/>
+                <w:noProof/>
+              </w:rPr>
+              <w:t>Buildovací a verzovací nástroje</w:t>
+            </w:r>
+            <w:r>
+              <w:rPr>
+                <w:noProof/>
+                <w:webHidden/>
+              </w:rPr>
+              <w:tab/>
+            </w:r>
+            <w:r>
+              <w:rPr>
+                <w:noProof/>
+                <w:webHidden/>
+              </w:rPr>
+              <w:fldChar w:fldCharType="begin"/>
+            </w:r>
+            <w:r>
+              <w:rPr>
+                <w:noProof/>
+                <w:webHidden/>
+              </w:rPr>
+              <w:instrText xml:space="preserve"> PAGEREF _Toc191402522 \h </w:instrText>
+            </w:r>
+            <w:r>
+              <w:rPr>
+                <w:noProof/>
+                <w:webHidden/>
+              </w:rPr>
+            </w:r>
+            <w:r>
+              <w:rPr>
+                <w:noProof/>
+                <w:webHidden/>
+              </w:rPr>
+              <w:fldChar w:fldCharType="separate"/>
+            </w:r>
+            <w:r>
+              <w:rPr>
+                <w:noProof/>
+                <w:webHidden/>
+              </w:rPr>
+              <w:t>5</w:t>
+            </w:r>
+            <w:r>
+              <w:rPr>
+                <w:noProof/>
+                <w:webHidden/>
+              </w:rPr>
+              <w:fldChar w:fldCharType="end"/>
+            </w:r>
+          </w:hyperlink>
+        </w:p>
+        <w:p>
+          <w:pPr>
+            <w:pStyle w:val="Obsah2"/>
+            <w:tabs>
+              <w:tab w:val="left" w:pos="960"/>
+              <w:tab w:val="right" w:leader="dot" w:pos="9062"/>
+            </w:tabs>
+            <w:rPr>
+              <w:rFonts w:asciiTheme="minorHAnsi" w:eastAsiaTheme="minorEastAsia" w:hAnsiTheme="minorHAnsi" w:cstheme="minorBidi"/>
+              <w:noProof/>
+              <w:kern w:val="2"/>
+              <w:sz w:val="24"/>
+              <w:szCs w:val="24"/>
+              <w14:ligatures w14:val="standardContextual"/>
+            </w:rPr>
+          </w:pPr>
+          <w:hyperlink w:anchor="_Toc191402523" w:history="1">
+            <w:r>
+              <w:rPr>
+                <w:rStyle w:val="Hypertextovodkaz"/>
+                <w:noProof/>
+              </w:rPr>
+              <w:t>2.4</w:t>
+            </w:r>
+            <w:r>
+              <w:rPr>
+                <w:rFonts w:asciiTheme="minorHAnsi" w:eastAsiaTheme="minorEastAsia" w:hAnsiTheme="minorHAnsi" w:cstheme="minorBidi"/>
+                <w:noProof/>
+                <w:kern w:val="2"/>
+                <w:sz w:val="24"/>
+                <w:szCs w:val="24"/>
+                <w14:ligatures w14:val="standardContextual"/>
+              </w:rPr>
+              <w:tab/>
+            </w:r>
+            <w:r>
+              <w:rPr>
+                <w:rStyle w:val="Hypertextovodkaz"/>
+                <w:noProof/>
+              </w:rPr>
+              <w:t>Databázový systém</w:t>
+            </w:r>
+            <w:r>
+              <w:rPr>
+                <w:noProof/>
+                <w:webHidden/>
+              </w:rPr>
+              <w:tab/>
+            </w:r>
+            <w:r>
+              <w:rPr>
+                <w:noProof/>
+                <w:webHidden/>
+              </w:rPr>
+              <w:fldChar w:fldCharType="begin"/>
+            </w:r>
+            <w:r>
+              <w:rPr>
+                <w:noProof/>
+                <w:webHidden/>
+              </w:rPr>
+              <w:instrText xml:space="preserve"> PAGEREF _Toc191402523 \h </w:instrText>
+            </w:r>
+            <w:r>
+              <w:rPr>
+                <w:noProof/>
+                <w:webHidden/>
+              </w:rPr>
+            </w:r>
+            <w:r>
+              <w:rPr>
+                <w:noProof/>
+                <w:webHidden/>
+              </w:rPr>
+              <w:fldChar w:fldCharType="separate"/>
+            </w:r>
+            <w:r>
+              <w:rPr>
+                <w:noProof/>
+                <w:webHidden/>
+              </w:rPr>
+              <w:t>5</w:t>
+            </w:r>
+            <w:r>
+              <w:rPr>
+                <w:noProof/>
+                <w:webHidden/>
+              </w:rPr>
+              <w:fldChar w:fldCharType="end"/>
+            </w:r>
+          </w:hyperlink>
+        </w:p>
+        <w:p>
+          <w:pPr>
+            <w:pStyle w:val="Obsah2"/>
+            <w:tabs>
+              <w:tab w:val="left" w:pos="960"/>
+              <w:tab w:val="right" w:leader="dot" w:pos="9062"/>
+            </w:tabs>
+            <w:rPr>
+              <w:rFonts w:asciiTheme="minorHAnsi" w:eastAsiaTheme="minorEastAsia" w:hAnsiTheme="minorHAnsi" w:cstheme="minorBidi"/>
+              <w:noProof/>
+              <w:kern w:val="2"/>
+              <w:sz w:val="24"/>
+              <w:szCs w:val="24"/>
+              <w14:ligatures w14:val="standardContextual"/>
+            </w:rPr>
+          </w:pPr>
+          <w:hyperlink w:anchor="_Toc191402524" w:history="1">
+            <w:r>
+              <w:rPr>
+                <w:rStyle w:val="Hypertextovodkaz"/>
+                <w:noProof/>
+              </w:rPr>
+              <w:t>2.5</w:t>
+            </w:r>
+            <w:r>
+              <w:rPr>
+                <w:rFonts w:asciiTheme="minorHAnsi" w:eastAsiaTheme="minorEastAsia" w:hAnsiTheme="minorHAnsi" w:cstheme="minorBidi"/>
+                <w:noProof/>
+                <w:kern w:val="2"/>
+                <w:sz w:val="24"/>
+                <w:szCs w:val="24"/>
+                <w14:ligatures w14:val="standardContextual"/>
+              </w:rPr>
+              <w:tab/>
+            </w:r>
+            <w:r>
+              <w:rPr>
+                <w:rStyle w:val="Hypertextovodkaz"/>
+                <w:noProof/>
+              </w:rPr>
+              <w:t>Tvorba uživatelského rozhraní</w:t>
+            </w:r>
+            <w:r>
+              <w:rPr>
+                <w:noProof/>
+                <w:webHidden/>
+              </w:rPr>
+              <w:tab/>
+            </w:r>
+            <w:r>
+              <w:rPr>
+                <w:noProof/>
+                <w:webHidden/>
+              </w:rPr>
+              <w:fldChar w:fldCharType="begin"/>
+            </w:r>
+            <w:r>
+              <w:rPr>
+                <w:noProof/>
+                <w:webHidden/>
+              </w:rPr>
+              <w:instrText xml:space="preserve"> PAGEREF _Toc191402524 \h </w:instrText>
+            </w:r>
+            <w:r>
+              <w:rPr>
+                <w:noProof/>
+                <w:webHidden/>
+              </w:rPr>
+            </w:r>
+            <w:r>
+              <w:rPr>
+                <w:noProof/>
+                <w:webHidden/>
+              </w:rPr>
+              <w:fldChar w:fldCharType="separate"/>
+            </w:r>
+            <w:r>
+              <w:rPr>
+                <w:noProof/>
+                <w:webHidden/>
+              </w:rPr>
+              <w:t>5</w:t>
+            </w:r>
+            <w:r>
+              <w:rPr>
+                <w:noProof/>
+                <w:webHidden/>
+              </w:rPr>
+              <w:fldChar w:fldCharType="end"/>
+            </w:r>
+          </w:hyperlink>
+        </w:p>
+        <w:p>
+          <w:pPr>
+            <w:pStyle w:val="Obsah2"/>
+            <w:tabs>
+              <w:tab w:val="left" w:pos="960"/>
+              <w:tab w:val="right" w:leader="dot" w:pos="9062"/>
+            </w:tabs>
+            <w:rPr>
+              <w:rFonts w:asciiTheme="minorHAnsi" w:eastAsiaTheme="minorEastAsia" w:hAnsiTheme="minorHAnsi" w:cstheme="minorBidi"/>
+              <w:noProof/>
+              <w:kern w:val="2"/>
+              <w:sz w:val="24"/>
+              <w:szCs w:val="24"/>
+              <w14:ligatures w14:val="standardContextual"/>
+            </w:rPr>
+          </w:pPr>
+          <w:hyperlink w:anchor="_Toc191402525" w:history="1">
+            <w:r>
+              <w:rPr>
+                <w:rStyle w:val="Hypertextovodkaz"/>
+                <w:noProof/>
+              </w:rPr>
+              <w:t>2.6</w:t>
+            </w:r>
+            <w:r>
+              <w:rPr>
+                <w:rFonts w:asciiTheme="minorHAnsi" w:eastAsiaTheme="minorEastAsia" w:hAnsiTheme="minorHAnsi" w:cstheme="minorBidi"/>
+                <w:noProof/>
+                <w:kern w:val="2"/>
+                <w:sz w:val="24"/>
+                <w:szCs w:val="24"/>
+                <w14:ligatures w14:val="standardContextual"/>
+              </w:rPr>
+              <w:tab/>
+            </w:r>
+            <w:r>
+              <w:rPr>
+                <w:rStyle w:val="Hypertextovodkaz"/>
+                <w:noProof/>
+              </w:rPr>
+              <w:t>Ostatní knihovny</w:t>
+            </w:r>
+            <w:r>
+              <w:rPr>
+                <w:noProof/>
+                <w:webHidden/>
+              </w:rPr>
+              <w:tab/>
+            </w:r>
+            <w:r>
+              <w:rPr>
+                <w:noProof/>
+                <w:webHidden/>
+              </w:rPr>
+              <w:fldChar w:fldCharType="begin"/>
+            </w:r>
+            <w:r>
+              <w:rPr>
+                <w:noProof/>
+                <w:webHidden/>
+              </w:rPr>
+              <w:instrText xml:space="preserve"> PAGEREF _Toc191402525 \h </w:instrText>
+            </w:r>
+            <w:r>
+              <w:rPr>
+                <w:noProof/>
+                <w:webHidden/>
+              </w:rPr>
+            </w:r>
+            <w:r>
+              <w:rPr>
+                <w:noProof/>
+                <w:webHidden/>
+              </w:rPr>
+              <w:fldChar w:fldCharType="separate"/>
+            </w:r>
+            <w:r>
+              <w:rPr>
+                <w:noProof/>
+                <w:webHidden/>
+              </w:rPr>
+              <w:t>6</w:t>
+            </w:r>
+            <w:r>
+              <w:rPr>
+                <w:noProof/>
+                <w:webHidden/>
+              </w:rPr>
+              <w:fldChar w:fldCharType="end"/>
+            </w:r>
+          </w:hyperlink>
+        </w:p>
+        <w:p>
+          <w:pPr>
+            <w:pStyle w:val="Obsah1"/>
+            <w:tabs>
+              <w:tab w:val="left" w:pos="440"/>
+              <w:tab w:val="right" w:leader="dot" w:pos="9062"/>
+            </w:tabs>
+            <w:rPr>
+              <w:rFonts w:asciiTheme="minorHAnsi" w:eastAsiaTheme="minorEastAsia" w:hAnsiTheme="minorHAnsi" w:cstheme="minorBidi"/>
+              <w:noProof/>
+              <w:kern w:val="2"/>
+              <w:sz w:val="24"/>
+              <w:szCs w:val="24"/>
+              <w14:ligatures w14:val="standardContextual"/>
+            </w:rPr>
+          </w:pPr>
+          <w:hyperlink w:anchor="_Toc191402526" w:history="1">
+            <w:r>
+              <w:rPr>
+                <w:rStyle w:val="Hypertextovodkaz"/>
+                <w:noProof/>
+              </w:rPr>
+              <w:t>3</w:t>
+            </w:r>
+            <w:r>
+              <w:rPr>
+                <w:rFonts w:asciiTheme="minorHAnsi" w:eastAsiaTheme="minorEastAsia" w:hAnsiTheme="minorHAnsi" w:cstheme="minorBidi"/>
+                <w:noProof/>
+                <w:kern w:val="2"/>
+                <w:sz w:val="24"/>
+                <w:szCs w:val="24"/>
+                <w14:ligatures w14:val="standardContextual"/>
+              </w:rPr>
+              <w:tab/>
+            </w:r>
+            <w:r>
+              <w:rPr>
+                <w:rStyle w:val="Hypertextovodkaz"/>
+                <w:noProof/>
+              </w:rPr>
+              <w:t>Struktura databáze</w:t>
+            </w:r>
+            <w:r>
+              <w:rPr>
+                <w:noProof/>
+                <w:webHidden/>
+              </w:rPr>
+              <w:tab/>
+            </w:r>
+            <w:r>
+              <w:rPr>
+                <w:noProof/>
+                <w:webHidden/>
+              </w:rPr>
+              <w:fldChar w:fldCharType="begin"/>
+            </w:r>
+            <w:r>
+              <w:rPr>
+                <w:noProof/>
+                <w:webHidden/>
+              </w:rPr>
+              <w:instrText xml:space="preserve"> PAGEREF _Toc191402526 \h </w:instrText>
+            </w:r>
+            <w:r>
+              <w:rPr>
+                <w:noProof/>
+                <w:webHidden/>
+              </w:rPr>
+            </w:r>
+            <w:r>
+              <w:rPr>
+                <w:noProof/>
+                <w:webHidden/>
+              </w:rPr>
+              <w:fldChar w:fldCharType="separate"/>
+            </w:r>
+            <w:r>
+              <w:rPr>
+                <w:noProof/>
+                <w:webHidden/>
+              </w:rPr>
+              <w:t>7</w:t>
+            </w:r>
+            <w:r>
+              <w:rPr>
+                <w:noProof/>
+                <w:webHidden/>
+              </w:rPr>
+              <w:fldChar w:fldCharType="end"/>
+            </w:r>
+          </w:hyperlink>
+        </w:p>
+        <w:p>
+          <w:r>
+            <w:rPr>
+              <w:b/>
+              <w:bCs/>
+            </w:rPr>
+            <w:fldChar w:fldCharType="end"/>
+          </w:r>
+        </w:p>
+      </w:sdtContent>
+    </w:sdt>
+    <w:p>
+      <w:pPr>
+        <w:spacing w:after="160" w:line="259" w:lineRule="auto"/>
+      </w:pPr>
+      <w:r>
+        <w:br w:type="page"/>
+      </w:r>
+    </w:p>
+    <w:p>
+      <w:pPr>
+        <w:pStyle w:val="Nadpis1"/>
+      </w:pPr>
+      <w:bookmarkStart w:id="14" w:name="_Toc191402517"/>
+      <w:r>
+        <w:lastRenderedPageBreak/>
+        <w:t>Úvod</w:t>
+      </w:r>
+      <w:bookmarkEnd w:id="14"/>
+    </w:p>
+    <w:p>
+      <w:pPr>
+        <w:ind w:firstLine="432"/>
+        <w:rPr>
+          <w:rFonts w:eastAsiaTheme="majorEastAsia"/>
+        </w:rPr>
+      </w:pPr>
+      <w:r>
+        <w:rPr>
+          <w:rFonts w:eastAsiaTheme="majorEastAsia"/>
+        </w:rPr>
+        <w:t xml:space="preserve">Cílem této maturitní práce je vytvořit </w:t>
+      </w:r>
+      <w:r>
+        <w:rPr>
+          <w:rFonts w:eastAsiaTheme="majorEastAsia"/>
+        </w:rPr>
+        <w:t>aplikaci</w:t>
+      </w:r>
+      <w:r>
+        <w:rPr>
+          <w:rFonts w:eastAsiaTheme="majorEastAsia"/>
+        </w:rPr>
+        <w:t>, kter</w:t>
+      </w:r>
+      <w:r>
+        <w:rPr>
+          <w:rFonts w:eastAsiaTheme="majorEastAsia"/>
+        </w:rPr>
+        <w:t>á</w:t>
+      </w:r>
+      <w:r>
+        <w:rPr>
+          <w:rFonts w:eastAsiaTheme="majorEastAsia"/>
+        </w:rPr>
+        <w:t xml:space="preserve"> usnadní tvorbu a správu testů pro studenty středních škol. Aplikace, implementovaná v jazyce Java s uživatelským rozhraním postaveným na </w:t>
+      </w:r>
+      <w:proofErr w:type="spellStart"/>
+      <w:r>
+        <w:rPr>
+          <w:rFonts w:eastAsiaTheme="majorEastAsia"/>
+        </w:rPr>
+        <w:t>JavaFX</w:t>
+      </w:r>
+      <w:proofErr w:type="spellEnd"/>
+      <w:r>
+        <w:rPr>
+          <w:rFonts w:eastAsiaTheme="majorEastAsia"/>
+        </w:rPr>
+        <w:t>, je integrována s umělou inteligencí a umožňuje automatizovan</w:t>
+      </w:r>
+      <w:r>
+        <w:rPr>
+          <w:rFonts w:eastAsiaTheme="majorEastAsia"/>
+        </w:rPr>
+        <w:t>é</w:t>
+      </w:r>
+      <w:r>
+        <w:rPr>
+          <w:rFonts w:eastAsiaTheme="majorEastAsia"/>
+        </w:rPr>
+        <w:t xml:space="preserve"> gener</w:t>
+      </w:r>
+      <w:r>
+        <w:rPr>
+          <w:rFonts w:eastAsiaTheme="majorEastAsia"/>
+        </w:rPr>
+        <w:t xml:space="preserve">ování </w:t>
+      </w:r>
+      <w:r>
+        <w:rPr>
+          <w:rFonts w:eastAsiaTheme="majorEastAsia"/>
+        </w:rPr>
+        <w:t>testů na základě přesně definovaných parametrů, jako jsou název testu,</w:t>
+      </w:r>
+      <w:r>
+        <w:rPr>
+          <w:rFonts w:eastAsiaTheme="majorEastAsia"/>
+        </w:rPr>
+        <w:t xml:space="preserve"> počet otázek,</w:t>
+      </w:r>
+      <w:r>
+        <w:rPr>
+          <w:rFonts w:eastAsiaTheme="majorEastAsia"/>
+        </w:rPr>
+        <w:t xml:space="preserve"> časový limit, úroveň obtížnosti, předmět, konkrétní témata a případně doplňující popis či příloha souboru. Výsledný test je předán přímo ve formátu *.</w:t>
+      </w:r>
+      <w:proofErr w:type="spellStart"/>
+      <w:r>
+        <w:rPr>
+          <w:rFonts w:eastAsiaTheme="majorEastAsia"/>
+        </w:rPr>
+        <w:t>docx</w:t>
+      </w:r>
+      <w:proofErr w:type="spellEnd"/>
+      <w:r>
+        <w:rPr>
+          <w:rFonts w:eastAsiaTheme="majorEastAsia"/>
+        </w:rPr>
+        <w:t xml:space="preserve">, což značně zjednodušuje </w:t>
+      </w:r>
+      <w:r>
+        <w:rPr>
+          <w:rFonts w:eastAsiaTheme="majorEastAsia"/>
+        </w:rPr>
+        <w:t>samotné použití testu</w:t>
+      </w:r>
+      <w:r>
+        <w:rPr>
+          <w:rFonts w:eastAsiaTheme="majorEastAsia"/>
+        </w:rPr>
+        <w:t xml:space="preserve"> a případné další využití dokumentu.</w:t>
+      </w:r>
+    </w:p>
+    <w:p>
+      <w:pPr>
+        <w:ind w:firstLine="432"/>
+        <w:rPr>
+          <w:rFonts w:eastAsiaTheme="majorEastAsia"/>
+        </w:rPr>
+      </w:pPr>
+      <w:r>
+        <w:rPr>
+          <w:rFonts w:eastAsiaTheme="majorEastAsia"/>
+        </w:rPr>
+        <w:t xml:space="preserve">Naproti běžným nástrojům volně dostupné umělé inteligence, jako jsou </w:t>
+      </w:r>
+      <w:proofErr w:type="spellStart"/>
+      <w:r>
+        <w:rPr>
+          <w:rFonts w:eastAsiaTheme="majorEastAsia"/>
+        </w:rPr>
+        <w:t>ChatGPT</w:t>
+      </w:r>
+      <w:proofErr w:type="spellEnd"/>
+      <w:r>
+        <w:rPr>
+          <w:rFonts w:eastAsiaTheme="majorEastAsia"/>
+        </w:rPr>
+        <w:t xml:space="preserve">, </w:t>
+      </w:r>
+      <w:proofErr w:type="spellStart"/>
+      <w:r>
+        <w:rPr>
+          <w:rFonts w:eastAsiaTheme="majorEastAsia"/>
+        </w:rPr>
+        <w:t>Gemini</w:t>
+      </w:r>
+      <w:proofErr w:type="spellEnd"/>
+      <w:r>
+        <w:rPr>
+          <w:rFonts w:eastAsiaTheme="majorEastAsia"/>
+        </w:rPr>
+        <w:t xml:space="preserve"> nebo Claude, představuje tato aplikace výrazně propracovanější řešení</w:t>
+      </w:r>
+      <w:r>
+        <w:rPr>
+          <w:rFonts w:eastAsiaTheme="majorEastAsia"/>
+        </w:rPr>
+        <w:t xml:space="preserve"> specificky pro generování testů studentům střední školy</w:t>
+      </w:r>
+      <w:r>
+        <w:rPr>
+          <w:rFonts w:eastAsiaTheme="majorEastAsia"/>
+        </w:rPr>
+        <w:t>.</w:t>
+      </w:r>
+      <w:r>
+        <w:rPr>
+          <w:rFonts w:eastAsiaTheme="majorEastAsia"/>
+        </w:rPr>
+        <w:t xml:space="preserve"> </w:t>
+      </w:r>
+      <w:r>
+        <w:rPr>
+          <w:rFonts w:eastAsiaTheme="majorEastAsia"/>
+        </w:rPr>
+        <w:t>Prvním zásadním rozdílem je automatizované generování a okamžitá tvorba dokumentu ve formátu *.</w:t>
+      </w:r>
+      <w:proofErr w:type="spellStart"/>
+      <w:r>
+        <w:rPr>
+          <w:rFonts w:eastAsiaTheme="majorEastAsia"/>
+        </w:rPr>
+        <w:t>docx</w:t>
+      </w:r>
+      <w:proofErr w:type="spellEnd"/>
+      <w:r>
+        <w:rPr>
+          <w:rFonts w:eastAsiaTheme="majorEastAsia"/>
+        </w:rPr>
+        <w:t xml:space="preserve"> – funkce, kterou nelze dosáhnout pomocí běžných volně přístupných AI systémů. </w:t>
+      </w:r>
+    </w:p>
+    <w:p>
+      <w:pPr>
+        <w:ind w:firstLine="432"/>
+        <w:rPr>
+          <w:rFonts w:eastAsiaTheme="majorEastAsia"/>
+        </w:rPr>
+      </w:pPr>
+      <w:r>
+        <w:rPr>
+          <w:rFonts w:eastAsiaTheme="majorEastAsia"/>
+        </w:rPr>
+        <w:t xml:space="preserve">Dalším klíčovým aspektem je způsob získávání vstupních dat. </w:t>
+      </w:r>
+      <w:proofErr w:type="spellStart"/>
+      <w:r>
+        <w:rPr>
+          <w:rFonts w:eastAsiaTheme="majorEastAsia"/>
+        </w:rPr>
+        <w:t>Promptování</w:t>
+      </w:r>
+      <w:proofErr w:type="spellEnd"/>
+      <w:r>
+        <w:rPr>
+          <w:rFonts w:eastAsiaTheme="majorEastAsia"/>
+        </w:rPr>
+        <w:t xml:space="preserve">, tedy formulace vstupních požadavků pro AI, se stalo dovedností, kterou ovládne jen málo uživatelů. Mnoho uživatelů při psaní promptu opomene specifikovat řadu důležitých parametrů, což vede k ne zcela uspokojivým výsledkům. </w:t>
+      </w:r>
+      <w:r>
+        <w:rPr>
+          <w:rFonts w:eastAsiaTheme="majorEastAsia"/>
+        </w:rPr>
+        <w:t>Moje</w:t>
+      </w:r>
+      <w:r>
+        <w:rPr>
+          <w:rFonts w:eastAsiaTheme="majorEastAsia"/>
+        </w:rPr>
+        <w:t xml:space="preserve"> aplikace vyžaduje, aby uživatel zadal přesně definované informace, přičemž některé údaje, například fakt, že se jedná o test pro žáky střední školy, jsou do promptu integrovány automaticky</w:t>
+      </w:r>
+      <w:r>
+        <w:rPr>
+          <w:rFonts w:eastAsiaTheme="majorEastAsia"/>
+        </w:rPr>
+        <w:t xml:space="preserve"> a uživatel je nemusí zadávat opakovaně</w:t>
+      </w:r>
+      <w:r>
+        <w:rPr>
+          <w:rFonts w:eastAsiaTheme="majorEastAsia"/>
+        </w:rPr>
+        <w:t>, což výrazně šetří čas</w:t>
+      </w:r>
+      <w:r>
+        <w:rPr>
+          <w:rFonts w:eastAsiaTheme="majorEastAsia"/>
+        </w:rPr>
+        <w:t xml:space="preserve">. Díky tomu je umělá inteligence vedena k přesnému pochopení požadavků, což vede </w:t>
+      </w:r>
+      <w:r>
+        <w:rPr>
+          <w:rFonts w:eastAsiaTheme="majorEastAsia"/>
+        </w:rPr>
+        <w:t>ke chtěnému</w:t>
+      </w:r>
+      <w:r>
+        <w:rPr>
+          <w:rFonts w:eastAsiaTheme="majorEastAsia"/>
+        </w:rPr>
+        <w:t xml:space="preserve"> výsledku.</w:t>
+      </w:r>
+    </w:p>
+    <w:p>
+      <w:pPr>
+        <w:ind w:firstLine="432"/>
+        <w:rPr>
+          <w:rFonts w:eastAsiaTheme="majorEastAsia"/>
+        </w:rPr>
+      </w:pPr>
+      <w:r>
+        <w:rPr>
+          <w:rFonts w:eastAsiaTheme="majorEastAsia"/>
+        </w:rPr>
+        <w:t>Třetím významným rozdílem je implementovaná validace výstupních dat. I u rozsáhlého a přesně definovaného promptu není zaručeno, že AI na první pokus vygeneruje test ve správném formátu. Aplikace proto obsahuje validační metody, které umožňují opakované předání výsledku umělé inteligenci s konkrétními instrukcemi k úpravám, dokud výsledný dokument nevyhoví stanoveným kritériím. Je třeba zmínit, že v některých případech může dojít k tzv. AI halucinaci, kdy umělá inteligence začne generovat nesouvisející nebo chybné informace</w:t>
+      </w:r>
+      <w:r>
+        <w:rPr>
+          <w:rFonts w:eastAsiaTheme="majorEastAsia"/>
+        </w:rPr>
+        <w:t>, nebo nedokáže naformátovat výstup správně i po několika upozorněních</w:t>
+      </w:r>
+      <w:r>
+        <w:rPr>
+          <w:rFonts w:eastAsiaTheme="majorEastAsia"/>
+        </w:rPr>
+        <w:t xml:space="preserve">. V takové situaci obvykle není možné AI navést ke správnému výsledku během probíhajícího chatu a je třeba zahájit novou komunikaci. Moje aplikace tento jev detekuje, informuje uživatele o vzniklé situaci a vyzve ho k opětovnému vygenerování testu. Na pozadí aplikačního řešení se tak odehrává složitý proces </w:t>
+      </w:r>
+      <w:proofErr w:type="spellStart"/>
+      <w:r>
+        <w:rPr>
+          <w:rFonts w:eastAsiaTheme="majorEastAsia"/>
+        </w:rPr>
+        <w:t>promptování</w:t>
+      </w:r>
+      <w:proofErr w:type="spellEnd"/>
+      <w:r>
+        <w:rPr>
+          <w:rFonts w:eastAsiaTheme="majorEastAsia"/>
+        </w:rPr>
+        <w:t xml:space="preserve"> a ladění, aniž by o </w:t>
+      </w:r>
+      <w:r>
+        <w:rPr>
+          <w:rFonts w:eastAsiaTheme="majorEastAsia"/>
+        </w:rPr>
+        <w:t>tom uživatel věděl</w:t>
+      </w:r>
+      <w:r>
+        <w:rPr>
+          <w:rFonts w:eastAsiaTheme="majorEastAsia"/>
+        </w:rPr>
+        <w:t>, což výrazně usnadňuje a zefektivňuje jeho práci.</w:t>
+      </w:r>
+    </w:p>
+    <w:p>
+      <w:pPr>
+        <w:ind w:firstLine="432"/>
+        <w:rPr>
+          <w:rFonts w:eastAsiaTheme="majorEastAsia"/>
+        </w:rPr>
+      </w:pPr>
+      <w:r>
+        <w:rPr>
+          <w:rFonts w:eastAsiaTheme="majorEastAsia"/>
+        </w:rPr>
+        <w:t xml:space="preserve">Tímto přístupem aplikace posouvá možnosti využití umělé inteligence v oblasti vzdělávání, neboť kombinuje automatizaci, přesnost zadávání parametrů a robustní validaci výstupů tak, aby byl </w:t>
+      </w:r>
+      <w:r>
+        <w:rPr>
+          <w:rFonts w:eastAsiaTheme="majorEastAsia"/>
+        </w:rPr>
+        <w:t>výstup</w:t>
+      </w:r>
+      <w:r>
+        <w:rPr>
+          <w:rFonts w:eastAsiaTheme="majorEastAsia"/>
+        </w:rPr>
+        <w:t xml:space="preserve"> </w:t>
+      </w:r>
+      <w:r>
+        <w:rPr>
+          <w:rFonts w:eastAsiaTheme="majorEastAsia"/>
+        </w:rPr>
+        <w:t>správný</w:t>
+      </w:r>
+      <w:r>
+        <w:rPr>
+          <w:rFonts w:eastAsiaTheme="majorEastAsia"/>
+        </w:rPr>
+        <w:t xml:space="preserve"> a přehledný. </w:t>
+      </w:r>
+      <w:r>
+        <w:rPr>
+          <w:rFonts w:eastAsiaTheme="majorEastAsia"/>
+        </w:rPr>
+        <w:t>Tento systém je možno libovolně rozšiřovat a upravovat pro konkrétní potřeby tak. Celá aplikace by mohla přispět ke zvýšení efektivity</w:t>
+      </w:r>
+      <w:r>
+        <w:rPr>
+          <w:rFonts w:eastAsiaTheme="majorEastAsia"/>
+        </w:rPr>
+        <w:t>, tvorby a správy testových materiálů.</w:t>
+      </w:r>
+    </w:p>
+    <w:p>
+      <w:pPr>
+        <w:rPr>
+          <w:rFonts w:eastAsiaTheme="majorEastAsia"/>
+        </w:rPr>
+      </w:pPr>
+      <w:r>
+        <w:rPr>
+          <w:noProof/>
+        </w:rPr>
+        <w:lastRenderedPageBreak/>
+        <mc:AlternateContent>
+          <mc:Choice Requires="wps">
+            <w:drawing>
+              <wp:anchor distT="0" distB="0" distL="114300" distR="114300" simplePos="0" relativeHeight="251662336" behindDoc="0" locked="0" layoutInCell="1" allowOverlap="1" wp14:anchorId="4A35F052" wp14:editId="7566BFCD">
+                <wp:simplePos x="0" y="0"/>
+                <wp:positionH relativeFrom="margin">
+                  <wp:align>center</wp:align>
+                </wp:positionH>
+                <wp:positionV relativeFrom="paragraph">
+                  <wp:posOffset>4369987</wp:posOffset>
+                </wp:positionV>
+                <wp:extent cx="5764530" cy="635"/>
+                <wp:effectExtent l="0" t="0" r="7620" b="5715"/>
+                <wp:wrapTopAndBottom/>
+                <wp:docPr id="1011915569" name="Textové pole 1"/>
+                <wp:cNvGraphicFramePr/>
+                <a:graphic xmlns:a="http://schemas.openxmlformats.org/drawingml/2006/main">
+                  <a:graphicData uri="http://schemas.microsoft.com/office/word/2010/wordprocessingShape">
+                    <wps:wsp>
+                      <wps:cNvSpPr txBox="1"/>
+                      <wps:spPr>
+                        <a:xfrm>
+                          <a:off x="0" y="0"/>
+                          <a:ext cx="5764530" cy="635"/>
+                        </a:xfrm>
+                        <a:prstGeom prst="rect">
+                          <a:avLst/>
+                        </a:prstGeom>
+                        <a:solidFill>
+                          <a:prstClr val="white"/>
+                        </a:solidFill>
+                        <a:ln>
+                          <a:noFill/>
+                        </a:ln>
+                      </wps:spPr>
+                      <wps:txbx>
+                        <w:txbxContent>
+                          <w:p>
+                            <w:pPr>
+                              <w:pStyle w:val="Titulek"/>
+                              <w:rPr>
+                                <w:rFonts w:eastAsiaTheme="majorEastAsia"/>
+                                <w:sz w:val="20"/>
+                                <w:szCs w:val="20"/>
+                              </w:rPr>
+                            </w:pPr>
+                            <w:r>
+                              <w:t xml:space="preserve">Obrázek </w:t>
+                            </w:r>
+                            <w:fldSimple w:instr=" SEQ Obrázek \* ARABIC ">
+                              <w:r>
+                                <w:rPr>
+                                  <w:noProof/>
+                                </w:rPr>
+                                <w:t>1</w:t>
+                              </w:r>
+                            </w:fldSimple>
+                            <w:r>
+                              <w:t xml:space="preserve">: </w:t>
+                            </w:r>
+                            <w:bookmarkStart w:id="15" w:name="_Toc191395989"/>
+                            <w:r>
+                              <w:t>Ukázka úvodní stránky pro učitele</w:t>
+                            </w:r>
+                            <w:bookmarkEnd w:id="15"/>
+                          </w:p>
+                        </w:txbxContent>
+                      </wps:txbx>
+                      <wps:bodyPr rot="0" spcFirstLastPara="0" vertOverflow="overflow" horzOverflow="overflow" vert="horz" wrap="square" lIns="0" tIns="0" rIns="0" bIns="0" numCol="1" spcCol="0" rtlCol="0" fromWordArt="0" anchor="t" anchorCtr="0" forceAA="0" compatLnSpc="1">
+                        <a:prstTxWarp prst="textNoShape">
+                          <a:avLst/>
+                        </a:prstTxWarp>
+                        <a:spAutoFit/>
+                      </wps:bodyPr>
+                    </wps:wsp>
+                  </a:graphicData>
+                </a:graphic>
+              </wp:anchor>
+            </w:drawing>
+          </mc:Choice>
+          <mc:Fallback>
+            <w:pict>
+              <v:shape w14:anchorId="4A35F052" id="_x0000_s1027" type="#_x0000_t202" style="position:absolute;margin-left:0;margin-top:344.1pt;width:453.9pt;height:.05pt;z-index:251662336;visibility:visible;mso-wrap-style:square;mso-wrap-distance-left:9pt;mso-wrap-distance-top:0;mso-wrap-distance-right:9pt;mso-wrap-distance-bottom:0;mso-position-horizontal:center;mso-position-horizontal-relative:margin;mso-position-vertical:absolute;mso-position-vertical-relative:text;v-text-anchor:top" o:gfxdata="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" stroked="f">
+                <v:textbox style="mso-fit-shape-to-text:t" inset="0,0,0,0">
+                  <w:txbxContent>
+                    <w:p>
+                      <w:pPr>
+                        <w:pStyle w:val="Titulek"/>
+                        <w:rPr>
+                          <w:rFonts w:eastAsiaTheme="majorEastAsia"/>
+                          <w:sz w:val="20"/>
+                          <w:szCs w:val="20"/>
+                        </w:rPr>
+                      </w:pPr>
+                      <w:r>
+                        <w:t xml:space="preserve">Obrázek </w:t>
+                      </w:r>
+                      <w:fldSimple w:instr=" SEQ Obrázek \* ARABIC ">
+                        <w:r>
+                          <w:rPr>
+                            <w:noProof/>
+                          </w:rPr>
+                          <w:t>1</w:t>
+                        </w:r>
+                      </w:fldSimple>
+                      <w:r>
+                        <w:t xml:space="preserve">: </w:t>
+                      </w:r>
+                      <w:bookmarkStart w:id="16" w:name="_Toc191395989"/>
+                      <w:r>
+                        <w:t>Ukázka úvodní stránky pro učitele</w:t>
+                      </w:r>
+                      <w:bookmarkEnd w:id="16"/>
+                    </w:p>
+                  </w:txbxContent>
+                </v:textbox>
+                <w10:wrap type="topAndBottom" anchorx="margin"/>
+              </v:shape>
+            </w:pict>
+          </mc:Fallback>
+        </mc:AlternateContent>
+      </w:r>
+      <w:r>
+        <w:rPr>
+          <w:rFonts w:eastAsiaTheme="majorEastAsia"/>
+          <w:noProof/>
+        </w:rPr>
+        <w:drawing>
+          <wp:anchor distT="0" distB="0" distL="114300" distR="114300" simplePos="0" relativeHeight="251660288" behindDoc="0" locked="0" layoutInCell="1" allowOverlap="1" wp14:anchorId="3EBBF963" wp14:editId="267BEFD1">
+            <wp:simplePos x="0" y="0"/>
+            <wp:positionH relativeFrom="margin">
+              <wp:align>right</wp:align>
+            </wp:positionH>
+            <wp:positionV relativeFrom="paragraph">
+              <wp:posOffset>0</wp:posOffset>
+            </wp:positionV>
+            <wp:extent cx="5764530" cy="4360545"/>
+            <wp:effectExtent l="0" t="0" r="7620" b="1905"/>
+            <wp:wrapTopAndBottom/>
+            <wp:docPr id="1086083064" name="Obrázek 1" descr="Obsah obrázku text, snímek obrazovky, software, Multimediální software&#10;&#10;Obsah vygenerovaný umělou inteligencí může být nesprávný."/>
+            <wp:cNvGraphicFramePr>
+              <a:graphicFrameLocks xmlns:a="http://schemas.openxmlformats.org/drawingml/2006/main" noChangeAspect="1"/>
+            </wp:cNvGraphicFramePr>
+            <a:graphic xmlns:a="http://schemas.openxmlformats.org/drawingml/2006/main">
+              <a:graphicData uri="http://schemas.openxmlformats.org/drawingml/2006/picture">
+                <pic:pic xmlns:pic="http://schemas.openxmlformats.org/drawingml/2006/picture">
+                  <pic:nvPicPr>
+                    <pic:cNvPr id="1086083064" name="Obrázek 1" descr="Obsah obrázku text, snímek obrazovky, software, Multimediální software&#10;&#10;Obsah vygenerovaný umělou inteligencí může být nesprávný."/>
+                    <pic:cNvPicPr/>
+                  </pic:nvPicPr>
+                  <pic:blipFill>
+                    <a:blip r:embed="rId10">
+                      <a:extLst>
+                        <a:ext uri="{28A0092B-C50C-407E-A947-70E740481C1C}">
+                          <a14:useLocalDpi xmlns:a14="http://schemas.microsoft.com/office/drawing/2010/main" val="0"/>
+                        </a:ext>
+                      </a:extLst>
+                    </a:blip>
+                    <a:stretch>
+                      <a:fillRect/>
+                    </a:stretch>
+                  </pic:blipFill>
+                  <pic:spPr>
+                    <a:xfrm>
+                      <a:off x="0" y="0"/>
+                      <a:ext cx="5764530" cy="4360545"/>
+                    </a:xfrm>
+                    <a:prstGeom prst="rect">
+                      <a:avLst/>
+                    </a:prstGeom>
+                  </pic:spPr>
+                </pic:pic>
+              </a:graphicData>
+            </a:graphic>
+            <wp14:sizeRelH relativeFrom="margin">
+              <wp14:pctWidth>0</wp14:pctWidth>
+            </wp14:sizeRelH>
+            <wp14:sizeRelV relativeFrom="margin">
+              <wp14:pctHeight>0</wp14:pctHeight>
+            </wp14:sizeRelV>
+          </wp:anchor>
+        </w:drawing>
+      </w:r>
+    </w:p>
+    <w:p>
+      <w:pPr>
+        <w:pStyle w:val="Nadpis2"/>
+      </w:pPr>
+      <w:bookmarkStart w:id="17" w:name="_Toc191402518"/>
+      <w:proofErr w:type="spellStart"/>
+      <w:r>
+        <w:t>Disclaimer</w:t>
+      </w:r>
+      <w:bookmarkEnd w:id="17"/>
+      <w:proofErr w:type="spellEnd"/>
+    </w:p>
+    <w:p>
+      <w:pPr>
+        <w:ind w:firstLine="576"/>
+        <w:rPr>
+          <w:rFonts w:eastAsiaTheme="majorEastAsia"/>
+        </w:rPr>
+      </w:pPr>
+      <w:r>
+        <w:rPr>
+          <w:rFonts w:eastAsiaTheme="majorEastAsia"/>
+        </w:rPr>
+        <w:t xml:space="preserve">I přes pečlivou implementaci validačních metod a </w:t>
+      </w:r>
+      <w:r>
+        <w:rPr>
+          <w:rFonts w:eastAsiaTheme="majorEastAsia"/>
+        </w:rPr>
+        <w:t>testování správnosti otázek a odpovědí</w:t>
+      </w:r>
+      <w:r>
+        <w:rPr>
+          <w:rFonts w:eastAsiaTheme="majorEastAsia"/>
+        </w:rPr>
+        <w:t xml:space="preserve"> mohou v některých případech nastat nepředvídatelné chyby související s AI halucinacemi či jinými odchylkami od očekávaného výstupu. Tyto chyby mohou způsobit, že test nebude vygenerován vůbec, bude vygenerován s mírnými formátovacími nedostatky, nebo může obsahovat faktické chyby či misinformace. </w:t>
+      </w:r>
+    </w:p>
+    <w:p>
+      <w:pPr>
+        <w:ind w:firstLine="576"/>
+        <w:rPr>
+          <w:rFonts w:eastAsiaTheme="majorEastAsia"/>
+        </w:rPr>
+      </w:pPr>
+      <w:r>
+        <w:rPr>
+          <w:rFonts w:eastAsiaTheme="majorEastAsia"/>
+        </w:rPr>
+        <w:t>Když se test nevygeneruje vůbec, jedná se pravděpodobně o výsledek AI halucinace, kter</w:t>
+      </w:r>
+      <w:r>
+        <w:rPr>
+          <w:rFonts w:eastAsiaTheme="majorEastAsia"/>
+        </w:rPr>
+        <w:t>é</w:t>
+      </w:r>
+      <w:r>
+        <w:rPr>
+          <w:rFonts w:eastAsiaTheme="majorEastAsia"/>
+        </w:rPr>
+        <w:t xml:space="preserve"> je obtížné zabránit, neboť umožněných variant odpovědí ze strany umělé inteligence je nekonečně mnoho. Pokud dojde k drobnému formátovacímu nedostatku, může být tato chyba následně opravena debuggováním na základě logů, které aplikace </w:t>
+      </w:r>
+      <w:r>
+        <w:rPr>
+          <w:rFonts w:eastAsiaTheme="majorEastAsia"/>
+        </w:rPr>
+        <w:t>vypisuje</w:t>
+      </w:r>
+      <w:r>
+        <w:rPr>
+          <w:rFonts w:eastAsiaTheme="majorEastAsia"/>
+        </w:rPr>
+        <w:t xml:space="preserve">. V případě faktických chyb či misinformací se aplikace rovněž snaží tyto problémy hlídat pomocí AI validace, avšak konečná kontrola správnosti testu je vždy na uživateli. </w:t>
+      </w:r>
+    </w:p>
+    <w:p>
+      <w:pPr>
+        <w:ind w:firstLine="576"/>
+        <w:rPr>
+          <w:rFonts w:eastAsiaTheme="majorEastAsia"/>
+          <w:b/>
+          <w:bCs/>
+        </w:rPr>
+      </w:pPr>
+      <w:r>
+        <w:rPr>
+          <w:rFonts w:eastAsiaTheme="majorEastAsia"/>
+          <w:b/>
+          <w:bCs/>
+        </w:rPr>
+        <w:t>Používáním této aplikace tudíž uživatel bere na vědomí, že výsledný test je nutno pečlivě přezkoumat a ověřit, či je zcela bez chyb.</w:t>
+      </w:r>
+    </w:p>
+    <w:p>
+      <w:pPr>
+        <w:spacing w:before="0" w:after="160" w:line="259" w:lineRule="auto"/>
+        <w:rPr>
+          <w:rFonts w:eastAsiaTheme="majorEastAsia"/>
+        </w:rPr>
+      </w:pPr>
+      <w:r>
+        <w:rPr>
+          <w:rFonts w:eastAsiaTheme="majorEastAsia"/>
+        </w:rPr>
+        <w:br w:type="page"/>
+      </w:r>
+    </w:p>
+    <w:p>
+      <w:pPr>
+        <w:pStyle w:val="Nadpis1"/>
+      </w:pPr>
+      <w:bookmarkStart w:id="18" w:name="_Toc191402519"/>
+      <w:r>
+        <w:lastRenderedPageBreak/>
+        <w:t>Seznam použitých technologií a nástrojů</w:t>
+      </w:r>
+      <w:bookmarkEnd w:id="18"/>
+    </w:p>
+    <w:p>
+      <w:pPr>
+        <w:pStyle w:val="Nadpis2"/>
+      </w:pPr>
+      <w:bookmarkStart w:id="19" w:name="_Toc191402520"/>
+      <w:r>
+        <w:t>Jazyk Java a JDK 21</w:t>
+      </w:r>
+      <w:bookmarkEnd w:id="19"/>
+    </w:p>
+    <w:p>
+      <w:pPr>
+        <w:ind w:firstLine="432"/>
+        <w:rPr>
+          <w:rFonts w:eastAsiaTheme="majorEastAsia"/>
+        </w:rPr>
+      </w:pPr>
+      <w:r>
+        <w:rPr>
+          <w:rFonts w:eastAsiaTheme="majorEastAsia"/>
+          <w:b/>
+          <w:bCs/>
+        </w:rPr>
+        <w:t>Java</w:t>
+      </w:r>
+      <w:r>
+        <w:rPr>
+          <w:rFonts w:eastAsiaTheme="majorEastAsia"/>
+        </w:rPr>
+        <w:t xml:space="preserve"> </w:t>
+      </w:r>
+      <w:r>
+        <w:rPr>
+          <w:rFonts w:eastAsiaTheme="majorEastAsia"/>
+        </w:rPr>
+        <w:t>je objektově orientovaný programovací jazyk, který se široce využívá pro vývoj aplikací různých typů – desktopových, webových či mobilních.</w:t>
+      </w:r>
+      <w:r>
+        <w:rPr>
+          <w:rFonts w:eastAsiaTheme="majorEastAsia"/>
+        </w:rPr>
+        <w:t xml:space="preserve"> Právě z tohoto důvodu jsem tento jazyk zvolil pro tvorbu aplikace.</w:t>
+      </w:r>
+    </w:p>
+    <w:p>
+      <w:pPr>
+        <w:ind w:firstLine="432"/>
+        <w:rPr>
+          <w:rFonts w:eastAsiaTheme="majorEastAsia"/>
+        </w:rPr>
+      </w:pPr>
+      <w:r>
+        <w:rPr>
+          <w:rFonts w:eastAsiaTheme="majorEastAsia"/>
+          <w:b/>
+          <w:bCs/>
+        </w:rPr>
+        <w:t>JDK</w:t>
+      </w:r>
+      <w:r>
+        <w:rPr>
+          <w:rFonts w:eastAsiaTheme="majorEastAsia"/>
+        </w:rPr>
+        <w:t xml:space="preserve"> (Java Development Kit) je základní balík nástrojů a knihoven, které jsou nezbytné pro vývoj a běh aplikací psaných v jazyce Java. V této aplikaci se využívá JDK verze 21, což představuje jednu z jeho nejnovějších verzí, a nabízí tedy aktuální funkce a optimalizace, které přispívají k efektivnějšímu vývoji a vyššímu výkonu aplikací.</w:t>
+      </w:r>
+    </w:p>
+    <w:p>
+      <w:pPr>
+        <w:pStyle w:val="Nadpis2"/>
+      </w:pPr>
+      <w:bookmarkStart w:id="20" w:name="_Toc191402521"/>
+      <w:r>
+        <w:t>Vývojové prostředí</w:t>
+      </w:r>
+      <w:bookmarkEnd w:id="20"/>
+    </w:p>
+    <w:p>
+      <w:pPr>
+        <w:ind w:firstLine="576"/>
+        <w:rPr>
+          <w:rFonts w:eastAsiaTheme="majorEastAsia"/>
+        </w:rPr>
+      </w:pPr>
+      <w:r>
+        <w:rPr>
+          <w:rFonts w:eastAsiaTheme="majorEastAsia"/>
+          <w:b/>
+          <w:bCs/>
+        </w:rPr>
+        <w:t>IntelliJ IDEA</w:t>
+      </w:r>
+      <w:r>
+        <w:rPr>
+          <w:rFonts w:eastAsiaTheme="majorEastAsia"/>
+        </w:rPr>
+        <w:t xml:space="preserve"> je přední integrované vývojové prostředí (IDE) od společnosti JetBrains, které podporuje řadu programovacích jazyků, se zvláštním důrazem na Javu. Poskytuje</w:t>
+      </w:r>
+      <w:r>
+        <w:rPr>
+          <w:rFonts w:eastAsiaTheme="majorEastAsia"/>
+        </w:rPr>
+        <w:t xml:space="preserve"> například</w:t>
+      </w:r>
+      <w:r>
+        <w:rPr>
+          <w:rFonts w:eastAsiaTheme="majorEastAsia"/>
+        </w:rPr>
+        <w:t xml:space="preserve"> inteligentní asistenci, refa</w:t>
+      </w:r>
+      <w:r>
+        <w:rPr>
+          <w:rFonts w:eastAsiaTheme="majorEastAsia"/>
+        </w:rPr>
+        <w:t>c</w:t>
+      </w:r>
+      <w:r>
+        <w:rPr>
+          <w:rFonts w:eastAsiaTheme="majorEastAsia"/>
+        </w:rPr>
+        <w:t>toring a debugging, což značně urychluje vývoj softwaru.</w:t>
+      </w:r>
+    </w:p>
+    <w:p>
+      <w:pPr>
+        <w:ind w:firstLine="576"/>
+        <w:rPr>
+          <w:rFonts w:eastAsiaTheme="majorEastAsia"/>
+        </w:rPr>
+      </w:pPr>
+      <w:r>
+        <w:rPr>
+          <w:rFonts w:eastAsiaTheme="majorEastAsia"/>
+          <w:b/>
+          <w:bCs/>
+        </w:rPr>
+        <w:t>Scene Builder</w:t>
+      </w:r>
+      <w:r>
+        <w:rPr>
+          <w:rFonts w:eastAsiaTheme="majorEastAsia"/>
+        </w:rPr>
+        <w:t xml:space="preserve"> je vizuální nástroj pro tvorbu a úpravu FXML souborů, které definují grafické rozhraní v aplikacích založených na JavaFX. Umožňuje návrhářům a vývojářům snadno vytvářet uživatelská rozhraní pomocí drag-and-drop prvků.</w:t>
+      </w:r>
+    </w:p>
+    <w:p>
+      <w:pPr>
+        <w:pStyle w:val="Nadpis2"/>
+      </w:pPr>
+      <w:bookmarkStart w:id="21" w:name="_Toc191402522"/>
+      <w:r>
+        <w:t>Buildovací a verzovací nástroje</w:t>
+      </w:r>
+      <w:bookmarkEnd w:id="21"/>
+    </w:p>
+    <w:p>
+      <w:pPr>
+        <w:ind w:firstLine="576"/>
+      </w:pPr>
+      <w:r>
+        <w:rPr>
+          <w:b/>
+          <w:bCs/>
+        </w:rPr>
+        <w:t>Závislost</w:t>
+      </w:r>
+      <w:r>
+        <w:t xml:space="preserve"> (dependency) označuje externí knihovnu nebo balík softwaru, který je nezbytný pro správnou funkci a kompilaci vašeho projektu.</w:t>
+      </w:r>
+    </w:p>
+    <w:p>
+      <w:pPr>
+        <w:ind w:firstLine="576"/>
+        <w:rPr>
+          <w:rFonts w:eastAsiaTheme="majorEastAsia"/>
+        </w:rPr>
+      </w:pPr>
+      <w:r>
+        <w:rPr>
+          <w:rFonts w:eastAsiaTheme="majorEastAsia"/>
+          <w:b/>
+          <w:bCs/>
+        </w:rPr>
+        <w:t>Apache Maven</w:t>
+      </w:r>
+      <w:r>
+        <w:rPr>
+          <w:rFonts w:eastAsiaTheme="majorEastAsia"/>
+        </w:rPr>
+        <w:t xml:space="preserve"> je buildovací a projektový nástroj, který se používá ke správě závislostí</w:t>
+      </w:r>
+      <w:r>
+        <w:rPr>
+          <w:rFonts w:eastAsiaTheme="majorEastAsia"/>
+        </w:rPr>
+        <w:t xml:space="preserve"> (dependencies)</w:t>
+      </w:r>
+      <w:r>
+        <w:rPr>
+          <w:rFonts w:eastAsiaTheme="majorEastAsia"/>
+        </w:rPr>
+        <w:t xml:space="preserve">, kompilaci zdrojového kódu, testování a balení výsledných </w:t>
+      </w:r>
+      <w:r>
+        <w:rPr>
+          <w:rFonts w:eastAsiaTheme="majorEastAsia"/>
+        </w:rPr>
+        <w:t>projektů</w:t>
+      </w:r>
+      <w:r>
+        <w:rPr>
+          <w:rFonts w:eastAsiaTheme="majorEastAsia"/>
+        </w:rPr>
+        <w:t>. V</w:t>
+      </w:r>
+      <w:r>
+        <w:rPr>
+          <w:rFonts w:eastAsiaTheme="majorEastAsia"/>
+        </w:rPr>
+        <w:t xml:space="preserve"> mém </w:t>
+      </w:r>
+      <w:r>
+        <w:rPr>
+          <w:rFonts w:eastAsiaTheme="majorEastAsia"/>
+        </w:rPr>
+        <w:t xml:space="preserve">projektu je využíván soubor </w:t>
+      </w:r>
+      <w:r>
+        <w:rPr>
+          <w:rStyle w:val="KdChar"/>
+        </w:rPr>
+        <w:t>pom.xml</w:t>
+      </w:r>
+      <w:r>
+        <w:rPr>
+          <w:rFonts w:eastAsiaTheme="majorEastAsia"/>
+        </w:rPr>
+        <w:t xml:space="preserve"> k definování závislostí a konfiguraci build procesu.</w:t>
+      </w:r>
+    </w:p>
+    <w:p>
+      <w:pPr>
+        <w:ind w:firstLine="576"/>
+        <w:rPr>
+          <w:rFonts w:eastAsiaTheme="majorEastAsia"/>
+        </w:rPr>
+      </w:pPr>
+      <w:r>
+        <w:rPr>
+          <w:rFonts w:eastAsiaTheme="majorEastAsia"/>
+          <w:b/>
+          <w:bCs/>
+        </w:rPr>
+        <w:t>Git</w:t>
+      </w:r>
+      <w:r>
+        <w:rPr>
+          <w:rFonts w:eastAsiaTheme="majorEastAsia"/>
+        </w:rPr>
+        <w:t xml:space="preserve"> je distribuovaný </w:t>
+      </w:r>
+      <w:proofErr w:type="spellStart"/>
+      <w:r>
+        <w:rPr>
+          <w:rFonts w:eastAsiaTheme="majorEastAsia"/>
+        </w:rPr>
+        <w:t>verzovací</w:t>
+      </w:r>
+      <w:proofErr w:type="spellEnd"/>
+      <w:r>
+        <w:rPr>
+          <w:rFonts w:eastAsiaTheme="majorEastAsia"/>
+        </w:rPr>
+        <w:t xml:space="preserve"> systém, který umožňuje sledovat změny v kódu, spolupracovat v týmech a snadno spravovat různé verze vývoje softwaru. </w:t>
+      </w:r>
+      <w:r>
+        <w:rPr>
+          <w:rFonts w:eastAsiaTheme="majorEastAsia"/>
+        </w:rPr>
+        <w:t>V dnešní době je široce rozšířený a j</w:t>
+      </w:r>
+      <w:r>
+        <w:rPr>
+          <w:rFonts w:eastAsiaTheme="majorEastAsia"/>
+        </w:rPr>
+        <w:t>e nezbytným nástrojem pro správu zdrojových kódů a historii projektu.</w:t>
+      </w:r>
+    </w:p>
+    <w:p>
+      <w:pPr>
+        <w:pStyle w:val="Nadpis2"/>
+      </w:pPr>
+      <w:bookmarkStart w:id="22" w:name="_Toc191402523"/>
+      <w:r>
+        <w:t>Databázový systém</w:t>
+      </w:r>
+      <w:bookmarkEnd w:id="22"/>
+    </w:p>
+    <w:p>
+      <w:pPr>
+        <w:ind w:firstLine="576"/>
+        <w:rPr>
+          <w:rFonts w:eastAsiaTheme="majorEastAsia"/>
+        </w:rPr>
+      </w:pPr>
+      <w:r>
+        <w:rPr>
+          <w:rFonts w:eastAsiaTheme="majorEastAsia"/>
+          <w:b/>
+          <w:bCs/>
+        </w:rPr>
+        <w:t>MySQL</w:t>
+      </w:r>
+      <w:r>
+        <w:rPr>
+          <w:rFonts w:eastAsiaTheme="majorEastAsia"/>
+        </w:rPr>
+        <w:t xml:space="preserve"> je relační databázový systém pro ukládání a správu dat. Je známý svou spolehlivostí, robustností i vysokým výkonem. V aplikaci slouží k uložení a správě dat, jako jsou informace o testech, promptech, uživatelích, </w:t>
+      </w:r>
+      <w:r>
+        <w:rPr>
+          <w:rFonts w:eastAsiaTheme="majorEastAsia"/>
+        </w:rPr>
+        <w:t>předmětech</w:t>
+      </w:r>
+      <w:r>
+        <w:rPr>
+          <w:rFonts w:eastAsiaTheme="majorEastAsia"/>
+        </w:rPr>
+        <w:t xml:space="preserve"> i dalších entitách.</w:t>
+      </w:r>
+      <w:r>
+        <w:rPr>
+          <w:rFonts w:eastAsiaTheme="majorEastAsia"/>
+        </w:rPr>
+        <w:t xml:space="preserve"> Dopodrobna bude databáze popsána níže v této dokumentaci.</w:t>
+      </w:r>
+    </w:p>
+    <w:p>
+      <w:pPr>
+        <w:ind w:firstLine="576"/>
+        <w:rPr>
+          <w:rFonts w:eastAsiaTheme="majorEastAsia"/>
+        </w:rPr>
+      </w:pPr>
+      <w:proofErr w:type="spellStart"/>
+      <w:r>
+        <w:rPr>
+          <w:rFonts w:eastAsiaTheme="majorEastAsia"/>
+          <w:b/>
+          <w:bCs/>
+        </w:rPr>
+        <w:t>MySQL</w:t>
+      </w:r>
+      <w:proofErr w:type="spellEnd"/>
+      <w:r>
+        <w:rPr>
+          <w:rFonts w:eastAsiaTheme="majorEastAsia"/>
+          <w:b/>
+          <w:bCs/>
+        </w:rPr>
+        <w:t xml:space="preserve"> </w:t>
+      </w:r>
+      <w:proofErr w:type="spellStart"/>
+      <w:r>
+        <w:rPr>
+          <w:rFonts w:eastAsiaTheme="majorEastAsia"/>
+          <w:b/>
+          <w:bCs/>
+        </w:rPr>
+        <w:t>Workbench</w:t>
+      </w:r>
+      <w:proofErr w:type="spellEnd"/>
+      <w:r>
+        <w:rPr>
+          <w:rFonts w:eastAsiaTheme="majorEastAsia"/>
+        </w:rPr>
+        <w:t xml:space="preserve">, který využívám pro usnadnění práce s databází, je </w:t>
+      </w:r>
+      <w:r>
+        <w:rPr>
+          <w:rFonts w:eastAsiaTheme="majorEastAsia"/>
+        </w:rPr>
+        <w:t>pokročilé grafické uživatelské rozhraní, které umožňuje vizuální návrh databáze, správu a ladění SQL dotazů, monitorování výkonu a celkovou správu databázového systému.</w:t>
+      </w:r>
+    </w:p>
+    <w:p>
+      <w:pPr>
+        <w:ind w:firstLine="576"/>
+        <w:rPr>
+          <w:rFonts w:eastAsiaTheme="majorEastAsia"/>
+        </w:rPr>
+      </w:pPr>
+      <w:r>
+        <w:rPr>
+          <w:rFonts w:eastAsiaTheme="majorEastAsia"/>
+          <w:b/>
+          <w:bCs/>
+        </w:rPr>
+        <w:t>XAMPP</w:t>
+      </w:r>
+      <w:r>
+        <w:rPr>
+          <w:rFonts w:eastAsiaTheme="majorEastAsia"/>
+        </w:rPr>
+        <w:t xml:space="preserve">, který využívám pro práci se serverem </w:t>
+      </w:r>
+      <w:proofErr w:type="spellStart"/>
+      <w:r>
+        <w:rPr>
+          <w:rFonts w:eastAsiaTheme="majorEastAsia"/>
+        </w:rPr>
+        <w:t>MySQL</w:t>
+      </w:r>
+      <w:proofErr w:type="spellEnd"/>
+      <w:r>
+        <w:rPr>
+          <w:rFonts w:eastAsiaTheme="majorEastAsia"/>
+        </w:rPr>
+        <w:t xml:space="preserve">, je balíček softwarových nástrojů určených pro lokální vývoj a testování webových aplikací. XAMPP obsahuje </w:t>
+      </w:r>
+      <w:proofErr w:type="spellStart"/>
+      <w:r>
+        <w:rPr>
+          <w:rFonts w:eastAsiaTheme="majorEastAsia"/>
+        </w:rPr>
+        <w:t>Apache</w:t>
+      </w:r>
+      <w:proofErr w:type="spellEnd"/>
+      <w:r>
+        <w:rPr>
+          <w:rFonts w:eastAsiaTheme="majorEastAsia"/>
+        </w:rPr>
+        <w:t xml:space="preserve">, </w:t>
+      </w:r>
+      <w:proofErr w:type="spellStart"/>
+      <w:r>
+        <w:rPr>
+          <w:rFonts w:eastAsiaTheme="majorEastAsia"/>
+        </w:rPr>
+        <w:t>MySQL</w:t>
+      </w:r>
+      <w:proofErr w:type="spellEnd"/>
+      <w:r>
+        <w:rPr>
+          <w:rFonts w:eastAsiaTheme="majorEastAsia"/>
+        </w:rPr>
+        <w:t>, PHP a Perl, a díky svému jednoduchému nastavení umožňuje rychle nasadit a spravovat databázový server v lokálním prostředí.</w:t>
+      </w:r>
+    </w:p>
+    <w:p>
+      <w:pPr>
+        <w:pStyle w:val="Nadpis2"/>
+      </w:pPr>
+      <w:bookmarkStart w:id="23" w:name="_Toc191402524"/>
+      <w:r>
+        <w:t>Tvorba</w:t>
+      </w:r>
+      <w:r>
+        <w:t xml:space="preserve"> uživatelského rozhraní</w:t>
+      </w:r>
+      <w:bookmarkEnd w:id="23"/>
+    </w:p>
+    <w:p>
+      <w:pPr>
+        <w:ind w:firstLine="432"/>
+        <w:rPr>
+          <w:rFonts w:eastAsiaTheme="majorEastAsia"/>
+        </w:rPr>
+      </w:pPr>
+      <w:proofErr w:type="spellStart"/>
+      <w:r>
+        <w:rPr>
+          <w:rFonts w:eastAsiaTheme="majorEastAsia"/>
+          <w:b/>
+          <w:bCs/>
+        </w:rPr>
+        <w:t>JavaFX</w:t>
+      </w:r>
+      <w:proofErr w:type="spellEnd"/>
+      <w:r>
+        <w:rPr>
+          <w:rFonts w:eastAsiaTheme="majorEastAsia"/>
+        </w:rPr>
+        <w:t xml:space="preserve"> je moderní platforma pro tvorbu uživatelských rozhraní v Javě. Podporuje práci s grafikou, multimédii a animacemi a je</w:t>
+      </w:r>
+      <w:r>
+        <w:rPr>
+          <w:rFonts w:eastAsiaTheme="majorEastAsia"/>
+        </w:rPr>
+        <w:t xml:space="preserve"> často</w:t>
+      </w:r>
+      <w:r>
+        <w:rPr>
+          <w:rFonts w:eastAsiaTheme="majorEastAsia"/>
+        </w:rPr>
+        <w:t xml:space="preserve"> základem pro desktopové aplikace.</w:t>
+      </w:r>
+    </w:p>
+    <w:p>
+      <w:pPr>
+        <w:ind w:firstLine="432"/>
+        <w:rPr>
+          <w:rFonts w:eastAsiaTheme="majorEastAsia"/>
+        </w:rPr>
+      </w:pPr>
+      <w:r>
+        <w:rPr>
+          <w:rFonts w:eastAsiaTheme="majorEastAsia"/>
+          <w:b/>
+          <w:bCs/>
+        </w:rPr>
+        <w:t>FXML</w:t>
+      </w:r>
+      <w:r>
+        <w:rPr>
+          <w:rFonts w:eastAsiaTheme="majorEastAsia"/>
+        </w:rPr>
+        <w:t xml:space="preserve"> je deklarativní jazyk</w:t>
+      </w:r>
+      <w:r>
+        <w:rPr>
+          <w:rFonts w:eastAsiaTheme="majorEastAsia"/>
+        </w:rPr>
+        <w:t xml:space="preserve"> založený na XML</w:t>
+      </w:r>
+      <w:r>
+        <w:rPr>
+          <w:rFonts w:eastAsiaTheme="majorEastAsia"/>
+        </w:rPr>
+        <w:t xml:space="preserve"> pro popis grafického uživatelského rozhraní v </w:t>
+      </w:r>
+      <w:proofErr w:type="spellStart"/>
+      <w:r>
+        <w:rPr>
+          <w:rFonts w:eastAsiaTheme="majorEastAsia"/>
+        </w:rPr>
+        <w:t>JavaFX</w:t>
+      </w:r>
+      <w:proofErr w:type="spellEnd"/>
+      <w:r>
+        <w:rPr>
+          <w:rFonts w:eastAsiaTheme="majorEastAsia"/>
+        </w:rPr>
+        <w:t>. Umožňuje oddělit design UI od aplikační logiky, což přispívá k lepší udržovatelnosti a přehlednosti kódu.</w:t>
+      </w:r>
+    </w:p>
+    <w:p>
+      <w:pPr>
+        <w:ind w:firstLine="432"/>
+        <w:rPr>
+          <w:rFonts w:eastAsiaTheme="majorEastAsia"/>
+        </w:rPr>
+      </w:pPr>
+      <w:proofErr w:type="spellStart"/>
+      <w:r>
+        <w:rPr>
+          <w:b/>
+          <w:bCs/>
+        </w:rPr>
+        <w:lastRenderedPageBreak/>
+        <w:t>JavaFX</w:t>
+      </w:r>
+      <w:proofErr w:type="spellEnd"/>
+      <w:r>
+        <w:rPr>
+          <w:b/>
+          <w:bCs/>
+        </w:rPr>
+        <w:t xml:space="preserve"> </w:t>
+      </w:r>
+      <w:proofErr w:type="spellStart"/>
+      <w:r>
+        <w:rPr>
+          <w:b/>
+          <w:bCs/>
+        </w:rPr>
+        <w:t>Maven</w:t>
+      </w:r>
+      <w:proofErr w:type="spellEnd"/>
+      <w:r>
+        <w:rPr>
+          <w:b/>
+          <w:bCs/>
+        </w:rPr>
+        <w:t xml:space="preserve"> Plugin</w:t>
+      </w:r>
+      <w:r>
+        <w:t xml:space="preserve"> usnadňuje správu a spouštění </w:t>
+      </w:r>
+      <w:proofErr w:type="spellStart"/>
+      <w:r>
+        <w:t>JavaFX</w:t>
+      </w:r>
+      <w:proofErr w:type="spellEnd"/>
+      <w:r>
+        <w:t xml:space="preserve"> aplikací pomocí </w:t>
+      </w:r>
+      <w:proofErr w:type="spellStart"/>
+      <w:r>
+        <w:t>Apache</w:t>
+      </w:r>
+      <w:proofErr w:type="spellEnd"/>
+      <w:r>
+        <w:t xml:space="preserve"> </w:t>
+      </w:r>
+      <w:proofErr w:type="spellStart"/>
+      <w:r>
+        <w:t>Maven</w:t>
+      </w:r>
+      <w:proofErr w:type="spellEnd"/>
+      <w:r>
+        <w:t xml:space="preserve">. Plugin integruje spouštěcí mechanismus </w:t>
+      </w:r>
+      <w:proofErr w:type="spellStart"/>
+      <w:r>
+        <w:t>JavaFX</w:t>
+      </w:r>
+      <w:proofErr w:type="spellEnd"/>
+      <w:r>
+        <w:t xml:space="preserve"> do </w:t>
+      </w:r>
+      <w:proofErr w:type="spellStart"/>
+      <w:r>
+        <w:t>Maven</w:t>
+      </w:r>
+      <w:proofErr w:type="spellEnd"/>
+      <w:r>
+        <w:t xml:space="preserve"> build procesu, což umožňuje snadné spouštění a balení aplikace</w:t>
+      </w:r>
+      <w:r>
+        <w:t>.</w:t>
+      </w:r>
+    </w:p>
+    <w:p>
+      <w:pPr>
+        <w:ind w:firstLine="432"/>
+        <w:rPr>
+          <w:rFonts w:eastAsiaTheme="majorEastAsia"/>
+        </w:rPr>
+      </w:pPr>
+      <w:r>
+        <w:rPr>
+          <w:rFonts w:eastAsiaTheme="majorEastAsia"/>
+          <w:b/>
+          <w:bCs/>
+        </w:rPr>
+        <w:t>CSS</w:t>
+      </w:r>
+      <w:r>
+        <w:rPr>
+          <w:rFonts w:eastAsiaTheme="majorEastAsia"/>
+        </w:rPr>
+        <w:t xml:space="preserve"> (</w:t>
+      </w:r>
+      <w:proofErr w:type="spellStart"/>
+      <w:r>
+        <w:rPr>
+          <w:rFonts w:eastAsiaTheme="majorEastAsia"/>
+        </w:rPr>
+        <w:t>Cascading</w:t>
+      </w:r>
+      <w:proofErr w:type="spellEnd"/>
+      <w:r>
+        <w:rPr>
+          <w:rFonts w:eastAsiaTheme="majorEastAsia"/>
+        </w:rPr>
+        <w:t xml:space="preserve"> Style </w:t>
+      </w:r>
+      <w:proofErr w:type="spellStart"/>
+      <w:r>
+        <w:rPr>
+          <w:rFonts w:eastAsiaTheme="majorEastAsia"/>
+        </w:rPr>
+        <w:t>Sheets</w:t>
+      </w:r>
+      <w:proofErr w:type="spellEnd"/>
+      <w:r>
+        <w:rPr>
+          <w:rFonts w:eastAsiaTheme="majorEastAsia"/>
+        </w:rPr>
+        <w:t xml:space="preserve">) v kontextu </w:t>
+      </w:r>
+      <w:proofErr w:type="spellStart"/>
+      <w:r>
+        <w:rPr>
+          <w:rFonts w:eastAsiaTheme="majorEastAsia"/>
+        </w:rPr>
+        <w:t>JavaFX</w:t>
+      </w:r>
+      <w:proofErr w:type="spellEnd"/>
+      <w:r>
+        <w:rPr>
+          <w:rFonts w:eastAsiaTheme="majorEastAsia"/>
+        </w:rPr>
+        <w:t xml:space="preserve"> se od standardního CSS liší především tím, že je speciálně optimalizované pro stylování grafických komponent (Node) v prostředí </w:t>
+      </w:r>
+      <w:proofErr w:type="spellStart"/>
+      <w:r>
+        <w:rPr>
+          <w:rFonts w:eastAsiaTheme="majorEastAsia"/>
+        </w:rPr>
+        <w:t>JavaFX</w:t>
+      </w:r>
+      <w:proofErr w:type="spellEnd"/>
+      <w:r>
+        <w:rPr>
+          <w:rFonts w:eastAsiaTheme="majorEastAsia"/>
+        </w:rPr>
+        <w:t xml:space="preserve">. Zatímco standardní CSS se primárně používá pro webové stránky a má předdefinovaný soubor vlastností pro HTML elementy, CSS pro </w:t>
+      </w:r>
+      <w:proofErr w:type="spellStart"/>
+      <w:r>
+        <w:rPr>
+          <w:rFonts w:eastAsiaTheme="majorEastAsia"/>
+        </w:rPr>
+        <w:t>JavaFX</w:t>
+      </w:r>
+      <w:proofErr w:type="spellEnd"/>
+      <w:r>
+        <w:rPr>
+          <w:rFonts w:eastAsiaTheme="majorEastAsia"/>
+        </w:rPr>
+        <w:t xml:space="preserve"> obsahuje rozšířenou sadu vlastností, které odpovídají specifickým atributům a vlastnostem </w:t>
+      </w:r>
+      <w:proofErr w:type="spellStart"/>
+      <w:r>
+        <w:rPr>
+          <w:rFonts w:eastAsiaTheme="majorEastAsia"/>
+        </w:rPr>
+        <w:t>JavaFX</w:t>
+      </w:r>
+      <w:proofErr w:type="spellEnd"/>
+      <w:r>
+        <w:rPr>
+          <w:rFonts w:eastAsiaTheme="majorEastAsia"/>
+        </w:rPr>
+        <w:t xml:space="preserve"> ovládacích prvků.</w:t>
+      </w:r>
+    </w:p>
+    <w:p>
+      <w:pPr>
+        <w:ind w:firstLine="432"/>
+        <w:rPr>
+          <w:rFonts w:eastAsiaTheme="majorEastAsia"/>
+        </w:rPr>
+      </w:pPr>
+      <w:r>
+        <w:rPr>
+          <w:rFonts w:eastAsiaTheme="majorEastAsia"/>
+        </w:rPr>
+        <w:t>S</w:t>
+      </w:r>
+      <w:r>
+        <w:rPr>
+          <w:rFonts w:eastAsiaTheme="majorEastAsia"/>
+        </w:rPr>
+        <w:t xml:space="preserve">truktura a syntaxe </w:t>
+      </w:r>
+      <w:r>
+        <w:rPr>
+          <w:rFonts w:eastAsiaTheme="majorEastAsia"/>
+        </w:rPr>
+        <w:t>je tedy</w:t>
+      </w:r>
+      <w:r>
+        <w:rPr>
+          <w:rFonts w:eastAsiaTheme="majorEastAsia"/>
+        </w:rPr>
+        <w:t xml:space="preserve"> mírně </w:t>
+      </w:r>
+      <w:r>
+        <w:rPr>
+          <w:rFonts w:eastAsiaTheme="majorEastAsia"/>
+        </w:rPr>
+        <w:t>jiná</w:t>
+      </w:r>
+      <w:r>
+        <w:rPr>
+          <w:rFonts w:eastAsiaTheme="majorEastAsia"/>
+        </w:rPr>
+        <w:t xml:space="preserve">, aby efektivně pracovala s hierarchií uzlů v </w:t>
+      </w:r>
+      <w:proofErr w:type="spellStart"/>
+      <w:r>
+        <w:rPr>
+          <w:rFonts w:eastAsiaTheme="majorEastAsia"/>
+        </w:rPr>
+        <w:t>JavaFX</w:t>
+      </w:r>
+      <w:proofErr w:type="spellEnd"/>
+      <w:r>
+        <w:rPr>
+          <w:rFonts w:eastAsiaTheme="majorEastAsia"/>
+        </w:rPr>
+        <w:t xml:space="preserve"> scéně, což umožňuje detailní a flexibilní úpravu vzhledu desktopových aplikací postavených na této platformě.</w:t>
+      </w:r>
+    </w:p>
+    <w:p>
+      <w:pPr>
+        <w:pStyle w:val="Nadpis2"/>
+      </w:pPr>
+      <w:bookmarkStart w:id="24" w:name="_Toc191402525"/>
+      <w:r>
+        <w:t>Ostatní knihovny</w:t>
+      </w:r>
+      <w:bookmarkEnd w:id="24"/>
+    </w:p>
+    <w:p>
+      <w:pPr>
+        <w:ind w:firstLine="578"/>
+      </w:pPr>
+      <w:proofErr w:type="spellStart"/>
+      <w:r>
+        <w:rPr>
+          <w:b/>
+          <w:bCs/>
+        </w:rPr>
+        <w:t>Gson</w:t>
+      </w:r>
+      <w:proofErr w:type="spellEnd"/>
+      <w:r>
+        <w:t xml:space="preserve"> </w:t>
+      </w:r>
+      <w:r>
+        <w:t>(</w:t>
+      </w:r>
+      <w:proofErr w:type="spellStart"/>
+      <w:r>
+        <w:rPr>
+          <w:rStyle w:val="KdChar"/>
+        </w:rPr>
+        <w:t>com.google.code.gson</w:t>
+      </w:r>
+      <w:proofErr w:type="spellEnd"/>
+      <w:r>
+        <w:t xml:space="preserve">) je knihovna od společnosti Google pro </w:t>
+      </w:r>
+      <w:proofErr w:type="spellStart"/>
+      <w:r>
+        <w:t>parsování</w:t>
+      </w:r>
+      <w:proofErr w:type="spellEnd"/>
+      <w:r>
+        <w:t xml:space="preserve"> </w:t>
+      </w:r>
+      <w:r>
+        <w:t>Java objektů do formátu JSON a naopak. Umožňuje snadnou konverzi dat mezi Java objekty a jejich reprezentací ve formátu JSON, což je využíváno v komunikaci s API a další manipulaci s daty.</w:t>
+      </w:r>
+    </w:p>
+    <w:p>
+      <w:pPr>
+        <w:ind w:firstLine="578"/>
+      </w:pPr>
+      <w:proofErr w:type="spellStart"/>
+      <w:r>
+        <w:rPr>
+          <w:b/>
+          <w:bCs/>
+        </w:rPr>
+        <w:t>Dotenv</w:t>
+      </w:r>
+      <w:proofErr w:type="spellEnd"/>
+      <w:r>
+        <w:t xml:space="preserve"> </w:t>
+      </w:r>
+      <w:r>
+        <w:t>(</w:t>
+      </w:r>
+      <w:proofErr w:type="spellStart"/>
+      <w:r>
+        <w:rPr>
+          <w:rStyle w:val="KdChar"/>
+        </w:rPr>
+        <w:t>io.github.cdimascio.dotenv-java</w:t>
+      </w:r>
+      <w:proofErr w:type="spellEnd"/>
+      <w:r>
+        <w:t>) je knihovna umožňující načítání konfiguračních proměnných z prostředí (</w:t>
+      </w:r>
+      <w:r>
+        <w:rPr>
+          <w:rStyle w:val="KdChar"/>
+        </w:rPr>
+        <w:t>.</w:t>
+      </w:r>
+      <w:proofErr w:type="spellStart"/>
+      <w:r>
+        <w:rPr>
+          <w:rStyle w:val="KdChar"/>
+        </w:rPr>
+        <w:t>env</w:t>
+      </w:r>
+      <w:proofErr w:type="spellEnd"/>
+      <w:r>
+        <w:t xml:space="preserve"> souboru). To usnadňuje správu citlivých informací a konfigurací bez nutnosti </w:t>
+      </w:r>
+      <w:proofErr w:type="spellStart"/>
+      <w:r>
+        <w:t>hardcodovat</w:t>
+      </w:r>
+      <w:proofErr w:type="spellEnd"/>
+      <w:r>
+        <w:t xml:space="preserve"> je přímo v kódu. </w:t>
+      </w:r>
+    </w:p>
+    <w:p>
+      <w:pPr>
+        <w:ind w:firstLine="578"/>
+      </w:pPr>
+      <w:proofErr w:type="spellStart"/>
+      <w:r>
+        <w:rPr>
+          <w:b/>
+          <w:bCs/>
+        </w:rPr>
+        <w:t>Apache</w:t>
+      </w:r>
+      <w:proofErr w:type="spellEnd"/>
+      <w:r>
+        <w:rPr>
+          <w:b/>
+          <w:bCs/>
+        </w:rPr>
+        <w:t xml:space="preserve"> POI</w:t>
+      </w:r>
+      <w:r>
+        <w:t xml:space="preserve"> (</w:t>
+      </w:r>
+      <w:proofErr w:type="spellStart"/>
+      <w:r>
+        <w:rPr>
+          <w:rStyle w:val="KdChar"/>
+        </w:rPr>
+        <w:t>org.apache.poi.xwpf.usermodel</w:t>
+      </w:r>
+      <w:proofErr w:type="spellEnd"/>
+      <w:r>
+        <w:t>)</w:t>
+      </w:r>
+      <w:r>
+        <w:t xml:space="preserve"> je knihovna, která umožňuje vytvářet a manipulovat s dokumenty ve formátech Microsoft Office. V projektu je využívána ke generování testů ve formátu </w:t>
+      </w:r>
+      <w:r>
+        <w:t>*.docx</w:t>
+      </w:r>
+      <w:r>
+        <w:t>, přičemž umožňuje dynamické vytváření dokumentů s formátovaným textem a dalšími prvky.</w:t>
+      </w:r>
+    </w:p>
+    <w:p>
+      <w:r>
+        <w:br w:type="page"/>
+      </w:r>
+    </w:p>
+    <w:p>
+      <w:pPr>
+        <w:pStyle w:val="Nadpis1"/>
+      </w:pPr>
+      <w:bookmarkStart w:id="25" w:name="_Toc191402526"/>
+      <w:r>
+        <w:lastRenderedPageBreak/>
+        <w:t>Struktura databáze</w:t>
+      </w:r>
+      <w:bookmarkEnd w:id="25"/>
+    </w:p>
+    <w:p>
+      <w:r>
+        <w:tab/>
+      </w:r>
+      <w:r>
+        <w:t>Než</w:t>
+      </w:r>
+      <w:r>
+        <w:t xml:space="preserve"> rozeberu souborovou strukturu, funkčnosti, třídy, jejich metody a konkrétní ukázky kódů aplikace, představím samotnou databázi, na které celá aplikace stojí a bez které by neměla šanci správně fungovat.</w:t>
+      </w:r>
+    </w:p>
+    <w:p>
+      <w:pPr>
+        <w:spacing w:before="0" w:after="160" w:line="259" w:lineRule="auto"/>
+      </w:pPr>
+      <w:r>
+        <w:br w:type="page"/>
+      </w:r>
+    </w:p>
+    <w:p>
+      <w:pPr>
+        <w:pStyle w:val="Neslovannadpis"/>
+      </w:pPr>
+      <w:r>
+        <w:lastRenderedPageBreak/>
+        <w:t>Seznam použitých pojmů a zkratek</w:t>
+      </w:r>
+    </w:p>
+    <w:p>
+      <w:pPr>
+        <w:ind w:firstLine="360"/>
+      </w:pPr>
+      <w:r>
+        <w:rPr>
+          <w:b/>
+          <w:bCs/>
+        </w:rPr>
+        <w:t>AI</w:t>
+      </w:r>
+      <w:r>
+        <w:t xml:space="preserve"> (</w:t>
+      </w:r>
+      <w:r>
+        <w:rPr>
+          <w:i/>
+          <w:iCs/>
+        </w:rPr>
+        <w:t>neboli</w:t>
+      </w:r>
+      <w:r>
+        <w:t xml:space="preserve"> </w:t>
+      </w:r>
+      <w:proofErr w:type="spellStart"/>
+      <w:r>
+        <w:rPr>
+          <w:b/>
+          <w:bCs/>
+          <w:i/>
+          <w:iCs/>
+        </w:rPr>
+        <w:t>artificial</w:t>
+      </w:r>
+      <w:proofErr w:type="spellEnd"/>
+      <w:r>
+        <w:rPr>
+          <w:b/>
+          <w:bCs/>
+          <w:i/>
+          <w:iCs/>
+        </w:rPr>
+        <w:t xml:space="preserve"> </w:t>
+      </w:r>
+      <w:proofErr w:type="spellStart"/>
+      <w:r>
+        <w:rPr>
+          <w:b/>
+          <w:bCs/>
+          <w:i/>
+          <w:iCs/>
+        </w:rPr>
+        <w:t>intelligence</w:t>
+      </w:r>
+      <w:proofErr w:type="spellEnd"/>
+      <w:r>
+        <w:t xml:space="preserve"> – česky</w:t>
+      </w:r>
+      <w:r>
+        <w:t xml:space="preserve"> </w:t>
+      </w:r>
+      <w:r>
+        <w:rPr>
+          <w:b/>
+          <w:bCs/>
+          <w:i/>
+          <w:iCs/>
+        </w:rPr>
+        <w:t>umělá</w:t>
+      </w:r>
+      <w:r>
+        <w:rPr>
+          <w:b/>
+          <w:bCs/>
+        </w:rPr>
+        <w:t xml:space="preserve"> </w:t>
+      </w:r>
+      <w:r>
+        <w:rPr>
+          <w:b/>
+          <w:bCs/>
+          <w:i/>
+          <w:iCs/>
+        </w:rPr>
+        <w:t>inteligence</w:t>
+      </w:r>
+      <w:r>
+        <w:t>)</w:t>
+      </w:r>
+      <w:r>
+        <w:t xml:space="preserve"> je obor informatiky, který se zabývá tvorbou systémů schopných vykazovat rysy lidské inteligence – například učení, rozhodování a řešení problémů – prostřednictvím algoritmů a strojového učení.</w:t>
+      </w:r>
+    </w:p>
+    <w:p>
+      <w:pPr>
+        <w:ind w:firstLine="360"/>
+      </w:pPr>
+      <w:r>
+        <w:rPr>
+          <w:b/>
+          <w:bCs/>
+        </w:rPr>
+        <w:t>AI halucinace</w:t>
+      </w:r>
+      <w:r>
+        <w:t xml:space="preserve"> označuje fenomén, kdy umělá inteligence generuje nesprávné, smyšlené nebo nesouvisející informace bez opory v ověřitelných datech, což může vést k nepřesným či zavádějícím výsledkům.</w:t>
+      </w:r>
+    </w:p>
+    <w:p>
+      <w:pPr>
+        <w:ind w:firstLine="360"/>
+      </w:pPr>
+      <w:r>
+        <w:rPr>
+          <w:b/>
+          <w:bCs/>
+        </w:rPr>
+        <w:t>Prompt</w:t>
+      </w:r>
+      <w:r>
+        <w:t xml:space="preserve"> je vstupní dotaz nebo instrukce, kterou uživatel poskytuje systému umělé inteligence, aby vyvolal konkrétní odpověď či akci. </w:t>
+      </w:r>
+    </w:p>
+    <w:p>
+      <w:pPr>
+        <w:ind w:firstLine="360"/>
+      </w:pPr>
+      <w:proofErr w:type="spellStart"/>
+      <w:r>
+        <w:rPr>
+          <w:b/>
+          <w:bCs/>
+        </w:rPr>
+        <w:t>Promptování</w:t>
+      </w:r>
+      <w:proofErr w:type="spellEnd"/>
+      <w:r>
+        <w:t xml:space="preserve"> je proces formulování</w:t>
+      </w:r>
+      <w:r>
+        <w:t xml:space="preserve"> a</w:t>
+      </w:r>
+      <w:r>
+        <w:t xml:space="preserve"> zadávání promptů.</w:t>
+      </w:r>
+    </w:p>
+    <w:p>
+      <w:pPr>
+        <w:ind w:firstLine="360"/>
+        <w:rPr>
+          <w:rFonts w:eastAsiaTheme="majorEastAsia"/>
+        </w:rPr>
+      </w:pPr>
+      <w:r>
+        <w:rPr>
+          <w:rFonts w:eastAsiaTheme="majorEastAsia"/>
+          <w:b/>
+          <w:bCs/>
+        </w:rPr>
+        <w:t>XML</w:t>
+      </w:r>
+      <w:r>
+        <w:rPr>
+          <w:rFonts w:eastAsiaTheme="majorEastAsia"/>
+        </w:rPr>
+        <w:t xml:space="preserve"> (</w:t>
+      </w:r>
+      <w:proofErr w:type="spellStart"/>
+      <w:r>
+        <w:rPr>
+          <w:rFonts w:eastAsiaTheme="majorEastAsia"/>
+        </w:rPr>
+        <w:t>eXtensible</w:t>
+      </w:r>
+      <w:proofErr w:type="spellEnd"/>
+      <w:r>
+        <w:rPr>
+          <w:rFonts w:eastAsiaTheme="majorEastAsia"/>
+        </w:rPr>
+        <w:t xml:space="preserve"> </w:t>
+      </w:r>
+      <w:proofErr w:type="spellStart"/>
+      <w:r>
+        <w:rPr>
+          <w:rFonts w:eastAsiaTheme="majorEastAsia"/>
+        </w:rPr>
+        <w:t>Markup</w:t>
+      </w:r>
+      <w:proofErr w:type="spellEnd"/>
+      <w:r>
+        <w:rPr>
+          <w:rFonts w:eastAsiaTheme="majorEastAsia"/>
+        </w:rPr>
+        <w:t xml:space="preserve"> </w:t>
+      </w:r>
+      <w:proofErr w:type="spellStart"/>
+      <w:r>
+        <w:rPr>
+          <w:rFonts w:eastAsiaTheme="majorEastAsia"/>
+        </w:rPr>
+        <w:t>Language</w:t>
+      </w:r>
+      <w:proofErr w:type="spellEnd"/>
+      <w:r>
+        <w:rPr>
+          <w:rFonts w:eastAsiaTheme="majorEastAsia"/>
+        </w:rPr>
+        <w:t>) je značkovací jazyk určený pro strukturované ukládání a přenos dat. Umožňuje definovat vlastní tagy a hierarchickou strukturu, což usnadňuje formátování, sdílení a interpretaci dat mezi různými systémy.</w:t>
+      </w:r>
+    </w:p>
+    <w:p>
+      <w:pPr>
+        <w:spacing w:before="0" w:after="160" w:line="259" w:lineRule="auto"/>
+        <w:ind w:firstLine="360"/>
+      </w:pPr>
+      <w:r>
+        <w:rPr>
+          <w:b/>
+          <w:bCs/>
+        </w:rPr>
+        <w:t>JSON</w:t>
+      </w:r>
+      <w:r>
+        <w:t xml:space="preserve"> (JavaScript </w:t>
+      </w:r>
+      <w:proofErr w:type="spellStart"/>
+      <w:r>
+        <w:t>Object</w:t>
+      </w:r>
+      <w:proofErr w:type="spellEnd"/>
+      <w:r>
+        <w:t xml:space="preserve"> </w:t>
+      </w:r>
+      <w:proofErr w:type="spellStart"/>
+      <w:r>
+        <w:t>Notation</w:t>
+      </w:r>
+      <w:proofErr w:type="spellEnd"/>
+      <w:r>
+        <w:t>) je lehký, textový datový formát určený pro přenos a ukládání dat. Umožňuje organizaci dat do strukturovaných formátů, jako jsou objekty</w:t>
+      </w:r>
+      <w:r>
+        <w:t xml:space="preserve"> s </w:t>
+      </w:r>
+      <w:proofErr w:type="spellStart"/>
+      <w:r>
+        <w:t>key-value</w:t>
+      </w:r>
+      <w:proofErr w:type="spellEnd"/>
+      <w:r>
+        <w:t xml:space="preserve"> (klíč-hodnota</w:t>
+      </w:r>
+      <w:r>
+        <w:t>)</w:t>
+      </w:r>
+      <w:r>
+        <w:t xml:space="preserve"> páry a pole, což usnadňuje jejich čtení jak pro lidi, tak pro počítače.</w:t>
+      </w:r>
+    </w:p>
+    <w:p>
+      <w:pPr>
+        <w:spacing w:before="0" w:after="160" w:line="259" w:lineRule="auto"/>
+        <w:ind w:firstLine="360"/>
+      </w:pPr>
+      <w:proofErr w:type="spellStart"/>
+      <w:r>
+        <w:rPr>
+          <w:b/>
+          <w:bCs/>
+        </w:rPr>
+        <w:t>Parsování</w:t>
+      </w:r>
+      <w:proofErr w:type="spellEnd"/>
+      <w:r>
+        <w:t xml:space="preserve"> je proces analýzy vstupních dat (např. XML</w:t>
+      </w:r>
+      <w:r>
+        <w:t xml:space="preserve"> nebo JSON</w:t>
+      </w:r>
+      <w:r>
+        <w:t xml:space="preserve"> souboru) za účelem jejich rozdělení a převedení do strukturované formy, kterou může program snadno zpracovat. Tento proces umožňuje extrakci a organizaci informací z textového nebo jiného formátu.</w:t>
+      </w:r>
+    </w:p>
+    <w:p>
+      <w:pPr>
+        <w:spacing w:before="0" w:after="160" w:line="259" w:lineRule="auto"/>
+        <w:rPr>
+          <w:b/>
+          <w:sz w:val="24"/>
+        </w:rPr>
+      </w:pPr>
+      <w:r>
+        <w:br w:type="page"/>
+      </w:r>
+    </w:p>
+    <w:p>
+      <w:pPr>
+        <w:pStyle w:val="Neslovannadpis"/>
+      </w:pPr>
+      <w:r>
+        <w:lastRenderedPageBreak/>
+        <w:t>Seznam použité literatury a zdrojů</w:t>
+      </w:r>
+    </w:p>
+    <w:p>
+      <w:pPr>
+        <w:pStyle w:val="Odstavecseseznamem"/>
+        <w:numPr>
+          <w:ilvl w:val="0"/>
+          <w:numId w:val="99"/>
+        </w:numPr>
+        <w:ind w:hanging="436"/>
+      </w:pPr>
+      <w:r>
+        <w:rPr>
+          <w:i/>
+          <w:iCs/>
+        </w:rPr>
+        <w:t>Umělá inteligence</w:t>
+      </w:r>
+      <w:r>
+        <w:t>. Online. Wikipedie. 2025. Dostupné z: </w:t>
+      </w:r>
+      <w:hyperlink r:id="rId11" w:history="1">
+        <w:r>
+          <w:rPr>
+            <w:rStyle w:val="Hypertextovodkaz"/>
+          </w:rPr>
+          <w:t>https://cs.wikipedia.org/wiki/Um%C4%9Bl%C3%A1_inteligence</w:t>
+        </w:r>
+      </w:hyperlink>
+      <w:r>
+        <w:t>. [cit. 2025-02-25].</w:t>
+      </w:r>
+    </w:p>
+    <w:p>
+      <w:pPr>
+        <w:pStyle w:val="Odstavecseseznamem"/>
+        <w:numPr>
+          <w:ilvl w:val="0"/>
+          <w:numId w:val="99"/>
+        </w:numPr>
+        <w:ind w:hanging="436"/>
+      </w:pPr>
+      <w:r>
+        <w:t>MIT. </w:t>
+      </w:r>
+      <w:proofErr w:type="spellStart"/>
+      <w:r>
+        <w:rPr>
+          <w:i/>
+          <w:iCs/>
+        </w:rPr>
+        <w:t>When</w:t>
+      </w:r>
+      <w:proofErr w:type="spellEnd"/>
+      <w:r>
+        <w:rPr>
+          <w:i/>
+          <w:iCs/>
+        </w:rPr>
+        <w:t xml:space="preserve"> AI </w:t>
+      </w:r>
+      <w:proofErr w:type="spellStart"/>
+      <w:r>
+        <w:rPr>
+          <w:i/>
+          <w:iCs/>
+        </w:rPr>
+        <w:t>Hallucinates</w:t>
+      </w:r>
+      <w:proofErr w:type="spellEnd"/>
+      <w:r>
+        <w:t xml:space="preserve">. Online. MIT Technology </w:t>
+      </w:r>
+      <w:proofErr w:type="spellStart"/>
+      <w:r>
+        <w:t>Review</w:t>
+      </w:r>
+      <w:proofErr w:type="spellEnd"/>
+      <w:r>
+        <w:t>. 2024. Dostupné z: </w:t>
+      </w:r>
+      <w:hyperlink r:id="rId12" w:history="1">
+        <w:r>
+          <w:rPr>
+            <w:rStyle w:val="Hypertextovodkaz"/>
+          </w:rPr>
+          <w:t>https://www.technologyreview.com/search/?s=When%20AI%20Hallucinates</w:t>
+        </w:r>
+      </w:hyperlink>
+      <w:r>
+        <w:t xml:space="preserve">. </w:t>
+      </w:r>
+      <w:r>
+        <w:br/>
+      </w:r>
+      <w:r>
+        <w:t>[cit. 2025-02-25].</w:t>
+      </w:r>
+    </w:p>
+    <w:p>
+      <w:pPr>
+        <w:pStyle w:val="Odstavecseseznamem"/>
+        <w:numPr>
+          <w:ilvl w:val="0"/>
+          <w:numId w:val="99"/>
+        </w:numPr>
+        <w:ind w:hanging="436"/>
+      </w:pPr>
+      <w:r>
+        <w:rPr>
+          <w:i/>
+          <w:iCs/>
+        </w:rPr>
+        <w:t xml:space="preserve">AI </w:t>
+      </w:r>
+      <w:proofErr w:type="spellStart"/>
+      <w:r>
+        <w:rPr>
+          <w:i/>
+          <w:iCs/>
+        </w:rPr>
+        <w:t>Hallucinations</w:t>
+      </w:r>
+      <w:proofErr w:type="spellEnd"/>
+      <w:r>
+        <w:t xml:space="preserve">. Online. </w:t>
+      </w:r>
+      <w:proofErr w:type="spellStart"/>
+      <w:r>
+        <w:t>Towards</w:t>
+      </w:r>
+      <w:proofErr w:type="spellEnd"/>
+      <w:r>
+        <w:t xml:space="preserve"> Data Science. 2024. Dostupné z: </w:t>
+      </w:r>
+      <w:hyperlink r:id="rId13" w:history="1">
+        <w:r>
+          <w:rPr>
+            <w:rStyle w:val="Hypertextovodkaz"/>
+          </w:rPr>
+          <w:t>https://towardsdatascience.com/?s=</w:t>
+        </w:r>
+        <w:proofErr w:type="spellStart"/>
+        <w:r>
+          <w:rPr>
+            <w:rStyle w:val="Hypertextovodkaz"/>
+          </w:rPr>
+          <w:t>AI+Hallucinations</w:t>
+        </w:r>
+        <w:proofErr w:type="spellEnd"/>
+      </w:hyperlink>
+      <w:r>
+        <w:t>. [cit. 2025-02-25].</w:t>
+      </w:r>
+    </w:p>
+    <w:p>
+      <w:pPr>
+        <w:pStyle w:val="Odstavecseseznamem"/>
+        <w:numPr>
+          <w:ilvl w:val="0"/>
+          <w:numId w:val="99"/>
+        </w:numPr>
+        <w:ind w:hanging="436"/>
+      </w:pPr>
+      <w:r>
+        <w:t>MIT. </w:t>
+      </w:r>
+      <w:r>
+        <w:rPr>
+          <w:i/>
+          <w:iCs/>
+        </w:rPr>
+        <w:t xml:space="preserve">Prompt </w:t>
+      </w:r>
+      <w:proofErr w:type="spellStart"/>
+      <w:r>
+        <w:rPr>
+          <w:i/>
+          <w:iCs/>
+        </w:rPr>
+        <w:t>engeneering</w:t>
+      </w:r>
+      <w:proofErr w:type="spellEnd"/>
+      <w:r>
+        <w:t xml:space="preserve">. Online. MIT Technology </w:t>
+      </w:r>
+      <w:proofErr w:type="spellStart"/>
+      <w:r>
+        <w:t>Review</w:t>
+      </w:r>
+      <w:proofErr w:type="spellEnd"/>
+      <w:r>
+        <w:t>. 2024. Dostupné z: </w:t>
+      </w:r>
+      <w:hyperlink r:id="rId14" w:history="1">
+        <w:r>
+          <w:rPr>
+            <w:rStyle w:val="Hypertextovodkaz"/>
+          </w:rPr>
+          <w:t>https://www.technologyreview.com/search/?s=Prompt%20engeneering</w:t>
+        </w:r>
+      </w:hyperlink>
+      <w:r>
+        <w:t>. [cit. 2025-02-25].</w:t>
+      </w:r>
+    </w:p>
+    <w:p>
+      <w:pPr>
+        <w:pStyle w:val="Odstavecseseznamem"/>
+        <w:numPr>
+          <w:ilvl w:val="0"/>
+          <w:numId w:val="99"/>
+        </w:numPr>
+        <w:ind w:hanging="436"/>
+      </w:pPr>
+      <w:r>
+        <w:t>ORACLE CORPORATION. </w:t>
+      </w:r>
+      <w:r>
+        <w:rPr>
+          <w:i/>
+          <w:iCs/>
+        </w:rPr>
+        <w:t>Oracle Java</w:t>
+      </w:r>
+      <w:r>
+        <w:t>. Online. Oracle. 2025. Dostupné z: </w:t>
+      </w:r>
+      <w:hyperlink r:id="rId15" w:history="1">
+        <w:r>
+          <w:rPr>
+            <w:rStyle w:val="Hypertextovodkaz"/>
+          </w:rPr>
+          <w:t>https://www.oracle.com/java/technologies/downloads/?er=221886</w:t>
+        </w:r>
+      </w:hyperlink>
+      <w:r>
+        <w:t>. [cit. 2025-02-25].</w:t>
+      </w:r>
+    </w:p>
+    <w:p>
+      <w:pPr>
+        <w:pStyle w:val="Odstavecseseznamem"/>
+        <w:numPr>
+          <w:ilvl w:val="0"/>
+          <w:numId w:val="99"/>
+        </w:numPr>
+        <w:ind w:hanging="436"/>
+      </w:pPr>
+      <w:r>
+        <w:t>ORACLE CORPORATION. </w:t>
+      </w:r>
+      <w:r>
+        <w:rPr>
+          <w:i/>
+          <w:iCs/>
+        </w:rPr>
+        <w:t xml:space="preserve">JDK 21 </w:t>
+      </w:r>
+      <w:proofErr w:type="spellStart"/>
+      <w:r>
+        <w:rPr>
+          <w:i/>
+          <w:iCs/>
+        </w:rPr>
+        <w:t>Releases</w:t>
+      </w:r>
+      <w:proofErr w:type="spellEnd"/>
+      <w:r>
+        <w:t>. Online. Oracle. 2025. Dostupné</w:t>
+      </w:r>
+      <w:r>
+        <w:t xml:space="preserve"> </w:t>
+      </w:r>
+      <w:r>
+        <w:t>z: </w:t>
+      </w:r>
+      <w:hyperlink r:id="rId16" w:history="1">
+        <w:r>
+          <w:rPr>
+            <w:rStyle w:val="Hypertextovodkaz"/>
+          </w:rPr>
+          <w:t>https://jdk.java.net/21/</w:t>
+        </w:r>
+      </w:hyperlink>
+      <w:r>
+        <w:t>. [cit. 2025-02-25].</w:t>
+      </w:r>
+    </w:p>
+    <w:p>
+      <w:pPr>
+        <w:pStyle w:val="Odstavecseseznamem"/>
+        <w:numPr>
+          <w:ilvl w:val="0"/>
+          <w:numId w:val="99"/>
+        </w:numPr>
+        <w:ind w:hanging="436"/>
+      </w:pPr>
+      <w:r>
+        <w:t>JETBRAINS. </w:t>
+      </w:r>
+      <w:proofErr w:type="spellStart"/>
+      <w:r>
+        <w:rPr>
+          <w:i/>
+          <w:iCs/>
+        </w:rPr>
+        <w:t>IntelliJ</w:t>
+      </w:r>
+      <w:proofErr w:type="spellEnd"/>
+      <w:r>
+        <w:rPr>
+          <w:i/>
+          <w:iCs/>
+        </w:rPr>
+        <w:t xml:space="preserve"> IDEA</w:t>
+      </w:r>
+      <w:r>
+        <w:t xml:space="preserve">. Online. </w:t>
+      </w:r>
+      <w:proofErr w:type="spellStart"/>
+      <w:r>
+        <w:t>JetBrains</w:t>
+      </w:r>
+      <w:proofErr w:type="spellEnd"/>
+      <w:r>
+        <w:t>. 2025. Dostupné z: </w:t>
+      </w:r>
+      <w:hyperlink r:id="rId17" w:history="1">
+        <w:r>
+          <w:rPr>
+            <w:rStyle w:val="Hypertextovodkaz"/>
+          </w:rPr>
+          <w:t>https://www.jetbrains.com/idea/</w:t>
+        </w:r>
+      </w:hyperlink>
+      <w:r>
+        <w:t>. [cit. 2025-02-25].</w:t>
+      </w:r>
+    </w:p>
+    <w:p>
+      <w:pPr>
+        <w:pStyle w:val="Odstavecseseznamem"/>
+        <w:numPr>
+          <w:ilvl w:val="0"/>
+          <w:numId w:val="99"/>
+        </w:numPr>
+        <w:ind w:hanging="436"/>
+      </w:pPr>
+      <w:r>
+        <w:t>GLUON. </w:t>
+      </w:r>
+      <w:proofErr w:type="spellStart"/>
+      <w:r>
+        <w:rPr>
+          <w:i/>
+          <w:iCs/>
+        </w:rPr>
+        <w:t>Scene</w:t>
+      </w:r>
+      <w:proofErr w:type="spellEnd"/>
+      <w:r>
+        <w:rPr>
+          <w:i/>
+          <w:iCs/>
+        </w:rPr>
+        <w:t xml:space="preserve"> </w:t>
+      </w:r>
+      <w:proofErr w:type="spellStart"/>
+      <w:r>
+        <w:rPr>
+          <w:i/>
+          <w:iCs/>
+        </w:rPr>
+        <w:t>Builder</w:t>
+      </w:r>
+      <w:proofErr w:type="spellEnd"/>
+      <w:r>
+        <w:t xml:space="preserve">. Online. </w:t>
+      </w:r>
+      <w:proofErr w:type="spellStart"/>
+      <w:r>
+        <w:t>Scene</w:t>
+      </w:r>
+      <w:proofErr w:type="spellEnd"/>
+      <w:r>
+        <w:t xml:space="preserve"> </w:t>
+      </w:r>
+      <w:proofErr w:type="spellStart"/>
+      <w:r>
+        <w:t>Builder</w:t>
+      </w:r>
+      <w:proofErr w:type="spellEnd"/>
+      <w:r>
+        <w:t>. 2025. Dostupné z: </w:t>
+      </w:r>
+      <w:hyperlink r:id="rId18" w:history="1">
+        <w:r>
+          <w:rPr>
+            <w:rStyle w:val="Hypertextovodkaz"/>
+          </w:rPr>
+          <w:t>https://gluonhq.com/</w:t>
+        </w:r>
+        <w:proofErr w:type="spellStart"/>
+        <w:r>
+          <w:rPr>
+            <w:rStyle w:val="Hypertextovodkaz"/>
+          </w:rPr>
+          <w:t>products</w:t>
+        </w:r>
+        <w:proofErr w:type="spellEnd"/>
+        <w:r>
+          <w:rPr>
+            <w:rStyle w:val="Hypertextovodkaz"/>
+          </w:rPr>
+          <w:t>/</w:t>
+        </w:r>
+        <w:proofErr w:type="spellStart"/>
+        <w:r>
+          <w:rPr>
+            <w:rStyle w:val="Hypertextovodkaz"/>
+          </w:rPr>
+          <w:t>scene-builder</w:t>
+        </w:r>
+        <w:proofErr w:type="spellEnd"/>
+        <w:r>
+          <w:rPr>
+            <w:rStyle w:val="Hypertextovodkaz"/>
+          </w:rPr>
+          <w:t>/</w:t>
+        </w:r>
+      </w:hyperlink>
+      <w:r>
+        <w:t>. [cit. 2025-02-25].</w:t>
+      </w:r>
+    </w:p>
+    <w:p>
+      <w:pPr>
+        <w:pStyle w:val="Odstavecseseznamem"/>
+        <w:numPr>
+          <w:ilvl w:val="0"/>
+          <w:numId w:val="99"/>
+        </w:numPr>
+        <w:ind w:hanging="436"/>
+      </w:pPr>
+      <w:r>
+        <w:t>THE APACHE SOFTWARE FOUNDATION. </w:t>
+      </w:r>
+      <w:proofErr w:type="spellStart"/>
+      <w:r>
+        <w:rPr>
+          <w:i/>
+          <w:iCs/>
+        </w:rPr>
+        <w:t>Apache</w:t>
+      </w:r>
+      <w:proofErr w:type="spellEnd"/>
+      <w:r>
+        <w:rPr>
+          <w:i/>
+          <w:iCs/>
+        </w:rPr>
+        <w:t xml:space="preserve"> </w:t>
+      </w:r>
+      <w:proofErr w:type="spellStart"/>
+      <w:r>
+        <w:rPr>
+          <w:i/>
+          <w:iCs/>
+        </w:rPr>
+        <w:t>Maven</w:t>
+      </w:r>
+      <w:proofErr w:type="spellEnd"/>
+      <w:r>
+        <w:t xml:space="preserve">. Online. </w:t>
+      </w:r>
+      <w:proofErr w:type="spellStart"/>
+      <w:r>
+        <w:t>Apache</w:t>
+      </w:r>
+      <w:proofErr w:type="spellEnd"/>
+      <w:r>
+        <w:t xml:space="preserve"> </w:t>
+      </w:r>
+      <w:proofErr w:type="spellStart"/>
+      <w:r>
+        <w:t>Maven</w:t>
+      </w:r>
+      <w:proofErr w:type="spellEnd"/>
+      <w:r>
+        <w:t xml:space="preserve"> Project. 2025. Dostupné z: </w:t>
+      </w:r>
+      <w:hyperlink r:id="rId19" w:history="1">
+        <w:r>
+          <w:rPr>
+            <w:rStyle w:val="Hypertextovodkaz"/>
+          </w:rPr>
+          <w:t>https://maven.apache.org/</w:t>
+        </w:r>
+      </w:hyperlink>
+      <w:r>
+        <w:t>. [cit. 2025-02-25].</w:t>
+      </w:r>
+    </w:p>
+    <w:p>
+      <w:pPr>
+        <w:pStyle w:val="Odstavecseseznamem"/>
+        <w:numPr>
+          <w:ilvl w:val="0"/>
+          <w:numId w:val="99"/>
+        </w:numPr>
+        <w:ind w:hanging="436"/>
+      </w:pPr>
+      <w:r>
+        <w:t>SCOTT CHACON. </w:t>
+      </w:r>
+      <w:r>
+        <w:rPr>
+          <w:i/>
+          <w:iCs/>
+        </w:rPr>
+        <w:t>Git</w:t>
+      </w:r>
+      <w:r>
+        <w:t>. Online. Git. 2025. Dostupné z: </w:t>
+      </w:r>
+      <w:hyperlink r:id="rId20" w:history="1">
+        <w:r>
+          <w:rPr>
+            <w:rStyle w:val="Hypertextovodkaz"/>
+          </w:rPr>
+          <w:t>https://git-scm.com/</w:t>
+        </w:r>
+      </w:hyperlink>
+      <w:r>
+        <w:t>. [cit. 2025-02-25].</w:t>
+      </w:r>
+    </w:p>
+    <w:p>
+      <w:pPr>
+        <w:pStyle w:val="Odstavecseseznamem"/>
+        <w:numPr>
+          <w:ilvl w:val="0"/>
+          <w:numId w:val="99"/>
+        </w:numPr>
+        <w:ind w:hanging="436"/>
+      </w:pPr>
+      <w:r>
+        <w:t>ORACLE CORPORATION. </w:t>
+      </w:r>
+      <w:proofErr w:type="spellStart"/>
+      <w:r>
+        <w:rPr>
+          <w:i/>
+          <w:iCs/>
+        </w:rPr>
+        <w:t>MySQL</w:t>
+      </w:r>
+      <w:proofErr w:type="spellEnd"/>
+      <w:r>
+        <w:t xml:space="preserve">. Online. </w:t>
+      </w:r>
+      <w:proofErr w:type="spellStart"/>
+      <w:r>
+        <w:t>MySQL</w:t>
+      </w:r>
+      <w:proofErr w:type="spellEnd"/>
+      <w:r>
+        <w:t>. 2025. Dostupné z: </w:t>
+      </w:r>
+      <w:hyperlink r:id="rId21" w:history="1">
+        <w:r>
+          <w:rPr>
+            <w:rStyle w:val="Hypertextovodkaz"/>
+          </w:rPr>
+          <w:t>https://www.mysql.com/</w:t>
+        </w:r>
+      </w:hyperlink>
+      <w:r>
+        <w:t>.</w:t>
+      </w:r>
+      <w:r>
+        <w:br/>
+      </w:r>
+      <w:r>
+        <w:t>[cit. 2025-02-25].</w:t>
+      </w:r>
+    </w:p>
+    <w:p>
+      <w:pPr>
+        <w:pStyle w:val="Odstavecseseznamem"/>
+        <w:numPr>
+          <w:ilvl w:val="0"/>
+          <w:numId w:val="99"/>
+        </w:numPr>
+        <w:ind w:hanging="436"/>
+      </w:pPr>
+      <w:r>
+        <w:t>GLUON. </w:t>
+      </w:r>
+      <w:proofErr w:type="spellStart"/>
+      <w:r>
+        <w:rPr>
+          <w:i/>
+          <w:iCs/>
+        </w:rPr>
+        <w:t>JavaFX</w:t>
+      </w:r>
+      <w:proofErr w:type="spellEnd"/>
+      <w:r>
+        <w:t xml:space="preserve">. Online. </w:t>
+      </w:r>
+      <w:proofErr w:type="spellStart"/>
+      <w:r>
+        <w:t>JavaFX</w:t>
+      </w:r>
+      <w:proofErr w:type="spellEnd"/>
+      <w:r>
+        <w:t>. 2025. Dostupné z: </w:t>
+      </w:r>
+      <w:hyperlink r:id="rId22" w:history="1">
+        <w:r>
+          <w:rPr>
+            <w:rStyle w:val="Hypertextovodkaz"/>
+          </w:rPr>
+          <w:t>https://openjfx.io/</w:t>
+        </w:r>
+      </w:hyperlink>
+      <w:r>
+        <w:t>. [cit. 2025-02-25].</w:t>
+      </w:r>
+    </w:p>
+    <w:p>
+      <w:pPr>
+        <w:pStyle w:val="Odstavecseseznamem"/>
+        <w:numPr>
+          <w:ilvl w:val="0"/>
+          <w:numId w:val="99"/>
+        </w:numPr>
+        <w:ind w:hanging="436"/>
+      </w:pPr>
+      <w:r>
+        <w:t>GOOGLE INC. </w:t>
+      </w:r>
+      <w:proofErr w:type="spellStart"/>
+      <w:r>
+        <w:rPr>
+          <w:i/>
+          <w:iCs/>
+        </w:rPr>
+        <w:t>Gson</w:t>
+      </w:r>
+      <w:proofErr w:type="spellEnd"/>
+      <w:r>
+        <w:t xml:space="preserve">. Online. </w:t>
+      </w:r>
+      <w:proofErr w:type="spellStart"/>
+      <w:r>
+        <w:t>Gson</w:t>
+      </w:r>
+      <w:proofErr w:type="spellEnd"/>
+      <w:r>
+        <w:t>. 2025. Dostupné z: </w:t>
+      </w:r>
+      <w:hyperlink r:id="rId23" w:history="1">
+        <w:r>
+          <w:rPr>
+            <w:rStyle w:val="Hypertextovodkaz"/>
+          </w:rPr>
+          <w:t>https://github.com/google/gson</w:t>
+        </w:r>
+      </w:hyperlink>
+      <w:r>
+        <w:t>.</w:t>
+      </w:r>
+      <w:r>
+        <w:br/>
+      </w:r>
+      <w:r>
+        <w:t>[cit. 2025-02-25].</w:t>
+      </w:r>
+    </w:p>
+    <w:p>
+      <w:pPr>
+        <w:pStyle w:val="Odstavecseseznamem"/>
+        <w:numPr>
+          <w:ilvl w:val="0"/>
+          <w:numId w:val="99"/>
+        </w:numPr>
+        <w:ind w:hanging="436"/>
+      </w:pPr>
+      <w:r>
+        <w:t>THE APACHE SOFTWARE FOUNDATION. </w:t>
+      </w:r>
+      <w:proofErr w:type="spellStart"/>
+      <w:r>
+        <w:rPr>
+          <w:i/>
+          <w:iCs/>
+        </w:rPr>
+        <w:t>Dotenv</w:t>
+      </w:r>
+      <w:proofErr w:type="spellEnd"/>
+      <w:r>
+        <w:t xml:space="preserve">. Online. </w:t>
+      </w:r>
+      <w:proofErr w:type="spellStart"/>
+      <w:r>
+        <w:t>Dotenv</w:t>
+      </w:r>
+      <w:proofErr w:type="spellEnd"/>
+      <w:r>
+        <w:t>. 2025. Dostupné z: </w:t>
+      </w:r>
+      <w:hyperlink r:id="rId24" w:history="1">
+        <w:r>
+          <w:rPr>
+            <w:rStyle w:val="Hypertextovodkaz"/>
+          </w:rPr>
+          <w:t>https://github.com/</w:t>
+        </w:r>
+        <w:proofErr w:type="spellStart"/>
+        <w:r>
+          <w:rPr>
+            <w:rStyle w:val="Hypertextovodkaz"/>
+          </w:rPr>
+          <w:t>cdimascio</w:t>
+        </w:r>
+        <w:proofErr w:type="spellEnd"/>
+        <w:r>
+          <w:rPr>
+            <w:rStyle w:val="Hypertextovodkaz"/>
+          </w:rPr>
+          <w:t>/</w:t>
+        </w:r>
+        <w:proofErr w:type="spellStart"/>
+        <w:r>
+          <w:rPr>
+            <w:rStyle w:val="Hypertextovodkaz"/>
+          </w:rPr>
+          <w:t>dotenv-java</w:t>
+        </w:r>
+        <w:proofErr w:type="spellEnd"/>
+      </w:hyperlink>
+      <w:r>
+        <w:t>. [cit. 2025-02-25].</w:t>
+      </w:r>
+    </w:p>
+    <w:p>
+      <w:pPr>
+        <w:pStyle w:val="Odstavecseseznamem"/>
+        <w:numPr>
+          <w:ilvl w:val="0"/>
+          <w:numId w:val="99"/>
+        </w:numPr>
+        <w:ind w:hanging="436"/>
+      </w:pPr>
+      <w:r>
+        <w:t>THE APACHE SOFTWARE FOUNDATION. </w:t>
+      </w:r>
+      <w:proofErr w:type="spellStart"/>
+      <w:r>
+        <w:rPr>
+          <w:i/>
+          <w:iCs/>
+        </w:rPr>
+        <w:t>Apache</w:t>
+      </w:r>
+      <w:proofErr w:type="spellEnd"/>
+      <w:r>
+        <w:rPr>
+          <w:i/>
+          <w:iCs/>
+        </w:rPr>
+        <w:t xml:space="preserve"> POI</w:t>
+      </w:r>
+      <w:r>
+        <w:t xml:space="preserve">. Online. </w:t>
+      </w:r>
+      <w:proofErr w:type="spellStart"/>
+      <w:r>
+        <w:t>Apache</w:t>
+      </w:r>
+      <w:proofErr w:type="spellEnd"/>
+      <w:r>
+        <w:t xml:space="preserve"> POI. 2025. Dostupné z: </w:t>
+      </w:r>
+      <w:hyperlink r:id="rId25" w:history="1">
+        <w:r>
+          <w:rPr>
+            <w:rStyle w:val="Hypertextovodkaz"/>
+          </w:rPr>
+          <w:t>https://poi.apache.org/</w:t>
+        </w:r>
+      </w:hyperlink>
+      <w:r>
+        <w:t>. [cit. 2025-02-25].</w:t>
+      </w:r>
+    </w:p>
+    <w:p>
+      <w:pPr>
+        <w:pStyle w:val="Odstavecseseznamem"/>
+        <w:numPr>
+          <w:ilvl w:val="0"/>
+          <w:numId w:val="99"/>
+        </w:numPr>
+        <w:ind w:hanging="436"/>
+      </w:pPr>
+      <w:r>
+        <w:t>WIKIPEDIA. </w:t>
+      </w:r>
+      <w:r>
+        <w:rPr>
+          <w:i/>
+          <w:iCs/>
+        </w:rPr>
+        <w:t>XML</w:t>
+      </w:r>
+      <w:r>
+        <w:t>. Online. XML. 2025. Dostupné z: </w:t>
+      </w:r>
+      <w:hyperlink r:id="rId26" w:history="1">
+        <w:r>
+          <w:rPr>
+            <w:rStyle w:val="Hypertextovodkaz"/>
+          </w:rPr>
+          <w:t>https://en.wikipedia.org/wiki/XML</w:t>
+        </w:r>
+      </w:hyperlink>
+      <w:r>
+        <w:t xml:space="preserve">. </w:t>
+      </w:r>
+      <w:r>
+        <w:br/>
+      </w:r>
+      <w:r>
+        <w:t>[cit. 2025-02-25].</w:t>
+      </w:r>
+    </w:p>
+    <w:p>
+      <w:pPr>
+        <w:pStyle w:val="Odstavecseseznamem"/>
+        <w:numPr>
+          <w:ilvl w:val="0"/>
+          <w:numId w:val="99"/>
+        </w:numPr>
+        <w:ind w:hanging="436"/>
+      </w:pPr>
+      <w:r>
+        <w:t>WIKIPEDIA. </w:t>
+      </w:r>
+      <w:proofErr w:type="spellStart"/>
+      <w:r>
+        <w:rPr>
+          <w:i/>
+          <w:iCs/>
+        </w:rPr>
+        <w:t>Parsing</w:t>
+      </w:r>
+      <w:proofErr w:type="spellEnd"/>
+      <w:r>
+        <w:t xml:space="preserve">. Online. </w:t>
+      </w:r>
+      <w:proofErr w:type="spellStart"/>
+      <w:r>
+        <w:t>Parsing</w:t>
+      </w:r>
+      <w:proofErr w:type="spellEnd"/>
+      <w:r>
+        <w:t>. 2025. Dostupné z: </w:t>
+      </w:r>
+      <w:hyperlink r:id="rId27" w:history="1">
+        <w:r>
+          <w:rPr>
+            <w:rStyle w:val="Hypertextovodkaz"/>
+          </w:rPr>
+          <w:t>https://en.wikipedia.org/wiki/</w:t>
+        </w:r>
+        <w:proofErr w:type="spellStart"/>
+        <w:r>
+          <w:rPr>
+            <w:rStyle w:val="Hypertextovodkaz"/>
+          </w:rPr>
+          <w:t>Parsing</w:t>
+        </w:r>
+        <w:proofErr w:type="spellEnd"/>
+      </w:hyperlink>
+      <w:r>
+        <w:t>. [cit. 2025-02-25].</w:t>
+      </w:r>
+    </w:p>
+    <w:p>
+      <w:pPr>
+        <w:pStyle w:val="Odstavecseseznamem"/>
+        <w:numPr>
+          <w:ilvl w:val="0"/>
+          <w:numId w:val="99"/>
+        </w:numPr>
+        <w:ind w:hanging="436"/>
+      </w:pPr>
+      <w:r>
+        <w:t>WIKIPEDIA. </w:t>
+      </w:r>
+      <w:r>
+        <w:rPr>
+          <w:i/>
+          <w:iCs/>
+        </w:rPr>
+        <w:t>JSON</w:t>
+      </w:r>
+      <w:r>
+        <w:t>. Online. JSON. 2025. Dostupné z: </w:t>
+      </w:r>
+      <w:hyperlink r:id="rId28" w:history="1">
+        <w:r>
+          <w:rPr>
+            <w:rStyle w:val="Hypertextovodkaz"/>
+          </w:rPr>
+          <w:t>https://en.wikipedia.org/wiki/JSON</w:t>
+        </w:r>
+      </w:hyperlink>
+      <w:r>
+        <w:t>.</w:t>
+      </w:r>
+      <w:r>
+        <w:br/>
+      </w:r>
+      <w:r>
+        <w:t>[cit. 2025-02-25].</w:t>
+      </w:r>
+    </w:p>
+    <w:p>
+      <w:pPr>
+        <w:pStyle w:val="Odstavecseseznamem"/>
+        <w:numPr>
+          <w:ilvl w:val="0"/>
+          <w:numId w:val="99"/>
+        </w:numPr>
+        <w:ind w:hanging="436"/>
+      </w:pPr>
+      <w:r>
+        <w:t>ORACLE CORPORATION. </w:t>
+      </w:r>
+      <w:proofErr w:type="spellStart"/>
+      <w:r>
+        <w:rPr>
+          <w:i/>
+          <w:iCs/>
+        </w:rPr>
+        <w:t>MySQL</w:t>
+      </w:r>
+      <w:proofErr w:type="spellEnd"/>
+      <w:r>
+        <w:rPr>
+          <w:i/>
+          <w:iCs/>
+        </w:rPr>
+        <w:t xml:space="preserve"> </w:t>
+      </w:r>
+      <w:proofErr w:type="spellStart"/>
+      <w:r>
+        <w:rPr>
+          <w:i/>
+          <w:iCs/>
+        </w:rPr>
+        <w:t>Workbench</w:t>
+      </w:r>
+      <w:proofErr w:type="spellEnd"/>
+      <w:r>
+        <w:t xml:space="preserve">. Online. </w:t>
+      </w:r>
+      <w:proofErr w:type="spellStart"/>
+      <w:r>
+        <w:t>MySQL</w:t>
+      </w:r>
+      <w:proofErr w:type="spellEnd"/>
+      <w:r>
+        <w:t xml:space="preserve"> </w:t>
+      </w:r>
+      <w:proofErr w:type="spellStart"/>
+      <w:r>
+        <w:t>Workbench</w:t>
+      </w:r>
+      <w:proofErr w:type="spellEnd"/>
+      <w:r>
+        <w:t>. 2025. Dostupné z: </w:t>
+      </w:r>
+      <w:hyperlink r:id="rId29" w:history="1">
+        <w:r>
+          <w:rPr>
+            <w:rStyle w:val="Hypertextovodkaz"/>
+          </w:rPr>
+          <w:t>https://www.mysql.com/</w:t>
+        </w:r>
+        <w:proofErr w:type="spellStart"/>
+        <w:r>
+          <w:rPr>
+            <w:rStyle w:val="Hypertextovodkaz"/>
+          </w:rPr>
+          <w:t>products</w:t>
+        </w:r>
+        <w:proofErr w:type="spellEnd"/>
+        <w:r>
+          <w:rPr>
+            <w:rStyle w:val="Hypertextovodkaz"/>
+          </w:rPr>
+          <w:t>/</w:t>
+        </w:r>
+        <w:proofErr w:type="spellStart"/>
+        <w:r>
+          <w:rPr>
+            <w:rStyle w:val="Hypertextovodkaz"/>
+          </w:rPr>
+          <w:t>workbench</w:t>
+        </w:r>
+        <w:proofErr w:type="spellEnd"/>
+        <w:r>
+          <w:rPr>
+            <w:rStyle w:val="Hypertextovodkaz"/>
+          </w:rPr>
+          <w:t>/</w:t>
+        </w:r>
+      </w:hyperlink>
+      <w:r>
+        <w:t>. [cit. 2025-02-25].</w:t>
+      </w:r>
+    </w:p>
+    <w:p>
+      <w:pPr>
+        <w:pStyle w:val="Odstavecseseznamem"/>
+        <w:numPr>
+          <w:ilvl w:val="0"/>
+          <w:numId w:val="99"/>
+        </w:numPr>
+        <w:ind w:hanging="436"/>
+      </w:pPr>
+      <w:r>
+        <w:t>THE APACHE SOFTWARE FOUNDATION. </w:t>
+      </w:r>
+      <w:r>
+        <w:rPr>
+          <w:i/>
+          <w:iCs/>
+        </w:rPr>
+        <w:t>XAMPP</w:t>
+      </w:r>
+      <w:r>
+        <w:t>. Online. XAMPP. 2025. Dostupné z: </w:t>
+      </w:r>
+      <w:hyperlink r:id="rId30" w:history="1">
+        <w:r>
+          <w:rPr>
+            <w:rStyle w:val="Hypertextovodkaz"/>
+          </w:rPr>
+          <w:t>https://www.apachefriends.org/index.html</w:t>
+        </w:r>
+      </w:hyperlink>
+      <w:r>
+        <w:t>. [cit. 2025-02-25].</w:t>
+      </w:r>
+    </w:p>
+    <w:p>
+      <w:pPr>
+        <w:spacing w:after="160" w:line="259" w:lineRule="auto"/>
+      </w:pPr>
+      <w:r>
+        <w:br w:type="page"/>
+      </w:r>
+    </w:p>
+    <w:p>
+      <w:pPr>
+        <w:pStyle w:val="Neslovannadpis"/>
+      </w:pPr>
+      <w:r>
+        <w:lastRenderedPageBreak/>
+        <w:t>Seznam obrázků</w:t>
+      </w:r>
+    </w:p>
+    <w:p>
+      <w:pPr>
+        <w:pStyle w:val="Seznamobrzk"/>
+        <w:tabs>
+          <w:tab w:val="right" w:leader="dot" w:pos="9062"/>
+        </w:tabs>
+        <w:rPr>
+          <w:rFonts w:asciiTheme="minorHAnsi" w:eastAsiaTheme="minorEastAsia" w:hAnsiTheme="minorHAnsi" w:cstheme="minorBidi"/>
+          <w:noProof/>
+          <w:kern w:val="2"/>
+          <w:sz w:val="24"/>
+          <w:szCs w:val="24"/>
+          <w14:ligatures w14:val="standardContextual"/>
+        </w:rPr>
+      </w:pPr>
+      <w:r>
+        <w:fldChar w:fldCharType="begin"/>
+      </w:r>
+      <w:r>
+        <w:instrText xml:space="preserve"> TOC \h \z \a "Obrázek" </w:instrText>
+      </w:r>
+      <w:r>
+        <w:fldChar w:fldCharType="separate"/>
+      </w:r>
+      <w:hyperlink w:anchor="_Toc191395989" w:history="1">
+        <w:r>
+          <w:rPr>
+            <w:rStyle w:val="Hypertextovodkaz"/>
+            <w:rFonts w:eastAsiaTheme="majorEastAsia"/>
+            <w:noProof/>
+          </w:rPr>
+          <w:t>Ukázka úvodní stránky pro učitele</w:t>
+        </w:r>
+        <w:r>
+          <w:rPr>
+            <w:noProof/>
+            <w:webHidden/>
+          </w:rPr>
+          <w:tab/>
+        </w:r>
+        <w:r>
+          <w:rPr>
+            <w:noProof/>
+            <w:webHidden/>
+          </w:rPr>
+          <w:fldChar w:fldCharType="begin"/>
+        </w:r>
+        <w:r>
+          <w:rPr>
+            <w:noProof/>
+            <w:webHidden/>
+          </w:rPr>
+          <w:instrText xml:space="preserve"> PAGEREF _Toc191395989 \h </w:instrText>
+        </w:r>
+        <w:r>
+          <w:rPr>
+            <w:noProof/>
+            <w:webHidden/>
+          </w:rPr>
+        </w:r>
+        <w:r>
+          <w:rPr>
+            <w:noProof/>
+            <w:webHidden/>
+          </w:rPr>
+          <w:fldChar w:fldCharType="separate"/>
+        </w:r>
+        <w:r>
+          <w:rPr>
+            <w:noProof/>
+            <w:webHidden/>
+          </w:rPr>
+          <w:t>4</w:t>
+        </w:r>
+        <w:r>
+          <w:rPr>
+            <w:noProof/>
+            <w:webHidden/>
+          </w:rPr>
+          <w:fldChar w:fldCharType="end"/>
+        </w:r>
+      </w:hyperlink>
+    </w:p>
+    <w:p>
+      <w:r>
+        <w:fldChar w:fldCharType="end"/>
+      </w:r>
+    </w:p>
+    <w:p>
+      <w:pPr>
+        <w:pStyle w:val="Neslovannadpis"/>
+      </w:pPr>
+      <w:fldSimple w:instr=" TOC \h \z \a &quot;Obrázek&quot; "/>
+      <w:r>
+        <w:t>Seznam kódů</w:t>
+      </w:r>
+    </w:p>
+    <w:p>
+      <w:pPr>
+        <w:pStyle w:val="Seznamobrzk"/>
+        <w:tabs>
+          <w:tab w:val="right" w:leader="dot" w:pos="9062"/>
+        </w:tabs>
+      </w:pPr>
+      <w:fldSimple w:instr=" TOC \h \z \a &quot;Kód&quot; "/>
+    </w:p>
     <w:sectPr>
+      <w:headerReference w:type="default" r:id="rId31"/>
+      <w:headerReference w:type="first" r:id="rId32"/>
       <w:pgSz w:w="11906" w:h="16838"/>
       <w:pgMar w:top="1417" w:right="1417" w:bottom="1417" w:left="1417" w:header="708" w:footer="708" w:gutter="0"/>
       <w:pgNumType w:start="0"/>
@@ -2320,6 +6582,336 @@
 </w:footnotes>
 </file>
 
+<file path=word/header1.xml><?xml version="1.0" encoding="utf-8"?>
+<w:hdr xmlns:wpc="http://schemas.microsoft.com/office/word/2010/wordprocessingCanvas" xmlns:cx="http://schemas.microsoft.com/office/drawing/2014/chartex" xmlns:cx1="http://schemas.microsoft.com/office/drawing/2015/9/8/chartex" xmlns:cx2="http://schemas.microsoft.com/office/drawing/2015/10/21/chartex" xmlns:cx3="http://schemas.microsoft.com/office/drawing/2016/5/9/chartex" xmlns:cx4="http://schemas.microsoft.com/office/drawing/2016/5/10/chartex" xmlns:cx5="http://schemas.microsoft.com/office/drawing/2016/5/11/chartex" xmlns:cx6="http://schemas.microsoft.com/office/drawing/2016/5/12/chartex" xmlns:cx7="http://schemas.microsoft.com/office/drawing/2016/5/13/chartex" xmlns:cx8="http://schemas.microsoft.com/office/drawing/2016/5/14/chartex" xmlns:mc="http://schemas.openxmlformats.org/markup-compatibility/2006" xmlns:aink="http://schemas.microsoft.com/office/drawing/2016/ink" xmlns:am3d="http://schemas.microsoft.com/office/drawing/2017/model3d" xmlns:o="urn:schemas-microsoft-com:office:office" xmlns:oel="http://schemas.microsoft.com/office/2019/extlst" xmlns:r="http://schemas.openxmlformats.org/officeDocument/2006/relationships" xmlns:m="http://schemas.openxmlformats.org/officeDocument/2006/math" xmlns:v="urn:schemas-microsoft-com:vml" xmlns:wp14="http://schemas.microsoft.com/office/word/2010/wordprocessingDrawing" xmlns:wp="http://schemas.openxmlformats.org/drawingml/2006/wordprocessingDrawing" xmlns:w10="urn:schemas-microsoft-com:office:word" xmlns:w="http://schemas.openxmlformats.org/wordprocessingml/2006/main" xmlns:w14="http://schemas.microsoft.com/office/word/2010/wordml" xmlns:w15="http://schemas.microsoft.com/office/word/2012/wordml" xmlns:w16cex="http://schemas.microsoft.com/office/word/2018/wordml/cex" xmlns:w16cid="http://schemas.microsoft.com/office/word/2016/wordml/cid" xmlns:w16="http://schemas.microsoft.com/office/word/2018/wordml" xmlns:w16du="http://schemas.microsoft.com/office/word/2023/wordml/word16du" xmlns:w16sdtdh="http://schemas.microsoft.com/office/word/2020/wordml/sdtdatahash" xmlns:w16sdtfl="http://schemas.microsoft.com/office/word/2024/wordml/sdtformatlock" xmlns:w16se="http://schemas.microsoft.com/office/word/2015/wordml/symex" xmlns:wpg="http://schemas.microsoft.com/office/word/2010/wordprocessingGroup" xmlns:wpi="http://schemas.microsoft.com/office/word/2010/wordprocessingInk" xmlns:wne="http://schemas.microsoft.com/office/word/2006/wordml" xmlns:wps="http://schemas.microsoft.com/office/word/2010/wordprocessingShape" mc:Ignorable="w14 w15 w16se w16cid w16 w16cex w16sdtdh w16sdtfl w16du wp14">
+  <w:p>
+    <w:pPr>
+      <w:pStyle w:val="Zhlav"/>
+      <w:spacing w:after="0"/>
+    </w:pPr>
+  </w:p>
+  <w:tbl>
+    <w:tblPr>
+      <w:tblW w:w="9885" w:type="dxa"/>
+      <w:tblInd w:w="-100" w:type="dxa"/>
+      <w:tblLayout w:type="fixed"/>
+      <w:tblLook w:val="0600" w:firstRow="0" w:lastRow="0" w:firstColumn="0" w:lastColumn="0" w:noHBand="1" w:noVBand="1"/>
+    </w:tblPr>
+    <w:tblGrid>
+      <w:gridCol w:w="3315"/>
+      <w:gridCol w:w="6570"/>
+    </w:tblGrid>
+    <w:tr>
+      <w:tc>
+        <w:tcPr>
+          <w:tcW w:w="3315" w:type="dxa"/>
+          <w:tcMar>
+            <w:top w:w="100" w:type="dxa"/>
+            <w:left w:w="100" w:type="dxa"/>
+            <w:bottom w:w="100" w:type="dxa"/>
+            <w:right w:w="100" w:type="dxa"/>
+          </w:tcMar>
+          <w:hideMark/>
+        </w:tcPr>
+        <w:p>
+          <w:pPr>
+            <w:pStyle w:val="Zhlav"/>
+            <w:spacing w:after="0"/>
+          </w:pPr>
+          <w:r>
+            <w:rPr>
+              <w:noProof/>
+            </w:rPr>
+            <w:drawing>
+              <wp:inline distT="0" distB="0" distL="0" distR="0" wp14:anchorId="7CAE259F" wp14:editId="3FE64C88">
+                <wp:extent cx="1914525" cy="476250"/>
+                <wp:effectExtent l="0" t="0" r="9525" b="0"/>
+                <wp:docPr id="565811737" name="Obrázek 15" descr="Obsah obrázku text, Písmo, logo, Grafika&#10;&#10;Obsah vygenerovaný umělou inteligencí může být nesprávný."/>
+                <wp:cNvGraphicFramePr>
+                  <a:graphicFrameLocks xmlns:a="http://schemas.openxmlformats.org/drawingml/2006/main" noChangeAspect="1"/>
+                </wp:cNvGraphicFramePr>
+                <a:graphic xmlns:a="http://schemas.openxmlformats.org/drawingml/2006/main">
+                  <a:graphicData uri="http://schemas.openxmlformats.org/drawingml/2006/picture">
+                    <pic:pic xmlns:pic="http://schemas.openxmlformats.org/drawingml/2006/picture">
+                      <pic:nvPicPr>
+                        <pic:cNvPr id="751594549" name="Obrázek 15" descr="Obsah obrázku text, Písmo, logo, Grafika&#10;&#10;Obsah vygenerovaný umělou inteligencí může být nesprávný."/>
+                        <pic:cNvPicPr>
+                          <a:picLocks noChangeAspect="1" noChangeArrowheads="1"/>
+                        </pic:cNvPicPr>
+                      </pic:nvPicPr>
+                      <pic:blipFill>
+                        <a:blip r:embed="rId1">
+                          <a:extLst>
+                            <a:ext uri="{28A0092B-C50C-407E-A947-70E740481C1C}">
+                              <a14:useLocalDpi xmlns:a14="http://schemas.microsoft.com/office/drawing/2010/main" val="0"/>
+                            </a:ext>
+                          </a:extLst>
+                        </a:blip>
+                        <a:srcRect/>
+                        <a:stretch>
+                          <a:fillRect/>
+                        </a:stretch>
+                      </pic:blipFill>
+                      <pic:spPr bwMode="auto">
+                        <a:xfrm>
+                          <a:off x="0" y="0"/>
+                          <a:ext cx="1914525" cy="476250"/>
+                        </a:xfrm>
+                        <a:prstGeom prst="rect">
+                          <a:avLst/>
+                        </a:prstGeom>
+                        <a:noFill/>
+                        <a:ln>
+                          <a:noFill/>
+                        </a:ln>
+                      </pic:spPr>
+                    </pic:pic>
+                  </a:graphicData>
+                </a:graphic>
+              </wp:inline>
+            </w:drawing>
+          </w:r>
+        </w:p>
+      </w:tc>
+      <w:tc>
+        <w:tcPr>
+          <w:tcW w:w="6570" w:type="dxa"/>
+          <w:tcMar>
+            <w:top w:w="100" w:type="dxa"/>
+            <w:left w:w="100" w:type="dxa"/>
+            <w:bottom w:w="100" w:type="dxa"/>
+            <w:right w:w="100" w:type="dxa"/>
+          </w:tcMar>
+          <w:hideMark/>
+        </w:tcPr>
+        <w:p>
+          <w:pPr>
+            <w:pStyle w:val="Zhlav"/>
+            <w:spacing w:before="0" w:after="0"/>
+            <w:rPr>
+              <w:b/>
+            </w:rPr>
+          </w:pPr>
+          <w:r>
+            <w:rPr>
+              <w:b/>
+            </w:rPr>
+            <w:t>Střední průmyslová škola elektrotechniky a informatiky, Ostrava,</w:t>
+          </w:r>
+        </w:p>
+        <w:p>
+          <w:pPr>
+            <w:pStyle w:val="Zhlav"/>
+            <w:spacing w:before="0" w:after="0"/>
+            <w:rPr>
+              <w:b/>
+            </w:rPr>
+          </w:pPr>
+          <w:r>
+            <w:rPr>
+              <w:b/>
+            </w:rPr>
+            <w:t>příspěvková organizace,</w:t>
+          </w:r>
+        </w:p>
+        <w:p>
+          <w:pPr>
+            <w:pStyle w:val="Zhlav"/>
+            <w:spacing w:before="0" w:after="0"/>
+          </w:pPr>
+          <w:r>
+            <w:rPr>
+              <w:b/>
+            </w:rPr>
+            <w:t>Kratochvílova 1490/7, 702 00 Ostrava – Moravská Ostrava</w:t>
+          </w:r>
+        </w:p>
+      </w:tc>
+    </w:tr>
+  </w:tbl>
+  <w:p>
+    <w:pPr>
+      <w:pStyle w:val="Zhlav"/>
+    </w:pPr>
+  </w:p>
+</w:hdr>
+</file>
+
+<file path=word/header2.xml><?xml version="1.0" encoding="utf-8"?>
+<w:hdr xmlns:wpc="http://schemas.microsoft.com/office/word/2010/wordprocessingCanvas" xmlns:cx="http://schemas.microsoft.com/office/drawing/2014/chartex" xmlns:cx1="http://schemas.microsoft.com/office/drawing/2015/9/8/chartex" xmlns:cx2="http://schemas.microsoft.com/office/drawing/2015/10/21/chartex" xmlns:cx3="http://schemas.microsoft.com/office/drawing/2016/5/9/chartex" xmlns:cx4="http://schemas.microsoft.com/office/drawing/2016/5/10/chartex" xmlns:cx5="http://schemas.microsoft.com/office/drawing/2016/5/11/chartex" xmlns:cx6="http://schemas.microsoft.com/office/drawing/2016/5/12/chartex" xmlns:cx7="http://schemas.microsoft.com/office/drawing/2016/5/13/chartex" xmlns:cx8="http://schemas.microsoft.com/office/drawing/2016/5/14/chartex" xmlns:mc="http://schemas.openxmlformats.org/markup-compatibility/2006" xmlns:aink="http://schemas.microsoft.com/office/drawing/2016/ink" xmlns:am3d="http://schemas.microsoft.com/office/drawing/2017/model3d" xmlns:o="urn:schemas-microsoft-com:office:office" xmlns:oel="http://schemas.microsoft.com/office/2019/extlst" xmlns:r="http://schemas.openxmlformats.org/officeDocument/2006/relationships" xmlns:m="http://schemas.openxmlformats.org/officeDocument/2006/math" xmlns:v="urn:schemas-microsoft-com:vml" xmlns:wp14="http://schemas.microsoft.com/office/word/2010/wordprocessingDrawing" xmlns:wp="http://schemas.openxmlformats.org/drawingml/2006/wordprocessingDrawing" xmlns:w10="urn:schemas-microsoft-com:office:word" xmlns:w="http://schemas.openxmlformats.org/wordprocessingml/2006/main" xmlns:w14="http://schemas.microsoft.com/office/word/2010/wordml" xmlns:w15="http://schemas.microsoft.com/office/word/2012/wordml" xmlns:w16cex="http://schemas.microsoft.com/office/word/2018/wordml/cex" xmlns:w16cid="http://schemas.microsoft.com/office/word/2016/wordml/cid" xmlns:w16="http://schemas.microsoft.com/office/word/2018/wordml" xmlns:w16du="http://schemas.microsoft.com/office/word/2023/wordml/word16du" xmlns:w16sdtdh="http://schemas.microsoft.com/office/word/2020/wordml/sdtdatahash" xmlns:w16sdtfl="http://schemas.microsoft.com/office/word/2024/wordml/sdtformatlock" xmlns:w16se="http://schemas.microsoft.com/office/word/2015/wordml/symex" xmlns:wpg="http://schemas.microsoft.com/office/word/2010/wordprocessingGroup" xmlns:wpi="http://schemas.microsoft.com/office/word/2010/wordprocessingInk" xmlns:wne="http://schemas.microsoft.com/office/word/2006/wordml" xmlns:wps="http://schemas.microsoft.com/office/word/2010/wordprocessingShape" mc:Ignorable="w14 w15 w16se w16cid w16 w16cex w16sdtdh w16sdtfl w16du wp14">
+  <w:p>
+    <w:pPr>
+      <w:pStyle w:val="Zhlav"/>
+      <w:spacing w:after="0"/>
+    </w:pPr>
+  </w:p>
+  <w:tbl>
+    <w:tblPr>
+      <w:tblW w:w="9885" w:type="dxa"/>
+      <w:tblInd w:w="-100" w:type="dxa"/>
+      <w:tblLayout w:type="fixed"/>
+      <w:tblLook w:val="0600" w:firstRow="0" w:lastRow="0" w:firstColumn="0" w:lastColumn="0" w:noHBand="1" w:noVBand="1"/>
+    </w:tblPr>
+    <w:tblGrid>
+      <w:gridCol w:w="3315"/>
+      <w:gridCol w:w="6570"/>
+    </w:tblGrid>
+    <w:tr>
+      <w:tc>
+        <w:tcPr>
+          <w:tcW w:w="3315" w:type="dxa"/>
+          <w:tcMar>
+            <w:top w:w="100" w:type="dxa"/>
+            <w:left w:w="100" w:type="dxa"/>
+            <w:bottom w:w="100" w:type="dxa"/>
+            <w:right w:w="100" w:type="dxa"/>
+          </w:tcMar>
+          <w:hideMark/>
+        </w:tcPr>
+        <w:p>
+          <w:pPr>
+            <w:pStyle w:val="Zhlav"/>
+            <w:spacing w:after="0"/>
+          </w:pPr>
+          <w:r>
+            <w:rPr>
+              <w:noProof/>
+            </w:rPr>
+            <w:drawing>
+              <wp:inline distT="0" distB="0" distL="0" distR="0" wp14:anchorId="1FEFC98A" wp14:editId="4D1370A6">
+                <wp:extent cx="1914525" cy="476250"/>
+                <wp:effectExtent l="0" t="0" r="9525" b="0"/>
+                <wp:docPr id="1113008842" name="Obrázek 15" descr="Obsah obrázku text, Písmo, logo, Grafika&#10;&#10;Obsah vygenerovaný umělou inteligencí může být nesprávný."/>
+                <wp:cNvGraphicFramePr>
+                  <a:graphicFrameLocks xmlns:a="http://schemas.openxmlformats.org/drawingml/2006/main" noChangeAspect="1"/>
+                </wp:cNvGraphicFramePr>
+                <a:graphic xmlns:a="http://schemas.openxmlformats.org/drawingml/2006/main">
+                  <a:graphicData uri="http://schemas.openxmlformats.org/drawingml/2006/picture">
+                    <pic:pic xmlns:pic="http://schemas.openxmlformats.org/drawingml/2006/picture">
+                      <pic:nvPicPr>
+                        <pic:cNvPr id="751594549" name="Obrázek 15" descr="Obsah obrázku text, Písmo, logo, Grafika&#10;&#10;Obsah vygenerovaný umělou inteligencí může být nesprávný."/>
+                        <pic:cNvPicPr>
+                          <a:picLocks noChangeAspect="1" noChangeArrowheads="1"/>
+                        </pic:cNvPicPr>
+                      </pic:nvPicPr>
+                      <pic:blipFill>
+                        <a:blip r:embed="rId1">
+                          <a:extLst>
+                            <a:ext uri="{28A0092B-C50C-407E-A947-70E740481C1C}">
+                              <a14:useLocalDpi xmlns:a14="http://schemas.microsoft.com/office/drawing/2010/main" val="0"/>
+                            </a:ext>
+                          </a:extLst>
+                        </a:blip>
+                        <a:srcRect/>
+                        <a:stretch>
+                          <a:fillRect/>
+                        </a:stretch>
+                      </pic:blipFill>
+                      <pic:spPr bwMode="auto">
+                        <a:xfrm>
+                          <a:off x="0" y="0"/>
+                          <a:ext cx="1914525" cy="476250"/>
+                        </a:xfrm>
+                        <a:prstGeom prst="rect">
+                          <a:avLst/>
+                        </a:prstGeom>
+                        <a:noFill/>
+                        <a:ln>
+                          <a:noFill/>
+                        </a:ln>
+                      </pic:spPr>
+                    </pic:pic>
+                  </a:graphicData>
+                </a:graphic>
+              </wp:inline>
+            </w:drawing>
+          </w:r>
+        </w:p>
+      </w:tc>
+      <w:tc>
+        <w:tcPr>
+          <w:tcW w:w="6570" w:type="dxa"/>
+          <w:tcMar>
+            <w:top w:w="100" w:type="dxa"/>
+            <w:left w:w="100" w:type="dxa"/>
+            <w:bottom w:w="100" w:type="dxa"/>
+            <w:right w:w="100" w:type="dxa"/>
+          </w:tcMar>
+          <w:hideMark/>
+        </w:tcPr>
+        <w:p>
+          <w:pPr>
+            <w:pStyle w:val="Zhlav"/>
+            <w:spacing w:before="0" w:after="0"/>
+            <w:rPr>
+              <w:b/>
+            </w:rPr>
+          </w:pPr>
+          <w:r>
+            <w:rPr>
+              <w:b/>
+            </w:rPr>
+            <w:t>Střední průmyslová škola elektrotechniky a informatiky, Ostrava,</w:t>
+          </w:r>
+        </w:p>
+        <w:p>
+          <w:pPr>
+            <w:pStyle w:val="Zhlav"/>
+            <w:spacing w:before="0" w:after="0"/>
+            <w:rPr>
+              <w:b/>
+            </w:rPr>
+          </w:pPr>
+          <w:r>
+            <w:rPr>
+              <w:b/>
+            </w:rPr>
+            <w:t>příspěvková organizace,</w:t>
+          </w:r>
+        </w:p>
+        <w:p>
+          <w:pPr>
+            <w:pStyle w:val="Zhlav"/>
+            <w:spacing w:before="0" w:after="0"/>
+          </w:pPr>
+          <w:r>
+            <w:rPr>
+              <w:b/>
+            </w:rPr>
+            <w:t>Kratochvílova 1490/7, 702 00 Ostrava – Moravská Ostrava</w:t>
+          </w:r>
+        </w:p>
+      </w:tc>
+    </w:tr>
+  </w:tbl>
+  <w:p>
+    <w:pPr>
+      <w:pStyle w:val="Zhlav"/>
+    </w:pPr>
+  </w:p>
+</w:hdr>
+</file>
+
+<file path=word/header3.xml><?xml version="1.0" encoding="utf-8"?>
+<w:hdr xmlns:wpc="http://schemas.microsoft.com/office/word/2010/wordprocessingCanvas" xmlns:cx="http://schemas.microsoft.com/office/drawing/2014/chartex" xmlns:cx1="http://schemas.microsoft.com/office/drawing/2015/9/8/chartex" xmlns:cx2="http://schemas.microsoft.com/office/drawing/2015/10/21/chartex" xmlns:cx3="http://schemas.microsoft.com/office/drawing/2016/5/9/chartex" xmlns:cx4="http://schemas.microsoft.com/office/drawing/2016/5/10/chartex" xmlns:cx5="http://schemas.microsoft.com/office/drawing/2016/5/11/chartex" xmlns:cx6="http://schemas.microsoft.com/office/drawing/2016/5/12/chartex" xmlns:cx7="http://schemas.microsoft.com/office/drawing/2016/5/13/chartex" xmlns:cx8="http://schemas.microsoft.com/office/drawing/2016/5/14/chartex" xmlns:mc="http://schemas.openxmlformats.org/markup-compatibility/2006" xmlns:aink="http://schemas.microsoft.com/office/drawing/2016/ink" xmlns:am3d="http://schemas.microsoft.com/office/drawing/2017/model3d" xmlns:o="urn:schemas-microsoft-com:office:office" xmlns:oel="http://schemas.microsoft.com/office/2019/extlst" xmlns:r="http://schemas.openxmlformats.org/officeDocument/2006/relationships" xmlns:m="http://schemas.openxmlformats.org/officeDocument/2006/math" xmlns:v="urn:schemas-microsoft-com:vml" xmlns:wp14="http://schemas.microsoft.com/office/word/2010/wordprocessingDrawing" xmlns:wp="http://schemas.openxmlformats.org/drawingml/2006/wordprocessingDrawing" xmlns:w10="urn:schemas-microsoft-com:office:word" xmlns:w="http://schemas.openxmlformats.org/wordprocessingml/2006/main" xmlns:w14="http://schemas.microsoft.com/office/word/2010/wordml" xmlns:w15="http://schemas.microsoft.com/office/word/2012/wordml" xmlns:w16cex="http://schemas.microsoft.com/office/word/2018/wordml/cex" xmlns:w16cid="http://schemas.microsoft.com/office/word/2016/wordml/cid" xmlns:w16="http://schemas.microsoft.com/office/word/2018/wordml" xmlns:w16du="http://schemas.microsoft.com/office/word/2023/wordml/word16du" xmlns:w16sdtdh="http://schemas.microsoft.com/office/word/2020/wordml/sdtdatahash" xmlns:w16sdtfl="http://schemas.microsoft.com/office/word/2024/wordml/sdtformatlock" xmlns:w16se="http://schemas.microsoft.com/office/word/2015/wordml/symex" xmlns:wpg="http://schemas.microsoft.com/office/word/2010/wordprocessingGroup" xmlns:wpi="http://schemas.microsoft.com/office/word/2010/wordprocessingInk" xmlns:wne="http://schemas.microsoft.com/office/word/2006/wordml" xmlns:wps="http://schemas.microsoft.com/office/word/2010/wordprocessingShape" mc:Ignorable="w14 w15 w16se w16cid w16 w16cex w16sdtdh w16sdtfl w16du wp14">
+  <w:p>
+    <w:pPr>
+      <w:pStyle w:val="Zhlav"/>
+    </w:pPr>
+  </w:p>
+</w:hdr>
+</file>
+
+<file path=word/header4.xml><?xml version="1.0" encoding="utf-8"?>
+<w:hdr xmlns:wpc="http://schemas.microsoft.com/office/word/2010/wordprocessingCanvas" xmlns:cx="http://schemas.microsoft.com/office/drawing/2014/chartex" xmlns:cx1="http://schemas.microsoft.com/office/drawing/2015/9/8/chartex" xmlns:cx2="http://schemas.microsoft.com/office/drawing/2015/10/21/chartex" xmlns:cx3="http://schemas.microsoft.com/office/drawing/2016/5/9/chartex" xmlns:cx4="http://schemas.microsoft.com/office/drawing/2016/5/10/chartex" xmlns:cx5="http://schemas.microsoft.com/office/drawing/2016/5/11/chartex" xmlns:cx6="http://schemas.microsoft.com/office/drawing/2016/5/12/chartex" xmlns:cx7="http://schemas.microsoft.com/office/drawing/2016/5/13/chartex" xmlns:cx8="http://schemas.microsoft.com/office/drawing/2016/5/14/chartex" xmlns:mc="http://schemas.openxmlformats.org/markup-compatibility/2006" xmlns:aink="http://schemas.microsoft.com/office/drawing/2016/ink" xmlns:am3d="http://schemas.microsoft.com/office/drawing/2017/model3d" xmlns:o="urn:schemas-microsoft-com:office:office" xmlns:oel="http://schemas.microsoft.com/office/2019/extlst" xmlns:r="http://schemas.openxmlformats.org/officeDocument/2006/relationships" xmlns:m="http://schemas.openxmlformats.org/officeDocument/2006/math" xmlns:v="urn:schemas-microsoft-com:vml" xmlns:wp14="http://schemas.microsoft.com/office/word/2010/wordprocessingDrawing" xmlns:wp="http://schemas.openxmlformats.org/drawingml/2006/wordprocessingDrawing" xmlns:w10="urn:schemas-microsoft-com:office:word" xmlns:w="http://schemas.openxmlformats.org/wordprocessingml/2006/main" xmlns:w14="http://schemas.microsoft.com/office/word/2010/wordml" xmlns:w15="http://schemas.microsoft.com/office/word/2012/wordml" xmlns:w16cex="http://schemas.microsoft.com/office/word/2018/wordml/cex" xmlns:w16cid="http://schemas.microsoft.com/office/word/2016/wordml/cid" xmlns:w16="http://schemas.microsoft.com/office/word/2018/wordml" xmlns:w16du="http://schemas.microsoft.com/office/word/2023/wordml/word16du" xmlns:w16sdtdh="http://schemas.microsoft.com/office/word/2020/wordml/sdtdatahash" xmlns:w16sdtfl="http://schemas.microsoft.com/office/word/2024/wordml/sdtformatlock" xmlns:w16se="http://schemas.microsoft.com/office/word/2015/wordml/symex" xmlns:wpg="http://schemas.microsoft.com/office/word/2010/wordprocessingGroup" xmlns:wpi="http://schemas.microsoft.com/office/word/2010/wordprocessingInk" xmlns:wne="http://schemas.microsoft.com/office/word/2006/wordml" xmlns:wps="http://schemas.microsoft.com/office/word/2010/wordprocessingShape" mc:Ignorable="w14 w15 w16se w16cid w16 w16cex w16sdtdh w16sdtfl w16du wp14">
+  <w:p>
+    <w:pPr>
+      <w:pStyle w:val="Zhlav"/>
+    </w:pPr>
+  </w:p>
+</w:hdr>
+</file>
+
 <file path=word/numbering.xml><?xml version="1.0" encoding="utf-8"?>
 <w:numbering xmlns:wpc="http://schemas.microsoft.com/office/word/2010/wordprocessingCanvas" xmlns:cx="http://schemas.microsoft.com/office/drawing/2014/chartex" xmlns:cx1="http://schemas.microsoft.com/office/drawing/2015/9/8/chartex" xmlns:cx2="http://schemas.microsoft.com/office/drawing/2015/10/21/chartex" xmlns:cx3="http://schemas.microsoft.com/office/drawing/2016/5/9/chartex" xmlns:cx4="http://schemas.microsoft.com/office/drawing/2016/5/10/chartex" xmlns:cx5="http://schemas.microsoft.com/office/drawing/2016/5/11/chartex" xmlns:cx6="http://schemas.microsoft.com/office/drawing/2016/5/12/chartex" xmlns:cx7="http://schemas.microsoft.com/office/drawing/2016/5/13/chartex" xmlns:cx8="http://schemas.microsoft.com/office/drawing/2016/5/14/chartex" xmlns:mc="http://schemas.openxmlformats.org/markup-compatibility/2006" xmlns:aink="http://schemas.microsoft.com/office/drawing/2016/ink" xmlns:am3d="http://schemas.microsoft.com/office/drawing/2017/model3d" xmlns:o="urn:schemas-microsoft-com:office:office" xmlns:oel="http://schemas.microsoft.com/office/2019/extlst" xmlns:r="http://schemas.openxmlformats.org/officeDocument/2006/relationships" xmlns:m="http://schemas.openxmlformats.org/officeDocument/2006/math" xmlns:v="urn:schemas-microsoft-com:vml" xmlns:wp14="http://schemas.microsoft.com/office/word/2010/wordprocessingDrawing" xmlns:wp="http://schemas.openxmlformats.org/drawingml/2006/wordprocessingDrawing" xmlns:w10="urn:schemas-microsoft-com:office:word" xmlns:w="http://schemas.openxmlformats.org/wordprocessingml/2006/main" xmlns:w14="http://schemas.microsoft.com/office/word/2010/wordml" xmlns:w15="http://schemas.microsoft.com/office/word/2012/wordml" xmlns:w16cex="http://schemas.microsoft.com/office/word/2018/wordml/cex" xmlns:w16cid="http://schemas.microsoft.com/office/word/2016/wordml/cid" xmlns:w16="http://schemas.microsoft.com/office/word/2018/wordml" xmlns:w16du="http://schemas.microsoft.com/office/word/2023/wordml/word16du" xmlns:w16sdtdh="http://schemas.microsoft.com/office/word/2020/wordml/sdtdatahash" xmlns:w16sdtfl="http://schemas.microsoft.com/office/word/2024/wordml/sdtformatlock" xmlns:w16se="http://schemas.microsoft.com/office/word/2015/wordml/symex" xmlns:wpg="http://schemas.microsoft.com/office/word/2010/wordprocessingGroup" xmlns:wpi="http://schemas.microsoft.com/office/word/2010/wordprocessingInk" xmlns:wne="http://schemas.microsoft.com/office/word/2006/wordml" xmlns:wps="http://schemas.microsoft.com/office/word/2010/wordprocessingShape" mc:Ignorable="w14 w15 w16se w16cid w16 w16cex w16sdtdh w16sdtfl w16du wp14">
   <w:abstractNum w:abstractNumId="0" w15:restartNumberingAfterBreak="0">
@@ -5118,6 +9710,208 @@
     </w:lvl>
   </w:abstractNum>
   <w:abstractNum w:abstractNumId="24" w15:restartNumberingAfterBreak="0">
+    <w:nsid w:val="215A369E"/>
+    <w:multiLevelType w:val="hybridMultilevel"/>
+    <w:tmpl w:val="FAB83296"/>
+    <w:lvl w:ilvl="0" w:tplc="04050001">
+      <w:start w:val="1"/>
+      <w:numFmt w:val="bullet"/>
+      <w:lvlText w:val=""/>
+      <w:lvlJc w:val="left"/>
+      <w:pPr>
+        <w:ind w:left="720" w:hanging="360"/>
+      </w:pPr>
+      <w:rPr>
+        <w:rFonts w:ascii="Symbol" w:hAnsi="Symbol" w:hint="default"/>
+      </w:rPr>
+    </w:lvl>
+    <w:lvl w:ilvl="1" w:tplc="04050003" w:tentative="1">
+      <w:start w:val="1"/>
+      <w:numFmt w:val="bullet"/>
+      <w:lvlText w:val="o"/>
+      <w:lvlJc w:val="left"/>
+      <w:pPr>
+        <w:ind w:left="1440" w:hanging="360"/>
+      </w:pPr>
+      <w:rPr>
+        <w:rFonts w:ascii="Courier New" w:hAnsi="Courier New" w:cs="Courier New" w:hint="default"/>
+      </w:rPr>
+    </w:lvl>
+    <w:lvl w:ilvl="2" w:tplc="04050005" w:tentative="1">
+      <w:start w:val="1"/>
+      <w:numFmt w:val="bullet"/>
+      <w:lvlText w:val=""/>
+      <w:lvlJc w:val="left"/>
+      <w:pPr>
+        <w:ind w:left="2160" w:hanging="360"/>
+      </w:pPr>
+      <w:rPr>
+        <w:rFonts w:ascii="Wingdings" w:hAnsi="Wingdings" w:hint="default"/>
+      </w:rPr>
+    </w:lvl>
+    <w:lvl w:ilvl="3" w:tplc="04050001" w:tentative="1">
+      <w:start w:val="1"/>
+      <w:numFmt w:val="bullet"/>
+      <w:lvlText w:val=""/>
+      <w:lvlJc w:val="left"/>
+      <w:pPr>
+        <w:ind w:left="2880" w:hanging="360"/>
+      </w:pPr>
+      <w:rPr>
+        <w:rFonts w:ascii="Symbol" w:hAnsi="Symbol" w:hint="default"/>
+      </w:rPr>
+    </w:lvl>
+    <w:lvl w:ilvl="4" w:tplc="04050003" w:tentative="1">
+      <w:start w:val="1"/>
+      <w:numFmt w:val="bullet"/>
+      <w:lvlText w:val="o"/>
+      <w:lvlJc w:val="left"/>
+      <w:pPr>
+        <w:ind w:left="3600" w:hanging="360"/>
+      </w:pPr>
+      <w:rPr>
+        <w:rFonts w:ascii="Courier New" w:hAnsi="Courier New" w:cs="Courier New" w:hint="default"/>
+      </w:rPr>
+    </w:lvl>
+    <w:lvl w:ilvl="5" w:tplc="04050005" w:tentative="1">
+      <w:start w:val="1"/>
+      <w:numFmt w:val="bullet"/>
+      <w:lvlText w:val=""/>
+      <w:lvlJc w:val="left"/>
+      <w:pPr>
+        <w:ind w:left="4320" w:hanging="360"/>
+      </w:pPr>
+      <w:rPr>
+        <w:rFonts w:ascii="Wingdings" w:hAnsi="Wingdings" w:hint="default"/>
+      </w:rPr>
+    </w:lvl>
+    <w:lvl w:ilvl="6" w:tplc="04050001" w:tentative="1">
+      <w:start w:val="1"/>
+      <w:numFmt w:val="bullet"/>
+      <w:lvlText w:val=""/>
+      <w:lvlJc w:val="left"/>
+      <w:pPr>
+        <w:ind w:left="5040" w:hanging="360"/>
+      </w:pPr>
+      <w:rPr>
+        <w:rFonts w:ascii="Symbol" w:hAnsi="Symbol" w:hint="default"/>
+      </w:rPr>
+    </w:lvl>
+    <w:lvl w:ilvl="7" w:tplc="04050003" w:tentative="1">
+      <w:start w:val="1"/>
+      <w:numFmt w:val="bullet"/>
+      <w:lvlText w:val="o"/>
+      <w:lvlJc w:val="left"/>
+      <w:pPr>
+        <w:ind w:left="5760" w:hanging="360"/>
+      </w:pPr>
+      <w:rPr>
+        <w:rFonts w:ascii="Courier New" w:hAnsi="Courier New" w:cs="Courier New" w:hint="default"/>
+      </w:rPr>
+    </w:lvl>
+    <w:lvl w:ilvl="8" w:tplc="04050005" w:tentative="1">
+      <w:start w:val="1"/>
+      <w:numFmt w:val="bullet"/>
+      <w:lvlText w:val=""/>
+      <w:lvlJc w:val="left"/>
+      <w:pPr>
+        <w:ind w:left="6480" w:hanging="360"/>
+      </w:pPr>
+      <w:rPr>
+        <w:rFonts w:ascii="Wingdings" w:hAnsi="Wingdings" w:hint="default"/>
+      </w:rPr>
+    </w:lvl>
+  </w:abstractNum>
+  <w:abstractNum w:abstractNumId="25" w15:restartNumberingAfterBreak="0">
+    <w:nsid w:val="2163077C"/>
+    <w:multiLevelType w:val="hybridMultilevel"/>
+    <w:tmpl w:val="934C7160"/>
+    <w:lvl w:ilvl="0" w:tplc="76900E2E">
+      <w:start w:val="1"/>
+      <w:numFmt w:val="decimal"/>
+      <w:lvlText w:val="[%1]"/>
+      <w:lvlJc w:val="left"/>
+      <w:pPr>
+        <w:ind w:left="720" w:hanging="360"/>
+      </w:pPr>
+      <w:rPr>
+        <w:rFonts w:hint="default"/>
+      </w:rPr>
+    </w:lvl>
+    <w:lvl w:ilvl="1" w:tplc="04050019" w:tentative="1">
+      <w:start w:val="1"/>
+      <w:numFmt w:val="lowerLetter"/>
+      <w:lvlText w:val="%2."/>
+      <w:lvlJc w:val="left"/>
+      <w:pPr>
+        <w:ind w:left="1440" w:hanging="360"/>
+      </w:pPr>
+    </w:lvl>
+    <w:lvl w:ilvl="2" w:tplc="0405001B" w:tentative="1">
+      <w:start w:val="1"/>
+      <w:numFmt w:val="lowerRoman"/>
+      <w:lvlText w:val="%3."/>
+      <w:lvlJc w:val="right"/>
+      <w:pPr>
+        <w:ind w:left="2160" w:hanging="180"/>
+      </w:pPr>
+    </w:lvl>
+    <w:lvl w:ilvl="3" w:tplc="0405000F" w:tentative="1">
+      <w:start w:val="1"/>
+      <w:numFmt w:val="decimal"/>
+      <w:lvlText w:val="%4."/>
+      <w:lvlJc w:val="left"/>
+      <w:pPr>
+        <w:ind w:left="2880" w:hanging="360"/>
+      </w:pPr>
+    </w:lvl>
+    <w:lvl w:ilvl="4" w:tplc="04050019" w:tentative="1">
+      <w:start w:val="1"/>
+      <w:numFmt w:val="lowerLetter"/>
+      <w:lvlText w:val="%5."/>
+      <w:lvlJc w:val="left"/>
+      <w:pPr>
+        <w:ind w:left="3600" w:hanging="360"/>
+      </w:pPr>
+    </w:lvl>
+    <w:lvl w:ilvl="5" w:tplc="0405001B" w:tentative="1">
+      <w:start w:val="1"/>
+      <w:numFmt w:val="lowerRoman"/>
+      <w:lvlText w:val="%6."/>
+      <w:lvlJc w:val="right"/>
+      <w:pPr>
+        <w:ind w:left="4320" w:hanging="180"/>
+      </w:pPr>
+    </w:lvl>
+    <w:lvl w:ilvl="6" w:tplc="0405000F" w:tentative="1">
+      <w:start w:val="1"/>
+      <w:numFmt w:val="decimal"/>
+      <w:lvlText w:val="%7."/>
+      <w:lvlJc w:val="left"/>
+      <w:pPr>
+        <w:ind w:left="5040" w:hanging="360"/>
+      </w:pPr>
+    </w:lvl>
+    <w:lvl w:ilvl="7" w:tplc="04050019" w:tentative="1">
+      <w:start w:val="1"/>
+      <w:numFmt w:val="lowerLetter"/>
+      <w:lvlText w:val="%8."/>
+      <w:lvlJc w:val="left"/>
+      <w:pPr>
+        <w:ind w:left="5760" w:hanging="360"/>
+      </w:pPr>
+    </w:lvl>
+    <w:lvl w:ilvl="8" w:tplc="0405001B" w:tentative="1">
+      <w:start w:val="1"/>
+      <w:numFmt w:val="lowerRoman"/>
+      <w:lvlText w:val="%9."/>
+      <w:lvlJc w:val="right"/>
+      <w:pPr>
+        <w:ind w:left="6480" w:hanging="180"/>
+      </w:pPr>
+    </w:lvl>
+  </w:abstractNum>
+  <w:abstractNum w:abstractNumId="26" w15:restartNumberingAfterBreak="0">
     <w:nsid w:val="239C46FE"/>
     <w:multiLevelType w:val="hybridMultilevel"/>
     <w:tmpl w:val="636EDED0"/>
@@ -5203,7 +9997,7 @@
       </w:pPr>
     </w:lvl>
   </w:abstractNum>
-  <w:abstractNum w:abstractNumId="25" w15:restartNumberingAfterBreak="0">
+  <w:abstractNum w:abstractNumId="27" w15:restartNumberingAfterBreak="0">
     <w:nsid w:val="23F34CE4"/>
     <w:multiLevelType w:val="hybridMultilevel"/>
     <w:tmpl w:val="982E94D8"/>
@@ -5292,7 +10086,7 @@
       </w:pPr>
     </w:lvl>
   </w:abstractNum>
-  <w:abstractNum w:abstractNumId="26" w15:restartNumberingAfterBreak="0">
+  <w:abstractNum w:abstractNumId="28" w15:restartNumberingAfterBreak="0">
     <w:nsid w:val="24005747"/>
     <w:multiLevelType w:val="hybridMultilevel"/>
     <w:tmpl w:val="155A9FD2"/>
@@ -5405,7 +10199,7 @@
       </w:rPr>
     </w:lvl>
   </w:abstractNum>
-  <w:abstractNum w:abstractNumId="27" w15:restartNumberingAfterBreak="0">
+  <w:abstractNum w:abstractNumId="29" w15:restartNumberingAfterBreak="0">
     <w:nsid w:val="24E64D92"/>
     <w:multiLevelType w:val="hybridMultilevel"/>
     <w:tmpl w:val="373A2E9A"/>
@@ -5491,7 +10285,7 @@
       </w:pPr>
     </w:lvl>
   </w:abstractNum>
-  <w:abstractNum w:abstractNumId="28" w15:restartNumberingAfterBreak="0">
+  <w:abstractNum w:abstractNumId="30" w15:restartNumberingAfterBreak="0">
     <w:nsid w:val="24E8110F"/>
     <w:multiLevelType w:val="multilevel"/>
     <w:tmpl w:val="633662F4"/>
@@ -5640,7 +10434,7 @@
       </w:rPr>
     </w:lvl>
   </w:abstractNum>
-  <w:abstractNum w:abstractNumId="29" w15:restartNumberingAfterBreak="0">
+  <w:abstractNum w:abstractNumId="31" w15:restartNumberingAfterBreak="0">
     <w:nsid w:val="26792357"/>
     <w:multiLevelType w:val="multilevel"/>
     <w:tmpl w:val="0C567D0A"/>
@@ -5789,7 +10583,7 @@
       </w:rPr>
     </w:lvl>
   </w:abstractNum>
-  <w:abstractNum w:abstractNumId="30" w15:restartNumberingAfterBreak="0">
+  <w:abstractNum w:abstractNumId="32" w15:restartNumberingAfterBreak="0">
     <w:nsid w:val="281E51AA"/>
     <w:multiLevelType w:val="multilevel"/>
     <w:tmpl w:val="569E8822"/>
@@ -5938,7 +10732,7 @@
       </w:rPr>
     </w:lvl>
   </w:abstractNum>
-  <w:abstractNum w:abstractNumId="31" w15:restartNumberingAfterBreak="0">
+  <w:abstractNum w:abstractNumId="33" w15:restartNumberingAfterBreak="0">
     <w:nsid w:val="29196C1A"/>
     <w:multiLevelType w:val="multilevel"/>
     <w:tmpl w:val="0405001F"/>
@@ -6024,7 +10818,7 @@
       </w:pPr>
     </w:lvl>
   </w:abstractNum>
-  <w:abstractNum w:abstractNumId="32" w15:restartNumberingAfterBreak="0">
+  <w:abstractNum w:abstractNumId="34" w15:restartNumberingAfterBreak="0">
     <w:nsid w:val="29AA194A"/>
     <w:multiLevelType w:val="hybridMultilevel"/>
     <w:tmpl w:val="D8F2778A"/>
@@ -6114,7 +10908,7 @@
       </w:pPr>
     </w:lvl>
   </w:abstractNum>
-  <w:abstractNum w:abstractNumId="33" w15:restartNumberingAfterBreak="0">
+  <w:abstractNum w:abstractNumId="35" w15:restartNumberingAfterBreak="0">
     <w:nsid w:val="29E43B55"/>
     <w:multiLevelType w:val="hybridMultilevel"/>
     <w:tmpl w:val="EBF22DB6"/>
@@ -6227,7 +11021,7 @@
       </w:rPr>
     </w:lvl>
   </w:abstractNum>
-  <w:abstractNum w:abstractNumId="34" w15:restartNumberingAfterBreak="0">
+  <w:abstractNum w:abstractNumId="36" w15:restartNumberingAfterBreak="0">
     <w:nsid w:val="2A43165A"/>
     <w:multiLevelType w:val="hybridMultilevel"/>
     <w:tmpl w:val="F93862CC"/>
@@ -6318,7 +11112,7 @@
       </w:pPr>
     </w:lvl>
   </w:abstractNum>
-  <w:abstractNum w:abstractNumId="35" w15:restartNumberingAfterBreak="0">
+  <w:abstractNum w:abstractNumId="37" w15:restartNumberingAfterBreak="0">
     <w:nsid w:val="2B1F7310"/>
     <w:multiLevelType w:val="multilevel"/>
     <w:tmpl w:val="193C669A"/>
@@ -6467,7 +11261,7 @@
       </w:rPr>
     </w:lvl>
   </w:abstractNum>
-  <w:abstractNum w:abstractNumId="36" w15:restartNumberingAfterBreak="0">
+  <w:abstractNum w:abstractNumId="38" w15:restartNumberingAfterBreak="0">
     <w:nsid w:val="2B3F579C"/>
     <w:multiLevelType w:val="multilevel"/>
     <w:tmpl w:val="A522A42C"/>
@@ -6616,7 +11410,7 @@
       </w:rPr>
     </w:lvl>
   </w:abstractNum>
-  <w:abstractNum w:abstractNumId="37" w15:restartNumberingAfterBreak="0">
+  <w:abstractNum w:abstractNumId="39" w15:restartNumberingAfterBreak="0">
     <w:nsid w:val="2B59356D"/>
     <w:multiLevelType w:val="hybridMultilevel"/>
     <w:tmpl w:val="0846CA48"/>
@@ -6707,7 +11501,7 @@
       </w:pPr>
     </w:lvl>
   </w:abstractNum>
-  <w:abstractNum w:abstractNumId="38" w15:restartNumberingAfterBreak="0">
+  <w:abstractNum w:abstractNumId="40" w15:restartNumberingAfterBreak="0">
     <w:nsid w:val="2C0747B6"/>
     <w:multiLevelType w:val="hybridMultilevel"/>
     <w:tmpl w:val="CCECF7C0"/>
@@ -6820,7 +11614,7 @@
       </w:rPr>
     </w:lvl>
   </w:abstractNum>
-  <w:abstractNum w:abstractNumId="39" w15:restartNumberingAfterBreak="0">
+  <w:abstractNum w:abstractNumId="41" w15:restartNumberingAfterBreak="0">
     <w:nsid w:val="2CBA07B5"/>
     <w:multiLevelType w:val="hybridMultilevel"/>
     <w:tmpl w:val="912CCA28"/>
@@ -6910,7 +11704,7 @@
       </w:pPr>
     </w:lvl>
   </w:abstractNum>
-  <w:abstractNum w:abstractNumId="40" w15:restartNumberingAfterBreak="0">
+  <w:abstractNum w:abstractNumId="42" w15:restartNumberingAfterBreak="0">
     <w:nsid w:val="2F354604"/>
     <w:multiLevelType w:val="hybridMultilevel"/>
     <w:tmpl w:val="B02CF4D2"/>
@@ -7023,7 +11817,7 @@
       </w:rPr>
     </w:lvl>
   </w:abstractNum>
-  <w:abstractNum w:abstractNumId="41" w15:restartNumberingAfterBreak="0">
+  <w:abstractNum w:abstractNumId="43" w15:restartNumberingAfterBreak="0">
     <w:nsid w:val="2FF217E9"/>
     <w:multiLevelType w:val="hybridMultilevel"/>
     <w:tmpl w:val="F536B3DA"/>
@@ -7113,7 +11907,7 @@
       </w:pPr>
     </w:lvl>
   </w:abstractNum>
-  <w:abstractNum w:abstractNumId="42" w15:restartNumberingAfterBreak="0">
+  <w:abstractNum w:abstractNumId="44" w15:restartNumberingAfterBreak="0">
     <w:nsid w:val="2FFB68F4"/>
     <w:multiLevelType w:val="hybridMultilevel"/>
     <w:tmpl w:val="5B58B690"/>
@@ -7199,7 +11993,7 @@
       </w:pPr>
     </w:lvl>
   </w:abstractNum>
-  <w:abstractNum w:abstractNumId="43" w15:restartNumberingAfterBreak="0">
+  <w:abstractNum w:abstractNumId="45" w15:restartNumberingAfterBreak="0">
     <w:nsid w:val="30927C99"/>
     <w:multiLevelType w:val="hybridMultilevel"/>
     <w:tmpl w:val="B6763AD4"/>
@@ -7312,7 +12106,7 @@
       </w:rPr>
     </w:lvl>
   </w:abstractNum>
-  <w:abstractNum w:abstractNumId="44" w15:restartNumberingAfterBreak="0">
+  <w:abstractNum w:abstractNumId="46" w15:restartNumberingAfterBreak="0">
     <w:nsid w:val="312D3917"/>
     <w:multiLevelType w:val="hybridMultilevel"/>
     <w:tmpl w:val="E44498C6"/>
@@ -7398,7 +12192,7 @@
       </w:pPr>
     </w:lvl>
   </w:abstractNum>
-  <w:abstractNum w:abstractNumId="45" w15:restartNumberingAfterBreak="0">
+  <w:abstractNum w:abstractNumId="47" w15:restartNumberingAfterBreak="0">
     <w:nsid w:val="33311595"/>
     <w:multiLevelType w:val="hybridMultilevel"/>
     <w:tmpl w:val="C6FC2FC0"/>
@@ -7511,7 +12305,7 @@
       </w:rPr>
     </w:lvl>
   </w:abstractNum>
-  <w:abstractNum w:abstractNumId="46" w15:restartNumberingAfterBreak="0">
+  <w:abstractNum w:abstractNumId="48" w15:restartNumberingAfterBreak="0">
     <w:nsid w:val="36B8640F"/>
     <w:multiLevelType w:val="multilevel"/>
     <w:tmpl w:val="B7C231FC"/>
@@ -7660,7 +12454,7 @@
       </w:rPr>
     </w:lvl>
   </w:abstractNum>
-  <w:abstractNum w:abstractNumId="47" w15:restartNumberingAfterBreak="0">
+  <w:abstractNum w:abstractNumId="49" w15:restartNumberingAfterBreak="0">
     <w:nsid w:val="377414B2"/>
     <w:multiLevelType w:val="multilevel"/>
     <w:tmpl w:val="3F54E956"/>
@@ -7809,7 +12603,7 @@
       </w:rPr>
     </w:lvl>
   </w:abstractNum>
-  <w:abstractNum w:abstractNumId="48" w15:restartNumberingAfterBreak="0">
+  <w:abstractNum w:abstractNumId="50" w15:restartNumberingAfterBreak="0">
     <w:nsid w:val="3A906BDC"/>
     <w:multiLevelType w:val="hybridMultilevel"/>
     <w:tmpl w:val="71401084"/>
@@ -7922,7 +12716,7 @@
       </w:rPr>
     </w:lvl>
   </w:abstractNum>
-  <w:abstractNum w:abstractNumId="49" w15:restartNumberingAfterBreak="0">
+  <w:abstractNum w:abstractNumId="51" w15:restartNumberingAfterBreak="0">
     <w:nsid w:val="3B13045C"/>
     <w:multiLevelType w:val="hybridMultilevel"/>
     <w:tmpl w:val="DCA07F70"/>
@@ -8035,7 +12829,7 @@
       </w:rPr>
     </w:lvl>
   </w:abstractNum>
-  <w:abstractNum w:abstractNumId="50" w15:restartNumberingAfterBreak="0">
+  <w:abstractNum w:abstractNumId="52" w15:restartNumberingAfterBreak="0">
     <w:nsid w:val="3F950789"/>
     <w:multiLevelType w:val="multilevel"/>
     <w:tmpl w:val="75A6F036"/>
@@ -8184,7 +12978,96 @@
       </w:rPr>
     </w:lvl>
   </w:abstractNum>
-  <w:abstractNum w:abstractNumId="51" w15:restartNumberingAfterBreak="0">
+  <w:abstractNum w:abstractNumId="53" w15:restartNumberingAfterBreak="0">
+    <w:nsid w:val="41550D3C"/>
+    <w:multiLevelType w:val="hybridMultilevel"/>
+    <w:tmpl w:val="DD629BCE"/>
+    <w:lvl w:ilvl="0" w:tplc="76900E2E">
+      <w:start w:val="1"/>
+      <w:numFmt w:val="decimal"/>
+      <w:lvlText w:val="[%1]"/>
+      <w:lvlJc w:val="left"/>
+      <w:pPr>
+        <w:ind w:left="720" w:hanging="360"/>
+      </w:pPr>
+      <w:rPr>
+        <w:rFonts w:hint="default"/>
+      </w:rPr>
+    </w:lvl>
+    <w:lvl w:ilvl="1" w:tplc="04050019" w:tentative="1">
+      <w:start w:val="1"/>
+      <w:numFmt w:val="lowerLetter"/>
+      <w:lvlText w:val="%2."/>
+      <w:lvlJc w:val="left"/>
+      <w:pPr>
+        <w:ind w:left="1440" w:hanging="360"/>
+      </w:pPr>
+    </w:lvl>
+    <w:lvl w:ilvl="2" w:tplc="0405001B" w:tentative="1">
+      <w:start w:val="1"/>
+      <w:numFmt w:val="lowerRoman"/>
+      <w:lvlText w:val="%3."/>
+      <w:lvlJc w:val="right"/>
+      <w:pPr>
+        <w:ind w:left="2160" w:hanging="180"/>
+      </w:pPr>
+    </w:lvl>
+    <w:lvl w:ilvl="3" w:tplc="0405000F" w:tentative="1">
+      <w:start w:val="1"/>
+      <w:numFmt w:val="decimal"/>
+      <w:lvlText w:val="%4."/>
+      <w:lvlJc w:val="left"/>
+      <w:pPr>
+        <w:ind w:left="2880" w:hanging="360"/>
+      </w:pPr>
+    </w:lvl>
+    <w:lvl w:ilvl="4" w:tplc="04050019" w:tentative="1">
+      <w:start w:val="1"/>
+      <w:numFmt w:val="lowerLetter"/>
+      <w:lvlText w:val="%5."/>
+      <w:lvlJc w:val="left"/>
+      <w:pPr>
+        <w:ind w:left="3600" w:hanging="360"/>
+      </w:pPr>
+    </w:lvl>
+    <w:lvl w:ilvl="5" w:tplc="0405001B" w:tentative="1">
+      <w:start w:val="1"/>
+      <w:numFmt w:val="lowerRoman"/>
+      <w:lvlText w:val="%6."/>
+      <w:lvlJc w:val="right"/>
+      <w:pPr>
+        <w:ind w:left="4320" w:hanging="180"/>
+      </w:pPr>
+    </w:lvl>
+    <w:lvl w:ilvl="6" w:tplc="0405000F" w:tentative="1">
+      <w:start w:val="1"/>
+      <w:numFmt w:val="decimal"/>
+      <w:lvlText w:val="%7."/>
+      <w:lvlJc w:val="left"/>
+      <w:pPr>
+        <w:ind w:left="5040" w:hanging="360"/>
+      </w:pPr>
+    </w:lvl>
+    <w:lvl w:ilvl="7" w:tplc="04050019" w:tentative="1">
+      <w:start w:val="1"/>
+      <w:numFmt w:val="lowerLetter"/>
+      <w:lvlText w:val="%8."/>
+      <w:lvlJc w:val="left"/>
+      <w:pPr>
+        <w:ind w:left="5760" w:hanging="360"/>
+      </w:pPr>
+    </w:lvl>
+    <w:lvl w:ilvl="8" w:tplc="0405001B" w:tentative="1">
+      <w:start w:val="1"/>
+      <w:numFmt w:val="lowerRoman"/>
+      <w:lvlText w:val="%9."/>
+      <w:lvlJc w:val="right"/>
+      <w:pPr>
+        <w:ind w:left="6480" w:hanging="180"/>
+      </w:pPr>
+    </w:lvl>
+  </w:abstractNum>
+  <w:abstractNum w:abstractNumId="54" w15:restartNumberingAfterBreak="0">
     <w:nsid w:val="44EC52F1"/>
     <w:multiLevelType w:val="hybridMultilevel"/>
     <w:tmpl w:val="6DB8C106"/>
@@ -8270,7 +13153,7 @@
       </w:pPr>
     </w:lvl>
   </w:abstractNum>
-  <w:abstractNum w:abstractNumId="52" w15:restartNumberingAfterBreak="0">
+  <w:abstractNum w:abstractNumId="55" w15:restartNumberingAfterBreak="0">
     <w:nsid w:val="45CB3F8C"/>
     <w:multiLevelType w:val="hybridMultilevel"/>
     <w:tmpl w:val="4C4EC390"/>
@@ -8383,7 +13266,7 @@
       </w:rPr>
     </w:lvl>
   </w:abstractNum>
-  <w:abstractNum w:abstractNumId="53" w15:restartNumberingAfterBreak="0">
+  <w:abstractNum w:abstractNumId="56" w15:restartNumberingAfterBreak="0">
     <w:nsid w:val="47927DE6"/>
     <w:multiLevelType w:val="hybridMultilevel"/>
     <w:tmpl w:val="F08497F6"/>
@@ -8469,7 +13352,7 @@
       </w:pPr>
     </w:lvl>
   </w:abstractNum>
-  <w:abstractNum w:abstractNumId="54" w15:restartNumberingAfterBreak="0">
+  <w:abstractNum w:abstractNumId="57" w15:restartNumberingAfterBreak="0">
     <w:nsid w:val="4A8F16ED"/>
     <w:multiLevelType w:val="hybridMultilevel"/>
     <w:tmpl w:val="4D10B18E"/>
@@ -8555,7 +13438,7 @@
       </w:pPr>
     </w:lvl>
   </w:abstractNum>
-  <w:abstractNum w:abstractNumId="55" w15:restartNumberingAfterBreak="0">
+  <w:abstractNum w:abstractNumId="58" w15:restartNumberingAfterBreak="0">
     <w:nsid w:val="4B670231"/>
     <w:multiLevelType w:val="hybridMultilevel"/>
     <w:tmpl w:val="B772FE56"/>
@@ -8645,7 +13528,7 @@
       </w:pPr>
     </w:lvl>
   </w:abstractNum>
-  <w:abstractNum w:abstractNumId="56" w15:restartNumberingAfterBreak="0">
+  <w:abstractNum w:abstractNumId="59" w15:restartNumberingAfterBreak="0">
     <w:nsid w:val="4B955401"/>
     <w:multiLevelType w:val="hybridMultilevel"/>
     <w:tmpl w:val="C430DF6A"/>
@@ -8758,7 +13641,7 @@
       </w:rPr>
     </w:lvl>
   </w:abstractNum>
-  <w:abstractNum w:abstractNumId="57" w15:restartNumberingAfterBreak="0">
+  <w:abstractNum w:abstractNumId="60" w15:restartNumberingAfterBreak="0">
     <w:nsid w:val="4E20786B"/>
     <w:multiLevelType w:val="hybridMultilevel"/>
     <w:tmpl w:val="EA36A2BE"/>
@@ -8852,7 +13735,7 @@
       </w:pPr>
     </w:lvl>
   </w:abstractNum>
-  <w:abstractNum w:abstractNumId="58" w15:restartNumberingAfterBreak="0">
+  <w:abstractNum w:abstractNumId="61" w15:restartNumberingAfterBreak="0">
     <w:nsid w:val="4EDA582C"/>
     <w:multiLevelType w:val="hybridMultilevel"/>
     <w:tmpl w:val="705ACECA"/>
@@ -8965,7 +13848,7 @@
       </w:rPr>
     </w:lvl>
   </w:abstractNum>
-  <w:abstractNum w:abstractNumId="59" w15:restartNumberingAfterBreak="0">
+  <w:abstractNum w:abstractNumId="62" w15:restartNumberingAfterBreak="0">
     <w:nsid w:val="50E22507"/>
     <w:multiLevelType w:val="hybridMultilevel"/>
     <w:tmpl w:val="702A6A66"/>
@@ -9078,7 +13961,7 @@
       </w:rPr>
     </w:lvl>
   </w:abstractNum>
-  <w:abstractNum w:abstractNumId="60" w15:restartNumberingAfterBreak="0">
+  <w:abstractNum w:abstractNumId="63" w15:restartNumberingAfterBreak="0">
     <w:nsid w:val="52154622"/>
     <w:multiLevelType w:val="hybridMultilevel"/>
     <w:tmpl w:val="B0EE4C36"/>
@@ -9168,7 +14051,7 @@
       </w:pPr>
     </w:lvl>
   </w:abstractNum>
-  <w:abstractNum w:abstractNumId="61" w15:restartNumberingAfterBreak="0">
+  <w:abstractNum w:abstractNumId="64" w15:restartNumberingAfterBreak="0">
     <w:nsid w:val="523465C8"/>
     <w:multiLevelType w:val="multilevel"/>
     <w:tmpl w:val="087E4B7E"/>
@@ -9317,7 +14200,7 @@
       </w:rPr>
     </w:lvl>
   </w:abstractNum>
-  <w:abstractNum w:abstractNumId="62" w15:restartNumberingAfterBreak="0">
+  <w:abstractNum w:abstractNumId="65" w15:restartNumberingAfterBreak="0">
     <w:nsid w:val="53B45BD2"/>
     <w:multiLevelType w:val="multilevel"/>
     <w:tmpl w:val="A95A86E0"/>
@@ -9466,7 +14349,7 @@
       </w:rPr>
     </w:lvl>
   </w:abstractNum>
-  <w:abstractNum w:abstractNumId="63" w15:restartNumberingAfterBreak="0">
+  <w:abstractNum w:abstractNumId="66" w15:restartNumberingAfterBreak="0">
     <w:nsid w:val="55375704"/>
     <w:multiLevelType w:val="hybridMultilevel"/>
     <w:tmpl w:val="095C8496"/>
@@ -9556,7 +14439,7 @@
       </w:pPr>
     </w:lvl>
   </w:abstractNum>
-  <w:abstractNum w:abstractNumId="64" w15:restartNumberingAfterBreak="0">
+  <w:abstractNum w:abstractNumId="67" w15:restartNumberingAfterBreak="0">
     <w:nsid w:val="55BF5B19"/>
     <w:multiLevelType w:val="hybridMultilevel"/>
     <w:tmpl w:val="2F96E226"/>
@@ -9669,7 +14552,7 @@
       </w:rPr>
     </w:lvl>
   </w:abstractNum>
-  <w:abstractNum w:abstractNumId="65" w15:restartNumberingAfterBreak="0">
+  <w:abstractNum w:abstractNumId="68" w15:restartNumberingAfterBreak="0">
     <w:nsid w:val="561D691B"/>
     <w:multiLevelType w:val="hybridMultilevel"/>
     <w:tmpl w:val="078CF778"/>
@@ -9755,7 +14638,7 @@
       </w:pPr>
     </w:lvl>
   </w:abstractNum>
-  <w:abstractNum w:abstractNumId="66" w15:restartNumberingAfterBreak="0">
+  <w:abstractNum w:abstractNumId="69" w15:restartNumberingAfterBreak="0">
     <w:nsid w:val="56A95DE1"/>
     <w:multiLevelType w:val="hybridMultilevel"/>
     <w:tmpl w:val="EECE02F4"/>
@@ -9865,7 +14748,7 @@
       </w:rPr>
     </w:lvl>
   </w:abstractNum>
-  <w:abstractNum w:abstractNumId="67" w15:restartNumberingAfterBreak="0">
+  <w:abstractNum w:abstractNumId="70" w15:restartNumberingAfterBreak="0">
     <w:nsid w:val="58BE3EFB"/>
     <w:multiLevelType w:val="hybridMultilevel"/>
     <w:tmpl w:val="A50AF5AE"/>
@@ -9978,7 +14861,7 @@
       </w:rPr>
     </w:lvl>
   </w:abstractNum>
-  <w:abstractNum w:abstractNumId="68" w15:restartNumberingAfterBreak="0">
+  <w:abstractNum w:abstractNumId="71" w15:restartNumberingAfterBreak="0">
     <w:nsid w:val="5BF75A1B"/>
     <w:multiLevelType w:val="hybridMultilevel"/>
     <w:tmpl w:val="F37EEFD0"/>
@@ -10091,7 +14974,7 @@
       </w:rPr>
     </w:lvl>
   </w:abstractNum>
-  <w:abstractNum w:abstractNumId="69" w15:restartNumberingAfterBreak="0">
+  <w:abstractNum w:abstractNumId="72" w15:restartNumberingAfterBreak="0">
     <w:nsid w:val="5EDF6EC1"/>
     <w:multiLevelType w:val="hybridMultilevel"/>
     <w:tmpl w:val="6AC813BA"/>
@@ -10204,7 +15087,7 @@
       </w:rPr>
     </w:lvl>
   </w:abstractNum>
-  <w:abstractNum w:abstractNumId="70" w15:restartNumberingAfterBreak="0">
+  <w:abstractNum w:abstractNumId="73" w15:restartNumberingAfterBreak="0">
     <w:nsid w:val="64C41115"/>
     <w:multiLevelType w:val="hybridMultilevel"/>
     <w:tmpl w:val="17CEB6E8"/>
@@ -10317,7 +15200,7 @@
       </w:rPr>
     </w:lvl>
   </w:abstractNum>
-  <w:abstractNum w:abstractNumId="71" w15:restartNumberingAfterBreak="0">
+  <w:abstractNum w:abstractNumId="74" w15:restartNumberingAfterBreak="0">
     <w:nsid w:val="656A4D6A"/>
     <w:multiLevelType w:val="hybridMultilevel"/>
     <w:tmpl w:val="5F7EBBD6"/>
@@ -10430,7 +15313,7 @@
       </w:rPr>
     </w:lvl>
   </w:abstractNum>
-  <w:abstractNum w:abstractNumId="72" w15:restartNumberingAfterBreak="0">
+  <w:abstractNum w:abstractNumId="75" w15:restartNumberingAfterBreak="0">
     <w:nsid w:val="65F773E5"/>
     <w:multiLevelType w:val="multilevel"/>
     <w:tmpl w:val="EFBEDE0E"/>
@@ -10579,7 +15462,7 @@
       </w:rPr>
     </w:lvl>
   </w:abstractNum>
-  <w:abstractNum w:abstractNumId="73" w15:restartNumberingAfterBreak="0">
+  <w:abstractNum w:abstractNumId="76" w15:restartNumberingAfterBreak="0">
     <w:nsid w:val="66C5598C"/>
     <w:multiLevelType w:val="hybridMultilevel"/>
     <w:tmpl w:val="4C62C560"/>
@@ -10692,7 +15575,7 @@
       </w:rPr>
     </w:lvl>
   </w:abstractNum>
-  <w:abstractNum w:abstractNumId="74" w15:restartNumberingAfterBreak="0">
+  <w:abstractNum w:abstractNumId="77" w15:restartNumberingAfterBreak="0">
     <w:nsid w:val="67EE686E"/>
     <w:multiLevelType w:val="hybridMultilevel"/>
     <w:tmpl w:val="15E8DF7E"/>
@@ -10805,7 +15688,7 @@
       </w:rPr>
     </w:lvl>
   </w:abstractNum>
-  <w:abstractNum w:abstractNumId="75" w15:restartNumberingAfterBreak="0">
+  <w:abstractNum w:abstractNumId="78" w15:restartNumberingAfterBreak="0">
     <w:nsid w:val="6A075001"/>
     <w:multiLevelType w:val="hybridMultilevel"/>
     <w:tmpl w:val="10A617E8"/>
@@ -10918,7 +15801,7 @@
       </w:rPr>
     </w:lvl>
   </w:abstractNum>
-  <w:abstractNum w:abstractNumId="76" w15:restartNumberingAfterBreak="0">
+  <w:abstractNum w:abstractNumId="79" w15:restartNumberingAfterBreak="0">
     <w:nsid w:val="6A97703E"/>
     <w:multiLevelType w:val="hybridMultilevel"/>
     <w:tmpl w:val="B0925884"/>
@@ -11031,7 +15914,7 @@
       </w:rPr>
     </w:lvl>
   </w:abstractNum>
-  <w:abstractNum w:abstractNumId="77" w15:restartNumberingAfterBreak="0">
+  <w:abstractNum w:abstractNumId="80" w15:restartNumberingAfterBreak="0">
     <w:nsid w:val="6BA44130"/>
     <w:multiLevelType w:val="multilevel"/>
     <w:tmpl w:val="18781A9E"/>
@@ -11180,7 +16063,7 @@
       </w:rPr>
     </w:lvl>
   </w:abstractNum>
-  <w:abstractNum w:abstractNumId="78" w15:restartNumberingAfterBreak="0">
+  <w:abstractNum w:abstractNumId="81" w15:restartNumberingAfterBreak="0">
     <w:nsid w:val="6C9C63A3"/>
     <w:multiLevelType w:val="hybridMultilevel"/>
     <w:tmpl w:val="7D94FC1A"/>
@@ -11293,7 +16176,7 @@
       </w:rPr>
     </w:lvl>
   </w:abstractNum>
-  <w:abstractNum w:abstractNumId="79" w15:restartNumberingAfterBreak="0">
+  <w:abstractNum w:abstractNumId="82" w15:restartNumberingAfterBreak="0">
     <w:nsid w:val="6DA1154E"/>
     <w:multiLevelType w:val="hybridMultilevel"/>
     <w:tmpl w:val="2C762C02"/>
@@ -11406,7 +16289,7 @@
       </w:rPr>
     </w:lvl>
   </w:abstractNum>
-  <w:abstractNum w:abstractNumId="80" w15:restartNumberingAfterBreak="0">
+  <w:abstractNum w:abstractNumId="83" w15:restartNumberingAfterBreak="0">
     <w:nsid w:val="6DC31E83"/>
     <w:multiLevelType w:val="hybridMultilevel"/>
     <w:tmpl w:val="B99E799A"/>
@@ -11520,7 +16403,7 @@
       </w:rPr>
     </w:lvl>
   </w:abstractNum>
-  <w:abstractNum w:abstractNumId="81" w15:restartNumberingAfterBreak="0">
+  <w:abstractNum w:abstractNumId="84" w15:restartNumberingAfterBreak="0">
     <w:nsid w:val="6E7D0810"/>
     <w:multiLevelType w:val="multilevel"/>
     <w:tmpl w:val="FC4EF272"/>
@@ -11669,7 +16552,7 @@
       </w:rPr>
     </w:lvl>
   </w:abstractNum>
-  <w:abstractNum w:abstractNumId="82" w15:restartNumberingAfterBreak="0">
+  <w:abstractNum w:abstractNumId="85" w15:restartNumberingAfterBreak="0">
     <w:nsid w:val="751A3E15"/>
     <w:multiLevelType w:val="hybridMultilevel"/>
     <w:tmpl w:val="C96E105C"/>
@@ -11782,7 +16665,7 @@
       </w:rPr>
     </w:lvl>
   </w:abstractNum>
-  <w:abstractNum w:abstractNumId="83" w15:restartNumberingAfterBreak="0">
+  <w:abstractNum w:abstractNumId="86" w15:restartNumberingAfterBreak="0">
     <w:nsid w:val="75754CB8"/>
     <w:multiLevelType w:val="hybridMultilevel"/>
     <w:tmpl w:val="C2C218B4"/>
@@ -11895,7 +16778,7 @@
       </w:rPr>
     </w:lvl>
   </w:abstractNum>
-  <w:abstractNum w:abstractNumId="84" w15:restartNumberingAfterBreak="0">
+  <w:abstractNum w:abstractNumId="87" w15:restartNumberingAfterBreak="0">
     <w:nsid w:val="766F45EC"/>
     <w:multiLevelType w:val="multilevel"/>
     <w:tmpl w:val="66F66A0E"/>
@@ -12044,7 +16927,7 @@
       </w:rPr>
     </w:lvl>
   </w:abstractNum>
-  <w:abstractNum w:abstractNumId="85" w15:restartNumberingAfterBreak="0">
+  <w:abstractNum w:abstractNumId="88" w15:restartNumberingAfterBreak="0">
     <w:nsid w:val="767B2AC7"/>
     <w:multiLevelType w:val="hybridMultilevel"/>
     <w:tmpl w:val="97AC338E"/>
@@ -12157,7 +17040,7 @@
       </w:rPr>
     </w:lvl>
   </w:abstractNum>
-  <w:abstractNum w:abstractNumId="86" w15:restartNumberingAfterBreak="0">
+  <w:abstractNum w:abstractNumId="89" w15:restartNumberingAfterBreak="0">
     <w:nsid w:val="79CE356A"/>
     <w:multiLevelType w:val="hybridMultilevel"/>
     <w:tmpl w:val="DE9A55AC"/>
@@ -12243,7 +17126,7 @@
       </w:pPr>
     </w:lvl>
   </w:abstractNum>
-  <w:abstractNum w:abstractNumId="87" w15:restartNumberingAfterBreak="0">
+  <w:abstractNum w:abstractNumId="90" w15:restartNumberingAfterBreak="0">
     <w:nsid w:val="7A4D40CC"/>
     <w:multiLevelType w:val="hybridMultilevel"/>
     <w:tmpl w:val="305CA1CC"/>
@@ -12356,7 +17239,7 @@
       </w:rPr>
     </w:lvl>
   </w:abstractNum>
-  <w:abstractNum w:abstractNumId="88" w15:restartNumberingAfterBreak="0">
+  <w:abstractNum w:abstractNumId="91" w15:restartNumberingAfterBreak="0">
     <w:nsid w:val="7A5D03EB"/>
     <w:multiLevelType w:val="hybridMultilevel"/>
     <w:tmpl w:val="0C3E154C"/>
@@ -12446,7 +17329,7 @@
       </w:pPr>
     </w:lvl>
   </w:abstractNum>
-  <w:abstractNum w:abstractNumId="89" w15:restartNumberingAfterBreak="0">
+  <w:abstractNum w:abstractNumId="92" w15:restartNumberingAfterBreak="0">
     <w:nsid w:val="7AB40FDB"/>
     <w:multiLevelType w:val="hybridMultilevel"/>
     <w:tmpl w:val="093484FC"/>
@@ -12559,7 +17442,7 @@
       </w:rPr>
     </w:lvl>
   </w:abstractNum>
-  <w:abstractNum w:abstractNumId="90" w15:restartNumberingAfterBreak="0">
+  <w:abstractNum w:abstractNumId="93" w15:restartNumberingAfterBreak="0">
     <w:nsid w:val="7B5657BD"/>
     <w:multiLevelType w:val="multilevel"/>
     <w:tmpl w:val="53E0113C"/>
@@ -12708,7 +17591,7 @@
       </w:rPr>
     </w:lvl>
   </w:abstractNum>
-  <w:abstractNum w:abstractNumId="91" w15:restartNumberingAfterBreak="0">
+  <w:abstractNum w:abstractNumId="94" w15:restartNumberingAfterBreak="0">
     <w:nsid w:val="7BA23F6E"/>
     <w:multiLevelType w:val="hybridMultilevel"/>
     <w:tmpl w:val="1F207D10"/>
@@ -12821,7 +17704,7 @@
       </w:rPr>
     </w:lvl>
   </w:abstractNum>
-  <w:abstractNum w:abstractNumId="92" w15:restartNumberingAfterBreak="0">
+  <w:abstractNum w:abstractNumId="95" w15:restartNumberingAfterBreak="0">
     <w:nsid w:val="7BEF65EB"/>
     <w:multiLevelType w:val="hybridMultilevel"/>
     <w:tmpl w:val="5C50FE18"/>
@@ -12911,7 +17794,7 @@
       </w:pPr>
     </w:lvl>
   </w:abstractNum>
-  <w:abstractNum w:abstractNumId="93" w15:restartNumberingAfterBreak="0">
+  <w:abstractNum w:abstractNumId="96" w15:restartNumberingAfterBreak="0">
     <w:nsid w:val="7CDB3BA9"/>
     <w:multiLevelType w:val="hybridMultilevel"/>
     <w:tmpl w:val="EE2A6A70"/>
@@ -13024,7 +17907,7 @@
       </w:rPr>
     </w:lvl>
   </w:abstractNum>
-  <w:abstractNum w:abstractNumId="94" w15:restartNumberingAfterBreak="0">
+  <w:abstractNum w:abstractNumId="97" w15:restartNumberingAfterBreak="0">
     <w:nsid w:val="7E20555B"/>
     <w:multiLevelType w:val="hybridMultilevel"/>
     <w:tmpl w:val="913C4DA8"/>
@@ -13137,7 +18020,7 @@
       </w:rPr>
     </w:lvl>
   </w:abstractNum>
-  <w:abstractNum w:abstractNumId="95" w15:restartNumberingAfterBreak="0">
+  <w:abstractNum w:abstractNumId="98" w15:restartNumberingAfterBreak="0">
     <w:nsid w:val="7E6A7FE5"/>
     <w:multiLevelType w:val="hybridMultilevel"/>
     <w:tmpl w:val="B032DCCA"/>
@@ -13250,7 +18133,7 @@
       </w:rPr>
     </w:lvl>
   </w:abstractNum>
-  <w:abstractNum w:abstractNumId="96" w15:restartNumberingAfterBreak="0">
+  <w:abstractNum w:abstractNumId="99" w15:restartNumberingAfterBreak="0">
     <w:nsid w:val="7F5E08FA"/>
     <w:multiLevelType w:val="hybridMultilevel"/>
     <w:tmpl w:val="26DC1BE0"/>
@@ -13364,94 +18247,94 @@
     </w:lvl>
   </w:abstractNum>
   <w:num w:numId="1" w16cid:durableId="121192958">
-    <w:abstractNumId w:val="91"/>
+    <w:abstractNumId w:val="94"/>
   </w:num>
   <w:num w:numId="2" w16cid:durableId="564144388">
-    <w:abstractNumId w:val="43"/>
+    <w:abstractNumId w:val="45"/>
   </w:num>
   <w:num w:numId="3" w16cid:durableId="1946766798">
-    <w:abstractNumId w:val="32"/>
+    <w:abstractNumId w:val="34"/>
   </w:num>
   <w:num w:numId="4" w16cid:durableId="1309898767">
-    <w:abstractNumId w:val="39"/>
+    <w:abstractNumId w:val="41"/>
   </w:num>
   <w:num w:numId="5" w16cid:durableId="1733039784">
-    <w:abstractNumId w:val="70"/>
+    <w:abstractNumId w:val="73"/>
   </w:num>
   <w:num w:numId="6" w16cid:durableId="2013877722">
-    <w:abstractNumId w:val="73"/>
+    <w:abstractNumId w:val="76"/>
   </w:num>
   <w:num w:numId="7" w16cid:durableId="547029255">
-    <w:abstractNumId w:val="31"/>
+    <w:abstractNumId w:val="33"/>
   </w:num>
   <w:num w:numId="8" w16cid:durableId="2084372783">
     <w:abstractNumId w:val="12"/>
   </w:num>
   <w:num w:numId="9" w16cid:durableId="566233213">
-    <w:abstractNumId w:val="55"/>
+    <w:abstractNumId w:val="58"/>
   </w:num>
   <w:num w:numId="10" w16cid:durableId="1694451578">
-    <w:abstractNumId w:val="63"/>
+    <w:abstractNumId w:val="66"/>
   </w:num>
   <w:num w:numId="11" w16cid:durableId="774788307">
-    <w:abstractNumId w:val="88"/>
+    <w:abstractNumId w:val="91"/>
   </w:num>
   <w:num w:numId="12" w16cid:durableId="973297508">
-    <w:abstractNumId w:val="34"/>
+    <w:abstractNumId w:val="36"/>
   </w:num>
   <w:num w:numId="13" w16cid:durableId="1637099815">
-    <w:abstractNumId w:val="57"/>
+    <w:abstractNumId w:val="60"/>
   </w:num>
   <w:num w:numId="14" w16cid:durableId="1603100181">
     <w:abstractNumId w:val="4"/>
   </w:num>
   <w:num w:numId="15" w16cid:durableId="1409233795">
-    <w:abstractNumId w:val="64"/>
+    <w:abstractNumId w:val="67"/>
   </w:num>
   <w:num w:numId="16" w16cid:durableId="1993825238">
-    <w:abstractNumId w:val="85"/>
+    <w:abstractNumId w:val="88"/>
   </w:num>
   <w:num w:numId="17" w16cid:durableId="2096509760">
-    <w:abstractNumId w:val="76"/>
+    <w:abstractNumId w:val="79"/>
   </w:num>
   <w:num w:numId="18" w16cid:durableId="246883011">
-    <w:abstractNumId w:val="67"/>
+    <w:abstractNumId w:val="70"/>
   </w:num>
   <w:num w:numId="19" w16cid:durableId="1833987203">
-    <w:abstractNumId w:val="38"/>
+    <w:abstractNumId w:val="40"/>
   </w:num>
   <w:num w:numId="20" w16cid:durableId="419909317">
     <w:abstractNumId w:val="18"/>
   </w:num>
   <w:num w:numId="21" w16cid:durableId="1674380434">
-    <w:abstractNumId w:val="93"/>
+    <w:abstractNumId w:val="96"/>
   </w:num>
   <w:num w:numId="22" w16cid:durableId="1439376909">
-    <w:abstractNumId w:val="37"/>
+    <w:abstractNumId w:val="39"/>
   </w:num>
   <w:num w:numId="23" w16cid:durableId="2027441775">
-    <w:abstractNumId w:val="49"/>
+    <w:abstractNumId w:val="51"/>
   </w:num>
   <w:num w:numId="24" w16cid:durableId="1289512060">
-    <w:abstractNumId w:val="80"/>
+    <w:abstractNumId w:val="83"/>
   </w:num>
   <w:num w:numId="25" w16cid:durableId="1106315133">
-    <w:abstractNumId w:val="66"/>
+    <w:abstractNumId w:val="69"/>
   </w:num>
   <w:num w:numId="26" w16cid:durableId="12534117">
     <w:abstractNumId w:val="13"/>
   </w:num>
   <w:num w:numId="27" w16cid:durableId="812790658">
-    <w:abstractNumId w:val="71"/>
+    <w:abstractNumId w:val="74"/>
   </w:num>
   <w:num w:numId="28" w16cid:durableId="141511049">
-    <w:abstractNumId w:val="59"/>
+    <w:abstractNumId w:val="62"/>
   </w:num>
   <w:num w:numId="29" w16cid:durableId="2064795470">
-    <w:abstractNumId w:val="40"/>
+    <w:abstractNumId w:val="42"/>
   </w:num>
   <w:num w:numId="30" w16cid:durableId="1505123990">
-    <w:abstractNumId w:val="68"/>
+    <w:abstractNumId w:val="71"/>
   </w:num>
   <w:num w:numId="31" w16cid:durableId="2023821145">
     <w:abstractNumId w:val="0"/>
@@ -13460,64 +18343,64 @@
     <w:abstractNumId w:val="22"/>
   </w:num>
   <w:num w:numId="33" w16cid:durableId="1393501162">
-    <w:abstractNumId w:val="87"/>
+    <w:abstractNumId w:val="90"/>
   </w:num>
   <w:num w:numId="34" w16cid:durableId="130944066">
+    <w:abstractNumId w:val="52"/>
+  </w:num>
+  <w:num w:numId="35" w16cid:durableId="1698312818">
+    <w:abstractNumId w:val="82"/>
+  </w:num>
+  <w:num w:numId="36" w16cid:durableId="1025054138">
     <w:abstractNumId w:val="50"/>
   </w:num>
-  <w:num w:numId="35" w16cid:durableId="1698312818">
-    <w:abstractNumId w:val="79"/>
-  </w:num>
-  <w:num w:numId="36" w16cid:durableId="1025054138">
-    <w:abstractNumId w:val="48"/>
-  </w:num>
   <w:num w:numId="37" w16cid:durableId="1484196991">
-    <w:abstractNumId w:val="26"/>
+    <w:abstractNumId w:val="28"/>
   </w:num>
   <w:num w:numId="38" w16cid:durableId="2032141438">
     <w:abstractNumId w:val="8"/>
   </w:num>
   <w:num w:numId="39" w16cid:durableId="142166419">
-    <w:abstractNumId w:val="51"/>
+    <w:abstractNumId w:val="54"/>
   </w:num>
   <w:num w:numId="40" w16cid:durableId="911038195">
     <w:abstractNumId w:val="1"/>
   </w:num>
   <w:num w:numId="41" w16cid:durableId="233203877">
-    <w:abstractNumId w:val="60"/>
+    <w:abstractNumId w:val="63"/>
   </w:num>
   <w:num w:numId="42" w16cid:durableId="495876513">
-    <w:abstractNumId w:val="78"/>
+    <w:abstractNumId w:val="81"/>
   </w:num>
   <w:num w:numId="43" w16cid:durableId="567304882">
-    <w:abstractNumId w:val="24"/>
+    <w:abstractNumId w:val="26"/>
   </w:num>
   <w:num w:numId="44" w16cid:durableId="1507162643">
     <w:abstractNumId w:val="3"/>
   </w:num>
   <w:num w:numId="45" w16cid:durableId="1591770792">
-    <w:abstractNumId w:val="52"/>
+    <w:abstractNumId w:val="55"/>
   </w:num>
   <w:num w:numId="46" w16cid:durableId="2132286432">
-    <w:abstractNumId w:val="41"/>
+    <w:abstractNumId w:val="43"/>
   </w:num>
   <w:num w:numId="47" w16cid:durableId="1811288718">
-    <w:abstractNumId w:val="92"/>
+    <w:abstractNumId w:val="95"/>
   </w:num>
   <w:num w:numId="48" w16cid:durableId="1190070477">
-    <w:abstractNumId w:val="25"/>
+    <w:abstractNumId w:val="27"/>
   </w:num>
   <w:num w:numId="49" w16cid:durableId="1986927150">
-    <w:abstractNumId w:val="95"/>
+    <w:abstractNumId w:val="98"/>
   </w:num>
   <w:num w:numId="50" w16cid:durableId="84692620">
     <w:abstractNumId w:val="6"/>
   </w:num>
   <w:num w:numId="51" w16cid:durableId="1787966409">
-    <w:abstractNumId w:val="74"/>
+    <w:abstractNumId w:val="77"/>
   </w:num>
   <w:num w:numId="52" w16cid:durableId="675037049">
-    <w:abstractNumId w:val="54"/>
+    <w:abstractNumId w:val="57"/>
   </w:num>
   <w:num w:numId="53" w16cid:durableId="626468516">
     <w:abstractNumId w:val="15"/>
@@ -13529,37 +18412,37 @@
     <w:abstractNumId w:val="2"/>
   </w:num>
   <w:num w:numId="56" w16cid:durableId="1764688875">
+    <w:abstractNumId w:val="46"/>
+  </w:num>
+  <w:num w:numId="57" w16cid:durableId="832574759">
     <w:abstractNumId w:val="44"/>
   </w:num>
-  <w:num w:numId="57" w16cid:durableId="832574759">
-    <w:abstractNumId w:val="42"/>
-  </w:num>
   <w:num w:numId="58" w16cid:durableId="888691867">
-    <w:abstractNumId w:val="53"/>
+    <w:abstractNumId w:val="56"/>
   </w:num>
   <w:num w:numId="59" w16cid:durableId="235864264">
-    <w:abstractNumId w:val="27"/>
+    <w:abstractNumId w:val="29"/>
   </w:num>
   <w:num w:numId="60" w16cid:durableId="804156859">
-    <w:abstractNumId w:val="65"/>
+    <w:abstractNumId w:val="68"/>
   </w:num>
   <w:num w:numId="61" w16cid:durableId="787047223">
-    <w:abstractNumId w:val="86"/>
+    <w:abstractNumId w:val="89"/>
   </w:num>
   <w:num w:numId="62" w16cid:durableId="944456188">
     <w:abstractNumId w:val="23"/>
   </w:num>
   <w:num w:numId="63" w16cid:durableId="2113430186">
-    <w:abstractNumId w:val="69"/>
+    <w:abstractNumId w:val="72"/>
   </w:num>
   <w:num w:numId="64" w16cid:durableId="863830748">
-    <w:abstractNumId w:val="75"/>
+    <w:abstractNumId w:val="78"/>
   </w:num>
   <w:num w:numId="65" w16cid:durableId="752091232">
     <w:abstractNumId w:val="9"/>
   </w:num>
   <w:num w:numId="66" w16cid:durableId="976687105">
-    <w:abstractNumId w:val="72"/>
+    <w:abstractNumId w:val="75"/>
   </w:num>
   <w:num w:numId="67" w16cid:durableId="694620761">
     <w:abstractNumId w:val="5"/>
@@ -13568,13 +18451,13 @@
     <w:abstractNumId w:val="16"/>
   </w:num>
   <w:num w:numId="69" w16cid:durableId="952443808">
-    <w:abstractNumId w:val="83"/>
+    <w:abstractNumId w:val="86"/>
   </w:num>
   <w:num w:numId="70" w16cid:durableId="1084184141">
-    <w:abstractNumId w:val="96"/>
+    <w:abstractNumId w:val="99"/>
   </w:num>
   <w:num w:numId="71" w16cid:durableId="1383292421">
-    <w:abstractNumId w:val="58"/>
+    <w:abstractNumId w:val="61"/>
   </w:num>
   <w:num w:numId="72" w16cid:durableId="42679910">
     <w:abstractNumId w:val="11"/>
@@ -13583,76 +18466,85 @@
     <w:abstractNumId w:val="21"/>
   </w:num>
   <w:num w:numId="74" w16cid:durableId="1821843553">
-    <w:abstractNumId w:val="46"/>
+    <w:abstractNumId w:val="48"/>
   </w:num>
   <w:num w:numId="75" w16cid:durableId="1135220808">
     <w:abstractNumId w:val="14"/>
   </w:num>
   <w:num w:numId="76" w16cid:durableId="222524928">
-    <w:abstractNumId w:val="84"/>
+    <w:abstractNumId w:val="87"/>
   </w:num>
   <w:num w:numId="77" w16cid:durableId="1270547585">
-    <w:abstractNumId w:val="35"/>
+    <w:abstractNumId w:val="37"/>
   </w:num>
   <w:num w:numId="78" w16cid:durableId="90979650">
     <w:abstractNumId w:val="19"/>
   </w:num>
   <w:num w:numId="79" w16cid:durableId="1529946347">
-    <w:abstractNumId w:val="36"/>
+    <w:abstractNumId w:val="38"/>
   </w:num>
   <w:num w:numId="80" w16cid:durableId="1978024894">
     <w:abstractNumId w:val="17"/>
   </w:num>
   <w:num w:numId="81" w16cid:durableId="1465850421">
-    <w:abstractNumId w:val="90"/>
+    <w:abstractNumId w:val="93"/>
   </w:num>
   <w:num w:numId="82" w16cid:durableId="639115735">
-    <w:abstractNumId w:val="94"/>
+    <w:abstractNumId w:val="97"/>
   </w:num>
   <w:num w:numId="83" w16cid:durableId="1018891587">
-    <w:abstractNumId w:val="29"/>
+    <w:abstractNumId w:val="31"/>
   </w:num>
   <w:num w:numId="84" w16cid:durableId="2076707640">
     <w:abstractNumId w:val="10"/>
   </w:num>
   <w:num w:numId="85" w16cid:durableId="1589345622">
-    <w:abstractNumId w:val="62"/>
+    <w:abstractNumId w:val="65"/>
   </w:num>
   <w:num w:numId="86" w16cid:durableId="1612860001">
-    <w:abstractNumId w:val="81"/>
+    <w:abstractNumId w:val="84"/>
   </w:num>
   <w:num w:numId="87" w16cid:durableId="354236261">
-    <w:abstractNumId w:val="47"/>
+    <w:abstractNumId w:val="49"/>
   </w:num>
   <w:num w:numId="88" w16cid:durableId="899946620">
-    <w:abstractNumId w:val="77"/>
+    <w:abstractNumId w:val="80"/>
   </w:num>
   <w:num w:numId="89" w16cid:durableId="1129010657">
-    <w:abstractNumId w:val="61"/>
+    <w:abstractNumId w:val="64"/>
   </w:num>
   <w:num w:numId="90" w16cid:durableId="1248811265">
     <w:abstractNumId w:val="20"/>
   </w:num>
   <w:num w:numId="91" w16cid:durableId="1168136248">
-    <w:abstractNumId w:val="28"/>
+    <w:abstractNumId w:val="30"/>
   </w:num>
   <w:num w:numId="92" w16cid:durableId="77948098">
-    <w:abstractNumId w:val="30"/>
+    <w:abstractNumId w:val="32"/>
   </w:num>
   <w:num w:numId="93" w16cid:durableId="798112297">
-    <w:abstractNumId w:val="89"/>
+    <w:abstractNumId w:val="92"/>
   </w:num>
   <w:num w:numId="94" w16cid:durableId="2109538512">
-    <w:abstractNumId w:val="45"/>
+    <w:abstractNumId w:val="47"/>
   </w:num>
   <w:num w:numId="95" w16cid:durableId="1304847118">
-    <w:abstractNumId w:val="33"/>
+    <w:abstractNumId w:val="35"/>
   </w:num>
   <w:num w:numId="96" w16cid:durableId="2094664224">
-    <w:abstractNumId w:val="56"/>
+    <w:abstractNumId w:val="59"/>
   </w:num>
   <w:num w:numId="97" w16cid:durableId="1981955444">
-    <w:abstractNumId w:val="82"/>
+    <w:abstractNumId w:val="85"/>
+  </w:num>
+  <w:num w:numId="98" w16cid:durableId="498815635">
+    <w:abstractNumId w:val="25"/>
+  </w:num>
+  <w:num w:numId="99" w16cid:durableId="803818512">
+    <w:abstractNumId w:val="53"/>
+  </w:num>
+  <w:num w:numId="100" w16cid:durableId="1006324314">
+    <w:abstractNumId w:val="24"/>
   </w:num>
 </w:numbering>
 </file>
@@ -14057,9 +18949,9 @@
   <w:style w:type="paragraph" w:default="1" w:styleId="Normln">
     <w:name w:val="Normal"/>
     <w:qFormat/>
-    <w:rsid w:val="00A50BE7"/>
+    <w:rsid w:val="00933AC1"/>
     <w:pPr>
-      <w:spacing w:after="0" w:line="240" w:lineRule="auto"/>
+      <w:spacing w:before="120" w:after="120" w:line="240" w:lineRule="auto"/>
     </w:pPr>
     <w:rPr>
       <w:rFonts w:ascii="Cambria" w:eastAsia="Times New Roman" w:hAnsi="Cambria" w:cs="Times New Roman"/>
@@ -14107,7 +18999,7 @@
     <w:uiPriority w:val="9"/>
     <w:unhideWhenUsed/>
     <w:qFormat/>
-    <w:rsid w:val="00716B72"/>
+    <w:rsid w:val="00CA7A35"/>
     <w:pPr>
       <w:keepNext/>
       <w:keepLines/>
@@ -14115,7 +19007,8 @@
         <w:ilvl w:val="1"/>
         <w:numId w:val="8"/>
       </w:numPr>
-      <w:spacing w:before="160" w:after="80"/>
+      <w:spacing w:before="240"/>
+      <w:ind w:left="578" w:hanging="578"/>
       <w:outlineLvl w:val="1"/>
     </w:pPr>
     <w:rPr>
@@ -14353,7 +19246,7 @@
     <w:basedOn w:val="Standardnpsmoodstavce"/>
     <w:link w:val="Nadpis2"/>
     <w:uiPriority w:val="9"/>
-    <w:rsid w:val="00716B72"/>
+    <w:rsid w:val="00CA7A35"/>
     <w:rPr>
       <w:rFonts w:ascii="Cambria" w:eastAsiaTheme="majorEastAsia" w:hAnsi="Cambria" w:cstheme="majorBidi"/>
       <w:color w:val="000000" w:themeColor="text1"/>
@@ -14740,23 +19633,30 @@
       <w:ind w:left="440"/>
     </w:pPr>
   </w:style>
-  <w:style w:type="paragraph" w:customStyle="1" w:styleId="Programovn">
-    <w:name w:val="Programování"/>
+  <w:style w:type="paragraph" w:customStyle="1" w:styleId="Kd">
+    <w:name w:val="Kód"/>
     <w:basedOn w:val="Normln"/>
-    <w:link w:val="ProgramovnChar"/>
+    <w:next w:val="Normln"/>
+    <w:link w:val="KdChar"/>
     <w:qFormat/>
-    <w:rsid w:val="00590619"/>
+    <w:rsid w:val="00186C3E"/>
     <w:rPr>
       <w:rFonts w:ascii="Consolas" w:hAnsi="Consolas"/>
+      <w:sz w:val="18"/>
     </w:rPr>
   </w:style>
-  <w:style w:type="character" w:customStyle="1" w:styleId="ProgramovnChar">
-    <w:name w:val="Programování Char"/>
+  <w:style w:type="character" w:customStyle="1" w:styleId="KdChar">
+    <w:name w:val="Kód Char"/>
     <w:basedOn w:val="Standardnpsmoodstavce"/>
-    <w:link w:val="Programovn"/>
-    <w:rsid w:val="00590619"/>
+    <w:link w:val="Kd"/>
+    <w:rsid w:val="00186C3E"/>
     <w:rPr>
-      <w:rFonts w:ascii="Consolas" w:hAnsi="Consolas"/>
+      <w:rFonts w:ascii="Consolas" w:eastAsia="Times New Roman" w:hAnsi="Consolas" w:cs="Times New Roman"/>
+      <w:kern w:val="0"/>
+      <w:sz w:val="18"/>
+      <w:szCs w:val="20"/>
+      <w:lang w:eastAsia="cs-CZ"/>
+      <w14:ligatures w14:val="none"/>
     </w:rPr>
   </w:style>
   <w:style w:type="paragraph" w:styleId="Zhlav">
@@ -14982,7 +19882,7 @@
     <w:qFormat/>
     <w:rsid w:val="0069406B"/>
     <w:pPr>
-      <w:spacing w:before="240" w:after="120"/>
+      <w:spacing w:before="240"/>
     </w:pPr>
     <w:rPr>
       <w:b/>
@@ -14999,6 +19899,64 @@
       <w:b/>
       <w:kern w:val="0"/>
       <w:sz w:val="24"/>
+      <w:szCs w:val="20"/>
+      <w:lang w:eastAsia="cs-CZ"/>
+      <w14:ligatures w14:val="none"/>
+    </w:rPr>
+  </w:style>
+  <w:style w:type="paragraph" w:styleId="Titulek">
+    <w:name w:val="caption"/>
+    <w:basedOn w:val="Normln"/>
+    <w:next w:val="Normln"/>
+    <w:uiPriority w:val="35"/>
+    <w:unhideWhenUsed/>
+    <w:qFormat/>
+    <w:rsid w:val="00FE24CF"/>
+    <w:pPr>
+      <w:spacing w:after="200"/>
+    </w:pPr>
+    <w:rPr>
+      <w:i/>
+      <w:iCs/>
+      <w:color w:val="0E2841" w:themeColor="text2"/>
+      <w:sz w:val="18"/>
+      <w:szCs w:val="18"/>
+    </w:rPr>
+  </w:style>
+  <w:style w:type="paragraph" w:styleId="Seznamobrzk">
+    <w:name w:val="table of figures"/>
+    <w:basedOn w:val="Normln"/>
+    <w:next w:val="Normln"/>
+    <w:uiPriority w:val="99"/>
+    <w:unhideWhenUsed/>
+    <w:rsid w:val="00FE24CF"/>
+  </w:style>
+  <w:style w:type="paragraph" w:styleId="FormtovanvHTML">
+    <w:name w:val="HTML Preformatted"/>
+    <w:basedOn w:val="Normln"/>
+    <w:link w:val="FormtovanvHTMLChar"/>
+    <w:uiPriority w:val="99"/>
+    <w:semiHidden/>
+    <w:unhideWhenUsed/>
+    <w:rsid w:val="00186C3E"/>
+    <w:pPr>
+      <w:spacing w:before="0" w:after="0"/>
+    </w:pPr>
+    <w:rPr>
+      <w:rFonts w:ascii="Consolas" w:hAnsi="Consolas"/>
+    </w:rPr>
+  </w:style>
+  <w:style w:type="character" w:customStyle="1" w:styleId="FormtovanvHTMLChar">
+    <w:name w:val="Formátovaný v HTML Char"/>
+    <w:basedOn w:val="Standardnpsmoodstavce"/>
+    <w:link w:val="FormtovanvHTML"/>
+    <w:uiPriority w:val="99"/>
+    <w:semiHidden/>
+    <w:rsid w:val="00186C3E"/>
+    <w:rPr>
+      <w:rFonts w:ascii="Consolas" w:eastAsia="Times New Roman" w:hAnsi="Consolas" w:cs="Times New Roman"/>
+      <w:kern w:val="0"/>
+      <w:sz w:val="20"/>
       <w:szCs w:val="20"/>
       <w:lang w:eastAsia="cs-CZ"/>
       <w14:ligatures w14:val="none"/>
@@ -15211,9 +20169,14 @@
   </w:compat>
   <w:rsids>
     <w:rsidRoot w:val="00560BE4"/>
+    <w:rsid w:val="00011030"/>
+    <w:rsid w:val="002621AF"/>
+    <w:rsid w:val="002A7898"/>
     <w:rsid w:val="00560BE4"/>
     <w:rsid w:val="00562C0A"/>
     <w:rsid w:val="00A572CE"/>
+    <w:rsid w:val="00C076E1"/>
+    <w:rsid w:val="00C56BB5"/>
   </w:rsids>
   <m:mathPr>
     <m:mathFont m:val="Cambria Math"/>
@@ -15676,64 +20639,8 @@
     <w:name w:val="13A3CC13A64746E8B457DBBE9019C565"/>
     <w:rsid w:val="00560BE4"/>
   </w:style>
-  <w:style w:type="paragraph" w:customStyle="1" w:styleId="75D29C784691484594F0B0DF3DEC8A2E">
-    <w:name w:val="75D29C784691484594F0B0DF3DEC8A2E"/>
-    <w:rsid w:val="00560BE4"/>
-  </w:style>
-  <w:style w:type="paragraph" w:customStyle="1" w:styleId="5BE4B7788C8C4393A5460A954EDC2470">
-    <w:name w:val="5BE4B7788C8C4393A5460A954EDC2470"/>
-    <w:rsid w:val="00560BE4"/>
-  </w:style>
-  <w:style w:type="paragraph" w:customStyle="1" w:styleId="53653DE396D343BDA2BC4679FBC268B7">
-    <w:name w:val="53653DE396D343BDA2BC4679FBC268B7"/>
-    <w:rsid w:val="00560BE4"/>
-  </w:style>
-  <w:style w:type="paragraph" w:customStyle="1" w:styleId="DF722AB81B8B462F9DADBA9A74BE108B">
-    <w:name w:val="DF722AB81B8B462F9DADBA9A74BE108B"/>
-    <w:rsid w:val="00560BE4"/>
-  </w:style>
-  <w:style w:type="paragraph" w:customStyle="1" w:styleId="6ED50678603E48D4A3B53065F922316F">
-    <w:name w:val="6ED50678603E48D4A3B53065F922316F"/>
-    <w:rsid w:val="00560BE4"/>
-  </w:style>
-  <w:style w:type="paragraph" w:customStyle="1" w:styleId="B71F7A2ABEFF4A7C83AB64B37F875854">
-    <w:name w:val="B71F7A2ABEFF4A7C83AB64B37F875854"/>
-    <w:rsid w:val="00560BE4"/>
-  </w:style>
-  <w:style w:type="paragraph" w:customStyle="1" w:styleId="8F370E4A6D8940BEA041F006D72AB5C2">
-    <w:name w:val="8F370E4A6D8940BEA041F006D72AB5C2"/>
-    <w:rsid w:val="00560BE4"/>
-  </w:style>
-  <w:style w:type="paragraph" w:customStyle="1" w:styleId="FDBD5F7CA1E8408582B9637A2416A759">
-    <w:name w:val="FDBD5F7CA1E8408582B9637A2416A759"/>
-    <w:rsid w:val="00560BE4"/>
-  </w:style>
   <w:style w:type="paragraph" w:customStyle="1" w:styleId="D5CD6F28A4CC4C8789F4745394020B74">
     <w:name w:val="D5CD6F28A4CC4C8789F4745394020B74"/>
-    <w:rsid w:val="00560BE4"/>
-  </w:style>
-  <w:style w:type="paragraph" w:customStyle="1" w:styleId="3762178B27FB4D6590DAAA047C9DA4C5">
-    <w:name w:val="3762178B27FB4D6590DAAA047C9DA4C5"/>
-    <w:rsid w:val="00560BE4"/>
-  </w:style>
-  <w:style w:type="paragraph" w:customStyle="1" w:styleId="CE6AABF8FA004E71B4FD61F4C1F7309D">
-    <w:name w:val="CE6AABF8FA004E71B4FD61F4C1F7309D"/>
-    <w:rsid w:val="00560BE4"/>
-  </w:style>
-  <w:style w:type="paragraph" w:customStyle="1" w:styleId="1BC23E8C57D04654BB3A248D74D3B28A">
-    <w:name w:val="1BC23E8C57D04654BB3A248D74D3B28A"/>
-    <w:rsid w:val="00560BE4"/>
-  </w:style>
-  <w:style w:type="paragraph" w:customStyle="1" w:styleId="387DDBCECF374BD68999019D27C542A4">
-    <w:name w:val="387DDBCECF374BD68999019D27C542A4"/>
-    <w:rsid w:val="00560BE4"/>
-  </w:style>
-  <w:style w:type="paragraph" w:customStyle="1" w:styleId="DA961ECE6624488C85BB9AF3025D48C6">
-    <w:name w:val="DA961ECE6624488C85BB9AF3025D48C6"/>
-    <w:rsid w:val="00560BE4"/>
-  </w:style>
-  <w:style w:type="paragraph" w:customStyle="1" w:styleId="933DBBE8A6444D2DBAA353B043F5E5AA">
-    <w:name w:val="933DBBE8A6444D2DBAA353B043F5E5AA"/>
     <w:rsid w:val="00560BE4"/>
   </w:style>
 </w:styles>

--- a/project-documentation/dokumentace.docx
+++ b/project-documentation/dokumentace.docx
@@ -2283,13 +2283,27 @@
         <w:ind w:firstLine="708"/>
       </w:pPr>
       <w:r>
-        <w:t xml:space="preserve">Tato práce představuje vývoj aplikace v jazyce Java, </w:t>
+        <w:t xml:space="preserve">Tato práce představuje vývoj aplikace v jazyce </w:t>
+      </w:r>
+      <w:r>
+        <w:rPr>
+          <w:i/>
+          <w:iCs/>
+        </w:rPr>
+        <w:t>Java</w:t>
+      </w:r>
+      <w:r>
+        <w:t xml:space="preserve">, </w:t>
       </w:r>
       <w:r>
         <w:t xml:space="preserve">s uživatelským rozhraním vytvořeným pomocí </w:t>
       </w:r>
       <w:proofErr w:type="spellStart"/>
       <w:r>
+        <w:rPr>
+          <w:i/>
+          <w:iCs/>
+        </w:rPr>
         <w:t>JavaFX</w:t>
       </w:r>
       <w:proofErr w:type="spellEnd"/>
@@ -3406,12 +3420,28 @@
         <w:rPr>
           <w:rFonts w:eastAsiaTheme="majorEastAsia"/>
         </w:rPr>
-        <w:t xml:space="preserve"> usnadní tvorbu a správu testů pro studenty středních škol. Aplikace, implementovaná v jazyce Java s uživatelským rozhraním postaveným na </w:t>
+        <w:t xml:space="preserve"> usnadní tvorbu a správu testů pro studenty středních škol. Aplikace, implementovaná v jazyce </w:t>
+      </w:r>
+      <w:r>
+        <w:rPr>
+          <w:rFonts w:eastAsiaTheme="majorEastAsia"/>
+          <w:i/>
+          <w:iCs/>
+        </w:rPr>
+        <w:t>Java</w:t>
+      </w:r>
+      <w:r>
+        <w:rPr>
+          <w:rFonts w:eastAsiaTheme="majorEastAsia"/>
+        </w:rPr>
+        <w:t xml:space="preserve"> s uživatelským rozhraním postaveným na </w:t>
       </w:r>
       <w:proofErr w:type="spellStart"/>
       <w:r>
         <w:rPr>
           <w:rFonts w:eastAsiaTheme="majorEastAsia"/>
+          <w:i/>
+          <w:iCs/>
         </w:rPr>
         <w:t>JavaFX</w:t>
       </w:r>
@@ -3502,6 +3532,8 @@
       <w:r>
         <w:rPr>
           <w:rFonts w:eastAsiaTheme="majorEastAsia"/>
+          <w:i/>
+          <w:iCs/>
         </w:rPr>
         <w:t>ChatGPT</w:t>
       </w:r>
@@ -3516,6 +3548,8 @@
       <w:r>
         <w:rPr>
           <w:rFonts w:eastAsiaTheme="majorEastAsia"/>
+          <w:i/>
+          <w:iCs/>
         </w:rPr>
         <w:t>Gemini</w:t>
       </w:r>
@@ -3548,7 +3582,13 @@
         <w:rPr>
           <w:rFonts w:eastAsiaTheme="majorEastAsia"/>
         </w:rPr>
-        <w:t>Prvním zásadním rozdílem je automatizované generování a okamžitá tvorba dokumentu ve formátu *.</w:t>
+        <w:t xml:space="preserve">Prvním zásadním rozdílem je automatizované generování a okamžitá tvorba dokumentu ve formátu </w:t>
+      </w:r>
+      <w:r>
+        <w:rPr>
+          <w:rFonts w:eastAsiaTheme="majorEastAsia"/>
+        </w:rPr>
+        <w:t>*.</w:t>
       </w:r>
       <w:proofErr w:type="spellStart"/>
       <w:r>
@@ -3562,7 +3602,21 @@
         <w:rPr>
           <w:rFonts w:eastAsiaTheme="majorEastAsia"/>
         </w:rPr>
-        <w:t xml:space="preserve"> – funkce, kterou nelze dosáhnout pomocí běžných volně přístupných AI systémů. </w:t>
+        <w:t xml:space="preserve"> – funkce, kterou nelze dosáhnout pomocí běžných volně přístupných </w:t>
+      </w:r>
+      <w:r>
+        <w:rPr>
+          <w:rFonts w:eastAsiaTheme="majorEastAsia"/>
+          <w:i/>
+          <w:iCs/>
+        </w:rPr>
+        <w:t>AI</w:t>
+      </w:r>
+      <w:r>
+        <w:rPr>
+          <w:rFonts w:eastAsiaTheme="majorEastAsia"/>
+        </w:rPr>
+        <w:t xml:space="preserve"> systémů. </w:t>
       </w:r>
     </w:p>
     <w:p>
@@ -3582,6 +3636,8 @@
       <w:r>
         <w:rPr>
           <w:rFonts w:eastAsiaTheme="majorEastAsia"/>
+          <w:i/>
+          <w:iCs/>
         </w:rPr>
         <w:t>Promptování</w:t>
       </w:r>
@@ -3646,7 +3702,49 @@
         <w:rPr>
           <w:rFonts w:eastAsiaTheme="majorEastAsia"/>
         </w:rPr>
-        <w:t>Třetím významným rozdílem je implementovaná validace výstupních dat. I u rozsáhlého a přesně definovaného promptu není zaručeno, že AI na první pokus vygeneruje test ve správném formátu. Aplikace proto obsahuje validační metody, které umožňují opakované předání výsledku umělé inteligenci s konkrétními instrukcemi k úpravám, dokud výsledný dokument nevyhoví stanoveným kritériím. Je třeba zmínit, že v některých případech může dojít k tzv. AI halucinaci, kdy umělá inteligence začne generovat nesouvisející nebo chybné informace</w:t>
+        <w:t xml:space="preserve">Třetím významným rozdílem je implementovaná validace výstupních dat. I u rozsáhlého a přesně definovaného promptu není zaručeno, že </w:t>
+      </w:r>
+      <w:r>
+        <w:rPr>
+          <w:rFonts w:eastAsiaTheme="majorEastAsia"/>
+          <w:i/>
+          <w:iCs/>
+        </w:rPr>
+        <w:t>AI</w:t>
+      </w:r>
+      <w:r>
+        <w:rPr>
+          <w:rFonts w:eastAsiaTheme="majorEastAsia"/>
+        </w:rPr>
+        <w:t xml:space="preserve"> na první pokus vygeneruje test ve správném formátu. Aplikace proto obsahuje validační metody, které umožňují opakované předání výsledku umělé inteligenci s konkrétními instrukcemi k úpravám, dokud výsledný dokument nevyhoví stanoveným kritériím. Je třeba zmínit, že v některých případech může dojít k tzv. </w:t>
+      </w:r>
+      <w:r>
+        <w:rPr>
+          <w:rFonts w:eastAsiaTheme="majorEastAsia"/>
+          <w:i/>
+          <w:iCs/>
+        </w:rPr>
+        <w:t>AI</w:t>
+      </w:r>
+      <w:r>
+        <w:rPr>
+          <w:rFonts w:eastAsiaTheme="majorEastAsia"/>
+        </w:rPr>
+        <w:t xml:space="preserve"> </w:t>
+      </w:r>
+      <w:r>
+        <w:rPr>
+          <w:rFonts w:eastAsiaTheme="majorEastAsia"/>
+          <w:i/>
+          <w:iCs/>
+        </w:rPr>
+        <w:t>halucinaci</w:t>
+      </w:r>
+      <w:r>
+        <w:rPr>
+          <w:rFonts w:eastAsiaTheme="majorEastAsia"/>
+        </w:rPr>
+        <w:t>, kdy umělá inteligence začne generovat nesouvisející nebo chybné informace</w:t>
       </w:r>
       <w:r>
         <w:rPr>
@@ -3658,12 +3756,28 @@
         <w:rPr>
           <w:rFonts w:eastAsiaTheme="majorEastAsia"/>
         </w:rPr>
-        <w:t xml:space="preserve">. V takové situaci obvykle není možné AI navést ke správnému výsledku během probíhajícího chatu a je třeba zahájit novou komunikaci. Moje aplikace tento jev detekuje, informuje uživatele o vzniklé situaci a vyzve ho k opětovnému vygenerování testu. Na pozadí aplikačního řešení se tak odehrává složitý proces </w:t>
+        <w:t xml:space="preserve">. V takové situaci obvykle není možné </w:t>
+      </w:r>
+      <w:r>
+        <w:rPr>
+          <w:rFonts w:eastAsiaTheme="majorEastAsia"/>
+          <w:i/>
+          <w:iCs/>
+        </w:rPr>
+        <w:t>AI</w:t>
+      </w:r>
+      <w:r>
+        <w:rPr>
+          <w:rFonts w:eastAsiaTheme="majorEastAsia"/>
+        </w:rPr>
+        <w:t xml:space="preserve"> navést ke správnému výsledku během probíhajícího chatu a je třeba zahájit novou komunikaci. Moje aplikace tento jev detekuje, informuje uživatele o vzniklé situaci a vyzve ho k opětovnému vygenerování testu. Na pozadí aplikačního řešení se tak odehrává složitý proces </w:t>
       </w:r>
       <w:proofErr w:type="spellStart"/>
       <w:r>
         <w:rPr>
           <w:rFonts w:eastAsiaTheme="majorEastAsia"/>
+          <w:i/>
+          <w:iCs/>
         </w:rPr>
         <w:t>promptování</w:t>
       </w:r>
@@ -3797,14 +3911,27 @@
                             <w:r>
                               <w:t xml:space="preserve">Obrázek </w:t>
                             </w:r>
-                            <w:fldSimple w:instr=" SEQ Obrázek \* ARABIC ">
-                              <w:r>
-                                <w:rPr>
-                                  <w:noProof/>
-                                </w:rPr>
-                                <w:t>1</w:t>
-                              </w:r>
-                            </w:fldSimple>
+                            <w:r>
+                              <w:fldChar w:fldCharType="begin"/>
+                            </w:r>
+                            <w:r>
+                              <w:instrText xml:space="preserve"> SEQ Obrázek \* ARABIC </w:instrText>
+                            </w:r>
+                            <w:r>
+                              <w:fldChar w:fldCharType="separate"/>
+                            </w:r>
+                            <w:r>
+                              <w:rPr>
+                                <w:noProof/>
+                              </w:rPr>
+                              <w:t>1</w:t>
+                            </w:r>
+                            <w:r>
+                              <w:rPr>
+                                <w:noProof/>
+                              </w:rPr>
+                              <w:fldChar w:fldCharType="end"/>
+                            </w:r>
                             <w:r>
                               <w:t xml:space="preserve">: </w:t>
                             </w:r>
@@ -3845,14 +3972,27 @@
                       <w:r>
                         <w:t xml:space="preserve">Obrázek </w:t>
                       </w:r>
-                      <w:fldSimple w:instr=" SEQ Obrázek \* ARABIC ">
-                        <w:r>
-                          <w:rPr>
-                            <w:noProof/>
-                          </w:rPr>
-                          <w:t>1</w:t>
-                        </w:r>
-                      </w:fldSimple>
+                      <w:r>
+                        <w:fldChar w:fldCharType="begin"/>
+                      </w:r>
+                      <w:r>
+                        <w:instrText xml:space="preserve"> SEQ Obrázek \* ARABIC </w:instrText>
+                      </w:r>
+                      <w:r>
+                        <w:fldChar w:fldCharType="separate"/>
+                      </w:r>
+                      <w:r>
+                        <w:rPr>
+                          <w:noProof/>
+                        </w:rPr>
+                        <w:t>1</w:t>
+                      </w:r>
+                      <w:r>
+                        <w:rPr>
+                          <w:noProof/>
+                        </w:rPr>
+                        <w:fldChar w:fldCharType="end"/>
+                      </w:r>
                       <w:r>
                         <w:t xml:space="preserve">: </w:t>
                       </w:r>
@@ -3967,7 +4107,21 @@
         <w:rPr>
           <w:rFonts w:eastAsiaTheme="majorEastAsia"/>
         </w:rPr>
-        <w:t xml:space="preserve"> mohou v některých případech nastat nepředvídatelné chyby související s AI halucinacemi či jinými odchylkami od očekávaného výstupu. Tyto chyby mohou způsobit, že test nebude vygenerován vůbec, bude vygenerován s mírnými formátovacími nedostatky, nebo může obsahovat faktické chyby či misinformace. </w:t>
+        <w:t xml:space="preserve"> mohou v některých případech nastat nepředvídatelné chyby související s </w:t>
+      </w:r>
+      <w:r>
+        <w:rPr>
+          <w:rFonts w:eastAsiaTheme="majorEastAsia"/>
+          <w:i/>
+          <w:iCs/>
+        </w:rPr>
+        <w:t>AI halucinacemi</w:t>
+      </w:r>
+      <w:r>
+        <w:rPr>
+          <w:rFonts w:eastAsiaTheme="majorEastAsia"/>
+        </w:rPr>
+        <w:t xml:space="preserve"> či jinými odchylkami od očekávaného výstupu. Tyto chyby mohou způsobit, že test nebude vygenerován vůbec, bude vygenerován s mírnými formátovacími nedostatky, nebo může obsahovat faktické chyby či misinformace. </w:t>
       </w:r>
     </w:p>
     <w:p>
@@ -4005,7 +4159,21 @@
         <w:rPr>
           <w:rFonts w:eastAsiaTheme="majorEastAsia"/>
         </w:rPr>
-        <w:t xml:space="preserve">. V případě faktických chyb či misinformací se aplikace rovněž snaží tyto problémy hlídat pomocí AI validace, avšak konečná kontrola správnosti testu je vždy na uživateli. </w:t>
+        <w:t xml:space="preserve">. V případě faktických chyb či misinformací se aplikace rovněž snaží tyto problémy hlídat pomocí </w:t>
+      </w:r>
+      <w:r>
+        <w:rPr>
+          <w:rFonts w:eastAsiaTheme="majorEastAsia"/>
+          <w:i/>
+          <w:iCs/>
+        </w:rPr>
+        <w:t>AI</w:t>
+      </w:r>
+      <w:r>
+        <w:rPr>
+          <w:rFonts w:eastAsiaTheme="majorEastAsia"/>
+        </w:rPr>
+        <w:t xml:space="preserve"> validace, avšak konečná kontrola správnosti testu je vždy na uživateli. </w:t>
       </w:r>
     </w:p>
     <w:p>
@@ -4024,6 +4192,44 @@
           <w:bCs/>
         </w:rPr>
         <w:t>Používáním této aplikace tudíž uživatel bere na vědomí, že výsledný test je nutno pečlivě přezkoumat a ověřit, či je zcela bez chyb.</w:t>
+      </w:r>
+    </w:p>
+    <w:p>
+      <w:pPr>
+        <w:spacing w:before="0" w:after="160" w:line="259" w:lineRule="auto"/>
+        <w:rPr>
+          <w:rFonts w:eastAsiaTheme="majorEastAsia"/>
+        </w:rPr>
+      </w:pPr>
+      <w:r>
+        <w:rPr>
+          <w:rFonts w:eastAsiaTheme="majorEastAsia"/>
+        </w:rPr>
+        <w:br w:type="page"/>
+      </w:r>
+    </w:p>
+    <w:p>
+      <w:pPr>
+        <w:pStyle w:val="Nadpis1"/>
+      </w:pPr>
+      <w:r>
+        <w:lastRenderedPageBreak/>
+        <w:t>Postup tvorby práce</w:t>
+      </w:r>
+    </w:p>
+    <w:p>
+      <w:pPr>
+        <w:rPr>
+          <w:rFonts w:eastAsiaTheme="majorEastAsia"/>
+          <w:color w:val="FF0000"/>
+        </w:rPr>
+      </w:pPr>
+      <w:r>
+        <w:rPr>
+          <w:rFonts w:eastAsiaTheme="majorEastAsia"/>
+          <w:color w:val="FF0000"/>
+        </w:rPr>
+        <w:t>// DOPLNIT</w:t>
       </w:r>
     </w:p>
     <w:p>
@@ -4071,1128 +4277,470 @@
       <w:r>
         <w:rPr>
           <w:rFonts w:eastAsiaTheme="majorEastAsia"/>
-          <w:b/>
-          <w:bCs/>
-        </w:rPr>
-        <w:t>Java</w:t>
-      </w:r>
-      <w:r>
-        <w:rPr>
-          <w:rFonts w:eastAsiaTheme="majorEastAsia"/>
-        </w:rPr>
-        <w:t xml:space="preserve"> </w:t>
-      </w:r>
-      <w:r>
-        <w:rPr>
-          <w:rFonts w:eastAsiaTheme="majorEastAsia"/>
-        </w:rPr>
-        <w:t>je objektově orientovaný programovací jazyk, který se široce využívá pro vývoj aplikací různých typů – desktopových, webových či mobilních.</w:t>
-      </w:r>
-      <w:r>
-        <w:rPr>
-          <w:rFonts w:eastAsiaTheme="majorEastAsia"/>
-        </w:rPr>
-        <w:t xml:space="preserve"> Právě z tohoto důvodu jsem tento jazyk zvolil pro tvorbu aplikace.</w:t>
-      </w:r>
-    </w:p>
-    <w:p>
-      <w:pPr>
-        <w:ind w:firstLine="432"/>
-        <w:rPr>
-          <w:rFonts w:eastAsiaTheme="majorEastAsia"/>
-        </w:rPr>
-      </w:pPr>
-      <w:r>
-        <w:rPr>
-          <w:rFonts w:eastAsiaTheme="majorEastAsia"/>
-          <w:b/>
-          <w:bCs/>
-        </w:rPr>
-        <w:t>JDK</w:t>
-      </w:r>
-      <w:r>
-        <w:rPr>
-          <w:rFonts w:eastAsiaTheme="majorEastAsia"/>
-        </w:rPr>
-        <w:t xml:space="preserve"> (Java Development Kit) je základní balík nástrojů a knihoven, které jsou nezbytné pro vývoj a běh aplikací psaných v jazyce Java. V této aplikaci se využívá JDK verze 21, což představuje jednu z jeho nejnovějších verzí, a nabízí tedy aktuální funkce a optimalizace, které přispívají k efektivnějšímu vývoji a vyššímu výkonu aplikací.</w:t>
-      </w:r>
-    </w:p>
-    <w:p>
-      <w:pPr>
-        <w:pStyle w:val="Nadpis2"/>
-      </w:pPr>
-      <w:bookmarkStart w:id="20" w:name="_Toc191402521"/>
-      <w:r>
-        <w:t>Vývojové prostředí</w:t>
-      </w:r>
-      <w:bookmarkEnd w:id="20"/>
-    </w:p>
-    <w:p>
-      <w:pPr>
-        <w:ind w:firstLine="576"/>
-        <w:rPr>
-          <w:rFonts w:eastAsiaTheme="majorEastAsia"/>
-        </w:rPr>
-      </w:pPr>
-      <w:r>
-        <w:rPr>
-          <w:rFonts w:eastAsiaTheme="majorEastAsia"/>
-          <w:b/>
-          <w:bCs/>
-        </w:rPr>
-        <w:t>IntelliJ IDEA</w:t>
-      </w:r>
-      <w:r>
-        <w:rPr>
-          <w:rFonts w:eastAsiaTheme="majorEastAsia"/>
-        </w:rPr>
-        <w:t xml:space="preserve"> je přední integrované vývojové prostředí (IDE) od společnosti JetBrains, které podporuje řadu programovacích jazyků, se zvláštním důrazem na Javu. Poskytuje</w:t>
-      </w:r>
-      <w:r>
-        <w:rPr>
-          <w:rFonts w:eastAsiaTheme="majorEastAsia"/>
-        </w:rPr>
-        <w:t xml:space="preserve"> například</w:t>
-      </w:r>
-      <w:r>
-        <w:rPr>
-          <w:rFonts w:eastAsiaTheme="majorEastAsia"/>
-        </w:rPr>
-        <w:t xml:space="preserve"> inteligentní asistenci, refa</w:t>
-      </w:r>
-      <w:r>
-        <w:rPr>
-          <w:rFonts w:eastAsiaTheme="majorEastAsia"/>
-        </w:rPr>
-        <w:t>c</w:t>
-      </w:r>
-      <w:r>
-        <w:rPr>
-          <w:rFonts w:eastAsiaTheme="majorEastAsia"/>
-        </w:rPr>
-        <w:t>toring a debugging, což značně urychluje vývoj softwaru.</w:t>
-      </w:r>
-    </w:p>
-    <w:p>
-      <w:pPr>
-        <w:ind w:firstLine="576"/>
-        <w:rPr>
-          <w:rFonts w:eastAsiaTheme="majorEastAsia"/>
-        </w:rPr>
-      </w:pPr>
-      <w:r>
-        <w:rPr>
-          <w:rFonts w:eastAsiaTheme="majorEastAsia"/>
-          <w:b/>
-          <w:bCs/>
-        </w:rPr>
-        <w:t>Scene Builder</w:t>
-      </w:r>
-      <w:r>
-        <w:rPr>
-          <w:rFonts w:eastAsiaTheme="majorEastAsia"/>
-        </w:rPr>
-        <w:t xml:space="preserve"> je vizuální nástroj pro tvorbu a úpravu FXML souborů, které definují grafické rozhraní v aplikacích založených na JavaFX. Umožňuje návrhářům a vývojářům snadno vytvářet uživatelská rozhraní pomocí drag-and-drop prvků.</w:t>
-      </w:r>
-    </w:p>
-    <w:p>
-      <w:pPr>
-        <w:pStyle w:val="Nadpis2"/>
-      </w:pPr>
-      <w:bookmarkStart w:id="21" w:name="_Toc191402522"/>
-      <w:r>
-        <w:t>Buildovací a verzovací nástroje</w:t>
-      </w:r>
-      <w:bookmarkEnd w:id="21"/>
-    </w:p>
-    <w:p>
-      <w:pPr>
-        <w:ind w:firstLine="576"/>
-      </w:pPr>
-      <w:r>
-        <w:rPr>
-          <w:b/>
-          <w:bCs/>
-        </w:rPr>
-        <w:t>Závislost</w:t>
-      </w:r>
-      <w:r>
-        <w:t xml:space="preserve"> (dependency) označuje externí knihovnu nebo balík softwaru, který je nezbytný pro správnou funkci a kompilaci vašeho projektu.</w:t>
-      </w:r>
-    </w:p>
-    <w:p>
-      <w:pPr>
-        <w:ind w:firstLine="576"/>
-        <w:rPr>
-          <w:rFonts w:eastAsiaTheme="majorEastAsia"/>
-        </w:rPr>
-      </w:pPr>
-      <w:r>
-        <w:rPr>
-          <w:rFonts w:eastAsiaTheme="majorEastAsia"/>
-          <w:b/>
-          <w:bCs/>
-        </w:rPr>
-        <w:t>Apache Maven</w:t>
-      </w:r>
-      <w:r>
-        <w:rPr>
-          <w:rFonts w:eastAsiaTheme="majorEastAsia"/>
-        </w:rPr>
-        <w:t xml:space="preserve"> je buildovací a projektový nástroj, který se používá ke správě závislostí</w:t>
-      </w:r>
-      <w:r>
-        <w:rPr>
-          <w:rFonts w:eastAsiaTheme="majorEastAsia"/>
-        </w:rPr>
-        <w:t xml:space="preserve"> (dependencies)</w:t>
-      </w:r>
-      <w:r>
-        <w:rPr>
-          <w:rFonts w:eastAsiaTheme="majorEastAsia"/>
-        </w:rPr>
-        <w:t xml:space="preserve">, kompilaci zdrojového kódu, testování a balení výsledných </w:t>
-      </w:r>
-      <w:r>
-        <w:rPr>
-          <w:rFonts w:eastAsiaTheme="majorEastAsia"/>
-        </w:rPr>
-        <w:t>projektů</w:t>
-      </w:r>
-      <w:r>
-        <w:rPr>
-          <w:rFonts w:eastAsiaTheme="majorEastAsia"/>
-        </w:rPr>
-        <w:t>. V</w:t>
-      </w:r>
-      <w:r>
-        <w:rPr>
-          <w:rFonts w:eastAsiaTheme="majorEastAsia"/>
-        </w:rPr>
-        <w:t xml:space="preserve"> mém </w:t>
-      </w:r>
-      <w:r>
-        <w:rPr>
-          <w:rFonts w:eastAsiaTheme="majorEastAsia"/>
-        </w:rPr>
-        <w:t xml:space="preserve">projektu je využíván soubor </w:t>
-      </w:r>
-      <w:r>
-        <w:rPr>
-          <w:rStyle w:val="KdChar"/>
-        </w:rPr>
-        <w:t>pom.xml</w:t>
-      </w:r>
-      <w:r>
-        <w:rPr>
-          <w:rFonts w:eastAsiaTheme="majorEastAsia"/>
-        </w:rPr>
-        <w:t xml:space="preserve"> k definování závislostí a konfiguraci build procesu.</w:t>
-      </w:r>
-    </w:p>
-    <w:p>
-      <w:pPr>
-        <w:ind w:firstLine="576"/>
-        <w:rPr>
-          <w:rFonts w:eastAsiaTheme="majorEastAsia"/>
-        </w:rPr>
-      </w:pPr>
-      <w:r>
-        <w:rPr>
-          <w:rFonts w:eastAsiaTheme="majorEastAsia"/>
-          <w:b/>
-          <w:bCs/>
-        </w:rPr>
-        <w:t>Git</w:t>
-      </w:r>
-      <w:r>
-        <w:rPr>
-          <w:rFonts w:eastAsiaTheme="majorEastAsia"/>
-        </w:rPr>
-        <w:t xml:space="preserve"> je distribuovaný </w:t>
-      </w:r>
-      <w:proofErr w:type="spellStart"/>
-      <w:r>
-        <w:rPr>
-          <w:rFonts w:eastAsiaTheme="majorEastAsia"/>
-        </w:rPr>
-        <w:t>verzovací</w:t>
-      </w:r>
-      <w:proofErr w:type="spellEnd"/>
-      <w:r>
-        <w:rPr>
-          <w:rFonts w:eastAsiaTheme="majorEastAsia"/>
-        </w:rPr>
-        <w:t xml:space="preserve"> systém, který umožňuje sledovat změny v kódu, spolupracovat v týmech a snadno spravovat různé verze vývoje softwaru. </w:t>
-      </w:r>
-      <w:r>
-        <w:rPr>
-          <w:rFonts w:eastAsiaTheme="majorEastAsia"/>
-        </w:rPr>
-        <w:t>V dnešní době je široce rozšířený a j</w:t>
-      </w:r>
-      <w:r>
-        <w:rPr>
-          <w:rFonts w:eastAsiaTheme="majorEastAsia"/>
-        </w:rPr>
-        <w:t>e nezbytným nástrojem pro správu zdrojových kódů a historii projektu.</w:t>
-      </w:r>
-    </w:p>
-    <w:p>
-      <w:pPr>
-        <w:pStyle w:val="Nadpis2"/>
-      </w:pPr>
-      <w:bookmarkStart w:id="22" w:name="_Toc191402523"/>
-      <w:r>
-        <w:t>Databázový systém</w:t>
-      </w:r>
-      <w:bookmarkEnd w:id="22"/>
-    </w:p>
-    <w:p>
-      <w:pPr>
-        <w:ind w:firstLine="576"/>
-        <w:rPr>
-          <w:rFonts w:eastAsiaTheme="majorEastAsia"/>
-        </w:rPr>
-      </w:pPr>
-      <w:r>
-        <w:rPr>
-          <w:rFonts w:eastAsiaTheme="majorEastAsia"/>
-          <w:b/>
-          <w:bCs/>
-        </w:rPr>
-        <w:t>MySQL</w:t>
-      </w:r>
-      <w:r>
-        <w:rPr>
-          <w:rFonts w:eastAsiaTheme="majorEastAsia"/>
-        </w:rPr>
-        <w:t xml:space="preserve"> je relační databázový systém pro ukládání a správu dat. Je známý svou spolehlivostí, robustností i vysokým výkonem. V aplikaci slouží k uložení a správě dat, jako jsou informace o testech, promptech, uživatelích, </w:t>
-      </w:r>
-      <w:r>
-        <w:rPr>
-          <w:rFonts w:eastAsiaTheme="majorEastAsia"/>
-        </w:rPr>
-        <w:t>předmětech</w:t>
-      </w:r>
-      <w:r>
-        <w:rPr>
-          <w:rFonts w:eastAsiaTheme="majorEastAsia"/>
-        </w:rPr>
-        <w:t xml:space="preserve"> i dalších entitách.</w:t>
-      </w:r>
-      <w:r>
-        <w:rPr>
-          <w:rFonts w:eastAsiaTheme="majorEastAsia"/>
-        </w:rPr>
-        <w:t xml:space="preserve"> Dopodrobna bude databáze popsána níže v této dokumentaci.</w:t>
-      </w:r>
-    </w:p>
-    <w:p>
-      <w:pPr>
-        <w:ind w:firstLine="576"/>
-        <w:rPr>
-          <w:rFonts w:eastAsiaTheme="majorEastAsia"/>
-        </w:rPr>
-      </w:pPr>
-      <w:proofErr w:type="spellStart"/>
-      <w:r>
-        <w:rPr>
-          <w:rFonts w:eastAsiaTheme="majorEastAsia"/>
-          <w:b/>
-          <w:bCs/>
-        </w:rPr>
-        <w:t>MySQL</w:t>
-      </w:r>
-      <w:proofErr w:type="spellEnd"/>
-      <w:r>
-        <w:rPr>
-          <w:rFonts w:eastAsiaTheme="majorEastAsia"/>
-          <w:b/>
-          <w:bCs/>
-        </w:rPr>
-        <w:t xml:space="preserve"> </w:t>
-      </w:r>
-      <w:proofErr w:type="spellStart"/>
-      <w:r>
-        <w:rPr>
-          <w:rFonts w:eastAsiaTheme="majorEastAsia"/>
-          <w:b/>
-          <w:bCs/>
-        </w:rPr>
-        <w:t>Workbench</w:t>
-      </w:r>
-      <w:proofErr w:type="spellEnd"/>
-      <w:r>
-        <w:rPr>
-          <w:rFonts w:eastAsiaTheme="majorEastAsia"/>
-        </w:rPr>
-        <w:t xml:space="preserve">, který využívám pro usnadnění práce s databází, je </w:t>
-      </w:r>
-      <w:r>
-        <w:rPr>
-          <w:rFonts w:eastAsiaTheme="majorEastAsia"/>
-        </w:rPr>
-        <w:t>pokročilé grafické uživatelské rozhraní, které umožňuje vizuální návrh databáze, správu a ladění SQL dotazů, monitorování výkonu a celkovou správu databázového systému.</w:t>
-      </w:r>
-    </w:p>
-    <w:p>
-      <w:pPr>
-        <w:ind w:firstLine="576"/>
-        <w:rPr>
-          <w:rFonts w:eastAsiaTheme="majorEastAsia"/>
-        </w:rPr>
-      </w:pPr>
-      <w:r>
-        <w:rPr>
-          <w:rFonts w:eastAsiaTheme="majorEastAsia"/>
-          <w:b/>
-          <w:bCs/>
-        </w:rPr>
-        <w:t>XAMPP</w:t>
-      </w:r>
-      <w:r>
-        <w:rPr>
-          <w:rFonts w:eastAsiaTheme="majorEastAsia"/>
-        </w:rPr>
-        <w:t xml:space="preserve">, který využívám pro práci se serverem </w:t>
-      </w:r>
-      <w:proofErr w:type="spellStart"/>
-      <w:r>
-        <w:rPr>
-          <w:rFonts w:eastAsiaTheme="majorEastAsia"/>
-        </w:rPr>
-        <w:t>MySQL</w:t>
-      </w:r>
-      <w:proofErr w:type="spellEnd"/>
-      <w:r>
-        <w:rPr>
-          <w:rFonts w:eastAsiaTheme="majorEastAsia"/>
-        </w:rPr>
-        <w:t xml:space="preserve">, je balíček softwarových nástrojů určených pro lokální vývoj a testování webových aplikací. XAMPP obsahuje </w:t>
-      </w:r>
-      <w:proofErr w:type="spellStart"/>
-      <w:r>
-        <w:rPr>
-          <w:rFonts w:eastAsiaTheme="majorEastAsia"/>
-        </w:rPr>
-        <w:t>Apache</w:t>
-      </w:r>
-      <w:proofErr w:type="spellEnd"/>
-      <w:r>
-        <w:rPr>
-          <w:rFonts w:eastAsiaTheme="majorEastAsia"/>
-        </w:rPr>
-        <w:t xml:space="preserve">, </w:t>
-      </w:r>
-      <w:proofErr w:type="spellStart"/>
-      <w:r>
-        <w:rPr>
-          <w:rFonts w:eastAsiaTheme="majorEastAsia"/>
-        </w:rPr>
-        <w:t>MySQL</w:t>
-      </w:r>
-      <w:proofErr w:type="spellEnd"/>
-      <w:r>
-        <w:rPr>
-          <w:rFonts w:eastAsiaTheme="majorEastAsia"/>
-        </w:rPr>
-        <w:t>, PHP a Perl, a díky svému jednoduchému nastavení umožňuje rychle nasadit a spravovat databázový server v lokálním prostředí.</w:t>
-      </w:r>
-    </w:p>
-    <w:p>
-      <w:pPr>
-        <w:pStyle w:val="Nadpis2"/>
-      </w:pPr>
-      <w:bookmarkStart w:id="23" w:name="_Toc191402524"/>
-      <w:r>
-        <w:t>Tvorba</w:t>
-      </w:r>
-      <w:r>
-        <w:t xml:space="preserve"> uživatelského rozhraní</w:t>
-      </w:r>
-      <w:bookmarkEnd w:id="23"/>
-    </w:p>
-    <w:p>
-      <w:pPr>
-        <w:ind w:firstLine="432"/>
-        <w:rPr>
-          <w:rFonts w:eastAsiaTheme="majorEastAsia"/>
-        </w:rPr>
-      </w:pPr>
-      <w:proofErr w:type="spellStart"/>
-      <w:r>
-        <w:rPr>
-          <w:rFonts w:eastAsiaTheme="majorEastAsia"/>
-          <w:b/>
-          <w:bCs/>
-        </w:rPr>
-        <w:t>JavaFX</w:t>
-      </w:r>
-      <w:proofErr w:type="spellEnd"/>
-      <w:r>
-        <w:rPr>
-          <w:rFonts w:eastAsiaTheme="majorEastAsia"/>
-        </w:rPr>
-        <w:t xml:space="preserve"> je moderní platforma pro tvorbu uživatelských rozhraní v Javě. Podporuje práci s grafikou, multimédii a animacemi a je</w:t>
-      </w:r>
-      <w:r>
-        <w:rPr>
-          <w:rFonts w:eastAsiaTheme="majorEastAsia"/>
-        </w:rPr>
-        <w:t xml:space="preserve"> často</w:t>
-      </w:r>
-      <w:r>
-        <w:rPr>
-          <w:rFonts w:eastAsiaTheme="majorEastAsia"/>
-        </w:rPr>
-        <w:t xml:space="preserve"> základem pro desktopové aplikace.</w:t>
-      </w:r>
-    </w:p>
-    <w:p>
-      <w:pPr>
-        <w:ind w:firstLine="432"/>
-        <w:rPr>
-          <w:rFonts w:eastAsiaTheme="majorEastAsia"/>
-        </w:rPr>
-      </w:pPr>
-      <w:r>
-        <w:rPr>
-          <w:rFonts w:eastAsiaTheme="majorEastAsia"/>
-          <w:b/>
-          <w:bCs/>
-        </w:rPr>
-        <w:t>FXML</w:t>
-      </w:r>
-      <w:r>
-        <w:rPr>
-          <w:rFonts w:eastAsiaTheme="majorEastAsia"/>
-        </w:rPr>
-        <w:t xml:space="preserve"> je deklarativní jazyk</w:t>
-      </w:r>
-      <w:r>
-        <w:rPr>
-          <w:rFonts w:eastAsiaTheme="majorEastAsia"/>
-        </w:rPr>
-        <w:t xml:space="preserve"> založený na XML</w:t>
-      </w:r>
-      <w:r>
-        <w:rPr>
-          <w:rFonts w:eastAsiaTheme="majorEastAsia"/>
-        </w:rPr>
-        <w:t xml:space="preserve"> pro popis grafického uživatelského rozhraní v </w:t>
-      </w:r>
-      <w:proofErr w:type="spellStart"/>
-      <w:r>
-        <w:rPr>
-          <w:rFonts w:eastAsiaTheme="majorEastAsia"/>
-        </w:rPr>
-        <w:t>JavaFX</w:t>
-      </w:r>
-      <w:proofErr w:type="spellEnd"/>
-      <w:r>
-        <w:rPr>
-          <w:rFonts w:eastAsiaTheme="majorEastAsia"/>
-        </w:rPr>
-        <w:t>. Umožňuje oddělit design UI od aplikační logiky, což přispívá k lepší udržovatelnosti a přehlednosti kódu.</w:t>
-      </w:r>
-    </w:p>
-    <w:p>
-      <w:pPr>
-        <w:ind w:firstLine="432"/>
-        <w:rPr>
-          <w:rFonts w:eastAsiaTheme="majorEastAsia"/>
-        </w:rPr>
-      </w:pPr>
-      <w:proofErr w:type="spellStart"/>
-      <w:r>
-        <w:rPr>
-          <w:b/>
-          <w:bCs/>
-        </w:rPr>
-        <w:lastRenderedPageBreak/>
-        <w:t>JavaFX</w:t>
-      </w:r>
-      <w:proofErr w:type="spellEnd"/>
-      <w:r>
-        <w:rPr>
-          <w:b/>
-          <w:bCs/>
-        </w:rPr>
-        <w:t xml:space="preserve"> </w:t>
-      </w:r>
-      <w:proofErr w:type="spellStart"/>
-      <w:r>
-        <w:rPr>
-          <w:b/>
-          <w:bCs/>
-        </w:rPr>
-        <w:t>Maven</w:t>
-      </w:r>
-      <w:proofErr w:type="spellEnd"/>
-      <w:r>
-        <w:rPr>
-          <w:b/>
-          <w:bCs/>
-        </w:rPr>
-        <w:t xml:space="preserve"> Plugin</w:t>
-      </w:r>
-      <w:r>
-        <w:t xml:space="preserve"> usnadňuje správu a spouštění </w:t>
-      </w:r>
-      <w:proofErr w:type="spellStart"/>
-      <w:r>
-        <w:t>JavaFX</w:t>
-      </w:r>
-      <w:proofErr w:type="spellEnd"/>
-      <w:r>
-        <w:t xml:space="preserve"> aplikací pomocí </w:t>
-      </w:r>
-      <w:proofErr w:type="spellStart"/>
-      <w:r>
-        <w:t>Apache</w:t>
-      </w:r>
-      <w:proofErr w:type="spellEnd"/>
-      <w:r>
-        <w:t xml:space="preserve"> </w:t>
-      </w:r>
-      <w:proofErr w:type="spellStart"/>
-      <w:r>
-        <w:t>Maven</w:t>
-      </w:r>
-      <w:proofErr w:type="spellEnd"/>
-      <w:r>
-        <w:t xml:space="preserve">. Plugin integruje spouštěcí mechanismus </w:t>
-      </w:r>
-      <w:proofErr w:type="spellStart"/>
-      <w:r>
-        <w:t>JavaFX</w:t>
-      </w:r>
-      <w:proofErr w:type="spellEnd"/>
-      <w:r>
-        <w:t xml:space="preserve"> do </w:t>
-      </w:r>
-      <w:proofErr w:type="spellStart"/>
-      <w:r>
-        <w:t>Maven</w:t>
-      </w:r>
-      <w:proofErr w:type="spellEnd"/>
-      <w:r>
-        <w:t xml:space="preserve"> build procesu, což umožňuje snadné spouštění a balení aplikace</w:t>
-      </w:r>
-      <w:r>
-        <w:t>.</w:t>
-      </w:r>
-    </w:p>
-    <w:p>
-      <w:pPr>
-        <w:ind w:firstLine="432"/>
-        <w:rPr>
-          <w:rFonts w:eastAsiaTheme="majorEastAsia"/>
-        </w:rPr>
-      </w:pPr>
-      <w:r>
-        <w:rPr>
-          <w:rFonts w:eastAsiaTheme="majorEastAsia"/>
-          <w:b/>
-          <w:bCs/>
-        </w:rPr>
-        <w:t>CSS</w:t>
-      </w:r>
-      <w:r>
-        <w:rPr>
-          <w:rFonts w:eastAsiaTheme="majorEastAsia"/>
-        </w:rPr>
-        <w:t xml:space="preserve"> (</w:t>
-      </w:r>
-      <w:proofErr w:type="spellStart"/>
-      <w:r>
-        <w:rPr>
-          <w:rFonts w:eastAsiaTheme="majorEastAsia"/>
-        </w:rPr>
-        <w:t>Cascading</w:t>
-      </w:r>
-      <w:proofErr w:type="spellEnd"/>
-      <w:r>
-        <w:rPr>
-          <w:rFonts w:eastAsiaTheme="majorEastAsia"/>
-        </w:rPr>
-        <w:t xml:space="preserve"> Style </w:t>
-      </w:r>
-      <w:proofErr w:type="spellStart"/>
-      <w:r>
-        <w:rPr>
-          <w:rFonts w:eastAsiaTheme="majorEastAsia"/>
-        </w:rPr>
-        <w:t>Sheets</w:t>
-      </w:r>
-      <w:proofErr w:type="spellEnd"/>
-      <w:r>
-        <w:rPr>
-          <w:rFonts w:eastAsiaTheme="majorEastAsia"/>
-        </w:rPr>
-        <w:t xml:space="preserve">) v kontextu </w:t>
-      </w:r>
-      <w:proofErr w:type="spellStart"/>
-      <w:r>
-        <w:rPr>
-          <w:rFonts w:eastAsiaTheme="majorEastAsia"/>
-        </w:rPr>
-        <w:t>JavaFX</w:t>
-      </w:r>
-      <w:proofErr w:type="spellEnd"/>
-      <w:r>
-        <w:rPr>
-          <w:rFonts w:eastAsiaTheme="majorEastAsia"/>
-        </w:rPr>
-        <w:t xml:space="preserve"> se od standardního CSS liší především tím, že je speciálně optimalizované pro stylování grafických komponent (Node) v prostředí </w:t>
-      </w:r>
-      <w:proofErr w:type="spellStart"/>
-      <w:r>
-        <w:rPr>
-          <w:rFonts w:eastAsiaTheme="majorEastAsia"/>
-        </w:rPr>
-        <w:t>JavaFX</w:t>
-      </w:r>
-      <w:proofErr w:type="spellEnd"/>
-      <w:r>
-        <w:rPr>
-          <w:rFonts w:eastAsiaTheme="majorEastAsia"/>
-        </w:rPr>
-        <w:t xml:space="preserve">. Zatímco standardní CSS se primárně používá pro webové stránky a má předdefinovaný soubor vlastností pro HTML elementy, CSS pro </w:t>
-      </w:r>
-      <w:proofErr w:type="spellStart"/>
-      <w:r>
-        <w:rPr>
-          <w:rFonts w:eastAsiaTheme="majorEastAsia"/>
-        </w:rPr>
-        <w:t>JavaFX</w:t>
-      </w:r>
-      <w:proofErr w:type="spellEnd"/>
-      <w:r>
-        <w:rPr>
-          <w:rFonts w:eastAsiaTheme="majorEastAsia"/>
-        </w:rPr>
-        <w:t xml:space="preserve"> obsahuje rozšířenou sadu vlastností, které odpovídají specifickým atributům a vlastnostem </w:t>
-      </w:r>
-      <w:proofErr w:type="spellStart"/>
-      <w:r>
-        <w:rPr>
-          <w:rFonts w:eastAsiaTheme="majorEastAsia"/>
-        </w:rPr>
-        <w:t>JavaFX</w:t>
-      </w:r>
-      <w:proofErr w:type="spellEnd"/>
-      <w:r>
-        <w:rPr>
-          <w:rFonts w:eastAsiaTheme="majorEastAsia"/>
-        </w:rPr>
-        <w:t xml:space="preserve"> ovládacích prvků.</w:t>
-      </w:r>
-    </w:p>
-    <w:p>
-      <w:pPr>
-        <w:ind w:firstLine="432"/>
-        <w:rPr>
-          <w:rFonts w:eastAsiaTheme="majorEastAsia"/>
-        </w:rPr>
-      </w:pPr>
-      <w:r>
-        <w:rPr>
-          <w:rFonts w:eastAsiaTheme="majorEastAsia"/>
-        </w:rPr>
-        <w:t>S</w:t>
-      </w:r>
-      <w:r>
-        <w:rPr>
-          <w:rFonts w:eastAsiaTheme="majorEastAsia"/>
-        </w:rPr>
-        <w:t xml:space="preserve">truktura a syntaxe </w:t>
-      </w:r>
-      <w:r>
-        <w:rPr>
-          <w:rFonts w:eastAsiaTheme="majorEastAsia"/>
-        </w:rPr>
-        <w:t>je tedy</w:t>
-      </w:r>
-      <w:r>
-        <w:rPr>
-          <w:rFonts w:eastAsiaTheme="majorEastAsia"/>
-        </w:rPr>
-        <w:t xml:space="preserve"> mírně </w:t>
-      </w:r>
-      <w:r>
-        <w:rPr>
-          <w:rFonts w:eastAsiaTheme="majorEastAsia"/>
-        </w:rPr>
-        <w:t>jiná</w:t>
-      </w:r>
-      <w:r>
-        <w:rPr>
-          <w:rFonts w:eastAsiaTheme="majorEastAsia"/>
-        </w:rPr>
-        <w:t xml:space="preserve">, aby efektivně pracovala s hierarchií uzlů v </w:t>
-      </w:r>
-      <w:proofErr w:type="spellStart"/>
-      <w:r>
-        <w:rPr>
-          <w:rFonts w:eastAsiaTheme="majorEastAsia"/>
-        </w:rPr>
-        <w:t>JavaFX</w:t>
-      </w:r>
-      <w:proofErr w:type="spellEnd"/>
-      <w:r>
-        <w:rPr>
-          <w:rFonts w:eastAsiaTheme="majorEastAsia"/>
-        </w:rPr>
-        <w:t xml:space="preserve"> scéně, což umožňuje detailní a flexibilní úpravu vzhledu desktopových aplikací postavených na této platformě.</w:t>
-      </w:r>
-    </w:p>
-    <w:p>
-      <w:pPr>
-        <w:pStyle w:val="Nadpis2"/>
-      </w:pPr>
-      <w:bookmarkStart w:id="24" w:name="_Toc191402525"/>
-      <w:r>
-        <w:t>Ostatní knihovny</w:t>
-      </w:r>
-      <w:bookmarkEnd w:id="24"/>
-    </w:p>
-    <w:p>
-      <w:pPr>
-        <w:ind w:firstLine="578"/>
-      </w:pPr>
-      <w:proofErr w:type="spellStart"/>
-      <w:r>
-        <w:rPr>
-          <w:b/>
-          <w:bCs/>
-        </w:rPr>
-        <w:t>Gson</w:t>
-      </w:r>
-      <w:proofErr w:type="spellEnd"/>
-      <w:r>
-        <w:t xml:space="preserve"> </w:t>
-      </w:r>
-      <w:r>
-        <w:t>(</w:t>
-      </w:r>
-      <w:proofErr w:type="spellStart"/>
-      <w:r>
-        <w:rPr>
-          <w:rStyle w:val="KdChar"/>
-        </w:rPr>
-        <w:t>com.google.code.gson</w:t>
-      </w:r>
-      <w:proofErr w:type="spellEnd"/>
-      <w:r>
-        <w:t xml:space="preserve">) je knihovna od společnosti Google pro </w:t>
-      </w:r>
-      <w:proofErr w:type="spellStart"/>
-      <w:r>
-        <w:t>parsování</w:t>
-      </w:r>
-      <w:proofErr w:type="spellEnd"/>
-      <w:r>
-        <w:t xml:space="preserve"> </w:t>
-      </w:r>
-      <w:r>
-        <w:t>Java objektů do formátu JSON a naopak. Umožňuje snadnou konverzi dat mezi Java objekty a jejich reprezentací ve formátu JSON, což je využíváno v komunikaci s API a další manipulaci s daty.</w:t>
-      </w:r>
-    </w:p>
-    <w:p>
-      <w:pPr>
-        <w:ind w:firstLine="578"/>
-      </w:pPr>
-      <w:proofErr w:type="spellStart"/>
-      <w:r>
-        <w:rPr>
-          <w:b/>
-          <w:bCs/>
-        </w:rPr>
-        <w:t>Dotenv</w:t>
-      </w:r>
-      <w:proofErr w:type="spellEnd"/>
-      <w:r>
-        <w:t xml:space="preserve"> </w:t>
-      </w:r>
-      <w:r>
-        <w:t>(</w:t>
-      </w:r>
-      <w:proofErr w:type="spellStart"/>
-      <w:r>
-        <w:rPr>
-          <w:rStyle w:val="KdChar"/>
-        </w:rPr>
-        <w:t>io.github.cdimascio.dotenv-java</w:t>
-      </w:r>
-      <w:proofErr w:type="spellEnd"/>
-      <w:r>
-        <w:t>) je knihovna umožňující načítání konfiguračních proměnných z prostředí (</w:t>
-      </w:r>
-      <w:r>
-        <w:rPr>
-          <w:rStyle w:val="KdChar"/>
-        </w:rPr>
-        <w:t>.</w:t>
-      </w:r>
-      <w:proofErr w:type="spellStart"/>
-      <w:r>
-        <w:rPr>
-          <w:rStyle w:val="KdChar"/>
-        </w:rPr>
-        <w:t>env</w:t>
-      </w:r>
-      <w:proofErr w:type="spellEnd"/>
-      <w:r>
-        <w:t xml:space="preserve"> souboru). To usnadňuje správu citlivých informací a konfigurací bez nutnosti </w:t>
-      </w:r>
-      <w:proofErr w:type="spellStart"/>
-      <w:r>
-        <w:t>hardcodovat</w:t>
-      </w:r>
-      <w:proofErr w:type="spellEnd"/>
-      <w:r>
-        <w:t xml:space="preserve"> je přímo v kódu. </w:t>
-      </w:r>
-    </w:p>
-    <w:p>
-      <w:pPr>
-        <w:ind w:firstLine="578"/>
-      </w:pPr>
-      <w:proofErr w:type="spellStart"/>
-      <w:r>
-        <w:rPr>
-          <w:b/>
-          <w:bCs/>
-        </w:rPr>
-        <w:t>Apache</w:t>
-      </w:r>
-      <w:proofErr w:type="spellEnd"/>
-      <w:r>
-        <w:rPr>
-          <w:b/>
-          <w:bCs/>
-        </w:rPr>
-        <w:t xml:space="preserve"> POI</w:t>
-      </w:r>
-      <w:r>
-        <w:t xml:space="preserve"> (</w:t>
-      </w:r>
-      <w:proofErr w:type="spellStart"/>
-      <w:r>
-        <w:rPr>
-          <w:rStyle w:val="KdChar"/>
-        </w:rPr>
-        <w:t>org.apache.poi.xwpf.usermodel</w:t>
-      </w:r>
-      <w:proofErr w:type="spellEnd"/>
-      <w:r>
-        <w:t>)</w:t>
-      </w:r>
-      <w:r>
-        <w:t xml:space="preserve"> je knihovna, která umožňuje vytvářet a manipulovat s dokumenty ve formátech Microsoft Office. V projektu je využívána ke generování testů ve formátu </w:t>
-      </w:r>
-      <w:r>
-        <w:t>*.docx</w:t>
-      </w:r>
-      <w:r>
-        <w:t>, přičemž umožňuje dynamické vytváření dokumentů s formátovaným textem a dalšími prvky.</w:t>
-      </w:r>
-    </w:p>
-    <w:p>
-      <w:r>
-        <w:br w:type="page"/>
-      </w:r>
-    </w:p>
-    <w:p>
-      <w:pPr>
-        <w:pStyle w:val="Nadpis1"/>
-      </w:pPr>
-      <w:bookmarkStart w:id="25" w:name="_Toc191402526"/>
-      <w:r>
-        <w:lastRenderedPageBreak/>
-        <w:t>Struktura databáze</w:t>
-      </w:r>
-      <w:bookmarkEnd w:id="25"/>
-    </w:p>
-    <w:p>
-      <w:r>
-        <w:tab/>
-      </w:r>
-      <w:r>
-        <w:t>Než</w:t>
-      </w:r>
-      <w:r>
-        <w:t xml:space="preserve"> rozeberu souborovou strukturu, funkčnosti, třídy, jejich metody a konkrétní ukázky kódů aplikace, představím samotnou databázi, na které celá aplikace stojí a bez které by neměla šanci správně fungovat.</w:t>
-      </w:r>
-    </w:p>
-    <w:p>
-      <w:pPr>
-        <w:spacing w:before="0" w:after="160" w:line="259" w:lineRule="auto"/>
-      </w:pPr>
-      <w:r>
-        <w:br w:type="page"/>
-      </w:r>
-    </w:p>
-    <w:p>
-      <w:pPr>
-        <w:pStyle w:val="Neslovannadpis"/>
-      </w:pPr>
-      <w:r>
-        <w:lastRenderedPageBreak/>
-        <w:t>Seznam použitých pojmů a zkratek</w:t>
-      </w:r>
-    </w:p>
-    <w:p>
-      <w:pPr>
-        <w:ind w:firstLine="360"/>
-      </w:pPr>
-      <w:r>
-        <w:rPr>
-          <w:b/>
-          <w:bCs/>
-        </w:rPr>
-        <w:t>AI</w:t>
-      </w:r>
-      <w:r>
-        <w:t xml:space="preserve"> (</w:t>
-      </w:r>
-      <w:r>
-        <w:rPr>
-          <w:i/>
-          <w:iCs/>
-        </w:rPr>
-        <w:t>neboli</w:t>
-      </w:r>
-      <w:r>
-        <w:t xml:space="preserve"> </w:t>
-      </w:r>
-      <w:proofErr w:type="spellStart"/>
-      <w:r>
-        <w:rPr>
           <w:b/>
           <w:bCs/>
           <w:i/>
           <w:iCs/>
         </w:rPr>
-        <w:t>artificial</w:t>
-      </w:r>
-      <w:proofErr w:type="spellEnd"/>
-      <w:r>
-        <w:rPr>
+        <w:t>Java</w:t>
+      </w:r>
+      <w:r>
+        <w:rPr>
+          <w:rFonts w:eastAsiaTheme="majorEastAsia"/>
+        </w:rPr>
+        <w:t xml:space="preserve"> </w:t>
+      </w:r>
+      <w:r>
+        <w:rPr>
+          <w:rFonts w:eastAsiaTheme="majorEastAsia"/>
+        </w:rPr>
+        <w:t>je objektově orientovaný programovací jazyk, který se široce využívá pro vývoj aplikací různých typů – desktopových, webových či mobilních.</w:t>
+      </w:r>
+      <w:r>
+        <w:rPr>
+          <w:rFonts w:eastAsiaTheme="majorEastAsia"/>
+        </w:rPr>
+        <w:t xml:space="preserve"> Právě z tohoto důvodu jsem tento jazyk zvolil pro tvorbu aplikace.</w:t>
+      </w:r>
+    </w:p>
+    <w:p>
+      <w:pPr>
+        <w:ind w:firstLine="432"/>
+        <w:rPr>
+          <w:rFonts w:eastAsiaTheme="majorEastAsia"/>
+        </w:rPr>
+      </w:pPr>
+      <w:r>
+        <w:rPr>
+          <w:rFonts w:eastAsiaTheme="majorEastAsia"/>
           <w:b/>
           <w:bCs/>
           <w:i/>
           <w:iCs/>
         </w:rPr>
-        <w:t xml:space="preserve"> </w:t>
-      </w:r>
-      <w:proofErr w:type="spellStart"/>
-      <w:r>
-        <w:rPr>
+        <w:t>JDK</w:t>
+      </w:r>
+      <w:r>
+        <w:rPr>
+          <w:rFonts w:eastAsiaTheme="majorEastAsia"/>
+        </w:rPr>
+        <w:t xml:space="preserve"> (</w:t>
+      </w:r>
+      <w:r>
+        <w:rPr>
+          <w:rFonts w:eastAsiaTheme="majorEastAsia"/>
+          <w:i/>
+          <w:iCs/>
+        </w:rPr>
+        <w:t>Java Development Kit</w:t>
+      </w:r>
+      <w:r>
+        <w:rPr>
+          <w:rFonts w:eastAsiaTheme="majorEastAsia"/>
+        </w:rPr>
+        <w:t xml:space="preserve">) je základní balík nástrojů a knihoven, které jsou nezbytné pro vývoj a běh aplikací psaných v jazyce Java. V této aplikaci se využívá </w:t>
+      </w:r>
+      <w:r>
+        <w:rPr>
+          <w:rFonts w:eastAsiaTheme="majorEastAsia"/>
+          <w:i/>
+          <w:iCs/>
+        </w:rPr>
+        <w:t>JDK</w:t>
+      </w:r>
+      <w:r>
+        <w:rPr>
+          <w:rFonts w:eastAsiaTheme="majorEastAsia"/>
+        </w:rPr>
+        <w:t xml:space="preserve"> verze 21, což představuje jednu z jeho nejnovějších verzí, a nabízí tedy aktuální funkce a optimalizace, které přispívají k efektivnějšímu vývoji a vyššímu výkonu aplikací.</w:t>
+      </w:r>
+    </w:p>
+    <w:p>
+      <w:pPr>
+        <w:pStyle w:val="Nadpis2"/>
+      </w:pPr>
+      <w:bookmarkStart w:id="20" w:name="_Toc191402521"/>
+      <w:r>
+        <w:t>Vývojové prostředí</w:t>
+      </w:r>
+      <w:bookmarkEnd w:id="20"/>
+    </w:p>
+    <w:p>
+      <w:pPr>
+        <w:ind w:firstLine="576"/>
+        <w:rPr>
+          <w:rFonts w:eastAsiaTheme="majorEastAsia"/>
+        </w:rPr>
+      </w:pPr>
+      <w:r>
+        <w:rPr>
+          <w:rFonts w:eastAsiaTheme="majorEastAsia"/>
           <w:b/>
           <w:bCs/>
           <w:i/>
           <w:iCs/>
         </w:rPr>
-        <w:t>intelligence</w:t>
-      </w:r>
-      <w:proofErr w:type="spellEnd"/>
-      <w:r>
-        <w:t xml:space="preserve"> – česky</w:t>
-      </w:r>
-      <w:r>
+        <w:t>IntelliJ</w:t>
+      </w:r>
+      <w:r>
+        <w:rPr>
+          <w:rFonts w:eastAsiaTheme="majorEastAsia"/>
+          <w:b/>
+          <w:bCs/>
+        </w:rPr>
         <w:t xml:space="preserve"> </w:t>
       </w:r>
       <w:r>
         <w:rPr>
+          <w:rFonts w:eastAsiaTheme="majorEastAsia"/>
           <w:b/>
           <w:bCs/>
           <w:i/>
           <w:iCs/>
         </w:rPr>
-        <w:t>umělá</w:t>
-      </w:r>
-      <w:r>
-        <w:rPr>
-          <w:b/>
-          <w:bCs/>
-        </w:rPr>
-        <w:t xml:space="preserve"> </w:t>
-      </w:r>
-      <w:r>
-        <w:rPr>
+        <w:t>IDEA</w:t>
+      </w:r>
+      <w:r>
+        <w:rPr>
+          <w:rFonts w:eastAsiaTheme="majorEastAsia"/>
+        </w:rPr>
+        <w:t xml:space="preserve"> je přední integrované vývojové prostředí (</w:t>
+      </w:r>
+      <w:r>
+        <w:rPr>
+          <w:rFonts w:eastAsiaTheme="majorEastAsia"/>
+          <w:i/>
+          <w:iCs/>
+        </w:rPr>
+        <w:t>IDE</w:t>
+      </w:r>
+      <w:r>
+        <w:rPr>
+          <w:rFonts w:eastAsiaTheme="majorEastAsia"/>
+        </w:rPr>
+        <w:t xml:space="preserve">) od společnosti </w:t>
+      </w:r>
+      <w:r>
+        <w:rPr>
+          <w:rFonts w:eastAsiaTheme="majorEastAsia"/>
+          <w:i/>
+          <w:iCs/>
+        </w:rPr>
+        <w:t>JetBrains</w:t>
+      </w:r>
+      <w:r>
+        <w:rPr>
+          <w:rFonts w:eastAsiaTheme="majorEastAsia"/>
+        </w:rPr>
+        <w:t>, které podporuje řadu programovacích jazyků, se zvláštním důrazem na Javu. Poskytuje</w:t>
+      </w:r>
+      <w:r>
+        <w:rPr>
+          <w:rFonts w:eastAsiaTheme="majorEastAsia"/>
+        </w:rPr>
+        <w:t xml:space="preserve"> například</w:t>
+      </w:r>
+      <w:r>
+        <w:rPr>
+          <w:rFonts w:eastAsiaTheme="majorEastAsia"/>
+        </w:rPr>
+        <w:t xml:space="preserve"> inteligentní asistenci, </w:t>
+      </w:r>
+      <w:r>
+        <w:rPr>
+          <w:rFonts w:eastAsiaTheme="majorEastAsia"/>
+          <w:i/>
+          <w:iCs/>
+        </w:rPr>
+        <w:t>refa</w:t>
+      </w:r>
+      <w:r>
+        <w:rPr>
+          <w:rFonts w:eastAsiaTheme="majorEastAsia"/>
+          <w:i/>
+          <w:iCs/>
+        </w:rPr>
+        <w:t>c</w:t>
+      </w:r>
+      <w:r>
+        <w:rPr>
+          <w:rFonts w:eastAsiaTheme="majorEastAsia"/>
+          <w:i/>
+          <w:iCs/>
+        </w:rPr>
+        <w:t>toring</w:t>
+      </w:r>
+      <w:r>
+        <w:rPr>
+          <w:rFonts w:eastAsiaTheme="majorEastAsia"/>
+        </w:rPr>
+        <w:t xml:space="preserve"> a </w:t>
+      </w:r>
+      <w:r>
+        <w:rPr>
+          <w:rFonts w:eastAsiaTheme="majorEastAsia"/>
+          <w:i/>
+          <w:iCs/>
+        </w:rPr>
+        <w:t>debugging</w:t>
+      </w:r>
+      <w:r>
+        <w:rPr>
+          <w:rFonts w:eastAsiaTheme="majorEastAsia"/>
+        </w:rPr>
+        <w:t>, což značně urychluje vývoj softwaru.</w:t>
+      </w:r>
+    </w:p>
+    <w:p>
+      <w:pPr>
+        <w:ind w:firstLine="576"/>
+        <w:rPr>
+          <w:rFonts w:eastAsiaTheme="majorEastAsia"/>
+        </w:rPr>
+      </w:pPr>
+      <w:r>
+        <w:rPr>
+          <w:rFonts w:eastAsiaTheme="majorEastAsia"/>
           <w:b/>
           <w:bCs/>
           <w:i/>
           <w:iCs/>
         </w:rPr>
-        <w:t>inteligence</w:t>
-      </w:r>
-      <w:r>
-        <w:t>)</w:t>
-      </w:r>
-      <w:r>
-        <w:t xml:space="preserve"> je obor informatiky, který se zabývá tvorbou systémů schopných vykazovat rysy lidské inteligence – například učení, rozhodování a řešení problémů – prostřednictvím algoritmů a strojového učení.</w:t>
+        <w:t>Scene</w:t>
+      </w:r>
+      <w:r>
+        <w:rPr>
+          <w:rFonts w:eastAsiaTheme="majorEastAsia"/>
+          <w:b/>
+          <w:bCs/>
+        </w:rPr>
+        <w:t xml:space="preserve"> </w:t>
+      </w:r>
+      <w:r>
+        <w:rPr>
+          <w:rFonts w:eastAsiaTheme="majorEastAsia"/>
+          <w:b/>
+          <w:bCs/>
+          <w:i/>
+          <w:iCs/>
+        </w:rPr>
+        <w:t>Builder</w:t>
+      </w:r>
+      <w:r>
+        <w:rPr>
+          <w:rFonts w:eastAsiaTheme="majorEastAsia"/>
+        </w:rPr>
+        <w:t xml:space="preserve"> je vizuální nástroj pro tvorbu a úpravu </w:t>
+      </w:r>
+      <w:r>
+        <w:rPr>
+          <w:rFonts w:eastAsiaTheme="majorEastAsia"/>
+          <w:i/>
+          <w:iCs/>
+        </w:rPr>
+        <w:t>FXML</w:t>
+      </w:r>
+      <w:r>
+        <w:rPr>
+          <w:rFonts w:eastAsiaTheme="majorEastAsia"/>
+        </w:rPr>
+        <w:t xml:space="preserve"> souborů, které definují grafické rozhraní v aplikacích založených na </w:t>
+      </w:r>
+      <w:r>
+        <w:rPr>
+          <w:rFonts w:eastAsiaTheme="majorEastAsia"/>
+          <w:i/>
+          <w:iCs/>
+        </w:rPr>
+        <w:t>JavaFX</w:t>
+      </w:r>
+      <w:r>
+        <w:rPr>
+          <w:rFonts w:eastAsiaTheme="majorEastAsia"/>
+        </w:rPr>
+        <w:t>. Umožňuje návrhářům a vývojářům snadno vytvářet uživatelská rozhraní pomocí drag-and-drop prvků.</w:t>
       </w:r>
     </w:p>
     <w:p>
       <w:pPr>
-        <w:ind w:firstLine="360"/>
+        <w:pStyle w:val="Nadpis2"/>
+      </w:pPr>
+      <w:bookmarkStart w:id="21" w:name="_Toc191402522"/>
+      <w:r>
+        <w:t>Buildovací a verzovací nástroje</w:t>
+      </w:r>
+      <w:bookmarkEnd w:id="21"/>
+    </w:p>
+    <w:p>
+      <w:pPr>
+        <w:ind w:firstLine="576"/>
       </w:pPr>
       <w:r>
         <w:rPr>
           <w:b/>
           <w:bCs/>
-        </w:rPr>
-        <w:t>AI halucinace</w:t>
-      </w:r>
-      <w:r>
-        <w:t xml:space="preserve"> označuje fenomén, kdy umělá inteligence generuje nesprávné, smyšlené nebo nesouvisející informace bez opory v ověřitelných datech, což může vést k nepřesným či zavádějícím výsledkům.</w:t>
+          <w:i/>
+          <w:iCs/>
+        </w:rPr>
+        <w:t>Závislost</w:t>
+      </w:r>
+      <w:r>
+        <w:t xml:space="preserve"> (dependency) označuje externí knihovnu nebo balík softwaru, který je nezbytný pro správnou funkci a kompilaci vašeho projektu.</w:t>
       </w:r>
     </w:p>
     <w:p>
       <w:pPr>
-        <w:ind w:firstLine="360"/>
-      </w:pPr>
-      <w:r>
-        <w:rPr>
+        <w:ind w:firstLine="576"/>
+        <w:rPr>
+          <w:rFonts w:eastAsiaTheme="majorEastAsia"/>
+        </w:rPr>
+      </w:pPr>
+      <w:r>
+        <w:rPr>
+          <w:rFonts w:eastAsiaTheme="majorEastAsia"/>
           <w:b/>
           <w:bCs/>
-        </w:rPr>
-        <w:t>Prompt</w:t>
-      </w:r>
-      <w:r>
-        <w:t xml:space="preserve"> je vstupní dotaz nebo instrukce, kterou uživatel poskytuje systému umělé inteligence, aby vyvolal konkrétní odpověď či akci. </w:t>
+          <w:i/>
+          <w:iCs/>
+        </w:rPr>
+        <w:t>Apache</w:t>
+      </w:r>
+      <w:r>
+        <w:rPr>
+          <w:rFonts w:eastAsiaTheme="majorEastAsia"/>
+          <w:b/>
+          <w:bCs/>
+        </w:rPr>
+        <w:t xml:space="preserve"> </w:t>
+      </w:r>
+      <w:r>
+        <w:rPr>
+          <w:rFonts w:eastAsiaTheme="majorEastAsia"/>
+          <w:b/>
+          <w:bCs/>
+          <w:i/>
+          <w:iCs/>
+        </w:rPr>
+        <w:t>Maven</w:t>
+      </w:r>
+      <w:r>
+        <w:rPr>
+          <w:rFonts w:eastAsiaTheme="majorEastAsia"/>
+        </w:rPr>
+        <w:t xml:space="preserve"> je buildovací a projektový nástroj, který se používá ke správě závislostí</w:t>
+      </w:r>
+      <w:r>
+        <w:rPr>
+          <w:rFonts w:eastAsiaTheme="majorEastAsia"/>
+        </w:rPr>
+        <w:t xml:space="preserve"> (dependencies)</w:t>
+      </w:r>
+      <w:r>
+        <w:rPr>
+          <w:rFonts w:eastAsiaTheme="majorEastAsia"/>
+        </w:rPr>
+        <w:t xml:space="preserve">, kompilaci zdrojového kódu, testování a balení výsledných </w:t>
+      </w:r>
+      <w:r>
+        <w:rPr>
+          <w:rFonts w:eastAsiaTheme="majorEastAsia"/>
+        </w:rPr>
+        <w:t>projektů</w:t>
+      </w:r>
+      <w:r>
+        <w:rPr>
+          <w:rFonts w:eastAsiaTheme="majorEastAsia"/>
+        </w:rPr>
+        <w:t>. V</w:t>
+      </w:r>
+      <w:r>
+        <w:rPr>
+          <w:rFonts w:eastAsiaTheme="majorEastAsia"/>
+        </w:rPr>
+        <w:t xml:space="preserve"> mém </w:t>
+      </w:r>
+      <w:r>
+        <w:rPr>
+          <w:rFonts w:eastAsiaTheme="majorEastAsia"/>
+        </w:rPr>
+        <w:t xml:space="preserve">projektu je využíván soubor </w:t>
+      </w:r>
+      <w:r>
+        <w:rPr>
+          <w:rStyle w:val="KdChar"/>
+        </w:rPr>
+        <w:t>pom.xml</w:t>
+      </w:r>
+      <w:r>
+        <w:rPr>
+          <w:rFonts w:eastAsiaTheme="majorEastAsia"/>
+        </w:rPr>
+        <w:t xml:space="preserve"> k definování závislostí a konfiguraci build procesu.</w:t>
       </w:r>
     </w:p>
     <w:p>
       <w:pPr>
-        <w:ind w:firstLine="360"/>
-      </w:pPr>
-      <w:proofErr w:type="spellStart"/>
-      <w:r>
-        <w:rPr>
+        <w:ind w:firstLine="576"/>
+        <w:rPr>
+          <w:rFonts w:eastAsiaTheme="majorEastAsia"/>
+        </w:rPr>
+      </w:pPr>
+      <w:r>
+        <w:rPr>
+          <w:rFonts w:eastAsiaTheme="majorEastAsia"/>
           <w:b/>
           <w:bCs/>
-        </w:rPr>
-        <w:t>Promptování</w:t>
+          <w:i/>
+          <w:iCs/>
+        </w:rPr>
+        <w:t>Git</w:t>
+      </w:r>
+      <w:r>
+        <w:rPr>
+          <w:rFonts w:eastAsiaTheme="majorEastAsia"/>
+        </w:rPr>
+        <w:t xml:space="preserve"> je distribuovaný </w:t>
+      </w:r>
+      <w:proofErr w:type="spellStart"/>
+      <w:r>
+        <w:rPr>
+          <w:rFonts w:eastAsiaTheme="majorEastAsia"/>
+        </w:rPr>
+        <w:t>verzovací</w:t>
       </w:r>
       <w:proofErr w:type="spellEnd"/>
       <w:r>
-        <w:t xml:space="preserve"> je proces formulování</w:t>
-      </w:r>
-      <w:r>
-        <w:t xml:space="preserve"> a</w:t>
-      </w:r>
-      <w:r>
-        <w:t xml:space="preserve"> zadávání promptů.</w:t>
+        <w:rPr>
+          <w:rFonts w:eastAsiaTheme="majorEastAsia"/>
+        </w:rPr>
+        <w:t xml:space="preserve"> systém, který umožňuje sledovat změny v kódu, spolupracovat v týmech a snadno spravovat různé verze vývoje softwaru. </w:t>
+      </w:r>
+      <w:r>
+        <w:rPr>
+          <w:rFonts w:eastAsiaTheme="majorEastAsia"/>
+        </w:rPr>
+        <w:t>V dnešní době je široce rozšířený a j</w:t>
+      </w:r>
+      <w:r>
+        <w:rPr>
+          <w:rFonts w:eastAsiaTheme="majorEastAsia"/>
+        </w:rPr>
+        <w:t>e nezbytným nástrojem pro správu zdrojových kódů a historii projektu.</w:t>
       </w:r>
     </w:p>
     <w:p>
       <w:pPr>
-        <w:ind w:firstLine="360"/>
+        <w:pStyle w:val="Nadpis2"/>
+      </w:pPr>
+      <w:bookmarkStart w:id="22" w:name="_Toc191402523"/>
+      <w:r>
+        <w:t>Databázový systém</w:t>
+      </w:r>
+      <w:bookmarkEnd w:id="22"/>
+    </w:p>
+    <w:p>
+      <w:pPr>
+        <w:ind w:firstLine="576"/>
         <w:rPr>
           <w:rFonts w:eastAsiaTheme="majorEastAsia"/>
         </w:rPr>
@@ -5202,60 +4750,1564 @@
           <w:rFonts w:eastAsiaTheme="majorEastAsia"/>
           <w:b/>
           <w:bCs/>
-        </w:rPr>
-        <w:t>XML</w:t>
-      </w:r>
-      <w:r>
-        <w:rPr>
-          <w:rFonts w:eastAsiaTheme="majorEastAsia"/>
-        </w:rPr>
-        <w:t xml:space="preserve"> (</w:t>
-      </w:r>
-      <w:proofErr w:type="spellStart"/>
-      <w:r>
-        <w:rPr>
-          <w:rFonts w:eastAsiaTheme="majorEastAsia"/>
-        </w:rPr>
-        <w:t>eXtensible</w:t>
-      </w:r>
-      <w:proofErr w:type="spellEnd"/>
-      <w:r>
-        <w:rPr>
-          <w:rFonts w:eastAsiaTheme="majorEastAsia"/>
-        </w:rPr>
-        <w:t xml:space="preserve"> </w:t>
-      </w:r>
-      <w:proofErr w:type="spellStart"/>
-      <w:r>
-        <w:rPr>
-          <w:rFonts w:eastAsiaTheme="majorEastAsia"/>
-        </w:rPr>
-        <w:t>Markup</w:t>
-      </w:r>
-      <w:proofErr w:type="spellEnd"/>
-      <w:r>
-        <w:rPr>
-          <w:rFonts w:eastAsiaTheme="majorEastAsia"/>
-        </w:rPr>
-        <w:t xml:space="preserve"> </w:t>
-      </w:r>
-      <w:proofErr w:type="spellStart"/>
-      <w:r>
-        <w:rPr>
-          <w:rFonts w:eastAsiaTheme="majorEastAsia"/>
-        </w:rPr>
-        <w:t>Language</w:t>
-      </w:r>
-      <w:proofErr w:type="spellEnd"/>
-      <w:r>
-        <w:rPr>
-          <w:rFonts w:eastAsiaTheme="majorEastAsia"/>
-        </w:rPr>
-        <w:t>) je značkovací jazyk určený pro strukturované ukládání a přenos dat. Umožňuje definovat vlastní tagy a hierarchickou strukturu, což usnadňuje formátování, sdílení a interpretaci dat mezi různými systémy.</w:t>
+          <w:i/>
+          <w:iCs/>
+        </w:rPr>
+        <w:t>MySQL</w:t>
+      </w:r>
+      <w:r>
+        <w:rPr>
+          <w:rFonts w:eastAsiaTheme="majorEastAsia"/>
+        </w:rPr>
+        <w:t xml:space="preserve"> je relační databázový systém pro ukládání a správu dat. Je známý svou spolehlivostí, robustností i vysokým výkonem. V aplikaci slouží k uložení a správě dat, jako jsou informace o testech, promptech, uživatelích, </w:t>
+      </w:r>
+      <w:r>
+        <w:rPr>
+          <w:rFonts w:eastAsiaTheme="majorEastAsia"/>
+        </w:rPr>
+        <w:t>předmětech</w:t>
+      </w:r>
+      <w:r>
+        <w:rPr>
+          <w:rFonts w:eastAsiaTheme="majorEastAsia"/>
+        </w:rPr>
+        <w:t xml:space="preserve"> i dalších entitách.</w:t>
+      </w:r>
+      <w:r>
+        <w:rPr>
+          <w:rFonts w:eastAsiaTheme="majorEastAsia"/>
+        </w:rPr>
+        <w:t xml:space="preserve"> Dopodrobna bude databáze popsána níže v této dokumentaci.</w:t>
       </w:r>
     </w:p>
     <w:p>
       <w:pPr>
+        <w:ind w:firstLine="576"/>
+        <w:rPr>
+          <w:rFonts w:eastAsiaTheme="majorEastAsia"/>
+        </w:rPr>
+      </w:pPr>
+      <w:proofErr w:type="spellStart"/>
+      <w:r>
+        <w:rPr>
+          <w:rFonts w:eastAsiaTheme="majorEastAsia"/>
+          <w:b/>
+          <w:bCs/>
+          <w:i/>
+          <w:iCs/>
+        </w:rPr>
+        <w:t>MySQL</w:t>
+      </w:r>
+      <w:proofErr w:type="spellEnd"/>
+      <w:r>
+        <w:rPr>
+          <w:rFonts w:eastAsiaTheme="majorEastAsia"/>
+          <w:b/>
+          <w:bCs/>
+        </w:rPr>
+        <w:t xml:space="preserve"> </w:t>
+      </w:r>
+      <w:proofErr w:type="spellStart"/>
+      <w:r>
+        <w:rPr>
+          <w:rFonts w:eastAsiaTheme="majorEastAsia"/>
+          <w:b/>
+          <w:bCs/>
+          <w:i/>
+          <w:iCs/>
+        </w:rPr>
+        <w:t>Workbench</w:t>
+      </w:r>
+      <w:proofErr w:type="spellEnd"/>
+      <w:r>
+        <w:rPr>
+          <w:rFonts w:eastAsiaTheme="majorEastAsia"/>
+        </w:rPr>
+        <w:t xml:space="preserve">, který využívám pro usnadnění práce s databází, je </w:t>
+      </w:r>
+      <w:r>
+        <w:rPr>
+          <w:rFonts w:eastAsiaTheme="majorEastAsia"/>
+        </w:rPr>
+        <w:t xml:space="preserve">pokročilé grafické uživatelské rozhraní, které umožňuje vizuální návrh databáze, správu a ladění </w:t>
+      </w:r>
+      <w:r>
+        <w:rPr>
+          <w:rFonts w:eastAsiaTheme="majorEastAsia"/>
+          <w:i/>
+          <w:iCs/>
+        </w:rPr>
+        <w:t>SQL</w:t>
+      </w:r>
+      <w:r>
+        <w:rPr>
+          <w:rFonts w:eastAsiaTheme="majorEastAsia"/>
+        </w:rPr>
+        <w:t xml:space="preserve"> dotazů, monitorování výkonu a celkovou správu databázového systému.</w:t>
+      </w:r>
+    </w:p>
+    <w:p>
+      <w:pPr>
+        <w:ind w:firstLine="576"/>
+        <w:rPr>
+          <w:rFonts w:eastAsiaTheme="majorEastAsia"/>
+        </w:rPr>
+      </w:pPr>
+      <w:r>
+        <w:rPr>
+          <w:rFonts w:eastAsiaTheme="majorEastAsia"/>
+          <w:b/>
+          <w:bCs/>
+          <w:i/>
+          <w:iCs/>
+        </w:rPr>
+        <w:t>XAMPP</w:t>
+      </w:r>
+      <w:r>
+        <w:rPr>
+          <w:rFonts w:eastAsiaTheme="majorEastAsia"/>
+        </w:rPr>
+        <w:t xml:space="preserve">, který využívám pro práci se serverem </w:t>
+      </w:r>
+      <w:proofErr w:type="spellStart"/>
+      <w:r>
+        <w:rPr>
+          <w:rFonts w:eastAsiaTheme="majorEastAsia"/>
+          <w:i/>
+          <w:iCs/>
+        </w:rPr>
+        <w:t>MySQL</w:t>
+      </w:r>
+      <w:proofErr w:type="spellEnd"/>
+      <w:r>
+        <w:rPr>
+          <w:rFonts w:eastAsiaTheme="majorEastAsia"/>
+        </w:rPr>
+        <w:t xml:space="preserve">, je balíček softwarových nástrojů určených pro lokální vývoj a testování webových aplikací. </w:t>
+      </w:r>
+      <w:r>
+        <w:rPr>
+          <w:rFonts w:eastAsiaTheme="majorEastAsia"/>
+          <w:i/>
+          <w:iCs/>
+        </w:rPr>
+        <w:t>XAMPP</w:t>
+      </w:r>
+      <w:r>
+        <w:rPr>
+          <w:rFonts w:eastAsiaTheme="majorEastAsia"/>
+        </w:rPr>
+        <w:t xml:space="preserve"> obsahuje </w:t>
+      </w:r>
+      <w:proofErr w:type="spellStart"/>
+      <w:r>
+        <w:rPr>
+          <w:rFonts w:eastAsiaTheme="majorEastAsia"/>
+          <w:i/>
+          <w:iCs/>
+        </w:rPr>
+        <w:t>Apache</w:t>
+      </w:r>
+      <w:proofErr w:type="spellEnd"/>
+      <w:r>
+        <w:rPr>
+          <w:rFonts w:eastAsiaTheme="majorEastAsia"/>
+        </w:rPr>
+        <w:t xml:space="preserve">, </w:t>
+      </w:r>
+      <w:proofErr w:type="spellStart"/>
+      <w:r>
+        <w:rPr>
+          <w:rFonts w:eastAsiaTheme="majorEastAsia"/>
+          <w:i/>
+          <w:iCs/>
+        </w:rPr>
+        <w:t>MySQL</w:t>
+      </w:r>
+      <w:proofErr w:type="spellEnd"/>
+      <w:r>
+        <w:rPr>
+          <w:rFonts w:eastAsiaTheme="majorEastAsia"/>
+        </w:rPr>
+        <w:t xml:space="preserve">, </w:t>
+      </w:r>
+      <w:r>
+        <w:rPr>
+          <w:rFonts w:eastAsiaTheme="majorEastAsia"/>
+          <w:i/>
+          <w:iCs/>
+        </w:rPr>
+        <w:t>PHP</w:t>
+      </w:r>
+      <w:r>
+        <w:rPr>
+          <w:rFonts w:eastAsiaTheme="majorEastAsia"/>
+        </w:rPr>
+        <w:t xml:space="preserve"> a </w:t>
+      </w:r>
+      <w:r>
+        <w:rPr>
+          <w:rFonts w:eastAsiaTheme="majorEastAsia"/>
+          <w:i/>
+          <w:iCs/>
+        </w:rPr>
+        <w:t>Perl</w:t>
+      </w:r>
+      <w:r>
+        <w:rPr>
+          <w:rFonts w:eastAsiaTheme="majorEastAsia"/>
+        </w:rPr>
+        <w:t>, a díky svému jednoduchému nastavení umožňuje rychle nasadit a spravovat databázový server v lokálním prostředí.</w:t>
+      </w:r>
+    </w:p>
+    <w:p>
+      <w:pPr>
+        <w:pStyle w:val="Nadpis2"/>
+      </w:pPr>
+      <w:bookmarkStart w:id="23" w:name="_Toc191402524"/>
+      <w:r>
+        <w:t>Tvorba</w:t>
+      </w:r>
+      <w:r>
+        <w:t xml:space="preserve"> uživatelského rozhraní</w:t>
+      </w:r>
+      <w:bookmarkEnd w:id="23"/>
+    </w:p>
+    <w:p>
+      <w:pPr>
+        <w:ind w:firstLine="432"/>
+        <w:rPr>
+          <w:rFonts w:eastAsiaTheme="majorEastAsia"/>
+        </w:rPr>
+      </w:pPr>
+      <w:proofErr w:type="spellStart"/>
+      <w:r>
+        <w:rPr>
+          <w:rFonts w:eastAsiaTheme="majorEastAsia"/>
+          <w:b/>
+          <w:bCs/>
+          <w:i/>
+          <w:iCs/>
+        </w:rPr>
+        <w:t>JavaFX</w:t>
+      </w:r>
+      <w:proofErr w:type="spellEnd"/>
+      <w:r>
+        <w:rPr>
+          <w:rFonts w:eastAsiaTheme="majorEastAsia"/>
+        </w:rPr>
+        <w:t xml:space="preserve"> je moderní platforma pro tvorbu uživatelských rozhraní v Javě. Podporuje práci s grafikou, multimédii a animacemi a je</w:t>
+      </w:r>
+      <w:r>
+        <w:rPr>
+          <w:rFonts w:eastAsiaTheme="majorEastAsia"/>
+        </w:rPr>
+        <w:t xml:space="preserve"> často</w:t>
+      </w:r>
+      <w:r>
+        <w:rPr>
+          <w:rFonts w:eastAsiaTheme="majorEastAsia"/>
+        </w:rPr>
+        <w:t xml:space="preserve"> základem pro desktopové aplikace.</w:t>
+      </w:r>
+    </w:p>
+    <w:p>
+      <w:pPr>
+        <w:ind w:firstLine="432"/>
+        <w:rPr>
+          <w:rFonts w:eastAsiaTheme="majorEastAsia"/>
+        </w:rPr>
+      </w:pPr>
+      <w:r>
+        <w:rPr>
+          <w:rFonts w:eastAsiaTheme="majorEastAsia"/>
+          <w:b/>
+          <w:bCs/>
+          <w:i/>
+          <w:iCs/>
+        </w:rPr>
+        <w:t>FXML</w:t>
+      </w:r>
+      <w:r>
+        <w:rPr>
+          <w:rFonts w:eastAsiaTheme="majorEastAsia"/>
+        </w:rPr>
+        <w:t xml:space="preserve"> je deklarativní jazyk</w:t>
+      </w:r>
+      <w:r>
+        <w:rPr>
+          <w:rFonts w:eastAsiaTheme="majorEastAsia"/>
+        </w:rPr>
+        <w:t xml:space="preserve"> založený na </w:t>
+      </w:r>
+      <w:r>
+        <w:rPr>
+          <w:rFonts w:eastAsiaTheme="majorEastAsia"/>
+          <w:i/>
+          <w:iCs/>
+        </w:rPr>
+        <w:t>XML</w:t>
+      </w:r>
+      <w:r>
+        <w:rPr>
+          <w:rFonts w:eastAsiaTheme="majorEastAsia"/>
+        </w:rPr>
+        <w:t xml:space="preserve"> pro popis grafického uživatelského rozhraní v </w:t>
+      </w:r>
+      <w:proofErr w:type="spellStart"/>
+      <w:r>
+        <w:rPr>
+          <w:rFonts w:eastAsiaTheme="majorEastAsia"/>
+          <w:i/>
+          <w:iCs/>
+        </w:rPr>
+        <w:t>JavaFX</w:t>
+      </w:r>
+      <w:proofErr w:type="spellEnd"/>
+      <w:r>
+        <w:rPr>
+          <w:rFonts w:eastAsiaTheme="majorEastAsia"/>
+        </w:rPr>
+        <w:t xml:space="preserve">. Umožňuje oddělit design </w:t>
+      </w:r>
+      <w:r>
+        <w:rPr>
+          <w:rFonts w:eastAsiaTheme="majorEastAsia"/>
+          <w:i/>
+          <w:iCs/>
+        </w:rPr>
+        <w:t>UI</w:t>
+      </w:r>
+      <w:r>
+        <w:rPr>
+          <w:rFonts w:eastAsiaTheme="majorEastAsia"/>
+        </w:rPr>
+        <w:t xml:space="preserve"> od aplikační logiky, což přispívá k lepší udržovatelnosti a přehlednosti kódu.</w:t>
+      </w:r>
+    </w:p>
+    <w:p>
+      <w:pPr>
+        <w:ind w:firstLine="432"/>
+        <w:rPr>
+          <w:rFonts w:eastAsiaTheme="majorEastAsia"/>
+        </w:rPr>
+      </w:pPr>
+      <w:proofErr w:type="spellStart"/>
+      <w:r>
+        <w:rPr>
+          <w:b/>
+          <w:bCs/>
+          <w:i/>
+          <w:iCs/>
+        </w:rPr>
+        <w:lastRenderedPageBreak/>
+        <w:t>JavaFX</w:t>
+      </w:r>
+      <w:proofErr w:type="spellEnd"/>
+      <w:r>
+        <w:rPr>
+          <w:b/>
+          <w:bCs/>
+        </w:rPr>
+        <w:t xml:space="preserve"> </w:t>
+      </w:r>
+      <w:proofErr w:type="spellStart"/>
+      <w:r>
+        <w:rPr>
+          <w:b/>
+          <w:bCs/>
+          <w:i/>
+          <w:iCs/>
+        </w:rPr>
+        <w:t>Maven</w:t>
+      </w:r>
+      <w:proofErr w:type="spellEnd"/>
+      <w:r>
+        <w:rPr>
+          <w:b/>
+          <w:bCs/>
+        </w:rPr>
+        <w:t xml:space="preserve"> </w:t>
+      </w:r>
+      <w:r>
+        <w:rPr>
+          <w:b/>
+          <w:bCs/>
+          <w:i/>
+          <w:iCs/>
+        </w:rPr>
+        <w:t>Plugin</w:t>
+      </w:r>
+      <w:r>
+        <w:t xml:space="preserve"> usnadňuje správu a spouštění </w:t>
+      </w:r>
+      <w:proofErr w:type="spellStart"/>
+      <w:r>
+        <w:t>JavaFX</w:t>
+      </w:r>
+      <w:proofErr w:type="spellEnd"/>
+      <w:r>
+        <w:t xml:space="preserve"> aplikací pomocí </w:t>
+      </w:r>
+      <w:proofErr w:type="spellStart"/>
+      <w:r>
+        <w:t>Apache</w:t>
+      </w:r>
+      <w:proofErr w:type="spellEnd"/>
+      <w:r>
+        <w:t xml:space="preserve"> </w:t>
+      </w:r>
+      <w:proofErr w:type="spellStart"/>
+      <w:r>
+        <w:t>Maven</w:t>
+      </w:r>
+      <w:proofErr w:type="spellEnd"/>
+      <w:r>
+        <w:t xml:space="preserve">. Plugin integruje spouštěcí mechanismus </w:t>
+      </w:r>
+      <w:proofErr w:type="spellStart"/>
+      <w:r>
+        <w:t>JavaFX</w:t>
+      </w:r>
+      <w:proofErr w:type="spellEnd"/>
+      <w:r>
+        <w:t xml:space="preserve"> do </w:t>
+      </w:r>
+      <w:proofErr w:type="spellStart"/>
+      <w:r>
+        <w:t>Maven</w:t>
+      </w:r>
+      <w:proofErr w:type="spellEnd"/>
+      <w:r>
+        <w:t xml:space="preserve"> build procesu, což umožňuje snadné spouštění a balení aplikace</w:t>
+      </w:r>
+      <w:r>
+        <w:t>.</w:t>
+      </w:r>
+    </w:p>
+    <w:p>
+      <w:pPr>
+        <w:ind w:firstLine="432"/>
+        <w:rPr>
+          <w:rFonts w:eastAsiaTheme="majorEastAsia"/>
+        </w:rPr>
+      </w:pPr>
+      <w:r>
+        <w:rPr>
+          <w:rFonts w:eastAsiaTheme="majorEastAsia"/>
+          <w:b/>
+          <w:bCs/>
+          <w:i/>
+          <w:iCs/>
+        </w:rPr>
+        <w:t>CSS</w:t>
+      </w:r>
+      <w:r>
+        <w:rPr>
+          <w:rFonts w:eastAsiaTheme="majorEastAsia"/>
+        </w:rPr>
+        <w:t xml:space="preserve"> (</w:t>
+      </w:r>
+      <w:proofErr w:type="spellStart"/>
+      <w:r>
+        <w:rPr>
+          <w:rFonts w:eastAsiaTheme="majorEastAsia"/>
+        </w:rPr>
+        <w:t>Cascading</w:t>
+      </w:r>
+      <w:proofErr w:type="spellEnd"/>
+      <w:r>
+        <w:rPr>
+          <w:rFonts w:eastAsiaTheme="majorEastAsia"/>
+        </w:rPr>
+        <w:t xml:space="preserve"> Style </w:t>
+      </w:r>
+      <w:proofErr w:type="spellStart"/>
+      <w:r>
+        <w:rPr>
+          <w:rFonts w:eastAsiaTheme="majorEastAsia"/>
+        </w:rPr>
+        <w:t>Sheets</w:t>
+      </w:r>
+      <w:proofErr w:type="spellEnd"/>
+      <w:r>
+        <w:rPr>
+          <w:rFonts w:eastAsiaTheme="majorEastAsia"/>
+        </w:rPr>
+        <w:t xml:space="preserve">) v kontextu </w:t>
+      </w:r>
+      <w:proofErr w:type="spellStart"/>
+      <w:r>
+        <w:rPr>
+          <w:rFonts w:eastAsiaTheme="majorEastAsia"/>
+        </w:rPr>
+        <w:t>JavaFX</w:t>
+      </w:r>
+      <w:proofErr w:type="spellEnd"/>
+      <w:r>
+        <w:rPr>
+          <w:rFonts w:eastAsiaTheme="majorEastAsia"/>
+        </w:rPr>
+        <w:t xml:space="preserve"> se od standardního CSS liší především tím, že je speciálně optimalizované pro stylování grafických komponent (Node) v prostředí </w:t>
+      </w:r>
+      <w:proofErr w:type="spellStart"/>
+      <w:r>
+        <w:rPr>
+          <w:rFonts w:eastAsiaTheme="majorEastAsia"/>
+        </w:rPr>
+        <w:t>JavaFX</w:t>
+      </w:r>
+      <w:proofErr w:type="spellEnd"/>
+      <w:r>
+        <w:rPr>
+          <w:rFonts w:eastAsiaTheme="majorEastAsia"/>
+        </w:rPr>
+        <w:t xml:space="preserve">. Zatímco standardní CSS se primárně používá pro webové stránky a má předdefinovaný soubor vlastností pro HTML elementy, CSS pro </w:t>
+      </w:r>
+      <w:proofErr w:type="spellStart"/>
+      <w:r>
+        <w:rPr>
+          <w:rFonts w:eastAsiaTheme="majorEastAsia"/>
+        </w:rPr>
+        <w:t>JavaFX</w:t>
+      </w:r>
+      <w:proofErr w:type="spellEnd"/>
+      <w:r>
+        <w:rPr>
+          <w:rFonts w:eastAsiaTheme="majorEastAsia"/>
+        </w:rPr>
+        <w:t xml:space="preserve"> obsahuje rozšířenou sadu vlastností, které odpovídají specifickým atributům a vlastnostem </w:t>
+      </w:r>
+      <w:proofErr w:type="spellStart"/>
+      <w:r>
+        <w:rPr>
+          <w:rFonts w:eastAsiaTheme="majorEastAsia"/>
+        </w:rPr>
+        <w:t>JavaFX</w:t>
+      </w:r>
+      <w:proofErr w:type="spellEnd"/>
+      <w:r>
+        <w:rPr>
+          <w:rFonts w:eastAsiaTheme="majorEastAsia"/>
+        </w:rPr>
+        <w:t xml:space="preserve"> ovládacích prvků.</w:t>
+      </w:r>
+    </w:p>
+    <w:p>
+      <w:pPr>
+        <w:ind w:firstLine="432"/>
+        <w:rPr>
+          <w:rFonts w:eastAsiaTheme="majorEastAsia"/>
+        </w:rPr>
+      </w:pPr>
+      <w:r>
+        <w:rPr>
+          <w:rFonts w:eastAsiaTheme="majorEastAsia"/>
+        </w:rPr>
+        <w:t>S</w:t>
+      </w:r>
+      <w:r>
+        <w:rPr>
+          <w:rFonts w:eastAsiaTheme="majorEastAsia"/>
+        </w:rPr>
+        <w:t xml:space="preserve">truktura a syntaxe </w:t>
+      </w:r>
+      <w:r>
+        <w:rPr>
+          <w:rFonts w:eastAsiaTheme="majorEastAsia"/>
+        </w:rPr>
+        <w:t>je tedy</w:t>
+      </w:r>
+      <w:r>
+        <w:rPr>
+          <w:rFonts w:eastAsiaTheme="majorEastAsia"/>
+        </w:rPr>
+        <w:t xml:space="preserve"> mírně </w:t>
+      </w:r>
+      <w:r>
+        <w:rPr>
+          <w:rFonts w:eastAsiaTheme="majorEastAsia"/>
+        </w:rPr>
+        <w:t>jiná</w:t>
+      </w:r>
+      <w:r>
+        <w:rPr>
+          <w:rFonts w:eastAsiaTheme="majorEastAsia"/>
+        </w:rPr>
+        <w:t xml:space="preserve">, aby efektivně pracovala s hierarchií uzlů v </w:t>
+      </w:r>
+      <w:proofErr w:type="spellStart"/>
+      <w:r>
+        <w:rPr>
+          <w:rFonts w:eastAsiaTheme="majorEastAsia"/>
+        </w:rPr>
+        <w:t>JavaFX</w:t>
+      </w:r>
+      <w:proofErr w:type="spellEnd"/>
+      <w:r>
+        <w:rPr>
+          <w:rFonts w:eastAsiaTheme="majorEastAsia"/>
+        </w:rPr>
+        <w:t xml:space="preserve"> scéně, což umožňuje detailní a flexibilní úpravu vzhledu desktopových aplikací postavených na této platformě.</w:t>
+      </w:r>
+    </w:p>
+    <w:p>
+      <w:pPr>
+        <w:pStyle w:val="Nadpis2"/>
+      </w:pPr>
+      <w:bookmarkStart w:id="24" w:name="_Toc191402525"/>
+      <w:r>
+        <w:t>Ostatní knihovny</w:t>
+      </w:r>
+      <w:bookmarkEnd w:id="24"/>
+    </w:p>
+    <w:p>
+      <w:pPr>
+        <w:ind w:firstLine="578"/>
+      </w:pPr>
+      <w:proofErr w:type="spellStart"/>
+      <w:r>
+        <w:rPr>
+          <w:b/>
+          <w:bCs/>
+          <w:i/>
+          <w:iCs/>
+        </w:rPr>
+        <w:t>Gson</w:t>
+      </w:r>
+      <w:proofErr w:type="spellEnd"/>
+      <w:r>
+        <w:t xml:space="preserve"> </w:t>
+      </w:r>
+      <w:r>
+        <w:t>(</w:t>
+      </w:r>
+      <w:proofErr w:type="spellStart"/>
+      <w:r>
+        <w:rPr>
+          <w:rStyle w:val="KdChar"/>
+        </w:rPr>
+        <w:t>com.google.code.gson</w:t>
+      </w:r>
+      <w:proofErr w:type="spellEnd"/>
+      <w:r>
+        <w:t xml:space="preserve">) je knihovna od společnosti Google pro </w:t>
+      </w:r>
+      <w:proofErr w:type="spellStart"/>
+      <w:r>
+        <w:t>parsování</w:t>
+      </w:r>
+      <w:proofErr w:type="spellEnd"/>
+      <w:r>
+        <w:t xml:space="preserve"> </w:t>
+      </w:r>
+      <w:r>
+        <w:t>Java objektů do formátu JSON a naopak. Umožňuje snadnou konverzi dat mezi Java objekty a jejich reprezentací ve formátu JSON, což je využíváno v komunikaci s API a další manipulaci s daty.</w:t>
+      </w:r>
+    </w:p>
+    <w:p>
+      <w:pPr>
+        <w:ind w:firstLine="578"/>
+      </w:pPr>
+      <w:proofErr w:type="spellStart"/>
+      <w:r>
+        <w:rPr>
+          <w:b/>
+          <w:bCs/>
+          <w:i/>
+          <w:iCs/>
+        </w:rPr>
+        <w:t>Dotenv</w:t>
+      </w:r>
+      <w:proofErr w:type="spellEnd"/>
+      <w:r>
+        <w:t xml:space="preserve"> </w:t>
+      </w:r>
+      <w:r>
+        <w:t>(</w:t>
+      </w:r>
+      <w:proofErr w:type="spellStart"/>
+      <w:r>
+        <w:rPr>
+          <w:rStyle w:val="KdChar"/>
+        </w:rPr>
+        <w:t>io.github.cdimascio.dotenv-java</w:t>
+      </w:r>
+      <w:proofErr w:type="spellEnd"/>
+      <w:r>
+        <w:t>) je knihovna umožňující načítání konfiguračních proměnných z prostředí (</w:t>
+      </w:r>
+      <w:r>
+        <w:rPr>
+          <w:rStyle w:val="KdChar"/>
+        </w:rPr>
+        <w:t>.</w:t>
+      </w:r>
+      <w:proofErr w:type="spellStart"/>
+      <w:r>
+        <w:rPr>
+          <w:rStyle w:val="KdChar"/>
+        </w:rPr>
+        <w:t>env</w:t>
+      </w:r>
+      <w:proofErr w:type="spellEnd"/>
+      <w:r>
+        <w:t xml:space="preserve"> souboru). To usnadňuje správu citlivých informací a konfigurací bez nutnosti </w:t>
+      </w:r>
+      <w:proofErr w:type="spellStart"/>
+      <w:r>
+        <w:t>hardcodovat</w:t>
+      </w:r>
+      <w:proofErr w:type="spellEnd"/>
+      <w:r>
+        <w:t xml:space="preserve"> je přímo v kódu. </w:t>
+      </w:r>
+    </w:p>
+    <w:p>
+      <w:pPr>
+        <w:ind w:firstLine="578"/>
+      </w:pPr>
+      <w:proofErr w:type="spellStart"/>
+      <w:r>
+        <w:rPr>
+          <w:b/>
+          <w:bCs/>
+          <w:i/>
+          <w:iCs/>
+        </w:rPr>
+        <w:t>Apache</w:t>
+      </w:r>
+      <w:proofErr w:type="spellEnd"/>
+      <w:r>
+        <w:rPr>
+          <w:b/>
+          <w:bCs/>
+          <w:i/>
+          <w:iCs/>
+        </w:rPr>
+        <w:t xml:space="preserve"> POI</w:t>
+      </w:r>
+      <w:r>
+        <w:rPr>
+          <w:i/>
+          <w:iCs/>
+        </w:rPr>
+        <w:t xml:space="preserve"> </w:t>
+      </w:r>
+      <w:r>
+        <w:t>(</w:t>
+      </w:r>
+      <w:proofErr w:type="spellStart"/>
+      <w:r>
+        <w:rPr>
+          <w:rStyle w:val="KdChar"/>
+        </w:rPr>
+        <w:t>org.apache.poi.xwpf.usermodel</w:t>
+      </w:r>
+      <w:proofErr w:type="spellEnd"/>
+      <w:r>
+        <w:t>)</w:t>
+      </w:r>
+      <w:r>
+        <w:t xml:space="preserve"> je knihovna, která umožňuje vytvářet a manipulovat s dokumenty ve formátech Microsoft Office. V projektu je využívána ke generování testů ve formátu </w:t>
+      </w:r>
+      <w:r>
+        <w:t>*.docx</w:t>
+      </w:r>
+      <w:r>
+        <w:t>, přičemž umožňuje dynamické vytváření dokumentů s formátovaným textem a dalšími prvky.</w:t>
+      </w:r>
+    </w:p>
+    <w:p>
+      <w:r>
+        <w:br w:type="page"/>
+      </w:r>
+    </w:p>
+    <w:p>
+      <w:pPr>
+        <w:pStyle w:val="Nadpis1"/>
+      </w:pPr>
+      <w:bookmarkStart w:id="25" w:name="_Toc191402526"/>
+      <w:r>
+        <w:lastRenderedPageBreak/>
+        <w:t>Struktura databáze</w:t>
+      </w:r>
+      <w:bookmarkEnd w:id="25"/>
+    </w:p>
+    <w:p>
+      <w:r>
+        <w:tab/>
+      </w:r>
+      <w:r>
+        <w:t>Než</w:t>
+      </w:r>
+      <w:r>
+        <w:t xml:space="preserve"> rozeberu souborovou strukturu, funkčnosti, třídy, jejich metody a konkrétní ukázky kódů aplikace, představím samotnou databázi, na které celá aplikace stojí a bez které by neměla šanci správně fungovat.</w:t>
+      </w:r>
+      <w:r>
+        <w:rPr>
+          <w:noProof/>
+          <w14:ligatures w14:val="standardContextual"/>
+        </w:rPr>
+        <w:t xml:space="preserve"> </w:t>
+      </w:r>
+    </w:p>
+    <w:p>
+      <w:pPr>
+        <w:pStyle w:val="Nadpis2"/>
+      </w:pPr>
+      <w:r>
+        <w:t xml:space="preserve">E-R </w:t>
+      </w:r>
+      <w:r>
+        <w:t>model</w:t>
+      </w:r>
+    </w:p>
+    <w:p>
+      <w:pPr>
+        <w:ind w:firstLine="578"/>
+      </w:pPr>
+      <w:r>
+        <w:rPr>
+          <w:i/>
+          <w:iCs/>
+        </w:rPr>
+        <w:t>E-R model</w:t>
+      </w:r>
+      <w:r>
+        <w:t xml:space="preserve"> přikládám, protože slouží jako klíčový nástroj při návrhu databáze. Umožňuje vizuálně definovat strukturu dat, což usnadňuje analýzu, optimalizaci a komunikaci mezi vývojáři. Díky </w:t>
+      </w:r>
+      <w:r>
+        <w:rPr>
+          <w:i/>
+          <w:iCs/>
+        </w:rPr>
+        <w:t>E-R modelu</w:t>
+      </w:r>
+      <w:r>
+        <w:t xml:space="preserve"> lze jednoznačně identifikovat entity, jejich atributy a vztahy mezi nimi, což přispívá ke správnému návrhu a implementaci relační databáze, na které aplikace stojí.</w:t>
+      </w:r>
+    </w:p>
+    <w:p>
+      <w:pPr>
+        <w:ind w:firstLine="578"/>
+      </w:pPr>
+      <w:r>
+        <w:t xml:space="preserve">Nutno je podotknout, že E-R model jsem vygeneroval pomocí funkce </w:t>
+      </w:r>
+      <w:r>
+        <w:rPr>
+          <w:i/>
+          <w:iCs/>
+        </w:rPr>
+        <w:t xml:space="preserve">Reverse </w:t>
+      </w:r>
+      <w:proofErr w:type="spellStart"/>
+      <w:r>
+        <w:rPr>
+          <w:i/>
+          <w:iCs/>
+        </w:rPr>
+        <w:t>engineer</w:t>
+      </w:r>
+      <w:proofErr w:type="spellEnd"/>
+      <w:r>
+        <w:t xml:space="preserve"> v </w:t>
+      </w:r>
+      <w:proofErr w:type="spellStart"/>
+      <w:r>
+        <w:rPr>
+          <w:i/>
+          <w:iCs/>
+        </w:rPr>
+        <w:t>MySQL</w:t>
+      </w:r>
+      <w:proofErr w:type="spellEnd"/>
+      <w:r>
+        <w:rPr>
+          <w:i/>
+          <w:iCs/>
+        </w:rPr>
+        <w:t xml:space="preserve"> </w:t>
+      </w:r>
+      <w:proofErr w:type="spellStart"/>
+      <w:r>
+        <w:rPr>
+          <w:i/>
+          <w:iCs/>
+        </w:rPr>
+        <w:t>Workbench</w:t>
+      </w:r>
+      <w:proofErr w:type="spellEnd"/>
+      <w:r>
+        <w:t>. Jelikož tato funkce není stoprocentně dokonalá, E-R model není do detailu přesný. Pro naše účely však postačí.</w:t>
+      </w:r>
+    </w:p>
+    <w:p>
+      <w:pPr>
+        <w:keepNext/>
+      </w:pPr>
+      <w:r>
+        <w:drawing>
+          <wp:inline distT="0" distB="0" distL="0" distR="0" wp14:anchorId="18A228E8" wp14:editId="383EF912">
+            <wp:extent cx="5748655" cy="4495165"/>
+            <wp:effectExtent l="0" t="0" r="4445" b="635"/>
+            <wp:docPr id="43366702" name="Obrázek 1" descr="Obsah obrázku text, snímek obrazovky, Písmo, Paralelní&#10;&#10;Obsah vygenerovaný umělou inteligencí může být nesprávný."/>
+            <wp:cNvGraphicFramePr>
+              <a:graphicFrameLocks xmlns:a="http://schemas.openxmlformats.org/drawingml/2006/main" noChangeAspect="1"/>
+            </wp:cNvGraphicFramePr>
+            <a:graphic xmlns:a="http://schemas.openxmlformats.org/drawingml/2006/main">
+              <a:graphicData uri="http://schemas.openxmlformats.org/drawingml/2006/picture">
+                <pic:pic xmlns:pic="http://schemas.openxmlformats.org/drawingml/2006/picture">
+                  <pic:nvPicPr>
+                    <pic:cNvPr id="43366702" name="Obrázek 1" descr="Obsah obrázku text, snímek obrazovky, Písmo, Paralelní&#10;&#10;Obsah vygenerovaný umělou inteligencí může být nesprávný."/>
+                    <pic:cNvPicPr/>
+                  </pic:nvPicPr>
+                  <pic:blipFill>
+                    <a:blip r:embed="rId11">
+                      <a:extLst>
+                        <a:ext uri="{28A0092B-C50C-407E-A947-70E740481C1C}">
+                          <a14:useLocalDpi xmlns:a14="http://schemas.microsoft.com/office/drawing/2010/main" val="0"/>
+                        </a:ext>
+                      </a:extLst>
+                    </a:blip>
+                    <a:stretch>
+                      <a:fillRect/>
+                    </a:stretch>
+                  </pic:blipFill>
+                  <pic:spPr>
+                    <a:xfrm>
+                      <a:off x="0" y="0"/>
+                      <a:ext cx="5748655" cy="4495165"/>
+                    </a:xfrm>
+                    <a:prstGeom prst="rect">
+                      <a:avLst/>
+                    </a:prstGeom>
+                  </pic:spPr>
+                </pic:pic>
+              </a:graphicData>
+            </a:graphic>
+          </wp:inline>
+        </w:drawing>
+      </w:r>
+    </w:p>
+    <w:p>
+      <w:pPr>
+        <w:pStyle w:val="Titulek"/>
+      </w:pPr>
+      <w:r>
+        <w:t xml:space="preserve">Obrázek </w:t>
+      </w:r>
+      <w:r>
+        <w:fldChar w:fldCharType="begin"/>
+      </w:r>
+      <w:r>
+        <w:instrText xml:space="preserve"> SEQ Obrázek \* ARABIC </w:instrText>
+      </w:r>
+      <w:r>
+        <w:fldChar w:fldCharType="separate"/>
+      </w:r>
+      <w:r>
+        <w:rPr>
+          <w:noProof/>
+        </w:rPr>
+        <w:t>2</w:t>
+      </w:r>
+      <w:r>
+        <w:fldChar w:fldCharType="end"/>
+      </w:r>
+      <w:r>
+        <w:t>: E-R model databáze chatbot</w:t>
+      </w:r>
+    </w:p>
+    <w:p>
+      <w:pPr>
+        <w:spacing w:before="0" w:after="160" w:line="259" w:lineRule="auto"/>
+      </w:pPr>
+      <w:r>
+        <w:br w:type="page"/>
+      </w:r>
+    </w:p>
+    <w:p>
+      <w:pPr>
+        <w:pStyle w:val="Nadpis2"/>
+      </w:pPr>
+      <w:r>
+        <w:lastRenderedPageBreak/>
+        <w:t>Mapování a popis tabulek</w:t>
+      </w:r>
+    </w:p>
+    <w:p>
+      <w:pPr>
+        <w:pStyle w:val="Nadpis3"/>
+      </w:pPr>
+      <w:r>
+        <w:t xml:space="preserve">Tabulka </w:t>
+      </w:r>
+      <w:proofErr w:type="spellStart"/>
+      <w:r>
+        <w:rPr>
+          <w:rStyle w:val="KdvnadpisuChar"/>
+          <w:rFonts w:eastAsiaTheme="majorEastAsia"/>
+        </w:rPr>
+        <w:t>subjects</w:t>
+      </w:r>
+      <w:proofErr w:type="spellEnd"/>
+    </w:p>
+    <w:tbl>
+      <w:tblPr>
+        <w:tblStyle w:val="Svtltabulkasmkou1"/>
+        <w:tblW w:w="0" w:type="auto"/>
+        <w:tblLook w:val="04A0" w:firstRow="1" w:lastRow="0" w:firstColumn="1" w:lastColumn="0" w:noHBand="0" w:noVBand="1"/>
+      </w:tblPr>
+      <w:tblGrid>
+        <w:gridCol w:w="1865"/>
+        <w:gridCol w:w="1863"/>
+        <w:gridCol w:w="1864"/>
+        <w:gridCol w:w="1864"/>
+      </w:tblGrid>
+      <w:tr>
+        <w:trPr>
+          <w:cnfStyle w:val="100000000000" w:firstRow="1" w:lastRow="0" w:firstColumn="0" w:lastColumn="0" w:oddVBand="0" w:evenVBand="0" w:oddHBand="0" w:evenHBand="0" w:firstRowFirstColumn="0" w:firstRowLastColumn="0" w:lastRowFirstColumn="0" w:lastRowLastColumn="0"/>
+          <w:trHeight w:val="227"/>
+        </w:trPr>
+        <w:tc>
+          <w:tcPr>
+            <w:cnfStyle w:val="001000000000" w:firstRow="0" w:lastRow="0" w:firstColumn="1" w:lastColumn="0" w:oddVBand="0" w:evenVBand="0" w:oddHBand="0" w:evenHBand="0" w:firstRowFirstColumn="0" w:firstRowLastColumn="0" w:lastRowFirstColumn="0" w:lastRowLastColumn="0"/>
+            <w:tcW w:w="1865" w:type="dxa"/>
+          </w:tcPr>
+          <w:p>
+            <w:r>
+              <w:t>Atribut</w:t>
+            </w:r>
+          </w:p>
+        </w:tc>
+        <w:tc>
+          <w:tcPr>
+            <w:tcW w:w="1863" w:type="dxa"/>
+          </w:tcPr>
+          <w:p>
+            <w:pPr>
+              <w:cnfStyle w:val="100000000000" w:firstRow="1" w:lastRow="0" w:firstColumn="0" w:lastColumn="0" w:oddVBand="0" w:evenVBand="0" w:oddHBand="0" w:evenHBand="0" w:firstRowFirstColumn="0" w:firstRowLastColumn="0" w:lastRowFirstColumn="0" w:lastRowLastColumn="0"/>
+            </w:pPr>
+            <w:r>
+              <w:t>Datový typ</w:t>
+            </w:r>
+          </w:p>
+        </w:tc>
+        <w:tc>
+          <w:tcPr>
+            <w:tcW w:w="1864" w:type="dxa"/>
+          </w:tcPr>
+          <w:p>
+            <w:pPr>
+              <w:cnfStyle w:val="100000000000" w:firstRow="1" w:lastRow="0" w:firstColumn="0" w:lastColumn="0" w:oddVBand="0" w:evenVBand="0" w:oddHBand="0" w:evenHBand="0" w:firstRowFirstColumn="0" w:firstRowLastColumn="0" w:lastRowFirstColumn="0" w:lastRowLastColumn="0"/>
+            </w:pPr>
+            <w:r>
+              <w:t>Povinnost</w:t>
+            </w:r>
+          </w:p>
+        </w:tc>
+        <w:tc>
+          <w:tcPr>
+            <w:tcW w:w="1864" w:type="dxa"/>
+          </w:tcPr>
+          <w:p>
+            <w:pPr>
+              <w:cnfStyle w:val="100000000000" w:firstRow="1" w:lastRow="0" w:firstColumn="0" w:lastColumn="0" w:oddVBand="0" w:evenVBand="0" w:oddHBand="0" w:evenHBand="0" w:firstRowFirstColumn="0" w:firstRowLastColumn="0" w:lastRowFirstColumn="0" w:lastRowLastColumn="0"/>
+            </w:pPr>
+            <w:r>
+              <w:t>Typ klíče</w:t>
+            </w:r>
+          </w:p>
+        </w:tc>
+      </w:tr>
+      <w:tr>
+        <w:trPr>
+          <w:trHeight w:val="233"/>
+        </w:trPr>
+        <w:tc>
+          <w:tcPr>
+            <w:cnfStyle w:val="001000000000" w:firstRow="0" w:lastRow="0" w:firstColumn="1" w:lastColumn="0" w:oddVBand="0" w:evenVBand="0" w:oddHBand="0" w:evenHBand="0" w:firstRowFirstColumn="0" w:firstRowLastColumn="0" w:lastRowFirstColumn="0" w:lastRowLastColumn="0"/>
+            <w:tcW w:w="1865" w:type="dxa"/>
+          </w:tcPr>
+          <w:p>
+            <w:pPr>
+              <w:pStyle w:val="Kd"/>
+              <w:rPr>
+                <w:b w:val="0"/>
+                <w:bCs w:val="0"/>
+              </w:rPr>
+            </w:pPr>
+            <w:proofErr w:type="spellStart"/>
+            <w:r>
+              <w:rPr>
+                <w:b w:val="0"/>
+                <w:bCs w:val="0"/>
+              </w:rPr>
+              <w:t>subjectId</w:t>
+            </w:r>
+            <w:proofErr w:type="spellEnd"/>
+          </w:p>
+        </w:tc>
+        <w:tc>
+          <w:tcPr>
+            <w:tcW w:w="1863" w:type="dxa"/>
+          </w:tcPr>
+          <w:p>
+            <w:pPr>
+              <w:pStyle w:val="Kd"/>
+              <w:cnfStyle w:val="000000000000" w:firstRow="0" w:lastRow="0" w:firstColumn="0" w:lastColumn="0" w:oddVBand="0" w:evenVBand="0" w:oddHBand="0" w:evenHBand="0" w:firstRowFirstColumn="0" w:firstRowLastColumn="0" w:lastRowFirstColumn="0" w:lastRowLastColumn="0"/>
+            </w:pPr>
+            <w:r>
+              <w:t>INT</w:t>
+            </w:r>
+          </w:p>
+        </w:tc>
+        <w:tc>
+          <w:tcPr>
+            <w:tcW w:w="1864" w:type="dxa"/>
+          </w:tcPr>
+          <w:p>
+            <w:pPr>
+              <w:cnfStyle w:val="000000000000" w:firstRow="0" w:lastRow="0" w:firstColumn="0" w:lastColumn="0" w:oddVBand="0" w:evenVBand="0" w:oddHBand="0" w:evenHBand="0" w:firstRowFirstColumn="0" w:firstRowLastColumn="0" w:lastRowFirstColumn="0" w:lastRowLastColumn="0"/>
+            </w:pPr>
+            <w:r>
+              <w:t>Ano</w:t>
+            </w:r>
+          </w:p>
+        </w:tc>
+        <w:tc>
+          <w:tcPr>
+            <w:tcW w:w="1864" w:type="dxa"/>
+          </w:tcPr>
+          <w:p>
+            <w:pPr>
+              <w:cnfStyle w:val="000000000000" w:firstRow="0" w:lastRow="0" w:firstColumn="0" w:lastColumn="0" w:oddVBand="0" w:evenVBand="0" w:oddHBand="0" w:evenHBand="0" w:firstRowFirstColumn="0" w:firstRowLastColumn="0" w:lastRowFirstColumn="0" w:lastRowLastColumn="0"/>
+            </w:pPr>
+            <w:r>
+              <w:t>Primární</w:t>
+            </w:r>
+          </w:p>
+        </w:tc>
+      </w:tr>
+      <w:tr>
+        <w:trPr>
+          <w:trHeight w:val="222"/>
+        </w:trPr>
+        <w:tc>
+          <w:tcPr>
+            <w:cnfStyle w:val="001000000000" w:firstRow="0" w:lastRow="0" w:firstColumn="1" w:lastColumn="0" w:oddVBand="0" w:evenVBand="0" w:oddHBand="0" w:evenHBand="0" w:firstRowFirstColumn="0" w:firstRowLastColumn="0" w:lastRowFirstColumn="0" w:lastRowLastColumn="0"/>
+            <w:tcW w:w="1865" w:type="dxa"/>
+          </w:tcPr>
+          <w:p>
+            <w:pPr>
+              <w:pStyle w:val="Kd"/>
+              <w:rPr>
+                <w:b w:val="0"/>
+                <w:bCs w:val="0"/>
+              </w:rPr>
+            </w:pPr>
+            <w:proofErr w:type="spellStart"/>
+            <w:r>
+              <w:rPr>
+                <w:b w:val="0"/>
+                <w:bCs w:val="0"/>
+              </w:rPr>
+              <w:t>name</w:t>
+            </w:r>
+            <w:proofErr w:type="spellEnd"/>
+          </w:p>
+        </w:tc>
+        <w:tc>
+          <w:tcPr>
+            <w:tcW w:w="1863" w:type="dxa"/>
+          </w:tcPr>
+          <w:p>
+            <w:pPr>
+              <w:cnfStyle w:val="000000000000" w:firstRow="0" w:lastRow="0" w:firstColumn="0" w:lastColumn="0" w:oddVBand="0" w:evenVBand="0" w:oddHBand="0" w:evenHBand="0" w:firstRowFirstColumn="0" w:firstRowLastColumn="0" w:lastRowFirstColumn="0" w:lastRowLastColumn="0"/>
+            </w:pPr>
+          </w:p>
+        </w:tc>
+        <w:tc>
+          <w:tcPr>
+            <w:tcW w:w="1864" w:type="dxa"/>
+          </w:tcPr>
+          <w:p>
+            <w:pPr>
+              <w:cnfStyle w:val="000000000000" w:firstRow="0" w:lastRow="0" w:firstColumn="0" w:lastColumn="0" w:oddVBand="0" w:evenVBand="0" w:oddHBand="0" w:evenHBand="0" w:firstRowFirstColumn="0" w:firstRowLastColumn="0" w:lastRowFirstColumn="0" w:lastRowLastColumn="0"/>
+            </w:pPr>
+            <w:r>
+              <w:t>Ano</w:t>
+            </w:r>
+          </w:p>
+        </w:tc>
+        <w:tc>
+          <w:tcPr>
+            <w:tcW w:w="1864" w:type="dxa"/>
+          </w:tcPr>
+          <w:p>
+            <w:pPr>
+              <w:cnfStyle w:val="000000000000" w:firstRow="0" w:lastRow="0" w:firstColumn="0" w:lastColumn="0" w:oddVBand="0" w:evenVBand="0" w:oddHBand="0" w:evenHBand="0" w:firstRowFirstColumn="0" w:firstRowLastColumn="0" w:lastRowFirstColumn="0" w:lastRowLastColumn="0"/>
+            </w:pPr>
+          </w:p>
+        </w:tc>
+      </w:tr>
+      <w:tr>
+        <w:trPr>
+          <w:trHeight w:val="227"/>
+        </w:trPr>
+        <w:tc>
+          <w:tcPr>
+            <w:cnfStyle w:val="001000000000" w:firstRow="0" w:lastRow="0" w:firstColumn="1" w:lastColumn="0" w:oddVBand="0" w:evenVBand="0" w:oddHBand="0" w:evenHBand="0" w:firstRowFirstColumn="0" w:firstRowLastColumn="0" w:lastRowFirstColumn="0" w:lastRowLastColumn="0"/>
+            <w:tcW w:w="1865" w:type="dxa"/>
+          </w:tcPr>
+          <w:p>
+            <w:pPr>
+              <w:pStyle w:val="Kd"/>
+              <w:rPr>
+                <w:b w:val="0"/>
+                <w:bCs w:val="0"/>
+              </w:rPr>
+            </w:pPr>
+            <w:proofErr w:type="spellStart"/>
+            <w:r>
+              <w:rPr>
+                <w:b w:val="0"/>
+                <w:bCs w:val="0"/>
+              </w:rPr>
+              <w:t>abbreviation</w:t>
+            </w:r>
+            <w:proofErr w:type="spellEnd"/>
+          </w:p>
+        </w:tc>
+        <w:tc>
+          <w:tcPr>
+            <w:tcW w:w="1863" w:type="dxa"/>
+          </w:tcPr>
+          <w:p>
+            <w:pPr>
+              <w:cnfStyle w:val="000000000000" w:firstRow="0" w:lastRow="0" w:firstColumn="0" w:lastColumn="0" w:oddVBand="0" w:evenVBand="0" w:oddHBand="0" w:evenHBand="0" w:firstRowFirstColumn="0" w:firstRowLastColumn="0" w:lastRowFirstColumn="0" w:lastRowLastColumn="0"/>
+            </w:pPr>
+          </w:p>
+        </w:tc>
+        <w:tc>
+          <w:tcPr>
+            <w:tcW w:w="1864" w:type="dxa"/>
+          </w:tcPr>
+          <w:p>
+            <w:pPr>
+              <w:cnfStyle w:val="000000000000" w:firstRow="0" w:lastRow="0" w:firstColumn="0" w:lastColumn="0" w:oddVBand="0" w:evenVBand="0" w:oddHBand="0" w:evenHBand="0" w:firstRowFirstColumn="0" w:firstRowLastColumn="0" w:lastRowFirstColumn="0" w:lastRowLastColumn="0"/>
+            </w:pPr>
+            <w:r>
+              <w:t>Ano</w:t>
+            </w:r>
+          </w:p>
+        </w:tc>
+        <w:tc>
+          <w:tcPr>
+            <w:tcW w:w="1864" w:type="dxa"/>
+          </w:tcPr>
+          <w:p>
+            <w:pPr>
+              <w:cnfStyle w:val="000000000000" w:firstRow="0" w:lastRow="0" w:firstColumn="0" w:lastColumn="0" w:oddVBand="0" w:evenVBand="0" w:oddHBand="0" w:evenHBand="0" w:firstRowFirstColumn="0" w:firstRowLastColumn="0" w:lastRowFirstColumn="0" w:lastRowLastColumn="0"/>
+            </w:pPr>
+          </w:p>
+        </w:tc>
+      </w:tr>
+      <w:tr>
+        <w:trPr>
+          <w:trHeight w:val="222"/>
+        </w:trPr>
+        <w:tc>
+          <w:tcPr>
+            <w:cnfStyle w:val="001000000000" w:firstRow="0" w:lastRow="0" w:firstColumn="1" w:lastColumn="0" w:oddVBand="0" w:evenVBand="0" w:oddHBand="0" w:evenHBand="0" w:firstRowFirstColumn="0" w:firstRowLastColumn="0" w:lastRowFirstColumn="0" w:lastRowLastColumn="0"/>
+            <w:tcW w:w="1865" w:type="dxa"/>
+          </w:tcPr>
+          <w:p>
+            <w:pPr>
+              <w:pStyle w:val="Kd"/>
+              <w:rPr>
+                <w:b w:val="0"/>
+                <w:bCs w:val="0"/>
+              </w:rPr>
+            </w:pPr>
+            <w:proofErr w:type="spellStart"/>
+            <w:r>
+              <w:rPr>
+                <w:b w:val="0"/>
+                <w:bCs w:val="0"/>
+              </w:rPr>
+              <w:t>Description</w:t>
+            </w:r>
+            <w:proofErr w:type="spellEnd"/>
+          </w:p>
+        </w:tc>
+        <w:tc>
+          <w:tcPr>
+            <w:tcW w:w="1863" w:type="dxa"/>
+          </w:tcPr>
+          <w:p>
+            <w:pPr>
+              <w:cnfStyle w:val="000000000000" w:firstRow="0" w:lastRow="0" w:firstColumn="0" w:lastColumn="0" w:oddVBand="0" w:evenVBand="0" w:oddHBand="0" w:evenHBand="0" w:firstRowFirstColumn="0" w:firstRowLastColumn="0" w:lastRowFirstColumn="0" w:lastRowLastColumn="0"/>
+            </w:pPr>
+          </w:p>
+        </w:tc>
+        <w:tc>
+          <w:tcPr>
+            <w:tcW w:w="1864" w:type="dxa"/>
+          </w:tcPr>
+          <w:p>
+            <w:pPr>
+              <w:cnfStyle w:val="000000000000" w:firstRow="0" w:lastRow="0" w:firstColumn="0" w:lastColumn="0" w:oddVBand="0" w:evenVBand="0" w:oddHBand="0" w:evenHBand="0" w:firstRowFirstColumn="0" w:firstRowLastColumn="0" w:lastRowFirstColumn="0" w:lastRowLastColumn="0"/>
+            </w:pPr>
+            <w:r>
+              <w:t>Ne</w:t>
+            </w:r>
+          </w:p>
+        </w:tc>
+        <w:tc>
+          <w:tcPr>
+            <w:tcW w:w="1864" w:type="dxa"/>
+          </w:tcPr>
+          <w:p>
+            <w:pPr>
+              <w:cnfStyle w:val="000000000000" w:firstRow="0" w:lastRow="0" w:firstColumn="0" w:lastColumn="0" w:oddVBand="0" w:evenVBand="0" w:oddHBand="0" w:evenHBand="0" w:firstRowFirstColumn="0" w:firstRowLastColumn="0" w:lastRowFirstColumn="0" w:lastRowLastColumn="0"/>
+            </w:pPr>
+          </w:p>
+        </w:tc>
+      </w:tr>
+    </w:tbl>
+    <w:p/>
+    <w:p>
+      <w:pPr>
+        <w:spacing w:before="0" w:after="160" w:line="259" w:lineRule="auto"/>
+      </w:pPr>
+      <w:r>
+        <w:br w:type="page"/>
+      </w:r>
+    </w:p>
+    <w:p>
+      <w:pPr>
+        <w:pStyle w:val="Neslovannadpis"/>
+      </w:pPr>
+      <w:r>
+        <w:lastRenderedPageBreak/>
+        <w:t>Seznam použitých pojmů a zkratek</w:t>
+      </w:r>
+    </w:p>
+    <w:p>
+      <w:pPr>
+        <w:ind w:firstLine="360"/>
+      </w:pPr>
+      <w:r>
+        <w:rPr>
+          <w:b/>
+          <w:bCs/>
+        </w:rPr>
+        <w:t>AI</w:t>
+      </w:r>
+      <w:r>
+        <w:t xml:space="preserve"> (</w:t>
+      </w:r>
+      <w:r>
+        <w:rPr>
+          <w:i/>
+          <w:iCs/>
+        </w:rPr>
+        <w:t>neboli</w:t>
+      </w:r>
+      <w:r>
+        <w:t xml:space="preserve"> </w:t>
+      </w:r>
+      <w:proofErr w:type="spellStart"/>
+      <w:r>
+        <w:rPr>
+          <w:b/>
+          <w:bCs/>
+          <w:i/>
+          <w:iCs/>
+        </w:rPr>
+        <w:t>artificial</w:t>
+      </w:r>
+      <w:proofErr w:type="spellEnd"/>
+      <w:r>
+        <w:rPr>
+          <w:b/>
+          <w:bCs/>
+          <w:i/>
+          <w:iCs/>
+        </w:rPr>
+        <w:t xml:space="preserve"> </w:t>
+      </w:r>
+      <w:proofErr w:type="spellStart"/>
+      <w:r>
+        <w:rPr>
+          <w:b/>
+          <w:bCs/>
+          <w:i/>
+          <w:iCs/>
+        </w:rPr>
+        <w:t>intelligence</w:t>
+      </w:r>
+      <w:proofErr w:type="spellEnd"/>
+      <w:r>
+        <w:t xml:space="preserve"> – česky</w:t>
+      </w:r>
+      <w:r>
+        <w:t xml:space="preserve"> </w:t>
+      </w:r>
+      <w:r>
+        <w:rPr>
+          <w:b/>
+          <w:bCs/>
+          <w:i/>
+          <w:iCs/>
+        </w:rPr>
+        <w:t>umělá</w:t>
+      </w:r>
+      <w:r>
+        <w:rPr>
+          <w:b/>
+          <w:bCs/>
+        </w:rPr>
+        <w:t xml:space="preserve"> </w:t>
+      </w:r>
+      <w:r>
+        <w:rPr>
+          <w:b/>
+          <w:bCs/>
+          <w:i/>
+          <w:iCs/>
+        </w:rPr>
+        <w:t>inteligence</w:t>
+      </w:r>
+      <w:r>
+        <w:t>)</w:t>
+      </w:r>
+      <w:r>
+        <w:t xml:space="preserve"> je obor informatiky, který se zabývá tvorbou systémů schopných vykazovat rysy lidské inteligence – například učení, rozhodování a řešení problémů – prostřednictvím algoritmů a strojového učení.</w:t>
+      </w:r>
+    </w:p>
+    <w:p>
+      <w:pPr>
+        <w:ind w:firstLine="360"/>
+      </w:pPr>
+      <w:r>
+        <w:rPr>
+          <w:b/>
+          <w:bCs/>
+        </w:rPr>
+        <w:t>AI halucinace</w:t>
+      </w:r>
+      <w:r>
+        <w:t xml:space="preserve"> označuje fenomén, kdy umělá inteligence generuje nesprávné, smyšlené nebo nesouvisející informace bez opory v ověřitelných datech, což může vést k nepřesným či zavádějícím výsledkům.</w:t>
+      </w:r>
+    </w:p>
+    <w:p>
+      <w:pPr>
+        <w:ind w:firstLine="360"/>
+      </w:pPr>
+      <w:r>
+        <w:rPr>
+          <w:b/>
+          <w:bCs/>
+        </w:rPr>
+        <w:t>Prompt</w:t>
+      </w:r>
+      <w:r>
+        <w:t xml:space="preserve"> je vstupní dotaz nebo instrukce, kterou uživatel poskytuje systému umělé inteligence, aby vyvolal konkrétní odpověď či akci. </w:t>
+      </w:r>
+    </w:p>
+    <w:p>
+      <w:pPr>
+        <w:ind w:firstLine="360"/>
+      </w:pPr>
+      <w:proofErr w:type="spellStart"/>
+      <w:r>
+        <w:rPr>
+          <w:b/>
+          <w:bCs/>
+        </w:rPr>
+        <w:t>Promptování</w:t>
+      </w:r>
+      <w:proofErr w:type="spellEnd"/>
+      <w:r>
+        <w:t xml:space="preserve"> je proces formulování</w:t>
+      </w:r>
+      <w:r>
+        <w:t xml:space="preserve"> a</w:t>
+      </w:r>
+      <w:r>
+        <w:t xml:space="preserve"> zadávání promptů.</w:t>
+      </w:r>
+    </w:p>
+    <w:p>
+      <w:pPr>
+        <w:ind w:firstLine="360"/>
+        <w:rPr>
+          <w:rFonts w:eastAsiaTheme="majorEastAsia"/>
+        </w:rPr>
+      </w:pPr>
+      <w:r>
+        <w:rPr>
+          <w:rFonts w:eastAsiaTheme="majorEastAsia"/>
+          <w:b/>
+          <w:bCs/>
+        </w:rPr>
+        <w:t>XML</w:t>
+      </w:r>
+      <w:r>
+        <w:rPr>
+          <w:rFonts w:eastAsiaTheme="majorEastAsia"/>
+        </w:rPr>
+        <w:t xml:space="preserve"> (</w:t>
+      </w:r>
+      <w:proofErr w:type="spellStart"/>
+      <w:r>
+        <w:rPr>
+          <w:rFonts w:eastAsiaTheme="majorEastAsia"/>
+        </w:rPr>
+        <w:t>eXtensible</w:t>
+      </w:r>
+      <w:proofErr w:type="spellEnd"/>
+      <w:r>
+        <w:rPr>
+          <w:rFonts w:eastAsiaTheme="majorEastAsia"/>
+        </w:rPr>
+        <w:t xml:space="preserve"> </w:t>
+      </w:r>
+      <w:proofErr w:type="spellStart"/>
+      <w:r>
+        <w:rPr>
+          <w:rFonts w:eastAsiaTheme="majorEastAsia"/>
+        </w:rPr>
+        <w:t>Markup</w:t>
+      </w:r>
+      <w:proofErr w:type="spellEnd"/>
+      <w:r>
+        <w:rPr>
+          <w:rFonts w:eastAsiaTheme="majorEastAsia"/>
+        </w:rPr>
+        <w:t xml:space="preserve"> </w:t>
+      </w:r>
+      <w:proofErr w:type="spellStart"/>
+      <w:r>
+        <w:rPr>
+          <w:rFonts w:eastAsiaTheme="majorEastAsia"/>
+        </w:rPr>
+        <w:t>Language</w:t>
+      </w:r>
+      <w:proofErr w:type="spellEnd"/>
+      <w:r>
+        <w:rPr>
+          <w:rFonts w:eastAsiaTheme="majorEastAsia"/>
+        </w:rPr>
+        <w:t>) je značkovací jazyk určený pro strukturované ukládání a přenos dat. Umožňuje definovat vlastní tagy a hierarchickou strukturu, což usnadňuje formátování, sdílení a interpretaci dat mezi různými systémy.</w:t>
+      </w:r>
+    </w:p>
+    <w:p>
+      <w:pPr>
         <w:spacing w:before="0" w:after="160" w:line="259" w:lineRule="auto"/>
         <w:ind w:firstLine="360"/>
       </w:pPr>
@@ -5325,6 +6377,40 @@
       </w:r>
       <w:r>
         <w:t xml:space="preserve"> souboru) za účelem jejich rozdělení a převedení do strukturované formy, kterou může program snadno zpracovat. Tento proces umožňuje extrakci a organizaci informací z textového nebo jiného formátu.</w:t>
+      </w:r>
+    </w:p>
+    <w:p>
+      <w:pPr>
+        <w:spacing w:before="0" w:after="160" w:line="259" w:lineRule="auto"/>
+        <w:ind w:firstLine="360"/>
+        <w:rPr>
+          <w:b/>
+          <w:bCs/>
+        </w:rPr>
+      </w:pPr>
+      <w:r>
+        <w:rPr>
+          <w:b/>
+          <w:bCs/>
+        </w:rPr>
+        <w:t>E-R model</w:t>
+      </w:r>
+    </w:p>
+    <w:p>
+      <w:pPr>
+        <w:spacing w:before="0" w:after="160" w:line="259" w:lineRule="auto"/>
+        <w:ind w:firstLine="360"/>
+        <w:rPr>
+          <w:b/>
+          <w:bCs/>
+        </w:rPr>
+      </w:pPr>
+      <w:r>
+        <w:rPr>
+          <w:b/>
+          <w:bCs/>
+        </w:rPr>
+        <w:t>UI</w:t>
       </w:r>
     </w:p>
     <w:p>
@@ -5367,7 +6453,7 @@
       <w:r>
         <w:t>. Online. Wikipedie. 2025. Dostupné z: </w:t>
       </w:r>
-      <w:hyperlink r:id="rId11" w:history="1">
+      <w:hyperlink r:id="rId12" w:history="1">
         <w:r>
           <w:rPr>
             <w:rStyle w:val="Hypertextovodkaz"/>
@@ -5427,7 +6513,7 @@
       <w:r>
         <w:t>. 2024. Dostupné z: </w:t>
       </w:r>
-      <w:hyperlink r:id="rId12" w:history="1">
+      <w:hyperlink r:id="rId13" w:history="1">
         <w:r>
           <w:rPr>
             <w:rStyle w:val="Hypertextovodkaz"/>
@@ -5481,7 +6567,7 @@
       <w:r>
         <w:t xml:space="preserve"> Data Science. 2024. Dostupné z: </w:t>
       </w:r>
-      <w:hyperlink r:id="rId13" w:history="1">
+      <w:hyperlink r:id="rId14" w:history="1">
         <w:r>
           <w:rPr>
             <w:rStyle w:val="Hypertextovodkaz"/>
@@ -5540,7 +6626,7 @@
       <w:r>
         <w:t>. 2024. Dostupné z: </w:t>
       </w:r>
-      <w:hyperlink r:id="rId14" w:history="1">
+      <w:hyperlink r:id="rId15" w:history="1">
         <w:r>
           <w:rPr>
             <w:rStyle w:val="Hypertextovodkaz"/>
@@ -5574,7 +6660,7 @@
       <w:r>
         <w:t>. Online. Oracle. 2025. Dostupné z: </w:t>
       </w:r>
-      <w:hyperlink r:id="rId15" w:history="1">
+      <w:hyperlink r:id="rId16" w:history="1">
         <w:r>
           <w:rPr>
             <w:rStyle w:val="Hypertextovodkaz"/>
@@ -5623,7 +6709,7 @@
       <w:r>
         <w:t>z: </w:t>
       </w:r>
-      <w:hyperlink r:id="rId16" w:history="1">
+      <w:hyperlink r:id="rId17" w:history="1">
         <w:r>
           <w:rPr>
             <w:rStyle w:val="Hypertextovodkaz"/>
@@ -5674,7 +6760,7 @@
       <w:r>
         <w:t>. 2025. Dostupné z: </w:t>
       </w:r>
-      <w:hyperlink r:id="rId17" w:history="1">
+      <w:hyperlink r:id="rId18" w:history="1">
         <w:r>
           <w:rPr>
             <w:rStyle w:val="Hypertextovodkaz"/>
@@ -5742,7 +6828,7 @@
       <w:r>
         <w:t>. 2025. Dostupné z: </w:t>
       </w:r>
-      <w:hyperlink r:id="rId18" w:history="1">
+      <w:hyperlink r:id="rId19" w:history="1">
         <w:r>
           <w:rPr>
             <w:rStyle w:val="Hypertextovodkaz"/>
@@ -5838,7 +6924,7 @@
       <w:r>
         <w:t xml:space="preserve"> Project. 2025. Dostupné z: </w:t>
       </w:r>
-      <w:hyperlink r:id="rId19" w:history="1">
+      <w:hyperlink r:id="rId20" w:history="1">
         <w:r>
           <w:rPr>
             <w:rStyle w:val="Hypertextovodkaz"/>
@@ -5872,7 +6958,7 @@
       <w:r>
         <w:t>. Online. Git. 2025. Dostupné z: </w:t>
       </w:r>
-      <w:hyperlink r:id="rId20" w:history="1">
+      <w:hyperlink r:id="rId21" w:history="1">
         <w:r>
           <w:rPr>
             <w:rStyle w:val="Hypertextovodkaz"/>
@@ -5916,7 +7002,7 @@
       <w:r>
         <w:t>. 2025. Dostupné z: </w:t>
       </w:r>
-      <w:hyperlink r:id="rId21" w:history="1">
+      <w:hyperlink r:id="rId22" w:history="1">
         <w:r>
           <w:rPr>
             <w:rStyle w:val="Hypertextovodkaz"/>
@@ -5966,7 +7052,7 @@
       <w:r>
         <w:t>. 2025. Dostupné z: </w:t>
       </w:r>
-      <w:hyperlink r:id="rId22" w:history="1">
+      <w:hyperlink r:id="rId23" w:history="1">
         <w:r>
           <w:rPr>
             <w:rStyle w:val="Hypertextovodkaz"/>
@@ -6010,7 +7096,7 @@
       <w:r>
         <w:t>. 2025. Dostupné z: </w:t>
       </w:r>
-      <w:hyperlink r:id="rId23" w:history="1">
+      <w:hyperlink r:id="rId24" w:history="1">
         <w:r>
           <w:rPr>
             <w:rStyle w:val="Hypertextovodkaz"/>
@@ -6060,7 +7146,7 @@
       <w:r>
         <w:t>. 2025. Dostupné z: </w:t>
       </w:r>
-      <w:hyperlink r:id="rId24" w:history="1">
+      <w:hyperlink r:id="rId25" w:history="1">
         <w:r>
           <w:rPr>
             <w:rStyle w:val="Hypertextovodkaz"/>
@@ -6133,7 +7219,7 @@
       <w:r>
         <w:t xml:space="preserve"> POI. 2025. Dostupné z: </w:t>
       </w:r>
-      <w:hyperlink r:id="rId25" w:history="1">
+      <w:hyperlink r:id="rId26" w:history="1">
         <w:r>
           <w:rPr>
             <w:rStyle w:val="Hypertextovodkaz"/>
@@ -6167,7 +7253,7 @@
       <w:r>
         <w:t>. Online. XML. 2025. Dostupné z: </w:t>
       </w:r>
-      <w:hyperlink r:id="rId26" w:history="1">
+      <w:hyperlink r:id="rId27" w:history="1">
         <w:r>
           <w:rPr>
             <w:rStyle w:val="Hypertextovodkaz"/>
@@ -6217,7 +7303,7 @@
       <w:r>
         <w:t>. 2025. Dostupné z: </w:t>
       </w:r>
-      <w:hyperlink r:id="rId27" w:history="1">
+      <w:hyperlink r:id="rId28" w:history="1">
         <w:r>
           <w:rPr>
             <w:rStyle w:val="Hypertextovodkaz"/>
@@ -6259,7 +7345,7 @@
       <w:r>
         <w:t>. Online. JSON. 2025. Dostupné z: </w:t>
       </w:r>
-      <w:hyperlink r:id="rId28" w:history="1">
+      <w:hyperlink r:id="rId29" w:history="1">
         <w:r>
           <w:rPr>
             <w:rStyle w:val="Hypertextovodkaz"/>
@@ -6333,7 +7419,7 @@
       <w:r>
         <w:t>. 2025. Dostupné z: </w:t>
       </w:r>
-      <w:hyperlink r:id="rId29" w:history="1">
+      <w:hyperlink r:id="rId30" w:history="1">
         <w:r>
           <w:rPr>
             <w:rStyle w:val="Hypertextovodkaz"/>
@@ -6395,7 +7481,7 @@
       <w:r>
         <w:t>. Online. XAMPP. 2025. Dostupné z: </w:t>
       </w:r>
-      <w:hyperlink r:id="rId30" w:history="1">
+      <w:hyperlink r:id="rId31" w:history="1">
         <w:r>
           <w:rPr>
             <w:rStyle w:val="Hypertextovodkaz"/>
@@ -6516,7 +7602,18 @@
       <w:pPr>
         <w:pStyle w:val="Neslovannadpis"/>
       </w:pPr>
-      <w:fldSimple w:instr=" TOC \h \z \a &quot;Obrázek&quot; "/>
+      <w:r>
+        <w:fldChar w:fldCharType="begin"/>
+      </w:r>
+      <w:r>
+        <w:instrText xml:space="preserve"> TOC \h \z \a "Obrázek" </w:instrText>
+      </w:r>
+      <w:r>
+        <w:fldChar w:fldCharType="separate"/>
+      </w:r>
+      <w:r>
+        <w:fldChar w:fldCharType="end"/>
+      </w:r>
       <w:r>
         <w:t>Seznam kódů</w:t>
       </w:r>
@@ -6528,11 +7625,22 @@
           <w:tab w:val="right" w:leader="dot" w:pos="9062"/>
         </w:tabs>
       </w:pPr>
-      <w:fldSimple w:instr=" TOC \h \z \a &quot;Kód&quot; "/>
+      <w:r>
+        <w:fldChar w:fldCharType="begin"/>
+      </w:r>
+      <w:r>
+        <w:instrText xml:space="preserve"> TOC \h \z \a "Kód" </w:instrText>
+      </w:r>
+      <w:r>
+        <w:fldChar w:fldCharType="separate"/>
+      </w:r>
+      <w:r>
+        <w:fldChar w:fldCharType="end"/>
+      </w:r>
     </w:p>
     <w:sectPr>
-      <w:headerReference w:type="default" r:id="rId31"/>
-      <w:headerReference w:type="first" r:id="rId32"/>
+      <w:headerReference w:type="default" r:id="rId32"/>
+      <w:headerReference w:type="first" r:id="rId33"/>
       <w:pgSz w:w="11906" w:h="16838"/>
       <w:pgMar w:top="1417" w:right="1417" w:bottom="1417" w:left="1417" w:header="708" w:footer="708" w:gutter="0"/>
       <w:pgNumType w:start="0"/>
@@ -8245,7 +9353,7 @@
   <w:abstractNum w:abstractNumId="12" w15:restartNumberingAfterBreak="0">
     <w:nsid w:val="10FC5665"/>
     <w:multiLevelType w:val="multilevel"/>
-    <w:tmpl w:val="73E0B444"/>
+    <w:tmpl w:val="C3CE4D00"/>
     <w:lvl w:ilvl="0">
       <w:start w:val="1"/>
       <w:numFmt w:val="decimal"/>
@@ -18999,7 +20107,7 @@
     <w:uiPriority w:val="9"/>
     <w:unhideWhenUsed/>
     <w:qFormat/>
-    <w:rsid w:val="00CA7A35"/>
+    <w:rsid w:val="00DF38A6"/>
     <w:pPr>
       <w:keepNext/>
       <w:keepLines/>
@@ -19014,7 +20122,7 @@
     <w:rPr>
       <w:rFonts w:eastAsiaTheme="majorEastAsia" w:cstheme="majorBidi"/>
       <w:color w:val="000000" w:themeColor="text1"/>
-      <w:sz w:val="28"/>
+      <w:sz w:val="32"/>
       <w:szCs w:val="32"/>
     </w:rPr>
   </w:style>
@@ -19027,7 +20135,7 @@
     <w:uiPriority w:val="9"/>
     <w:unhideWhenUsed/>
     <w:qFormat/>
-    <w:rsid w:val="00716B72"/>
+    <w:rsid w:val="00E03FE1"/>
     <w:pPr>
       <w:keepNext/>
       <w:keepLines/>
@@ -19035,7 +20143,7 @@
         <w:ilvl w:val="2"/>
         <w:numId w:val="8"/>
       </w:numPr>
-      <w:spacing w:before="160" w:after="80"/>
+      <w:spacing w:before="160" w:after="240"/>
       <w:outlineLvl w:val="2"/>
     </w:pPr>
     <w:rPr>
@@ -19246,12 +20354,12 @@
     <w:basedOn w:val="Standardnpsmoodstavce"/>
     <w:link w:val="Nadpis2"/>
     <w:uiPriority w:val="9"/>
-    <w:rsid w:val="00CA7A35"/>
+    <w:rsid w:val="00DF38A6"/>
     <w:rPr>
       <w:rFonts w:ascii="Cambria" w:eastAsiaTheme="majorEastAsia" w:hAnsi="Cambria" w:cstheme="majorBidi"/>
       <w:color w:val="000000" w:themeColor="text1"/>
       <w:kern w:val="0"/>
-      <w:sz w:val="28"/>
+      <w:sz w:val="32"/>
       <w:szCs w:val="32"/>
       <w:lang w:eastAsia="cs-CZ"/>
       <w14:ligatures w14:val="none"/>
@@ -19262,7 +20370,7 @@
     <w:basedOn w:val="Standardnpsmoodstavce"/>
     <w:link w:val="Nadpis3"/>
     <w:uiPriority w:val="9"/>
-    <w:rsid w:val="00716B72"/>
+    <w:rsid w:val="00E03FE1"/>
     <w:rPr>
       <w:rFonts w:ascii="Cambria" w:eastAsiaTheme="majorEastAsia" w:hAnsi="Cambria" w:cstheme="majorBidi"/>
       <w:color w:val="000000" w:themeColor="text1"/>
@@ -19962,6 +21070,404 @@
       <w14:ligatures w14:val="none"/>
     </w:rPr>
   </w:style>
+  <w:style w:type="paragraph" w:customStyle="1" w:styleId="Kdvnadpisu">
+    <w:name w:val="Kód v nadpisu"/>
+    <w:basedOn w:val="Kd"/>
+    <w:next w:val="Normln"/>
+    <w:link w:val="KdvnadpisuChar"/>
+    <w:qFormat/>
+    <w:rsid w:val="00E03FE1"/>
+    <w:pPr>
+      <w:numPr>
+        <w:ilvl w:val="2"/>
+        <w:numId w:val="8"/>
+      </w:numPr>
+      <w:spacing w:after="240"/>
+    </w:pPr>
+    <w:rPr>
+      <w:sz w:val="23"/>
+    </w:rPr>
+  </w:style>
+  <w:style w:type="character" w:customStyle="1" w:styleId="KdvnadpisuChar">
+    <w:name w:val="Kód v nadpisu Char"/>
+    <w:basedOn w:val="KdChar"/>
+    <w:link w:val="Kdvnadpisu"/>
+    <w:rsid w:val="00E03FE1"/>
+    <w:rPr>
+      <w:rFonts w:ascii="Consolas" w:eastAsia="Times New Roman" w:hAnsi="Consolas" w:cs="Times New Roman"/>
+      <w:kern w:val="0"/>
+      <w:sz w:val="23"/>
+      <w:szCs w:val="20"/>
+      <w:lang w:eastAsia="cs-CZ"/>
+      <w14:ligatures w14:val="none"/>
+    </w:rPr>
+  </w:style>
+  <w:style w:type="table" w:styleId="Mkatabulky">
+    <w:name w:val="Table Grid"/>
+    <w:basedOn w:val="Normlntabulka"/>
+    <w:uiPriority w:val="39"/>
+    <w:rsid w:val="004E69A9"/>
+    <w:pPr>
+      <w:spacing w:after="0" w:line="240" w:lineRule="auto"/>
+    </w:pPr>
+    <w:tblPr>
+      <w:tblBorders>
+        <w:top w:val="single" w:sz="4" w:space="0" w:color="auto"/>
+        <w:left w:val="single" w:sz="4" w:space="0" w:color="auto"/>
+        <w:bottom w:val="single" w:sz="4" w:space="0" w:color="auto"/>
+        <w:right w:val="single" w:sz="4" w:space="0" w:color="auto"/>
+        <w:insideH w:val="single" w:sz="4" w:space="0" w:color="auto"/>
+        <w:insideV w:val="single" w:sz="4" w:space="0" w:color="auto"/>
+      </w:tblBorders>
+    </w:tblPr>
+  </w:style>
+  <w:style w:type="table" w:styleId="Tabulkasmkou4">
+    <w:name w:val="Grid Table 4"/>
+    <w:basedOn w:val="Normlntabulka"/>
+    <w:uiPriority w:val="49"/>
+    <w:rsid w:val="004E69A9"/>
+    <w:pPr>
+      <w:spacing w:after="0" w:line="240" w:lineRule="auto"/>
+    </w:pPr>
+    <w:tblPr>
+      <w:tblStyleRowBandSize w:val="1"/>
+      <w:tblStyleColBandSize w:val="1"/>
+      <w:tblBorders>
+        <w:top w:val="single" w:sz="4" w:space="0" w:color="666666" w:themeColor="text1" w:themeTint="99"/>
+        <w:left w:val="single" w:sz="4" w:space="0" w:color="666666" w:themeColor="text1" w:themeTint="99"/>
+        <w:bottom w:val="single" w:sz="4" w:space="0" w:color="666666" w:themeColor="text1" w:themeTint="99"/>
+        <w:right w:val="single" w:sz="4" w:space="0" w:color="666666" w:themeColor="text1" w:themeTint="99"/>
+        <w:insideH w:val="single" w:sz="4" w:space="0" w:color="666666" w:themeColor="text1" w:themeTint="99"/>
+        <w:insideV w:val="single" w:sz="4" w:space="0" w:color="666666" w:themeColor="text1" w:themeTint="99"/>
+      </w:tblBorders>
+    </w:tblPr>
+    <w:tblStylePr w:type="firstRow">
+      <w:rPr>
+        <w:b/>
+        <w:bCs/>
+        <w:color w:val="FFFFFF" w:themeColor="background1"/>
+      </w:rPr>
+      <w:tblPr/>
+      <w:tcPr>
+        <w:tcBorders>
+          <w:top w:val="single" w:sz="4" w:space="0" w:color="000000" w:themeColor="text1"/>
+          <w:left w:val="single" w:sz="4" w:space="0" w:color="000000" w:themeColor="text1"/>
+          <w:bottom w:val="single" w:sz="4" w:space="0" w:color="000000" w:themeColor="text1"/>
+          <w:right w:val="single" w:sz="4" w:space="0" w:color="000000" w:themeColor="text1"/>
+          <w:insideH w:val="nil"/>
+          <w:insideV w:val="nil"/>
+        </w:tcBorders>
+        <w:shd w:val="clear" w:color="auto" w:fill="000000" w:themeFill="text1"/>
+      </w:tcPr>
+    </w:tblStylePr>
+    <w:tblStylePr w:type="lastRow">
+      <w:rPr>
+        <w:b/>
+        <w:bCs/>
+      </w:rPr>
+      <w:tblPr/>
+      <w:tcPr>
+        <w:tcBorders>
+          <w:top w:val="double" w:sz="4" w:space="0" w:color="000000" w:themeColor="text1"/>
+        </w:tcBorders>
+      </w:tcPr>
+    </w:tblStylePr>
+    <w:tblStylePr w:type="firstCol">
+      <w:rPr>
+        <w:b/>
+        <w:bCs/>
+      </w:rPr>
+    </w:tblStylePr>
+    <w:tblStylePr w:type="lastCol">
+      <w:rPr>
+        <w:b/>
+        <w:bCs/>
+      </w:rPr>
+    </w:tblStylePr>
+    <w:tblStylePr w:type="band1Vert">
+      <w:tblPr/>
+      <w:tcPr>
+        <w:shd w:val="clear" w:color="auto" w:fill="CCCCCC" w:themeFill="text1" w:themeFillTint="33"/>
+      </w:tcPr>
+    </w:tblStylePr>
+    <w:tblStylePr w:type="band1Horz">
+      <w:tblPr/>
+      <w:tcPr>
+        <w:shd w:val="clear" w:color="auto" w:fill="CCCCCC" w:themeFill="text1" w:themeFillTint="33"/>
+      </w:tcPr>
+    </w:tblStylePr>
+  </w:style>
+  <w:style w:type="table" w:styleId="Svtlmkatabulky">
+    <w:name w:val="Grid Table Light"/>
+    <w:basedOn w:val="Normlntabulka"/>
+    <w:uiPriority w:val="40"/>
+    <w:rsid w:val="004E69A9"/>
+    <w:pPr>
+      <w:spacing w:after="0" w:line="240" w:lineRule="auto"/>
+    </w:pPr>
+    <w:tblPr>
+      <w:tblBorders>
+        <w:top w:val="single" w:sz="4" w:space="0" w:color="BFBFBF" w:themeColor="background1" w:themeShade="BF"/>
+        <w:left w:val="single" w:sz="4" w:space="0" w:color="BFBFBF" w:themeColor="background1" w:themeShade="BF"/>
+        <w:bottom w:val="single" w:sz="4" w:space="0" w:color="BFBFBF" w:themeColor="background1" w:themeShade="BF"/>
+        <w:right w:val="single" w:sz="4" w:space="0" w:color="BFBFBF" w:themeColor="background1" w:themeShade="BF"/>
+        <w:insideH w:val="single" w:sz="4" w:space="0" w:color="BFBFBF" w:themeColor="background1" w:themeShade="BF"/>
+        <w:insideV w:val="single" w:sz="4" w:space="0" w:color="BFBFBF" w:themeColor="background1" w:themeShade="BF"/>
+      </w:tblBorders>
+    </w:tblPr>
+  </w:style>
+  <w:style w:type="table" w:styleId="Prosttabulka1">
+    <w:name w:val="Plain Table 1"/>
+    <w:basedOn w:val="Normlntabulka"/>
+    <w:uiPriority w:val="41"/>
+    <w:rsid w:val="004E69A9"/>
+    <w:pPr>
+      <w:spacing w:after="0" w:line="240" w:lineRule="auto"/>
+    </w:pPr>
+    <w:tblPr>
+      <w:tblStyleRowBandSize w:val="1"/>
+      <w:tblStyleColBandSize w:val="1"/>
+      <w:tblBorders>
+        <w:top w:val="single" w:sz="4" w:space="0" w:color="BFBFBF" w:themeColor="background1" w:themeShade="BF"/>
+        <w:left w:val="single" w:sz="4" w:space="0" w:color="BFBFBF" w:themeColor="background1" w:themeShade="BF"/>
+        <w:bottom w:val="single" w:sz="4" w:space="0" w:color="BFBFBF" w:themeColor="background1" w:themeShade="BF"/>
+        <w:right w:val="single" w:sz="4" w:space="0" w:color="BFBFBF" w:themeColor="background1" w:themeShade="BF"/>
+        <w:insideH w:val="single" w:sz="4" w:space="0" w:color="BFBFBF" w:themeColor="background1" w:themeShade="BF"/>
+        <w:insideV w:val="single" w:sz="4" w:space="0" w:color="BFBFBF" w:themeColor="background1" w:themeShade="BF"/>
+      </w:tblBorders>
+    </w:tblPr>
+    <w:tblStylePr w:type="firstRow">
+      <w:rPr>
+        <w:b/>
+        <w:bCs/>
+      </w:rPr>
+    </w:tblStylePr>
+    <w:tblStylePr w:type="lastRow">
+      <w:rPr>
+        <w:b/>
+        <w:bCs/>
+      </w:rPr>
+      <w:tblPr/>
+      <w:tcPr>
+        <w:tcBorders>
+          <w:top w:val="double" w:sz="4" w:space="0" w:color="BFBFBF" w:themeColor="background1" w:themeShade="BF"/>
+        </w:tcBorders>
+      </w:tcPr>
+    </w:tblStylePr>
+    <w:tblStylePr w:type="firstCol">
+      <w:rPr>
+        <w:b/>
+        <w:bCs/>
+      </w:rPr>
+    </w:tblStylePr>
+    <w:tblStylePr w:type="lastCol">
+      <w:rPr>
+        <w:b/>
+        <w:bCs/>
+      </w:rPr>
+    </w:tblStylePr>
+    <w:tblStylePr w:type="band1Vert">
+      <w:tblPr/>
+      <w:tcPr>
+        <w:shd w:val="clear" w:color="auto" w:fill="F2F2F2" w:themeFill="background1" w:themeFillShade="F2"/>
+      </w:tcPr>
+    </w:tblStylePr>
+    <w:tblStylePr w:type="band1Horz">
+      <w:tblPr/>
+      <w:tcPr>
+        <w:shd w:val="clear" w:color="auto" w:fill="F2F2F2" w:themeFill="background1" w:themeFillShade="F2"/>
+      </w:tcPr>
+    </w:tblStylePr>
+  </w:style>
+  <w:style w:type="table" w:styleId="Svtltabulkasmkou1">
+    <w:name w:val="Grid Table 1 Light"/>
+    <w:basedOn w:val="Normlntabulka"/>
+    <w:uiPriority w:val="46"/>
+    <w:rsid w:val="00E03FE1"/>
+    <w:pPr>
+      <w:spacing w:after="0" w:line="240" w:lineRule="auto"/>
+      <w:jc w:val="center"/>
+    </w:pPr>
+    <w:tblPr>
+      <w:tblStyleRowBandSize w:val="1"/>
+      <w:tblStyleColBandSize w:val="1"/>
+      <w:jc w:val="center"/>
+      <w:tblBorders>
+        <w:top w:val="single" w:sz="4" w:space="0" w:color="auto"/>
+        <w:left w:val="single" w:sz="4" w:space="0" w:color="auto"/>
+        <w:bottom w:val="single" w:sz="4" w:space="0" w:color="auto"/>
+        <w:right w:val="single" w:sz="4" w:space="0" w:color="auto"/>
+        <w:insideH w:val="single" w:sz="4" w:space="0" w:color="auto"/>
+        <w:insideV w:val="single" w:sz="4" w:space="0" w:color="auto"/>
+      </w:tblBorders>
+    </w:tblPr>
+    <w:trPr>
+      <w:jc w:val="center"/>
+    </w:trPr>
+    <w:tblStylePr w:type="firstRow">
+      <w:rPr>
+        <w:b/>
+        <w:bCs/>
+      </w:rPr>
+      <w:tblPr/>
+      <w:tcPr>
+        <w:tcBorders>
+          <w:top w:val="single" w:sz="12" w:space="0" w:color="auto"/>
+          <w:left w:val="single" w:sz="12" w:space="0" w:color="auto"/>
+          <w:bottom w:val="single" w:sz="12" w:space="0" w:color="auto"/>
+          <w:right w:val="single" w:sz="12" w:space="0" w:color="auto"/>
+        </w:tcBorders>
+      </w:tcPr>
+    </w:tblStylePr>
+    <w:tblStylePr w:type="lastRow">
+      <w:rPr>
+        <w:b/>
+        <w:bCs/>
+      </w:rPr>
+      <w:tblPr/>
+      <w:tcPr>
+        <w:tcBorders>
+          <w:top w:val="double" w:sz="2" w:space="0" w:color="666666" w:themeColor="text1" w:themeTint="99"/>
+        </w:tcBorders>
+      </w:tcPr>
+    </w:tblStylePr>
+    <w:tblStylePr w:type="firstCol">
+      <w:rPr>
+        <w:b/>
+        <w:bCs/>
+      </w:rPr>
+    </w:tblStylePr>
+    <w:tblStylePr w:type="lastCol">
+      <w:rPr>
+        <w:b/>
+        <w:bCs/>
+      </w:rPr>
+    </w:tblStylePr>
+  </w:style>
+  <w:style w:type="table" w:styleId="Tabulkaseznamu3">
+    <w:name w:val="List Table 3"/>
+    <w:basedOn w:val="Normlntabulka"/>
+    <w:uiPriority w:val="48"/>
+    <w:rsid w:val="004E69A9"/>
+    <w:pPr>
+      <w:spacing w:after="0" w:line="240" w:lineRule="auto"/>
+    </w:pPr>
+    <w:tblPr>
+      <w:tblStyleRowBandSize w:val="1"/>
+      <w:tblStyleColBandSize w:val="1"/>
+      <w:tblBorders>
+        <w:top w:val="single" w:sz="4" w:space="0" w:color="000000" w:themeColor="text1"/>
+        <w:left w:val="single" w:sz="4" w:space="0" w:color="000000" w:themeColor="text1"/>
+        <w:bottom w:val="single" w:sz="4" w:space="0" w:color="000000" w:themeColor="text1"/>
+        <w:right w:val="single" w:sz="4" w:space="0" w:color="000000" w:themeColor="text1"/>
+      </w:tblBorders>
+    </w:tblPr>
+    <w:tblStylePr w:type="firstRow">
+      <w:rPr>
+        <w:b/>
+        <w:bCs/>
+        <w:color w:val="FFFFFF" w:themeColor="background1"/>
+      </w:rPr>
+      <w:tblPr/>
+      <w:tcPr>
+        <w:shd w:val="clear" w:color="auto" w:fill="000000" w:themeFill="text1"/>
+      </w:tcPr>
+    </w:tblStylePr>
+    <w:tblStylePr w:type="lastRow">
+      <w:rPr>
+        <w:b/>
+        <w:bCs/>
+      </w:rPr>
+      <w:tblPr/>
+      <w:tcPr>
+        <w:tcBorders>
+          <w:top w:val="double" w:sz="4" w:space="0" w:color="000000" w:themeColor="text1"/>
+        </w:tcBorders>
+        <w:shd w:val="clear" w:color="auto" w:fill="FFFFFF" w:themeFill="background1"/>
+      </w:tcPr>
+    </w:tblStylePr>
+    <w:tblStylePr w:type="firstCol">
+      <w:rPr>
+        <w:b/>
+        <w:bCs/>
+      </w:rPr>
+      <w:tblPr/>
+      <w:tcPr>
+        <w:tcBorders>
+          <w:right w:val="nil"/>
+        </w:tcBorders>
+        <w:shd w:val="clear" w:color="auto" w:fill="FFFFFF" w:themeFill="background1"/>
+      </w:tcPr>
+    </w:tblStylePr>
+    <w:tblStylePr w:type="lastCol">
+      <w:rPr>
+        <w:b/>
+        <w:bCs/>
+      </w:rPr>
+      <w:tblPr/>
+      <w:tcPr>
+        <w:tcBorders>
+          <w:left w:val="nil"/>
+        </w:tcBorders>
+        <w:shd w:val="clear" w:color="auto" w:fill="FFFFFF" w:themeFill="background1"/>
+      </w:tcPr>
+    </w:tblStylePr>
+    <w:tblStylePr w:type="band1Vert">
+      <w:tblPr/>
+      <w:tcPr>
+        <w:tcBorders>
+          <w:left w:val="single" w:sz="4" w:space="0" w:color="000000" w:themeColor="text1"/>
+          <w:right w:val="single" w:sz="4" w:space="0" w:color="000000" w:themeColor="text1"/>
+        </w:tcBorders>
+      </w:tcPr>
+    </w:tblStylePr>
+    <w:tblStylePr w:type="band1Horz">
+      <w:tblPr/>
+      <w:tcPr>
+        <w:tcBorders>
+          <w:top w:val="single" w:sz="4" w:space="0" w:color="000000" w:themeColor="text1"/>
+          <w:bottom w:val="single" w:sz="4" w:space="0" w:color="000000" w:themeColor="text1"/>
+          <w:insideH w:val="nil"/>
+        </w:tcBorders>
+      </w:tcPr>
+    </w:tblStylePr>
+    <w:tblStylePr w:type="neCell">
+      <w:tblPr/>
+      <w:tcPr>
+        <w:tcBorders>
+          <w:left w:val="nil"/>
+          <w:bottom w:val="nil"/>
+        </w:tcBorders>
+      </w:tcPr>
+    </w:tblStylePr>
+    <w:tblStylePr w:type="nwCell">
+      <w:tblPr/>
+      <w:tcPr>
+        <w:tcBorders>
+          <w:bottom w:val="nil"/>
+          <w:right w:val="nil"/>
+        </w:tcBorders>
+      </w:tcPr>
+    </w:tblStylePr>
+    <w:tblStylePr w:type="seCell">
+      <w:tblPr/>
+      <w:tcPr>
+        <w:tcBorders>
+          <w:top w:val="double" w:sz="4" w:space="0" w:color="000000" w:themeColor="text1"/>
+          <w:left w:val="nil"/>
+        </w:tcBorders>
+      </w:tcPr>
+    </w:tblStylePr>
+    <w:tblStylePr w:type="swCell">
+      <w:tblPr/>
+      <w:tcPr>
+        <w:tcBorders>
+          <w:top w:val="double" w:sz="4" w:space="0" w:color="000000" w:themeColor="text1"/>
+          <w:right w:val="nil"/>
+        </w:tcBorders>
+      </w:tcPr>
+    </w:tblStylePr>
+  </w:style>
 </w:styles>
 </file>
 
@@ -20172,11 +21678,13 @@
     <w:rsid w:val="00011030"/>
     <w:rsid w:val="002621AF"/>
     <w:rsid w:val="002A7898"/>
+    <w:rsid w:val="003C3B1E"/>
     <w:rsid w:val="00560BE4"/>
     <w:rsid w:val="00562C0A"/>
     <w:rsid w:val="00A572CE"/>
     <w:rsid w:val="00C076E1"/>
     <w:rsid w:val="00C56BB5"/>
+    <w:rsid w:val="00D74E85"/>
   </w:rsids>
   <m:mathPr>
     <m:mathFont m:val="Cambria Math"/>

--- a/project-documentation/dokumentace.docx
+++ b/project-documentation/dokumentace.docx
@@ -2366,7 +2366,6 @@
               <w:tab w:val="left" w:pos="440"/>
               <w:tab w:val="right" w:leader="dot" w:pos="9062"/>
             </w:tabs>
-            <w:spacing w:before="0" w:after="0"/>
             <w:rPr>
               <w:rFonts w:asciiTheme="minorHAnsi" w:eastAsiaTheme="minorEastAsia" w:hAnsiTheme="minorHAnsi" w:cstheme="minorBidi"/>
               <w:noProof/>
@@ -2385,7 +2384,7 @@
           <w:r>
             <w:fldChar w:fldCharType="separate"/>
           </w:r>
-          <w:hyperlink w:anchor="_Toc191745414" w:history="1">
+          <w:hyperlink w:anchor="_Toc191843025" w:history="1">
             <w:r>
               <w:rPr>
                 <w:rStyle w:val="Hypertextovodkaz"/>
@@ -2430,7 +2429,7 @@
                 <w:noProof/>
                 <w:webHidden/>
               </w:rPr>
-              <w:instrText xml:space="preserve"> PAGEREF _Toc191745414 \h </w:instrText>
+              <w:instrText xml:space="preserve"> PAGEREF _Toc191843025 \h </w:instrText>
             </w:r>
             <w:r>
               <w:rPr>
@@ -2468,7 +2467,6 @@
               <w:tab w:val="left" w:pos="440"/>
               <w:tab w:val="right" w:leader="dot" w:pos="9062"/>
             </w:tabs>
-            <w:spacing w:before="0" w:after="0"/>
             <w:rPr>
               <w:rFonts w:asciiTheme="minorHAnsi" w:eastAsiaTheme="minorEastAsia" w:hAnsiTheme="minorHAnsi" w:cstheme="minorBidi"/>
               <w:noProof/>
@@ -2478,7 +2476,7 @@
               <w14:ligatures w14:val="standardContextual"/>
             </w:rPr>
           </w:pPr>
-          <w:hyperlink w:anchor="_Toc191745415" w:history="1">
+          <w:hyperlink w:anchor="_Toc191843026" w:history="1">
             <w:r>
               <w:rPr>
                 <w:rStyle w:val="Hypertextovodkaz"/>
@@ -2523,7 +2521,7 @@
                 <w:noProof/>
                 <w:webHidden/>
               </w:rPr>
-              <w:instrText xml:space="preserve"> PAGEREF _Toc191745415 \h </w:instrText>
+              <w:instrText xml:space="preserve"> PAGEREF _Toc191843026 \h </w:instrText>
             </w:r>
             <w:r>
               <w:rPr>
@@ -2561,7 +2559,6 @@
               <w:tab w:val="left" w:pos="440"/>
               <w:tab w:val="right" w:leader="dot" w:pos="9062"/>
             </w:tabs>
-            <w:spacing w:before="0" w:after="0"/>
             <w:rPr>
               <w:rFonts w:asciiTheme="minorHAnsi" w:eastAsiaTheme="minorEastAsia" w:hAnsiTheme="minorHAnsi" w:cstheme="minorBidi"/>
               <w:noProof/>
@@ -2571,7 +2568,7 @@
               <w14:ligatures w14:val="standardContextual"/>
             </w:rPr>
           </w:pPr>
-          <w:hyperlink w:anchor="_Toc191745416" w:history="1">
+          <w:hyperlink w:anchor="_Toc191843027" w:history="1">
             <w:r>
               <w:rPr>
                 <w:rStyle w:val="Hypertextovodkaz"/>
@@ -2616,7 +2613,7 @@
                 <w:noProof/>
                 <w:webHidden/>
               </w:rPr>
-              <w:instrText xml:space="preserve"> PAGEREF _Toc191745416 \h </w:instrText>
+              <w:instrText xml:space="preserve"> PAGEREF _Toc191843027 \h </w:instrText>
             </w:r>
             <w:r>
               <w:rPr>
@@ -2654,7 +2651,6 @@
               <w:tab w:val="left" w:pos="440"/>
               <w:tab w:val="right" w:leader="dot" w:pos="9062"/>
             </w:tabs>
-            <w:spacing w:before="0" w:after="0"/>
             <w:rPr>
               <w:rFonts w:asciiTheme="minorHAnsi" w:eastAsiaTheme="minorEastAsia" w:hAnsiTheme="minorHAnsi" w:cstheme="minorBidi"/>
               <w:noProof/>
@@ -2664,7 +2660,7 @@
               <w14:ligatures w14:val="standardContextual"/>
             </w:rPr>
           </w:pPr>
-          <w:hyperlink w:anchor="_Toc191745417" w:history="1">
+          <w:hyperlink w:anchor="_Toc191843028" w:history="1">
             <w:r>
               <w:rPr>
                 <w:rStyle w:val="Hypertextovodkaz"/>
@@ -2709,7 +2705,7 @@
                 <w:noProof/>
                 <w:webHidden/>
               </w:rPr>
-              <w:instrText xml:space="preserve"> PAGEREF _Toc191745417 \h </w:instrText>
+              <w:instrText xml:space="preserve"> PAGEREF _Toc191843028 \h </w:instrText>
             </w:r>
             <w:r>
               <w:rPr>
@@ -2747,7 +2743,6 @@
               <w:tab w:val="left" w:pos="960"/>
               <w:tab w:val="right" w:leader="dot" w:pos="9062"/>
             </w:tabs>
-            <w:spacing w:before="0" w:after="0"/>
             <w:rPr>
               <w:rFonts w:asciiTheme="minorHAnsi" w:eastAsiaTheme="minorEastAsia" w:hAnsiTheme="minorHAnsi" w:cstheme="minorBidi"/>
               <w:noProof/>
@@ -2757,7 +2752,7 @@
               <w14:ligatures w14:val="standardContextual"/>
             </w:rPr>
           </w:pPr>
-          <w:hyperlink w:anchor="_Toc191745418" w:history="1">
+          <w:hyperlink w:anchor="_Toc191843029" w:history="1">
             <w:r>
               <w:rPr>
                 <w:rStyle w:val="Hypertextovodkaz"/>
@@ -2802,7 +2797,7 @@
                 <w:noProof/>
                 <w:webHidden/>
               </w:rPr>
-              <w:instrText xml:space="preserve"> PAGEREF _Toc191745418 \h </w:instrText>
+              <w:instrText xml:space="preserve"> PAGEREF _Toc191843029 \h </w:instrText>
             </w:r>
             <w:r>
               <w:rPr>
@@ -2840,7 +2835,6 @@
               <w:tab w:val="left" w:pos="960"/>
               <w:tab w:val="right" w:leader="dot" w:pos="9062"/>
             </w:tabs>
-            <w:spacing w:before="0" w:after="0"/>
             <w:rPr>
               <w:rFonts w:asciiTheme="minorHAnsi" w:eastAsiaTheme="minorEastAsia" w:hAnsiTheme="minorHAnsi" w:cstheme="minorBidi"/>
               <w:noProof/>
@@ -2850,7 +2844,7 @@
               <w14:ligatures w14:val="standardContextual"/>
             </w:rPr>
           </w:pPr>
-          <w:hyperlink w:anchor="_Toc191745419" w:history="1">
+          <w:hyperlink w:anchor="_Toc191843030" w:history="1">
             <w:r>
               <w:rPr>
                 <w:rStyle w:val="Hypertextovodkaz"/>
@@ -2895,7 +2889,7 @@
                 <w:noProof/>
                 <w:webHidden/>
               </w:rPr>
-              <w:instrText xml:space="preserve"> PAGEREF _Toc191745419 \h </w:instrText>
+              <w:instrText xml:space="preserve"> PAGEREF _Toc191843030 \h </w:instrText>
             </w:r>
             <w:r>
               <w:rPr>
@@ -2933,7 +2927,6 @@
               <w:tab w:val="left" w:pos="960"/>
               <w:tab w:val="right" w:leader="dot" w:pos="9062"/>
             </w:tabs>
-            <w:spacing w:before="0" w:after="0"/>
             <w:rPr>
               <w:rFonts w:asciiTheme="minorHAnsi" w:eastAsiaTheme="minorEastAsia" w:hAnsiTheme="minorHAnsi" w:cstheme="minorBidi"/>
               <w:noProof/>
@@ -2943,7 +2936,7 @@
               <w14:ligatures w14:val="standardContextual"/>
             </w:rPr>
           </w:pPr>
-          <w:hyperlink w:anchor="_Toc191745420" w:history="1">
+          <w:hyperlink w:anchor="_Toc191843031" w:history="1">
             <w:r>
               <w:rPr>
                 <w:rStyle w:val="Hypertextovodkaz"/>
@@ -2988,7 +2981,7 @@
                 <w:noProof/>
                 <w:webHidden/>
               </w:rPr>
-              <w:instrText xml:space="preserve"> PAGEREF _Toc191745420 \h </w:instrText>
+              <w:instrText xml:space="preserve"> PAGEREF _Toc191843031 \h </w:instrText>
             </w:r>
             <w:r>
               <w:rPr>
@@ -3026,7 +3019,6 @@
               <w:tab w:val="left" w:pos="960"/>
               <w:tab w:val="right" w:leader="dot" w:pos="9062"/>
             </w:tabs>
-            <w:spacing w:before="0" w:after="0"/>
             <w:rPr>
               <w:rFonts w:asciiTheme="minorHAnsi" w:eastAsiaTheme="minorEastAsia" w:hAnsiTheme="minorHAnsi" w:cstheme="minorBidi"/>
               <w:noProof/>
@@ -3036,7 +3028,7 @@
               <w14:ligatures w14:val="standardContextual"/>
             </w:rPr>
           </w:pPr>
-          <w:hyperlink w:anchor="_Toc191745421" w:history="1">
+          <w:hyperlink w:anchor="_Toc191843032" w:history="1">
             <w:r>
               <w:rPr>
                 <w:rStyle w:val="Hypertextovodkaz"/>
@@ -3081,7 +3073,7 @@
                 <w:noProof/>
                 <w:webHidden/>
               </w:rPr>
-              <w:instrText xml:space="preserve"> PAGEREF _Toc191745421 \h </w:instrText>
+              <w:instrText xml:space="preserve"> PAGEREF _Toc191843032 \h </w:instrText>
             </w:r>
             <w:r>
               <w:rPr>
@@ -3119,7 +3111,6 @@
               <w:tab w:val="left" w:pos="960"/>
               <w:tab w:val="right" w:leader="dot" w:pos="9062"/>
             </w:tabs>
-            <w:spacing w:before="0" w:after="0"/>
             <w:rPr>
               <w:rFonts w:asciiTheme="minorHAnsi" w:eastAsiaTheme="minorEastAsia" w:hAnsiTheme="minorHAnsi" w:cstheme="minorBidi"/>
               <w:noProof/>
@@ -3129,7 +3120,7 @@
               <w14:ligatures w14:val="standardContextual"/>
             </w:rPr>
           </w:pPr>
-          <w:hyperlink w:anchor="_Toc191745422" w:history="1">
+          <w:hyperlink w:anchor="_Toc191843033" w:history="1">
             <w:r>
               <w:rPr>
                 <w:rStyle w:val="Hypertextovodkaz"/>
@@ -3174,7 +3165,7 @@
                 <w:noProof/>
                 <w:webHidden/>
               </w:rPr>
-              <w:instrText xml:space="preserve"> PAGEREF _Toc191745422 \h </w:instrText>
+              <w:instrText xml:space="preserve"> PAGEREF _Toc191843033 \h </w:instrText>
             </w:r>
             <w:r>
               <w:rPr>
@@ -3212,7 +3203,6 @@
               <w:tab w:val="left" w:pos="960"/>
               <w:tab w:val="right" w:leader="dot" w:pos="9062"/>
             </w:tabs>
-            <w:spacing w:before="0" w:after="0"/>
             <w:rPr>
               <w:rFonts w:asciiTheme="minorHAnsi" w:eastAsiaTheme="minorEastAsia" w:hAnsiTheme="minorHAnsi" w:cstheme="minorBidi"/>
               <w:noProof/>
@@ -3222,7 +3212,7 @@
               <w14:ligatures w14:val="standardContextual"/>
             </w:rPr>
           </w:pPr>
-          <w:hyperlink w:anchor="_Toc191745423" w:history="1">
+          <w:hyperlink w:anchor="_Toc191843034" w:history="1">
             <w:r>
               <w:rPr>
                 <w:rStyle w:val="Hypertextovodkaz"/>
@@ -3267,7 +3257,7 @@
                 <w:noProof/>
                 <w:webHidden/>
               </w:rPr>
-              <w:instrText xml:space="preserve"> PAGEREF _Toc191745423 \h </w:instrText>
+              <w:instrText xml:space="preserve"> PAGEREF _Toc191843034 \h </w:instrText>
             </w:r>
             <w:r>
               <w:rPr>
@@ -3305,7 +3295,6 @@
               <w:tab w:val="left" w:pos="440"/>
               <w:tab w:val="right" w:leader="dot" w:pos="9062"/>
             </w:tabs>
-            <w:spacing w:before="0" w:after="0"/>
             <w:rPr>
               <w:rFonts w:asciiTheme="minorHAnsi" w:eastAsiaTheme="minorEastAsia" w:hAnsiTheme="minorHAnsi" w:cstheme="minorBidi"/>
               <w:noProof/>
@@ -3315,7 +3304,7 @@
               <w14:ligatures w14:val="standardContextual"/>
             </w:rPr>
           </w:pPr>
-          <w:hyperlink w:anchor="_Toc191745424" w:history="1">
+          <w:hyperlink w:anchor="_Toc191843035" w:history="1">
             <w:r>
               <w:rPr>
                 <w:rStyle w:val="Hypertextovodkaz"/>
@@ -3360,7 +3349,7 @@
                 <w:noProof/>
                 <w:webHidden/>
               </w:rPr>
-              <w:instrText xml:space="preserve"> PAGEREF _Toc191745424 \h </w:instrText>
+              <w:instrText xml:space="preserve"> PAGEREF _Toc191843035 \h </w:instrText>
             </w:r>
             <w:r>
               <w:rPr>
@@ -3398,7 +3387,6 @@
               <w:tab w:val="left" w:pos="960"/>
               <w:tab w:val="right" w:leader="dot" w:pos="9062"/>
             </w:tabs>
-            <w:spacing w:before="0" w:after="0"/>
             <w:rPr>
               <w:rFonts w:asciiTheme="minorHAnsi" w:eastAsiaTheme="minorEastAsia" w:hAnsiTheme="minorHAnsi" w:cstheme="minorBidi"/>
               <w:noProof/>
@@ -3408,7 +3396,7 @@
               <w14:ligatures w14:val="standardContextual"/>
             </w:rPr>
           </w:pPr>
-          <w:hyperlink w:anchor="_Toc191745425" w:history="1">
+          <w:hyperlink w:anchor="_Toc191843036" w:history="1">
             <w:r>
               <w:rPr>
                 <w:rStyle w:val="Hypertextovodkaz"/>
@@ -3453,7 +3441,7 @@
                 <w:noProof/>
                 <w:webHidden/>
               </w:rPr>
-              <w:instrText xml:space="preserve"> PAGEREF _Toc191745425 \h </w:instrText>
+              <w:instrText xml:space="preserve"> PAGEREF _Toc191843036 \h </w:instrText>
             </w:r>
             <w:r>
               <w:rPr>
@@ -3491,7 +3479,6 @@
               <w:tab w:val="left" w:pos="960"/>
               <w:tab w:val="right" w:leader="dot" w:pos="9062"/>
             </w:tabs>
-            <w:spacing w:before="0" w:after="0"/>
             <w:rPr>
               <w:rFonts w:asciiTheme="minorHAnsi" w:eastAsiaTheme="minorEastAsia" w:hAnsiTheme="minorHAnsi" w:cstheme="minorBidi"/>
               <w:noProof/>
@@ -3501,7 +3488,7 @@
               <w14:ligatures w14:val="standardContextual"/>
             </w:rPr>
           </w:pPr>
-          <w:hyperlink w:anchor="_Toc191745426" w:history="1">
+          <w:hyperlink w:anchor="_Toc191843037" w:history="1">
             <w:r>
               <w:rPr>
                 <w:rStyle w:val="Hypertextovodkaz"/>
@@ -3546,7 +3533,7 @@
                 <w:noProof/>
                 <w:webHidden/>
               </w:rPr>
-              <w:instrText xml:space="preserve"> PAGEREF _Toc191745426 \h </w:instrText>
+              <w:instrText xml:space="preserve"> PAGEREF _Toc191843037 \h </w:instrText>
             </w:r>
             <w:r>
               <w:rPr>
@@ -3584,7 +3571,6 @@
               <w:tab w:val="left" w:pos="1200"/>
               <w:tab w:val="right" w:leader="dot" w:pos="9062"/>
             </w:tabs>
-            <w:spacing w:before="0" w:after="0"/>
             <w:rPr>
               <w:rFonts w:asciiTheme="minorHAnsi" w:eastAsiaTheme="minorEastAsia" w:hAnsiTheme="minorHAnsi" w:cstheme="minorBidi"/>
               <w:noProof/>
@@ -3594,7 +3580,7 @@
               <w14:ligatures w14:val="standardContextual"/>
             </w:rPr>
           </w:pPr>
-          <w:hyperlink w:anchor="_Toc191745427" w:history="1">
+          <w:hyperlink w:anchor="_Toc191843038" w:history="1">
             <w:r>
               <w:rPr>
                 <w:rStyle w:val="Hypertextovodkaz"/>
@@ -3647,7 +3633,7 @@
                 <w:noProof/>
                 <w:webHidden/>
               </w:rPr>
-              <w:instrText xml:space="preserve"> PAGEREF _Toc191745427 \h </w:instrText>
+              <w:instrText xml:space="preserve"> PAGEREF _Toc191843038 \h </w:instrText>
             </w:r>
             <w:r>
               <w:rPr>
@@ -3685,7 +3671,6 @@
               <w:tab w:val="left" w:pos="1200"/>
               <w:tab w:val="right" w:leader="dot" w:pos="9062"/>
             </w:tabs>
-            <w:spacing w:before="0" w:after="0"/>
             <w:rPr>
               <w:rFonts w:asciiTheme="minorHAnsi" w:eastAsiaTheme="minorEastAsia" w:hAnsiTheme="minorHAnsi" w:cstheme="minorBidi"/>
               <w:noProof/>
@@ -3695,7 +3680,7 @@
               <w14:ligatures w14:val="standardContextual"/>
             </w:rPr>
           </w:pPr>
-          <w:hyperlink w:anchor="_Toc191745428" w:history="1">
+          <w:hyperlink w:anchor="_Toc191843039" w:history="1">
             <w:r>
               <w:rPr>
                 <w:rStyle w:val="Hypertextovodkaz"/>
@@ -3748,7 +3733,7 @@
                 <w:noProof/>
                 <w:webHidden/>
               </w:rPr>
-              <w:instrText xml:space="preserve"> PAGEREF _Toc191745428 \h </w:instrText>
+              <w:instrText xml:space="preserve"> PAGEREF _Toc191843039 \h </w:instrText>
             </w:r>
             <w:r>
               <w:rPr>
@@ -3786,7 +3771,6 @@
               <w:tab w:val="left" w:pos="1200"/>
               <w:tab w:val="right" w:leader="dot" w:pos="9062"/>
             </w:tabs>
-            <w:spacing w:before="0" w:after="0"/>
             <w:rPr>
               <w:rFonts w:asciiTheme="minorHAnsi" w:eastAsiaTheme="minorEastAsia" w:hAnsiTheme="minorHAnsi" w:cstheme="minorBidi"/>
               <w:noProof/>
@@ -3796,7 +3780,7 @@
               <w14:ligatures w14:val="standardContextual"/>
             </w:rPr>
           </w:pPr>
-          <w:hyperlink w:anchor="_Toc191745429" w:history="1">
+          <w:hyperlink w:anchor="_Toc191843040" w:history="1">
             <w:r>
               <w:rPr>
                 <w:rStyle w:val="Hypertextovodkaz"/>
@@ -3849,7 +3833,7 @@
                 <w:noProof/>
                 <w:webHidden/>
               </w:rPr>
-              <w:instrText xml:space="preserve"> PAGEREF _Toc191745429 \h </w:instrText>
+              <w:instrText xml:space="preserve"> PAGEREF _Toc191843040 \h </w:instrText>
             </w:r>
             <w:r>
               <w:rPr>
@@ -3887,7 +3871,6 @@
               <w:tab w:val="left" w:pos="1200"/>
               <w:tab w:val="right" w:leader="dot" w:pos="9062"/>
             </w:tabs>
-            <w:spacing w:before="0" w:after="0"/>
             <w:rPr>
               <w:rFonts w:asciiTheme="minorHAnsi" w:eastAsiaTheme="minorEastAsia" w:hAnsiTheme="minorHAnsi" w:cstheme="minorBidi"/>
               <w:noProof/>
@@ -3897,7 +3880,7 @@
               <w14:ligatures w14:val="standardContextual"/>
             </w:rPr>
           </w:pPr>
-          <w:hyperlink w:anchor="_Toc191745430" w:history="1">
+          <w:hyperlink w:anchor="_Toc191843041" w:history="1">
             <w:r>
               <w:rPr>
                 <w:rStyle w:val="Hypertextovodkaz"/>
@@ -3950,7 +3933,7 @@
                 <w:noProof/>
                 <w:webHidden/>
               </w:rPr>
-              <w:instrText xml:space="preserve"> PAGEREF _Toc191745430 \h </w:instrText>
+              <w:instrText xml:space="preserve"> PAGEREF _Toc191843041 \h </w:instrText>
             </w:r>
             <w:r>
               <w:rPr>
@@ -3988,7 +3971,6 @@
               <w:tab w:val="left" w:pos="1200"/>
               <w:tab w:val="right" w:leader="dot" w:pos="9062"/>
             </w:tabs>
-            <w:spacing w:before="0" w:after="0"/>
             <w:rPr>
               <w:rFonts w:asciiTheme="minorHAnsi" w:eastAsiaTheme="minorEastAsia" w:hAnsiTheme="minorHAnsi" w:cstheme="minorBidi"/>
               <w:noProof/>
@@ -3998,7 +3980,7 @@
               <w14:ligatures w14:val="standardContextual"/>
             </w:rPr>
           </w:pPr>
-          <w:hyperlink w:anchor="_Toc191745431" w:history="1">
+          <w:hyperlink w:anchor="_Toc191843042" w:history="1">
             <w:r>
               <w:rPr>
                 <w:rStyle w:val="Hypertextovodkaz"/>
@@ -4051,7 +4033,7 @@
                 <w:noProof/>
                 <w:webHidden/>
               </w:rPr>
-              <w:instrText xml:space="preserve"> PAGEREF _Toc191745431 \h </w:instrText>
+              <w:instrText xml:space="preserve"> PAGEREF _Toc191843042 \h </w:instrText>
             </w:r>
             <w:r>
               <w:rPr>
@@ -4089,7 +4071,6 @@
               <w:tab w:val="left" w:pos="1200"/>
               <w:tab w:val="right" w:leader="dot" w:pos="9062"/>
             </w:tabs>
-            <w:spacing w:before="0" w:after="0"/>
             <w:rPr>
               <w:rFonts w:asciiTheme="minorHAnsi" w:eastAsiaTheme="minorEastAsia" w:hAnsiTheme="minorHAnsi" w:cstheme="minorBidi"/>
               <w:noProof/>
@@ -4099,7 +4080,7 @@
               <w14:ligatures w14:val="standardContextual"/>
             </w:rPr>
           </w:pPr>
-          <w:hyperlink w:anchor="_Toc191745432" w:history="1">
+          <w:hyperlink w:anchor="_Toc191843043" w:history="1">
             <w:r>
               <w:rPr>
                 <w:rStyle w:val="Hypertextovodkaz"/>
@@ -4152,7 +4133,7 @@
                 <w:noProof/>
                 <w:webHidden/>
               </w:rPr>
-              <w:instrText xml:space="preserve"> PAGEREF _Toc191745432 \h </w:instrText>
+              <w:instrText xml:space="preserve"> PAGEREF _Toc191843043 \h </w:instrText>
             </w:r>
             <w:r>
               <w:rPr>
@@ -4190,7 +4171,6 @@
               <w:tab w:val="left" w:pos="1200"/>
               <w:tab w:val="right" w:leader="dot" w:pos="9062"/>
             </w:tabs>
-            <w:spacing w:before="0" w:after="0"/>
             <w:rPr>
               <w:rFonts w:asciiTheme="minorHAnsi" w:eastAsiaTheme="minorEastAsia" w:hAnsiTheme="minorHAnsi" w:cstheme="minorBidi"/>
               <w:noProof/>
@@ -4200,7 +4180,7 @@
               <w14:ligatures w14:val="standardContextual"/>
             </w:rPr>
           </w:pPr>
-          <w:hyperlink w:anchor="_Toc191745433" w:history="1">
+          <w:hyperlink w:anchor="_Toc191843044" w:history="1">
             <w:r>
               <w:rPr>
                 <w:rStyle w:val="Hypertextovodkaz"/>
@@ -4253,7 +4233,7 @@
                 <w:noProof/>
                 <w:webHidden/>
               </w:rPr>
-              <w:instrText xml:space="preserve"> PAGEREF _Toc191745433 \h </w:instrText>
+              <w:instrText xml:space="preserve"> PAGEREF _Toc191843044 \h </w:instrText>
             </w:r>
             <w:r>
               <w:rPr>
@@ -4291,7 +4271,6 @@
               <w:tab w:val="left" w:pos="1200"/>
               <w:tab w:val="right" w:leader="dot" w:pos="9062"/>
             </w:tabs>
-            <w:spacing w:before="0" w:after="0"/>
             <w:rPr>
               <w:rFonts w:asciiTheme="minorHAnsi" w:eastAsiaTheme="minorEastAsia" w:hAnsiTheme="minorHAnsi" w:cstheme="minorBidi"/>
               <w:noProof/>
@@ -4301,7 +4280,7 @@
               <w14:ligatures w14:val="standardContextual"/>
             </w:rPr>
           </w:pPr>
-          <w:hyperlink w:anchor="_Toc191745434" w:history="1">
+          <w:hyperlink w:anchor="_Toc191843045" w:history="1">
             <w:r>
               <w:rPr>
                 <w:rStyle w:val="Hypertextovodkaz"/>
@@ -4354,7 +4333,7 @@
                 <w:noProof/>
                 <w:webHidden/>
               </w:rPr>
-              <w:instrText xml:space="preserve"> PAGEREF _Toc191745434 \h </w:instrText>
+              <w:instrText xml:space="preserve"> PAGEREF _Toc191843045 \h </w:instrText>
             </w:r>
             <w:r>
               <w:rPr>
@@ -4392,7 +4371,6 @@
               <w:tab w:val="left" w:pos="1200"/>
               <w:tab w:val="right" w:leader="dot" w:pos="9062"/>
             </w:tabs>
-            <w:spacing w:before="0" w:after="0"/>
             <w:rPr>
               <w:rFonts w:asciiTheme="minorHAnsi" w:eastAsiaTheme="minorEastAsia" w:hAnsiTheme="minorHAnsi" w:cstheme="minorBidi"/>
               <w:noProof/>
@@ -4402,7 +4380,7 @@
               <w14:ligatures w14:val="standardContextual"/>
             </w:rPr>
           </w:pPr>
-          <w:hyperlink w:anchor="_Toc191745435" w:history="1">
+          <w:hyperlink w:anchor="_Toc191843046" w:history="1">
             <w:r>
               <w:rPr>
                 <w:rStyle w:val="Hypertextovodkaz"/>
@@ -4455,7 +4433,7 @@
                 <w:noProof/>
                 <w:webHidden/>
               </w:rPr>
-              <w:instrText xml:space="preserve"> PAGEREF _Toc191745435 \h </w:instrText>
+              <w:instrText xml:space="preserve"> PAGEREF _Toc191843046 \h </w:instrText>
             </w:r>
             <w:r>
               <w:rPr>
@@ -4493,7 +4471,6 @@
               <w:tab w:val="left" w:pos="1440"/>
               <w:tab w:val="right" w:leader="dot" w:pos="9062"/>
             </w:tabs>
-            <w:spacing w:before="0" w:after="0"/>
             <w:rPr>
               <w:rFonts w:asciiTheme="minorHAnsi" w:eastAsiaTheme="minorEastAsia" w:hAnsiTheme="minorHAnsi" w:cstheme="minorBidi"/>
               <w:noProof/>
@@ -4503,7 +4480,7 @@
               <w14:ligatures w14:val="standardContextual"/>
             </w:rPr>
           </w:pPr>
-          <w:hyperlink w:anchor="_Toc191745436" w:history="1">
+          <w:hyperlink w:anchor="_Toc191843047" w:history="1">
             <w:r>
               <w:rPr>
                 <w:rStyle w:val="Hypertextovodkaz"/>
@@ -4548,7 +4525,7 @@
                 <w:noProof/>
                 <w:webHidden/>
               </w:rPr>
-              <w:instrText xml:space="preserve"> PAGEREF _Toc191745436 \h </w:instrText>
+              <w:instrText xml:space="preserve"> PAGEREF _Toc191843047 \h </w:instrText>
             </w:r>
             <w:r>
               <w:rPr>
@@ -4586,7 +4563,6 @@
               <w:tab w:val="left" w:pos="1440"/>
               <w:tab w:val="right" w:leader="dot" w:pos="9062"/>
             </w:tabs>
-            <w:spacing w:before="0" w:after="0"/>
             <w:rPr>
               <w:rFonts w:asciiTheme="minorHAnsi" w:eastAsiaTheme="minorEastAsia" w:hAnsiTheme="minorHAnsi" w:cstheme="minorBidi"/>
               <w:noProof/>
@@ -4596,7 +4572,7 @@
               <w14:ligatures w14:val="standardContextual"/>
             </w:rPr>
           </w:pPr>
-          <w:hyperlink w:anchor="_Toc191745437" w:history="1">
+          <w:hyperlink w:anchor="_Toc191843048" w:history="1">
             <w:r>
               <w:rPr>
                 <w:rStyle w:val="Hypertextovodkaz"/>
@@ -4649,7 +4625,7 @@
                 <w:noProof/>
                 <w:webHidden/>
               </w:rPr>
-              <w:instrText xml:space="preserve"> PAGEREF _Toc191745437 \h </w:instrText>
+              <w:instrText xml:space="preserve"> PAGEREF _Toc191843048 \h </w:instrText>
             </w:r>
             <w:r>
               <w:rPr>
@@ -4687,7 +4663,6 @@
               <w:tab w:val="left" w:pos="440"/>
               <w:tab w:val="right" w:leader="dot" w:pos="9062"/>
             </w:tabs>
-            <w:spacing w:before="0" w:after="0"/>
             <w:rPr>
               <w:rFonts w:asciiTheme="minorHAnsi" w:eastAsiaTheme="minorEastAsia" w:hAnsiTheme="minorHAnsi" w:cstheme="minorBidi"/>
               <w:noProof/>
@@ -4697,7 +4672,7 @@
               <w14:ligatures w14:val="standardContextual"/>
             </w:rPr>
           </w:pPr>
-          <w:hyperlink w:anchor="_Toc191745438" w:history="1">
+          <w:hyperlink w:anchor="_Toc191843049" w:history="1">
             <w:r>
               <w:rPr>
                 <w:rStyle w:val="Hypertextovodkaz"/>
@@ -4742,7 +4717,7 @@
                 <w:noProof/>
                 <w:webHidden/>
               </w:rPr>
-              <w:instrText xml:space="preserve"> PAGEREF _Toc191745438 \h </w:instrText>
+              <w:instrText xml:space="preserve"> PAGEREF _Toc191843049 \h </w:instrText>
             </w:r>
             <w:r>
               <w:rPr>
@@ -4780,7 +4755,6 @@
               <w:tab w:val="left" w:pos="960"/>
               <w:tab w:val="right" w:leader="dot" w:pos="9062"/>
             </w:tabs>
-            <w:spacing w:before="0" w:after="0"/>
             <w:rPr>
               <w:rFonts w:asciiTheme="minorHAnsi" w:eastAsiaTheme="minorEastAsia" w:hAnsiTheme="minorHAnsi" w:cstheme="minorBidi"/>
               <w:noProof/>
@@ -4790,7 +4764,7 @@
               <w14:ligatures w14:val="standardContextual"/>
             </w:rPr>
           </w:pPr>
-          <w:hyperlink w:anchor="_Toc191745439" w:history="1">
+          <w:hyperlink w:anchor="_Toc191843050" w:history="1">
             <w:r>
               <w:rPr>
                 <w:rStyle w:val="Hypertextovodkaz"/>
@@ -4835,7 +4809,7 @@
                 <w:noProof/>
                 <w:webHidden/>
               </w:rPr>
-              <w:instrText xml:space="preserve"> PAGEREF _Toc191745439 \h </w:instrText>
+              <w:instrText xml:space="preserve"> PAGEREF _Toc191843050 \h </w:instrText>
             </w:r>
             <w:r>
               <w:rPr>
@@ -4873,7 +4847,6 @@
               <w:tab w:val="left" w:pos="1200"/>
               <w:tab w:val="right" w:leader="dot" w:pos="9062"/>
             </w:tabs>
-            <w:spacing w:before="0" w:after="0"/>
             <w:rPr>
               <w:rFonts w:asciiTheme="minorHAnsi" w:eastAsiaTheme="minorEastAsia" w:hAnsiTheme="minorHAnsi" w:cstheme="minorBidi"/>
               <w:noProof/>
@@ -4883,7 +4856,7 @@
               <w14:ligatures w14:val="standardContextual"/>
             </w:rPr>
           </w:pPr>
-          <w:hyperlink w:anchor="_Toc191745440" w:history="1">
+          <w:hyperlink w:anchor="_Toc191843051" w:history="1">
             <w:r>
               <w:rPr>
                 <w:rStyle w:val="Hypertextovodkaz"/>
@@ -4928,7 +4901,7 @@
                 <w:noProof/>
                 <w:webHidden/>
               </w:rPr>
-              <w:instrText xml:space="preserve"> PAGEREF _Toc191745440 \h </w:instrText>
+              <w:instrText xml:space="preserve"> PAGEREF _Toc191843051 \h </w:instrText>
             </w:r>
             <w:r>
               <w:rPr>
@@ -4966,7 +4939,6 @@
               <w:tab w:val="left" w:pos="1200"/>
               <w:tab w:val="right" w:leader="dot" w:pos="9062"/>
             </w:tabs>
-            <w:spacing w:before="0" w:after="0"/>
             <w:rPr>
               <w:rFonts w:asciiTheme="minorHAnsi" w:eastAsiaTheme="minorEastAsia" w:hAnsiTheme="minorHAnsi" w:cstheme="minorBidi"/>
               <w:noProof/>
@@ -4976,7 +4948,7 @@
               <w14:ligatures w14:val="standardContextual"/>
             </w:rPr>
           </w:pPr>
-          <w:hyperlink w:anchor="_Toc191745441" w:history="1">
+          <w:hyperlink w:anchor="_Toc191843052" w:history="1">
             <w:r>
               <w:rPr>
                 <w:rStyle w:val="Hypertextovodkaz"/>
@@ -5031,7 +5003,7 @@
                 <w:noProof/>
                 <w:webHidden/>
               </w:rPr>
-              <w:instrText xml:space="preserve"> PAGEREF _Toc191745441 \h </w:instrText>
+              <w:instrText xml:space="preserve"> PAGEREF _Toc191843052 \h </w:instrText>
             </w:r>
             <w:r>
               <w:rPr>
@@ -5069,7 +5041,6 @@
               <w:tab w:val="left" w:pos="960"/>
               <w:tab w:val="right" w:leader="dot" w:pos="9062"/>
             </w:tabs>
-            <w:spacing w:before="0" w:after="0"/>
             <w:rPr>
               <w:rFonts w:asciiTheme="minorHAnsi" w:eastAsiaTheme="minorEastAsia" w:hAnsiTheme="minorHAnsi" w:cstheme="minorBidi"/>
               <w:noProof/>
@@ -5079,7 +5050,7 @@
               <w14:ligatures w14:val="standardContextual"/>
             </w:rPr>
           </w:pPr>
-          <w:hyperlink w:anchor="_Toc191745442" w:history="1">
+          <w:hyperlink w:anchor="_Toc191843053" w:history="1">
             <w:r>
               <w:rPr>
                 <w:rStyle w:val="Hypertextovodkaz"/>
@@ -5132,7 +5103,7 @@
                 <w:noProof/>
                 <w:webHidden/>
               </w:rPr>
-              <w:instrText xml:space="preserve"> PAGEREF _Toc191745442 \h </w:instrText>
+              <w:instrText xml:space="preserve"> PAGEREF _Toc191843053 \h </w:instrText>
             </w:r>
             <w:r>
               <w:rPr>
@@ -5170,7 +5141,6 @@
               <w:tab w:val="left" w:pos="1200"/>
               <w:tab w:val="right" w:leader="dot" w:pos="9062"/>
             </w:tabs>
-            <w:spacing w:before="0" w:after="0"/>
             <w:rPr>
               <w:rFonts w:asciiTheme="minorHAnsi" w:eastAsiaTheme="minorEastAsia" w:hAnsiTheme="minorHAnsi" w:cstheme="minorBidi"/>
               <w:noProof/>
@@ -5180,7 +5150,7 @@
               <w14:ligatures w14:val="standardContextual"/>
             </w:rPr>
           </w:pPr>
-          <w:hyperlink w:anchor="_Toc191745443" w:history="1">
+          <w:hyperlink w:anchor="_Toc191843054" w:history="1">
             <w:r>
               <w:rPr>
                 <w:rStyle w:val="Hypertextovodkaz"/>
@@ -5233,7 +5203,7 @@
                 <w:noProof/>
                 <w:webHidden/>
               </w:rPr>
-              <w:instrText xml:space="preserve"> PAGEREF _Toc191745443 \h </w:instrText>
+              <w:instrText xml:space="preserve"> PAGEREF _Toc191843054 \h </w:instrText>
             </w:r>
             <w:r>
               <w:rPr>
@@ -5271,7 +5241,6 @@
               <w:tab w:val="left" w:pos="1200"/>
               <w:tab w:val="right" w:leader="dot" w:pos="9062"/>
             </w:tabs>
-            <w:spacing w:before="0" w:after="0"/>
             <w:rPr>
               <w:rFonts w:asciiTheme="minorHAnsi" w:eastAsiaTheme="minorEastAsia" w:hAnsiTheme="minorHAnsi" w:cstheme="minorBidi"/>
               <w:noProof/>
@@ -5281,7 +5250,7 @@
               <w14:ligatures w14:val="standardContextual"/>
             </w:rPr>
           </w:pPr>
-          <w:hyperlink w:anchor="_Toc191745444" w:history="1">
+          <w:hyperlink w:anchor="_Toc191843055" w:history="1">
             <w:r>
               <w:rPr>
                 <w:rStyle w:val="Hypertextovodkaz"/>
@@ -5334,7 +5303,7 @@
                 <w:noProof/>
                 <w:webHidden/>
               </w:rPr>
-              <w:instrText xml:space="preserve"> PAGEREF _Toc191745444 \h </w:instrText>
+              <w:instrText xml:space="preserve"> PAGEREF _Toc191843055 \h </w:instrText>
             </w:r>
             <w:r>
               <w:rPr>
@@ -5372,7 +5341,6 @@
               <w:tab w:val="left" w:pos="1200"/>
               <w:tab w:val="right" w:leader="dot" w:pos="9062"/>
             </w:tabs>
-            <w:spacing w:before="0" w:after="0"/>
             <w:rPr>
               <w:rFonts w:asciiTheme="minorHAnsi" w:eastAsiaTheme="minorEastAsia" w:hAnsiTheme="minorHAnsi" w:cstheme="minorBidi"/>
               <w:noProof/>
@@ -5382,7 +5350,7 @@
               <w14:ligatures w14:val="standardContextual"/>
             </w:rPr>
           </w:pPr>
-          <w:hyperlink w:anchor="_Toc191745445" w:history="1">
+          <w:hyperlink w:anchor="_Toc191843056" w:history="1">
             <w:r>
               <w:rPr>
                 <w:rStyle w:val="Hypertextovodkaz"/>
@@ -5435,7 +5403,7 @@
                 <w:noProof/>
                 <w:webHidden/>
               </w:rPr>
-              <w:instrText xml:space="preserve"> PAGEREF _Toc191745445 \h </w:instrText>
+              <w:instrText xml:space="preserve"> PAGEREF _Toc191843056 \h </w:instrText>
             </w:r>
             <w:r>
               <w:rPr>
@@ -5473,7 +5441,6 @@
               <w:tab w:val="left" w:pos="1200"/>
               <w:tab w:val="right" w:leader="dot" w:pos="9062"/>
             </w:tabs>
-            <w:spacing w:before="0" w:after="0"/>
             <w:rPr>
               <w:rFonts w:asciiTheme="minorHAnsi" w:eastAsiaTheme="minorEastAsia" w:hAnsiTheme="minorHAnsi" w:cstheme="minorBidi"/>
               <w:noProof/>
@@ -5483,7 +5450,7 @@
               <w14:ligatures w14:val="standardContextual"/>
             </w:rPr>
           </w:pPr>
-          <w:hyperlink w:anchor="_Toc191745446" w:history="1">
+          <w:hyperlink w:anchor="_Toc191843057" w:history="1">
             <w:r>
               <w:rPr>
                 <w:rStyle w:val="Hypertextovodkaz"/>
@@ -5536,7 +5503,7 @@
                 <w:noProof/>
                 <w:webHidden/>
               </w:rPr>
-              <w:instrText xml:space="preserve"> PAGEREF _Toc191745446 \h </w:instrText>
+              <w:instrText xml:space="preserve"> PAGEREF _Toc191843057 \h </w:instrText>
             </w:r>
             <w:r>
               <w:rPr>
@@ -5556,7 +5523,7 @@
                 <w:noProof/>
                 <w:webHidden/>
               </w:rPr>
-              <w:t>19</w:t>
+              <w:t>20</w:t>
             </w:r>
             <w:r>
               <w:rPr>
@@ -5574,7 +5541,6 @@
               <w:tab w:val="left" w:pos="1200"/>
               <w:tab w:val="right" w:leader="dot" w:pos="9062"/>
             </w:tabs>
-            <w:spacing w:before="0" w:after="0"/>
             <w:rPr>
               <w:rFonts w:asciiTheme="minorHAnsi" w:eastAsiaTheme="minorEastAsia" w:hAnsiTheme="minorHAnsi" w:cstheme="minorBidi"/>
               <w:noProof/>
@@ -5584,7 +5550,7 @@
               <w14:ligatures w14:val="standardContextual"/>
             </w:rPr>
           </w:pPr>
-          <w:hyperlink w:anchor="_Toc191745447" w:history="1">
+          <w:hyperlink w:anchor="_Toc191843058" w:history="1">
             <w:r>
               <w:rPr>
                 <w:rStyle w:val="Hypertextovodkaz"/>
@@ -5637,7 +5603,7 @@
                 <w:noProof/>
                 <w:webHidden/>
               </w:rPr>
-              <w:instrText xml:space="preserve"> PAGEREF _Toc191745447 \h </w:instrText>
+              <w:instrText xml:space="preserve"> PAGEREF _Toc191843058 \h </w:instrText>
             </w:r>
             <w:r>
               <w:rPr>
@@ -5657,7 +5623,7 @@
                 <w:noProof/>
                 <w:webHidden/>
               </w:rPr>
-              <w:t>19</w:t>
+              <w:t>20</w:t>
             </w:r>
             <w:r>
               <w:rPr>
@@ -5675,7 +5641,6 @@
               <w:tab w:val="left" w:pos="1200"/>
               <w:tab w:val="right" w:leader="dot" w:pos="9062"/>
             </w:tabs>
-            <w:spacing w:before="0" w:after="0"/>
             <w:rPr>
               <w:rFonts w:asciiTheme="minorHAnsi" w:eastAsiaTheme="minorEastAsia" w:hAnsiTheme="minorHAnsi" w:cstheme="minorBidi"/>
               <w:noProof/>
@@ -5685,7 +5650,7 @@
               <w14:ligatures w14:val="standardContextual"/>
             </w:rPr>
           </w:pPr>
-          <w:hyperlink w:anchor="_Toc191745448" w:history="1">
+          <w:hyperlink w:anchor="_Toc191843059" w:history="1">
             <w:r>
               <w:rPr>
                 <w:rStyle w:val="Hypertextovodkaz"/>
@@ -5738,7 +5703,7 @@
                 <w:noProof/>
                 <w:webHidden/>
               </w:rPr>
-              <w:instrText xml:space="preserve"> PAGEREF _Toc191745448 \h </w:instrText>
+              <w:instrText xml:space="preserve"> PAGEREF _Toc191843059 \h </w:instrText>
             </w:r>
             <w:r>
               <w:rPr>
@@ -5758,7 +5723,7 @@
                 <w:noProof/>
                 <w:webHidden/>
               </w:rPr>
-              <w:t>19</w:t>
+              <w:t>20</w:t>
             </w:r>
             <w:r>
               <w:rPr>
@@ -5795,7 +5760,7 @@
       <w:pPr>
         <w:pStyle w:val="Nadpis1"/>
       </w:pPr>
-      <w:bookmarkStart w:id="14" w:name="_Toc191745414"/>
+      <w:bookmarkStart w:id="14" w:name="_Toc191843025"/>
       <w:r>
         <w:lastRenderedPageBreak/>
         <w:t>Úvod</w:t>
@@ -6278,159 +6243,18 @@
     </w:p>
     <w:p>
       <w:pPr>
+        <w:keepNext/>
+      </w:pPr>
+      <w:r>
         <w:rPr>
           <w:rFonts w:eastAsiaTheme="majorEastAsia"/>
         </w:rPr>
-      </w:pPr>
-      <w:r>
-        <w:rPr>
-          <w:noProof/>
-        </w:rPr>
         <w:lastRenderedPageBreak/>
-        <mc:AlternateContent>
-          <mc:Choice Requires="wps">
-            <w:drawing>
-              <wp:anchor distT="0" distB="0" distL="114300" distR="114300" simplePos="0" relativeHeight="251662336" behindDoc="0" locked="0" layoutInCell="1" allowOverlap="1" wp14:anchorId="4A35F052" wp14:editId="7566BFCD">
-                <wp:simplePos x="0" y="0"/>
-                <wp:positionH relativeFrom="margin">
-                  <wp:align>center</wp:align>
-                </wp:positionH>
-                <wp:positionV relativeFrom="paragraph">
-                  <wp:posOffset>4369987</wp:posOffset>
-                </wp:positionV>
-                <wp:extent cx="5764530" cy="635"/>
-                <wp:effectExtent l="0" t="0" r="7620" b="5715"/>
-                <wp:wrapTopAndBottom/>
-                <wp:docPr id="1011915569" name="Textové pole 1"/>
-                <wp:cNvGraphicFramePr/>
-                <a:graphic xmlns:a="http://schemas.openxmlformats.org/drawingml/2006/main">
-                  <a:graphicData uri="http://schemas.microsoft.com/office/word/2010/wordprocessingShape">
-                    <wps:wsp>
-                      <wps:cNvSpPr txBox="1"/>
-                      <wps:spPr>
-                        <a:xfrm>
-                          <a:off x="0" y="0"/>
-                          <a:ext cx="5764530" cy="635"/>
-                        </a:xfrm>
-                        <a:prstGeom prst="rect">
-                          <a:avLst/>
-                        </a:prstGeom>
-                        <a:solidFill>
-                          <a:prstClr val="white"/>
-                        </a:solidFill>
-                        <a:ln>
-                          <a:noFill/>
-                        </a:ln>
-                      </wps:spPr>
-                      <wps:txbx>
-                        <w:txbxContent>
-                          <w:p>
-                            <w:pPr>
-                              <w:pStyle w:val="Titulek"/>
-                              <w:rPr>
-                                <w:rFonts w:eastAsiaTheme="majorEastAsia"/>
-                                <w:sz w:val="20"/>
-                                <w:szCs w:val="20"/>
-                              </w:rPr>
-                            </w:pPr>
-                            <w:bookmarkStart w:id="15" w:name="_Toc191745367"/>
-                            <w:r>
-                              <w:t xml:space="preserve">Obrázek </w:t>
-                            </w:r>
-                            <w:fldSimple w:instr=" SEQ Obrázek \* ARABIC ">
-                              <w:r>
-                                <w:rPr>
-                                  <w:noProof/>
-                                </w:rPr>
-                                <w:t>1</w:t>
-                              </w:r>
-                            </w:fldSimple>
-                            <w:r>
-                              <w:t xml:space="preserve">: </w:t>
-                            </w:r>
-                            <w:bookmarkStart w:id="16" w:name="_Toc191395989"/>
-                            <w:r>
-                              <w:t>Ukázka úvodní stránky pro učitele</w:t>
-                            </w:r>
-                            <w:bookmarkEnd w:id="15"/>
-                            <w:bookmarkEnd w:id="16"/>
-                          </w:p>
-                        </w:txbxContent>
-                      </wps:txbx>
-                      <wps:bodyPr rot="0" spcFirstLastPara="0" vertOverflow="overflow" horzOverflow="overflow" vert="horz" wrap="square" lIns="0" tIns="0" rIns="0" bIns="0" numCol="1" spcCol="0" rtlCol="0" fromWordArt="0" anchor="t" anchorCtr="0" forceAA="0" compatLnSpc="1">
-                        <a:prstTxWarp prst="textNoShape">
-                          <a:avLst/>
-                        </a:prstTxWarp>
-                        <a:spAutoFit/>
-                      </wps:bodyPr>
-                    </wps:wsp>
-                  </a:graphicData>
-                </a:graphic>
-              </wp:anchor>
-            </w:drawing>
-          </mc:Choice>
-          <mc:Fallback>
-            <w:pict>
-              <v:shape w14:anchorId="4A35F052" id="_x0000_s1027" type="#_x0000_t202" style="position:absolute;margin-left:0;margin-top:344.1pt;width:453.9pt;height:.05pt;z-index:251662336;visibility:visible;mso-wrap-style:square;mso-wrap-distance-left:9pt;mso-wrap-distance-top:0;mso-wrap-distance-right:9pt;mso-wrap-distance-bottom:0;mso-position-horizontal:center;mso-position-horizontal-relative:margin;mso-position-vertical:absolute;mso-position-vertical-relative:text;v-text-anchor:top" o:gfxdata="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" stroked="f">
-                <v:textbox style="mso-fit-shape-to-text:t" inset="0,0,0,0">
-                  <w:txbxContent>
-                    <w:p>
-                      <w:pPr>
-                        <w:pStyle w:val="Titulek"/>
-                        <w:rPr>
-                          <w:rFonts w:eastAsiaTheme="majorEastAsia"/>
-                          <w:sz w:val="20"/>
-                          <w:szCs w:val="20"/>
-                        </w:rPr>
-                      </w:pPr>
-                      <w:bookmarkStart w:id="17" w:name="_Toc191745367"/>
-                      <w:r>
-                        <w:t xml:space="preserve">Obrázek </w:t>
-                      </w:r>
-                      <w:fldSimple w:instr=" SEQ Obrázek \* ARABIC ">
-                        <w:r>
-                          <w:rPr>
-                            <w:noProof/>
-                          </w:rPr>
-                          <w:t>1</w:t>
-                        </w:r>
-                      </w:fldSimple>
-                      <w:r>
-                        <w:t xml:space="preserve">: </w:t>
-                      </w:r>
-                      <w:bookmarkStart w:id="18" w:name="_Toc191395989"/>
-                      <w:r>
-                        <w:t>Ukázka úvodní stránky pro učitele</w:t>
-                      </w:r>
-                      <w:bookmarkEnd w:id="17"/>
-                      <w:bookmarkEnd w:id="18"/>
-                    </w:p>
-                  </w:txbxContent>
-                </v:textbox>
-                <w10:wrap type="topAndBottom" anchorx="margin"/>
-              </v:shape>
-            </w:pict>
-          </mc:Fallback>
-        </mc:AlternateContent>
-      </w:r>
-      <w:r>
-        <w:rPr>
-          <w:rFonts w:eastAsiaTheme="majorEastAsia"/>
-          <w:noProof/>
-        </w:rPr>
         <w:drawing>
-          <wp:anchor distT="0" distB="0" distL="114300" distR="114300" simplePos="0" relativeHeight="251660288" behindDoc="0" locked="0" layoutInCell="1" allowOverlap="1" wp14:anchorId="3EBBF963" wp14:editId="267BEFD1">
-            <wp:simplePos x="0" y="0"/>
-            <wp:positionH relativeFrom="margin">
-              <wp:align>right</wp:align>
-            </wp:positionH>
-            <wp:positionV relativeFrom="paragraph">
-              <wp:posOffset>0</wp:posOffset>
-            </wp:positionV>
-            <wp:extent cx="5764530" cy="4360545"/>
-            <wp:effectExtent l="0" t="0" r="7620" b="1905"/>
-            <wp:wrapTopAndBottom/>
-            <wp:docPr id="1086083064" name="Obrázek 1" descr="Obsah obrázku text, snímek obrazovky, software, Multimediální software&#10;&#10;Obsah vygenerovaný umělou inteligencí může být nesprávný."/>
+          <wp:inline distT="0" distB="0" distL="0" distR="0" wp14:anchorId="47B692C0" wp14:editId="45B84B5E">
+            <wp:extent cx="5760720" cy="4514850"/>
+            <wp:effectExtent l="0" t="0" r="0" b="0"/>
+            <wp:docPr id="735361884" name="Obrázek 1" descr="Obsah obrázku text, snímek obrazovky, software, Multimediální software&#10;&#10;Obsah vygenerovaný umělou inteligencí může být nesprávný."/>
             <wp:cNvGraphicFramePr>
               <a:graphicFrameLocks xmlns:a="http://schemas.openxmlformats.org/drawingml/2006/main" noChangeAspect="1"/>
             </wp:cNvGraphicFramePr>
@@ -6438,17 +6262,11 @@
               <a:graphicData uri="http://schemas.openxmlformats.org/drawingml/2006/picture">
                 <pic:pic xmlns:pic="http://schemas.openxmlformats.org/drawingml/2006/picture">
                   <pic:nvPicPr>
-                    <pic:cNvPr id="1086083064" name="Obrázek 1" descr="Obsah obrázku text, snímek obrazovky, software, Multimediální software&#10;&#10;Obsah vygenerovaný umělou inteligencí může být nesprávný."/>
+                    <pic:cNvPr id="735361884" name="Obrázek 1" descr="Obsah obrázku text, snímek obrazovky, software, Multimediální software&#10;&#10;Obsah vygenerovaný umělou inteligencí může být nesprávný."/>
                     <pic:cNvPicPr/>
                   </pic:nvPicPr>
                   <pic:blipFill>
-                    <a:blip r:embed="rId10">
-                      <a:extLst>
-                        <a:ext uri="{28A0092B-C50C-407E-A947-70E740481C1C}">
-                          <a14:useLocalDpi xmlns:a14="http://schemas.microsoft.com/office/drawing/2010/main" val="0"/>
-                        </a:ext>
-                      </a:extLst>
-                    </a:blip>
+                    <a:blip r:embed="rId10"/>
                     <a:stretch>
                       <a:fillRect/>
                     </a:stretch>
@@ -6456,7 +6274,7 @@
                   <pic:spPr>
                     <a:xfrm>
                       <a:off x="0" y="0"/>
-                      <a:ext cx="5764530" cy="4360545"/>
+                      <a:ext cx="5760720" cy="4514850"/>
                     </a:xfrm>
                     <a:prstGeom prst="rect">
                       <a:avLst/>
@@ -6465,25 +6283,48 @@
                 </pic:pic>
               </a:graphicData>
             </a:graphic>
-            <wp14:sizeRelH relativeFrom="margin">
-              <wp14:pctWidth>0</wp14:pctWidth>
-            </wp14:sizeRelH>
-            <wp14:sizeRelV relativeFrom="margin">
-              <wp14:pctHeight>0</wp14:pctHeight>
-            </wp14:sizeRelV>
-          </wp:anchor>
+          </wp:inline>
         </w:drawing>
       </w:r>
     </w:p>
     <w:p>
       <w:pPr>
+        <w:pStyle w:val="Titulek"/>
+      </w:pPr>
+      <w:r>
+        <w:t xml:space="preserve">Obrázek </w:t>
+      </w:r>
+      <w:r>
+        <w:fldChar w:fldCharType="begin"/>
+      </w:r>
+      <w:r>
+        <w:instrText xml:space="preserve"> SEQ Obrázek \* ARABIC </w:instrText>
+      </w:r>
+      <w:r>
+        <w:fldChar w:fldCharType="separate"/>
+      </w:r>
+      <w:r>
+        <w:rPr>
+          <w:noProof/>
+        </w:rPr>
+        <w:t>1</w:t>
+      </w:r>
+      <w:r>
+        <w:fldChar w:fldCharType="end"/>
+      </w:r>
+      <w:r>
+        <w:t>: Úvodní stránka učitele</w:t>
+      </w:r>
+    </w:p>
+    <w:p>
+      <w:pPr>
         <w:pStyle w:val="Nadpis1"/>
       </w:pPr>
-      <w:bookmarkStart w:id="19" w:name="_Toc191745415"/>
+      <w:bookmarkStart w:id="15" w:name="_Toc191843026"/>
       <w:r>
         <w:t>Prohlášení o omezení odpovědnosti</w:t>
       </w:r>
-      <w:bookmarkEnd w:id="19"/>
+      <w:bookmarkEnd w:id="15"/>
     </w:p>
     <w:p>
       <w:pPr>
@@ -6639,12 +6480,12 @@
       <w:pPr>
         <w:pStyle w:val="Nadpis1"/>
       </w:pPr>
-      <w:bookmarkStart w:id="20" w:name="_Toc191745416"/>
+      <w:bookmarkStart w:id="16" w:name="_Toc191843027"/>
       <w:r>
         <w:lastRenderedPageBreak/>
         <w:t>Postup tvorby práce</w:t>
       </w:r>
-      <w:bookmarkEnd w:id="20"/>
+      <w:bookmarkEnd w:id="16"/>
     </w:p>
     <w:p>
       <w:pPr>
@@ -6881,24 +6722,24 @@
       <w:pPr>
         <w:pStyle w:val="Nadpis1"/>
       </w:pPr>
-      <w:bookmarkStart w:id="21" w:name="_Seznam_použitých_technologií"/>
-      <w:bookmarkStart w:id="22" w:name="_Toc191745417"/>
-      <w:bookmarkEnd w:id="21"/>
+      <w:bookmarkStart w:id="17" w:name="_Seznam_použitých_technologií"/>
+      <w:bookmarkStart w:id="18" w:name="_Toc191843028"/>
+      <w:bookmarkEnd w:id="17"/>
       <w:r>
         <w:lastRenderedPageBreak/>
         <w:t>Seznam použitých technologií a nástrojů</w:t>
       </w:r>
-      <w:bookmarkEnd w:id="22"/>
+      <w:bookmarkEnd w:id="18"/>
     </w:p>
     <w:p>
       <w:pPr>
         <w:pStyle w:val="Nadpis2"/>
       </w:pPr>
-      <w:bookmarkStart w:id="23" w:name="_Toc191745418"/>
+      <w:bookmarkStart w:id="19" w:name="_Toc191843029"/>
       <w:r>
         <w:t>Jazyk Java a JDK 21</w:t>
       </w:r>
-      <w:bookmarkEnd w:id="23"/>
+      <w:bookmarkEnd w:id="19"/>
     </w:p>
     <w:p>
       <w:pPr>
@@ -6992,11 +6833,11 @@
       <w:pPr>
         <w:pStyle w:val="Nadpis2"/>
       </w:pPr>
-      <w:bookmarkStart w:id="24" w:name="_Toc191745419"/>
+      <w:bookmarkStart w:id="20" w:name="_Toc191843030"/>
       <w:r>
         <w:t>Vývojové prostředí</w:t>
       </w:r>
-      <w:bookmarkEnd w:id="24"/>
+      <w:bookmarkEnd w:id="20"/>
     </w:p>
     <w:p>
       <w:pPr>
@@ -7198,11 +7039,11 @@
       <w:pPr>
         <w:pStyle w:val="Nadpis2"/>
       </w:pPr>
-      <w:bookmarkStart w:id="25" w:name="_Toc191745420"/>
+      <w:bookmarkStart w:id="21" w:name="_Toc191843031"/>
       <w:r>
         <w:t>Buildovací a verzovací nástroje</w:t>
       </w:r>
-      <w:bookmarkEnd w:id="25"/>
+      <w:bookmarkEnd w:id="21"/>
     </w:p>
     <w:p>
       <w:pPr>
@@ -7365,11 +7206,11 @@
       <w:pPr>
         <w:pStyle w:val="Nadpis2"/>
       </w:pPr>
-      <w:bookmarkStart w:id="26" w:name="_Toc191745421"/>
+      <w:bookmarkStart w:id="22" w:name="_Toc191843032"/>
       <w:r>
         <w:t>Databázový systém</w:t>
       </w:r>
-      <w:bookmarkEnd w:id="26"/>
+      <w:bookmarkEnd w:id="22"/>
     </w:p>
     <w:p>
       <w:pPr>
@@ -7597,14 +7438,14 @@
       <w:pPr>
         <w:pStyle w:val="Nadpis2"/>
       </w:pPr>
-      <w:bookmarkStart w:id="27" w:name="_Toc191745422"/>
+      <w:bookmarkStart w:id="23" w:name="_Toc191843033"/>
       <w:r>
         <w:t>Tvorba</w:t>
       </w:r>
       <w:r>
         <w:t xml:space="preserve"> uživatelského rozhraní</w:t>
       </w:r>
-      <w:bookmarkEnd w:id="27"/>
+      <w:bookmarkEnd w:id="23"/>
     </w:p>
     <w:p>
       <w:pPr>
@@ -7988,11 +7829,11 @@
       <w:pPr>
         <w:pStyle w:val="Nadpis2"/>
       </w:pPr>
-      <w:bookmarkStart w:id="28" w:name="_Toc191745423"/>
+      <w:bookmarkStart w:id="24" w:name="_Toc191843034"/>
       <w:r>
         <w:t>Ostatní knihovny</w:t>
       </w:r>
-      <w:bookmarkEnd w:id="28"/>
+      <w:bookmarkEnd w:id="24"/>
     </w:p>
     <w:p>
       <w:pPr>
@@ -8152,20 +7993,118 @@
       </w:r>
     </w:p>
     <w:p>
-      <w:r>
-        <w:br w:type="page"/>
+      <w:pPr>
+        <w:ind w:firstLine="432"/>
+      </w:pPr>
+      <w:r>
+        <w:rPr>
+          <w:b/>
+          <w:bCs/>
+          <w:i/>
+          <w:iCs/>
+        </w:rPr>
+        <w:t xml:space="preserve">Java </w:t>
+      </w:r>
+      <w:proofErr w:type="spellStart"/>
+      <w:r>
+        <w:rPr>
+          <w:b/>
+          <w:bCs/>
+          <w:i/>
+          <w:iCs/>
+        </w:rPr>
+        <w:t>Util</w:t>
+      </w:r>
+      <w:proofErr w:type="spellEnd"/>
+      <w:r>
+        <w:rPr>
+          <w:b/>
+          <w:bCs/>
+          <w:i/>
+          <w:iCs/>
+        </w:rPr>
+        <w:t xml:space="preserve"> </w:t>
+      </w:r>
+      <w:proofErr w:type="spellStart"/>
+      <w:r>
+        <w:rPr>
+          <w:b/>
+          <w:bCs/>
+          <w:i/>
+          <w:iCs/>
+        </w:rPr>
+        <w:t>Logging</w:t>
+      </w:r>
+      <w:proofErr w:type="spellEnd"/>
+      <w:r>
+        <w:t xml:space="preserve"> (</w:t>
+      </w:r>
+      <w:proofErr w:type="spellStart"/>
+      <w:r>
+        <w:rPr>
+          <w:rStyle w:val="KdChar"/>
+        </w:rPr>
+        <w:t>java.util.logging</w:t>
+      </w:r>
+      <w:proofErr w:type="spellEnd"/>
+      <w:r>
+        <w:t>)</w:t>
+      </w:r>
+      <w:r>
+        <w:t xml:space="preserve"> je k</w:t>
+      </w:r>
+      <w:r>
+        <w:t xml:space="preserve">nihovna pro </w:t>
+      </w:r>
+      <w:r>
+        <w:rPr>
+          <w:i/>
+          <w:iCs/>
+        </w:rPr>
+        <w:t>logování</w:t>
+      </w:r>
+      <w:r>
+        <w:t xml:space="preserve">, která je součástí jádra </w:t>
+      </w:r>
+      <w:r>
+        <w:rPr>
+          <w:i/>
+          <w:iCs/>
+        </w:rPr>
+        <w:t xml:space="preserve">Javy. </w:t>
+      </w:r>
+      <w:r>
+        <w:t>Umožňuje zaznamenávat, formátovat a směrovat logovací zprávy</w:t>
+      </w:r>
+      <w:r>
+        <w:t xml:space="preserve"> (nejen) do souborů s příponou </w:t>
+      </w:r>
+      <w:r>
+        <w:rPr>
+          <w:i/>
+          <w:iCs/>
+        </w:rPr>
+        <w:t>*.log</w:t>
+      </w:r>
+      <w:r>
+        <w:t>.</w:t>
       </w:r>
     </w:p>
     <w:p>
+      <w:r>
+        <w:br w:type="page"/>
+      </w:r>
+    </w:p>
+    <w:p>
       <w:pPr>
         <w:pStyle w:val="Nadpis1"/>
       </w:pPr>
-      <w:bookmarkStart w:id="29" w:name="_Toc191745424"/>
+      <w:bookmarkStart w:id="25" w:name="_Toc191843035"/>
       <w:r>
         <w:lastRenderedPageBreak/>
         <w:t>Struktura databáze</w:t>
       </w:r>
-      <w:bookmarkEnd w:id="29"/>
+      <w:bookmarkEnd w:id="25"/>
     </w:p>
     <w:p>
       <w:r>
@@ -8189,14 +8128,14 @@
       <w:pPr>
         <w:pStyle w:val="Nadpis2"/>
       </w:pPr>
-      <w:bookmarkStart w:id="30" w:name="_Toc191745425"/>
+      <w:bookmarkStart w:id="26" w:name="_Toc191843036"/>
       <w:r>
         <w:t xml:space="preserve">E-R </w:t>
       </w:r>
       <w:r>
         <w:t>model</w:t>
       </w:r>
-      <w:bookmarkEnd w:id="30"/>
+      <w:bookmarkEnd w:id="26"/>
     </w:p>
     <w:p>
       <w:pPr>
@@ -8353,22 +8292,35 @@
       <w:pPr>
         <w:pStyle w:val="Titulek"/>
       </w:pPr>
-      <w:bookmarkStart w:id="31" w:name="_Toc191745368"/>
+      <w:bookmarkStart w:id="27" w:name="_Toc191745368"/>
       <w:r>
         <w:t xml:space="preserve">Obrázek </w:t>
       </w:r>
-      <w:fldSimple w:instr=" SEQ Obrázek \* ARABIC ">
-        <w:r>
-          <w:rPr>
-            <w:noProof/>
-          </w:rPr>
-          <w:t>2</w:t>
-        </w:r>
-      </w:fldSimple>
+      <w:r>
+        <w:fldChar w:fldCharType="begin"/>
+      </w:r>
+      <w:r>
+        <w:instrText xml:space="preserve"> SEQ Obrázek \* ARABIC </w:instrText>
+      </w:r>
+      <w:r>
+        <w:fldChar w:fldCharType="separate"/>
+      </w:r>
+      <w:r>
+        <w:rPr>
+          <w:noProof/>
+        </w:rPr>
+        <w:t>2</w:t>
+      </w:r>
+      <w:r>
+        <w:rPr>
+          <w:noProof/>
+        </w:rPr>
+        <w:fldChar w:fldCharType="end"/>
+      </w:r>
       <w:r>
         <w:t>: E-R model databáze chatbot</w:t>
       </w:r>
-      <w:bookmarkEnd w:id="31"/>
+      <w:bookmarkEnd w:id="27"/>
     </w:p>
     <w:p>
       <w:pPr>
@@ -8382,18 +8334,18 @@
       <w:pPr>
         <w:pStyle w:val="Nadpis2"/>
       </w:pPr>
-      <w:bookmarkStart w:id="32" w:name="_Toc191745426"/>
+      <w:bookmarkStart w:id="28" w:name="_Toc191843037"/>
       <w:r>
         <w:lastRenderedPageBreak/>
         <w:t>Mapování a popis tabulek</w:t>
       </w:r>
-      <w:bookmarkEnd w:id="32"/>
+      <w:bookmarkEnd w:id="28"/>
     </w:p>
     <w:p>
       <w:pPr>
         <w:pStyle w:val="Nadpis3"/>
       </w:pPr>
-      <w:bookmarkStart w:id="33" w:name="_Toc191745427"/>
+      <w:bookmarkStart w:id="29" w:name="_Toc191843038"/>
       <w:r>
         <w:t xml:space="preserve">Tabulka </w:t>
       </w:r>
@@ -8405,7 +8357,7 @@
         </w:rPr>
         <w:t>users</w:t>
       </w:r>
-      <w:bookmarkEnd w:id="33"/>
+      <w:bookmarkEnd w:id="29"/>
       <w:proofErr w:type="spellEnd"/>
     </w:p>
     <w:tbl>
@@ -8967,7 +8919,7 @@
       <w:pPr>
         <w:pStyle w:val="Nadpis3"/>
       </w:pPr>
-      <w:bookmarkStart w:id="34" w:name="_Toc191745428"/>
+      <w:bookmarkStart w:id="30" w:name="_Toc191843039"/>
       <w:r>
         <w:t xml:space="preserve">Tabulka </w:t>
       </w:r>
@@ -8979,7 +8931,7 @@
         </w:rPr>
         <w:t>subjects</w:t>
       </w:r>
-      <w:bookmarkEnd w:id="34"/>
+      <w:bookmarkEnd w:id="30"/>
       <w:proofErr w:type="spellEnd"/>
     </w:p>
     <w:tbl>
@@ -9410,7 +9362,7 @@
       <w:pPr>
         <w:pStyle w:val="Nadpis3"/>
       </w:pPr>
-      <w:bookmarkStart w:id="35" w:name="_Toc191745429"/>
+      <w:bookmarkStart w:id="31" w:name="_Toc191843040"/>
       <w:r>
         <w:lastRenderedPageBreak/>
         <w:t xml:space="preserve">Tabulka </w:t>
@@ -9423,7 +9375,7 @@
         </w:rPr>
         <w:t>users_subjects</w:t>
       </w:r>
-      <w:bookmarkEnd w:id="35"/>
+      <w:bookmarkEnd w:id="31"/>
       <w:proofErr w:type="spellEnd"/>
     </w:p>
     <w:tbl>
@@ -9756,7 +9708,7 @@
       <w:pPr>
         <w:pStyle w:val="Nadpis3"/>
       </w:pPr>
-      <w:bookmarkStart w:id="36" w:name="_Toc191745430"/>
+      <w:bookmarkStart w:id="32" w:name="_Toc191843041"/>
       <w:r>
         <w:t xml:space="preserve">Tabulka </w:t>
       </w:r>
@@ -9768,7 +9720,7 @@
         </w:rPr>
         <w:t>topics</w:t>
       </w:r>
-      <w:bookmarkEnd w:id="36"/>
+      <w:bookmarkEnd w:id="32"/>
       <w:proofErr w:type="spellEnd"/>
     </w:p>
     <w:tbl>
@@ -10387,7 +10339,7 @@
       <w:pPr>
         <w:pStyle w:val="Nadpis3"/>
       </w:pPr>
-      <w:bookmarkStart w:id="37" w:name="_Toc191745431"/>
+      <w:bookmarkStart w:id="33" w:name="_Toc191843042"/>
       <w:r>
         <w:t xml:space="preserve">Tabulka </w:t>
       </w:r>
@@ -10399,7 +10351,7 @@
         </w:rPr>
         <w:t>prompts</w:t>
       </w:r>
-      <w:bookmarkEnd w:id="37"/>
+      <w:bookmarkEnd w:id="33"/>
       <w:proofErr w:type="spellEnd"/>
     </w:p>
     <w:tbl>
@@ -10740,7 +10692,7 @@
       <w:pPr>
         <w:pStyle w:val="Nadpis3"/>
       </w:pPr>
-      <w:bookmarkStart w:id="38" w:name="_Toc191745432"/>
+      <w:bookmarkStart w:id="34" w:name="_Toc191843043"/>
       <w:r>
         <w:t xml:space="preserve">Tabulka </w:t>
       </w:r>
@@ -10752,7 +10704,7 @@
         </w:rPr>
         <w:t>topics_prompts</w:t>
       </w:r>
-      <w:bookmarkEnd w:id="38"/>
+      <w:bookmarkEnd w:id="34"/>
       <w:proofErr w:type="spellEnd"/>
     </w:p>
     <w:tbl>
@@ -11097,7 +11049,7 @@
       <w:pPr>
         <w:pStyle w:val="Nadpis3"/>
       </w:pPr>
-      <w:bookmarkStart w:id="39" w:name="_Toc191745433"/>
+      <w:bookmarkStart w:id="35" w:name="_Toc191843044"/>
       <w:r>
         <w:t xml:space="preserve">Tabulka </w:t>
       </w:r>
@@ -11109,7 +11061,7 @@
         </w:rPr>
         <w:t>tests</w:t>
       </w:r>
-      <w:bookmarkEnd w:id="39"/>
+      <w:bookmarkEnd w:id="35"/>
       <w:proofErr w:type="spellEnd"/>
     </w:p>
     <w:tbl>
@@ -11773,7 +11725,7 @@
       <w:pPr>
         <w:pStyle w:val="Nadpis3"/>
       </w:pPr>
-      <w:bookmarkStart w:id="40" w:name="_Toc191745434"/>
+      <w:bookmarkStart w:id="36" w:name="_Toc191843045"/>
       <w:r>
         <w:lastRenderedPageBreak/>
         <w:t xml:space="preserve">Tabulka </w:t>
@@ -11786,7 +11738,7 @@
         </w:rPr>
         <w:t>questions</w:t>
       </w:r>
-      <w:bookmarkEnd w:id="40"/>
+      <w:bookmarkEnd w:id="36"/>
       <w:proofErr w:type="spellEnd"/>
     </w:p>
     <w:tbl>
@@ -12285,7 +12237,7 @@
       <w:pPr>
         <w:pStyle w:val="Nadpis3"/>
       </w:pPr>
-      <w:bookmarkStart w:id="41" w:name="_Toc191745435"/>
+      <w:bookmarkStart w:id="37" w:name="_Toc191843046"/>
       <w:r>
         <w:t xml:space="preserve">Tabulka </w:t>
       </w:r>
@@ -12297,7 +12249,7 @@
         </w:rPr>
         <w:t>questions_tests</w:t>
       </w:r>
-      <w:bookmarkEnd w:id="41"/>
+      <w:bookmarkEnd w:id="37"/>
       <w:proofErr w:type="spellEnd"/>
     </w:p>
     <w:tbl>
@@ -12617,7 +12569,7 @@
       <w:pPr>
         <w:pStyle w:val="Nadpis3"/>
       </w:pPr>
-      <w:bookmarkStart w:id="42" w:name="_Toc191745436"/>
+      <w:bookmarkStart w:id="38" w:name="_Toc191843047"/>
       <w:r>
         <w:t xml:space="preserve">Tabulka </w:t>
       </w:r>
@@ -12625,7 +12577,7 @@
       <w:r>
         <w:t>answers</w:t>
       </w:r>
-      <w:bookmarkEnd w:id="42"/>
+      <w:bookmarkEnd w:id="38"/>
       <w:proofErr w:type="spellEnd"/>
     </w:p>
     <w:tbl>
@@ -12853,7 +12805,7 @@
       <w:pPr>
         <w:pStyle w:val="Nadpis3"/>
       </w:pPr>
-      <w:bookmarkStart w:id="43" w:name="_Toc191745437"/>
+      <w:bookmarkStart w:id="39" w:name="_Toc191843048"/>
       <w:r>
         <w:lastRenderedPageBreak/>
         <w:t xml:space="preserve">Tabulka </w:t>
@@ -12866,7 +12818,7 @@
         </w:rPr>
         <w:t>questions_answers</w:t>
       </w:r>
-      <w:bookmarkEnd w:id="43"/>
+      <w:bookmarkEnd w:id="39"/>
       <w:proofErr w:type="spellEnd"/>
     </w:p>
     <w:tbl>
@@ -13378,22 +13330,22 @@
       <w:pPr>
         <w:pStyle w:val="Nadpis1"/>
       </w:pPr>
-      <w:bookmarkStart w:id="44" w:name="_Toc191745438"/>
+      <w:bookmarkStart w:id="40" w:name="_Toc191843049"/>
       <w:r>
         <w:lastRenderedPageBreak/>
         <w:t>Zdrojové kódy aplikace</w:t>
       </w:r>
-      <w:bookmarkEnd w:id="44"/>
+      <w:bookmarkEnd w:id="40"/>
     </w:p>
     <w:p>
       <w:pPr>
         <w:pStyle w:val="Nadpis2"/>
       </w:pPr>
-      <w:bookmarkStart w:id="45" w:name="_Toc191745439"/>
+      <w:bookmarkStart w:id="41" w:name="_Toc191843050"/>
       <w:r>
         <w:t>Souborová struktura</w:t>
       </w:r>
-      <w:bookmarkEnd w:id="45"/>
+      <w:bookmarkEnd w:id="41"/>
     </w:p>
     <w:p>
       <w:pPr>
@@ -13426,7 +13378,7 @@
       </w:pPr>
       <w:proofErr w:type="spellStart"/>
       <w:r>
-        <w:t>project-documentation</w:t>
+        <w:t>logs</w:t>
       </w:r>
       <w:proofErr w:type="spellEnd"/>
       <w:r>
@@ -13439,7 +13391,16 @@
         <w:spacing w:before="0" w:after="0"/>
       </w:pPr>
       <w:r>
-        <w:t>├── dokumentace.docx</w:t>
+        <w:t xml:space="preserve">├── </w:t>
+      </w:r>
+      <w:r>
+        <w:t>chatbot-2025-0</w:t>
+      </w:r>
+      <w:r>
+        <w:t>2</w:t>
+      </w:r>
+      <w:r>
+        <w:t>-02.log</w:t>
       </w:r>
     </w:p>
     <w:p>
@@ -13448,7 +13409,16 @@
         <w:spacing w:before="0" w:after="0"/>
       </w:pPr>
       <w:r>
-        <w:t>├── uzivatelsky-manual.docx</w:t>
+        <w:t xml:space="preserve">├── </w:t>
+      </w:r>
+      <w:r>
+        <w:t>chatbot-2025-0</w:t>
+      </w:r>
+      <w:r>
+        <w:t>3</w:t>
+      </w:r>
+      <w:r>
+        <w:t>-02.log</w:t>
       </w:r>
     </w:p>
     <w:p>
@@ -13457,7 +13427,7 @@
         <w:spacing w:before="0" w:after="0"/>
       </w:pPr>
       <w:r>
-        <w:t>├── er-model.png</w:t>
+        <w:t>└── (...)</w:t>
       </w:r>
     </w:p>
     <w:p>
@@ -13465,8 +13435,13 @@
         <w:pStyle w:val="Kd"/>
         <w:spacing w:before="0" w:after="0"/>
       </w:pPr>
-      <w:r>
-        <w:t>└── (...)</w:t>
+      <w:proofErr w:type="spellStart"/>
+      <w:r>
+        <w:t>project-documentation</w:t>
+      </w:r>
+      <w:proofErr w:type="spellEnd"/>
+      <w:r>
+        <w:t>/</w:t>
       </w:r>
     </w:p>
     <w:p>
@@ -13474,13 +13449,8 @@
         <w:pStyle w:val="Kd"/>
         <w:spacing w:before="0" w:after="0"/>
       </w:pPr>
-      <w:proofErr w:type="spellStart"/>
-      <w:r>
-        <w:t>src</w:t>
-      </w:r>
-      <w:proofErr w:type="spellEnd"/>
-      <w:r>
-        <w:t>/</w:t>
+      <w:r>
+        <w:t>├── dokumentace.docx</w:t>
       </w:r>
     </w:p>
     <w:p>
@@ -13489,18 +13459,7 @@
         <w:spacing w:before="0" w:after="0"/>
       </w:pPr>
       <w:r>
-        <w:t>└──</w:t>
-      </w:r>
-      <w:r>
-        <w:t xml:space="preserve"> </w:t>
-      </w:r>
-      <w:proofErr w:type="spellStart"/>
-      <w:r>
-        <w:t>main</w:t>
-      </w:r>
-      <w:proofErr w:type="spellEnd"/>
-      <w:r>
-        <w:t>/</w:t>
+        <w:t>├── uzivatelsky-manual.docx</w:t>
       </w:r>
     </w:p>
     <w:p>
@@ -13509,18 +13468,7 @@
         <w:spacing w:before="0" w:after="0"/>
       </w:pPr>
       <w:r>
-        <w:t xml:space="preserve"> </w:t>
-      </w:r>
-      <w:r>
-        <w:t xml:space="preserve">   ├── </w:t>
-      </w:r>
-      <w:proofErr w:type="spellStart"/>
-      <w:r>
-        <w:t>java</w:t>
-      </w:r>
-      <w:proofErr w:type="spellEnd"/>
-      <w:r>
-        <w:t>/</w:t>
+        <w:t>├── er-model.png</w:t>
       </w:r>
     </w:p>
     <w:p>
@@ -13529,18 +13477,7 @@
         <w:spacing w:before="0" w:after="0"/>
       </w:pPr>
       <w:r>
-        <w:t xml:space="preserve"> </w:t>
-      </w:r>
-      <w:r>
-        <w:t xml:space="preserve">   │   └── </w:t>
-      </w:r>
-      <w:proofErr w:type="spellStart"/>
-      <w:r>
-        <w:t>app</w:t>
-      </w:r>
-      <w:proofErr w:type="spellEnd"/>
-      <w:r>
-        <w:t>/</w:t>
+        <w:t>└── (...)</w:t>
       </w:r>
     </w:p>
     <w:p>
@@ -13548,11 +13485,13 @@
         <w:pStyle w:val="Kd"/>
         <w:spacing w:before="0" w:after="0"/>
       </w:pPr>
-      <w:r>
-        <w:t xml:space="preserve"> </w:t>
-      </w:r>
-      <w:r>
-        <w:t xml:space="preserve">   │       ├── App.java</w:t>
+      <w:proofErr w:type="spellStart"/>
+      <w:r>
+        <w:t>src</w:t>
+      </w:r>
+      <w:proofErr w:type="spellEnd"/>
+      <w:r>
+        <w:t>/</w:t>
       </w:r>
     </w:p>
     <w:p>
@@ -13561,14 +13500,14 @@
         <w:spacing w:before="0" w:after="0"/>
       </w:pPr>
       <w:r>
+        <w:t>└──</w:t>
+      </w:r>
+      <w:r>
         <w:t xml:space="preserve"> </w:t>
       </w:r>
-      <w:r>
-        <w:t xml:space="preserve">   │       ├── </w:t>
-      </w:r>
       <w:proofErr w:type="spellStart"/>
       <w:r>
-        <w:t>controllers</w:t>
+        <w:t>main</w:t>
       </w:r>
       <w:proofErr w:type="spellEnd"/>
       <w:r>
@@ -13584,7 +13523,15 @@
         <w:t xml:space="preserve"> </w:t>
       </w:r>
       <w:r>
-        <w:t xml:space="preserve">   │       │   ├── LoginController.java</w:t>
+        <w:t xml:space="preserve">   ├── </w:t>
+      </w:r>
+      <w:proofErr w:type="spellStart"/>
+      <w:r>
+        <w:t>java</w:t>
+      </w:r>
+      <w:proofErr w:type="spellEnd"/>
+      <w:r>
+        <w:t>/</w:t>
       </w:r>
     </w:p>
     <w:p>
@@ -13596,7 +13543,15 @@
         <w:t xml:space="preserve"> </w:t>
       </w:r>
       <w:r>
-        <w:t xml:space="preserve">   │       │   ├── MainController.java</w:t>
+        <w:t xml:space="preserve">   │   └── </w:t>
+      </w:r>
+      <w:proofErr w:type="spellStart"/>
+      <w:r>
+        <w:t>app</w:t>
+      </w:r>
+      <w:proofErr w:type="spellEnd"/>
+      <w:r>
+        <w:t>/</w:t>
       </w:r>
     </w:p>
     <w:p>
@@ -13608,7 +13563,7 @@
         <w:t xml:space="preserve"> </w:t>
       </w:r>
       <w:r>
-        <w:t xml:space="preserve">   │       │   └── (...)</w:t>
+        <w:t xml:space="preserve">   │       ├── App.java</w:t>
       </w:r>
     </w:p>
     <w:p>
@@ -13624,7 +13579,7 @@
       </w:r>
       <w:proofErr w:type="spellStart"/>
       <w:r>
-        <w:t>dao</w:t>
+        <w:t>controllers</w:t>
       </w:r>
       <w:proofErr w:type="spellEnd"/>
       <w:r>
@@ -13640,7 +13595,7 @@
         <w:t xml:space="preserve"> </w:t>
       </w:r>
       <w:r>
-        <w:t xml:space="preserve">   │       │   ├── AnswerManager.java</w:t>
+        <w:t xml:space="preserve">   │       │   ├── LoginController.java</w:t>
       </w:r>
     </w:p>
     <w:p>
@@ -13652,7 +13607,7 @@
         <w:t xml:space="preserve"> </w:t>
       </w:r>
       <w:r>
-        <w:t xml:space="preserve">   │       │   ├── PromptManager.java</w:t>
+        <w:t xml:space="preserve">   │       │   ├── MainController.java</w:t>
       </w:r>
     </w:p>
     <w:p>
@@ -13664,7 +13619,7 @@
         <w:t xml:space="preserve"> </w:t>
       </w:r>
       <w:r>
-        <w:t xml:space="preserve">   │       │   ├── QuestionManager.java</w:t>
+        <w:t xml:space="preserve">   │       │   └── (...)</w:t>
       </w:r>
     </w:p>
     <w:p>
@@ -13676,7 +13631,15 @@
         <w:t xml:space="preserve"> </w:t>
       </w:r>
       <w:r>
-        <w:t xml:space="preserve">   │       │   ├── SubjectManager.java</w:t>
+        <w:t xml:space="preserve">   │       ├── </w:t>
+      </w:r>
+      <w:proofErr w:type="spellStart"/>
+      <w:r>
+        <w:t>dao</w:t>
+      </w:r>
+      <w:proofErr w:type="spellEnd"/>
+      <w:r>
+        <w:t>/</w:t>
       </w:r>
     </w:p>
     <w:p>
@@ -13688,7 +13651,7 @@
         <w:t xml:space="preserve"> </w:t>
       </w:r>
       <w:r>
-        <w:t xml:space="preserve">   │       │   ├── TestManager.java</w:t>
+        <w:t xml:space="preserve">   │       │   ├── AnswerManager.java</w:t>
       </w:r>
     </w:p>
     <w:p>
@@ -13700,7 +13663,7 @@
         <w:t xml:space="preserve"> </w:t>
       </w:r>
       <w:r>
-        <w:t xml:space="preserve">   │       │   ├── TopicManager.java</w:t>
+        <w:t xml:space="preserve">   │       │   ├── PromptManager.java</w:t>
       </w:r>
     </w:p>
     <w:p>
@@ -13715,10 +13678,7 @@
         <w:t xml:space="preserve">   │       │   └── </w:t>
       </w:r>
       <w:r>
-        <w:t>UserManager</w:t>
-      </w:r>
-      <w:r>
-        <w:t>.java</w:t>
+        <w:t>(...)</w:t>
       </w:r>
     </w:p>
     <w:p>
@@ -14078,10 +14038,28 @@
         <w:t xml:space="preserve"> </w:t>
       </w:r>
       <w:r>
-        <w:t xml:space="preserve">   └── </w:t>
+        <w:t xml:space="preserve">   </w:t>
+      </w:r>
+      <w:r>
+        <w:t xml:space="preserve">├── </w:t>
       </w:r>
       <w:r>
         <w:t>LoaderService.java</w:t>
+      </w:r>
+    </w:p>
+    <w:p>
+      <w:pPr>
+        <w:pStyle w:val="Kd"/>
+        <w:spacing w:before="0" w:after="0"/>
+      </w:pPr>
+      <w:r>
+        <w:t xml:space="preserve">    │           └── </w:t>
+      </w:r>
+      <w:r>
+        <w:t>Log</w:t>
+      </w:r>
+      <w:r>
+        <w:t>Service.java</w:t>
       </w:r>
     </w:p>
     <w:p>
@@ -14264,12 +14242,12 @@
       <w:pPr>
         <w:pStyle w:val="Nadpis3"/>
       </w:pPr>
-      <w:bookmarkStart w:id="46" w:name="_Toc191745440"/>
+      <w:bookmarkStart w:id="42" w:name="_Toc191843051"/>
       <w:r>
         <w:lastRenderedPageBreak/>
         <w:t>Kořenová složka</w:t>
       </w:r>
-      <w:bookmarkEnd w:id="46"/>
+      <w:bookmarkEnd w:id="42"/>
     </w:p>
     <w:p>
       <w:pPr>
@@ -14294,185 +14272,207 @@
         <w:t>lib</w:t>
       </w:r>
       <w:r>
+        <w:t>,</w:t>
+      </w:r>
+      <w:r>
+        <w:t xml:space="preserve"> </w:t>
+      </w:r>
+      <w:proofErr w:type="spellStart"/>
+      <w:r>
+        <w:rPr>
+          <w:rStyle w:val="KdChar"/>
+        </w:rPr>
+        <w:t>logs</w:t>
+      </w:r>
+      <w:proofErr w:type="spellEnd"/>
+      <w:r>
+        <w:t>,</w:t>
+      </w:r>
+      <w:r>
+        <w:t xml:space="preserve"> </w:t>
+      </w:r>
+      <w:proofErr w:type="spellStart"/>
+      <w:r>
+        <w:rPr>
+          <w:rStyle w:val="ProgramovnChar"/>
+        </w:rPr>
+        <w:t>project-documentation</w:t>
+      </w:r>
+      <w:proofErr w:type="spellEnd"/>
+      <w:r>
+        <w:t>,</w:t>
+      </w:r>
+      <w:r>
+        <w:t xml:space="preserve"> </w:t>
+      </w:r>
+      <w:proofErr w:type="spellStart"/>
+      <w:r>
+        <w:rPr>
+          <w:rStyle w:val="ProgramovnChar"/>
+        </w:rPr>
+        <w:t>src</w:t>
+      </w:r>
+      <w:proofErr w:type="spellEnd"/>
+      <w:r>
+        <w:rPr>
+          <w:rStyle w:val="ProgramovnChar"/>
+        </w:rPr>
+        <w:t>/</w:t>
+      </w:r>
+      <w:proofErr w:type="spellStart"/>
+      <w:r>
+        <w:rPr>
+          <w:rStyle w:val="ProgramovnChar"/>
+        </w:rPr>
+        <w:t>main</w:t>
+      </w:r>
+      <w:proofErr w:type="spellEnd"/>
+      <w:r>
+        <w:rPr>
+          <w:rStyle w:val="ProgramovnChar"/>
+        </w:rPr>
+        <w:t>/</w:t>
+      </w:r>
+      <w:proofErr w:type="spellStart"/>
+      <w:r>
+        <w:rPr>
+          <w:rStyle w:val="ProgramovnChar"/>
+        </w:rPr>
+        <w:t>java</w:t>
+      </w:r>
+      <w:proofErr w:type="spellEnd"/>
+      <w:r>
+        <w:rPr>
+          <w:rStyle w:val="ProgramovnChar"/>
+        </w:rPr>
+        <w:t>/</w:t>
+      </w:r>
+      <w:proofErr w:type="spellStart"/>
+      <w:r>
+        <w:rPr>
+          <w:rStyle w:val="ProgramovnChar"/>
+        </w:rPr>
+        <w:t>app</w:t>
+      </w:r>
+      <w:proofErr w:type="spellEnd"/>
+      <w:r>
+        <w:t xml:space="preserve"> (dále jen </w:t>
+      </w:r>
+      <w:proofErr w:type="spellStart"/>
+      <w:r>
+        <w:rPr>
+          <w:rStyle w:val="ProgramovnChar"/>
+        </w:rPr>
+        <w:t>app</w:t>
+      </w:r>
+      <w:proofErr w:type="spellEnd"/>
+      <w:r>
+        <w:t>) a</w:t>
+      </w:r>
+      <w:r>
+        <w:t xml:space="preserve"> </w:t>
+      </w:r>
+      <w:proofErr w:type="spellStart"/>
+      <w:r>
+        <w:rPr>
+          <w:rStyle w:val="KdChar"/>
+        </w:rPr>
+        <w:t>src</w:t>
+      </w:r>
+      <w:proofErr w:type="spellEnd"/>
+      <w:r>
+        <w:rPr>
+          <w:rStyle w:val="KdChar"/>
+        </w:rPr>
+        <w:t>/</w:t>
+      </w:r>
+      <w:proofErr w:type="spellStart"/>
+      <w:r>
+        <w:rPr>
+          <w:rStyle w:val="KdChar"/>
+        </w:rPr>
+        <w:t>main</w:t>
+      </w:r>
+      <w:proofErr w:type="spellEnd"/>
+      <w:r>
+        <w:rPr>
+          <w:rStyle w:val="KdChar"/>
+        </w:rPr>
+        <w:t>/</w:t>
+      </w:r>
+      <w:proofErr w:type="spellStart"/>
+      <w:r>
+        <w:rPr>
+          <w:rStyle w:val="KdChar"/>
+        </w:rPr>
+        <w:t>resources</w:t>
+      </w:r>
+      <w:proofErr w:type="spellEnd"/>
+      <w:r>
+        <w:t xml:space="preserve"> (dále jen </w:t>
+      </w:r>
+      <w:proofErr w:type="spellStart"/>
+      <w:r>
+        <w:rPr>
+          <w:rStyle w:val="KdChar"/>
+        </w:rPr>
+        <w:t>resources</w:t>
+      </w:r>
+      <w:proofErr w:type="spellEnd"/>
+      <w:r>
+        <w:t>) a</w:t>
+      </w:r>
+      <w:r>
+        <w:t xml:space="preserve"> soubory jako </w:t>
+      </w:r>
+      <w:r>
+        <w:rPr>
+          <w:rStyle w:val="ProgramovnChar"/>
+        </w:rPr>
+        <w:t>.</w:t>
+      </w:r>
+      <w:proofErr w:type="spellStart"/>
+      <w:r>
+        <w:rPr>
+          <w:rStyle w:val="ProgramovnChar"/>
+        </w:rPr>
+        <w:t>env</w:t>
+      </w:r>
+      <w:proofErr w:type="spellEnd"/>
+      <w:r>
         <w:t xml:space="preserve">, </w:t>
       </w:r>
+      <w:r>
+        <w:rPr>
+          <w:rStyle w:val="ProgramovnChar"/>
+        </w:rPr>
+        <w:t>.</w:t>
+      </w:r>
       <w:proofErr w:type="spellStart"/>
       <w:r>
         <w:rPr>
           <w:rStyle w:val="ProgramovnChar"/>
         </w:rPr>
-        <w:t>project-documentation</w:t>
+        <w:t>gitignore</w:t>
       </w:r>
       <w:proofErr w:type="spellEnd"/>
       <w:r>
-        <w:t>,</w:t>
-      </w:r>
-      <w:r>
-        <w:t xml:space="preserve"> </w:t>
-      </w:r>
-      <w:proofErr w:type="spellStart"/>
+        <w:t xml:space="preserve"> a </w:t>
+      </w:r>
       <w:r>
         <w:rPr>
           <w:rStyle w:val="ProgramovnChar"/>
         </w:rPr>
-        <w:t>src</w:t>
-      </w:r>
-      <w:proofErr w:type="spellEnd"/>
-      <w:r>
-        <w:rPr>
-          <w:rStyle w:val="ProgramovnChar"/>
-        </w:rPr>
-        <w:t>/</w:t>
-      </w:r>
-      <w:proofErr w:type="spellStart"/>
-      <w:r>
-        <w:rPr>
-          <w:rStyle w:val="ProgramovnChar"/>
-        </w:rPr>
-        <w:t>main</w:t>
-      </w:r>
-      <w:proofErr w:type="spellEnd"/>
-      <w:r>
-        <w:rPr>
-          <w:rStyle w:val="ProgramovnChar"/>
-        </w:rPr>
-        <w:t>/</w:t>
-      </w:r>
-      <w:proofErr w:type="spellStart"/>
-      <w:r>
-        <w:rPr>
-          <w:rStyle w:val="ProgramovnChar"/>
-        </w:rPr>
-        <w:t>java</w:t>
-      </w:r>
-      <w:proofErr w:type="spellEnd"/>
-      <w:r>
-        <w:rPr>
-          <w:rStyle w:val="ProgramovnChar"/>
-        </w:rPr>
-        <w:t>/</w:t>
-      </w:r>
-      <w:proofErr w:type="spellStart"/>
-      <w:r>
-        <w:rPr>
-          <w:rStyle w:val="ProgramovnChar"/>
-        </w:rPr>
-        <w:t>app</w:t>
-      </w:r>
-      <w:proofErr w:type="spellEnd"/>
-      <w:r>
-        <w:t xml:space="preserve"> (dále jen </w:t>
-      </w:r>
-      <w:proofErr w:type="spellStart"/>
-      <w:r>
-        <w:rPr>
-          <w:rStyle w:val="ProgramovnChar"/>
-        </w:rPr>
-        <w:t>app</w:t>
-      </w:r>
-      <w:proofErr w:type="spellEnd"/>
-      <w:r>
-        <w:t>) a</w:t>
-      </w:r>
-      <w:r>
-        <w:t xml:space="preserve"> </w:t>
-      </w:r>
-      <w:proofErr w:type="spellStart"/>
-      <w:r>
-        <w:rPr>
-          <w:rStyle w:val="KdChar"/>
-        </w:rPr>
-        <w:t>src</w:t>
-      </w:r>
-      <w:proofErr w:type="spellEnd"/>
-      <w:r>
-        <w:rPr>
-          <w:rStyle w:val="KdChar"/>
-        </w:rPr>
-        <w:t>/</w:t>
-      </w:r>
-      <w:proofErr w:type="spellStart"/>
-      <w:r>
-        <w:rPr>
-          <w:rStyle w:val="KdChar"/>
-        </w:rPr>
-        <w:t>main</w:t>
-      </w:r>
-      <w:proofErr w:type="spellEnd"/>
-      <w:r>
-        <w:rPr>
-          <w:rStyle w:val="KdChar"/>
-        </w:rPr>
-        <w:t>/</w:t>
-      </w:r>
-      <w:proofErr w:type="spellStart"/>
-      <w:r>
-        <w:rPr>
-          <w:rStyle w:val="KdChar"/>
-        </w:rPr>
-        <w:t>resources</w:t>
-      </w:r>
-      <w:proofErr w:type="spellEnd"/>
-      <w:r>
-        <w:t xml:space="preserve"> (dále jen </w:t>
-      </w:r>
-      <w:proofErr w:type="spellStart"/>
-      <w:r>
-        <w:rPr>
-          <w:rStyle w:val="KdChar"/>
-        </w:rPr>
-        <w:t>resources</w:t>
-      </w:r>
-      <w:proofErr w:type="spellEnd"/>
-      <w:r>
-        <w:t>) a</w:t>
-      </w:r>
-      <w:r>
-        <w:t xml:space="preserve"> soubory jako </w:t>
-      </w:r>
-      <w:r>
-        <w:rPr>
-          <w:rStyle w:val="ProgramovnChar"/>
-        </w:rPr>
-        <w:t>.</w:t>
-      </w:r>
-      <w:proofErr w:type="spellStart"/>
-      <w:r>
-        <w:rPr>
-          <w:rStyle w:val="ProgramovnChar"/>
-        </w:rPr>
-        <w:t>env</w:t>
-      </w:r>
-      <w:proofErr w:type="spellEnd"/>
-      <w:r>
-        <w:t xml:space="preserve">, </w:t>
-      </w:r>
-      <w:r>
-        <w:rPr>
-          <w:rStyle w:val="ProgramovnChar"/>
-        </w:rPr>
-        <w:t>.</w:t>
-      </w:r>
-      <w:proofErr w:type="spellStart"/>
-      <w:r>
-        <w:rPr>
-          <w:rStyle w:val="ProgramovnChar"/>
-        </w:rPr>
-        <w:t>gitignore</w:t>
-      </w:r>
-      <w:proofErr w:type="spellEnd"/>
-      <w:r>
-        <w:t xml:space="preserve"> a </w:t>
-      </w:r>
-      <w:r>
-        <w:rPr>
-          <w:rStyle w:val="ProgramovnChar"/>
-        </w:rPr>
         <w:t>pom.xml</w:t>
       </w:r>
       <w:r>
         <w:t xml:space="preserve">. </w:t>
       </w:r>
+    </w:p>
+    <w:p>
+      <w:pPr>
+        <w:ind w:firstLine="708"/>
+      </w:pPr>
       <w:r>
         <w:t>Složka</w:t>
       </w:r>
@@ -14510,164 +14510,197 @@
       <w:r>
         <w:t>, díky kterému je možné se připojit k databázi.</w:t>
       </w:r>
+      <w:r>
+        <w:t xml:space="preserve"> Ve složce </w:t>
+      </w:r>
+      <w:proofErr w:type="spellStart"/>
+      <w:r>
+        <w:rPr>
+          <w:rStyle w:val="KdChar"/>
+        </w:rPr>
+        <w:t>logs</w:t>
+      </w:r>
+      <w:proofErr w:type="spellEnd"/>
+      <w:r>
+        <w:t xml:space="preserve"> najdeme veškeré </w:t>
+      </w:r>
+      <w:r>
+        <w:rPr>
+          <w:i/>
+          <w:iCs/>
+        </w:rPr>
+        <w:t>logy</w:t>
+      </w:r>
+      <w:r>
+        <w:t xml:space="preserve">, které pomocná třída </w:t>
+      </w:r>
+      <w:proofErr w:type="spellStart"/>
+      <w:r>
+        <w:rPr>
+          <w:rStyle w:val="KdChar"/>
+        </w:rPr>
+        <w:t>LogService</w:t>
+      </w:r>
+      <w:proofErr w:type="spellEnd"/>
+      <w:r>
+        <w:t xml:space="preserve"> vypisuje. Její funkci rozeberu dopodrobna níže v této dokumentaci.</w:t>
+      </w:r>
+      <w:r>
+        <w:t xml:space="preserve"> </w:t>
+      </w:r>
+      <w:r>
+        <w:t>Složka</w:t>
+      </w:r>
+      <w:r>
+        <w:t xml:space="preserve"> </w:t>
+      </w:r>
+      <w:proofErr w:type="spellStart"/>
+      <w:r>
+        <w:rPr>
+          <w:rStyle w:val="KdChar"/>
+        </w:rPr>
+        <w:t>project-documentation</w:t>
+      </w:r>
+      <w:proofErr w:type="spellEnd"/>
+      <w:r>
+        <w:t xml:space="preserve"> obsahuje jednotlivé informace o aplikaci, jako je tato dokumentace, </w:t>
+      </w:r>
+      <w:r>
+        <w:t>uživatelský manuál, E-R model, nebo osobní poznámky</w:t>
+      </w:r>
+      <w:r>
+        <w:t xml:space="preserve">. </w:t>
+      </w:r>
+      <w:r>
+        <w:t>Složky</w:t>
+      </w:r>
+      <w:r>
+        <w:t xml:space="preserve"> </w:t>
+      </w:r>
+      <w:proofErr w:type="spellStart"/>
+      <w:r>
+        <w:rPr>
+          <w:rStyle w:val="KdChar"/>
+        </w:rPr>
+        <w:t>app</w:t>
+      </w:r>
+      <w:proofErr w:type="spellEnd"/>
+      <w:r>
+        <w:t xml:space="preserve"> </w:t>
+      </w:r>
+      <w:r>
+        <w:t xml:space="preserve">a </w:t>
+      </w:r>
+      <w:proofErr w:type="spellStart"/>
+      <w:r>
+        <w:rPr>
+          <w:rStyle w:val="KdChar"/>
+        </w:rPr>
+        <w:t>resources</w:t>
+      </w:r>
+      <w:proofErr w:type="spellEnd"/>
+      <w:r>
+        <w:t xml:space="preserve"> </w:t>
+      </w:r>
+      <w:r>
+        <w:t>j</w:t>
+      </w:r>
+      <w:r>
+        <w:t xml:space="preserve">sou </w:t>
+      </w:r>
+      <w:r>
+        <w:t>rozsáhlejší a do detailu j</w:t>
+      </w:r>
+      <w:r>
+        <w:t>e</w:t>
+      </w:r>
+      <w:r>
+        <w:t xml:space="preserve"> rozeberu níže v této dokumentaci.</w:t>
+      </w:r>
     </w:p>
     <w:p>
       <w:pPr>
         <w:ind w:firstLine="708"/>
       </w:pPr>
       <w:r>
-        <w:t>Složka</w:t>
+        <w:t>Soubor</w:t>
       </w:r>
       <w:r>
         <w:t xml:space="preserve"> </w:t>
       </w:r>
+      <w:r>
+        <w:rPr>
+          <w:rStyle w:val="KdChar"/>
+        </w:rPr>
+        <w:t>.</w:t>
+      </w:r>
       <w:proofErr w:type="spellStart"/>
       <w:r>
         <w:rPr>
           <w:rStyle w:val="KdChar"/>
         </w:rPr>
-        <w:t>project-documentation</w:t>
+        <w:t>env</w:t>
       </w:r>
       <w:proofErr w:type="spellEnd"/>
       <w:r>
-        <w:t xml:space="preserve"> obsahuje jednotlivé informace o aplikaci, jako je tato dokumentace, </w:t>
-      </w:r>
-      <w:r>
-        <w:t>uživatelský manuál, E-R model, nebo osobní poznámky</w:t>
-      </w:r>
-      <w:r>
-        <w:t xml:space="preserve">. </w:t>
-      </w:r>
-      <w:r>
-        <w:t>Složky</w:t>
-      </w:r>
+        <w:t xml:space="preserve"> obsahuje kompletní konfiguraci aplikace a je její nepostradatelnou částí. Tento soubor bude taktéž rozebrán níže v dokumentaci. Soubor </w:t>
+      </w:r>
+      <w:r>
+        <w:rPr>
+          <w:rStyle w:val="KdChar"/>
+        </w:rPr>
+        <w:t>.</w:t>
+      </w:r>
+      <w:proofErr w:type="spellStart"/>
+      <w:r>
+        <w:rPr>
+          <w:rStyle w:val="KdChar"/>
+        </w:rPr>
+        <w:t>gitignore</w:t>
+      </w:r>
+      <w:proofErr w:type="spellEnd"/>
       <w:r>
         <w:t xml:space="preserve"> </w:t>
       </w:r>
+      <w:r>
+        <w:t xml:space="preserve">specifikuje, které soubory se nemají zahrnout do </w:t>
+      </w:r>
       <w:proofErr w:type="spellStart"/>
       <w:r>
+        <w:t>verzovacího</w:t>
+      </w:r>
+      <w:proofErr w:type="spellEnd"/>
+      <w:r>
+        <w:t xml:space="preserve"> systému </w:t>
+      </w:r>
+      <w:r>
+        <w:rPr>
+          <w:i/>
+          <w:iCs/>
+        </w:rPr>
+        <w:t>Git</w:t>
+      </w:r>
+      <w:r>
+        <w:t>.</w:t>
+      </w:r>
+      <w:r>
+        <w:t xml:space="preserve"> Soubor </w:t>
+      </w:r>
+      <w:r>
         <w:rPr>
           <w:rStyle w:val="KdChar"/>
         </w:rPr>
-        <w:t>app</w:t>
-      </w:r>
-      <w:proofErr w:type="spellEnd"/>
-      <w:r>
-        <w:t xml:space="preserve"> </w:t>
-      </w:r>
-      <w:r>
-        <w:t xml:space="preserve">a </w:t>
-      </w:r>
-      <w:proofErr w:type="spellStart"/>
-      <w:r>
-        <w:rPr>
-          <w:rStyle w:val="KdChar"/>
-        </w:rPr>
-        <w:t>resources</w:t>
-      </w:r>
-      <w:proofErr w:type="spellEnd"/>
-      <w:r>
-        <w:t xml:space="preserve"> </w:t>
-      </w:r>
-      <w:r>
-        <w:t>j</w:t>
-      </w:r>
-      <w:r>
-        <w:t xml:space="preserve">sou </w:t>
-      </w:r>
-      <w:r>
-        <w:t>rozsáhlejší a do detailu j</w:t>
-      </w:r>
-      <w:r>
-        <w:t>e</w:t>
-      </w:r>
-      <w:r>
-        <w:t xml:space="preserve"> rozeberu níže v této dokumentaci.</w:t>
+        <w:t>pom.xml</w:t>
+      </w:r>
+      <w:r>
+        <w:t xml:space="preserve"> obsahuje informace o projektu, jako jsou jeho závislosti a pluginy.</w:t>
       </w:r>
     </w:p>
     <w:p>
       <w:pPr>
-        <w:ind w:firstLine="708"/>
-      </w:pPr>
-      <w:r>
-        <w:t>Soubor</w:t>
-      </w:r>
-      <w:r>
-        <w:t xml:space="preserve"> </w:t>
-      </w:r>
-      <w:r>
-        <w:rPr>
-          <w:rStyle w:val="KdChar"/>
-        </w:rPr>
-        <w:t>.</w:t>
-      </w:r>
-      <w:proofErr w:type="spellStart"/>
-      <w:r>
-        <w:rPr>
-          <w:rStyle w:val="KdChar"/>
-        </w:rPr>
-        <w:t>env</w:t>
-      </w:r>
-      <w:proofErr w:type="spellEnd"/>
-      <w:r>
-        <w:t xml:space="preserve"> obsahuje kompletní konfiguraci aplikace a je její nepostradatelnou částí. Tento soubor bude taktéž rozebrán níže v dokumentaci. Soubor </w:t>
-      </w:r>
-      <w:r>
-        <w:rPr>
-          <w:rStyle w:val="KdChar"/>
-        </w:rPr>
-        <w:t>.</w:t>
-      </w:r>
-      <w:proofErr w:type="spellStart"/>
-      <w:r>
-        <w:rPr>
-          <w:rStyle w:val="KdChar"/>
-        </w:rPr>
-        <w:t>gitignore</w:t>
-      </w:r>
-      <w:proofErr w:type="spellEnd"/>
-      <w:r>
-        <w:t xml:space="preserve"> </w:t>
-      </w:r>
-      <w:r>
-        <w:t xml:space="preserve">specifikuje, které soubory se nemají zahrnout do </w:t>
-      </w:r>
-      <w:proofErr w:type="spellStart"/>
-      <w:r>
-        <w:t>verzovacího</w:t>
-      </w:r>
-      <w:proofErr w:type="spellEnd"/>
-      <w:r>
-        <w:t xml:space="preserve"> systému </w:t>
-      </w:r>
-      <w:r>
-        <w:rPr>
-          <w:i/>
-          <w:iCs/>
-        </w:rPr>
-        <w:t>Git</w:t>
-      </w:r>
-      <w:r>
-        <w:t>.</w:t>
-      </w:r>
-      <w:r>
-        <w:t xml:space="preserve"> Soubor </w:t>
-      </w:r>
-      <w:r>
-        <w:rPr>
-          <w:rStyle w:val="KdChar"/>
-        </w:rPr>
-        <w:t>pom.xml</w:t>
-      </w:r>
-      <w:r>
-        <w:t xml:space="preserve"> obsahuje informace o projektu, jako jsou jeho závislosti a pluginy.</w:t>
-      </w:r>
-    </w:p>
-    <w:p>
-      <w:pPr>
         <w:pStyle w:val="Nadpis3"/>
       </w:pPr>
-      <w:bookmarkStart w:id="47" w:name="_Toc191745441"/>
+      <w:bookmarkStart w:id="43" w:name="_Toc191843052"/>
       <w:r>
         <w:t>Složka</w:t>
       </w:r>
@@ -14684,7 +14717,7 @@
         </w:rPr>
         <w:t>resources</w:t>
       </w:r>
-      <w:bookmarkEnd w:id="47"/>
+      <w:bookmarkEnd w:id="43"/>
       <w:proofErr w:type="spellEnd"/>
     </w:p>
     <w:p>
@@ -14908,18 +14941,31 @@
       <w:pPr>
         <w:pStyle w:val="Titulek"/>
       </w:pPr>
-      <w:bookmarkStart w:id="48" w:name="_Toc191745345"/>
+      <w:bookmarkStart w:id="44" w:name="_Toc191745345"/>
       <w:r>
         <w:t xml:space="preserve">Kód </w:t>
       </w:r>
-      <w:fldSimple w:instr=" SEQ Kód \* ARABIC ">
-        <w:r>
-          <w:rPr>
-            <w:noProof/>
-          </w:rPr>
-          <w:t>1</w:t>
-        </w:r>
-      </w:fldSimple>
+      <w:r>
+        <w:fldChar w:fldCharType="begin"/>
+      </w:r>
+      <w:r>
+        <w:instrText xml:space="preserve"> SEQ Kód \* ARABIC </w:instrText>
+      </w:r>
+      <w:r>
+        <w:fldChar w:fldCharType="separate"/>
+      </w:r>
+      <w:r>
+        <w:rPr>
+          <w:noProof/>
+        </w:rPr>
+        <w:t>1</w:t>
+      </w:r>
+      <w:r>
+        <w:rPr>
+          <w:noProof/>
+        </w:rPr>
+        <w:fldChar w:fldCharType="end"/>
+      </w:r>
       <w:r>
         <w:t>: login-</w:t>
       </w:r>
@@ -14927,7 +14973,7 @@
       <w:r>
         <w:t>view.fxml</w:t>
       </w:r>
-      <w:bookmarkEnd w:id="48"/>
+      <w:bookmarkEnd w:id="44"/>
       <w:proofErr w:type="spellEnd"/>
     </w:p>
     <w:p>
@@ -15051,9 +15097,9 @@
         </w:rPr>
         <w:lastRenderedPageBreak/>
         <w:drawing>
-          <wp:inline distT="0" distB="0" distL="0" distR="0" wp14:anchorId="7489FC54" wp14:editId="6FD4C42E">
-            <wp:extent cx="2736960" cy="2567737"/>
-            <wp:effectExtent l="0" t="0" r="6350" b="4445"/>
+          <wp:inline distT="0" distB="0" distL="0" distR="0" wp14:anchorId="7489FC54" wp14:editId="3661BDFA">
+            <wp:extent cx="2576498" cy="2417197"/>
+            <wp:effectExtent l="0" t="0" r="0" b="2540"/>
             <wp:docPr id="438332645" name="Obrázek 1" descr="Obsah obrázku text, snímek obrazovky, Písmo, číslo&#10;&#10;Obsah vygenerovaný umělou inteligencí může být nesprávný."/>
             <wp:cNvGraphicFramePr>
               <a:graphicFrameLocks xmlns:a="http://schemas.openxmlformats.org/drawingml/2006/main" noChangeAspect="1"/>
@@ -15074,7 +15120,7 @@
                   <pic:spPr>
                     <a:xfrm>
                       <a:off x="0" y="0"/>
-                      <a:ext cx="2785217" cy="2613011"/>
+                      <a:ext cx="2628708" cy="2466179"/>
                     </a:xfrm>
                     <a:prstGeom prst="rect">
                       <a:avLst/>
@@ -15091,18 +15137,31 @@
       <w:pPr>
         <w:pStyle w:val="Titulek"/>
       </w:pPr>
-      <w:bookmarkStart w:id="49" w:name="_Toc191745346"/>
+      <w:bookmarkStart w:id="45" w:name="_Toc191745346"/>
       <w:r>
         <w:t xml:space="preserve">Kód </w:t>
       </w:r>
-      <w:fldSimple w:instr=" SEQ Kód \* ARABIC ">
-        <w:r>
-          <w:rPr>
-            <w:noProof/>
-          </w:rPr>
-          <w:t>2</w:t>
-        </w:r>
-      </w:fldSimple>
+      <w:r>
+        <w:fldChar w:fldCharType="begin"/>
+      </w:r>
+      <w:r>
+        <w:instrText xml:space="preserve"> SEQ Kód \* ARABIC </w:instrText>
+      </w:r>
+      <w:r>
+        <w:fldChar w:fldCharType="separate"/>
+      </w:r>
+      <w:r>
+        <w:rPr>
+          <w:noProof/>
+        </w:rPr>
+        <w:t>2</w:t>
+      </w:r>
+      <w:r>
+        <w:rPr>
+          <w:noProof/>
+        </w:rPr>
+        <w:fldChar w:fldCharType="end"/>
+      </w:r>
       <w:r>
         <w:t>: CSS třída menu-</w:t>
       </w:r>
@@ -15110,7 +15169,7 @@
       <w:r>
         <w:t>button</w:t>
       </w:r>
-      <w:bookmarkEnd w:id="49"/>
+      <w:bookmarkEnd w:id="45"/>
       <w:proofErr w:type="spellEnd"/>
     </w:p>
     <w:p>
@@ -15218,9 +15277,9 @@
           <w:noProof/>
         </w:rPr>
         <w:drawing>
-          <wp:inline distT="0" distB="0" distL="0" distR="0" wp14:anchorId="761BAC09" wp14:editId="1609E4CC">
-            <wp:extent cx="5358935" cy="1253490"/>
-            <wp:effectExtent l="0" t="0" r="0" b="3810"/>
+          <wp:inline distT="0" distB="0" distL="0" distR="0" wp14:anchorId="761BAC09" wp14:editId="6B101F47">
+            <wp:extent cx="4882101" cy="1141956"/>
+            <wp:effectExtent l="0" t="0" r="0" b="1270"/>
             <wp:docPr id="1117971443" name="Obrázek 1" descr="Obsah obrázku text, snímek obrazovky, Písmo, řada/pruh&#10;&#10;Obsah vygenerovaný umělou inteligencí může být nesprávný."/>
             <wp:cNvGraphicFramePr>
               <a:graphicFrameLocks xmlns:a="http://schemas.openxmlformats.org/drawingml/2006/main" noChangeAspect="1"/>
@@ -15241,7 +15300,7 @@
                   <pic:spPr>
                     <a:xfrm>
                       <a:off x="0" y="0"/>
-                      <a:ext cx="5389112" cy="1260549"/>
+                      <a:ext cx="4933940" cy="1154081"/>
                     </a:xfrm>
                     <a:prstGeom prst="rect">
                       <a:avLst/>
@@ -15258,18 +15317,31 @@
       <w:pPr>
         <w:pStyle w:val="Titulek"/>
       </w:pPr>
-      <w:bookmarkStart w:id="50" w:name="_Toc191745347"/>
+      <w:bookmarkStart w:id="46" w:name="_Toc191745347"/>
       <w:r>
         <w:t xml:space="preserve">Kód </w:t>
       </w:r>
-      <w:fldSimple w:instr=" SEQ Kód \* ARABIC ">
-        <w:r>
-          <w:rPr>
-            <w:noProof/>
-          </w:rPr>
-          <w:t>3</w:t>
-        </w:r>
-      </w:fldSimple>
+      <w:r>
+        <w:fldChar w:fldCharType="begin"/>
+      </w:r>
+      <w:r>
+        <w:instrText xml:space="preserve"> SEQ Kód \* ARABIC </w:instrText>
+      </w:r>
+      <w:r>
+        <w:fldChar w:fldCharType="separate"/>
+      </w:r>
+      <w:r>
+        <w:rPr>
+          <w:noProof/>
+        </w:rPr>
+        <w:t>3</w:t>
+      </w:r>
+      <w:r>
+        <w:rPr>
+          <w:noProof/>
+        </w:rPr>
+        <w:fldChar w:fldCharType="end"/>
+      </w:r>
       <w:r>
         <w:t>: Dynamické nastavování</w:t>
       </w:r>
@@ -15279,13 +15351,13 @@
       <w:r>
         <w:t xml:space="preserve"> ikony pro odhlášení</w:t>
       </w:r>
-      <w:bookmarkEnd w:id="50"/>
+      <w:bookmarkEnd w:id="46"/>
     </w:p>
     <w:p>
       <w:pPr>
         <w:pStyle w:val="Nadpis2"/>
       </w:pPr>
-      <w:bookmarkStart w:id="51" w:name="_Toc191745442"/>
+      <w:bookmarkStart w:id="47" w:name="_Toc191843053"/>
       <w:r>
         <w:t xml:space="preserve">Rozbor hlavní </w:t>
       </w:r>
@@ -15305,7 +15377,7 @@
         </w:rPr>
         <w:t>app</w:t>
       </w:r>
-      <w:bookmarkEnd w:id="51"/>
+      <w:bookmarkEnd w:id="47"/>
       <w:proofErr w:type="spellEnd"/>
     </w:p>
     <w:p>
@@ -15410,7 +15482,7 @@
       <w:pPr>
         <w:pStyle w:val="Nadpis3"/>
       </w:pPr>
-      <w:bookmarkStart w:id="52" w:name="_Toc191745443"/>
+      <w:bookmarkStart w:id="48" w:name="_Toc191843054"/>
       <w:r>
         <w:t xml:space="preserve">Třída </w:t>
       </w:r>
@@ -15421,7 +15493,7 @@
         </w:rPr>
         <w:t>App.java</w:t>
       </w:r>
-      <w:bookmarkEnd w:id="52"/>
+      <w:bookmarkEnd w:id="48"/>
     </w:p>
     <w:p>
       <w:pPr>
@@ -15523,7 +15595,7 @@
       <w:pPr>
         <w:pStyle w:val="Nadpis3"/>
       </w:pPr>
-      <w:bookmarkStart w:id="53" w:name="_Toc191745444"/>
+      <w:bookmarkStart w:id="49" w:name="_Toc191843055"/>
       <w:r>
         <w:t xml:space="preserve">Dílčí balíček </w:t>
       </w:r>
@@ -15535,7 +15607,7 @@
         </w:rPr>
         <w:t>controllers</w:t>
       </w:r>
-      <w:bookmarkEnd w:id="53"/>
+      <w:bookmarkEnd w:id="49"/>
       <w:proofErr w:type="spellEnd"/>
     </w:p>
     <w:p>
@@ -15674,11 +15746,7 @@
       </w:r>
       <w:proofErr w:type="spellEnd"/>
       <w:r>
-        <w:t xml:space="preserve"> třídy, i tato obsahuje </w:t>
-      </w:r>
-      <w:r>
-        <w:lastRenderedPageBreak/>
-        <w:t xml:space="preserve">metody jako </w:t>
+        <w:t xml:space="preserve"> třídy, i tato obsahuje metody jako </w:t>
       </w:r>
       <w:proofErr w:type="spellStart"/>
       <w:r>
@@ -15716,96 +15784,84 @@
     </w:p>
     <w:p>
       <w:pPr>
-        <w:pStyle w:val="Nadpis5"/>
-      </w:pPr>
-      <w:r>
+        <w:ind w:firstLine="708"/>
+      </w:pPr>
+      <w:r>
+        <w:lastRenderedPageBreak/>
         <w:t xml:space="preserve">Metoda </w:t>
       </w:r>
       <w:proofErr w:type="spellStart"/>
       <w:r>
+        <w:rPr>
+          <w:rStyle w:val="KdChar"/>
+          <w:rFonts w:eastAsiaTheme="majorEastAsia"/>
+        </w:rPr>
         <w:t>onCreateTest</w:t>
       </w:r>
       <w:proofErr w:type="spellEnd"/>
+      <w:r>
+        <w:t xml:space="preserve"> generuje testy a využívá </w:t>
+      </w:r>
+      <w:r>
+        <w:t>více</w:t>
+      </w:r>
+      <w:r>
+        <w:t xml:space="preserve"> </w:t>
+      </w:r>
+      <w:r>
+        <w:t>vláknového</w:t>
+      </w:r>
+      <w:r>
+        <w:t xml:space="preserve"> programování pro zachování responzivity uživatelského rozhraní.</w:t>
+      </w:r>
     </w:p>
     <w:p>
       <w:pPr>
         <w:ind w:firstLine="708"/>
       </w:pPr>
       <w:r>
-        <w:t xml:space="preserve">Metoda </w:t>
+        <w:t>Pokud jsou vstupy validní, metoda vytvoří</w:t>
+      </w:r>
+      <w:r>
+        <w:t xml:space="preserve"> instanci objektu</w:t>
+      </w:r>
+      <w:r>
+        <w:t xml:space="preserve"> </w:t>
       </w:r>
       <w:proofErr w:type="spellStart"/>
       <w:r>
         <w:rPr>
           <w:rStyle w:val="KdChar"/>
-          <w:rFonts w:eastAsiaTheme="majorEastAsia"/>
-        </w:rPr>
-        <w:t>onCreateTest</w:t>
+        </w:rPr>
+        <w:t>Task</w:t>
       </w:r>
       <w:proofErr w:type="spellEnd"/>
       <w:r>
-        <w:t xml:space="preserve"> generuje testy a využívá </w:t>
-      </w:r>
-      <w:r>
-        <w:t>více</w:t>
+        <w:t xml:space="preserve"> (úkol)</w:t>
+      </w:r>
+      <w:r>
+        <w:t>, který běží na pozadí. Zde se připravují objekty Prompt a Test a zpracovávají se pomocí</w:t>
+      </w:r>
+      <w:r>
+        <w:t xml:space="preserve"> metody</w:t>
       </w:r>
       <w:r>
         <w:t xml:space="preserve"> </w:t>
       </w:r>
-      <w:r>
-        <w:t>vláknového</w:t>
-      </w:r>
-      <w:r>
-        <w:t xml:space="preserve"> programování pro zachování responzivity uživatelského rozhraní.</w:t>
+      <w:proofErr w:type="spellStart"/>
+      <w:r>
+        <w:rPr>
+          <w:rStyle w:val="KdChar"/>
+        </w:rPr>
+        <w:t>handleTestProcessing</w:t>
+      </w:r>
+      <w:proofErr w:type="spellEnd"/>
+      <w:r>
+        <w:t>:</w:t>
       </w:r>
     </w:p>
     <w:p>
       <w:pPr>
-        <w:ind w:firstLine="708"/>
-      </w:pPr>
-      <w:r>
-        <w:t>Pokud jsou vstupy validní, metoda vytvoří</w:t>
-      </w:r>
-      <w:r>
-        <w:t xml:space="preserve"> instanci objektu</w:t>
-      </w:r>
-      <w:r>
-        <w:t xml:space="preserve"> </w:t>
-      </w:r>
-      <w:proofErr w:type="spellStart"/>
-      <w:r>
-        <w:rPr>
-          <w:rStyle w:val="KdChar"/>
-        </w:rPr>
-        <w:t>Task</w:t>
-      </w:r>
-      <w:proofErr w:type="spellEnd"/>
-      <w:r>
-        <w:t xml:space="preserve"> (úkol)</w:t>
-      </w:r>
-      <w:r>
-        <w:t>, který běží na pozadí. Zde se připravují objekty Prompt a Test a zpracovávají se pomocí</w:t>
-      </w:r>
-      <w:r>
-        <w:t xml:space="preserve"> metody</w:t>
-      </w:r>
-      <w:r>
-        <w:t xml:space="preserve"> </w:t>
-      </w:r>
-      <w:proofErr w:type="spellStart"/>
-      <w:r>
-        <w:rPr>
-          <w:rStyle w:val="KdChar"/>
-        </w:rPr>
-        <w:t>handleTestProcessing</w:t>
-      </w:r>
-      <w:proofErr w:type="spellEnd"/>
-      <w:r>
-        <w:t>:</w:t>
-      </w:r>
-    </w:p>
-    <w:p>
-      <w:pPr>
         <w:keepNext/>
       </w:pPr>
       <w:r>
@@ -15813,9 +15869,9 @@
           <w:noProof/>
         </w:rPr>
         <w:drawing>
-          <wp:inline distT="0" distB="0" distL="0" distR="0" wp14:anchorId="06210614" wp14:editId="0AB40490">
-            <wp:extent cx="5760720" cy="4951730"/>
-            <wp:effectExtent l="0" t="0" r="0" b="1270"/>
+          <wp:inline distT="0" distB="0" distL="0" distR="0" wp14:anchorId="06210614" wp14:editId="5637A79F">
+            <wp:extent cx="5157255" cy="4433011"/>
+            <wp:effectExtent l="0" t="0" r="5715" b="5715"/>
             <wp:docPr id="1648353238" name="Obrázek 1" descr="Obsah obrázku text, snímek obrazovky, číslo, dokument&#10;&#10;Obsah vygenerovaný umělou inteligencí může být nesprávný."/>
             <wp:cNvGraphicFramePr>
               <a:graphicFrameLocks xmlns:a="http://schemas.openxmlformats.org/drawingml/2006/main" noChangeAspect="1"/>
@@ -15836,7 +15892,7 @@
                   <pic:spPr>
                     <a:xfrm>
                       <a:off x="0" y="0"/>
-                      <a:ext cx="5760720" cy="4951730"/>
+                      <a:ext cx="5164396" cy="4439149"/>
                     </a:xfrm>
                     <a:prstGeom prst="rect">
                       <a:avLst/>
@@ -15853,18 +15909,31 @@
       <w:pPr>
         <w:pStyle w:val="Titulek"/>
       </w:pPr>
-      <w:bookmarkStart w:id="54" w:name="_Toc191745348"/>
+      <w:bookmarkStart w:id="50" w:name="_Toc191745348"/>
       <w:r>
         <w:t xml:space="preserve">Kód </w:t>
       </w:r>
-      <w:fldSimple w:instr=" SEQ Kód \* ARABIC ">
-        <w:r>
-          <w:rPr>
-            <w:noProof/>
-          </w:rPr>
-          <w:t>4</w:t>
-        </w:r>
-      </w:fldSimple>
+      <w:r>
+        <w:fldChar w:fldCharType="begin"/>
+      </w:r>
+      <w:r>
+        <w:instrText xml:space="preserve"> SEQ Kód \* ARABIC </w:instrText>
+      </w:r>
+      <w:r>
+        <w:fldChar w:fldCharType="separate"/>
+      </w:r>
+      <w:r>
+        <w:rPr>
+          <w:noProof/>
+        </w:rPr>
+        <w:t>4</w:t>
+      </w:r>
+      <w:r>
+        <w:rPr>
+          <w:noProof/>
+        </w:rPr>
+        <w:fldChar w:fldCharType="end"/>
+      </w:r>
       <w:r>
         <w:t xml:space="preserve">: Vytvoření instance objektu </w:t>
       </w:r>
@@ -15872,7 +15941,7 @@
       <w:r>
         <w:t>Task</w:t>
       </w:r>
-      <w:bookmarkEnd w:id="54"/>
+      <w:bookmarkEnd w:id="50"/>
       <w:proofErr w:type="spellEnd"/>
     </w:p>
     <w:p>
@@ -15954,15 +16023,12 @@
         <w:keepNext/>
       </w:pPr>
       <w:r>
-        <w:rPr>
-          <w:noProof/>
-        </w:rPr>
         <w:lastRenderedPageBreak/>
         <w:drawing>
-          <wp:inline distT="0" distB="0" distL="0" distR="0" wp14:anchorId="4164676A" wp14:editId="2536FAB9">
-            <wp:extent cx="5760720" cy="2724785"/>
+          <wp:inline distT="0" distB="0" distL="0" distR="0" wp14:anchorId="321641BD" wp14:editId="4BED6168">
+            <wp:extent cx="5760720" cy="3532505"/>
             <wp:effectExtent l="0" t="0" r="0" b="0"/>
-            <wp:docPr id="1825431870" name="Obrázek 1" descr="Obsah obrázku text, snímek obrazovky, Písmo&#10;&#10;Obsah vygenerovaný umělou inteligencí může být nesprávný."/>
+            <wp:docPr id="1948545761" name="Obrázek 1" descr="Obsah obrázku text, snímek obrazovky, Písmo&#10;&#10;Obsah vygenerovaný umělou inteligencí může být nesprávný."/>
             <wp:cNvGraphicFramePr>
               <a:graphicFrameLocks xmlns:a="http://schemas.openxmlformats.org/drawingml/2006/main" noChangeAspect="1"/>
             </wp:cNvGraphicFramePr>
@@ -15970,7 +16036,7 @@
               <a:graphicData uri="http://schemas.openxmlformats.org/drawingml/2006/picture">
                 <pic:pic xmlns:pic="http://schemas.openxmlformats.org/drawingml/2006/picture">
                   <pic:nvPicPr>
-                    <pic:cNvPr id="1825431870" name="Obrázek 1" descr="Obsah obrázku text, snímek obrazovky, Písmo&#10;&#10;Obsah vygenerovaný umělou inteligencí může být nesprávný."/>
+                    <pic:cNvPr id="1948545761" name="Obrázek 1" descr="Obsah obrázku text, snímek obrazovky, Písmo&#10;&#10;Obsah vygenerovaný umělou inteligencí může být nesprávný."/>
                     <pic:cNvPicPr/>
                   </pic:nvPicPr>
                   <pic:blipFill>
@@ -15982,7 +16048,7 @@
                   <pic:spPr>
                     <a:xfrm>
                       <a:off x="0" y="0"/>
-                      <a:ext cx="5760720" cy="2724785"/>
+                      <a:ext cx="5760720" cy="3532505"/>
                     </a:xfrm>
                     <a:prstGeom prst="rect">
                       <a:avLst/>
@@ -15999,20 +16065,32 @@
       <w:pPr>
         <w:pStyle w:val="Titulek"/>
       </w:pPr>
-      <w:bookmarkStart w:id="55" w:name="_Toc191745349"/>
       <w:r>
         <w:t xml:space="preserve">Kód </w:t>
       </w:r>
-      <w:fldSimple w:instr=" SEQ Kód \* ARABIC ">
-        <w:r>
-          <w:rPr>
-            <w:noProof/>
-          </w:rPr>
-          <w:t>5</w:t>
-        </w:r>
-      </w:fldSimple>
-      <w:r>
-        <w:t xml:space="preserve">: Spuštění samotného </w:t>
+      <w:r>
+        <w:fldChar w:fldCharType="begin"/>
+      </w:r>
+      <w:r>
+        <w:instrText xml:space="preserve"> SEQ Kód \* ARABIC </w:instrText>
+      </w:r>
+      <w:r>
+        <w:fldChar w:fldCharType="separate"/>
+      </w:r>
+      <w:r>
+        <w:rPr>
+          <w:noProof/>
+        </w:rPr>
+        <w:t>5</w:t>
+      </w:r>
+      <w:r>
+        <w:fldChar w:fldCharType="end"/>
+      </w:r>
+      <w:r>
+        <w:t xml:space="preserve">: </w:t>
+      </w:r>
+      <w:r>
+        <w:t xml:space="preserve">Spuštění samotného </w:t>
       </w:r>
       <w:proofErr w:type="spellStart"/>
       <w:r>
@@ -16022,7 +16100,6 @@
       <w:r>
         <w:t xml:space="preserve"> a akce po jeho dokončení</w:t>
       </w:r>
-      <w:bookmarkEnd w:id="55"/>
     </w:p>
     <w:p>
       <w:pPr>
@@ -16210,10 +16287,7 @@
         <w:t>Controller.java</w:t>
       </w:r>
       <w:r>
-        <w:t xml:space="preserve"> a</w:t>
-      </w:r>
-      <w:r>
-        <w:t xml:space="preserve"> </w:t>
+        <w:t xml:space="preserve"> a </w:t>
       </w:r>
       <w:r>
         <w:rPr>
@@ -16363,6 +16437,10 @@
         <w:keepNext/>
       </w:pPr>
       <w:r>
+        <w:rPr>
+          <w:noProof/>
+        </w:rPr>
+        <w:lastRenderedPageBreak/>
         <w:drawing>
           <wp:inline distT="0" distB="0" distL="0" distR="0" wp14:anchorId="1E47E3A6" wp14:editId="358A46CD">
             <wp:extent cx="5760720" cy="2162175"/>
@@ -16404,18 +16482,31 @@
       <w:pPr>
         <w:pStyle w:val="Titulek"/>
       </w:pPr>
-      <w:bookmarkStart w:id="56" w:name="_Toc191745350"/>
+      <w:bookmarkStart w:id="51" w:name="_Toc191745350"/>
       <w:r>
         <w:t xml:space="preserve">Kód </w:t>
       </w:r>
-      <w:fldSimple w:instr=" SEQ Kód \* ARABIC ">
-        <w:r>
-          <w:rPr>
-            <w:noProof/>
-          </w:rPr>
-          <w:t>6</w:t>
-        </w:r>
-      </w:fldSimple>
+      <w:r>
+        <w:fldChar w:fldCharType="begin"/>
+      </w:r>
+      <w:r>
+        <w:instrText xml:space="preserve"> SEQ Kód \* ARABIC </w:instrText>
+      </w:r>
+      <w:r>
+        <w:fldChar w:fldCharType="separate"/>
+      </w:r>
+      <w:r>
+        <w:rPr>
+          <w:noProof/>
+        </w:rPr>
+        <w:t>6</w:t>
+      </w:r>
+      <w:r>
+        <w:rPr>
+          <w:noProof/>
+        </w:rPr>
+        <w:fldChar w:fldCharType="end"/>
+      </w:r>
       <w:r>
         <w:t xml:space="preserve">: Metoda </w:t>
       </w:r>
@@ -16427,14 +16518,13 @@
       <w:r>
         <w:t xml:space="preserve"> z třídy EditProfileController.java</w:t>
       </w:r>
-      <w:bookmarkEnd w:id="56"/>
+      <w:bookmarkEnd w:id="51"/>
     </w:p>
     <w:p>
       <w:pPr>
         <w:pStyle w:val="Nadpis4"/>
       </w:pPr>
       <w:r>
-        <w:lastRenderedPageBreak/>
         <w:t>Třídy pro prohlížení dat z databáze</w:t>
       </w:r>
     </w:p>
@@ -16464,155 +16554,110 @@
         <w:rPr>
           <w:rStyle w:val="KdChar"/>
         </w:rPr>
+        <w:t xml:space="preserve"> TestsOverviewController</w:t>
+      </w:r>
+      <w:r>
+        <w:rPr>
+          <w:rStyle w:val="KdChar"/>
+        </w:rPr>
+        <w:t>.java</w:t>
+      </w:r>
+      <w:r>
+        <w:t xml:space="preserve">, </w:t>
+      </w:r>
+      <w:r>
+        <w:rPr>
+          <w:rStyle w:val="KdChar"/>
+        </w:rPr>
+        <w:t>TopicsOverviewController</w:t>
+      </w:r>
+      <w:r>
+        <w:rPr>
+          <w:rStyle w:val="KdChar"/>
+        </w:rPr>
+        <w:t>.java</w:t>
+      </w:r>
+      <w:r>
+        <w:t xml:space="preserve"> a Users</w:t>
+      </w:r>
+      <w:r>
+        <w:rPr>
+          <w:rStyle w:val="KdChar"/>
+        </w:rPr>
+        <w:t>OverviewController.java</w:t>
+      </w:r>
+      <w:r>
+        <w:t xml:space="preserve"> které </w:t>
+      </w:r>
+      <w:r>
+        <w:t>obsahují logiku</w:t>
+      </w:r>
+      <w:r>
+        <w:t xml:space="preserve"> pohledů </w:t>
+      </w:r>
+      <w:proofErr w:type="spellStart"/>
+      <w:r>
+        <w:rPr>
+          <w:rStyle w:val="KdChar"/>
+        </w:rPr>
+        <w:t>subjects-overview</w:t>
+      </w:r>
+      <w:r>
+        <w:rPr>
+          <w:rStyle w:val="KdChar"/>
+        </w:rPr>
+        <w:t>-view.fxml</w:t>
+      </w:r>
+      <w:proofErr w:type="spellEnd"/>
+      <w:r>
+        <w:t xml:space="preserve">, </w:t>
+      </w:r>
+      <w:proofErr w:type="spellStart"/>
+      <w:r>
+        <w:rPr>
+          <w:rStyle w:val="KdChar"/>
+        </w:rPr>
+        <w:t>tests-overview</w:t>
+      </w:r>
+      <w:r>
+        <w:rPr>
+          <w:rStyle w:val="KdChar"/>
+        </w:rPr>
+        <w:t>-view.fxml</w:t>
+      </w:r>
+      <w:proofErr w:type="spellEnd"/>
+      <w:r>
+        <w:rPr>
+          <w:rStyle w:val="KdChar"/>
+        </w:rPr>
         <w:t xml:space="preserve"> </w:t>
       </w:r>
       <w:r>
+        <w:t xml:space="preserve">a </w:t>
+      </w:r>
+      <w:proofErr w:type="spellStart"/>
+      <w:r>
         <w:rPr>
           <w:rStyle w:val="KdChar"/>
         </w:rPr>
-        <w:t>Tests</w:t>
+        <w:t>topics-overview</w:t>
       </w:r>
       <w:r>
         <w:rPr>
           <w:rStyle w:val="KdChar"/>
         </w:rPr>
-        <w:t>OverviewController</w:t>
-      </w:r>
+        <w:t>-view.fxml</w:t>
+      </w:r>
+      <w:proofErr w:type="spellEnd"/>
+      <w:r>
+        <w:t xml:space="preserve"> a </w:t>
+      </w:r>
+      <w:proofErr w:type="spellStart"/>
       <w:r>
         <w:rPr>
           <w:rStyle w:val="KdChar"/>
         </w:rPr>
-        <w:t>.java</w:t>
-      </w:r>
-      <w:r>
-        <w:t>,</w:t>
-      </w:r>
-      <w:r>
-        <w:t xml:space="preserve"> </w:t>
-      </w:r>
-      <w:r>
-        <w:rPr>
-          <w:rStyle w:val="KdChar"/>
-        </w:rPr>
-        <w:t>Topics</w:t>
-      </w:r>
-      <w:r>
-        <w:rPr>
-          <w:rStyle w:val="KdChar"/>
-        </w:rPr>
-        <w:t>OverviewController</w:t>
-      </w:r>
-      <w:r>
-        <w:rPr>
-          <w:rStyle w:val="KdChar"/>
-        </w:rPr>
-        <w:t>.java</w:t>
-      </w:r>
-      <w:r>
-        <w:t xml:space="preserve"> a Users</w:t>
-      </w:r>
-      <w:r>
-        <w:rPr>
-          <w:rStyle w:val="KdChar"/>
-        </w:rPr>
-        <w:t>OverviewController</w:t>
-      </w:r>
-      <w:r>
-        <w:rPr>
-          <w:rStyle w:val="KdChar"/>
-        </w:rPr>
-        <w:t>.java</w:t>
-      </w:r>
-      <w:r>
-        <w:t xml:space="preserve"> které </w:t>
-      </w:r>
-      <w:r>
-        <w:t>obsahují logiku</w:t>
-      </w:r>
-      <w:r>
-        <w:t xml:space="preserve"> pohledů </w:t>
-      </w:r>
-      <w:proofErr w:type="spellStart"/>
-      <w:r>
-        <w:rPr>
-          <w:rStyle w:val="KdChar"/>
-        </w:rPr>
-        <w:t>subjects-overview</w:t>
-      </w:r>
-      <w:r>
-        <w:rPr>
-          <w:rStyle w:val="KdChar"/>
-        </w:rPr>
-        <w:t>-view.fxml</w:t>
-      </w:r>
-      <w:proofErr w:type="spellEnd"/>
-      <w:r>
-        <w:t xml:space="preserve">, </w:t>
-      </w:r>
-      <w:proofErr w:type="spellStart"/>
-      <w:r>
-        <w:rPr>
-          <w:rStyle w:val="KdChar"/>
-        </w:rPr>
-        <w:t>tests-</w:t>
-      </w:r>
-      <w:r>
-        <w:rPr>
-          <w:rStyle w:val="KdChar"/>
-        </w:rPr>
-        <w:t>overview</w:t>
-      </w:r>
-      <w:r>
-        <w:rPr>
-          <w:rStyle w:val="KdChar"/>
-        </w:rPr>
-        <w:t>-view.fxml</w:t>
-      </w:r>
-      <w:proofErr w:type="spellEnd"/>
-      <w:r>
-        <w:rPr>
-          <w:rStyle w:val="KdChar"/>
-        </w:rPr>
-        <w:t xml:space="preserve"> </w:t>
-      </w:r>
-      <w:r>
-        <w:t xml:space="preserve">a </w:t>
-      </w:r>
-      <w:proofErr w:type="spellStart"/>
-      <w:r>
-        <w:rPr>
-          <w:rStyle w:val="KdChar"/>
-        </w:rPr>
-        <w:t>topics</w:t>
-      </w:r>
-      <w:r>
-        <w:rPr>
-          <w:rStyle w:val="KdChar"/>
-        </w:rPr>
-        <w:t>-overview</w:t>
-      </w:r>
-      <w:r>
-        <w:rPr>
-          <w:rStyle w:val="KdChar"/>
-        </w:rPr>
-        <w:t>-view.fxml</w:t>
-      </w:r>
-      <w:proofErr w:type="spellEnd"/>
-      <w:r>
-        <w:t xml:space="preserve"> a </w:t>
-      </w:r>
-      <w:proofErr w:type="spellStart"/>
-      <w:r>
-        <w:rPr>
-          <w:rStyle w:val="KdChar"/>
-        </w:rPr>
-        <w:t>users</w:t>
-      </w:r>
-      <w:r>
-        <w:rPr>
-          <w:rStyle w:val="KdChar"/>
-        </w:rPr>
-        <w:t>-overview</w:t>
+        <w:t>users-overview</w:t>
       </w:r>
       <w:r>
         <w:rPr>
@@ -16656,18 +16701,22 @@
       </w:r>
       <w:proofErr w:type="spellStart"/>
       <w:r>
-        <w:t>controllery</w:t>
-      </w:r>
-      <w:proofErr w:type="spellEnd"/>
-      <w:r>
-        <w:t xml:space="preserve"> používají statickou metodu </w:t>
-      </w:r>
-      <w:proofErr w:type="spellStart"/>
-      <w:r>
         <w:rPr>
           <w:i/>
           <w:iCs/>
         </w:rPr>
+        <w:t>controllery</w:t>
+      </w:r>
+      <w:proofErr w:type="spellEnd"/>
+      <w:r>
+        <w:t xml:space="preserve"> používají statickou metodu </w:t>
+      </w:r>
+      <w:proofErr w:type="spellStart"/>
+      <w:r>
+        <w:rPr>
+          <w:i/>
+          <w:iCs/>
+        </w:rPr>
         <w:t>setCellFactory</w:t>
       </w:r>
       <w:proofErr w:type="spellEnd"/>
@@ -16676,6 +16725,9 @@
       </w:r>
       <w:proofErr w:type="spellStart"/>
       <w:r>
+        <w:rPr>
+          <w:rStyle w:val="KdChar"/>
+        </w:rPr>
         <w:t>DynamicService</w:t>
       </w:r>
       <w:proofErr w:type="spellEnd"/>
@@ -16706,7 +16758,7 @@
       <w:pPr>
         <w:pStyle w:val="Nadpis3"/>
       </w:pPr>
-      <w:bookmarkStart w:id="57" w:name="_Toc191745445"/>
+      <w:bookmarkStart w:id="52" w:name="_Toc191843056"/>
       <w:r>
         <w:t xml:space="preserve">Dílčí balíček </w:t>
       </w:r>
@@ -16718,7 +16770,919 @@
         </w:rPr>
         <w:t>dao</w:t>
       </w:r>
-      <w:bookmarkEnd w:id="57"/>
+      <w:bookmarkEnd w:id="52"/>
+      <w:proofErr w:type="spellEnd"/>
+    </w:p>
+    <w:p>
+      <w:pPr>
+        <w:ind w:firstLine="708"/>
+      </w:pPr>
+      <w:r>
+        <w:rPr>
+          <w:b/>
+          <w:bCs/>
+          <w:i/>
+          <w:iCs/>
+        </w:rPr>
+        <w:t>DAO</w:t>
+      </w:r>
+      <w:r>
+        <w:t xml:space="preserve"> (</w:t>
+      </w:r>
+      <w:r>
+        <w:rPr>
+          <w:i/>
+          <w:iCs/>
+        </w:rPr>
+        <w:t xml:space="preserve">Data Access </w:t>
+      </w:r>
+      <w:proofErr w:type="spellStart"/>
+      <w:r>
+        <w:rPr>
+          <w:i/>
+          <w:iCs/>
+        </w:rPr>
+        <w:t>Object</w:t>
+      </w:r>
+      <w:proofErr w:type="spellEnd"/>
+      <w:r>
+        <w:t xml:space="preserve">) je návrhový vzor používaný v softwarovém inženýrství pro oddělení aplikační logiky od operací s databází. Cílem </w:t>
+      </w:r>
+      <w:r>
+        <w:rPr>
+          <w:i/>
+          <w:iCs/>
+        </w:rPr>
+        <w:t>DAO</w:t>
+      </w:r>
+      <w:r>
+        <w:t xml:space="preserve"> je poskytnout abstraktní rozhraní pro práci s datovými úložišti, což usnadňuje údržbu kódu a zlepšuje jeho čitelnost. Balíček </w:t>
+      </w:r>
+      <w:r>
+        <w:rPr>
+          <w:i/>
+          <w:iCs/>
+        </w:rPr>
+        <w:t>DAO</w:t>
+      </w:r>
+      <w:r>
+        <w:t xml:space="preserve"> typicky obsahuje třídy, které zprostředkovávají přístup k databázovým tabulkám a definují metody pro operace jako čtení, zápis, aktualizace a mazání dat.</w:t>
+      </w:r>
+    </w:p>
+    <w:p>
+      <w:pPr>
+        <w:ind w:firstLine="708"/>
+      </w:pPr>
+      <w:r>
+        <w:t xml:space="preserve">Každé entitě v mé databázi pak odpovídá jedna třída v tomto balíčku. Například entitě </w:t>
+      </w:r>
+      <w:proofErr w:type="spellStart"/>
+      <w:r>
+        <w:rPr>
+          <w:rStyle w:val="KdChar"/>
+        </w:rPr>
+        <w:t>users</w:t>
+      </w:r>
+      <w:proofErr w:type="spellEnd"/>
+      <w:r>
+        <w:t xml:space="preserve"> přísluší třída </w:t>
+      </w:r>
+      <w:r>
+        <w:rPr>
+          <w:rStyle w:val="KdChar"/>
+        </w:rPr>
+        <w:t>UserManager.java</w:t>
+      </w:r>
+      <w:r>
+        <w:t xml:space="preserve">, která obsahuje metody jako </w:t>
+      </w:r>
+      <w:proofErr w:type="spellStart"/>
+      <w:r>
+        <w:rPr>
+          <w:rStyle w:val="KdChar"/>
+        </w:rPr>
+        <w:t>save</w:t>
+      </w:r>
+      <w:proofErr w:type="spellEnd"/>
+      <w:r>
+        <w:t xml:space="preserve"> (pro </w:t>
+      </w:r>
+      <w:r>
+        <w:rPr>
+          <w:i/>
+          <w:iCs/>
+        </w:rPr>
+        <w:t>SQL</w:t>
+      </w:r>
+      <w:r>
+        <w:t xml:space="preserve"> příkaz </w:t>
+      </w:r>
+      <w:r>
+        <w:rPr>
+          <w:rStyle w:val="KdChar"/>
+        </w:rPr>
+        <w:t>INSERT</w:t>
+      </w:r>
+      <w:r>
+        <w:t xml:space="preserve">), </w:t>
+      </w:r>
+      <w:r>
+        <w:rPr>
+          <w:rStyle w:val="KdChar"/>
+        </w:rPr>
+        <w:t>update</w:t>
+      </w:r>
+      <w:r>
+        <w:t xml:space="preserve">, </w:t>
+      </w:r>
+      <w:proofErr w:type="spellStart"/>
+      <w:r>
+        <w:rPr>
+          <w:rStyle w:val="KdChar"/>
+        </w:rPr>
+        <w:t>delete</w:t>
+      </w:r>
+      <w:proofErr w:type="spellEnd"/>
+      <w:r>
+        <w:t xml:space="preserve">, ale i metody jako například </w:t>
+      </w:r>
+      <w:proofErr w:type="spellStart"/>
+      <w:r>
+        <w:rPr>
+          <w:rStyle w:val="KdChar"/>
+        </w:rPr>
+        <w:t>getUser</w:t>
+      </w:r>
+      <w:proofErr w:type="spellEnd"/>
+      <w:r>
+        <w:t xml:space="preserve"> nebo </w:t>
+      </w:r>
+      <w:proofErr w:type="spellStart"/>
+      <w:r>
+        <w:rPr>
+          <w:rStyle w:val="KdChar"/>
+        </w:rPr>
+        <w:t>getUsers</w:t>
+      </w:r>
+      <w:proofErr w:type="spellEnd"/>
+      <w:r>
+        <w:t xml:space="preserve">, které pomocí </w:t>
+      </w:r>
+      <w:r>
+        <w:rPr>
+          <w:i/>
+          <w:iCs/>
+        </w:rPr>
+        <w:t>SQL</w:t>
+      </w:r>
+      <w:r>
+        <w:t xml:space="preserve"> dotazu </w:t>
+      </w:r>
+      <w:r>
+        <w:rPr>
+          <w:rStyle w:val="KdChar"/>
+        </w:rPr>
+        <w:t>SELECT</w:t>
+      </w:r>
+      <w:r>
+        <w:t xml:space="preserve"> získávají data z</w:t>
+      </w:r>
+      <w:r>
+        <w:t> </w:t>
+      </w:r>
+      <w:r>
+        <w:t>databáz</w:t>
+      </w:r>
+      <w:r>
+        <w:t>e.</w:t>
+      </w:r>
+    </w:p>
+    <w:p>
+      <w:pPr>
+        <w:ind w:firstLine="708"/>
+        <w:rPr>
+          <w:rStyle w:val="KdChar"/>
+          <w:rFonts w:ascii="Cambria" w:hAnsi="Cambria"/>
+          <w:sz w:val="20"/>
+        </w:rPr>
+      </w:pPr>
+      <w:r>
+        <w:rPr>
+          <w:rStyle w:val="KdChar"/>
+          <w:rFonts w:ascii="Cambria" w:hAnsi="Cambria"/>
+          <w:sz w:val="20"/>
+        </w:rPr>
+        <w:t xml:space="preserve">Většina tříd v tomto balíčku obsahuje metody pro základní operace, jako jsou </w:t>
+      </w:r>
+      <w:proofErr w:type="spellStart"/>
+      <w:r>
+        <w:rPr>
+          <w:rStyle w:val="KdChar"/>
+        </w:rPr>
+        <w:t>save</w:t>
+      </w:r>
+      <w:proofErr w:type="spellEnd"/>
+      <w:r>
+        <w:rPr>
+          <w:rStyle w:val="KdChar"/>
+          <w:rFonts w:ascii="Cambria" w:hAnsi="Cambria"/>
+          <w:sz w:val="20"/>
+        </w:rPr>
+        <w:t xml:space="preserve">, </w:t>
+      </w:r>
+      <w:r>
+        <w:rPr>
+          <w:rStyle w:val="KdChar"/>
+        </w:rPr>
+        <w:t>update</w:t>
+      </w:r>
+      <w:r>
+        <w:rPr>
+          <w:rStyle w:val="KdChar"/>
+          <w:rFonts w:ascii="Cambria" w:hAnsi="Cambria"/>
+          <w:sz w:val="20"/>
+        </w:rPr>
+        <w:t xml:space="preserve"> a </w:t>
+      </w:r>
+      <w:proofErr w:type="spellStart"/>
+      <w:r>
+        <w:rPr>
+          <w:rStyle w:val="KdChar"/>
+        </w:rPr>
+        <w:t>delete</w:t>
+      </w:r>
+      <w:proofErr w:type="spellEnd"/>
+      <w:r>
+        <w:rPr>
+          <w:rStyle w:val="KdChar"/>
+          <w:rFonts w:ascii="Cambria" w:hAnsi="Cambria"/>
+          <w:sz w:val="20"/>
+        </w:rPr>
+        <w:t xml:space="preserve">, které zajišťují vkládání, úpravu a mazání záznamů v databázi. Kromě toho jsou zde i metody typu </w:t>
+      </w:r>
+      <w:proofErr w:type="spellStart"/>
+      <w:r>
+        <w:rPr>
+          <w:rStyle w:val="KdChar"/>
+        </w:rPr>
+        <w:t>get</w:t>
+      </w:r>
+      <w:proofErr w:type="spellEnd"/>
+      <w:r>
+        <w:rPr>
+          <w:rStyle w:val="KdChar"/>
+          <w:rFonts w:ascii="Cambria" w:hAnsi="Cambria"/>
+          <w:sz w:val="20"/>
+        </w:rPr>
+        <w:t xml:space="preserve">, které využívají </w:t>
+      </w:r>
+      <w:r>
+        <w:rPr>
+          <w:rStyle w:val="KdChar"/>
+          <w:rFonts w:ascii="Cambria" w:hAnsi="Cambria"/>
+          <w:i/>
+          <w:iCs/>
+          <w:sz w:val="20"/>
+        </w:rPr>
+        <w:t>SQL</w:t>
+      </w:r>
+      <w:r>
+        <w:rPr>
+          <w:rStyle w:val="KdChar"/>
+          <w:rFonts w:ascii="Cambria" w:hAnsi="Cambria"/>
+          <w:sz w:val="20"/>
+        </w:rPr>
+        <w:t xml:space="preserve"> </w:t>
+      </w:r>
+      <w:r>
+        <w:rPr>
+          <w:rStyle w:val="KdChar"/>
+          <w:rFonts w:ascii="Cambria" w:hAnsi="Cambria"/>
+          <w:sz w:val="20"/>
+        </w:rPr>
+        <w:t>příkazu</w:t>
+      </w:r>
+      <w:r>
+        <w:rPr>
+          <w:rStyle w:val="KdChar"/>
+          <w:rFonts w:ascii="Cambria" w:hAnsi="Cambria"/>
+          <w:sz w:val="20"/>
+        </w:rPr>
+        <w:t xml:space="preserve"> </w:t>
+      </w:r>
+      <w:r>
+        <w:rPr>
+          <w:rStyle w:val="KdChar"/>
+        </w:rPr>
+        <w:t>SELECT</w:t>
+      </w:r>
+      <w:r>
+        <w:rPr>
+          <w:rStyle w:val="KdChar"/>
+          <w:rFonts w:ascii="Cambria" w:hAnsi="Cambria"/>
+          <w:sz w:val="20"/>
+        </w:rPr>
+        <w:t xml:space="preserve"> pro načítání dat.</w:t>
+      </w:r>
+    </w:p>
+    <w:p>
+      <w:pPr>
+        <w:ind w:firstLine="708"/>
+        <w:rPr>
+          <w:rStyle w:val="KdChar"/>
+          <w:rFonts w:ascii="Cambria" w:hAnsi="Cambria"/>
+          <w:sz w:val="20"/>
+        </w:rPr>
+      </w:pPr>
+      <w:r>
+        <w:rPr>
+          <w:rStyle w:val="KdChar"/>
+          <w:rFonts w:ascii="Cambria" w:hAnsi="Cambria"/>
+          <w:sz w:val="20"/>
+        </w:rPr>
+        <w:t xml:space="preserve">Tyto metody často využívají principů přetížení a polymorfismu. Například metoda </w:t>
+      </w:r>
+      <w:proofErr w:type="spellStart"/>
+      <w:r>
+        <w:rPr>
+          <w:rStyle w:val="KdChar"/>
+        </w:rPr>
+        <w:t>getId</w:t>
+      </w:r>
+      <w:proofErr w:type="spellEnd"/>
+      <w:r>
+        <w:rPr>
+          <w:rStyle w:val="KdChar"/>
+        </w:rPr>
+        <w:t>(</w:t>
+      </w:r>
+      <w:proofErr w:type="spellStart"/>
+      <w:r>
+        <w:rPr>
+          <w:rStyle w:val="KdChar"/>
+        </w:rPr>
+        <w:t>Subject</w:t>
+      </w:r>
+      <w:proofErr w:type="spellEnd"/>
+      <w:r>
+        <w:rPr>
+          <w:rStyle w:val="KdChar"/>
+        </w:rPr>
+        <w:t xml:space="preserve"> </w:t>
+      </w:r>
+      <w:proofErr w:type="spellStart"/>
+      <w:r>
+        <w:rPr>
+          <w:rStyle w:val="KdChar"/>
+        </w:rPr>
+        <w:t>subject</w:t>
+      </w:r>
+      <w:proofErr w:type="spellEnd"/>
+      <w:r>
+        <w:rPr>
+          <w:rStyle w:val="KdChar"/>
+        </w:rPr>
+        <w:t>)</w:t>
+      </w:r>
+      <w:r>
+        <w:rPr>
+          <w:rStyle w:val="KdChar"/>
+        </w:rPr>
+        <w:t xml:space="preserve"> </w:t>
+      </w:r>
+      <w:r>
+        <w:rPr>
+          <w:rStyle w:val="KdChar"/>
+          <w:rFonts w:ascii="Cambria" w:hAnsi="Cambria"/>
+          <w:sz w:val="20"/>
+        </w:rPr>
+        <w:t>se liší od</w:t>
+      </w:r>
+      <w:r>
+        <w:rPr>
+          <w:rStyle w:val="KdChar"/>
+          <w:rFonts w:ascii="Cambria" w:hAnsi="Cambria"/>
+          <w:sz w:val="20"/>
+        </w:rPr>
+        <w:t xml:space="preserve"> metody</w:t>
+      </w:r>
+      <w:r>
+        <w:rPr>
+          <w:rStyle w:val="KdChar"/>
+          <w:rFonts w:ascii="Cambria" w:hAnsi="Cambria"/>
+          <w:sz w:val="20"/>
+        </w:rPr>
+        <w:t xml:space="preserve"> </w:t>
+      </w:r>
+      <w:proofErr w:type="spellStart"/>
+      <w:r>
+        <w:rPr>
+          <w:rStyle w:val="KdChar"/>
+        </w:rPr>
+        <w:t>getId</w:t>
+      </w:r>
+      <w:proofErr w:type="spellEnd"/>
+      <w:r>
+        <w:rPr>
+          <w:rStyle w:val="KdChar"/>
+        </w:rPr>
+        <w:t>(</w:t>
+      </w:r>
+      <w:proofErr w:type="spellStart"/>
+      <w:r>
+        <w:rPr>
+          <w:rStyle w:val="KdChar"/>
+        </w:rPr>
+        <w:t>Topic</w:t>
+      </w:r>
+      <w:proofErr w:type="spellEnd"/>
+      <w:r>
+        <w:rPr>
+          <w:rStyle w:val="KdChar"/>
+        </w:rPr>
+        <w:t xml:space="preserve"> </w:t>
+      </w:r>
+      <w:proofErr w:type="spellStart"/>
+      <w:r>
+        <w:rPr>
+          <w:rStyle w:val="KdChar"/>
+        </w:rPr>
+        <w:t>topic</w:t>
+      </w:r>
+      <w:proofErr w:type="spellEnd"/>
+      <w:r>
+        <w:rPr>
+          <w:rStyle w:val="KdChar"/>
+        </w:rPr>
+        <w:t>)</w:t>
+      </w:r>
+      <w:r>
+        <w:rPr>
+          <w:rStyle w:val="KdChar"/>
+          <w:rFonts w:ascii="Cambria" w:hAnsi="Cambria"/>
+          <w:sz w:val="20"/>
+        </w:rPr>
+        <w:t xml:space="preserve">, </w:t>
+      </w:r>
+      <w:r>
+        <w:rPr>
+          <w:rStyle w:val="KdChar"/>
+          <w:rFonts w:ascii="Cambria" w:hAnsi="Cambria"/>
+          <w:sz w:val="20"/>
+        </w:rPr>
+        <w:t>protože každá obsahuje jako parametr jiný objekt</w:t>
+      </w:r>
+      <w:r>
+        <w:rPr>
+          <w:rStyle w:val="KdChar"/>
+          <w:rFonts w:ascii="Cambria" w:hAnsi="Cambria"/>
+          <w:sz w:val="20"/>
+        </w:rPr>
+        <w:t xml:space="preserve"> (</w:t>
+      </w:r>
+      <w:r>
+        <w:t>přetěžování</w:t>
+      </w:r>
+      <w:r>
+        <w:t xml:space="preserve"> metod</w:t>
+      </w:r>
+      <w:r>
+        <w:t xml:space="preserve"> umožňuje definovat stejné jméno metody pro různé parametry</w:t>
+      </w:r>
+      <w:r>
+        <w:t>)</w:t>
+      </w:r>
+      <w:r>
+        <w:rPr>
+          <w:rStyle w:val="KdChar"/>
+          <w:rFonts w:ascii="Cambria" w:hAnsi="Cambria"/>
+          <w:sz w:val="20"/>
+        </w:rPr>
+        <w:t>. Podobně</w:t>
+      </w:r>
+      <w:r>
+        <w:rPr>
+          <w:rStyle w:val="KdChar"/>
+          <w:rFonts w:ascii="Cambria" w:hAnsi="Cambria"/>
+          <w:sz w:val="20"/>
+        </w:rPr>
+        <w:t xml:space="preserve"> metody</w:t>
+      </w:r>
+      <w:r>
+        <w:rPr>
+          <w:rStyle w:val="KdChar"/>
+          <w:rFonts w:ascii="Cambria" w:hAnsi="Cambria"/>
+          <w:sz w:val="20"/>
+        </w:rPr>
+        <w:t xml:space="preserve"> </w:t>
+      </w:r>
+      <w:proofErr w:type="spellStart"/>
+      <w:r>
+        <w:rPr>
+          <w:rStyle w:val="KdChar"/>
+        </w:rPr>
+        <w:t>getTopics</w:t>
+      </w:r>
+      <w:proofErr w:type="spellEnd"/>
+      <w:r>
+        <w:rPr>
+          <w:rStyle w:val="KdChar"/>
+        </w:rPr>
+        <w:t>(</w:t>
+      </w:r>
+      <w:proofErr w:type="spellStart"/>
+      <w:r>
+        <w:rPr>
+          <w:rStyle w:val="KdChar"/>
+        </w:rPr>
+        <w:t>String</w:t>
+      </w:r>
+      <w:proofErr w:type="spellEnd"/>
+      <w:r>
+        <w:rPr>
+          <w:rStyle w:val="KdChar"/>
+        </w:rPr>
+        <w:t xml:space="preserve"> </w:t>
+      </w:r>
+      <w:proofErr w:type="spellStart"/>
+      <w:r>
+        <w:rPr>
+          <w:rStyle w:val="KdChar"/>
+        </w:rPr>
+        <w:t>fromSubjects</w:t>
+      </w:r>
+      <w:proofErr w:type="spellEnd"/>
+      <w:r>
+        <w:rPr>
+          <w:rStyle w:val="KdChar"/>
+        </w:rPr>
+        <w:t xml:space="preserve">, User user) </w:t>
+      </w:r>
+      <w:r>
+        <w:rPr>
+          <w:rStyle w:val="KdChar"/>
+          <w:rFonts w:ascii="Cambria" w:hAnsi="Cambria"/>
+          <w:sz w:val="20"/>
+        </w:rPr>
+        <w:t>a</w:t>
+      </w:r>
+      <w:r>
+        <w:rPr>
+          <w:rStyle w:val="KdChar"/>
+          <w:rFonts w:ascii="Cambria" w:hAnsi="Cambria"/>
+          <w:sz w:val="20"/>
+        </w:rPr>
+        <w:t xml:space="preserve"> </w:t>
+      </w:r>
+      <w:proofErr w:type="spellStart"/>
+      <w:r>
+        <w:rPr>
+          <w:rStyle w:val="KdChar"/>
+        </w:rPr>
+        <w:t>getTopics</w:t>
+      </w:r>
+      <w:proofErr w:type="spellEnd"/>
+      <w:r>
+        <w:rPr>
+          <w:rStyle w:val="KdChar"/>
+        </w:rPr>
+        <w:t>(User user)</w:t>
+      </w:r>
+      <w:r>
+        <w:rPr>
+          <w:rStyle w:val="KdChar"/>
+          <w:rFonts w:ascii="Cambria" w:hAnsi="Cambria"/>
+          <w:sz w:val="20"/>
+        </w:rPr>
+        <w:t xml:space="preserve"> nejsou stejné, i přesto, že jsou ze stejné třídy (podmínka v dotazu </w:t>
+      </w:r>
+      <w:r>
+        <w:rPr>
+          <w:rStyle w:val="KdChar"/>
+        </w:rPr>
+        <w:t>SELECT</w:t>
+      </w:r>
+      <w:r>
+        <w:rPr>
+          <w:rStyle w:val="KdChar"/>
+          <w:rFonts w:ascii="Cambria" w:hAnsi="Cambria"/>
+          <w:sz w:val="20"/>
+        </w:rPr>
+        <w:t xml:space="preserve"> bude u obou metod odlišná). </w:t>
+      </w:r>
+    </w:p>
+    <w:p>
+      <w:pPr>
+        <w:ind w:firstLine="708"/>
+        <w:rPr>
+          <w:rStyle w:val="KdChar"/>
+          <w:rFonts w:ascii="Cambria" w:hAnsi="Cambria"/>
+          <w:sz w:val="20"/>
+        </w:rPr>
+      </w:pPr>
+      <w:r>
+        <w:rPr>
+          <w:rStyle w:val="KdChar"/>
+          <w:rFonts w:ascii="Cambria" w:hAnsi="Cambria"/>
+          <w:sz w:val="20"/>
+        </w:rPr>
+        <w:t xml:space="preserve">Použití </w:t>
+      </w:r>
+      <w:r>
+        <w:rPr>
+          <w:rStyle w:val="KdChar"/>
+          <w:rFonts w:ascii="Cambria" w:hAnsi="Cambria"/>
+          <w:sz w:val="20"/>
+        </w:rPr>
+        <w:t>přetížení a polymorfismu</w:t>
+      </w:r>
+      <w:r>
+        <w:rPr>
+          <w:rStyle w:val="KdChar"/>
+          <w:rFonts w:ascii="Cambria" w:hAnsi="Cambria"/>
+          <w:sz w:val="20"/>
+        </w:rPr>
+        <w:t xml:space="preserve"> </w:t>
+      </w:r>
+      <w:r>
+        <w:rPr>
+          <w:rStyle w:val="KdChar"/>
+          <w:rFonts w:ascii="Cambria" w:hAnsi="Cambria"/>
+          <w:sz w:val="20"/>
+        </w:rPr>
+        <w:t>usnadňuje volání a zpřehledňuje samotný kód.</w:t>
+      </w:r>
+      <w:r>
+        <w:rPr>
+          <w:rStyle w:val="KdChar"/>
+          <w:rFonts w:ascii="Cambria" w:hAnsi="Cambria"/>
+          <w:sz w:val="20"/>
+        </w:rPr>
+        <w:t xml:space="preserve"> </w:t>
+      </w:r>
+      <w:r>
+        <w:rPr>
+          <w:rStyle w:val="KdChar"/>
+          <w:rFonts w:ascii="Cambria" w:hAnsi="Cambria"/>
+          <w:sz w:val="20"/>
+        </w:rPr>
+        <w:t xml:space="preserve">Pro jednoduchou demonstraci jsem vybral již zmíněnou metodu </w:t>
+      </w:r>
+      <w:proofErr w:type="spellStart"/>
+      <w:r>
+        <w:rPr>
+          <w:rStyle w:val="KdChar"/>
+        </w:rPr>
+        <w:t>getTopics</w:t>
+      </w:r>
+      <w:proofErr w:type="spellEnd"/>
+      <w:r>
+        <w:rPr>
+          <w:rStyle w:val="KdChar"/>
+          <w:rFonts w:ascii="Cambria" w:hAnsi="Cambria"/>
+          <w:sz w:val="20"/>
+        </w:rPr>
+        <w:t xml:space="preserve"> z třídy </w:t>
+      </w:r>
+      <w:proofErr w:type="spellStart"/>
+      <w:r>
+        <w:rPr>
+          <w:rStyle w:val="KdChar"/>
+        </w:rPr>
+        <w:t>TopicManager</w:t>
+      </w:r>
+      <w:proofErr w:type="spellEnd"/>
+      <w:r>
+        <w:rPr>
+          <w:rStyle w:val="KdChar"/>
+          <w:rFonts w:ascii="Cambria" w:hAnsi="Cambria"/>
+          <w:sz w:val="20"/>
+        </w:rPr>
+        <w:t xml:space="preserve">. Jak vidíme, metoda (stejně jako ostatní metody obsahující dotazy s parametry) používá objekt třídy </w:t>
+      </w:r>
+      <w:proofErr w:type="spellStart"/>
+      <w:r>
+        <w:rPr>
+          <w:rStyle w:val="KdChar"/>
+        </w:rPr>
+        <w:t>PreparedStatement</w:t>
+      </w:r>
+      <w:proofErr w:type="spellEnd"/>
+      <w:r>
+        <w:rPr>
+          <w:rStyle w:val="KdChar"/>
+          <w:rFonts w:ascii="Cambria" w:hAnsi="Cambria"/>
+          <w:sz w:val="20"/>
+        </w:rPr>
+        <w:t xml:space="preserve">, čímž </w:t>
+      </w:r>
+      <w:r>
+        <w:rPr>
+          <w:rStyle w:val="KdChar"/>
+          <w:rFonts w:ascii="Cambria" w:hAnsi="Cambria"/>
+          <w:sz w:val="20"/>
+        </w:rPr>
+        <w:lastRenderedPageBreak/>
+        <w:t xml:space="preserve">zabraňuje takzvaným </w:t>
+      </w:r>
+      <w:r>
+        <w:rPr>
+          <w:rStyle w:val="KdChar"/>
+          <w:rFonts w:ascii="Cambria" w:hAnsi="Cambria"/>
+          <w:i/>
+          <w:iCs/>
+          <w:sz w:val="20"/>
+        </w:rPr>
+        <w:t xml:space="preserve">SQL </w:t>
+      </w:r>
+      <w:proofErr w:type="spellStart"/>
+      <w:r>
+        <w:rPr>
+          <w:rStyle w:val="KdChar"/>
+          <w:rFonts w:ascii="Cambria" w:hAnsi="Cambria"/>
+          <w:i/>
+          <w:iCs/>
+          <w:sz w:val="20"/>
+        </w:rPr>
+        <w:t>injections</w:t>
+      </w:r>
+      <w:proofErr w:type="spellEnd"/>
+      <w:r>
+        <w:rPr>
+          <w:rStyle w:val="KdChar"/>
+          <w:rFonts w:ascii="Cambria" w:hAnsi="Cambria"/>
+          <w:sz w:val="20"/>
+        </w:rPr>
+        <w:t xml:space="preserve">. Stejně tak používá </w:t>
+      </w:r>
+      <w:proofErr w:type="spellStart"/>
+      <w:r>
+        <w:rPr>
+          <w:rStyle w:val="KdChar"/>
+        </w:rPr>
+        <w:t>try-with-re</w:t>
+      </w:r>
+      <w:r>
+        <w:rPr>
+          <w:rStyle w:val="KdChar"/>
+        </w:rPr>
+        <w:t>s</w:t>
+      </w:r>
+      <w:r>
+        <w:rPr>
+          <w:rStyle w:val="KdChar"/>
+        </w:rPr>
+        <w:t>ources</w:t>
+      </w:r>
+      <w:proofErr w:type="spellEnd"/>
+      <w:r>
+        <w:rPr>
+          <w:rStyle w:val="KdChar"/>
+          <w:rFonts w:ascii="Cambria" w:hAnsi="Cambria"/>
+          <w:sz w:val="20"/>
+        </w:rPr>
+        <w:t xml:space="preserve">, </w:t>
+      </w:r>
+      <w:r>
+        <w:t>což zajišťuje automatické uvolnění zdrojů</w:t>
+      </w:r>
+      <w:r>
+        <w:t xml:space="preserve"> (v tomto případě objekty tříd </w:t>
+      </w:r>
+      <w:proofErr w:type="spellStart"/>
+      <w:r>
+        <w:rPr>
+          <w:rStyle w:val="KdChar"/>
+        </w:rPr>
+        <w:t>PreparedStatement</w:t>
+      </w:r>
+      <w:proofErr w:type="spellEnd"/>
+      <w:r>
+        <w:t xml:space="preserve"> a </w:t>
+      </w:r>
+      <w:proofErr w:type="spellStart"/>
+      <w:r>
+        <w:rPr>
+          <w:rStyle w:val="KdChar"/>
+        </w:rPr>
+        <w:t>ResultSet</w:t>
+      </w:r>
+      <w:proofErr w:type="spellEnd"/>
+      <w:r>
+        <w:t>)</w:t>
+      </w:r>
+      <w:r>
+        <w:rPr>
+          <w:rStyle w:val="KdChar"/>
+          <w:rFonts w:ascii="Cambria" w:hAnsi="Cambria"/>
+          <w:sz w:val="20"/>
+        </w:rPr>
+        <w:t>.</w:t>
+      </w:r>
+    </w:p>
+    <w:p>
+      <w:pPr>
+        <w:keepNext/>
+      </w:pPr>
+      <w:r>
+        <w:rPr>
+          <w:rStyle w:val="KdChar"/>
+          <w:rFonts w:ascii="Cambria" w:hAnsi="Cambria"/>
+          <w:sz w:val="20"/>
+        </w:rPr>
+        <w:drawing>
+          <wp:inline distT="0" distB="0" distL="0" distR="0" wp14:anchorId="3A89EC0C" wp14:editId="18528534">
+            <wp:extent cx="5420563" cy="3097465"/>
+            <wp:effectExtent l="0" t="0" r="0" b="8255"/>
+            <wp:docPr id="1568680553" name="Obrázek 1" descr="Obsah obrázku text, snímek obrazovky, Písmo, číslo&#10;&#10;Obsah vygenerovaný umělou inteligencí může být nesprávný."/>
+            <wp:cNvGraphicFramePr>
+              <a:graphicFrameLocks xmlns:a="http://schemas.openxmlformats.org/drawingml/2006/main" noChangeAspect="1"/>
+            </wp:cNvGraphicFramePr>
+            <a:graphic xmlns:a="http://schemas.openxmlformats.org/drawingml/2006/main">
+              <a:graphicData uri="http://schemas.openxmlformats.org/drawingml/2006/picture">
+                <pic:pic xmlns:pic="http://schemas.openxmlformats.org/drawingml/2006/picture">
+                  <pic:nvPicPr>
+                    <pic:cNvPr id="1568680553" name="Obrázek 1" descr="Obsah obrázku text, snímek obrazovky, Písmo, číslo&#10;&#10;Obsah vygenerovaný umělou inteligencí může být nesprávný."/>
+                    <pic:cNvPicPr/>
+                  </pic:nvPicPr>
+                  <pic:blipFill>
+                    <a:blip r:embed="rId18"/>
+                    <a:stretch>
+                      <a:fillRect/>
+                    </a:stretch>
+                  </pic:blipFill>
+                  <pic:spPr>
+                    <a:xfrm>
+                      <a:off x="0" y="0"/>
+                      <a:ext cx="5438987" cy="3107993"/>
+                    </a:xfrm>
+                    <a:prstGeom prst="rect">
+                      <a:avLst/>
+                    </a:prstGeom>
+                  </pic:spPr>
+                </pic:pic>
+              </a:graphicData>
+            </a:graphic>
+          </wp:inline>
+        </w:drawing>
+      </w:r>
+    </w:p>
+    <w:p>
+      <w:pPr>
+        <w:pStyle w:val="Titulek"/>
+        <w:rPr>
+          <w:rStyle w:val="KdChar"/>
+          <w:rFonts w:ascii="Cambria" w:hAnsi="Cambria"/>
+          <w:sz w:val="20"/>
+        </w:rPr>
+      </w:pPr>
+      <w:r>
+        <w:t xml:space="preserve">Kód </w:t>
+      </w:r>
+      <w:r>
+        <w:fldChar w:fldCharType="begin"/>
+      </w:r>
+      <w:r>
+        <w:instrText xml:space="preserve"> SEQ Kód \* ARABIC </w:instrText>
+      </w:r>
+      <w:r>
+        <w:fldChar w:fldCharType="separate"/>
+      </w:r>
+      <w:r>
+        <w:rPr>
+          <w:noProof/>
+        </w:rPr>
+        <w:t>7</w:t>
+      </w:r>
+      <w:r>
+        <w:fldChar w:fldCharType="end"/>
+      </w:r>
+      <w:r>
+        <w:t xml:space="preserve">: Metoda </w:t>
+      </w:r>
+      <w:proofErr w:type="spellStart"/>
+      <w:r>
+        <w:t>getTopics</w:t>
+      </w:r>
+      <w:proofErr w:type="spellEnd"/>
+    </w:p>
+    <w:p>
+      <w:pPr>
+        <w:pStyle w:val="Nadpis3"/>
+      </w:pPr>
+      <w:bookmarkStart w:id="53" w:name="_Toc191843057"/>
+      <w:r>
+        <w:t xml:space="preserve">Dílčí balíček </w:t>
+      </w:r>
+      <w:proofErr w:type="spellStart"/>
+      <w:r>
+        <w:rPr>
+          <w:rStyle w:val="KdvnadpisuChar"/>
+          <w:rFonts w:eastAsiaTheme="majorEastAsia"/>
+        </w:rPr>
+        <w:t>enums</w:t>
+      </w:r>
+      <w:bookmarkEnd w:id="53"/>
       <w:proofErr w:type="spellEnd"/>
     </w:p>
     <w:p/>
@@ -16726,7 +17690,7 @@
       <w:pPr>
         <w:pStyle w:val="Nadpis3"/>
       </w:pPr>
-      <w:bookmarkStart w:id="58" w:name="_Toc191745446"/>
+      <w:bookmarkStart w:id="54" w:name="_Toc191843058"/>
       <w:r>
         <w:t xml:space="preserve">Dílčí balíček </w:t>
       </w:r>
@@ -16736,9 +17700,9 @@
           <w:rStyle w:val="KdvnadpisuChar"/>
           <w:rFonts w:eastAsiaTheme="majorEastAsia"/>
         </w:rPr>
-        <w:t>enums</w:t>
-      </w:r>
-      <w:bookmarkEnd w:id="58"/>
+        <w:t>models</w:t>
+      </w:r>
+      <w:bookmarkEnd w:id="54"/>
       <w:proofErr w:type="spellEnd"/>
     </w:p>
     <w:p/>
@@ -16746,7 +17710,9 @@
       <w:pPr>
         <w:pStyle w:val="Nadpis3"/>
       </w:pPr>
-      <w:bookmarkStart w:id="59" w:name="_Toc191745447"/>
+      <w:bookmarkStart w:id="55" w:name="_Dílčí_balíček_services"/>
+      <w:bookmarkStart w:id="56" w:name="_Toc191843059"/>
+      <w:bookmarkEnd w:id="55"/>
       <w:r>
         <w:t xml:space="preserve">Dílčí balíček </w:t>
       </w:r>
@@ -16756,31 +17722,9 @@
           <w:rStyle w:val="KdvnadpisuChar"/>
           <w:rFonts w:eastAsiaTheme="majorEastAsia"/>
         </w:rPr>
-        <w:t>models</w:t>
-      </w:r>
-      <w:bookmarkEnd w:id="59"/>
-      <w:proofErr w:type="spellEnd"/>
-    </w:p>
-    <w:p/>
-    <w:p>
-      <w:pPr>
-        <w:pStyle w:val="Nadpis3"/>
-      </w:pPr>
-      <w:bookmarkStart w:id="60" w:name="_Dílčí_balíček_services"/>
-      <w:bookmarkStart w:id="61" w:name="_Toc191745448"/>
-      <w:bookmarkEnd w:id="60"/>
-      <w:r>
-        <w:t xml:space="preserve">Dílčí balíček </w:t>
-      </w:r>
-      <w:proofErr w:type="spellStart"/>
-      <w:r>
-        <w:rPr>
-          <w:rStyle w:val="KdvnadpisuChar"/>
-          <w:rFonts w:eastAsiaTheme="majorEastAsia"/>
-        </w:rPr>
         <w:t>services</w:t>
       </w:r>
-      <w:bookmarkEnd w:id="61"/>
+      <w:bookmarkEnd w:id="56"/>
       <w:proofErr w:type="spellEnd"/>
     </w:p>
     <w:p/>
@@ -17163,9 +18107,6 @@
         <w:t>(</w:t>
       </w:r>
       <w:r>
-        <w:t xml:space="preserve">neboli </w:t>
-      </w:r>
-      <w:r>
         <w:rPr>
           <w:i/>
           <w:iCs/>
@@ -17190,32 +18131,6 @@
           <w:iCs/>
         </w:rPr>
         <w:t>model</w:t>
-      </w:r>
-      <w:r>
-        <w:rPr>
-          <w:i/>
-          <w:iCs/>
-        </w:rPr>
-        <w:t xml:space="preserve"> – </w:t>
-      </w:r>
-      <w:r>
-        <w:t xml:space="preserve">česky </w:t>
-      </w:r>
-      <w:proofErr w:type="spellStart"/>
-      <w:r>
-        <w:rPr>
-          <w:i/>
-          <w:iCs/>
-        </w:rPr>
-        <w:t>Entitně</w:t>
-      </w:r>
-      <w:proofErr w:type="spellEnd"/>
-      <w:r>
-        <w:rPr>
-          <w:i/>
-          <w:iCs/>
-        </w:rPr>
-        <w:t>-Relační model</w:t>
       </w:r>
       <w:r>
         <w:t>) je grafická reprezentace databázového návrhu, která zobrazuje entity (objekty nebo koncepty) společně s jejich atributy a vztahy, které mezi sebou existují. Tento model pomáhá definovat strukturu databáze již v počáteční fázi vývoje a zajišťuje, že veškerá potřebná data a jejich propojení jsou správně navržena a dokumentována.</w:t>
@@ -17326,7 +18241,7 @@
         <w:t xml:space="preserve"> </w:t>
       </w:r>
       <w:r>
-        <w:t xml:space="preserve">(neboli </w:t>
+        <w:t>(</w:t>
       </w:r>
       <w:proofErr w:type="spellStart"/>
       <w:r>
@@ -17375,39 +18290,6 @@
           <w:iCs/>
         </w:rPr>
         <w:t xml:space="preserve"> 256-bit</w:t>
-      </w:r>
-      <w:r>
-        <w:rPr>
-          <w:i/>
-          <w:iCs/>
-        </w:rPr>
-        <w:t xml:space="preserve"> –</w:t>
-      </w:r>
-      <w:r>
-        <w:t xml:space="preserve"> česky </w:t>
-      </w:r>
-      <w:r>
-        <w:rPr>
-          <w:i/>
-          <w:iCs/>
-        </w:rPr>
-        <w:t xml:space="preserve">256bitový bezpečný </w:t>
-      </w:r>
-      <w:proofErr w:type="spellStart"/>
-      <w:r>
-        <w:rPr>
-          <w:i/>
-          <w:iCs/>
-        </w:rPr>
-        <w:t>hašovací</w:t>
-      </w:r>
-      <w:proofErr w:type="spellEnd"/>
-      <w:r>
-        <w:rPr>
-          <w:i/>
-          <w:iCs/>
-        </w:rPr>
-        <w:t xml:space="preserve"> algoritmus</w:t>
       </w:r>
       <w:r>
         <w:t xml:space="preserve">). Je algoritmus, který se používá ke kryptografickému zabezpečení. Kryptografické </w:t>
@@ -17487,111 +18369,184 @@
     </w:p>
     <w:p>
       <w:pPr>
-        <w:spacing w:before="0" w:after="160" w:line="259" w:lineRule="auto"/>
         <w:ind w:firstLine="360"/>
-      </w:pPr>
-      <w:proofErr w:type="spellStart"/>
-      <w:r>
-        <w:rPr>
+        <w:rPr>
+          <w:rStyle w:val="KdChar"/>
+          <w:rFonts w:ascii="Cambria" w:hAnsi="Cambria"/>
+          <w:sz w:val="20"/>
+        </w:rPr>
+      </w:pPr>
+      <w:r>
+        <w:rPr>
+          <w:rStyle w:val="KdChar"/>
+          <w:rFonts w:ascii="Cambria" w:hAnsi="Cambria"/>
           <w:b/>
           <w:bCs/>
           <w:i/>
           <w:iCs/>
-        </w:rPr>
-        <w:t>Controller</w:t>
-      </w:r>
-      <w:proofErr w:type="spellEnd"/>
-      <w:r>
-        <w:t xml:space="preserve"> v rámci návrhového vzoru </w:t>
-      </w:r>
-      <w:r>
-        <w:rPr>
+          <w:sz w:val="20"/>
+        </w:rPr>
+        <w:t xml:space="preserve">SQL </w:t>
+      </w:r>
+      <w:proofErr w:type="spellStart"/>
+      <w:r>
+        <w:rPr>
+          <w:rStyle w:val="KdChar"/>
+          <w:rFonts w:ascii="Cambria" w:hAnsi="Cambria"/>
+          <w:b/>
+          <w:bCs/>
           <w:i/>
           <w:iCs/>
-        </w:rPr>
-        <w:t>MVC</w:t>
-      </w:r>
-      <w:r>
-        <w:t xml:space="preserve"> (</w:t>
-      </w:r>
-      <w:r>
-        <w:rPr>
+          <w:sz w:val="20"/>
+        </w:rPr>
+        <w:t>injection</w:t>
+      </w:r>
+      <w:r>
+        <w:rPr>
+          <w:rStyle w:val="KdChar"/>
+          <w:rFonts w:ascii="Cambria" w:hAnsi="Cambria"/>
+          <w:b/>
+          <w:bCs/>
           <w:i/>
           <w:iCs/>
-        </w:rPr>
-        <w:t>Model-</w:t>
-      </w:r>
-      <w:proofErr w:type="spellStart"/>
+          <w:sz w:val="20"/>
+        </w:rPr>
+        <w:t>s</w:t>
+      </w:r>
+      <w:proofErr w:type="spellEnd"/>
+      <w:r>
+        <w:rPr>
+          <w:rStyle w:val="KdChar"/>
+          <w:rFonts w:ascii="Cambria" w:hAnsi="Cambria"/>
+          <w:sz w:val="20"/>
+        </w:rPr>
+        <w:t xml:space="preserve"> j</w:t>
+      </w:r>
+      <w:r>
+        <w:t xml:space="preserve">e zranitelnost </w:t>
+      </w:r>
+      <w:r>
+        <w:t>v</w:t>
+      </w:r>
+      <w:r>
+        <w:t xml:space="preserve"> aplikacích, která umožňuje útočníkovi vkládat škodlivé </w:t>
+      </w:r>
       <w:r>
         <w:rPr>
           <w:i/>
           <w:iCs/>
         </w:rPr>
-        <w:t>View</w:t>
-      </w:r>
-      <w:proofErr w:type="spellEnd"/>
-      <w:r>
-        <w:rPr>
+        <w:t>SQL</w:t>
+      </w:r>
+      <w:r>
+        <w:t xml:space="preserve"> příkazy do vstupních polí aplikace. Cílem je manipulovat s databází a získat neoprávněný přístup k datům.</w:t>
+      </w:r>
+    </w:p>
+    <w:p>
+      <w:pPr>
+        <w:ind w:firstLine="360"/>
+        <w:rPr>
+          <w:rStyle w:val="KdChar"/>
+          <w:rFonts w:ascii="Cambria" w:hAnsi="Cambria"/>
+          <w:sz w:val="20"/>
+        </w:rPr>
+      </w:pPr>
+      <w:r>
+        <w:rPr>
+          <w:rStyle w:val="KdChar"/>
+          <w:rFonts w:ascii="Cambria" w:hAnsi="Cambria"/>
+          <w:b/>
+          <w:bCs/>
           <w:i/>
           <w:iCs/>
-        </w:rPr>
-        <w:t>-</w:t>
-      </w:r>
-      <w:proofErr w:type="spellStart"/>
-      <w:r>
-        <w:rPr>
+          <w:sz w:val="20"/>
+        </w:rPr>
+        <w:t>Polymorfismus</w:t>
+      </w:r>
+      <w:r>
+        <w:rPr>
+          <w:rStyle w:val="KdChar"/>
+          <w:rFonts w:ascii="Cambria" w:hAnsi="Cambria"/>
+          <w:sz w:val="20"/>
+        </w:rPr>
+        <w:t xml:space="preserve"> je vlastnost programovacího jazyka, speciálně v objektově orientovaném programování, která umožňuje objektům volání jedné metody se stejným jménem, ale s jinou implementací.</w:t>
+      </w:r>
+    </w:p>
+    <w:p>
+      <w:pPr>
+        <w:spacing w:before="0" w:after="160" w:line="259" w:lineRule="auto"/>
+        <w:ind w:firstLine="360"/>
+        <w:rPr>
+          <w:b/>
+          <w:sz w:val="24"/>
+        </w:rPr>
+      </w:pPr>
+      <w:r>
+        <w:rPr>
+          <w:b/>
+          <w:bCs/>
           <w:i/>
           <w:iCs/>
         </w:rPr>
-        <w:t>Controller</w:t>
-      </w:r>
-      <w:proofErr w:type="spellEnd"/>
-      <w:r>
-        <w:t>) je komponenta, která řídí tok dat mezi uživatelským rozhraním (</w:t>
-      </w:r>
-      <w:proofErr w:type="spellStart"/>
+        <w:t>MVC</w:t>
+      </w:r>
+      <w:r>
+        <w:rPr>
+          <w:b/>
+          <w:bCs/>
+        </w:rPr>
+        <w:t xml:space="preserve"> </w:t>
+      </w:r>
+      <w:r>
+        <w:t>(</w:t>
+      </w:r>
       <w:r>
         <w:rPr>
           <w:i/>
           <w:iCs/>
         </w:rPr>
-        <w:t>View</w:t>
-      </w:r>
-      <w:proofErr w:type="spellEnd"/>
-      <w:r>
-        <w:t>) a aplikační logikou (</w:t>
-      </w:r>
+        <w:t>Model-</w:t>
+      </w:r>
+      <w:proofErr w:type="spellStart"/>
       <w:r>
         <w:rPr>
           <w:i/>
           <w:iCs/>
         </w:rPr>
-        <w:t>Model</w:t>
-      </w:r>
-      <w:r>
-        <w:t xml:space="preserve">). </w:t>
-      </w:r>
-      <w:proofErr w:type="spellStart"/>
+        <w:t>View</w:t>
+      </w:r>
+      <w:proofErr w:type="spellEnd"/>
       <w:r>
         <w:rPr>
           <w:i/>
           <w:iCs/>
         </w:rPr>
+        <w:t>-</w:t>
+      </w:r>
+      <w:proofErr w:type="spellStart"/>
+      <w:r>
+        <w:rPr>
+          <w:i/>
+          <w:iCs/>
+        </w:rPr>
         <w:t>Controller</w:t>
       </w:r>
       <w:proofErr w:type="spellEnd"/>
       <w:r>
-        <w:t xml:space="preserve"> zpracovává vstupy od uživatele, provádí příslušné změny dat v modelu a aktualizuje pohledy tak, aby odrážely změny v aplikačním stavu.</w:t>
-      </w:r>
-    </w:p>
-    <w:p>
-      <w:pPr>
-        <w:spacing w:before="0" w:after="160" w:line="259" w:lineRule="auto"/>
-        <w:rPr>
-          <w:b/>
-          <w:sz w:val="24"/>
-        </w:rPr>
-      </w:pPr>
+        <w:t xml:space="preserve">) je návrhový vzor pro strukturování aplikací, které odděluje model (data a logika), pohled (uživatelské rozhraní) a </w:t>
+      </w:r>
+      <w:proofErr w:type="spellStart"/>
+      <w:r>
+        <w:rPr>
+          <w:i/>
+          <w:iCs/>
+        </w:rPr>
+        <w:t>controller</w:t>
+      </w:r>
+      <w:proofErr w:type="spellEnd"/>
+      <w:r>
+        <w:t xml:space="preserve"> (zpracování vstupů). Pomáhá vytvářet aplikace, které jsou modulární a snadno upravitelné.</w:t>
+      </w:r>
       <w:r>
         <w:br w:type="page"/>
       </w:r>
@@ -17624,7 +18579,7 @@
       <w:r>
         <w:t>. Online. Wikipedie. 2025. Dostupné z: </w:t>
       </w:r>
-      <w:hyperlink r:id="rId18" w:history="1">
+      <w:hyperlink r:id="rId19" w:history="1">
         <w:r>
           <w:rPr>
             <w:rStyle w:val="Hypertextovodkaz"/>
@@ -17684,7 +18639,7 @@
       <w:r>
         <w:t>. 2024. Dostupné z: </w:t>
       </w:r>
-      <w:hyperlink r:id="rId19" w:history="1">
+      <w:hyperlink r:id="rId20" w:history="1">
         <w:r>
           <w:rPr>
             <w:rStyle w:val="Hypertextovodkaz"/>
@@ -17738,7 +18693,7 @@
       <w:r>
         <w:t xml:space="preserve"> Data Science. 2024. Dostupné z: </w:t>
       </w:r>
-      <w:hyperlink r:id="rId20" w:history="1">
+      <w:hyperlink r:id="rId21" w:history="1">
         <w:r>
           <w:rPr>
             <w:rStyle w:val="Hypertextovodkaz"/>
@@ -17789,7 +18744,7 @@
       <w:r>
         <w:t>. 2024. Dostupné z: </w:t>
       </w:r>
-      <w:hyperlink r:id="rId21" w:history="1">
+      <w:hyperlink r:id="rId22" w:history="1">
         <w:r>
           <w:rPr>
             <w:rStyle w:val="Hypertextovodkaz"/>
@@ -17823,7 +18778,7 @@
       <w:r>
         <w:t>. Online. Oracle. 2025. Dostupné z: </w:t>
       </w:r>
-      <w:hyperlink r:id="rId22" w:history="1">
+      <w:hyperlink r:id="rId23" w:history="1">
         <w:r>
           <w:rPr>
             <w:rStyle w:val="Hypertextovodkaz"/>
@@ -17872,7 +18827,7 @@
       <w:r>
         <w:t>z: </w:t>
       </w:r>
-      <w:hyperlink r:id="rId23" w:history="1">
+      <w:hyperlink r:id="rId24" w:history="1">
         <w:r>
           <w:rPr>
             <w:rStyle w:val="Hypertextovodkaz"/>
@@ -17923,7 +18878,7 @@
       <w:r>
         <w:t>. 2025. Dostupné z: </w:t>
       </w:r>
-      <w:hyperlink r:id="rId24" w:history="1">
+      <w:hyperlink r:id="rId25" w:history="1">
         <w:r>
           <w:rPr>
             <w:rStyle w:val="Hypertextovodkaz"/>
@@ -17991,7 +18946,7 @@
       <w:r>
         <w:t>. 2025. Dostupné z: </w:t>
       </w:r>
-      <w:hyperlink r:id="rId25" w:history="1">
+      <w:hyperlink r:id="rId26" w:history="1">
         <w:r>
           <w:rPr>
             <w:rStyle w:val="Hypertextovodkaz"/>
@@ -18059,7 +19014,7 @@
       <w:r>
         <w:t xml:space="preserve"> Project. 2025. Dostupné z: </w:t>
       </w:r>
-      <w:hyperlink r:id="rId26" w:history="1">
+      <w:hyperlink r:id="rId27" w:history="1">
         <w:r>
           <w:rPr>
             <w:rStyle w:val="Hypertextovodkaz"/>
@@ -18093,7 +19048,7 @@
       <w:r>
         <w:t>. Online. Git. 2025. Dostupné z: </w:t>
       </w:r>
-      <w:hyperlink r:id="rId27" w:history="1">
+      <w:hyperlink r:id="rId28" w:history="1">
         <w:r>
           <w:rPr>
             <w:rStyle w:val="Hypertextovodkaz"/>
@@ -18137,7 +19092,7 @@
       <w:r>
         <w:t>. 2025. Dostupné z: </w:t>
       </w:r>
-      <w:hyperlink r:id="rId28" w:history="1">
+      <w:hyperlink r:id="rId29" w:history="1">
         <w:r>
           <w:rPr>
             <w:rStyle w:val="Hypertextovodkaz"/>
@@ -18187,7 +19142,7 @@
       <w:r>
         <w:t>. 2025. Dostupné z: </w:t>
       </w:r>
-      <w:hyperlink r:id="rId29" w:history="1">
+      <w:hyperlink r:id="rId30" w:history="1">
         <w:r>
           <w:rPr>
             <w:rStyle w:val="Hypertextovodkaz"/>
@@ -18231,7 +19186,7 @@
       <w:r>
         <w:t>. 2025. Dostupné z: </w:t>
       </w:r>
-      <w:hyperlink r:id="rId30" w:history="1">
+      <w:hyperlink r:id="rId31" w:history="1">
         <w:r>
           <w:rPr>
             <w:rStyle w:val="Hypertextovodkaz"/>
@@ -18281,7 +19236,7 @@
       <w:r>
         <w:t>. 2025. Dostupné z: </w:t>
       </w:r>
-      <w:hyperlink r:id="rId31" w:history="1">
+      <w:hyperlink r:id="rId32" w:history="1">
         <w:r>
           <w:rPr>
             <w:rStyle w:val="Hypertextovodkaz"/>
@@ -18332,7 +19287,7 @@
       <w:r>
         <w:t xml:space="preserve"> POI. 2025. Dostupné z: </w:t>
       </w:r>
-      <w:hyperlink r:id="rId32" w:history="1">
+      <w:hyperlink r:id="rId33" w:history="1">
         <w:r>
           <w:rPr>
             <w:rStyle w:val="Hypertextovodkaz"/>
@@ -18366,7 +19321,7 @@
       <w:r>
         <w:t>. Online. XML. 2025. Dostupné z: </w:t>
       </w:r>
-      <w:hyperlink r:id="rId33" w:history="1">
+      <w:hyperlink r:id="rId34" w:history="1">
         <w:r>
           <w:rPr>
             <w:rStyle w:val="Hypertextovodkaz"/>
@@ -18416,7 +19371,7 @@
       <w:r>
         <w:t>. 2025. Dostupné z: </w:t>
       </w:r>
-      <w:hyperlink r:id="rId34" w:history="1">
+      <w:hyperlink r:id="rId35" w:history="1">
         <w:r>
           <w:rPr>
             <w:rStyle w:val="Hypertextovodkaz"/>
@@ -18450,7 +19405,7 @@
       <w:r>
         <w:t>. Online. JSON. 2025. Dostupné z: </w:t>
       </w:r>
-      <w:hyperlink r:id="rId35" w:history="1">
+      <w:hyperlink r:id="rId36" w:history="1">
         <w:r>
           <w:rPr>
             <w:rStyle w:val="Hypertextovodkaz"/>
@@ -18524,7 +19479,7 @@
       <w:r>
         <w:t>. 2025. Dostupné z: </w:t>
       </w:r>
-      <w:hyperlink r:id="rId36" w:history="1">
+      <w:hyperlink r:id="rId37" w:history="1">
         <w:r>
           <w:rPr>
             <w:rStyle w:val="Hypertextovodkaz"/>
@@ -18558,7 +19513,7 @@
       <w:r>
         <w:t>. Online. XAMPP. 2025. Dostupné z: </w:t>
       </w:r>
-      <w:hyperlink r:id="rId37" w:history="1">
+      <w:hyperlink r:id="rId38" w:history="1">
         <w:r>
           <w:rPr>
             <w:rStyle w:val="Hypertextovodkaz"/>
@@ -18589,7 +19544,7 @@
       <w:r>
         <w:t>. Online. Wikipedie. 2024. Dostupné z: </w:t>
       </w:r>
-      <w:hyperlink r:id="rId38" w:history="1">
+      <w:hyperlink r:id="rId39" w:history="1">
         <w:r>
           <w:rPr>
             <w:rStyle w:val="Hypertextovodkaz"/>
@@ -18642,7 +19597,7 @@
       <w:r>
         <w:t>. Online. Wikipedie. 2025. Dostupné z: </w:t>
       </w:r>
-      <w:hyperlink r:id="rId39" w:history="1">
+      <w:hyperlink r:id="rId40" w:history="1">
         <w:r>
           <w:rPr>
             <w:rStyle w:val="Hypertextovodkaz"/>
@@ -18676,7 +19631,7 @@
       <w:r>
         <w:t>. Online. Algoritmus SHA-256. 2025. Dostupné z: </w:t>
       </w:r>
-      <w:hyperlink r:id="rId40" w:history="1">
+      <w:hyperlink r:id="rId41" w:history="1">
         <w:r>
           <w:rPr>
             <w:rStyle w:val="Hypertextovodkaz"/>
@@ -18772,7 +19727,7 @@
       <w:r>
         <w:t>. 2013. Dostupné z: </w:t>
       </w:r>
-      <w:hyperlink r:id="rId41" w:history="1">
+      <w:hyperlink r:id="rId42" w:history="1">
         <w:r>
           <w:rPr>
             <w:rStyle w:val="Hypertextovodkaz"/>
@@ -18821,7 +19776,7 @@
       <w:r>
         <w:t>. Online. W3Schools. 2025. Dostupné z: </w:t>
       </w:r>
-      <w:hyperlink r:id="rId42" w:history="1">
+      <w:hyperlink r:id="rId43" w:history="1">
         <w:r>
           <w:rPr>
             <w:rStyle w:val="Hypertextovodkaz"/>
@@ -18878,7 +19833,7 @@
       <w:r>
         <w:t>. Online. Oracle® Database. 2025. Dostupné z: </w:t>
       </w:r>
-      <w:hyperlink r:id="rId43" w:history="1">
+      <w:hyperlink r:id="rId44" w:history="1">
         <w:r>
           <w:rPr>
             <w:rStyle w:val="Hypertextovodkaz"/>
@@ -18967,7 +19922,7 @@
       <w:r>
         <w:t xml:space="preserve"> Microsoft. 2025. Dostupné z: </w:t>
       </w:r>
-      <w:hyperlink r:id="rId44" w:history="1">
+      <w:hyperlink r:id="rId45" w:history="1">
         <w:r>
           <w:rPr>
             <w:rStyle w:val="Hypertextovodkaz"/>
@@ -18981,20 +19936,177 @@
     </w:p>
     <w:p>
       <w:pPr>
-        <w:spacing w:after="160" w:line="259" w:lineRule="auto"/>
+        <w:pStyle w:val="Odstavecseseznamem"/>
+        <w:numPr>
+          <w:ilvl w:val="0"/>
+          <w:numId w:val="99"/>
+        </w:numPr>
+        <w:ind w:hanging="436"/>
       </w:pPr>
       <w:r>
         <w:lastRenderedPageBreak/>
-        <w:br w:type="page"/>
+        <w:t>DIGITALOCEAN, LLC. </w:t>
+      </w:r>
+      <w:proofErr w:type="spellStart"/>
+      <w:r>
+        <w:rPr>
+          <w:i/>
+          <w:iCs/>
+        </w:rPr>
+        <w:t>Logger</w:t>
+      </w:r>
+      <w:proofErr w:type="spellEnd"/>
+      <w:r>
+        <w:rPr>
+          <w:i/>
+          <w:iCs/>
+        </w:rPr>
+        <w:t xml:space="preserve"> in </w:t>
+      </w:r>
+      <w:r>
+        <w:rPr>
+          <w:i/>
+          <w:iCs/>
+        </w:rPr>
+        <w:t>Java – Java</w:t>
+      </w:r>
+      <w:r>
+        <w:rPr>
+          <w:i/>
+          <w:iCs/>
+        </w:rPr>
+        <w:t xml:space="preserve"> </w:t>
+      </w:r>
+      <w:proofErr w:type="spellStart"/>
+      <w:r>
+        <w:rPr>
+          <w:i/>
+          <w:iCs/>
+        </w:rPr>
+        <w:t>Logging</w:t>
+      </w:r>
+      <w:proofErr w:type="spellEnd"/>
+      <w:r>
+        <w:rPr>
+          <w:i/>
+          <w:iCs/>
+        </w:rPr>
+        <w:t xml:space="preserve"> </w:t>
+      </w:r>
+      <w:proofErr w:type="spellStart"/>
+      <w:r>
+        <w:rPr>
+          <w:i/>
+          <w:iCs/>
+        </w:rPr>
+        <w:t>Example</w:t>
+      </w:r>
+      <w:proofErr w:type="spellEnd"/>
+      <w:r>
+        <w:t xml:space="preserve">. Online. </w:t>
+      </w:r>
+      <w:proofErr w:type="spellStart"/>
+      <w:r>
+        <w:t>DigitalOcean</w:t>
+      </w:r>
+      <w:proofErr w:type="spellEnd"/>
+      <w:r>
+        <w:t>. 2025. Dostupné z: </w:t>
+      </w:r>
+      <w:hyperlink r:id="rId46" w:history="1">
+        <w:r>
+          <w:rPr>
+            <w:rStyle w:val="Hypertextovodkaz"/>
+          </w:rPr>
+          <w:t>https://www.digitalocean.com/community/tutorials/logger-in-java-logging-example</w:t>
+        </w:r>
+      </w:hyperlink>
+      <w:r>
+        <w:t>.</w:t>
+      </w:r>
+      <w:r>
+        <w:br/>
+      </w:r>
+      <w:r>
+        <w:t>[cit. 2025-03-01].</w:t>
       </w:r>
     </w:p>
     <w:p>
       <w:pPr>
+        <w:pStyle w:val="Odstavecseseznamem"/>
+        <w:numPr>
+          <w:ilvl w:val="0"/>
+          <w:numId w:val="99"/>
+        </w:numPr>
+        <w:ind w:hanging="436"/>
+      </w:pPr>
+      <w:r>
+        <w:t>WIKIPEDIA. </w:t>
+      </w:r>
+      <w:r>
+        <w:rPr>
+          <w:i/>
+          <w:iCs/>
+        </w:rPr>
+        <w:t>Polymorfismus (programování)</w:t>
+      </w:r>
+      <w:r>
+        <w:t>. Online. Wikipedia. 2023. Dostupné z: </w:t>
+      </w:r>
+      <w:hyperlink r:id="rId47" w:history="1">
+        <w:r>
+          <w:rPr>
+            <w:rStyle w:val="Hypertextovodkaz"/>
+          </w:rPr>
+          <w:t>https://cs.wikipedia.org/wiki/Polymorfismus_(programov%C3%A1n%C3%AD)</w:t>
+        </w:r>
+      </w:hyperlink>
+      <w:r>
+        <w:t>.</w:t>
+      </w:r>
+      <w:r>
+        <w:br/>
+      </w:r>
+      <w:r>
+        <w:t>[cit. 2025-03-01].</w:t>
+      </w:r>
+    </w:p>
+    <w:p>
+      <w:pPr>
+        <w:spacing w:after="160" w:line="259" w:lineRule="auto"/>
+      </w:pPr>
+      <w:r>
+        <w:br w:type="page"/>
+      </w:r>
+    </w:p>
+    <w:p>
+      <w:pPr>
         <w:pStyle w:val="Neslovannadpis"/>
       </w:pPr>
       <w:r>
         <w:lastRenderedPageBreak/>
         <w:t>Seznam obrázků</w:t>
+      </w:r>
+    </w:p>
+    <w:p/>
+    <w:p>
+      <w:pPr>
+        <w:pStyle w:val="Neslovannadpis"/>
+      </w:pPr>
+      <w:r>
+        <w:fldChar w:fldCharType="begin"/>
+      </w:r>
+      <w:r>
+        <w:instrText xml:space="preserve"> TOC \h \z \a "Obrázek" </w:instrText>
+      </w:r>
+      <w:r>
+        <w:fldChar w:fldCharType="separate"/>
+      </w:r>
+      <w:r>
+        <w:fldChar w:fldCharType="end"/>
+      </w:r>
+      <w:r>
+        <w:t>Seznam kódů</w:t>
       </w:r>
     </w:p>
     <w:p>
@@ -19003,639 +20115,23 @@
         <w:tabs>
           <w:tab w:val="right" w:leader="dot" w:pos="9062"/>
         </w:tabs>
-        <w:rPr>
-          <w:rFonts w:asciiTheme="minorHAnsi" w:eastAsiaTheme="minorEastAsia" w:hAnsiTheme="minorHAnsi" w:cstheme="minorBidi"/>
-          <w:noProof/>
-          <w:kern w:val="2"/>
-          <w:sz w:val="24"/>
-          <w:szCs w:val="24"/>
-          <w14:ligatures w14:val="standardContextual"/>
-        </w:rPr>
       </w:pPr>
       <w:r>
         <w:fldChar w:fldCharType="begin"/>
       </w:r>
       <w:r>
-        <w:instrText xml:space="preserve"> TOC \h \z \c "Obrázek" </w:instrText>
+        <w:instrText xml:space="preserve"> TOC \h \z \a "Kód" </w:instrText>
       </w:r>
       <w:r>
         <w:fldChar w:fldCharType="separate"/>
       </w:r>
-      <w:hyperlink w:anchor="_Toc191745367" w:history="1">
-        <w:r>
-          <w:rPr>
-            <w:rStyle w:val="Hypertextovodkaz"/>
-            <w:rFonts w:eastAsiaTheme="majorEastAsia"/>
-            <w:noProof/>
-          </w:rPr>
-          <w:t>Obrázek 1: Ukázka úvodní stránky pro učitele</w:t>
-        </w:r>
-        <w:r>
-          <w:rPr>
-            <w:noProof/>
-            <w:webHidden/>
-          </w:rPr>
-          <w:tab/>
-        </w:r>
-        <w:r>
-          <w:rPr>
-            <w:noProof/>
-            <w:webHidden/>
-          </w:rPr>
-          <w:fldChar w:fldCharType="begin"/>
-        </w:r>
-        <w:r>
-          <w:rPr>
-            <w:noProof/>
-            <w:webHidden/>
-          </w:rPr>
-          <w:instrText xml:space="preserve"> PAGEREF _Toc191745367 \h </w:instrText>
-        </w:r>
-        <w:r>
-          <w:rPr>
-            <w:noProof/>
-            <w:webHidden/>
-          </w:rPr>
-        </w:r>
-        <w:r>
-          <w:rPr>
-            <w:noProof/>
-            <w:webHidden/>
-          </w:rPr>
-          <w:fldChar w:fldCharType="separate"/>
-        </w:r>
-        <w:r>
-          <w:rPr>
-            <w:noProof/>
-            <w:webHidden/>
-          </w:rPr>
-          <w:t>4</w:t>
-        </w:r>
-        <w:r>
-          <w:rPr>
-            <w:noProof/>
-            <w:webHidden/>
-          </w:rPr>
-          <w:fldChar w:fldCharType="end"/>
-        </w:r>
-      </w:hyperlink>
-    </w:p>
-    <w:p>
-      <w:pPr>
-        <w:pStyle w:val="Seznamobrzk"/>
-        <w:tabs>
-          <w:tab w:val="right" w:leader="dot" w:pos="9062"/>
-        </w:tabs>
-        <w:rPr>
-          <w:rFonts w:asciiTheme="minorHAnsi" w:eastAsiaTheme="minorEastAsia" w:hAnsiTheme="minorHAnsi" w:cstheme="minorBidi"/>
-          <w:noProof/>
-          <w:kern w:val="2"/>
-          <w:sz w:val="24"/>
-          <w:szCs w:val="24"/>
-          <w14:ligatures w14:val="standardContextual"/>
-        </w:rPr>
-      </w:pPr>
-      <w:hyperlink w:anchor="_Toc191745368" w:history="1">
-        <w:r>
-          <w:rPr>
-            <w:rStyle w:val="Hypertextovodkaz"/>
-            <w:rFonts w:eastAsiaTheme="majorEastAsia"/>
-            <w:noProof/>
-          </w:rPr>
-          <w:t>Obrázek 2: E-R model databáze chatbot</w:t>
-        </w:r>
-        <w:r>
-          <w:rPr>
-            <w:noProof/>
-            <w:webHidden/>
-          </w:rPr>
-          <w:tab/>
-        </w:r>
-        <w:r>
-          <w:rPr>
-            <w:noProof/>
-            <w:webHidden/>
-          </w:rPr>
-          <w:fldChar w:fldCharType="begin"/>
-        </w:r>
-        <w:r>
-          <w:rPr>
-            <w:noProof/>
-            <w:webHidden/>
-          </w:rPr>
-          <w:instrText xml:space="preserve"> PAGEREF _Toc191745368 \h </w:instrText>
-        </w:r>
-        <w:r>
-          <w:rPr>
-            <w:noProof/>
-            <w:webHidden/>
-          </w:rPr>
-        </w:r>
-        <w:r>
-          <w:rPr>
-            <w:noProof/>
-            <w:webHidden/>
-          </w:rPr>
-          <w:fldChar w:fldCharType="separate"/>
-        </w:r>
-        <w:r>
-          <w:rPr>
-            <w:noProof/>
-            <w:webHidden/>
-          </w:rPr>
-          <w:t>8</w:t>
-        </w:r>
-        <w:r>
-          <w:rPr>
-            <w:noProof/>
-            <w:webHidden/>
-          </w:rPr>
-          <w:fldChar w:fldCharType="end"/>
-        </w:r>
-      </w:hyperlink>
-    </w:p>
-    <w:p>
       <w:r>
         <w:fldChar w:fldCharType="end"/>
       </w:r>
-    </w:p>
-    <w:p>
-      <w:pPr>
-        <w:pStyle w:val="Neslovannadpis"/>
-      </w:pPr>
-      <w:fldSimple w:instr=" TOC \h \z \a &quot;Obrázek&quot; "/>
-      <w:r>
-        <w:t>Seznam kódů</w:t>
-      </w:r>
-    </w:p>
-    <w:p>
-      <w:pPr>
-        <w:pStyle w:val="Seznamobrzk"/>
-        <w:tabs>
-          <w:tab w:val="right" w:leader="dot" w:pos="9062"/>
-        </w:tabs>
-        <w:rPr>
-          <w:rFonts w:asciiTheme="minorHAnsi" w:eastAsiaTheme="minorEastAsia" w:hAnsiTheme="minorHAnsi" w:cstheme="minorBidi"/>
-          <w:noProof/>
-          <w:kern w:val="2"/>
-          <w:sz w:val="24"/>
-          <w:szCs w:val="24"/>
-          <w14:ligatures w14:val="standardContextual"/>
-        </w:rPr>
-      </w:pPr>
-      <w:r>
-        <w:fldChar w:fldCharType="begin"/>
-      </w:r>
-      <w:r>
-        <w:instrText xml:space="preserve"> TOC \h \z \c "Kód" </w:instrText>
-      </w:r>
-      <w:r>
-        <w:fldChar w:fldCharType="separate"/>
-      </w:r>
-      <w:hyperlink w:anchor="_Toc191745345" w:history="1">
-        <w:r>
-          <w:rPr>
-            <w:rStyle w:val="Hypertextovodkaz"/>
-            <w:rFonts w:eastAsiaTheme="majorEastAsia"/>
-            <w:noProof/>
-          </w:rPr>
-          <w:t>Kód 1: login-view.fxml</w:t>
-        </w:r>
-        <w:r>
-          <w:rPr>
-            <w:noProof/>
-            <w:webHidden/>
-          </w:rPr>
-          <w:tab/>
-        </w:r>
-        <w:r>
-          <w:rPr>
-            <w:noProof/>
-            <w:webHidden/>
-          </w:rPr>
-          <w:fldChar w:fldCharType="begin"/>
-        </w:r>
-        <w:r>
-          <w:rPr>
-            <w:noProof/>
-            <w:webHidden/>
-          </w:rPr>
-          <w:instrText xml:space="preserve"> PAGEREF _Toc191745345 \h </w:instrText>
-        </w:r>
-        <w:r>
-          <w:rPr>
-            <w:noProof/>
-            <w:webHidden/>
-          </w:rPr>
-        </w:r>
-        <w:r>
-          <w:rPr>
-            <w:noProof/>
-            <w:webHidden/>
-          </w:rPr>
-          <w:fldChar w:fldCharType="separate"/>
-        </w:r>
-        <w:r>
-          <w:rPr>
-            <w:noProof/>
-            <w:webHidden/>
-          </w:rPr>
-          <w:t>15</w:t>
-        </w:r>
-        <w:r>
-          <w:rPr>
-            <w:noProof/>
-            <w:webHidden/>
-          </w:rPr>
-          <w:fldChar w:fldCharType="end"/>
-        </w:r>
-      </w:hyperlink>
-    </w:p>
-    <w:p>
-      <w:pPr>
-        <w:pStyle w:val="Seznamobrzk"/>
-        <w:tabs>
-          <w:tab w:val="right" w:leader="dot" w:pos="9062"/>
-        </w:tabs>
-        <w:rPr>
-          <w:rFonts w:asciiTheme="minorHAnsi" w:eastAsiaTheme="minorEastAsia" w:hAnsiTheme="minorHAnsi" w:cstheme="minorBidi"/>
-          <w:noProof/>
-          <w:kern w:val="2"/>
-          <w:sz w:val="24"/>
-          <w:szCs w:val="24"/>
-          <w14:ligatures w14:val="standardContextual"/>
-        </w:rPr>
-      </w:pPr>
-      <w:hyperlink w:anchor="_Toc191745346" w:history="1">
-        <w:r>
-          <w:rPr>
-            <w:rStyle w:val="Hypertextovodkaz"/>
-            <w:rFonts w:eastAsiaTheme="majorEastAsia"/>
-            <w:noProof/>
-          </w:rPr>
-          <w:t>Kód 2: CSS třída menu-button</w:t>
-        </w:r>
-        <w:r>
-          <w:rPr>
-            <w:noProof/>
-            <w:webHidden/>
-          </w:rPr>
-          <w:tab/>
-        </w:r>
-        <w:r>
-          <w:rPr>
-            <w:noProof/>
-            <w:webHidden/>
-          </w:rPr>
-          <w:fldChar w:fldCharType="begin"/>
-        </w:r>
-        <w:r>
-          <w:rPr>
-            <w:noProof/>
-            <w:webHidden/>
-          </w:rPr>
-          <w:instrText xml:space="preserve"> PAGEREF _Toc191745346 \h </w:instrText>
-        </w:r>
-        <w:r>
-          <w:rPr>
-            <w:noProof/>
-            <w:webHidden/>
-          </w:rPr>
-        </w:r>
-        <w:r>
-          <w:rPr>
-            <w:noProof/>
-            <w:webHidden/>
-          </w:rPr>
-          <w:fldChar w:fldCharType="separate"/>
-        </w:r>
-        <w:r>
-          <w:rPr>
-            <w:noProof/>
-            <w:webHidden/>
-          </w:rPr>
-          <w:t>16</w:t>
-        </w:r>
-        <w:r>
-          <w:rPr>
-            <w:noProof/>
-            <w:webHidden/>
-          </w:rPr>
-          <w:fldChar w:fldCharType="end"/>
-        </w:r>
-      </w:hyperlink>
-    </w:p>
-    <w:p>
-      <w:pPr>
-        <w:pStyle w:val="Seznamobrzk"/>
-        <w:tabs>
-          <w:tab w:val="right" w:leader="dot" w:pos="9062"/>
-        </w:tabs>
-        <w:rPr>
-          <w:rFonts w:asciiTheme="minorHAnsi" w:eastAsiaTheme="minorEastAsia" w:hAnsiTheme="minorHAnsi" w:cstheme="minorBidi"/>
-          <w:noProof/>
-          <w:kern w:val="2"/>
-          <w:sz w:val="24"/>
-          <w:szCs w:val="24"/>
-          <w14:ligatures w14:val="standardContextual"/>
-        </w:rPr>
-      </w:pPr>
-      <w:hyperlink w:anchor="_Toc191745347" w:history="1">
-        <w:r>
-          <w:rPr>
-            <w:rStyle w:val="Hypertextovodkaz"/>
-            <w:rFonts w:eastAsiaTheme="majorEastAsia"/>
-            <w:noProof/>
-          </w:rPr>
-          <w:t>Kód 3: Dynamické nastavování barvy ikony pro odhlášení</w:t>
-        </w:r>
-        <w:r>
-          <w:rPr>
-            <w:noProof/>
-            <w:webHidden/>
-          </w:rPr>
-          <w:tab/>
-        </w:r>
-        <w:r>
-          <w:rPr>
-            <w:noProof/>
-            <w:webHidden/>
-          </w:rPr>
-          <w:fldChar w:fldCharType="begin"/>
-        </w:r>
-        <w:r>
-          <w:rPr>
-            <w:noProof/>
-            <w:webHidden/>
-          </w:rPr>
-          <w:instrText xml:space="preserve"> PAGEREF _Toc191745347 \h </w:instrText>
-        </w:r>
-        <w:r>
-          <w:rPr>
-            <w:noProof/>
-            <w:webHidden/>
-          </w:rPr>
-        </w:r>
-        <w:r>
-          <w:rPr>
-            <w:noProof/>
-            <w:webHidden/>
-          </w:rPr>
-          <w:fldChar w:fldCharType="separate"/>
-        </w:r>
-        <w:r>
-          <w:rPr>
-            <w:noProof/>
-            <w:webHidden/>
-          </w:rPr>
-          <w:t>16</w:t>
-        </w:r>
-        <w:r>
-          <w:rPr>
-            <w:noProof/>
-            <w:webHidden/>
-          </w:rPr>
-          <w:fldChar w:fldCharType="end"/>
-        </w:r>
-      </w:hyperlink>
-    </w:p>
-    <w:p>
-      <w:pPr>
-        <w:pStyle w:val="Seznamobrzk"/>
-        <w:tabs>
-          <w:tab w:val="right" w:leader="dot" w:pos="9062"/>
-        </w:tabs>
-        <w:rPr>
-          <w:rFonts w:asciiTheme="minorHAnsi" w:eastAsiaTheme="minorEastAsia" w:hAnsiTheme="minorHAnsi" w:cstheme="minorBidi"/>
-          <w:noProof/>
-          <w:kern w:val="2"/>
-          <w:sz w:val="24"/>
-          <w:szCs w:val="24"/>
-          <w14:ligatures w14:val="standardContextual"/>
-        </w:rPr>
-      </w:pPr>
-      <w:hyperlink w:anchor="_Toc191745348" w:history="1">
-        <w:r>
-          <w:rPr>
-            <w:rStyle w:val="Hypertextovodkaz"/>
-            <w:rFonts w:eastAsiaTheme="majorEastAsia"/>
-            <w:noProof/>
-          </w:rPr>
-          <w:t>Kód 4: Vytvoření instance objektu Task</w:t>
-        </w:r>
-        <w:r>
-          <w:rPr>
-            <w:noProof/>
-            <w:webHidden/>
-          </w:rPr>
-          <w:tab/>
-        </w:r>
-        <w:r>
-          <w:rPr>
-            <w:noProof/>
-            <w:webHidden/>
-          </w:rPr>
-          <w:fldChar w:fldCharType="begin"/>
-        </w:r>
-        <w:r>
-          <w:rPr>
-            <w:noProof/>
-            <w:webHidden/>
-          </w:rPr>
-          <w:instrText xml:space="preserve"> PAGEREF _Toc191745348 \h </w:instrText>
-        </w:r>
-        <w:r>
-          <w:rPr>
-            <w:noProof/>
-            <w:webHidden/>
-          </w:rPr>
-        </w:r>
-        <w:r>
-          <w:rPr>
-            <w:noProof/>
-            <w:webHidden/>
-          </w:rPr>
-          <w:fldChar w:fldCharType="separate"/>
-        </w:r>
-        <w:r>
-          <w:rPr>
-            <w:noProof/>
-            <w:webHidden/>
-          </w:rPr>
-          <w:t>17</w:t>
-        </w:r>
-        <w:r>
-          <w:rPr>
-            <w:noProof/>
-            <w:webHidden/>
-          </w:rPr>
-          <w:fldChar w:fldCharType="end"/>
-        </w:r>
-      </w:hyperlink>
-    </w:p>
-    <w:p>
-      <w:pPr>
-        <w:pStyle w:val="Seznamobrzk"/>
-        <w:tabs>
-          <w:tab w:val="right" w:leader="dot" w:pos="9062"/>
-        </w:tabs>
-        <w:rPr>
-          <w:rFonts w:asciiTheme="minorHAnsi" w:eastAsiaTheme="minorEastAsia" w:hAnsiTheme="minorHAnsi" w:cstheme="minorBidi"/>
-          <w:noProof/>
-          <w:kern w:val="2"/>
-          <w:sz w:val="24"/>
-          <w:szCs w:val="24"/>
-          <w14:ligatures w14:val="standardContextual"/>
-        </w:rPr>
-      </w:pPr>
-      <w:hyperlink w:anchor="_Toc191745349" w:history="1">
-        <w:r>
-          <w:rPr>
-            <w:rStyle w:val="Hypertextovodkaz"/>
-            <w:rFonts w:eastAsiaTheme="majorEastAsia"/>
-            <w:noProof/>
-          </w:rPr>
-          <w:t>Kód 5: Spuštění samotného Tasku a akce po jeho dokončení</w:t>
-        </w:r>
-        <w:r>
-          <w:rPr>
-            <w:noProof/>
-            <w:webHidden/>
-          </w:rPr>
-          <w:tab/>
-        </w:r>
-        <w:r>
-          <w:rPr>
-            <w:noProof/>
-            <w:webHidden/>
-          </w:rPr>
-          <w:fldChar w:fldCharType="begin"/>
-        </w:r>
-        <w:r>
-          <w:rPr>
-            <w:noProof/>
-            <w:webHidden/>
-          </w:rPr>
-          <w:instrText xml:space="preserve"> PAGEREF _Toc191745349 \h </w:instrText>
-        </w:r>
-        <w:r>
-          <w:rPr>
-            <w:noProof/>
-            <w:webHidden/>
-          </w:rPr>
-        </w:r>
-        <w:r>
-          <w:rPr>
-            <w:noProof/>
-            <w:webHidden/>
-          </w:rPr>
-          <w:fldChar w:fldCharType="separate"/>
-        </w:r>
-        <w:r>
-          <w:rPr>
-            <w:noProof/>
-            <w:webHidden/>
-          </w:rPr>
-          <w:t>18</w:t>
-        </w:r>
-        <w:r>
-          <w:rPr>
-            <w:noProof/>
-            <w:webHidden/>
-          </w:rPr>
-          <w:fldChar w:fldCharType="end"/>
-        </w:r>
-      </w:hyperlink>
-    </w:p>
-    <w:p>
-      <w:pPr>
-        <w:pStyle w:val="Seznamobrzk"/>
-        <w:tabs>
-          <w:tab w:val="right" w:leader="dot" w:pos="9062"/>
-        </w:tabs>
-        <w:rPr>
-          <w:rFonts w:asciiTheme="minorHAnsi" w:eastAsiaTheme="minorEastAsia" w:hAnsiTheme="minorHAnsi" w:cstheme="minorBidi"/>
-          <w:noProof/>
-          <w:kern w:val="2"/>
-          <w:sz w:val="24"/>
-          <w:szCs w:val="24"/>
-          <w14:ligatures w14:val="standardContextual"/>
-        </w:rPr>
-      </w:pPr>
-      <w:hyperlink w:anchor="_Toc191745350" w:history="1">
-        <w:r>
-          <w:rPr>
-            <w:rStyle w:val="Hypertextovodkaz"/>
-            <w:rFonts w:eastAsiaTheme="majorEastAsia"/>
-            <w:noProof/>
-          </w:rPr>
-          <w:t>Kód 6: Metoda executeUpdate z třídy EditProfileController.java</w:t>
-        </w:r>
-        <w:r>
-          <w:rPr>
-            <w:noProof/>
-            <w:webHidden/>
-          </w:rPr>
-          <w:tab/>
-        </w:r>
-        <w:r>
-          <w:rPr>
-            <w:noProof/>
-            <w:webHidden/>
-          </w:rPr>
-          <w:fldChar w:fldCharType="begin"/>
-        </w:r>
-        <w:r>
-          <w:rPr>
-            <w:noProof/>
-            <w:webHidden/>
-          </w:rPr>
-          <w:instrText xml:space="preserve"> PAGEREF _Toc191745350 \h </w:instrText>
-        </w:r>
-        <w:r>
-          <w:rPr>
-            <w:noProof/>
-            <w:webHidden/>
-          </w:rPr>
-        </w:r>
-        <w:r>
-          <w:rPr>
-            <w:noProof/>
-            <w:webHidden/>
-          </w:rPr>
-          <w:fldChar w:fldCharType="separate"/>
-        </w:r>
-        <w:r>
-          <w:rPr>
-            <w:noProof/>
-            <w:webHidden/>
-          </w:rPr>
-          <w:t>18</w:t>
-        </w:r>
-        <w:r>
-          <w:rPr>
-            <w:noProof/>
-            <w:webHidden/>
-          </w:rPr>
-          <w:fldChar w:fldCharType="end"/>
-        </w:r>
-      </w:hyperlink>
-    </w:p>
-    <w:p>
-      <w:pPr>
-        <w:pStyle w:val="Seznamobrzk"/>
-        <w:tabs>
-          <w:tab w:val="right" w:leader="dot" w:pos="9062"/>
-        </w:tabs>
-      </w:pPr>
-      <w:r>
-        <w:fldChar w:fldCharType="end"/>
-      </w:r>
-      <w:fldSimple w:instr=" TOC \h \z \a &quot;Kód&quot; "/>
     </w:p>
     <w:sectPr>
-      <w:headerReference w:type="default" r:id="rId45"/>
-      <w:headerReference w:type="first" r:id="rId46"/>
+      <w:headerReference w:type="default" r:id="rId48"/>
+      <w:headerReference w:type="first" r:id="rId49"/>
       <w:pgSz w:w="11906" w:h="16838"/>
       <w:pgMar w:top="1417" w:right="1417" w:bottom="1417" w:left="1417" w:header="708" w:footer="708" w:gutter="0"/>
       <w:pgNumType w:start="0"/>
@@ -21554,6 +22050,155 @@
     </w:lvl>
   </w:abstractNum>
   <w:abstractNum w:abstractNumId="14" w15:restartNumberingAfterBreak="0">
+    <w:nsid w:val="13A55899"/>
+    <w:multiLevelType w:val="multilevel"/>
+    <w:tmpl w:val="402653F8"/>
+    <w:lvl w:ilvl="0">
+      <w:start w:val="1"/>
+      <w:numFmt w:val="bullet"/>
+      <w:lvlText w:val=""/>
+      <w:lvlJc w:val="left"/>
+      <w:pPr>
+        <w:tabs>
+          <w:tab w:val="num" w:pos="720"/>
+        </w:tabs>
+        <w:ind w:left="720" w:hanging="360"/>
+      </w:pPr>
+      <w:rPr>
+        <w:rFonts w:ascii="Symbol" w:hAnsi="Symbol" w:hint="default"/>
+        <w:sz w:val="20"/>
+      </w:rPr>
+    </w:lvl>
+    <w:lvl w:ilvl="1" w:tentative="1">
+      <w:start w:val="1"/>
+      <w:numFmt w:val="bullet"/>
+      <w:lvlText w:val=""/>
+      <w:lvlJc w:val="left"/>
+      <w:pPr>
+        <w:tabs>
+          <w:tab w:val="num" w:pos="1440"/>
+        </w:tabs>
+        <w:ind w:left="1440" w:hanging="360"/>
+      </w:pPr>
+      <w:rPr>
+        <w:rFonts w:ascii="Symbol" w:hAnsi="Symbol" w:hint="default"/>
+        <w:sz w:val="20"/>
+      </w:rPr>
+    </w:lvl>
+    <w:lvl w:ilvl="2" w:tentative="1">
+      <w:start w:val="1"/>
+      <w:numFmt w:val="bullet"/>
+      <w:lvlText w:val=""/>
+      <w:lvlJc w:val="left"/>
+      <w:pPr>
+        <w:tabs>
+          <w:tab w:val="num" w:pos="2160"/>
+        </w:tabs>
+        <w:ind w:left="2160" w:hanging="360"/>
+      </w:pPr>
+      <w:rPr>
+        <w:rFonts w:ascii="Symbol" w:hAnsi="Symbol" w:hint="default"/>
+        <w:sz w:val="20"/>
+      </w:rPr>
+    </w:lvl>
+    <w:lvl w:ilvl="3" w:tentative="1">
+      <w:start w:val="1"/>
+      <w:numFmt w:val="bullet"/>
+      <w:lvlText w:val=""/>
+      <w:lvlJc w:val="left"/>
+      <w:pPr>
+        <w:tabs>
+          <w:tab w:val="num" w:pos="2880"/>
+        </w:tabs>
+        <w:ind w:left="2880" w:hanging="360"/>
+      </w:pPr>
+      <w:rPr>
+        <w:rFonts w:ascii="Symbol" w:hAnsi="Symbol" w:hint="default"/>
+        <w:sz w:val="20"/>
+      </w:rPr>
+    </w:lvl>
+    <w:lvl w:ilvl="4" w:tentative="1">
+      <w:start w:val="1"/>
+      <w:numFmt w:val="bullet"/>
+      <w:lvlText w:val=""/>
+      <w:lvlJc w:val="left"/>
+      <w:pPr>
+        <w:tabs>
+          <w:tab w:val="num" w:pos="3600"/>
+        </w:tabs>
+        <w:ind w:left="3600" w:hanging="360"/>
+      </w:pPr>
+      <w:rPr>
+        <w:rFonts w:ascii="Symbol" w:hAnsi="Symbol" w:hint="default"/>
+        <w:sz w:val="20"/>
+      </w:rPr>
+    </w:lvl>
+    <w:lvl w:ilvl="5" w:tentative="1">
+      <w:start w:val="1"/>
+      <w:numFmt w:val="bullet"/>
+      <w:lvlText w:val=""/>
+      <w:lvlJc w:val="left"/>
+      <w:pPr>
+        <w:tabs>
+          <w:tab w:val="num" w:pos="4320"/>
+        </w:tabs>
+        <w:ind w:left="4320" w:hanging="360"/>
+      </w:pPr>
+      <w:rPr>
+        <w:rFonts w:ascii="Symbol" w:hAnsi="Symbol" w:hint="default"/>
+        <w:sz w:val="20"/>
+      </w:rPr>
+    </w:lvl>
+    <w:lvl w:ilvl="6" w:tentative="1">
+      <w:start w:val="1"/>
+      <w:numFmt w:val="bullet"/>
+      <w:lvlText w:val=""/>
+      <w:lvlJc w:val="left"/>
+      <w:pPr>
+        <w:tabs>
+          <w:tab w:val="num" w:pos="5040"/>
+        </w:tabs>
+        <w:ind w:left="5040" w:hanging="360"/>
+      </w:pPr>
+      <w:rPr>
+        <w:rFonts w:ascii="Symbol" w:hAnsi="Symbol" w:hint="default"/>
+        <w:sz w:val="20"/>
+      </w:rPr>
+    </w:lvl>
+    <w:lvl w:ilvl="7" w:tentative="1">
+      <w:start w:val="1"/>
+      <w:numFmt w:val="bullet"/>
+      <w:lvlText w:val=""/>
+      <w:lvlJc w:val="left"/>
+      <w:pPr>
+        <w:tabs>
+          <w:tab w:val="num" w:pos="5760"/>
+        </w:tabs>
+        <w:ind w:left="5760" w:hanging="360"/>
+      </w:pPr>
+      <w:rPr>
+        <w:rFonts w:ascii="Symbol" w:hAnsi="Symbol" w:hint="default"/>
+        <w:sz w:val="20"/>
+      </w:rPr>
+    </w:lvl>
+    <w:lvl w:ilvl="8" w:tentative="1">
+      <w:start w:val="1"/>
+      <w:numFmt w:val="bullet"/>
+      <w:lvlText w:val=""/>
+      <w:lvlJc w:val="left"/>
+      <w:pPr>
+        <w:tabs>
+          <w:tab w:val="num" w:pos="6480"/>
+        </w:tabs>
+        <w:ind w:left="6480" w:hanging="360"/>
+      </w:pPr>
+      <w:rPr>
+        <w:rFonts w:ascii="Symbol" w:hAnsi="Symbol" w:hint="default"/>
+        <w:sz w:val="20"/>
+      </w:rPr>
+    </w:lvl>
+  </w:abstractNum>
+  <w:abstractNum w:abstractNumId="15" w15:restartNumberingAfterBreak="0">
     <w:nsid w:val="14CB6A61"/>
     <w:multiLevelType w:val="multilevel"/>
     <w:tmpl w:val="90DCC36C"/>
@@ -21702,7 +22347,7 @@
       </w:rPr>
     </w:lvl>
   </w:abstractNum>
-  <w:abstractNum w:abstractNumId="15" w15:restartNumberingAfterBreak="0">
+  <w:abstractNum w:abstractNumId="16" w15:restartNumberingAfterBreak="0">
     <w:nsid w:val="150A674A"/>
     <w:multiLevelType w:val="hybridMultilevel"/>
     <w:tmpl w:val="C2828B78"/>
@@ -21788,7 +22433,7 @@
       </w:pPr>
     </w:lvl>
   </w:abstractNum>
-  <w:abstractNum w:abstractNumId="16" w15:restartNumberingAfterBreak="0">
+  <w:abstractNum w:abstractNumId="17" w15:restartNumberingAfterBreak="0">
     <w:nsid w:val="15AA474F"/>
     <w:multiLevelType w:val="hybridMultilevel"/>
     <w:tmpl w:val="25F0C42E"/>
@@ -21901,7 +22546,7 @@
       </w:rPr>
     </w:lvl>
   </w:abstractNum>
-  <w:abstractNum w:abstractNumId="17" w15:restartNumberingAfterBreak="0">
+  <w:abstractNum w:abstractNumId="18" w15:restartNumberingAfterBreak="0">
     <w:nsid w:val="16F44C83"/>
     <w:multiLevelType w:val="multilevel"/>
     <w:tmpl w:val="126E64BC"/>
@@ -22050,7 +22695,7 @@
       </w:rPr>
     </w:lvl>
   </w:abstractNum>
-  <w:abstractNum w:abstractNumId="18" w15:restartNumberingAfterBreak="0">
+  <w:abstractNum w:abstractNumId="19" w15:restartNumberingAfterBreak="0">
     <w:nsid w:val="19CF429C"/>
     <w:multiLevelType w:val="hybridMultilevel"/>
     <w:tmpl w:val="39B09D68"/>
@@ -22163,7 +22808,7 @@
       </w:rPr>
     </w:lvl>
   </w:abstractNum>
-  <w:abstractNum w:abstractNumId="19" w15:restartNumberingAfterBreak="0">
+  <w:abstractNum w:abstractNumId="20" w15:restartNumberingAfterBreak="0">
     <w:nsid w:val="1B152DD4"/>
     <w:multiLevelType w:val="multilevel"/>
     <w:tmpl w:val="ADAEA226"/>
@@ -22312,7 +22957,7 @@
       </w:rPr>
     </w:lvl>
   </w:abstractNum>
-  <w:abstractNum w:abstractNumId="20" w15:restartNumberingAfterBreak="0">
+  <w:abstractNum w:abstractNumId="21" w15:restartNumberingAfterBreak="0">
     <w:nsid w:val="1BA711DD"/>
     <w:multiLevelType w:val="multilevel"/>
     <w:tmpl w:val="DDE67F34"/>
@@ -22461,7 +23106,7 @@
       </w:rPr>
     </w:lvl>
   </w:abstractNum>
-  <w:abstractNum w:abstractNumId="21" w15:restartNumberingAfterBreak="0">
+  <w:abstractNum w:abstractNumId="22" w15:restartNumberingAfterBreak="0">
     <w:nsid w:val="1C3B494E"/>
     <w:multiLevelType w:val="multilevel"/>
     <w:tmpl w:val="1150AA9E"/>
@@ -22610,7 +23255,7 @@
       </w:rPr>
     </w:lvl>
   </w:abstractNum>
-  <w:abstractNum w:abstractNumId="22" w15:restartNumberingAfterBreak="0">
+  <w:abstractNum w:abstractNumId="23" w15:restartNumberingAfterBreak="0">
     <w:nsid w:val="1C632AE3"/>
     <w:multiLevelType w:val="hybridMultilevel"/>
     <w:tmpl w:val="27AC7192"/>
@@ -22723,7 +23368,7 @@
       </w:rPr>
     </w:lvl>
   </w:abstractNum>
-  <w:abstractNum w:abstractNumId="23" w15:restartNumberingAfterBreak="0">
+  <w:abstractNum w:abstractNumId="24" w15:restartNumberingAfterBreak="0">
     <w:nsid w:val="1FF93DE1"/>
     <w:multiLevelType w:val="hybridMultilevel"/>
     <w:tmpl w:val="2250CD4C"/>
@@ -22812,7 +23457,7 @@
       </w:pPr>
     </w:lvl>
   </w:abstractNum>
-  <w:abstractNum w:abstractNumId="24" w15:restartNumberingAfterBreak="0">
+  <w:abstractNum w:abstractNumId="25" w15:restartNumberingAfterBreak="0">
     <w:nsid w:val="215A369E"/>
     <w:multiLevelType w:val="hybridMultilevel"/>
     <w:tmpl w:val="FAB83296"/>
@@ -22925,7 +23570,7 @@
       </w:rPr>
     </w:lvl>
   </w:abstractNum>
-  <w:abstractNum w:abstractNumId="25" w15:restartNumberingAfterBreak="0">
+  <w:abstractNum w:abstractNumId="26" w15:restartNumberingAfterBreak="0">
     <w:nsid w:val="2163077C"/>
     <w:multiLevelType w:val="hybridMultilevel"/>
     <w:tmpl w:val="934C7160"/>
@@ -23014,7 +23659,7 @@
       </w:pPr>
     </w:lvl>
   </w:abstractNum>
-  <w:abstractNum w:abstractNumId="26" w15:restartNumberingAfterBreak="0">
+  <w:abstractNum w:abstractNumId="27" w15:restartNumberingAfterBreak="0">
     <w:nsid w:val="239C46FE"/>
     <w:multiLevelType w:val="hybridMultilevel"/>
     <w:tmpl w:val="636EDED0"/>
@@ -23100,7 +23745,7 @@
       </w:pPr>
     </w:lvl>
   </w:abstractNum>
-  <w:abstractNum w:abstractNumId="27" w15:restartNumberingAfterBreak="0">
+  <w:abstractNum w:abstractNumId="28" w15:restartNumberingAfterBreak="0">
     <w:nsid w:val="23F34CE4"/>
     <w:multiLevelType w:val="hybridMultilevel"/>
     <w:tmpl w:val="982E94D8"/>
@@ -23189,7 +23834,7 @@
       </w:pPr>
     </w:lvl>
   </w:abstractNum>
-  <w:abstractNum w:abstractNumId="28" w15:restartNumberingAfterBreak="0">
+  <w:abstractNum w:abstractNumId="29" w15:restartNumberingAfterBreak="0">
     <w:nsid w:val="24005747"/>
     <w:multiLevelType w:val="hybridMultilevel"/>
     <w:tmpl w:val="155A9FD2"/>
@@ -23302,7 +23947,7 @@
       </w:rPr>
     </w:lvl>
   </w:abstractNum>
-  <w:abstractNum w:abstractNumId="29" w15:restartNumberingAfterBreak="0">
+  <w:abstractNum w:abstractNumId="30" w15:restartNumberingAfterBreak="0">
     <w:nsid w:val="24E64D92"/>
     <w:multiLevelType w:val="hybridMultilevel"/>
     <w:tmpl w:val="373A2E9A"/>
@@ -23388,7 +24033,7 @@
       </w:pPr>
     </w:lvl>
   </w:abstractNum>
-  <w:abstractNum w:abstractNumId="30" w15:restartNumberingAfterBreak="0">
+  <w:abstractNum w:abstractNumId="31" w15:restartNumberingAfterBreak="0">
     <w:nsid w:val="24E8110F"/>
     <w:multiLevelType w:val="multilevel"/>
     <w:tmpl w:val="633662F4"/>
@@ -23537,7 +24182,7 @@
       </w:rPr>
     </w:lvl>
   </w:abstractNum>
-  <w:abstractNum w:abstractNumId="31" w15:restartNumberingAfterBreak="0">
+  <w:abstractNum w:abstractNumId="32" w15:restartNumberingAfterBreak="0">
     <w:nsid w:val="26792357"/>
     <w:multiLevelType w:val="multilevel"/>
     <w:tmpl w:val="0C567D0A"/>
@@ -23686,7 +24331,7 @@
       </w:rPr>
     </w:lvl>
   </w:abstractNum>
-  <w:abstractNum w:abstractNumId="32" w15:restartNumberingAfterBreak="0">
+  <w:abstractNum w:abstractNumId="33" w15:restartNumberingAfterBreak="0">
     <w:nsid w:val="281E51AA"/>
     <w:multiLevelType w:val="multilevel"/>
     <w:tmpl w:val="569E8822"/>
@@ -23835,7 +24480,7 @@
       </w:rPr>
     </w:lvl>
   </w:abstractNum>
-  <w:abstractNum w:abstractNumId="33" w15:restartNumberingAfterBreak="0">
+  <w:abstractNum w:abstractNumId="34" w15:restartNumberingAfterBreak="0">
     <w:nsid w:val="29196C1A"/>
     <w:multiLevelType w:val="multilevel"/>
     <w:tmpl w:val="0405001F"/>
@@ -23921,7 +24566,7 @@
       </w:pPr>
     </w:lvl>
   </w:abstractNum>
-  <w:abstractNum w:abstractNumId="34" w15:restartNumberingAfterBreak="0">
+  <w:abstractNum w:abstractNumId="35" w15:restartNumberingAfterBreak="0">
     <w:nsid w:val="29AA194A"/>
     <w:multiLevelType w:val="hybridMultilevel"/>
     <w:tmpl w:val="D8F2778A"/>
@@ -24011,7 +24656,7 @@
       </w:pPr>
     </w:lvl>
   </w:abstractNum>
-  <w:abstractNum w:abstractNumId="35" w15:restartNumberingAfterBreak="0">
+  <w:abstractNum w:abstractNumId="36" w15:restartNumberingAfterBreak="0">
     <w:nsid w:val="29E43B55"/>
     <w:multiLevelType w:val="hybridMultilevel"/>
     <w:tmpl w:val="EBF22DB6"/>
@@ -24124,7 +24769,7 @@
       </w:rPr>
     </w:lvl>
   </w:abstractNum>
-  <w:abstractNum w:abstractNumId="36" w15:restartNumberingAfterBreak="0">
+  <w:abstractNum w:abstractNumId="37" w15:restartNumberingAfterBreak="0">
     <w:nsid w:val="2A43165A"/>
     <w:multiLevelType w:val="hybridMultilevel"/>
     <w:tmpl w:val="F93862CC"/>
@@ -24215,7 +24860,7 @@
       </w:pPr>
     </w:lvl>
   </w:abstractNum>
-  <w:abstractNum w:abstractNumId="37" w15:restartNumberingAfterBreak="0">
+  <w:abstractNum w:abstractNumId="38" w15:restartNumberingAfterBreak="0">
     <w:nsid w:val="2B1F7310"/>
     <w:multiLevelType w:val="multilevel"/>
     <w:tmpl w:val="193C669A"/>
@@ -24364,7 +25009,7 @@
       </w:rPr>
     </w:lvl>
   </w:abstractNum>
-  <w:abstractNum w:abstractNumId="38" w15:restartNumberingAfterBreak="0">
+  <w:abstractNum w:abstractNumId="39" w15:restartNumberingAfterBreak="0">
     <w:nsid w:val="2B3F579C"/>
     <w:multiLevelType w:val="multilevel"/>
     <w:tmpl w:val="A522A42C"/>
@@ -24513,7 +25158,7 @@
       </w:rPr>
     </w:lvl>
   </w:abstractNum>
-  <w:abstractNum w:abstractNumId="39" w15:restartNumberingAfterBreak="0">
+  <w:abstractNum w:abstractNumId="40" w15:restartNumberingAfterBreak="0">
     <w:nsid w:val="2B59356D"/>
     <w:multiLevelType w:val="hybridMultilevel"/>
     <w:tmpl w:val="0846CA48"/>
@@ -24604,7 +25249,7 @@
       </w:pPr>
     </w:lvl>
   </w:abstractNum>
-  <w:abstractNum w:abstractNumId="40" w15:restartNumberingAfterBreak="0">
+  <w:abstractNum w:abstractNumId="41" w15:restartNumberingAfterBreak="0">
     <w:nsid w:val="2C0747B6"/>
     <w:multiLevelType w:val="hybridMultilevel"/>
     <w:tmpl w:val="CCECF7C0"/>
@@ -24717,7 +25362,7 @@
       </w:rPr>
     </w:lvl>
   </w:abstractNum>
-  <w:abstractNum w:abstractNumId="41" w15:restartNumberingAfterBreak="0">
+  <w:abstractNum w:abstractNumId="42" w15:restartNumberingAfterBreak="0">
     <w:nsid w:val="2CBA07B5"/>
     <w:multiLevelType w:val="hybridMultilevel"/>
     <w:tmpl w:val="912CCA28"/>
@@ -24807,7 +25452,7 @@
       </w:pPr>
     </w:lvl>
   </w:abstractNum>
-  <w:abstractNum w:abstractNumId="42" w15:restartNumberingAfterBreak="0">
+  <w:abstractNum w:abstractNumId="43" w15:restartNumberingAfterBreak="0">
     <w:nsid w:val="2F354604"/>
     <w:multiLevelType w:val="hybridMultilevel"/>
     <w:tmpl w:val="B02CF4D2"/>
@@ -24920,7 +25565,7 @@
       </w:rPr>
     </w:lvl>
   </w:abstractNum>
-  <w:abstractNum w:abstractNumId="43" w15:restartNumberingAfterBreak="0">
+  <w:abstractNum w:abstractNumId="44" w15:restartNumberingAfterBreak="0">
     <w:nsid w:val="2FF217E9"/>
     <w:multiLevelType w:val="hybridMultilevel"/>
     <w:tmpl w:val="F536B3DA"/>
@@ -25010,7 +25655,7 @@
       </w:pPr>
     </w:lvl>
   </w:abstractNum>
-  <w:abstractNum w:abstractNumId="44" w15:restartNumberingAfterBreak="0">
+  <w:abstractNum w:abstractNumId="45" w15:restartNumberingAfterBreak="0">
     <w:nsid w:val="2FFB68F4"/>
     <w:multiLevelType w:val="hybridMultilevel"/>
     <w:tmpl w:val="5B58B690"/>
@@ -25096,7 +25741,7 @@
       </w:pPr>
     </w:lvl>
   </w:abstractNum>
-  <w:abstractNum w:abstractNumId="45" w15:restartNumberingAfterBreak="0">
+  <w:abstractNum w:abstractNumId="46" w15:restartNumberingAfterBreak="0">
     <w:nsid w:val="30927C99"/>
     <w:multiLevelType w:val="hybridMultilevel"/>
     <w:tmpl w:val="B6763AD4"/>
@@ -25209,7 +25854,7 @@
       </w:rPr>
     </w:lvl>
   </w:abstractNum>
-  <w:abstractNum w:abstractNumId="46" w15:restartNumberingAfterBreak="0">
+  <w:abstractNum w:abstractNumId="47" w15:restartNumberingAfterBreak="0">
     <w:nsid w:val="312D3917"/>
     <w:multiLevelType w:val="hybridMultilevel"/>
     <w:tmpl w:val="E44498C6"/>
@@ -25295,7 +25940,7 @@
       </w:pPr>
     </w:lvl>
   </w:abstractNum>
-  <w:abstractNum w:abstractNumId="47" w15:restartNumberingAfterBreak="0">
+  <w:abstractNum w:abstractNumId="48" w15:restartNumberingAfterBreak="0">
     <w:nsid w:val="33311595"/>
     <w:multiLevelType w:val="hybridMultilevel"/>
     <w:tmpl w:val="C6FC2FC0"/>
@@ -25408,7 +26053,7 @@
       </w:rPr>
     </w:lvl>
   </w:abstractNum>
-  <w:abstractNum w:abstractNumId="48" w15:restartNumberingAfterBreak="0">
+  <w:abstractNum w:abstractNumId="49" w15:restartNumberingAfterBreak="0">
     <w:nsid w:val="36B8640F"/>
     <w:multiLevelType w:val="multilevel"/>
     <w:tmpl w:val="B7C231FC"/>
@@ -25557,7 +26202,7 @@
       </w:rPr>
     </w:lvl>
   </w:abstractNum>
-  <w:abstractNum w:abstractNumId="49" w15:restartNumberingAfterBreak="0">
+  <w:abstractNum w:abstractNumId="50" w15:restartNumberingAfterBreak="0">
     <w:nsid w:val="377414B2"/>
     <w:multiLevelType w:val="multilevel"/>
     <w:tmpl w:val="3F54E956"/>
@@ -25706,7 +26351,7 @@
       </w:rPr>
     </w:lvl>
   </w:abstractNum>
-  <w:abstractNum w:abstractNumId="50" w15:restartNumberingAfterBreak="0">
+  <w:abstractNum w:abstractNumId="51" w15:restartNumberingAfterBreak="0">
     <w:nsid w:val="3A906BDC"/>
     <w:multiLevelType w:val="hybridMultilevel"/>
     <w:tmpl w:val="71401084"/>
@@ -25819,7 +26464,7 @@
       </w:rPr>
     </w:lvl>
   </w:abstractNum>
-  <w:abstractNum w:abstractNumId="51" w15:restartNumberingAfterBreak="0">
+  <w:abstractNum w:abstractNumId="52" w15:restartNumberingAfterBreak="0">
     <w:nsid w:val="3B13045C"/>
     <w:multiLevelType w:val="hybridMultilevel"/>
     <w:tmpl w:val="DCA07F70"/>
@@ -25932,7 +26577,7 @@
       </w:rPr>
     </w:lvl>
   </w:abstractNum>
-  <w:abstractNum w:abstractNumId="52" w15:restartNumberingAfterBreak="0">
+  <w:abstractNum w:abstractNumId="53" w15:restartNumberingAfterBreak="0">
     <w:nsid w:val="3F950789"/>
     <w:multiLevelType w:val="multilevel"/>
     <w:tmpl w:val="75A6F036"/>
@@ -26081,7 +26726,7 @@
       </w:rPr>
     </w:lvl>
   </w:abstractNum>
-  <w:abstractNum w:abstractNumId="53" w15:restartNumberingAfterBreak="0">
+  <w:abstractNum w:abstractNumId="54" w15:restartNumberingAfterBreak="0">
     <w:nsid w:val="41550D3C"/>
     <w:multiLevelType w:val="hybridMultilevel"/>
     <w:tmpl w:val="DD629BCE"/>
@@ -26170,7 +26815,7 @@
       </w:pPr>
     </w:lvl>
   </w:abstractNum>
-  <w:abstractNum w:abstractNumId="54" w15:restartNumberingAfterBreak="0">
+  <w:abstractNum w:abstractNumId="55" w15:restartNumberingAfterBreak="0">
     <w:nsid w:val="44EC52F1"/>
     <w:multiLevelType w:val="hybridMultilevel"/>
     <w:tmpl w:val="6DB8C106"/>
@@ -26256,7 +26901,7 @@
       </w:pPr>
     </w:lvl>
   </w:abstractNum>
-  <w:abstractNum w:abstractNumId="55" w15:restartNumberingAfterBreak="0">
+  <w:abstractNum w:abstractNumId="56" w15:restartNumberingAfterBreak="0">
     <w:nsid w:val="45CB3F8C"/>
     <w:multiLevelType w:val="hybridMultilevel"/>
     <w:tmpl w:val="4C4EC390"/>
@@ -26369,7 +27014,7 @@
       </w:rPr>
     </w:lvl>
   </w:abstractNum>
-  <w:abstractNum w:abstractNumId="56" w15:restartNumberingAfterBreak="0">
+  <w:abstractNum w:abstractNumId="57" w15:restartNumberingAfterBreak="0">
     <w:nsid w:val="47927DE6"/>
     <w:multiLevelType w:val="hybridMultilevel"/>
     <w:tmpl w:val="F08497F6"/>
@@ -26455,7 +27100,7 @@
       </w:pPr>
     </w:lvl>
   </w:abstractNum>
-  <w:abstractNum w:abstractNumId="57" w15:restartNumberingAfterBreak="0">
+  <w:abstractNum w:abstractNumId="58" w15:restartNumberingAfterBreak="0">
     <w:nsid w:val="4A8F16ED"/>
     <w:multiLevelType w:val="hybridMultilevel"/>
     <w:tmpl w:val="4D10B18E"/>
@@ -26541,7 +27186,7 @@
       </w:pPr>
     </w:lvl>
   </w:abstractNum>
-  <w:abstractNum w:abstractNumId="58" w15:restartNumberingAfterBreak="0">
+  <w:abstractNum w:abstractNumId="59" w15:restartNumberingAfterBreak="0">
     <w:nsid w:val="4B670231"/>
     <w:multiLevelType w:val="hybridMultilevel"/>
     <w:tmpl w:val="B772FE56"/>
@@ -26631,7 +27276,7 @@
       </w:pPr>
     </w:lvl>
   </w:abstractNum>
-  <w:abstractNum w:abstractNumId="59" w15:restartNumberingAfterBreak="0">
+  <w:abstractNum w:abstractNumId="60" w15:restartNumberingAfterBreak="0">
     <w:nsid w:val="4B955401"/>
     <w:multiLevelType w:val="hybridMultilevel"/>
     <w:tmpl w:val="C430DF6A"/>
@@ -26744,7 +27389,7 @@
       </w:rPr>
     </w:lvl>
   </w:abstractNum>
-  <w:abstractNum w:abstractNumId="60" w15:restartNumberingAfterBreak="0">
+  <w:abstractNum w:abstractNumId="61" w15:restartNumberingAfterBreak="0">
     <w:nsid w:val="4E20786B"/>
     <w:multiLevelType w:val="hybridMultilevel"/>
     <w:tmpl w:val="EA36A2BE"/>
@@ -26838,7 +27483,7 @@
       </w:pPr>
     </w:lvl>
   </w:abstractNum>
-  <w:abstractNum w:abstractNumId="61" w15:restartNumberingAfterBreak="0">
+  <w:abstractNum w:abstractNumId="62" w15:restartNumberingAfterBreak="0">
     <w:nsid w:val="4EDA582C"/>
     <w:multiLevelType w:val="hybridMultilevel"/>
     <w:tmpl w:val="705ACECA"/>
@@ -26951,7 +27596,7 @@
       </w:rPr>
     </w:lvl>
   </w:abstractNum>
-  <w:abstractNum w:abstractNumId="62" w15:restartNumberingAfterBreak="0">
+  <w:abstractNum w:abstractNumId="63" w15:restartNumberingAfterBreak="0">
     <w:nsid w:val="50E22507"/>
     <w:multiLevelType w:val="hybridMultilevel"/>
     <w:tmpl w:val="702A6A66"/>
@@ -27064,7 +27709,7 @@
       </w:rPr>
     </w:lvl>
   </w:abstractNum>
-  <w:abstractNum w:abstractNumId="63" w15:restartNumberingAfterBreak="0">
+  <w:abstractNum w:abstractNumId="64" w15:restartNumberingAfterBreak="0">
     <w:nsid w:val="52154622"/>
     <w:multiLevelType w:val="hybridMultilevel"/>
     <w:tmpl w:val="B0EE4C36"/>
@@ -27154,7 +27799,7 @@
       </w:pPr>
     </w:lvl>
   </w:abstractNum>
-  <w:abstractNum w:abstractNumId="64" w15:restartNumberingAfterBreak="0">
+  <w:abstractNum w:abstractNumId="65" w15:restartNumberingAfterBreak="0">
     <w:nsid w:val="523465C8"/>
     <w:multiLevelType w:val="multilevel"/>
     <w:tmpl w:val="087E4B7E"/>
@@ -27303,7 +27948,7 @@
       </w:rPr>
     </w:lvl>
   </w:abstractNum>
-  <w:abstractNum w:abstractNumId="65" w15:restartNumberingAfterBreak="0">
+  <w:abstractNum w:abstractNumId="66" w15:restartNumberingAfterBreak="0">
     <w:nsid w:val="53B45BD2"/>
     <w:multiLevelType w:val="multilevel"/>
     <w:tmpl w:val="A95A86E0"/>
@@ -27452,7 +28097,7 @@
       </w:rPr>
     </w:lvl>
   </w:abstractNum>
-  <w:abstractNum w:abstractNumId="66" w15:restartNumberingAfterBreak="0">
+  <w:abstractNum w:abstractNumId="67" w15:restartNumberingAfterBreak="0">
     <w:nsid w:val="55375704"/>
     <w:multiLevelType w:val="hybridMultilevel"/>
     <w:tmpl w:val="095C8496"/>
@@ -27542,7 +28187,7 @@
       </w:pPr>
     </w:lvl>
   </w:abstractNum>
-  <w:abstractNum w:abstractNumId="67" w15:restartNumberingAfterBreak="0">
+  <w:abstractNum w:abstractNumId="68" w15:restartNumberingAfterBreak="0">
     <w:nsid w:val="55BF5B19"/>
     <w:multiLevelType w:val="hybridMultilevel"/>
     <w:tmpl w:val="2F96E226"/>
@@ -27655,7 +28300,7 @@
       </w:rPr>
     </w:lvl>
   </w:abstractNum>
-  <w:abstractNum w:abstractNumId="68" w15:restartNumberingAfterBreak="0">
+  <w:abstractNum w:abstractNumId="69" w15:restartNumberingAfterBreak="0">
     <w:nsid w:val="561D691B"/>
     <w:multiLevelType w:val="hybridMultilevel"/>
     <w:tmpl w:val="078CF778"/>
@@ -27741,7 +28386,7 @@
       </w:pPr>
     </w:lvl>
   </w:abstractNum>
-  <w:abstractNum w:abstractNumId="69" w15:restartNumberingAfterBreak="0">
+  <w:abstractNum w:abstractNumId="70" w15:restartNumberingAfterBreak="0">
     <w:nsid w:val="56A95DE1"/>
     <w:multiLevelType w:val="hybridMultilevel"/>
     <w:tmpl w:val="EECE02F4"/>
@@ -27851,7 +28496,7 @@
       </w:rPr>
     </w:lvl>
   </w:abstractNum>
-  <w:abstractNum w:abstractNumId="70" w15:restartNumberingAfterBreak="0">
+  <w:abstractNum w:abstractNumId="71" w15:restartNumberingAfterBreak="0">
     <w:nsid w:val="58BE3EFB"/>
     <w:multiLevelType w:val="hybridMultilevel"/>
     <w:tmpl w:val="A50AF5AE"/>
@@ -27964,7 +28609,7 @@
       </w:rPr>
     </w:lvl>
   </w:abstractNum>
-  <w:abstractNum w:abstractNumId="71" w15:restartNumberingAfterBreak="0">
+  <w:abstractNum w:abstractNumId="72" w15:restartNumberingAfterBreak="0">
     <w:nsid w:val="5BF75A1B"/>
     <w:multiLevelType w:val="hybridMultilevel"/>
     <w:tmpl w:val="F37EEFD0"/>
@@ -28077,7 +28722,7 @@
       </w:rPr>
     </w:lvl>
   </w:abstractNum>
-  <w:abstractNum w:abstractNumId="72" w15:restartNumberingAfterBreak="0">
+  <w:abstractNum w:abstractNumId="73" w15:restartNumberingAfterBreak="0">
     <w:nsid w:val="5EDF6EC1"/>
     <w:multiLevelType w:val="hybridMultilevel"/>
     <w:tmpl w:val="6AC813BA"/>
@@ -28190,7 +28835,7 @@
       </w:rPr>
     </w:lvl>
   </w:abstractNum>
-  <w:abstractNum w:abstractNumId="73" w15:restartNumberingAfterBreak="0">
+  <w:abstractNum w:abstractNumId="74" w15:restartNumberingAfterBreak="0">
     <w:nsid w:val="64C41115"/>
     <w:multiLevelType w:val="hybridMultilevel"/>
     <w:tmpl w:val="17CEB6E8"/>
@@ -28303,7 +28948,7 @@
       </w:rPr>
     </w:lvl>
   </w:abstractNum>
-  <w:abstractNum w:abstractNumId="74" w15:restartNumberingAfterBreak="0">
+  <w:abstractNum w:abstractNumId="75" w15:restartNumberingAfterBreak="0">
     <w:nsid w:val="656A4D6A"/>
     <w:multiLevelType w:val="hybridMultilevel"/>
     <w:tmpl w:val="5F7EBBD6"/>
@@ -28416,7 +29061,7 @@
       </w:rPr>
     </w:lvl>
   </w:abstractNum>
-  <w:abstractNum w:abstractNumId="75" w15:restartNumberingAfterBreak="0">
+  <w:abstractNum w:abstractNumId="76" w15:restartNumberingAfterBreak="0">
     <w:nsid w:val="65F773E5"/>
     <w:multiLevelType w:val="multilevel"/>
     <w:tmpl w:val="EFBEDE0E"/>
@@ -28565,7 +29210,7 @@
       </w:rPr>
     </w:lvl>
   </w:abstractNum>
-  <w:abstractNum w:abstractNumId="76" w15:restartNumberingAfterBreak="0">
+  <w:abstractNum w:abstractNumId="77" w15:restartNumberingAfterBreak="0">
     <w:nsid w:val="66C5598C"/>
     <w:multiLevelType w:val="hybridMultilevel"/>
     <w:tmpl w:val="4C62C560"/>
@@ -28678,7 +29323,7 @@
       </w:rPr>
     </w:lvl>
   </w:abstractNum>
-  <w:abstractNum w:abstractNumId="77" w15:restartNumberingAfterBreak="0">
+  <w:abstractNum w:abstractNumId="78" w15:restartNumberingAfterBreak="0">
     <w:nsid w:val="67EE686E"/>
     <w:multiLevelType w:val="hybridMultilevel"/>
     <w:tmpl w:val="15E8DF7E"/>
@@ -28791,7 +29436,7 @@
       </w:rPr>
     </w:lvl>
   </w:abstractNum>
-  <w:abstractNum w:abstractNumId="78" w15:restartNumberingAfterBreak="0">
+  <w:abstractNum w:abstractNumId="79" w15:restartNumberingAfterBreak="0">
     <w:nsid w:val="6A075001"/>
     <w:multiLevelType w:val="hybridMultilevel"/>
     <w:tmpl w:val="10A617E8"/>
@@ -28904,7 +29549,7 @@
       </w:rPr>
     </w:lvl>
   </w:abstractNum>
-  <w:abstractNum w:abstractNumId="79" w15:restartNumberingAfterBreak="0">
+  <w:abstractNum w:abstractNumId="80" w15:restartNumberingAfterBreak="0">
     <w:nsid w:val="6A97703E"/>
     <w:multiLevelType w:val="hybridMultilevel"/>
     <w:tmpl w:val="B0925884"/>
@@ -29017,7 +29662,7 @@
       </w:rPr>
     </w:lvl>
   </w:abstractNum>
-  <w:abstractNum w:abstractNumId="80" w15:restartNumberingAfterBreak="0">
+  <w:abstractNum w:abstractNumId="81" w15:restartNumberingAfterBreak="0">
     <w:nsid w:val="6BA44130"/>
     <w:multiLevelType w:val="multilevel"/>
     <w:tmpl w:val="18781A9E"/>
@@ -29166,7 +29811,7 @@
       </w:rPr>
     </w:lvl>
   </w:abstractNum>
-  <w:abstractNum w:abstractNumId="81" w15:restartNumberingAfterBreak="0">
+  <w:abstractNum w:abstractNumId="82" w15:restartNumberingAfterBreak="0">
     <w:nsid w:val="6C9C63A3"/>
     <w:multiLevelType w:val="hybridMultilevel"/>
     <w:tmpl w:val="7D94FC1A"/>
@@ -29279,7 +29924,7 @@
       </w:rPr>
     </w:lvl>
   </w:abstractNum>
-  <w:abstractNum w:abstractNumId="82" w15:restartNumberingAfterBreak="0">
+  <w:abstractNum w:abstractNumId="83" w15:restartNumberingAfterBreak="0">
     <w:nsid w:val="6DA1154E"/>
     <w:multiLevelType w:val="hybridMultilevel"/>
     <w:tmpl w:val="2C762C02"/>
@@ -29392,7 +30037,7 @@
       </w:rPr>
     </w:lvl>
   </w:abstractNum>
-  <w:abstractNum w:abstractNumId="83" w15:restartNumberingAfterBreak="0">
+  <w:abstractNum w:abstractNumId="84" w15:restartNumberingAfterBreak="0">
     <w:nsid w:val="6DC31E83"/>
     <w:multiLevelType w:val="hybridMultilevel"/>
     <w:tmpl w:val="B99E799A"/>
@@ -29506,7 +30151,7 @@
       </w:rPr>
     </w:lvl>
   </w:abstractNum>
-  <w:abstractNum w:abstractNumId="84" w15:restartNumberingAfterBreak="0">
+  <w:abstractNum w:abstractNumId="85" w15:restartNumberingAfterBreak="0">
     <w:nsid w:val="6E7D0810"/>
     <w:multiLevelType w:val="multilevel"/>
     <w:tmpl w:val="FC4EF272"/>
@@ -29655,7 +30300,7 @@
       </w:rPr>
     </w:lvl>
   </w:abstractNum>
-  <w:abstractNum w:abstractNumId="85" w15:restartNumberingAfterBreak="0">
+  <w:abstractNum w:abstractNumId="86" w15:restartNumberingAfterBreak="0">
     <w:nsid w:val="751A3E15"/>
     <w:multiLevelType w:val="hybridMultilevel"/>
     <w:tmpl w:val="C96E105C"/>
@@ -29768,7 +30413,7 @@
       </w:rPr>
     </w:lvl>
   </w:abstractNum>
-  <w:abstractNum w:abstractNumId="86" w15:restartNumberingAfterBreak="0">
+  <w:abstractNum w:abstractNumId="87" w15:restartNumberingAfterBreak="0">
     <w:nsid w:val="75754CB8"/>
     <w:multiLevelType w:val="hybridMultilevel"/>
     <w:tmpl w:val="C2C218B4"/>
@@ -29881,7 +30526,7 @@
       </w:rPr>
     </w:lvl>
   </w:abstractNum>
-  <w:abstractNum w:abstractNumId="87" w15:restartNumberingAfterBreak="0">
+  <w:abstractNum w:abstractNumId="88" w15:restartNumberingAfterBreak="0">
     <w:nsid w:val="766F45EC"/>
     <w:multiLevelType w:val="multilevel"/>
     <w:tmpl w:val="66F66A0E"/>
@@ -30030,7 +30675,7 @@
       </w:rPr>
     </w:lvl>
   </w:abstractNum>
-  <w:abstractNum w:abstractNumId="88" w15:restartNumberingAfterBreak="0">
+  <w:abstractNum w:abstractNumId="89" w15:restartNumberingAfterBreak="0">
     <w:nsid w:val="767B2AC7"/>
     <w:multiLevelType w:val="hybridMultilevel"/>
     <w:tmpl w:val="97AC338E"/>
@@ -30143,7 +30788,7 @@
       </w:rPr>
     </w:lvl>
   </w:abstractNum>
-  <w:abstractNum w:abstractNumId="89" w15:restartNumberingAfterBreak="0">
+  <w:abstractNum w:abstractNumId="90" w15:restartNumberingAfterBreak="0">
     <w:nsid w:val="79CE356A"/>
     <w:multiLevelType w:val="hybridMultilevel"/>
     <w:tmpl w:val="DE9A55AC"/>
@@ -30229,7 +30874,7 @@
       </w:pPr>
     </w:lvl>
   </w:abstractNum>
-  <w:abstractNum w:abstractNumId="90" w15:restartNumberingAfterBreak="0">
+  <w:abstractNum w:abstractNumId="91" w15:restartNumberingAfterBreak="0">
     <w:nsid w:val="7A4D40CC"/>
     <w:multiLevelType w:val="hybridMultilevel"/>
     <w:tmpl w:val="305CA1CC"/>
@@ -30342,7 +30987,7 @@
       </w:rPr>
     </w:lvl>
   </w:abstractNum>
-  <w:abstractNum w:abstractNumId="91" w15:restartNumberingAfterBreak="0">
+  <w:abstractNum w:abstractNumId="92" w15:restartNumberingAfterBreak="0">
     <w:nsid w:val="7A5D03EB"/>
     <w:multiLevelType w:val="hybridMultilevel"/>
     <w:tmpl w:val="0C3E154C"/>
@@ -30432,7 +31077,7 @@
       </w:pPr>
     </w:lvl>
   </w:abstractNum>
-  <w:abstractNum w:abstractNumId="92" w15:restartNumberingAfterBreak="0">
+  <w:abstractNum w:abstractNumId="93" w15:restartNumberingAfterBreak="0">
     <w:nsid w:val="7AB40FDB"/>
     <w:multiLevelType w:val="hybridMultilevel"/>
     <w:tmpl w:val="093484FC"/>
@@ -30545,7 +31190,7 @@
       </w:rPr>
     </w:lvl>
   </w:abstractNum>
-  <w:abstractNum w:abstractNumId="93" w15:restartNumberingAfterBreak="0">
+  <w:abstractNum w:abstractNumId="94" w15:restartNumberingAfterBreak="0">
     <w:nsid w:val="7B5657BD"/>
     <w:multiLevelType w:val="multilevel"/>
     <w:tmpl w:val="53E0113C"/>
@@ -30694,7 +31339,7 @@
       </w:rPr>
     </w:lvl>
   </w:abstractNum>
-  <w:abstractNum w:abstractNumId="94" w15:restartNumberingAfterBreak="0">
+  <w:abstractNum w:abstractNumId="95" w15:restartNumberingAfterBreak="0">
     <w:nsid w:val="7BA23F6E"/>
     <w:multiLevelType w:val="hybridMultilevel"/>
     <w:tmpl w:val="1F207D10"/>
@@ -30807,7 +31452,7 @@
       </w:rPr>
     </w:lvl>
   </w:abstractNum>
-  <w:abstractNum w:abstractNumId="95" w15:restartNumberingAfterBreak="0">
+  <w:abstractNum w:abstractNumId="96" w15:restartNumberingAfterBreak="0">
     <w:nsid w:val="7BEF65EB"/>
     <w:multiLevelType w:val="hybridMultilevel"/>
     <w:tmpl w:val="5C50FE18"/>
@@ -30897,7 +31542,7 @@
       </w:pPr>
     </w:lvl>
   </w:abstractNum>
-  <w:abstractNum w:abstractNumId="96" w15:restartNumberingAfterBreak="0">
+  <w:abstractNum w:abstractNumId="97" w15:restartNumberingAfterBreak="0">
     <w:nsid w:val="7CDB3BA9"/>
     <w:multiLevelType w:val="hybridMultilevel"/>
     <w:tmpl w:val="EE2A6A70"/>
@@ -31010,7 +31655,7 @@
       </w:rPr>
     </w:lvl>
   </w:abstractNum>
-  <w:abstractNum w:abstractNumId="97" w15:restartNumberingAfterBreak="0">
+  <w:abstractNum w:abstractNumId="98" w15:restartNumberingAfterBreak="0">
     <w:nsid w:val="7E20555B"/>
     <w:multiLevelType w:val="hybridMultilevel"/>
     <w:tmpl w:val="913C4DA8"/>
@@ -31123,7 +31768,7 @@
       </w:rPr>
     </w:lvl>
   </w:abstractNum>
-  <w:abstractNum w:abstractNumId="98" w15:restartNumberingAfterBreak="0">
+  <w:abstractNum w:abstractNumId="99" w15:restartNumberingAfterBreak="0">
     <w:nsid w:val="7E6A7FE5"/>
     <w:multiLevelType w:val="hybridMultilevel"/>
     <w:tmpl w:val="B032DCCA"/>
@@ -31236,7 +31881,7 @@
       </w:rPr>
     </w:lvl>
   </w:abstractNum>
-  <w:abstractNum w:abstractNumId="99" w15:restartNumberingAfterBreak="0">
+  <w:abstractNum w:abstractNumId="100" w15:restartNumberingAfterBreak="0">
     <w:nsid w:val="7F5E08FA"/>
     <w:multiLevelType w:val="hybridMultilevel"/>
     <w:tmpl w:val="26DC1BE0"/>
@@ -31350,163 +31995,163 @@
     </w:lvl>
   </w:abstractNum>
   <w:num w:numId="1" w16cid:durableId="121192958">
-    <w:abstractNumId w:val="94"/>
+    <w:abstractNumId w:val="95"/>
   </w:num>
   <w:num w:numId="2" w16cid:durableId="564144388">
-    <w:abstractNumId w:val="45"/>
+    <w:abstractNumId w:val="46"/>
   </w:num>
   <w:num w:numId="3" w16cid:durableId="1946766798">
-    <w:abstractNumId w:val="34"/>
+    <w:abstractNumId w:val="35"/>
   </w:num>
   <w:num w:numId="4" w16cid:durableId="1309898767">
-    <w:abstractNumId w:val="41"/>
+    <w:abstractNumId w:val="42"/>
   </w:num>
   <w:num w:numId="5" w16cid:durableId="1733039784">
-    <w:abstractNumId w:val="73"/>
+    <w:abstractNumId w:val="74"/>
   </w:num>
   <w:num w:numId="6" w16cid:durableId="2013877722">
-    <w:abstractNumId w:val="76"/>
+    <w:abstractNumId w:val="77"/>
   </w:num>
   <w:num w:numId="7" w16cid:durableId="547029255">
-    <w:abstractNumId w:val="33"/>
+    <w:abstractNumId w:val="34"/>
   </w:num>
   <w:num w:numId="8" w16cid:durableId="2084372783">
     <w:abstractNumId w:val="12"/>
   </w:num>
   <w:num w:numId="9" w16cid:durableId="566233213">
-    <w:abstractNumId w:val="58"/>
+    <w:abstractNumId w:val="59"/>
   </w:num>
   <w:num w:numId="10" w16cid:durableId="1694451578">
-    <w:abstractNumId w:val="66"/>
+    <w:abstractNumId w:val="67"/>
   </w:num>
   <w:num w:numId="11" w16cid:durableId="774788307">
-    <w:abstractNumId w:val="91"/>
+    <w:abstractNumId w:val="92"/>
   </w:num>
   <w:num w:numId="12" w16cid:durableId="973297508">
-    <w:abstractNumId w:val="36"/>
+    <w:abstractNumId w:val="37"/>
   </w:num>
   <w:num w:numId="13" w16cid:durableId="1637099815">
-    <w:abstractNumId w:val="60"/>
+    <w:abstractNumId w:val="61"/>
   </w:num>
   <w:num w:numId="14" w16cid:durableId="1603100181">
     <w:abstractNumId w:val="4"/>
   </w:num>
   <w:num w:numId="15" w16cid:durableId="1409233795">
-    <w:abstractNumId w:val="67"/>
+    <w:abstractNumId w:val="68"/>
   </w:num>
   <w:num w:numId="16" w16cid:durableId="1993825238">
-    <w:abstractNumId w:val="88"/>
+    <w:abstractNumId w:val="89"/>
   </w:num>
   <w:num w:numId="17" w16cid:durableId="2096509760">
-    <w:abstractNumId w:val="79"/>
+    <w:abstractNumId w:val="80"/>
   </w:num>
   <w:num w:numId="18" w16cid:durableId="246883011">
-    <w:abstractNumId w:val="70"/>
+    <w:abstractNumId w:val="71"/>
   </w:num>
   <w:num w:numId="19" w16cid:durableId="1833987203">
+    <w:abstractNumId w:val="41"/>
+  </w:num>
+  <w:num w:numId="20" w16cid:durableId="419909317">
+    <w:abstractNumId w:val="19"/>
+  </w:num>
+  <w:num w:numId="21" w16cid:durableId="1674380434">
+    <w:abstractNumId w:val="97"/>
+  </w:num>
+  <w:num w:numId="22" w16cid:durableId="1439376909">
     <w:abstractNumId w:val="40"/>
   </w:num>
-  <w:num w:numId="20" w16cid:durableId="419909317">
-    <w:abstractNumId w:val="18"/>
-  </w:num>
-  <w:num w:numId="21" w16cid:durableId="1674380434">
-    <w:abstractNumId w:val="96"/>
-  </w:num>
-  <w:num w:numId="22" w16cid:durableId="1439376909">
-    <w:abstractNumId w:val="39"/>
-  </w:num>
   <w:num w:numId="23" w16cid:durableId="2027441775">
-    <w:abstractNumId w:val="51"/>
+    <w:abstractNumId w:val="52"/>
   </w:num>
   <w:num w:numId="24" w16cid:durableId="1289512060">
-    <w:abstractNumId w:val="83"/>
+    <w:abstractNumId w:val="84"/>
   </w:num>
   <w:num w:numId="25" w16cid:durableId="1106315133">
-    <w:abstractNumId w:val="69"/>
+    <w:abstractNumId w:val="70"/>
   </w:num>
   <w:num w:numId="26" w16cid:durableId="12534117">
     <w:abstractNumId w:val="13"/>
   </w:num>
   <w:num w:numId="27" w16cid:durableId="812790658">
-    <w:abstractNumId w:val="74"/>
+    <w:abstractNumId w:val="75"/>
   </w:num>
   <w:num w:numId="28" w16cid:durableId="141511049">
-    <w:abstractNumId w:val="62"/>
+    <w:abstractNumId w:val="63"/>
   </w:num>
   <w:num w:numId="29" w16cid:durableId="2064795470">
-    <w:abstractNumId w:val="42"/>
+    <w:abstractNumId w:val="43"/>
   </w:num>
   <w:num w:numId="30" w16cid:durableId="1505123990">
-    <w:abstractNumId w:val="71"/>
+    <w:abstractNumId w:val="72"/>
   </w:num>
   <w:num w:numId="31" w16cid:durableId="2023821145">
     <w:abstractNumId w:val="0"/>
   </w:num>
   <w:num w:numId="32" w16cid:durableId="1215385889">
-    <w:abstractNumId w:val="22"/>
+    <w:abstractNumId w:val="23"/>
   </w:num>
   <w:num w:numId="33" w16cid:durableId="1393501162">
-    <w:abstractNumId w:val="90"/>
+    <w:abstractNumId w:val="91"/>
   </w:num>
   <w:num w:numId="34" w16cid:durableId="130944066">
-    <w:abstractNumId w:val="52"/>
+    <w:abstractNumId w:val="53"/>
   </w:num>
   <w:num w:numId="35" w16cid:durableId="1698312818">
-    <w:abstractNumId w:val="82"/>
+    <w:abstractNumId w:val="83"/>
   </w:num>
   <w:num w:numId="36" w16cid:durableId="1025054138">
-    <w:abstractNumId w:val="50"/>
+    <w:abstractNumId w:val="51"/>
   </w:num>
   <w:num w:numId="37" w16cid:durableId="1484196991">
-    <w:abstractNumId w:val="28"/>
+    <w:abstractNumId w:val="29"/>
   </w:num>
   <w:num w:numId="38" w16cid:durableId="2032141438">
     <w:abstractNumId w:val="8"/>
   </w:num>
   <w:num w:numId="39" w16cid:durableId="142166419">
-    <w:abstractNumId w:val="54"/>
+    <w:abstractNumId w:val="55"/>
   </w:num>
   <w:num w:numId="40" w16cid:durableId="911038195">
     <w:abstractNumId w:val="1"/>
   </w:num>
   <w:num w:numId="41" w16cid:durableId="233203877">
-    <w:abstractNumId w:val="63"/>
+    <w:abstractNumId w:val="64"/>
   </w:num>
   <w:num w:numId="42" w16cid:durableId="495876513">
-    <w:abstractNumId w:val="81"/>
+    <w:abstractNumId w:val="82"/>
   </w:num>
   <w:num w:numId="43" w16cid:durableId="567304882">
-    <w:abstractNumId w:val="26"/>
+    <w:abstractNumId w:val="27"/>
   </w:num>
   <w:num w:numId="44" w16cid:durableId="1507162643">
     <w:abstractNumId w:val="3"/>
   </w:num>
   <w:num w:numId="45" w16cid:durableId="1591770792">
-    <w:abstractNumId w:val="55"/>
+    <w:abstractNumId w:val="56"/>
   </w:num>
   <w:num w:numId="46" w16cid:durableId="2132286432">
-    <w:abstractNumId w:val="43"/>
+    <w:abstractNumId w:val="44"/>
   </w:num>
   <w:num w:numId="47" w16cid:durableId="1811288718">
-    <w:abstractNumId w:val="95"/>
+    <w:abstractNumId w:val="96"/>
   </w:num>
   <w:num w:numId="48" w16cid:durableId="1190070477">
-    <w:abstractNumId w:val="27"/>
+    <w:abstractNumId w:val="28"/>
   </w:num>
   <w:num w:numId="49" w16cid:durableId="1986927150">
-    <w:abstractNumId w:val="98"/>
+    <w:abstractNumId w:val="99"/>
   </w:num>
   <w:num w:numId="50" w16cid:durableId="84692620">
     <w:abstractNumId w:val="6"/>
   </w:num>
   <w:num w:numId="51" w16cid:durableId="1787966409">
-    <w:abstractNumId w:val="77"/>
+    <w:abstractNumId w:val="78"/>
   </w:num>
   <w:num w:numId="52" w16cid:durableId="675037049">
-    <w:abstractNumId w:val="57"/>
+    <w:abstractNumId w:val="58"/>
   </w:num>
   <w:num w:numId="53" w16cid:durableId="626468516">
-    <w:abstractNumId w:val="15"/>
+    <w:abstractNumId w:val="16"/>
   </w:num>
   <w:num w:numId="54" w16cid:durableId="769621744">
     <w:abstractNumId w:val="7"/>
@@ -31515,142 +32160,145 @@
     <w:abstractNumId w:val="2"/>
   </w:num>
   <w:num w:numId="56" w16cid:durableId="1764688875">
-    <w:abstractNumId w:val="46"/>
+    <w:abstractNumId w:val="47"/>
   </w:num>
   <w:num w:numId="57" w16cid:durableId="832574759">
-    <w:abstractNumId w:val="44"/>
+    <w:abstractNumId w:val="45"/>
   </w:num>
   <w:num w:numId="58" w16cid:durableId="888691867">
-    <w:abstractNumId w:val="56"/>
+    <w:abstractNumId w:val="57"/>
   </w:num>
   <w:num w:numId="59" w16cid:durableId="235864264">
-    <w:abstractNumId w:val="29"/>
+    <w:abstractNumId w:val="30"/>
   </w:num>
   <w:num w:numId="60" w16cid:durableId="804156859">
-    <w:abstractNumId w:val="68"/>
+    <w:abstractNumId w:val="69"/>
   </w:num>
   <w:num w:numId="61" w16cid:durableId="787047223">
-    <w:abstractNumId w:val="89"/>
+    <w:abstractNumId w:val="90"/>
   </w:num>
   <w:num w:numId="62" w16cid:durableId="944456188">
-    <w:abstractNumId w:val="23"/>
+    <w:abstractNumId w:val="24"/>
   </w:num>
   <w:num w:numId="63" w16cid:durableId="2113430186">
-    <w:abstractNumId w:val="72"/>
+    <w:abstractNumId w:val="73"/>
   </w:num>
   <w:num w:numId="64" w16cid:durableId="863830748">
-    <w:abstractNumId w:val="78"/>
+    <w:abstractNumId w:val="79"/>
   </w:num>
   <w:num w:numId="65" w16cid:durableId="752091232">
     <w:abstractNumId w:val="9"/>
   </w:num>
   <w:num w:numId="66" w16cid:durableId="976687105">
-    <w:abstractNumId w:val="75"/>
+    <w:abstractNumId w:val="76"/>
   </w:num>
   <w:num w:numId="67" w16cid:durableId="694620761">
     <w:abstractNumId w:val="5"/>
   </w:num>
   <w:num w:numId="68" w16cid:durableId="1027415939">
-    <w:abstractNumId w:val="16"/>
+    <w:abstractNumId w:val="17"/>
   </w:num>
   <w:num w:numId="69" w16cid:durableId="952443808">
-    <w:abstractNumId w:val="86"/>
+    <w:abstractNumId w:val="87"/>
   </w:num>
   <w:num w:numId="70" w16cid:durableId="1084184141">
-    <w:abstractNumId w:val="99"/>
+    <w:abstractNumId w:val="100"/>
   </w:num>
   <w:num w:numId="71" w16cid:durableId="1383292421">
-    <w:abstractNumId w:val="61"/>
+    <w:abstractNumId w:val="62"/>
   </w:num>
   <w:num w:numId="72" w16cid:durableId="42679910">
     <w:abstractNumId w:val="11"/>
   </w:num>
   <w:num w:numId="73" w16cid:durableId="1935552072">
-    <w:abstractNumId w:val="21"/>
+    <w:abstractNumId w:val="22"/>
   </w:num>
   <w:num w:numId="74" w16cid:durableId="1821843553">
-    <w:abstractNumId w:val="48"/>
+    <w:abstractNumId w:val="49"/>
   </w:num>
   <w:num w:numId="75" w16cid:durableId="1135220808">
-    <w:abstractNumId w:val="14"/>
+    <w:abstractNumId w:val="15"/>
   </w:num>
   <w:num w:numId="76" w16cid:durableId="222524928">
-    <w:abstractNumId w:val="87"/>
+    <w:abstractNumId w:val="88"/>
   </w:num>
   <w:num w:numId="77" w16cid:durableId="1270547585">
-    <w:abstractNumId w:val="37"/>
+    <w:abstractNumId w:val="38"/>
   </w:num>
   <w:num w:numId="78" w16cid:durableId="90979650">
-    <w:abstractNumId w:val="19"/>
+    <w:abstractNumId w:val="20"/>
   </w:num>
   <w:num w:numId="79" w16cid:durableId="1529946347">
-    <w:abstractNumId w:val="38"/>
+    <w:abstractNumId w:val="39"/>
   </w:num>
   <w:num w:numId="80" w16cid:durableId="1978024894">
-    <w:abstractNumId w:val="17"/>
+    <w:abstractNumId w:val="18"/>
   </w:num>
   <w:num w:numId="81" w16cid:durableId="1465850421">
-    <w:abstractNumId w:val="93"/>
+    <w:abstractNumId w:val="94"/>
   </w:num>
   <w:num w:numId="82" w16cid:durableId="639115735">
-    <w:abstractNumId w:val="97"/>
+    <w:abstractNumId w:val="98"/>
   </w:num>
   <w:num w:numId="83" w16cid:durableId="1018891587">
-    <w:abstractNumId w:val="31"/>
+    <w:abstractNumId w:val="32"/>
   </w:num>
   <w:num w:numId="84" w16cid:durableId="2076707640">
     <w:abstractNumId w:val="10"/>
   </w:num>
   <w:num w:numId="85" w16cid:durableId="1589345622">
+    <w:abstractNumId w:val="66"/>
+  </w:num>
+  <w:num w:numId="86" w16cid:durableId="1612860001">
+    <w:abstractNumId w:val="85"/>
+  </w:num>
+  <w:num w:numId="87" w16cid:durableId="354236261">
+    <w:abstractNumId w:val="50"/>
+  </w:num>
+  <w:num w:numId="88" w16cid:durableId="899946620">
+    <w:abstractNumId w:val="81"/>
+  </w:num>
+  <w:num w:numId="89" w16cid:durableId="1129010657">
     <w:abstractNumId w:val="65"/>
   </w:num>
-  <w:num w:numId="86" w16cid:durableId="1612860001">
-    <w:abstractNumId w:val="84"/>
-  </w:num>
-  <w:num w:numId="87" w16cid:durableId="354236261">
-    <w:abstractNumId w:val="49"/>
-  </w:num>
-  <w:num w:numId="88" w16cid:durableId="899946620">
-    <w:abstractNumId w:val="80"/>
-  </w:num>
-  <w:num w:numId="89" w16cid:durableId="1129010657">
-    <w:abstractNumId w:val="64"/>
-  </w:num>
   <w:num w:numId="90" w16cid:durableId="1248811265">
-    <w:abstractNumId w:val="20"/>
+    <w:abstractNumId w:val="21"/>
   </w:num>
   <w:num w:numId="91" w16cid:durableId="1168136248">
-    <w:abstractNumId w:val="30"/>
+    <w:abstractNumId w:val="31"/>
   </w:num>
   <w:num w:numId="92" w16cid:durableId="77948098">
-    <w:abstractNumId w:val="32"/>
+    <w:abstractNumId w:val="33"/>
   </w:num>
   <w:num w:numId="93" w16cid:durableId="798112297">
-    <w:abstractNumId w:val="92"/>
+    <w:abstractNumId w:val="93"/>
   </w:num>
   <w:num w:numId="94" w16cid:durableId="2109538512">
-    <w:abstractNumId w:val="47"/>
+    <w:abstractNumId w:val="48"/>
   </w:num>
   <w:num w:numId="95" w16cid:durableId="1304847118">
-    <w:abstractNumId w:val="35"/>
+    <w:abstractNumId w:val="36"/>
   </w:num>
   <w:num w:numId="96" w16cid:durableId="2094664224">
-    <w:abstractNumId w:val="59"/>
+    <w:abstractNumId w:val="60"/>
   </w:num>
   <w:num w:numId="97" w16cid:durableId="1981955444">
-    <w:abstractNumId w:val="85"/>
+    <w:abstractNumId w:val="86"/>
   </w:num>
   <w:num w:numId="98" w16cid:durableId="498815635">
-    <w:abstractNumId w:val="25"/>
+    <w:abstractNumId w:val="26"/>
   </w:num>
   <w:num w:numId="99" w16cid:durableId="803818512">
-    <w:abstractNumId w:val="53"/>
+    <w:abstractNumId w:val="54"/>
   </w:num>
   <w:num w:numId="100" w16cid:durableId="1006324314">
-    <w:abstractNumId w:val="24"/>
+    <w:abstractNumId w:val="25"/>
   </w:num>
   <w:num w:numId="101" w16cid:durableId="253824898">
     <w:abstractNumId w:val="12"/>
+  </w:num>
+  <w:num w:numId="102" w16cid:durableId="1832452593">
+    <w:abstractNumId w:val="14"/>
   </w:num>
 </w:numbering>
 </file>
@@ -33715,6 +34363,7 @@
     <w:rsid w:val="002621AF"/>
     <w:rsid w:val="0028329E"/>
     <w:rsid w:val="002A7898"/>
+    <w:rsid w:val="003426F2"/>
     <w:rsid w:val="003C3B1E"/>
     <w:rsid w:val="00560BE4"/>
     <w:rsid w:val="00562C0A"/>
@@ -33723,10 +34372,12 @@
     <w:rsid w:val="00865A9A"/>
     <w:rsid w:val="00A11E89"/>
     <w:rsid w:val="00A572CE"/>
+    <w:rsid w:val="00AC033C"/>
     <w:rsid w:val="00C076E1"/>
     <w:rsid w:val="00C56BB5"/>
     <w:rsid w:val="00CA48D4"/>
     <w:rsid w:val="00D74E85"/>
+    <w:rsid w:val="00D827B5"/>
     <w:rsid w:val="00E61809"/>
     <w:rsid w:val="00EF1FB1"/>
     <w:rsid w:val="00FC62D5"/>

--- a/project-documentation/dokumentace.docx
+++ b/project-documentation/dokumentace.docx
@@ -119,7 +119,7 @@
                     <v:stroke joinstyle="miter"/>
                     <v:path gradientshapeok="t" o:connecttype="rect"/>
                   </v:shapetype>
-                  <v:shape id="Textové pole 1" o:spid="_x0000_s1026" type="#_x0000_t202" style="position:absolute;margin-left:0;margin-top:.15pt;width:408pt;height:32.25pt;z-index:251667456;visibility:visible;mso-wrap-style:square;mso-width-percent:0;mso-height-percent:0;mso-wrap-distance-left:9pt;mso-wrap-distance-top:0;mso-wrap-distance-right:9pt;mso-wrap-distance-bottom:0;mso-position-horizontal:center;mso-position-horizontal-relative:margin;mso-position-vertical:absolute;mso-position-vertical-relative:text;mso-width-percent:0;mso-height-percent:0;mso-width-relative:margin;mso-height-relative:margin;v-text-anchor:top" o:gfxdata="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" fillcolor="white [3201]" stroked="f" strokeweight=".5pt">
+                  <v:shape id="Textové pole 1" o:spid="_x0000_s1026" type="#_x0000_t202" style="position:absolute;left:0;text-align:left;margin-left:0;margin-top:.15pt;width:408pt;height:32.25pt;z-index:251667456;visibility:visible;mso-wrap-style:square;mso-width-percent:0;mso-height-percent:0;mso-wrap-distance-left:9pt;mso-wrap-distance-top:0;mso-wrap-distance-right:9pt;mso-wrap-distance-bottom:0;mso-position-horizontal:center;mso-position-horizontal-relative:margin;mso-position-vertical:absolute;mso-position-vertical-relative:text;mso-width-percent:0;mso-height-percent:0;mso-width-relative:margin;mso-height-relative:margin;v-text-anchor:top" o:gfxdata="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" fillcolor="white [3201]" stroked="f" strokeweight=".5pt">
                     <v:textbox>
                       <w:txbxContent>
                         <w:p>
@@ -271,7 +271,7 @@
               </mc:Choice>
               <mc:Fallback>
                 <w:pict>
-                  <v:shape w14:anchorId="3FE05C2B" id="_x0000_s1027" type="#_x0000_t202" style="position:absolute;margin-left:0;margin-top:162.75pt;width:344.25pt;height:81pt;z-index:251663360;visibility:visible;mso-wrap-style:square;mso-width-percent:0;mso-height-percent:0;mso-wrap-distance-left:9pt;mso-wrap-distance-top:0;mso-wrap-distance-right:9pt;mso-wrap-distance-bottom:0;mso-position-horizontal:center;mso-position-horizontal-relative:margin;mso-position-vertical:absolute;mso-position-vertical-relative:text;mso-width-percent:0;mso-height-percent:0;mso-width-relative:margin;mso-height-relative:margin;v-text-anchor:top" o:gfxdata="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" fillcolor="white [3201]" stroked="f" strokeweight=".5pt">
+                  <v:shape w14:anchorId="3FE05C2B" id="_x0000_s1027" type="#_x0000_t202" style="position:absolute;left:0;text-align:left;margin-left:0;margin-top:162.75pt;width:344.25pt;height:81pt;z-index:251663360;visibility:visible;mso-wrap-style:square;mso-width-percent:0;mso-height-percent:0;mso-wrap-distance-left:9pt;mso-wrap-distance-top:0;mso-wrap-distance-right:9pt;mso-wrap-distance-bottom:0;mso-position-horizontal:center;mso-position-horizontal-relative:margin;mso-position-vertical:absolute;mso-position-vertical-relative:text;mso-width-percent:0;mso-height-percent:0;mso-width-relative:margin;mso-height-relative:margin;v-text-anchor:top" o:gfxdata="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" fillcolor="white [3201]" stroked="f" strokeweight=".5pt">
                     <v:textbox>
                       <w:txbxContent>
                         <w:p>
@@ -402,7 +402,7 @@
               </mc:Choice>
               <mc:Fallback>
                 <w:pict>
-                  <v:shape w14:anchorId="7AE5F685" id="_x0000_s1028" type="#_x0000_t202" style="position:absolute;margin-left:0;margin-top:265.7pt;width:144.75pt;height:31.5pt;z-index:251665408;visibility:visible;mso-wrap-style:square;mso-width-percent:0;mso-height-percent:0;mso-wrap-distance-left:9pt;mso-wrap-distance-top:0;mso-wrap-distance-right:9pt;mso-wrap-distance-bottom:0;mso-position-horizontal:center;mso-position-horizontal-relative:margin;mso-position-vertical:absolute;mso-position-vertical-relative:text;mso-width-percent:0;mso-height-percent:0;mso-width-relative:margin;mso-height-relative:margin;v-text-anchor:top" o:gfxdata="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" fillcolor="white [3201]" stroked="f" strokeweight=".5pt">
+                  <v:shape w14:anchorId="7AE5F685" id="_x0000_s1028" type="#_x0000_t202" style="position:absolute;left:0;text-align:left;margin-left:0;margin-top:265.7pt;width:144.75pt;height:31.5pt;z-index:251665408;visibility:visible;mso-wrap-style:square;mso-width-percent:0;mso-height-percent:0;mso-wrap-distance-left:9pt;mso-wrap-distance-top:0;mso-wrap-distance-right:9pt;mso-wrap-distance-bottom:0;mso-position-horizontal:center;mso-position-horizontal-relative:margin;mso-position-vertical:absolute;mso-position-vertical-relative:text;mso-width-percent:0;mso-height-percent:0;mso-width-relative:margin;mso-height-relative:margin;v-text-anchor:top" o:gfxdata="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" fillcolor="white [3201]" stroked="f" strokeweight=".5pt">
                     <v:textbox>
                       <w:txbxContent>
                         <w:p>
@@ -536,16 +536,7 @@
                                     <w:sz w:val="24"/>
                                     <w:szCs w:val="24"/>
                                   </w:rPr>
-                                  <w:t xml:space="preserve">Vedoucí práce: RNDr. Rostislav </w:t>
-                                </w:r>
-                                <w:r>
-                                  <w:rPr>
-                                    <w:rFonts w:ascii="Cambria" w:hAnsi="Cambria"/>
-                                    <w:color w:val="000000"/>
-                                    <w:sz w:val="24"/>
-                                    <w:szCs w:val="24"/>
-                                  </w:rPr>
-                                  <w:t>Miarka, Ph.D.</w:t>
+                                  <w:t>Vedoucí práce: RNDr. Rostislav Miarka, Ph.D.</w:t>
                                 </w:r>
                                 <w:bookmarkEnd w:id="2"/>
                               </w:p>
@@ -637,7 +628,7 @@
               </mc:Choice>
               <mc:Fallback>
                 <w:pict>
-                  <v:shape w14:anchorId="55D9CADA" id="_x0000_s1029" type="#_x0000_t202" style="position:absolute;margin-left:0;margin-top:591.35pt;width:369.75pt;height:84pt;z-index:251659264;visibility:visible;mso-wrap-style:square;mso-width-percent:0;mso-height-percent:0;mso-wrap-distance-left:9pt;mso-wrap-distance-top:0;mso-wrap-distance-right:9pt;mso-wrap-distance-bottom:0;mso-position-horizontal:left;mso-position-horizontal-relative:margin;mso-position-vertical:absolute;mso-position-vertical-relative:text;mso-width-percent:0;mso-height-percent:0;mso-width-relative:margin;mso-height-relative:margin;v-text-anchor:top" o:gfxdata="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" fillcolor="white [3201]" stroked="f" strokeweight=".5pt">
+                  <v:shape w14:anchorId="55D9CADA" id="_x0000_s1029" type="#_x0000_t202" style="position:absolute;left:0;text-align:left;margin-left:0;margin-top:591.35pt;width:369.75pt;height:84pt;z-index:251659264;visibility:visible;mso-wrap-style:square;mso-width-percent:0;mso-height-percent:0;mso-wrap-distance-left:9pt;mso-wrap-distance-top:0;mso-wrap-distance-right:9pt;mso-wrap-distance-bottom:0;mso-position-horizontal:left;mso-position-horizontal-relative:margin;mso-position-vertical:absolute;mso-position-vertical-relative:text;mso-width-percent:0;mso-height-percent:0;mso-width-relative:margin;mso-height-relative:margin;v-text-anchor:top" o:gfxdata="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" fillcolor="white [3201]" stroked="f" strokeweight=".5pt">
                     <v:textbox>
                       <w:txbxContent>
                         <w:bookmarkStart w:id="6" w:name="_Toc191361973" w:displacedByCustomXml="next"/>
@@ -699,16 +690,7 @@
                               <w:sz w:val="24"/>
                               <w:szCs w:val="24"/>
                             </w:rPr>
-                            <w:t xml:space="preserve">Vedoucí práce: RNDr. Rostislav </w:t>
-                          </w:r>
-                          <w:r>
-                            <w:rPr>
-                              <w:rFonts w:ascii="Cambria" w:hAnsi="Cambria"/>
-                              <w:color w:val="000000"/>
-                              <w:sz w:val="24"/>
-                              <w:szCs w:val="24"/>
-                            </w:rPr>
-                            <w:t>Miarka, Ph.D.</w:t>
+                            <w:t>Vedoucí práce: RNDr. Rostislav Miarka, Ph.D.</w:t>
                           </w:r>
                           <w:bookmarkEnd w:id="7"/>
                         </w:p>
@@ -1157,7 +1139,6 @@
         </w:tabs>
         <w:spacing w:before="360" w:after="360"/>
         <w:ind w:left="3401" w:hanging="3401"/>
-        <w:jc w:val="both"/>
         <w:rPr>
           <w:rFonts w:eastAsia="Cambria" w:cs="Cambria"/>
           <w:b/>
@@ -1232,7 +1213,6 @@
     <w:p>
       <w:pPr>
         <w:spacing w:after="60"/>
-        <w:jc w:val="both"/>
         <w:rPr>
           <w:rFonts w:eastAsia="Cambria" w:cs="Cambria"/>
           <w:highlight w:val="yellow"/>
@@ -1314,7 +1294,6 @@
     <w:p>
       <w:pPr>
         <w:spacing w:after="60"/>
-        <w:jc w:val="both"/>
         <w:rPr>
           <w:rFonts w:eastAsia="Cambria" w:cs="Cambria"/>
         </w:rPr>
@@ -1337,7 +1316,6 @@
           <w:between w:val="nil"/>
         </w:pBdr>
         <w:spacing w:before="240"/>
-        <w:jc w:val="both"/>
         <w:rPr>
           <w:rFonts w:eastAsia="Cambria" w:cs="Cambria"/>
           <w:b/>
@@ -1356,7 +1334,6 @@
     <w:p>
       <w:pPr>
         <w:spacing w:before="200" w:after="60"/>
-        <w:jc w:val="both"/>
         <w:rPr>
           <w:rFonts w:eastAsia="Cambria" w:cs="Cambria"/>
         </w:rPr>
@@ -1377,7 +1354,6 @@
         </w:numPr>
         <w:spacing w:before="40"/>
         <w:ind w:left="426" w:hanging="284"/>
-        <w:jc w:val="both"/>
         <w:rPr>
           <w:rFonts w:eastAsia="Cambria" w:cs="Cambria"/>
         </w:rPr>
@@ -1398,7 +1374,6 @@
         </w:numPr>
         <w:spacing w:before="40"/>
         <w:ind w:left="426" w:hanging="284"/>
-        <w:jc w:val="both"/>
         <w:rPr>
           <w:rFonts w:eastAsia="Cambria" w:cs="Cambria"/>
         </w:rPr>
@@ -1419,7 +1394,6 @@
         </w:numPr>
         <w:spacing w:before="40"/>
         <w:ind w:left="1134" w:hanging="283"/>
-        <w:jc w:val="both"/>
         <w:rPr>
           <w:rFonts w:eastAsia="Cambria" w:cs="Cambria"/>
         </w:rPr>
@@ -1440,7 +1414,6 @@
         </w:numPr>
         <w:spacing w:before="40"/>
         <w:ind w:left="426" w:hanging="284"/>
-        <w:jc w:val="both"/>
         <w:rPr>
           <w:rFonts w:eastAsia="Cambria" w:cs="Cambria"/>
         </w:rPr>
@@ -1473,7 +1446,6 @@
         </w:numPr>
         <w:spacing w:before="40"/>
         <w:ind w:left="1134" w:hanging="283"/>
-        <w:jc w:val="both"/>
         <w:rPr>
           <w:rFonts w:eastAsia="Cambria" w:cs="Cambria"/>
         </w:rPr>
@@ -1512,7 +1484,6 @@
         </w:numPr>
         <w:spacing w:before="40"/>
         <w:ind w:left="426" w:hanging="284"/>
-        <w:jc w:val="both"/>
         <w:rPr>
           <w:rFonts w:eastAsia="Cambria" w:cs="Cambria"/>
         </w:rPr>
@@ -1533,7 +1504,6 @@
         </w:numPr>
         <w:spacing w:before="40"/>
         <w:ind w:left="1134" w:hanging="283"/>
-        <w:jc w:val="both"/>
         <w:rPr>
           <w:rFonts w:eastAsia="Cambria" w:cs="Cambria"/>
         </w:rPr>
@@ -1554,7 +1524,6 @@
         </w:numPr>
         <w:spacing w:before="40"/>
         <w:ind w:left="1134" w:hanging="283"/>
-        <w:jc w:val="both"/>
         <w:rPr>
           <w:rFonts w:eastAsia="Cambria" w:cs="Cambria"/>
         </w:rPr>
@@ -1575,7 +1544,6 @@
         </w:numPr>
         <w:spacing w:before="40"/>
         <w:ind w:left="567" w:hanging="425"/>
-        <w:jc w:val="both"/>
         <w:rPr>
           <w:rFonts w:eastAsia="Cambria" w:cs="Cambria"/>
         </w:rPr>
@@ -1602,7 +1570,6 @@
         </w:numPr>
         <w:spacing w:before="40"/>
         <w:ind w:left="567" w:hanging="425"/>
-        <w:jc w:val="both"/>
         <w:rPr>
           <w:rFonts w:eastAsia="Cambria" w:cs="Cambria"/>
         </w:rPr>
@@ -1623,7 +1590,6 @@
     <w:p>
       <w:pPr>
         <w:spacing w:before="240" w:after="60"/>
-        <w:jc w:val="both"/>
         <w:rPr>
           <w:rFonts w:eastAsia="Cambria" w:cs="Cambria"/>
         </w:rPr>
@@ -1664,7 +1630,6 @@
     <w:p>
       <w:pPr>
         <w:spacing w:before="180" w:after="60"/>
-        <w:jc w:val="both"/>
         <w:rPr>
           <w:rFonts w:eastAsia="Cambria" w:cs="Cambria"/>
         </w:rPr>
@@ -1685,7 +1650,6 @@
         </w:numPr>
         <w:spacing w:before="80"/>
         <w:ind w:left="426" w:hanging="284"/>
-        <w:jc w:val="both"/>
         <w:rPr>
           <w:rFonts w:eastAsia="Cambria" w:cs="Cambria"/>
         </w:rPr>
@@ -1705,7 +1669,6 @@
           <w:numId w:val="3"/>
         </w:numPr>
         <w:ind w:left="426" w:hanging="284"/>
-        <w:jc w:val="both"/>
         <w:rPr>
           <w:rFonts w:eastAsia="Cambria" w:cs="Cambria"/>
         </w:rPr>
@@ -1726,7 +1689,6 @@
     <w:p>
       <w:pPr>
         <w:spacing w:before="240"/>
-        <w:jc w:val="both"/>
         <w:rPr>
           <w:rFonts w:eastAsia="Cambria" w:cs="Cambria"/>
         </w:rPr>
@@ -1768,7 +1730,6 @@
     <w:p>
       <w:pPr>
         <w:spacing w:before="200"/>
-        <w:jc w:val="both"/>
         <w:rPr>
           <w:rFonts w:eastAsia="Cambria" w:cs="Cambria"/>
         </w:rPr>
@@ -1801,7 +1762,6 @@
           <w:ilvl w:val="0"/>
           <w:numId w:val="4"/>
         </w:numPr>
-        <w:jc w:val="both"/>
         <w:rPr>
           <w:rFonts w:eastAsia="Cambria" w:cs="Cambria"/>
         </w:rPr>
@@ -1832,7 +1792,6 @@
           <w:ilvl w:val="0"/>
           <w:numId w:val="4"/>
         </w:numPr>
-        <w:jc w:val="both"/>
         <w:rPr>
           <w:rFonts w:eastAsia="Cambria" w:cs="Cambria"/>
         </w:rPr>
@@ -1851,7 +1810,6 @@
           <w:ilvl w:val="0"/>
           <w:numId w:val="4"/>
         </w:numPr>
-        <w:jc w:val="both"/>
         <w:rPr>
           <w:rFonts w:eastAsia="Cambria" w:cs="Cambria"/>
         </w:rPr>
@@ -1890,7 +1848,6 @@
           <w:ilvl w:val="0"/>
           <w:numId w:val="4"/>
         </w:numPr>
-        <w:jc w:val="both"/>
         <w:rPr>
           <w:rFonts w:eastAsia="Cambria" w:cs="Cambria"/>
         </w:rPr>
@@ -1923,7 +1880,6 @@
           <w:ilvl w:val="0"/>
           <w:numId w:val="4"/>
         </w:numPr>
-        <w:jc w:val="both"/>
         <w:rPr>
           <w:rFonts w:eastAsia="Cambria" w:cs="Cambria"/>
         </w:rPr>
@@ -1987,7 +1943,6 @@
           <w:between w:val="nil"/>
         </w:pBdr>
         <w:spacing w:before="240"/>
-        <w:jc w:val="both"/>
         <w:rPr>
           <w:rFonts w:eastAsia="Cambria" w:cs="Cambria"/>
         </w:rPr>
@@ -2010,7 +1965,6 @@
           <w:between w:val="nil"/>
         </w:pBdr>
         <w:spacing w:after="60"/>
-        <w:jc w:val="both"/>
         <w:rPr>
           <w:rFonts w:eastAsia="Cambria" w:cs="Cambria"/>
           <w:b/>
@@ -2240,7 +2194,6 @@
           <w:between w:val="nil"/>
         </w:pBdr>
         <w:spacing w:before="240" w:after="60"/>
-        <w:jc w:val="both"/>
         <w:rPr>
           <w:rFonts w:eastAsia="Cambria" w:cs="Cambria"/>
           <w:color w:val="000000"/>
@@ -2389,9 +2342,6 @@
           <w:right w:val="nil"/>
           <w:between w:val="nil"/>
         </w:pBdr>
-        <w:tabs>
-          <w:tab w:val="center" w:pos="7371"/>
-        </w:tabs>
         <w:spacing w:after="60"/>
         <w:rPr>
           <w:rFonts w:eastAsia="Cambria" w:cs="Cambria"/>
@@ -2399,10 +2349,6 @@
         </w:rPr>
       </w:pPr>
       <w:r>
-        <w:rPr>
-          <w:rFonts w:eastAsia="Cambria" w:cs="Cambria"/>
-          <w:color w:val="000000"/>
-        </w:rPr>
         <w:tab/>
       </w:r>
       <w:r>
@@ -2459,33 +2405,25 @@
       </w:r>
     </w:p>
     <w:p>
-      <w:pPr>
-        <w:ind w:firstLine="708"/>
-      </w:pPr>
-      <w:r>
-        <w:t xml:space="preserve">Tato práce představuje vývoj aplikace v jazyce </w:t>
-      </w:r>
-      <w:r>
-        <w:rPr>
-          <w:i/>
-          <w:iCs/>
-        </w:rPr>
-        <w:t>Java</w:t>
-      </w:r>
-      <w:r>
-        <w:t xml:space="preserve"> s uživatelským rozhraním vytvořeným pomocí </w:t>
-      </w:r>
-      <w:proofErr w:type="spellStart"/>
-      <w:r>
-        <w:rPr>
-          <w:i/>
-          <w:iCs/>
-        </w:rPr>
+      <w:r>
+        <w:tab/>
+      </w:r>
+      <w:r>
+        <w:t xml:space="preserve">Tato práce představuje vývoj aplikace v jazyce Java s uživatelským rozhraním vytvořeným pomocí </w:t>
+      </w:r>
+      <w:proofErr w:type="spellStart"/>
+      <w:r>
         <w:t>JavaFX</w:t>
       </w:r>
       <w:proofErr w:type="spellEnd"/>
       <w:r>
-        <w:t xml:space="preserve">, která je integrována s umělou inteligencí pro automatizovanou tvorbu testů pro studenty středních škol. Oproti existujícím řešením aplikace vyniká schopností automaticky generovat testy ve formátu </w:t>
+        <w:t>, která je určena učitelům středních škol a díky integraci umělé inteligence umožňuje automatizovanou tvorbu testů pro jejich žáky.</w:t>
+      </w:r>
+      <w:r>
+        <w:t xml:space="preserve"> </w:t>
+      </w:r>
+      <w:r>
+        <w:t xml:space="preserve">Oproti existujícím řešením aplikace vyniká schopností automaticky generovat testy ve formátu </w:t>
       </w:r>
       <w:r>
         <w:rPr>
@@ -2681,7 +2619,7 @@
           <w:r>
             <w:fldChar w:fldCharType="separate"/>
           </w:r>
-          <w:hyperlink w:anchor="_Toc193482799" w:history="1">
+          <w:hyperlink w:anchor="_Toc193899541" w:history="1">
             <w:r>
               <w:rPr>
                 <w:rStyle w:val="Hypertextovodkaz"/>
@@ -2705,7 +2643,7 @@
                 <w:rStyle w:val="Hypertextovodkaz"/>
                 <w:noProof/>
               </w:rPr>
-              <w:t>Úvod</w:t>
+              <w:t>Úvod a cíle práce</w:t>
             </w:r>
             <w:r>
               <w:rPr>
@@ -2726,7 +2664,7 @@
                 <w:noProof/>
                 <w:webHidden/>
               </w:rPr>
-              <w:instrText xml:space="preserve"> PAGEREF _Toc193482799 \h </w:instrText>
+              <w:instrText xml:space="preserve"> PAGEREF _Toc193899541 \h </w:instrText>
             </w:r>
             <w:r>
               <w:rPr>
@@ -2774,7 +2712,7 @@
               <w14:ligatures w14:val="standardContextual"/>
             </w:rPr>
           </w:pPr>
-          <w:hyperlink w:anchor="_Toc193482800" w:history="1">
+          <w:hyperlink w:anchor="_Toc193899542" w:history="1">
             <w:r>
               <w:rPr>
                 <w:rStyle w:val="Hypertextovodkaz"/>
@@ -2819,7 +2757,7 @@
                 <w:noProof/>
                 <w:webHidden/>
               </w:rPr>
-              <w:instrText xml:space="preserve"> PAGEREF _Toc193482800 \h </w:instrText>
+              <w:instrText xml:space="preserve"> PAGEREF _Toc193899542 \h </w:instrText>
             </w:r>
             <w:r>
               <w:rPr>
@@ -2867,7 +2805,7 @@
               <w14:ligatures w14:val="standardContextual"/>
             </w:rPr>
           </w:pPr>
-          <w:hyperlink w:anchor="_Toc193482801" w:history="1">
+          <w:hyperlink w:anchor="_Toc193899543" w:history="1">
             <w:r>
               <w:rPr>
                 <w:rStyle w:val="Hypertextovodkaz"/>
@@ -2912,7 +2850,7 @@
                 <w:noProof/>
                 <w:webHidden/>
               </w:rPr>
-              <w:instrText xml:space="preserve"> PAGEREF _Toc193482801 \h </w:instrText>
+              <w:instrText xml:space="preserve"> PAGEREF _Toc193899543 \h </w:instrText>
             </w:r>
             <w:r>
               <w:rPr>
@@ -2960,7 +2898,7 @@
               <w14:ligatures w14:val="standardContextual"/>
             </w:rPr>
           </w:pPr>
-          <w:hyperlink w:anchor="_Toc193482802" w:history="1">
+          <w:hyperlink w:anchor="_Toc193899544" w:history="1">
             <w:r>
               <w:rPr>
                 <w:rStyle w:val="Hypertextovodkaz"/>
@@ -3005,7 +2943,7 @@
                 <w:noProof/>
                 <w:webHidden/>
               </w:rPr>
-              <w:instrText xml:space="preserve"> PAGEREF _Toc193482802 \h </w:instrText>
+              <w:instrText xml:space="preserve"> PAGEREF _Toc193899544 \h </w:instrText>
             </w:r>
             <w:r>
               <w:rPr>
@@ -3053,7 +2991,7 @@
               <w14:ligatures w14:val="standardContextual"/>
             </w:rPr>
           </w:pPr>
-          <w:hyperlink w:anchor="_Toc193482803" w:history="1">
+          <w:hyperlink w:anchor="_Toc193899545" w:history="1">
             <w:r>
               <w:rPr>
                 <w:rStyle w:val="Hypertextovodkaz"/>
@@ -3098,7 +3036,7 @@
                 <w:noProof/>
                 <w:webHidden/>
               </w:rPr>
-              <w:instrText xml:space="preserve"> PAGEREF _Toc193482803 \h </w:instrText>
+              <w:instrText xml:space="preserve"> PAGEREF _Toc193899545 \h </w:instrText>
             </w:r>
             <w:r>
               <w:rPr>
@@ -3146,7 +3084,7 @@
               <w14:ligatures w14:val="standardContextual"/>
             </w:rPr>
           </w:pPr>
-          <w:hyperlink w:anchor="_Toc193482804" w:history="1">
+          <w:hyperlink w:anchor="_Toc193899546" w:history="1">
             <w:r>
               <w:rPr>
                 <w:rStyle w:val="Hypertextovodkaz"/>
@@ -3191,7 +3129,7 @@
                 <w:noProof/>
                 <w:webHidden/>
               </w:rPr>
-              <w:instrText xml:space="preserve"> PAGEREF _Toc193482804 \h </w:instrText>
+              <w:instrText xml:space="preserve"> PAGEREF _Toc193899546 \h </w:instrText>
             </w:r>
             <w:r>
               <w:rPr>
@@ -3239,7 +3177,7 @@
               <w14:ligatures w14:val="standardContextual"/>
             </w:rPr>
           </w:pPr>
-          <w:hyperlink w:anchor="_Toc193482805" w:history="1">
+          <w:hyperlink w:anchor="_Toc193899547" w:history="1">
             <w:r>
               <w:rPr>
                 <w:rStyle w:val="Hypertextovodkaz"/>
@@ -3284,7 +3222,7 @@
                 <w:noProof/>
                 <w:webHidden/>
               </w:rPr>
-              <w:instrText xml:space="preserve"> PAGEREF _Toc193482805 \h </w:instrText>
+              <w:instrText xml:space="preserve"> PAGEREF _Toc193899547 \h </w:instrText>
             </w:r>
             <w:r>
               <w:rPr>
@@ -3332,7 +3270,7 @@
               <w14:ligatures w14:val="standardContextual"/>
             </w:rPr>
           </w:pPr>
-          <w:hyperlink w:anchor="_Toc193482806" w:history="1">
+          <w:hyperlink w:anchor="_Toc193899548" w:history="1">
             <w:r>
               <w:rPr>
                 <w:rStyle w:val="Hypertextovodkaz"/>
@@ -3377,7 +3315,7 @@
                 <w:noProof/>
                 <w:webHidden/>
               </w:rPr>
-              <w:instrText xml:space="preserve"> PAGEREF _Toc193482806 \h </w:instrText>
+              <w:instrText xml:space="preserve"> PAGEREF _Toc193899548 \h </w:instrText>
             </w:r>
             <w:r>
               <w:rPr>
@@ -3425,7 +3363,7 @@
               <w14:ligatures w14:val="standardContextual"/>
             </w:rPr>
           </w:pPr>
-          <w:hyperlink w:anchor="_Toc193482807" w:history="1">
+          <w:hyperlink w:anchor="_Toc193899549" w:history="1">
             <w:r>
               <w:rPr>
                 <w:rStyle w:val="Hypertextovodkaz"/>
@@ -3470,7 +3408,7 @@
                 <w:noProof/>
                 <w:webHidden/>
               </w:rPr>
-              <w:instrText xml:space="preserve"> PAGEREF _Toc193482807 \h </w:instrText>
+              <w:instrText xml:space="preserve"> PAGEREF _Toc193899549 \h </w:instrText>
             </w:r>
             <w:r>
               <w:rPr>
@@ -3518,7 +3456,7 @@
               <w14:ligatures w14:val="standardContextual"/>
             </w:rPr>
           </w:pPr>
-          <w:hyperlink w:anchor="_Toc193482808" w:history="1">
+          <w:hyperlink w:anchor="_Toc193899550" w:history="1">
             <w:r>
               <w:rPr>
                 <w:rStyle w:val="Hypertextovodkaz"/>
@@ -3563,7 +3501,7 @@
                 <w:noProof/>
                 <w:webHidden/>
               </w:rPr>
-              <w:instrText xml:space="preserve"> PAGEREF _Toc193482808 \h </w:instrText>
+              <w:instrText xml:space="preserve"> PAGEREF _Toc193899550 \h </w:instrText>
             </w:r>
             <w:r>
               <w:rPr>
@@ -3611,7 +3549,7 @@
               <w14:ligatures w14:val="standardContextual"/>
             </w:rPr>
           </w:pPr>
-          <w:hyperlink w:anchor="_Toc193482809" w:history="1">
+          <w:hyperlink w:anchor="_Toc193899551" w:history="1">
             <w:r>
               <w:rPr>
                 <w:rStyle w:val="Hypertextovodkaz"/>
@@ -3656,7 +3594,7 @@
                 <w:noProof/>
                 <w:webHidden/>
               </w:rPr>
-              <w:instrText xml:space="preserve"> PAGEREF _Toc193482809 \h </w:instrText>
+              <w:instrText xml:space="preserve"> PAGEREF _Toc193899551 \h </w:instrText>
             </w:r>
             <w:r>
               <w:rPr>
@@ -3704,7 +3642,7 @@
               <w14:ligatures w14:val="standardContextual"/>
             </w:rPr>
           </w:pPr>
-          <w:hyperlink w:anchor="_Toc193482810" w:history="1">
+          <w:hyperlink w:anchor="_Toc193899552" w:history="1">
             <w:r>
               <w:rPr>
                 <w:rStyle w:val="Hypertextovodkaz"/>
@@ -3749,7 +3687,7 @@
                 <w:noProof/>
                 <w:webHidden/>
               </w:rPr>
-              <w:instrText xml:space="preserve"> PAGEREF _Toc193482810 \h </w:instrText>
+              <w:instrText xml:space="preserve"> PAGEREF _Toc193899552 \h </w:instrText>
             </w:r>
             <w:r>
               <w:rPr>
@@ -3797,7 +3735,7 @@
               <w14:ligatures w14:val="standardContextual"/>
             </w:rPr>
           </w:pPr>
-          <w:hyperlink w:anchor="_Toc193482811" w:history="1">
+          <w:hyperlink w:anchor="_Toc193899553" w:history="1">
             <w:r>
               <w:rPr>
                 <w:rStyle w:val="Hypertextovodkaz"/>
@@ -3842,7 +3780,7 @@
                 <w:noProof/>
                 <w:webHidden/>
               </w:rPr>
-              <w:instrText xml:space="preserve"> PAGEREF _Toc193482811 \h </w:instrText>
+              <w:instrText xml:space="preserve"> PAGEREF _Toc193899553 \h </w:instrText>
             </w:r>
             <w:r>
               <w:rPr>
@@ -3890,7 +3828,7 @@
               <w14:ligatures w14:val="standardContextual"/>
             </w:rPr>
           </w:pPr>
-          <w:hyperlink w:anchor="_Toc193482812" w:history="1">
+          <w:hyperlink w:anchor="_Toc193899554" w:history="1">
             <w:r>
               <w:rPr>
                 <w:rStyle w:val="Hypertextovodkaz"/>
@@ -3935,7 +3873,7 @@
                 <w:noProof/>
                 <w:webHidden/>
               </w:rPr>
-              <w:instrText xml:space="preserve"> PAGEREF _Toc193482812 \h </w:instrText>
+              <w:instrText xml:space="preserve"> PAGEREF _Toc193899554 \h </w:instrText>
             </w:r>
             <w:r>
               <w:rPr>
@@ -3983,7 +3921,7 @@
               <w14:ligatures w14:val="standardContextual"/>
             </w:rPr>
           </w:pPr>
-          <w:hyperlink w:anchor="_Toc193482813" w:history="1">
+          <w:hyperlink w:anchor="_Toc193899555" w:history="1">
             <w:r>
               <w:rPr>
                 <w:rStyle w:val="Hypertextovodkaz"/>
@@ -4028,7 +3966,7 @@
                 <w:noProof/>
                 <w:webHidden/>
               </w:rPr>
-              <w:instrText xml:space="preserve"> PAGEREF _Toc193482813 \h </w:instrText>
+              <w:instrText xml:space="preserve"> PAGEREF _Toc193899555 \h </w:instrText>
             </w:r>
             <w:r>
               <w:rPr>
@@ -4076,7 +4014,7 @@
               <w14:ligatures w14:val="standardContextual"/>
             </w:rPr>
           </w:pPr>
-          <w:hyperlink w:anchor="_Toc193482814" w:history="1">
+          <w:hyperlink w:anchor="_Toc193899556" w:history="1">
             <w:r>
               <w:rPr>
                 <w:rStyle w:val="Hypertextovodkaz"/>
@@ -4121,7 +4059,7 @@
                 <w:noProof/>
                 <w:webHidden/>
               </w:rPr>
-              <w:instrText xml:space="preserve"> PAGEREF _Toc193482814 \h </w:instrText>
+              <w:instrText xml:space="preserve"> PAGEREF _Toc193899556 \h </w:instrText>
             </w:r>
             <w:r>
               <w:rPr>
@@ -4169,7 +4107,7 @@
               <w14:ligatures w14:val="standardContextual"/>
             </w:rPr>
           </w:pPr>
-          <w:hyperlink w:anchor="_Toc193482815" w:history="1">
+          <w:hyperlink w:anchor="_Toc193899557" w:history="1">
             <w:r>
               <w:rPr>
                 <w:rStyle w:val="Hypertextovodkaz"/>
@@ -4214,7 +4152,7 @@
                 <w:noProof/>
                 <w:webHidden/>
               </w:rPr>
-              <w:instrText xml:space="preserve"> PAGEREF _Toc193482815 \h </w:instrText>
+              <w:instrText xml:space="preserve"> PAGEREF _Toc193899557 \h </w:instrText>
             </w:r>
             <w:r>
               <w:rPr>
@@ -4262,7 +4200,7 @@
               <w14:ligatures w14:val="standardContextual"/>
             </w:rPr>
           </w:pPr>
-          <w:hyperlink w:anchor="_Toc193482816" w:history="1">
+          <w:hyperlink w:anchor="_Toc193899558" w:history="1">
             <w:r>
               <w:rPr>
                 <w:rStyle w:val="Hypertextovodkaz"/>
@@ -4315,7 +4253,7 @@
                 <w:noProof/>
                 <w:webHidden/>
               </w:rPr>
-              <w:instrText xml:space="preserve"> PAGEREF _Toc193482816 \h </w:instrText>
+              <w:instrText xml:space="preserve"> PAGEREF _Toc193899558 \h </w:instrText>
             </w:r>
             <w:r>
               <w:rPr>
@@ -4363,7 +4301,7 @@
               <w14:ligatures w14:val="standardContextual"/>
             </w:rPr>
           </w:pPr>
-          <w:hyperlink w:anchor="_Toc193482817" w:history="1">
+          <w:hyperlink w:anchor="_Toc193899559" w:history="1">
             <w:r>
               <w:rPr>
                 <w:rStyle w:val="Hypertextovodkaz"/>
@@ -4416,7 +4354,7 @@
                 <w:noProof/>
                 <w:webHidden/>
               </w:rPr>
-              <w:instrText xml:space="preserve"> PAGEREF _Toc193482817 \h </w:instrText>
+              <w:instrText xml:space="preserve"> PAGEREF _Toc193899559 \h </w:instrText>
             </w:r>
             <w:r>
               <w:rPr>
@@ -4464,7 +4402,7 @@
               <w14:ligatures w14:val="standardContextual"/>
             </w:rPr>
           </w:pPr>
-          <w:hyperlink w:anchor="_Toc193482818" w:history="1">
+          <w:hyperlink w:anchor="_Toc193899560" w:history="1">
             <w:r>
               <w:rPr>
                 <w:rStyle w:val="Hypertextovodkaz"/>
@@ -4517,7 +4455,7 @@
                 <w:noProof/>
                 <w:webHidden/>
               </w:rPr>
-              <w:instrText xml:space="preserve"> PAGEREF _Toc193482818 \h </w:instrText>
+              <w:instrText xml:space="preserve"> PAGEREF _Toc193899560 \h </w:instrText>
             </w:r>
             <w:r>
               <w:rPr>
@@ -4565,7 +4503,7 @@
               <w14:ligatures w14:val="standardContextual"/>
             </w:rPr>
           </w:pPr>
-          <w:hyperlink w:anchor="_Toc193482819" w:history="1">
+          <w:hyperlink w:anchor="_Toc193899561" w:history="1">
             <w:r>
               <w:rPr>
                 <w:rStyle w:val="Hypertextovodkaz"/>
@@ -4618,7 +4556,7 @@
                 <w:noProof/>
                 <w:webHidden/>
               </w:rPr>
-              <w:instrText xml:space="preserve"> PAGEREF _Toc193482819 \h </w:instrText>
+              <w:instrText xml:space="preserve"> PAGEREF _Toc193899561 \h </w:instrText>
             </w:r>
             <w:r>
               <w:rPr>
@@ -4666,7 +4604,7 @@
               <w14:ligatures w14:val="standardContextual"/>
             </w:rPr>
           </w:pPr>
-          <w:hyperlink w:anchor="_Toc193482820" w:history="1">
+          <w:hyperlink w:anchor="_Toc193899562" w:history="1">
             <w:r>
               <w:rPr>
                 <w:rStyle w:val="Hypertextovodkaz"/>
@@ -4719,7 +4657,7 @@
                 <w:noProof/>
                 <w:webHidden/>
               </w:rPr>
-              <w:instrText xml:space="preserve"> PAGEREF _Toc193482820 \h </w:instrText>
+              <w:instrText xml:space="preserve"> PAGEREF _Toc193899562 \h </w:instrText>
             </w:r>
             <w:r>
               <w:rPr>
@@ -4767,7 +4705,7 @@
               <w14:ligatures w14:val="standardContextual"/>
             </w:rPr>
           </w:pPr>
-          <w:hyperlink w:anchor="_Toc193482821" w:history="1">
+          <w:hyperlink w:anchor="_Toc193899563" w:history="1">
             <w:r>
               <w:rPr>
                 <w:rStyle w:val="Hypertextovodkaz"/>
@@ -4820,7 +4758,7 @@
                 <w:noProof/>
                 <w:webHidden/>
               </w:rPr>
-              <w:instrText xml:space="preserve"> PAGEREF _Toc193482821 \h </w:instrText>
+              <w:instrText xml:space="preserve"> PAGEREF _Toc193899563 \h </w:instrText>
             </w:r>
             <w:r>
               <w:rPr>
@@ -4868,7 +4806,7 @@
               <w14:ligatures w14:val="standardContextual"/>
             </w:rPr>
           </w:pPr>
-          <w:hyperlink w:anchor="_Toc193482822" w:history="1">
+          <w:hyperlink w:anchor="_Toc193899564" w:history="1">
             <w:r>
               <w:rPr>
                 <w:rStyle w:val="Hypertextovodkaz"/>
@@ -4921,7 +4859,7 @@
                 <w:noProof/>
                 <w:webHidden/>
               </w:rPr>
-              <w:instrText xml:space="preserve"> PAGEREF _Toc193482822 \h </w:instrText>
+              <w:instrText xml:space="preserve"> PAGEREF _Toc193899564 \h </w:instrText>
             </w:r>
             <w:r>
               <w:rPr>
@@ -4969,7 +4907,7 @@
               <w14:ligatures w14:val="standardContextual"/>
             </w:rPr>
           </w:pPr>
-          <w:hyperlink w:anchor="_Toc193482823" w:history="1">
+          <w:hyperlink w:anchor="_Toc193899565" w:history="1">
             <w:r>
               <w:rPr>
                 <w:rStyle w:val="Hypertextovodkaz"/>
@@ -5022,7 +4960,7 @@
                 <w:noProof/>
                 <w:webHidden/>
               </w:rPr>
-              <w:instrText xml:space="preserve"> PAGEREF _Toc193482823 \h </w:instrText>
+              <w:instrText xml:space="preserve"> PAGEREF _Toc193899565 \h </w:instrText>
             </w:r>
             <w:r>
               <w:rPr>
@@ -5070,7 +5008,7 @@
               <w14:ligatures w14:val="standardContextual"/>
             </w:rPr>
           </w:pPr>
-          <w:hyperlink w:anchor="_Toc193482824" w:history="1">
+          <w:hyperlink w:anchor="_Toc193899566" w:history="1">
             <w:r>
               <w:rPr>
                 <w:rStyle w:val="Hypertextovodkaz"/>
@@ -5123,7 +5061,7 @@
                 <w:noProof/>
                 <w:webHidden/>
               </w:rPr>
-              <w:instrText xml:space="preserve"> PAGEREF _Toc193482824 \h </w:instrText>
+              <w:instrText xml:space="preserve"> PAGEREF _Toc193899566 \h </w:instrText>
             </w:r>
             <w:r>
               <w:rPr>
@@ -5171,7 +5109,7 @@
               <w14:ligatures w14:val="standardContextual"/>
             </w:rPr>
           </w:pPr>
-          <w:hyperlink w:anchor="_Toc193482825" w:history="1">
+          <w:hyperlink w:anchor="_Toc193899567" w:history="1">
             <w:r>
               <w:rPr>
                 <w:rStyle w:val="Hypertextovodkaz"/>
@@ -5216,7 +5154,7 @@
                 <w:noProof/>
                 <w:webHidden/>
               </w:rPr>
-              <w:instrText xml:space="preserve"> PAGEREF _Toc193482825 \h </w:instrText>
+              <w:instrText xml:space="preserve"> PAGEREF _Toc193899567 \h </w:instrText>
             </w:r>
             <w:r>
               <w:rPr>
@@ -5264,7 +5202,7 @@
               <w14:ligatures w14:val="standardContextual"/>
             </w:rPr>
           </w:pPr>
-          <w:hyperlink w:anchor="_Toc193482826" w:history="1">
+          <w:hyperlink w:anchor="_Toc193899568" w:history="1">
             <w:r>
               <w:rPr>
                 <w:rStyle w:val="Hypertextovodkaz"/>
@@ -5317,7 +5255,7 @@
                 <w:noProof/>
                 <w:webHidden/>
               </w:rPr>
-              <w:instrText xml:space="preserve"> PAGEREF _Toc193482826 \h </w:instrText>
+              <w:instrText xml:space="preserve"> PAGEREF _Toc193899568 \h </w:instrText>
             </w:r>
             <w:r>
               <w:rPr>
@@ -5365,7 +5303,7 @@
               <w14:ligatures w14:val="standardContextual"/>
             </w:rPr>
           </w:pPr>
-          <w:hyperlink w:anchor="_Toc193482827" w:history="1">
+          <w:hyperlink w:anchor="_Toc193899569" w:history="1">
             <w:r>
               <w:rPr>
                 <w:rStyle w:val="Hypertextovodkaz"/>
@@ -5410,7 +5348,7 @@
                 <w:noProof/>
                 <w:webHidden/>
               </w:rPr>
-              <w:instrText xml:space="preserve"> PAGEREF _Toc193482827 \h </w:instrText>
+              <w:instrText xml:space="preserve"> PAGEREF _Toc193899569 \h </w:instrText>
             </w:r>
             <w:r>
               <w:rPr>
@@ -5458,7 +5396,7 @@
               <w14:ligatures w14:val="standardContextual"/>
             </w:rPr>
           </w:pPr>
-          <w:hyperlink w:anchor="_Toc193482828" w:history="1">
+          <w:hyperlink w:anchor="_Toc193899570" w:history="1">
             <w:r>
               <w:rPr>
                 <w:rStyle w:val="Hypertextovodkaz"/>
@@ -5503,7 +5441,7 @@
                 <w:noProof/>
                 <w:webHidden/>
               </w:rPr>
-              <w:instrText xml:space="preserve"> PAGEREF _Toc193482828 \h </w:instrText>
+              <w:instrText xml:space="preserve"> PAGEREF _Toc193899570 \h </w:instrText>
             </w:r>
             <w:r>
               <w:rPr>
@@ -5551,7 +5489,7 @@
               <w14:ligatures w14:val="standardContextual"/>
             </w:rPr>
           </w:pPr>
-          <w:hyperlink w:anchor="_Toc193482829" w:history="1">
+          <w:hyperlink w:anchor="_Toc193899571" w:history="1">
             <w:r>
               <w:rPr>
                 <w:rStyle w:val="Hypertextovodkaz"/>
@@ -5604,7 +5542,7 @@
                 <w:noProof/>
                 <w:webHidden/>
               </w:rPr>
-              <w:instrText xml:space="preserve"> PAGEREF _Toc193482829 \h </w:instrText>
+              <w:instrText xml:space="preserve"> PAGEREF _Toc193899571 \h </w:instrText>
             </w:r>
             <w:r>
               <w:rPr>
@@ -5652,7 +5590,7 @@
               <w14:ligatures w14:val="standardContextual"/>
             </w:rPr>
           </w:pPr>
-          <w:hyperlink w:anchor="_Toc193482830" w:history="1">
+          <w:hyperlink w:anchor="_Toc193899572" w:history="1">
             <w:r>
               <w:rPr>
                 <w:rStyle w:val="Hypertextovodkaz"/>
@@ -5705,7 +5643,7 @@
                 <w:noProof/>
                 <w:webHidden/>
               </w:rPr>
-              <w:instrText xml:space="preserve"> PAGEREF _Toc193482830 \h </w:instrText>
+              <w:instrText xml:space="preserve"> PAGEREF _Toc193899572 \h </w:instrText>
             </w:r>
             <w:r>
               <w:rPr>
@@ -5753,7 +5691,7 @@
               <w14:ligatures w14:val="standardContextual"/>
             </w:rPr>
           </w:pPr>
-          <w:hyperlink w:anchor="_Toc193482831" w:history="1">
+          <w:hyperlink w:anchor="_Toc193899573" w:history="1">
             <w:r>
               <w:rPr>
                 <w:rStyle w:val="Hypertextovodkaz"/>
@@ -5806,7 +5744,7 @@
                 <w:noProof/>
                 <w:webHidden/>
               </w:rPr>
-              <w:instrText xml:space="preserve"> PAGEREF _Toc193482831 \h </w:instrText>
+              <w:instrText xml:space="preserve"> PAGEREF _Toc193899573 \h </w:instrText>
             </w:r>
             <w:r>
               <w:rPr>
@@ -5854,7 +5792,7 @@
               <w14:ligatures w14:val="standardContextual"/>
             </w:rPr>
           </w:pPr>
-          <w:hyperlink w:anchor="_Toc193482832" w:history="1">
+          <w:hyperlink w:anchor="_Toc193899574" w:history="1">
             <w:r>
               <w:rPr>
                 <w:rStyle w:val="Hypertextovodkaz"/>
@@ -5907,7 +5845,7 @@
                 <w:noProof/>
                 <w:webHidden/>
               </w:rPr>
-              <w:instrText xml:space="preserve"> PAGEREF _Toc193482832 \h </w:instrText>
+              <w:instrText xml:space="preserve"> PAGEREF _Toc193899574 \h </w:instrText>
             </w:r>
             <w:r>
               <w:rPr>
@@ -5955,7 +5893,7 @@
               <w14:ligatures w14:val="standardContextual"/>
             </w:rPr>
           </w:pPr>
-          <w:hyperlink w:anchor="_Toc193482833" w:history="1">
+          <w:hyperlink w:anchor="_Toc193899575" w:history="1">
             <w:r>
               <w:rPr>
                 <w:rStyle w:val="Hypertextovodkaz"/>
@@ -6008,7 +5946,7 @@
                 <w:noProof/>
                 <w:webHidden/>
               </w:rPr>
-              <w:instrText xml:space="preserve"> PAGEREF _Toc193482833 \h </w:instrText>
+              <w:instrText xml:space="preserve"> PAGEREF _Toc193899575 \h </w:instrText>
             </w:r>
             <w:r>
               <w:rPr>
@@ -6056,7 +5994,7 @@
               <w14:ligatures w14:val="standardContextual"/>
             </w:rPr>
           </w:pPr>
-          <w:hyperlink w:anchor="_Toc193482834" w:history="1">
+          <w:hyperlink w:anchor="_Toc193899576" w:history="1">
             <w:r>
               <w:rPr>
                 <w:rStyle w:val="Hypertextovodkaz"/>
@@ -6109,7 +6047,7 @@
                 <w:noProof/>
                 <w:webHidden/>
               </w:rPr>
-              <w:instrText xml:space="preserve"> PAGEREF _Toc193482834 \h </w:instrText>
+              <w:instrText xml:space="preserve"> PAGEREF _Toc193899576 \h </w:instrText>
             </w:r>
             <w:r>
               <w:rPr>
@@ -6157,7 +6095,7 @@
               <w14:ligatures w14:val="standardContextual"/>
             </w:rPr>
           </w:pPr>
-          <w:hyperlink w:anchor="_Toc193482835" w:history="1">
+          <w:hyperlink w:anchor="_Toc193899577" w:history="1">
             <w:r>
               <w:rPr>
                 <w:rStyle w:val="Hypertextovodkaz"/>
@@ -6210,7 +6148,7 @@
                 <w:noProof/>
                 <w:webHidden/>
               </w:rPr>
-              <w:instrText xml:space="preserve"> PAGEREF _Toc193482835 \h </w:instrText>
+              <w:instrText xml:space="preserve"> PAGEREF _Toc193899577 \h </w:instrText>
             </w:r>
             <w:r>
               <w:rPr>
@@ -6258,7 +6196,7 @@
               <w14:ligatures w14:val="standardContextual"/>
             </w:rPr>
           </w:pPr>
-          <w:hyperlink w:anchor="_Toc193482836" w:history="1">
+          <w:hyperlink w:anchor="_Toc193899578" w:history="1">
             <w:r>
               <w:rPr>
                 <w:rStyle w:val="Hypertextovodkaz"/>
@@ -6311,7 +6249,7 @@
                 <w:noProof/>
                 <w:webHidden/>
               </w:rPr>
-              <w:instrText xml:space="preserve"> PAGEREF _Toc193482836 \h </w:instrText>
+              <w:instrText xml:space="preserve"> PAGEREF _Toc193899578 \h </w:instrText>
             </w:r>
             <w:r>
               <w:rPr>
@@ -6359,7 +6297,7 @@
               <w14:ligatures w14:val="standardContextual"/>
             </w:rPr>
           </w:pPr>
-          <w:hyperlink w:anchor="_Toc193482837" w:history="1">
+          <w:hyperlink w:anchor="_Toc193899579" w:history="1">
             <w:r>
               <w:rPr>
                 <w:rStyle w:val="Hypertextovodkaz"/>
@@ -6404,7 +6342,7 @@
                 <w:noProof/>
                 <w:webHidden/>
               </w:rPr>
-              <w:instrText xml:space="preserve"> PAGEREF _Toc193482837 \h </w:instrText>
+              <w:instrText xml:space="preserve"> PAGEREF _Toc193899579 \h </w:instrText>
             </w:r>
             <w:r>
               <w:rPr>
@@ -6452,7 +6390,7 @@
               <w14:ligatures w14:val="standardContextual"/>
             </w:rPr>
           </w:pPr>
-          <w:hyperlink w:anchor="_Toc193482838" w:history="1">
+          <w:hyperlink w:anchor="_Toc193899580" w:history="1">
             <w:r>
               <w:rPr>
                 <w:rStyle w:val="Hypertextovodkaz"/>
@@ -6497,7 +6435,7 @@
                 <w:noProof/>
                 <w:webHidden/>
               </w:rPr>
-              <w:instrText xml:space="preserve"> PAGEREF _Toc193482838 \h </w:instrText>
+              <w:instrText xml:space="preserve"> PAGEREF _Toc193899580 \h </w:instrText>
             </w:r>
             <w:r>
               <w:rPr>
@@ -6545,7 +6483,7 @@
               <w14:ligatures w14:val="standardContextual"/>
             </w:rPr>
           </w:pPr>
-          <w:hyperlink w:anchor="_Toc193482839" w:history="1">
+          <w:hyperlink w:anchor="_Toc193899581" w:history="1">
             <w:r>
               <w:rPr>
                 <w:rStyle w:val="Hypertextovodkaz"/>
@@ -6590,7 +6528,7 @@
                 <w:noProof/>
                 <w:webHidden/>
               </w:rPr>
-              <w:instrText xml:space="preserve"> PAGEREF _Toc193482839 \h </w:instrText>
+              <w:instrText xml:space="preserve"> PAGEREF _Toc193899581 \h </w:instrText>
             </w:r>
             <w:r>
               <w:rPr>
@@ -6638,7 +6576,7 @@
               <w14:ligatures w14:val="standardContextual"/>
             </w:rPr>
           </w:pPr>
-          <w:hyperlink w:anchor="_Toc193482840" w:history="1">
+          <w:hyperlink w:anchor="_Toc193899582" w:history="1">
             <w:r>
               <w:rPr>
                 <w:rStyle w:val="Hypertextovodkaz"/>
@@ -6683,7 +6621,7 @@
                 <w:noProof/>
                 <w:webHidden/>
               </w:rPr>
-              <w:instrText xml:space="preserve"> PAGEREF _Toc193482840 \h </w:instrText>
+              <w:instrText xml:space="preserve"> PAGEREF _Toc193899582 \h </w:instrText>
             </w:r>
             <w:r>
               <w:rPr>
@@ -6731,7 +6669,7 @@
               <w14:ligatures w14:val="standardContextual"/>
             </w:rPr>
           </w:pPr>
-          <w:hyperlink w:anchor="_Toc193482841" w:history="1">
+          <w:hyperlink w:anchor="_Toc193899583" w:history="1">
             <w:r>
               <w:rPr>
                 <w:rStyle w:val="Hypertextovodkaz"/>
@@ -6776,7 +6714,7 @@
                 <w:noProof/>
                 <w:webHidden/>
               </w:rPr>
-              <w:instrText xml:space="preserve"> PAGEREF _Toc193482841 \h </w:instrText>
+              <w:instrText xml:space="preserve"> PAGEREF _Toc193899583 \h </w:instrText>
             </w:r>
             <w:r>
               <w:rPr>
@@ -6824,7 +6762,7 @@
               <w14:ligatures w14:val="standardContextual"/>
             </w:rPr>
           </w:pPr>
-          <w:hyperlink w:anchor="_Toc193482842" w:history="1">
+          <w:hyperlink w:anchor="_Toc193899584" w:history="1">
             <w:r>
               <w:rPr>
                 <w:rStyle w:val="Hypertextovodkaz"/>
@@ -6869,7 +6807,7 @@
                 <w:noProof/>
                 <w:webHidden/>
               </w:rPr>
-              <w:instrText xml:space="preserve"> PAGEREF _Toc193482842 \h </w:instrText>
+              <w:instrText xml:space="preserve"> PAGEREF _Toc193899584 \h </w:instrText>
             </w:r>
             <w:r>
               <w:rPr>
@@ -8969,11 +8907,14 @@
       <w:pPr>
         <w:pStyle w:val="Nadpis1"/>
       </w:pPr>
-      <w:bookmarkStart w:id="12" w:name="_Toc193482799"/>
+      <w:bookmarkStart w:id="12" w:name="_Toc193899541"/>
       <w:r>
         <w:lastRenderedPageBreak/>
         <w:t>Úvod</w:t>
       </w:r>
+      <w:r>
+        <w:t xml:space="preserve"> a cíle práce</w:t>
+      </w:r>
       <w:bookmarkEnd w:id="12"/>
     </w:p>
     <w:p>
@@ -8987,31 +8928,19 @@
         <w:rPr>
           <w:rFonts w:eastAsiaTheme="majorEastAsia"/>
         </w:rPr>
-        <w:t xml:space="preserve">Cílem této maturitní práce je vytvořit </w:t>
-      </w:r>
-      <w:r>
-        <w:rPr>
-          <w:rFonts w:eastAsiaTheme="majorEastAsia"/>
-        </w:rPr>
-        <w:t>aplikaci</w:t>
-      </w:r>
-      <w:r>
-        <w:rPr>
-          <w:rFonts w:eastAsiaTheme="majorEastAsia"/>
-        </w:rPr>
-        <w:t>, kter</w:t>
-      </w:r>
-      <w:r>
-        <w:rPr>
-          <w:rFonts w:eastAsiaTheme="majorEastAsia"/>
-        </w:rPr>
-        <w:t>á</w:t>
-      </w:r>
-      <w:r>
-        <w:rPr>
-          <w:rFonts w:eastAsiaTheme="majorEastAsia"/>
-        </w:rPr>
-        <w:t xml:space="preserve"> usnadní tvorbu a správu testů pro studenty středních škol. Aplikace, implementovaná v jazyce </w:t>
+        <w:t>Cílem této maturitní práce je vytvořit aplikaci, která umožní učitelům středních škol efektivně vytvářet a spravovat testy určené jejich žákům.</w:t>
+      </w:r>
+      <w:r>
+        <w:rPr>
+          <w:rFonts w:eastAsiaTheme="majorEastAsia"/>
+        </w:rPr>
+        <w:t xml:space="preserve"> </w:t>
+      </w:r>
+      <w:r>
+        <w:rPr>
+          <w:rFonts w:eastAsiaTheme="majorEastAsia"/>
+        </w:rPr>
+        <w:t xml:space="preserve">Aplikace, implementovaná v jazyce </w:t>
       </w:r>
       <w:r>
         <w:rPr>
@@ -9636,14 +9565,27 @@
       <w:r>
         <w:t xml:space="preserve">Obrázek </w:t>
       </w:r>
-      <w:fldSimple w:instr=" SEQ Obrázek \* ARABIC ">
-        <w:r>
-          <w:rPr>
-            <w:noProof/>
-          </w:rPr>
-          <w:t>1</w:t>
-        </w:r>
-      </w:fldSimple>
+      <w:r>
+        <w:fldChar w:fldCharType="begin"/>
+      </w:r>
+      <w:r>
+        <w:instrText xml:space="preserve"> SEQ Obrázek \* ARABIC </w:instrText>
+      </w:r>
+      <w:r>
+        <w:fldChar w:fldCharType="separate"/>
+      </w:r>
+      <w:r>
+        <w:rPr>
+          <w:noProof/>
+        </w:rPr>
+        <w:t>1</w:t>
+      </w:r>
+      <w:r>
+        <w:rPr>
+          <w:noProof/>
+        </w:rPr>
+        <w:fldChar w:fldCharType="end"/>
+      </w:r>
       <w:r>
         <w:t xml:space="preserve">: </w:t>
       </w:r>
@@ -9681,7 +9623,7 @@
       <w:pPr>
         <w:pStyle w:val="Nadpis1"/>
       </w:pPr>
-      <w:bookmarkStart w:id="16" w:name="_Toc193482800"/>
+      <w:bookmarkStart w:id="16" w:name="_Toc193899542"/>
       <w:r>
         <w:lastRenderedPageBreak/>
         <w:t>Prohlášení o omezení odpovědnosti</w:t>
@@ -9882,7 +9824,7 @@
       <w:pPr>
         <w:pStyle w:val="Nadpis1"/>
       </w:pPr>
-      <w:bookmarkStart w:id="17" w:name="_Toc193482801"/>
+      <w:bookmarkStart w:id="17" w:name="_Toc193899543"/>
       <w:r>
         <w:lastRenderedPageBreak/>
         <w:t>Postup tvorby práce</w:t>
@@ -9893,7 +9835,7 @@
       <w:pPr>
         <w:pStyle w:val="Nadpis2"/>
       </w:pPr>
-      <w:bookmarkStart w:id="18" w:name="_Toc193482802"/>
+      <w:bookmarkStart w:id="18" w:name="_Toc193899544"/>
       <w:r>
         <w:t>Návrh</w:t>
       </w:r>
@@ -10003,7 +9945,7 @@
       <w:pPr>
         <w:pStyle w:val="Nadpis2"/>
       </w:pPr>
-      <w:bookmarkStart w:id="19" w:name="_Toc193482803"/>
+      <w:bookmarkStart w:id="19" w:name="_Toc193899545"/>
       <w:r>
         <w:t>Implementace</w:t>
       </w:r>
@@ -10108,7 +10050,7 @@
       <w:pPr>
         <w:pStyle w:val="Nadpis2"/>
       </w:pPr>
-      <w:bookmarkStart w:id="20" w:name="_Toc193482804"/>
+      <w:bookmarkStart w:id="20" w:name="_Toc193899546"/>
       <w:r>
         <w:t>Závěr práce a testování</w:t>
       </w:r>
@@ -10187,7 +10129,7 @@
         <w:pStyle w:val="Nadpis1"/>
       </w:pPr>
       <w:bookmarkStart w:id="21" w:name="_Seznam_použitých_technologií"/>
-      <w:bookmarkStart w:id="22" w:name="_Toc193482805"/>
+      <w:bookmarkStart w:id="22" w:name="_Toc193899547"/>
       <w:bookmarkEnd w:id="21"/>
       <w:r>
         <w:lastRenderedPageBreak/>
@@ -10199,7 +10141,7 @@
       <w:pPr>
         <w:pStyle w:val="Nadpis2"/>
       </w:pPr>
-      <w:bookmarkStart w:id="23" w:name="_Toc193482806"/>
+      <w:bookmarkStart w:id="23" w:name="_Toc193899548"/>
       <w:r>
         <w:t>Jazyk Java a JDK 21</w:t>
       </w:r>
@@ -10321,7 +10263,7 @@
       <w:pPr>
         <w:pStyle w:val="Nadpis2"/>
       </w:pPr>
-      <w:bookmarkStart w:id="24" w:name="_Toc193482807"/>
+      <w:bookmarkStart w:id="24" w:name="_Toc193899549"/>
       <w:r>
         <w:t>Vývojové prostředí</w:t>
       </w:r>
@@ -10553,7 +10495,7 @@
       <w:pPr>
         <w:pStyle w:val="Nadpis2"/>
       </w:pPr>
-      <w:bookmarkStart w:id="25" w:name="_Toc193482808"/>
+      <w:bookmarkStart w:id="25" w:name="_Toc193899550"/>
       <w:proofErr w:type="spellStart"/>
       <w:r>
         <w:t>Buildovací</w:t>
@@ -10779,7 +10721,7 @@
       <w:pPr>
         <w:pStyle w:val="Nadpis2"/>
       </w:pPr>
-      <w:bookmarkStart w:id="26" w:name="_Toc193482809"/>
+      <w:bookmarkStart w:id="26" w:name="_Toc193899551"/>
       <w:r>
         <w:t>Databázový systém</w:t>
       </w:r>
@@ -11025,7 +10967,7 @@
       <w:pPr>
         <w:pStyle w:val="Nadpis2"/>
       </w:pPr>
-      <w:bookmarkStart w:id="27" w:name="_Toc193482810"/>
+      <w:bookmarkStart w:id="27" w:name="_Toc193899552"/>
       <w:r>
         <w:t>Tvorba</w:t>
       </w:r>
@@ -11573,7 +11515,7 @@
       <w:r>
         <w:t> </w:t>
       </w:r>
-      <w:bookmarkStart w:id="28" w:name="_Toc193482811"/>
+      <w:bookmarkStart w:id="28" w:name="_Toc193899553"/>
       <w:r>
         <w:t>AI a API služby</w:t>
       </w:r>
@@ -11755,7 +11697,7 @@
       <w:pPr>
         <w:pStyle w:val="Nadpis2"/>
       </w:pPr>
-      <w:bookmarkStart w:id="29" w:name="_Toc193482812"/>
+      <w:bookmarkStart w:id="29" w:name="_Toc193899554"/>
       <w:r>
         <w:t>Ostatní knihovny</w:t>
       </w:r>
@@ -12135,7 +12077,7 @@
       <w:pPr>
         <w:pStyle w:val="Nadpis1"/>
       </w:pPr>
-      <w:bookmarkStart w:id="30" w:name="_Toc193482813"/>
+      <w:bookmarkStart w:id="30" w:name="_Toc193899555"/>
       <w:r>
         <w:lastRenderedPageBreak/>
         <w:t>Struktura databáze</w:t>
@@ -12164,7 +12106,7 @@
       <w:pPr>
         <w:pStyle w:val="Nadpis2"/>
       </w:pPr>
-      <w:bookmarkStart w:id="31" w:name="_Toc193482814"/>
+      <w:bookmarkStart w:id="31" w:name="_Toc193899556"/>
       <w:r>
         <w:t xml:space="preserve">E-R </w:t>
       </w:r>
@@ -12334,14 +12276,27 @@
       <w:r>
         <w:t xml:space="preserve">Obrázek </w:t>
       </w:r>
-      <w:fldSimple w:instr=" SEQ Obrázek \* ARABIC ">
-        <w:r>
-          <w:rPr>
-            <w:noProof/>
-          </w:rPr>
-          <w:t>2</w:t>
-        </w:r>
-      </w:fldSimple>
+      <w:r>
+        <w:fldChar w:fldCharType="begin"/>
+      </w:r>
+      <w:r>
+        <w:instrText xml:space="preserve"> SEQ Obrázek \* ARABIC </w:instrText>
+      </w:r>
+      <w:r>
+        <w:fldChar w:fldCharType="separate"/>
+      </w:r>
+      <w:r>
+        <w:rPr>
+          <w:noProof/>
+        </w:rPr>
+        <w:t>2</w:t>
+      </w:r>
+      <w:r>
+        <w:rPr>
+          <w:noProof/>
+        </w:rPr>
+        <w:fldChar w:fldCharType="end"/>
+      </w:r>
       <w:r>
         <w:t xml:space="preserve">: </w:t>
       </w:r>
@@ -12368,7 +12323,7 @@
         <w:pStyle w:val="Nadpis2"/>
       </w:pPr>
       <w:bookmarkStart w:id="36" w:name="_Mapování_a_popis"/>
-      <w:bookmarkStart w:id="37" w:name="_Toc193482815"/>
+      <w:bookmarkStart w:id="37" w:name="_Toc193899557"/>
       <w:bookmarkEnd w:id="36"/>
       <w:r>
         <w:lastRenderedPageBreak/>
@@ -12380,7 +12335,7 @@
       <w:pPr>
         <w:pStyle w:val="Nadpis3"/>
       </w:pPr>
-      <w:bookmarkStart w:id="38" w:name="_Toc193482816"/>
+      <w:bookmarkStart w:id="38" w:name="_Toc193899558"/>
       <w:r>
         <w:t xml:space="preserve">Tabulka </w:t>
       </w:r>
@@ -12418,6 +12373,9 @@
             <w:tcW w:w="1764" w:type="dxa"/>
           </w:tcPr>
           <w:p>
+            <w:pPr>
+              <w:jc w:val="center"/>
+            </w:pPr>
             <w:r>
               <w:t>Atribut</w:t>
             </w:r>
@@ -12429,6 +12387,7 @@
           </w:tcPr>
           <w:p>
             <w:pPr>
+              <w:jc w:val="center"/>
               <w:cnfStyle w:val="100000000000" w:firstRow="1" w:lastRow="0" w:firstColumn="0" w:lastColumn="0" w:oddVBand="0" w:evenVBand="0" w:oddHBand="0" w:evenHBand="0" w:firstRowFirstColumn="0" w:firstRowLastColumn="0" w:lastRowFirstColumn="0" w:lastRowLastColumn="0"/>
             </w:pPr>
             <w:r>
@@ -12442,6 +12401,7 @@
           </w:tcPr>
           <w:p>
             <w:pPr>
+              <w:jc w:val="center"/>
               <w:cnfStyle w:val="100000000000" w:firstRow="1" w:lastRow="0" w:firstColumn="0" w:lastColumn="0" w:oddVBand="0" w:evenVBand="0" w:oddHBand="0" w:evenHBand="0" w:firstRowFirstColumn="0" w:firstRowLastColumn="0" w:lastRowFirstColumn="0" w:lastRowLastColumn="0"/>
             </w:pPr>
             <w:r>
@@ -12455,6 +12415,7 @@
           </w:tcPr>
           <w:p>
             <w:pPr>
+              <w:jc w:val="center"/>
               <w:cnfStyle w:val="100000000000" w:firstRow="1" w:lastRow="0" w:firstColumn="0" w:lastColumn="0" w:oddVBand="0" w:evenVBand="0" w:oddHBand="0" w:evenHBand="0" w:firstRowFirstColumn="0" w:firstRowLastColumn="0" w:lastRowFirstColumn="0" w:lastRowLastColumn="0"/>
             </w:pPr>
             <w:r>
@@ -12475,6 +12436,7 @@
           <w:p>
             <w:pPr>
               <w:pStyle w:val="Kd"/>
+              <w:jc w:val="center"/>
               <w:rPr>
                 <w:b w:val="0"/>
                 <w:bCs w:val="0"/>
@@ -12498,6 +12460,7 @@
           <w:p>
             <w:pPr>
               <w:pStyle w:val="Kd"/>
+              <w:jc w:val="center"/>
               <w:cnfStyle w:val="000000000000" w:firstRow="0" w:lastRow="0" w:firstColumn="0" w:lastColumn="0" w:oddVBand="0" w:evenVBand="0" w:oddHBand="0" w:evenHBand="0" w:firstRowFirstColumn="0" w:firstRowLastColumn="0" w:lastRowFirstColumn="0" w:lastRowLastColumn="0"/>
             </w:pPr>
             <w:r>
@@ -12511,6 +12474,7 @@
           </w:tcPr>
           <w:p>
             <w:pPr>
+              <w:jc w:val="center"/>
               <w:cnfStyle w:val="000000000000" w:firstRow="0" w:lastRow="0" w:firstColumn="0" w:lastColumn="0" w:oddVBand="0" w:evenVBand="0" w:oddHBand="0" w:evenHBand="0" w:firstRowFirstColumn="0" w:firstRowLastColumn="0" w:lastRowFirstColumn="0" w:lastRowLastColumn="0"/>
             </w:pPr>
             <w:r>
@@ -12524,6 +12488,7 @@
           </w:tcPr>
           <w:p>
             <w:pPr>
+              <w:jc w:val="center"/>
               <w:cnfStyle w:val="000000000000" w:firstRow="0" w:lastRow="0" w:firstColumn="0" w:lastColumn="0" w:oddVBand="0" w:evenVBand="0" w:oddHBand="0" w:evenHBand="0" w:firstRowFirstColumn="0" w:firstRowLastColumn="0" w:lastRowFirstColumn="0" w:lastRowLastColumn="0"/>
             </w:pPr>
             <w:r>
@@ -12544,6 +12509,7 @@
           <w:p>
             <w:pPr>
               <w:pStyle w:val="Kd"/>
+              <w:jc w:val="center"/>
               <w:rPr>
                 <w:b w:val="0"/>
                 <w:bCs w:val="0"/>
@@ -12567,6 +12533,7 @@
           <w:p>
             <w:pPr>
               <w:pStyle w:val="Kd"/>
+              <w:jc w:val="center"/>
               <w:cnfStyle w:val="000000000000" w:firstRow="0" w:lastRow="0" w:firstColumn="0" w:lastColumn="0" w:oddVBand="0" w:evenVBand="0" w:oddHBand="0" w:evenHBand="0" w:firstRowFirstColumn="0" w:firstRowLastColumn="0" w:lastRowFirstColumn="0" w:lastRowLastColumn="0"/>
             </w:pPr>
             <w:r>
@@ -12580,6 +12547,7 @@
           </w:tcPr>
           <w:p>
             <w:pPr>
+              <w:jc w:val="center"/>
               <w:cnfStyle w:val="000000000000" w:firstRow="0" w:lastRow="0" w:firstColumn="0" w:lastColumn="0" w:oddVBand="0" w:evenVBand="0" w:oddHBand="0" w:evenHBand="0" w:firstRowFirstColumn="0" w:firstRowLastColumn="0" w:lastRowFirstColumn="0" w:lastRowLastColumn="0"/>
             </w:pPr>
             <w:r>
@@ -12593,6 +12561,7 @@
           </w:tcPr>
           <w:p>
             <w:pPr>
+              <w:jc w:val="center"/>
               <w:cnfStyle w:val="000000000000" w:firstRow="0" w:lastRow="0" w:firstColumn="0" w:lastColumn="0" w:oddVBand="0" w:evenVBand="0" w:oddHBand="0" w:evenHBand="0" w:firstRowFirstColumn="0" w:firstRowLastColumn="0" w:lastRowFirstColumn="0" w:lastRowLastColumn="0"/>
             </w:pPr>
           </w:p>
@@ -12610,6 +12579,7 @@
           <w:p>
             <w:pPr>
               <w:pStyle w:val="Kd"/>
+              <w:jc w:val="center"/>
               <w:rPr>
                 <w:b w:val="0"/>
                 <w:bCs w:val="0"/>
@@ -12633,6 +12603,7 @@
           <w:p>
             <w:pPr>
               <w:pStyle w:val="Kd"/>
+              <w:jc w:val="center"/>
               <w:cnfStyle w:val="000000000000" w:firstRow="0" w:lastRow="0" w:firstColumn="0" w:lastColumn="0" w:oddVBand="0" w:evenVBand="0" w:oddHBand="0" w:evenHBand="0" w:firstRowFirstColumn="0" w:firstRowLastColumn="0" w:lastRowFirstColumn="0" w:lastRowLastColumn="0"/>
             </w:pPr>
             <w:r>
@@ -12646,6 +12617,7 @@
           </w:tcPr>
           <w:p>
             <w:pPr>
+              <w:jc w:val="center"/>
               <w:cnfStyle w:val="000000000000" w:firstRow="0" w:lastRow="0" w:firstColumn="0" w:lastColumn="0" w:oddVBand="0" w:evenVBand="0" w:oddHBand="0" w:evenHBand="0" w:firstRowFirstColumn="0" w:firstRowLastColumn="0" w:lastRowFirstColumn="0" w:lastRowLastColumn="0"/>
             </w:pPr>
             <w:r>
@@ -12659,6 +12631,7 @@
           </w:tcPr>
           <w:p>
             <w:pPr>
+              <w:jc w:val="center"/>
               <w:cnfStyle w:val="000000000000" w:firstRow="0" w:lastRow="0" w:firstColumn="0" w:lastColumn="0" w:oddVBand="0" w:evenVBand="0" w:oddHBand="0" w:evenHBand="0" w:firstRowFirstColumn="0" w:firstRowLastColumn="0" w:lastRowFirstColumn="0" w:lastRowLastColumn="0"/>
             </w:pPr>
           </w:p>
@@ -12676,6 +12649,7 @@
           <w:p>
             <w:pPr>
               <w:pStyle w:val="Kd"/>
+              <w:jc w:val="center"/>
               <w:rPr>
                 <w:b w:val="0"/>
                 <w:bCs w:val="0"/>
@@ -12697,6 +12671,7 @@
           <w:p>
             <w:pPr>
               <w:pStyle w:val="Kd"/>
+              <w:jc w:val="center"/>
               <w:cnfStyle w:val="000000000000" w:firstRow="0" w:lastRow="0" w:firstColumn="0" w:lastColumn="0" w:oddVBand="0" w:evenVBand="0" w:oddHBand="0" w:evenHBand="0" w:firstRowFirstColumn="0" w:firstRowLastColumn="0" w:lastRowFirstColumn="0" w:lastRowLastColumn="0"/>
             </w:pPr>
             <w:r>
@@ -12710,6 +12685,7 @@
           </w:tcPr>
           <w:p>
             <w:pPr>
+              <w:jc w:val="center"/>
               <w:cnfStyle w:val="000000000000" w:firstRow="0" w:lastRow="0" w:firstColumn="0" w:lastColumn="0" w:oddVBand="0" w:evenVBand="0" w:oddHBand="0" w:evenHBand="0" w:firstRowFirstColumn="0" w:firstRowLastColumn="0" w:lastRowFirstColumn="0" w:lastRowLastColumn="0"/>
             </w:pPr>
             <w:r>
@@ -12723,6 +12699,7 @@
           </w:tcPr>
           <w:p>
             <w:pPr>
+              <w:jc w:val="center"/>
               <w:cnfStyle w:val="000000000000" w:firstRow="0" w:lastRow="0" w:firstColumn="0" w:lastColumn="0" w:oddVBand="0" w:evenVBand="0" w:oddHBand="0" w:evenHBand="0" w:firstRowFirstColumn="0" w:firstRowLastColumn="0" w:lastRowFirstColumn="0" w:lastRowLastColumn="0"/>
             </w:pPr>
             <w:r>
@@ -12743,6 +12720,7 @@
           <w:p>
             <w:pPr>
               <w:pStyle w:val="Kd"/>
+              <w:jc w:val="center"/>
               <w:rPr>
                 <w:b w:val="0"/>
                 <w:bCs w:val="0"/>
@@ -12766,6 +12744,7 @@
           <w:p>
             <w:pPr>
               <w:pStyle w:val="Kd"/>
+              <w:jc w:val="center"/>
               <w:cnfStyle w:val="000000000000" w:firstRow="0" w:lastRow="0" w:firstColumn="0" w:lastColumn="0" w:oddVBand="0" w:evenVBand="0" w:oddHBand="0" w:evenHBand="0" w:firstRowFirstColumn="0" w:firstRowLastColumn="0" w:lastRowFirstColumn="0" w:lastRowLastColumn="0"/>
             </w:pPr>
             <w:r>
@@ -12779,6 +12758,7 @@
           </w:tcPr>
           <w:p>
             <w:pPr>
+              <w:jc w:val="center"/>
               <w:cnfStyle w:val="000000000000" w:firstRow="0" w:lastRow="0" w:firstColumn="0" w:lastColumn="0" w:oddVBand="0" w:evenVBand="0" w:oddHBand="0" w:evenHBand="0" w:firstRowFirstColumn="0" w:firstRowLastColumn="0" w:lastRowFirstColumn="0" w:lastRowLastColumn="0"/>
             </w:pPr>
             <w:r>
@@ -12792,6 +12772,7 @@
           </w:tcPr>
           <w:p>
             <w:pPr>
+              <w:jc w:val="center"/>
               <w:cnfStyle w:val="000000000000" w:firstRow="0" w:lastRow="0" w:firstColumn="0" w:lastColumn="0" w:oddVBand="0" w:evenVBand="0" w:oddHBand="0" w:evenHBand="0" w:firstRowFirstColumn="0" w:firstRowLastColumn="0" w:lastRowFirstColumn="0" w:lastRowLastColumn="0"/>
             </w:pPr>
           </w:p>
@@ -12809,6 +12790,7 @@
           <w:p>
             <w:pPr>
               <w:pStyle w:val="Kd"/>
+              <w:jc w:val="center"/>
               <w:rPr>
                 <w:b w:val="0"/>
                 <w:bCs w:val="0"/>
@@ -12830,6 +12812,7 @@
           <w:p>
             <w:pPr>
               <w:pStyle w:val="Kd"/>
+              <w:jc w:val="center"/>
               <w:cnfStyle w:val="000000000000" w:firstRow="0" w:lastRow="0" w:firstColumn="0" w:lastColumn="0" w:oddVBand="0" w:evenVBand="0" w:oddHBand="0" w:evenHBand="0" w:firstRowFirstColumn="0" w:firstRowLastColumn="0" w:lastRowFirstColumn="0" w:lastRowLastColumn="0"/>
             </w:pPr>
             <w:r>
@@ -12843,6 +12826,7 @@
           </w:tcPr>
           <w:p>
             <w:pPr>
+              <w:jc w:val="center"/>
               <w:cnfStyle w:val="000000000000" w:firstRow="0" w:lastRow="0" w:firstColumn="0" w:lastColumn="0" w:oddVBand="0" w:evenVBand="0" w:oddHBand="0" w:evenHBand="0" w:firstRowFirstColumn="0" w:firstRowLastColumn="0" w:lastRowFirstColumn="0" w:lastRowLastColumn="0"/>
             </w:pPr>
             <w:r>
@@ -12856,6 +12840,7 @@
           </w:tcPr>
           <w:p>
             <w:pPr>
+              <w:jc w:val="center"/>
               <w:cnfStyle w:val="000000000000" w:firstRow="0" w:lastRow="0" w:firstColumn="0" w:lastColumn="0" w:oddVBand="0" w:evenVBand="0" w:oddHBand="0" w:evenHBand="0" w:firstRowFirstColumn="0" w:firstRowLastColumn="0" w:lastRowFirstColumn="0" w:lastRowLastColumn="0"/>
             </w:pPr>
           </w:p>
@@ -12954,7 +12939,7 @@
       <w:pPr>
         <w:pStyle w:val="Nadpis3"/>
       </w:pPr>
-      <w:bookmarkStart w:id="39" w:name="_Toc193482817"/>
+      <w:bookmarkStart w:id="39" w:name="_Toc193899559"/>
       <w:r>
         <w:t xml:space="preserve">Tabulka </w:t>
       </w:r>
@@ -12992,6 +12977,9 @@
             <w:tcW w:w="1612" w:type="dxa"/>
           </w:tcPr>
           <w:p>
+            <w:pPr>
+              <w:jc w:val="center"/>
+            </w:pPr>
             <w:r>
               <w:t>Atribut</w:t>
             </w:r>
@@ -13003,6 +12991,7 @@
           </w:tcPr>
           <w:p>
             <w:pPr>
+              <w:jc w:val="center"/>
               <w:cnfStyle w:val="100000000000" w:firstRow="1" w:lastRow="0" w:firstColumn="0" w:lastColumn="0" w:oddVBand="0" w:evenVBand="0" w:oddHBand="0" w:evenHBand="0" w:firstRowFirstColumn="0" w:firstRowLastColumn="0" w:lastRowFirstColumn="0" w:lastRowLastColumn="0"/>
             </w:pPr>
             <w:r>
@@ -13016,6 +13005,7 @@
           </w:tcPr>
           <w:p>
             <w:pPr>
+              <w:jc w:val="center"/>
               <w:cnfStyle w:val="100000000000" w:firstRow="1" w:lastRow="0" w:firstColumn="0" w:lastColumn="0" w:oddVBand="0" w:evenVBand="0" w:oddHBand="0" w:evenHBand="0" w:firstRowFirstColumn="0" w:firstRowLastColumn="0" w:lastRowFirstColumn="0" w:lastRowLastColumn="0"/>
             </w:pPr>
             <w:r>
@@ -13029,6 +13019,7 @@
           </w:tcPr>
           <w:p>
             <w:pPr>
+              <w:jc w:val="center"/>
               <w:cnfStyle w:val="100000000000" w:firstRow="1" w:lastRow="0" w:firstColumn="0" w:lastColumn="0" w:oddVBand="0" w:evenVBand="0" w:oddHBand="0" w:evenHBand="0" w:firstRowFirstColumn="0" w:firstRowLastColumn="0" w:lastRowFirstColumn="0" w:lastRowLastColumn="0"/>
             </w:pPr>
             <w:r>
@@ -13049,6 +13040,7 @@
           <w:p>
             <w:pPr>
               <w:pStyle w:val="Kd"/>
+              <w:jc w:val="center"/>
               <w:rPr>
                 <w:b w:val="0"/>
                 <w:bCs w:val="0"/>
@@ -13072,6 +13064,7 @@
           <w:p>
             <w:pPr>
               <w:pStyle w:val="Kd"/>
+              <w:jc w:val="center"/>
               <w:cnfStyle w:val="000000000000" w:firstRow="0" w:lastRow="0" w:firstColumn="0" w:lastColumn="0" w:oddVBand="0" w:evenVBand="0" w:oddHBand="0" w:evenHBand="0" w:firstRowFirstColumn="0" w:firstRowLastColumn="0" w:lastRowFirstColumn="0" w:lastRowLastColumn="0"/>
             </w:pPr>
             <w:r>
@@ -13085,6 +13078,7 @@
           </w:tcPr>
           <w:p>
             <w:pPr>
+              <w:jc w:val="center"/>
               <w:cnfStyle w:val="000000000000" w:firstRow="0" w:lastRow="0" w:firstColumn="0" w:lastColumn="0" w:oddVBand="0" w:evenVBand="0" w:oddHBand="0" w:evenHBand="0" w:firstRowFirstColumn="0" w:firstRowLastColumn="0" w:lastRowFirstColumn="0" w:lastRowLastColumn="0"/>
             </w:pPr>
             <w:r>
@@ -13098,6 +13092,7 @@
           </w:tcPr>
           <w:p>
             <w:pPr>
+              <w:jc w:val="center"/>
               <w:cnfStyle w:val="000000000000" w:firstRow="0" w:lastRow="0" w:firstColumn="0" w:lastColumn="0" w:oddVBand="0" w:evenVBand="0" w:oddHBand="0" w:evenHBand="0" w:firstRowFirstColumn="0" w:firstRowLastColumn="0" w:lastRowFirstColumn="0" w:lastRowLastColumn="0"/>
             </w:pPr>
             <w:r>
@@ -13118,6 +13113,7 @@
           <w:p>
             <w:pPr>
               <w:pStyle w:val="Kd"/>
+              <w:jc w:val="center"/>
               <w:rPr>
                 <w:b w:val="0"/>
                 <w:bCs w:val="0"/>
@@ -13141,6 +13137,7 @@
           <w:p>
             <w:pPr>
               <w:pStyle w:val="Kd"/>
+              <w:jc w:val="center"/>
               <w:cnfStyle w:val="000000000000" w:firstRow="0" w:lastRow="0" w:firstColumn="0" w:lastColumn="0" w:oddVBand="0" w:evenVBand="0" w:oddHBand="0" w:evenHBand="0" w:firstRowFirstColumn="0" w:firstRowLastColumn="0" w:lastRowFirstColumn="0" w:lastRowLastColumn="0"/>
             </w:pPr>
             <w:r>
@@ -13154,6 +13151,7 @@
           </w:tcPr>
           <w:p>
             <w:pPr>
+              <w:jc w:val="center"/>
               <w:cnfStyle w:val="000000000000" w:firstRow="0" w:lastRow="0" w:firstColumn="0" w:lastColumn="0" w:oddVBand="0" w:evenVBand="0" w:oddHBand="0" w:evenHBand="0" w:firstRowFirstColumn="0" w:firstRowLastColumn="0" w:lastRowFirstColumn="0" w:lastRowLastColumn="0"/>
             </w:pPr>
             <w:r>
@@ -13167,6 +13165,7 @@
           </w:tcPr>
           <w:p>
             <w:pPr>
+              <w:jc w:val="center"/>
               <w:cnfStyle w:val="000000000000" w:firstRow="0" w:lastRow="0" w:firstColumn="0" w:lastColumn="0" w:oddVBand="0" w:evenVBand="0" w:oddHBand="0" w:evenHBand="0" w:firstRowFirstColumn="0" w:firstRowLastColumn="0" w:lastRowFirstColumn="0" w:lastRowLastColumn="0"/>
             </w:pPr>
             <w:r>
@@ -13187,6 +13186,7 @@
           <w:p>
             <w:pPr>
               <w:pStyle w:val="Kd"/>
+              <w:jc w:val="center"/>
               <w:rPr>
                 <w:b w:val="0"/>
                 <w:bCs w:val="0"/>
@@ -13210,6 +13210,7 @@
           <w:p>
             <w:pPr>
               <w:pStyle w:val="Kd"/>
+              <w:jc w:val="center"/>
               <w:cnfStyle w:val="000000000000" w:firstRow="0" w:lastRow="0" w:firstColumn="0" w:lastColumn="0" w:oddVBand="0" w:evenVBand="0" w:oddHBand="0" w:evenHBand="0" w:firstRowFirstColumn="0" w:firstRowLastColumn="0" w:lastRowFirstColumn="0" w:lastRowLastColumn="0"/>
             </w:pPr>
             <w:r>
@@ -13229,6 +13230,7 @@
           </w:tcPr>
           <w:p>
             <w:pPr>
+              <w:jc w:val="center"/>
               <w:cnfStyle w:val="000000000000" w:firstRow="0" w:lastRow="0" w:firstColumn="0" w:lastColumn="0" w:oddVBand="0" w:evenVBand="0" w:oddHBand="0" w:evenHBand="0" w:firstRowFirstColumn="0" w:firstRowLastColumn="0" w:lastRowFirstColumn="0" w:lastRowLastColumn="0"/>
             </w:pPr>
             <w:r>
@@ -13242,6 +13244,7 @@
           </w:tcPr>
           <w:p>
             <w:pPr>
+              <w:jc w:val="center"/>
               <w:cnfStyle w:val="000000000000" w:firstRow="0" w:lastRow="0" w:firstColumn="0" w:lastColumn="0" w:oddVBand="0" w:evenVBand="0" w:oddHBand="0" w:evenHBand="0" w:firstRowFirstColumn="0" w:firstRowLastColumn="0" w:lastRowFirstColumn="0" w:lastRowLastColumn="0"/>
             </w:pPr>
             <w:r>
@@ -13262,6 +13265,7 @@
           <w:p>
             <w:pPr>
               <w:pStyle w:val="Kd"/>
+              <w:jc w:val="center"/>
               <w:rPr>
                 <w:b w:val="0"/>
                 <w:bCs w:val="0"/>
@@ -13292,6 +13296,7 @@
           <w:p>
             <w:pPr>
               <w:pStyle w:val="Kd"/>
+              <w:jc w:val="center"/>
               <w:cnfStyle w:val="000000000000" w:firstRow="0" w:lastRow="0" w:firstColumn="0" w:lastColumn="0" w:oddVBand="0" w:evenVBand="0" w:oddHBand="0" w:evenHBand="0" w:firstRowFirstColumn="0" w:firstRowLastColumn="0" w:lastRowFirstColumn="0" w:lastRowLastColumn="0"/>
             </w:pPr>
             <w:r>
@@ -13305,6 +13310,7 @@
           </w:tcPr>
           <w:p>
             <w:pPr>
+              <w:jc w:val="center"/>
               <w:cnfStyle w:val="000000000000" w:firstRow="0" w:lastRow="0" w:firstColumn="0" w:lastColumn="0" w:oddVBand="0" w:evenVBand="0" w:oddHBand="0" w:evenHBand="0" w:firstRowFirstColumn="0" w:firstRowLastColumn="0" w:lastRowFirstColumn="0" w:lastRowLastColumn="0"/>
             </w:pPr>
             <w:r>
@@ -13318,6 +13324,7 @@
           </w:tcPr>
           <w:p>
             <w:pPr>
+              <w:jc w:val="center"/>
               <w:cnfStyle w:val="000000000000" w:firstRow="0" w:lastRow="0" w:firstColumn="0" w:lastColumn="0" w:oddVBand="0" w:evenVBand="0" w:oddHBand="0" w:evenHBand="0" w:firstRowFirstColumn="0" w:firstRowLastColumn="0" w:lastRowFirstColumn="0" w:lastRowLastColumn="0"/>
             </w:pPr>
           </w:p>
@@ -13397,7 +13404,7 @@
       <w:pPr>
         <w:pStyle w:val="Nadpis3"/>
       </w:pPr>
-      <w:bookmarkStart w:id="40" w:name="_Toc193482818"/>
+      <w:bookmarkStart w:id="40" w:name="_Toc193899560"/>
       <w:r>
         <w:lastRenderedPageBreak/>
         <w:t xml:space="preserve">Tabulka </w:t>
@@ -13436,6 +13443,9 @@
             <w:tcW w:w="1917" w:type="dxa"/>
           </w:tcPr>
           <w:p>
+            <w:pPr>
+              <w:jc w:val="center"/>
+            </w:pPr>
             <w:r>
               <w:t>Atribut</w:t>
             </w:r>
@@ -13447,6 +13457,7 @@
           </w:tcPr>
           <w:p>
             <w:pPr>
+              <w:jc w:val="center"/>
               <w:cnfStyle w:val="100000000000" w:firstRow="1" w:lastRow="0" w:firstColumn="0" w:lastColumn="0" w:oddVBand="0" w:evenVBand="0" w:oddHBand="0" w:evenHBand="0" w:firstRowFirstColumn="0" w:firstRowLastColumn="0" w:lastRowFirstColumn="0" w:lastRowLastColumn="0"/>
             </w:pPr>
             <w:r>
@@ -13460,6 +13471,7 @@
           </w:tcPr>
           <w:p>
             <w:pPr>
+              <w:jc w:val="center"/>
               <w:cnfStyle w:val="100000000000" w:firstRow="1" w:lastRow="0" w:firstColumn="0" w:lastColumn="0" w:oddVBand="0" w:evenVBand="0" w:oddHBand="0" w:evenHBand="0" w:firstRowFirstColumn="0" w:firstRowLastColumn="0" w:lastRowFirstColumn="0" w:lastRowLastColumn="0"/>
             </w:pPr>
             <w:r>
@@ -13473,6 +13485,7 @@
           </w:tcPr>
           <w:p>
             <w:pPr>
+              <w:jc w:val="center"/>
               <w:cnfStyle w:val="100000000000" w:firstRow="1" w:lastRow="0" w:firstColumn="0" w:lastColumn="0" w:oddVBand="0" w:evenVBand="0" w:oddHBand="0" w:evenHBand="0" w:firstRowFirstColumn="0" w:firstRowLastColumn="0" w:lastRowFirstColumn="0" w:lastRowLastColumn="0"/>
             </w:pPr>
             <w:r>
@@ -13493,6 +13506,7 @@
           <w:p>
             <w:pPr>
               <w:pStyle w:val="Kd"/>
+              <w:jc w:val="center"/>
               <w:rPr>
                 <w:b w:val="0"/>
                 <w:bCs w:val="0"/>
@@ -13516,6 +13530,7 @@
           <w:p>
             <w:pPr>
               <w:pStyle w:val="Kd"/>
+              <w:jc w:val="center"/>
               <w:cnfStyle w:val="000000000000" w:firstRow="0" w:lastRow="0" w:firstColumn="0" w:lastColumn="0" w:oddVBand="0" w:evenVBand="0" w:oddHBand="0" w:evenHBand="0" w:firstRowFirstColumn="0" w:firstRowLastColumn="0" w:lastRowFirstColumn="0" w:lastRowLastColumn="0"/>
             </w:pPr>
             <w:r>
@@ -13529,6 +13544,7 @@
           </w:tcPr>
           <w:p>
             <w:pPr>
+              <w:jc w:val="center"/>
               <w:cnfStyle w:val="000000000000" w:firstRow="0" w:lastRow="0" w:firstColumn="0" w:lastColumn="0" w:oddVBand="0" w:evenVBand="0" w:oddHBand="0" w:evenHBand="0" w:firstRowFirstColumn="0" w:firstRowLastColumn="0" w:lastRowFirstColumn="0" w:lastRowLastColumn="0"/>
             </w:pPr>
             <w:r>
@@ -13542,6 +13558,7 @@
           </w:tcPr>
           <w:p>
             <w:pPr>
+              <w:jc w:val="center"/>
               <w:cnfStyle w:val="000000000000" w:firstRow="0" w:lastRow="0" w:firstColumn="0" w:lastColumn="0" w:oddVBand="0" w:evenVBand="0" w:oddHBand="0" w:evenHBand="0" w:firstRowFirstColumn="0" w:firstRowLastColumn="0" w:lastRowFirstColumn="0" w:lastRowLastColumn="0"/>
             </w:pPr>
             <w:r>
@@ -13573,6 +13590,7 @@
           <w:p>
             <w:pPr>
               <w:pStyle w:val="Kd"/>
+              <w:jc w:val="center"/>
               <w:rPr>
                 <w:b w:val="0"/>
                 <w:bCs w:val="0"/>
@@ -13596,6 +13614,7 @@
           <w:p>
             <w:pPr>
               <w:pStyle w:val="Kd"/>
+              <w:jc w:val="center"/>
               <w:cnfStyle w:val="000000000000" w:firstRow="0" w:lastRow="0" w:firstColumn="0" w:lastColumn="0" w:oddVBand="0" w:evenVBand="0" w:oddHBand="0" w:evenHBand="0" w:firstRowFirstColumn="0" w:firstRowLastColumn="0" w:lastRowFirstColumn="0" w:lastRowLastColumn="0"/>
             </w:pPr>
             <w:r>
@@ -13609,6 +13628,7 @@
           </w:tcPr>
           <w:p>
             <w:pPr>
+              <w:jc w:val="center"/>
               <w:cnfStyle w:val="000000000000" w:firstRow="0" w:lastRow="0" w:firstColumn="0" w:lastColumn="0" w:oddVBand="0" w:evenVBand="0" w:oddHBand="0" w:evenHBand="0" w:firstRowFirstColumn="0" w:firstRowLastColumn="0" w:lastRowFirstColumn="0" w:lastRowLastColumn="0"/>
             </w:pPr>
             <w:r>
@@ -13622,6 +13642,7 @@
           </w:tcPr>
           <w:p>
             <w:pPr>
+              <w:jc w:val="center"/>
               <w:cnfStyle w:val="000000000000" w:firstRow="0" w:lastRow="0" w:firstColumn="0" w:lastColumn="0" w:oddVBand="0" w:evenVBand="0" w:oddHBand="0" w:evenHBand="0" w:firstRowFirstColumn="0" w:firstRowLastColumn="0" w:lastRowFirstColumn="0" w:lastRowLastColumn="0"/>
             </w:pPr>
             <w:r>
@@ -13749,7 +13770,7 @@
       <w:pPr>
         <w:pStyle w:val="Nadpis3"/>
       </w:pPr>
-      <w:bookmarkStart w:id="41" w:name="_Toc193482819"/>
+      <w:bookmarkStart w:id="41" w:name="_Toc193899561"/>
       <w:r>
         <w:t xml:space="preserve">Tabulka </w:t>
       </w:r>
@@ -13787,6 +13808,9 @@
             <w:tcW w:w="1736" w:type="dxa"/>
           </w:tcPr>
           <w:p>
+            <w:pPr>
+              <w:jc w:val="center"/>
+            </w:pPr>
             <w:r>
               <w:t>Atribut</w:t>
             </w:r>
@@ -13798,6 +13822,7 @@
           </w:tcPr>
           <w:p>
             <w:pPr>
+              <w:jc w:val="center"/>
               <w:cnfStyle w:val="100000000000" w:firstRow="1" w:lastRow="0" w:firstColumn="0" w:lastColumn="0" w:oddVBand="0" w:evenVBand="0" w:oddHBand="0" w:evenHBand="0" w:firstRowFirstColumn="0" w:firstRowLastColumn="0" w:lastRowFirstColumn="0" w:lastRowLastColumn="0"/>
             </w:pPr>
             <w:r>
@@ -13811,6 +13836,7 @@
           </w:tcPr>
           <w:p>
             <w:pPr>
+              <w:jc w:val="center"/>
               <w:cnfStyle w:val="100000000000" w:firstRow="1" w:lastRow="0" w:firstColumn="0" w:lastColumn="0" w:oddVBand="0" w:evenVBand="0" w:oddHBand="0" w:evenHBand="0" w:firstRowFirstColumn="0" w:firstRowLastColumn="0" w:lastRowFirstColumn="0" w:lastRowLastColumn="0"/>
             </w:pPr>
             <w:r>
@@ -13824,6 +13850,7 @@
           </w:tcPr>
           <w:p>
             <w:pPr>
+              <w:jc w:val="center"/>
               <w:cnfStyle w:val="100000000000" w:firstRow="1" w:lastRow="0" w:firstColumn="0" w:lastColumn="0" w:oddVBand="0" w:evenVBand="0" w:oddHBand="0" w:evenHBand="0" w:firstRowFirstColumn="0" w:firstRowLastColumn="0" w:lastRowFirstColumn="0" w:lastRowLastColumn="0"/>
             </w:pPr>
             <w:r>
@@ -13844,6 +13871,7 @@
           <w:p>
             <w:pPr>
               <w:pStyle w:val="Kd"/>
+              <w:jc w:val="center"/>
               <w:rPr>
                 <w:b w:val="0"/>
                 <w:bCs w:val="0"/>
@@ -13867,6 +13895,7 @@
           <w:p>
             <w:pPr>
               <w:pStyle w:val="Kd"/>
+              <w:jc w:val="center"/>
               <w:cnfStyle w:val="000000000000" w:firstRow="0" w:lastRow="0" w:firstColumn="0" w:lastColumn="0" w:oddVBand="0" w:evenVBand="0" w:oddHBand="0" w:evenHBand="0" w:firstRowFirstColumn="0" w:firstRowLastColumn="0" w:lastRowFirstColumn="0" w:lastRowLastColumn="0"/>
             </w:pPr>
             <w:r>
@@ -13880,6 +13909,7 @@
           </w:tcPr>
           <w:p>
             <w:pPr>
+              <w:jc w:val="center"/>
               <w:cnfStyle w:val="000000000000" w:firstRow="0" w:lastRow="0" w:firstColumn="0" w:lastColumn="0" w:oddVBand="0" w:evenVBand="0" w:oddHBand="0" w:evenHBand="0" w:firstRowFirstColumn="0" w:firstRowLastColumn="0" w:lastRowFirstColumn="0" w:lastRowLastColumn="0"/>
             </w:pPr>
             <w:r>
@@ -13893,6 +13923,7 @@
           </w:tcPr>
           <w:p>
             <w:pPr>
+              <w:jc w:val="center"/>
               <w:cnfStyle w:val="000000000000" w:firstRow="0" w:lastRow="0" w:firstColumn="0" w:lastColumn="0" w:oddVBand="0" w:evenVBand="0" w:oddHBand="0" w:evenHBand="0" w:firstRowFirstColumn="0" w:firstRowLastColumn="0" w:lastRowFirstColumn="0" w:lastRowLastColumn="0"/>
             </w:pPr>
             <w:r>
@@ -13913,6 +13944,7 @@
           <w:p>
             <w:pPr>
               <w:pStyle w:val="Kd"/>
+              <w:jc w:val="center"/>
               <w:rPr>
                 <w:b w:val="0"/>
                 <w:bCs w:val="0"/>
@@ -13936,6 +13968,7 @@
           <w:p>
             <w:pPr>
               <w:pStyle w:val="Kd"/>
+              <w:jc w:val="center"/>
               <w:cnfStyle w:val="000000000000" w:firstRow="0" w:lastRow="0" w:firstColumn="0" w:lastColumn="0" w:oddVBand="0" w:evenVBand="0" w:oddHBand="0" w:evenHBand="0" w:firstRowFirstColumn="0" w:firstRowLastColumn="0" w:lastRowFirstColumn="0" w:lastRowLastColumn="0"/>
             </w:pPr>
             <w:r>
@@ -13949,6 +13982,7 @@
           </w:tcPr>
           <w:p>
             <w:pPr>
+              <w:jc w:val="center"/>
               <w:cnfStyle w:val="000000000000" w:firstRow="0" w:lastRow="0" w:firstColumn="0" w:lastColumn="0" w:oddVBand="0" w:evenVBand="0" w:oddHBand="0" w:evenHBand="0" w:firstRowFirstColumn="0" w:firstRowLastColumn="0" w:lastRowFirstColumn="0" w:lastRowLastColumn="0"/>
             </w:pPr>
             <w:r>
@@ -13962,6 +13996,7 @@
           </w:tcPr>
           <w:p>
             <w:pPr>
+              <w:jc w:val="center"/>
               <w:cnfStyle w:val="000000000000" w:firstRow="0" w:lastRow="0" w:firstColumn="0" w:lastColumn="0" w:oddVBand="0" w:evenVBand="0" w:oddHBand="0" w:evenHBand="0" w:firstRowFirstColumn="0" w:firstRowLastColumn="0" w:lastRowFirstColumn="0" w:lastRowLastColumn="0"/>
             </w:pPr>
             <w:r>
@@ -13993,6 +14028,7 @@
           <w:p>
             <w:pPr>
               <w:pStyle w:val="Kd"/>
+              <w:jc w:val="center"/>
               <w:rPr>
                 <w:b w:val="0"/>
                 <w:bCs w:val="0"/>
@@ -14016,6 +14052,7 @@
           <w:p>
             <w:pPr>
               <w:pStyle w:val="Kd"/>
+              <w:jc w:val="center"/>
               <w:cnfStyle w:val="000000000000" w:firstRow="0" w:lastRow="0" w:firstColumn="0" w:lastColumn="0" w:oddVBand="0" w:evenVBand="0" w:oddHBand="0" w:evenHBand="0" w:firstRowFirstColumn="0" w:firstRowLastColumn="0" w:lastRowFirstColumn="0" w:lastRowLastColumn="0"/>
             </w:pPr>
             <w:r>
@@ -14029,6 +14066,7 @@
           </w:tcPr>
           <w:p>
             <w:pPr>
+              <w:jc w:val="center"/>
               <w:cnfStyle w:val="000000000000" w:firstRow="0" w:lastRow="0" w:firstColumn="0" w:lastColumn="0" w:oddVBand="0" w:evenVBand="0" w:oddHBand="0" w:evenHBand="0" w:firstRowFirstColumn="0" w:firstRowLastColumn="0" w:lastRowFirstColumn="0" w:lastRowLastColumn="0"/>
             </w:pPr>
             <w:r>
@@ -14042,6 +14080,7 @@
           </w:tcPr>
           <w:p>
             <w:pPr>
+              <w:jc w:val="center"/>
               <w:cnfStyle w:val="000000000000" w:firstRow="0" w:lastRow="0" w:firstColumn="0" w:lastColumn="0" w:oddVBand="0" w:evenVBand="0" w:oddHBand="0" w:evenHBand="0" w:firstRowFirstColumn="0" w:firstRowLastColumn="0" w:lastRowFirstColumn="0" w:lastRowLastColumn="0"/>
             </w:pPr>
             <w:r>
@@ -14073,6 +14112,7 @@
           <w:p>
             <w:pPr>
               <w:pStyle w:val="Kd"/>
+              <w:jc w:val="center"/>
               <w:rPr>
                 <w:b w:val="0"/>
                 <w:bCs w:val="0"/>
@@ -14096,6 +14136,7 @@
           <w:p>
             <w:pPr>
               <w:pStyle w:val="Kd"/>
+              <w:jc w:val="center"/>
               <w:cnfStyle w:val="000000000000" w:firstRow="0" w:lastRow="0" w:firstColumn="0" w:lastColumn="0" w:oddVBand="0" w:evenVBand="0" w:oddHBand="0" w:evenHBand="0" w:firstRowFirstColumn="0" w:firstRowLastColumn="0" w:lastRowFirstColumn="0" w:lastRowLastColumn="0"/>
             </w:pPr>
             <w:r>
@@ -14109,6 +14150,7 @@
           </w:tcPr>
           <w:p>
             <w:pPr>
+              <w:jc w:val="center"/>
               <w:cnfStyle w:val="000000000000" w:firstRow="0" w:lastRow="0" w:firstColumn="0" w:lastColumn="0" w:oddVBand="0" w:evenVBand="0" w:oddHBand="0" w:evenHBand="0" w:firstRowFirstColumn="0" w:firstRowLastColumn="0" w:lastRowFirstColumn="0" w:lastRowLastColumn="0"/>
             </w:pPr>
             <w:r>
@@ -14122,6 +14164,7 @@
           </w:tcPr>
           <w:p>
             <w:pPr>
+              <w:jc w:val="center"/>
               <w:cnfStyle w:val="000000000000" w:firstRow="0" w:lastRow="0" w:firstColumn="0" w:lastColumn="0" w:oddVBand="0" w:evenVBand="0" w:oddHBand="0" w:evenHBand="0" w:firstRowFirstColumn="0" w:firstRowLastColumn="0" w:lastRowFirstColumn="0" w:lastRowLastColumn="0"/>
             </w:pPr>
             <w:r>
@@ -14142,6 +14185,7 @@
           <w:p>
             <w:pPr>
               <w:pStyle w:val="Kd"/>
+              <w:jc w:val="center"/>
               <w:rPr>
                 <w:b w:val="0"/>
                 <w:bCs w:val="0"/>
@@ -14165,6 +14209,7 @@
           <w:p>
             <w:pPr>
               <w:pStyle w:val="Kd"/>
+              <w:jc w:val="center"/>
               <w:cnfStyle w:val="000000000000" w:firstRow="0" w:lastRow="0" w:firstColumn="0" w:lastColumn="0" w:oddVBand="0" w:evenVBand="0" w:oddHBand="0" w:evenHBand="0" w:firstRowFirstColumn="0" w:firstRowLastColumn="0" w:lastRowFirstColumn="0" w:lastRowLastColumn="0"/>
             </w:pPr>
             <w:r>
@@ -14178,6 +14223,7 @@
           </w:tcPr>
           <w:p>
             <w:pPr>
+              <w:jc w:val="center"/>
               <w:cnfStyle w:val="000000000000" w:firstRow="0" w:lastRow="0" w:firstColumn="0" w:lastColumn="0" w:oddVBand="0" w:evenVBand="0" w:oddHBand="0" w:evenHBand="0" w:firstRowFirstColumn="0" w:firstRowLastColumn="0" w:lastRowFirstColumn="0" w:lastRowLastColumn="0"/>
             </w:pPr>
             <w:r>
@@ -14191,6 +14237,7 @@
           </w:tcPr>
           <w:p>
             <w:pPr>
+              <w:jc w:val="center"/>
               <w:cnfStyle w:val="000000000000" w:firstRow="0" w:lastRow="0" w:firstColumn="0" w:lastColumn="0" w:oddVBand="0" w:evenVBand="0" w:oddHBand="0" w:evenHBand="0" w:firstRowFirstColumn="0" w:firstRowLastColumn="0" w:lastRowFirstColumn="0" w:lastRowLastColumn="0"/>
             </w:pPr>
           </w:p>
@@ -14208,6 +14255,7 @@
           <w:p>
             <w:pPr>
               <w:pStyle w:val="Kd"/>
+              <w:jc w:val="center"/>
               <w:rPr>
                 <w:b w:val="0"/>
                 <w:bCs w:val="0"/>
@@ -14231,6 +14279,7 @@
           <w:p>
             <w:pPr>
               <w:pStyle w:val="Kd"/>
+              <w:jc w:val="center"/>
               <w:cnfStyle w:val="000000000000" w:firstRow="0" w:lastRow="0" w:firstColumn="0" w:lastColumn="0" w:oddVBand="0" w:evenVBand="0" w:oddHBand="0" w:evenHBand="0" w:firstRowFirstColumn="0" w:firstRowLastColumn="0" w:lastRowFirstColumn="0" w:lastRowLastColumn="0"/>
             </w:pPr>
             <w:r>
@@ -14244,6 +14293,7 @@
           </w:tcPr>
           <w:p>
             <w:pPr>
+              <w:jc w:val="center"/>
               <w:cnfStyle w:val="000000000000" w:firstRow="0" w:lastRow="0" w:firstColumn="0" w:lastColumn="0" w:oddVBand="0" w:evenVBand="0" w:oddHBand="0" w:evenHBand="0" w:firstRowFirstColumn="0" w:firstRowLastColumn="0" w:lastRowFirstColumn="0" w:lastRowLastColumn="0"/>
             </w:pPr>
             <w:r>
@@ -14257,6 +14307,7 @@
           </w:tcPr>
           <w:p>
             <w:pPr>
+              <w:jc w:val="center"/>
               <w:cnfStyle w:val="000000000000" w:firstRow="0" w:lastRow="0" w:firstColumn="0" w:lastColumn="0" w:oddVBand="0" w:evenVBand="0" w:oddHBand="0" w:evenHBand="0" w:firstRowFirstColumn="0" w:firstRowLastColumn="0" w:lastRowFirstColumn="0" w:lastRowLastColumn="0"/>
             </w:pPr>
           </w:p>
@@ -14386,7 +14437,7 @@
       <w:pPr>
         <w:pStyle w:val="Nadpis3"/>
       </w:pPr>
-      <w:bookmarkStart w:id="42" w:name="_Toc193482820"/>
+      <w:bookmarkStart w:id="42" w:name="_Toc193899562"/>
       <w:r>
         <w:t xml:space="preserve">Tabulka </w:t>
       </w:r>
@@ -14424,6 +14475,9 @@
             <w:tcW w:w="1720" w:type="dxa"/>
           </w:tcPr>
           <w:p>
+            <w:pPr>
+              <w:jc w:val="center"/>
+            </w:pPr>
             <w:r>
               <w:t>Atribut</w:t>
             </w:r>
@@ -14435,6 +14489,7 @@
           </w:tcPr>
           <w:p>
             <w:pPr>
+              <w:jc w:val="center"/>
               <w:cnfStyle w:val="100000000000" w:firstRow="1" w:lastRow="0" w:firstColumn="0" w:lastColumn="0" w:oddVBand="0" w:evenVBand="0" w:oddHBand="0" w:evenHBand="0" w:firstRowFirstColumn="0" w:firstRowLastColumn="0" w:lastRowFirstColumn="0" w:lastRowLastColumn="0"/>
             </w:pPr>
             <w:r>
@@ -14448,6 +14503,7 @@
           </w:tcPr>
           <w:p>
             <w:pPr>
+              <w:jc w:val="center"/>
               <w:cnfStyle w:val="100000000000" w:firstRow="1" w:lastRow="0" w:firstColumn="0" w:lastColumn="0" w:oddVBand="0" w:evenVBand="0" w:oddHBand="0" w:evenHBand="0" w:firstRowFirstColumn="0" w:firstRowLastColumn="0" w:lastRowFirstColumn="0" w:lastRowLastColumn="0"/>
             </w:pPr>
             <w:r>
@@ -14461,6 +14517,7 @@
           </w:tcPr>
           <w:p>
             <w:pPr>
+              <w:jc w:val="center"/>
               <w:cnfStyle w:val="100000000000" w:firstRow="1" w:lastRow="0" w:firstColumn="0" w:lastColumn="0" w:oddVBand="0" w:evenVBand="0" w:oddHBand="0" w:evenHBand="0" w:firstRowFirstColumn="0" w:firstRowLastColumn="0" w:lastRowFirstColumn="0" w:lastRowLastColumn="0"/>
             </w:pPr>
             <w:r>
@@ -14481,6 +14538,7 @@
           <w:p>
             <w:pPr>
               <w:pStyle w:val="Kd"/>
+              <w:jc w:val="center"/>
               <w:rPr>
                 <w:b w:val="0"/>
                 <w:bCs w:val="0"/>
@@ -14511,6 +14569,7 @@
           <w:p>
             <w:pPr>
               <w:pStyle w:val="Kd"/>
+              <w:jc w:val="center"/>
               <w:cnfStyle w:val="000000000000" w:firstRow="0" w:lastRow="0" w:firstColumn="0" w:lastColumn="0" w:oddVBand="0" w:evenVBand="0" w:oddHBand="0" w:evenHBand="0" w:firstRowFirstColumn="0" w:firstRowLastColumn="0" w:lastRowFirstColumn="0" w:lastRowLastColumn="0"/>
             </w:pPr>
             <w:r>
@@ -14524,6 +14583,7 @@
           </w:tcPr>
           <w:p>
             <w:pPr>
+              <w:jc w:val="center"/>
               <w:cnfStyle w:val="000000000000" w:firstRow="0" w:lastRow="0" w:firstColumn="0" w:lastColumn="0" w:oddVBand="0" w:evenVBand="0" w:oddHBand="0" w:evenHBand="0" w:firstRowFirstColumn="0" w:firstRowLastColumn="0" w:lastRowFirstColumn="0" w:lastRowLastColumn="0"/>
             </w:pPr>
             <w:r>
@@ -14537,6 +14597,7 @@
           </w:tcPr>
           <w:p>
             <w:pPr>
+              <w:jc w:val="center"/>
               <w:cnfStyle w:val="000000000000" w:firstRow="0" w:lastRow="0" w:firstColumn="0" w:lastColumn="0" w:oddVBand="0" w:evenVBand="0" w:oddHBand="0" w:evenHBand="0" w:firstRowFirstColumn="0" w:firstRowLastColumn="0" w:lastRowFirstColumn="0" w:lastRowLastColumn="0"/>
             </w:pPr>
             <w:r>
@@ -14557,6 +14618,7 @@
           <w:p>
             <w:pPr>
               <w:pStyle w:val="Kd"/>
+              <w:jc w:val="center"/>
               <w:rPr>
                 <w:b w:val="0"/>
                 <w:bCs w:val="0"/>
@@ -14580,6 +14642,7 @@
           <w:p>
             <w:pPr>
               <w:pStyle w:val="Kd"/>
+              <w:jc w:val="center"/>
               <w:cnfStyle w:val="000000000000" w:firstRow="0" w:lastRow="0" w:firstColumn="0" w:lastColumn="0" w:oddVBand="0" w:evenVBand="0" w:oddHBand="0" w:evenHBand="0" w:firstRowFirstColumn="0" w:firstRowLastColumn="0" w:lastRowFirstColumn="0" w:lastRowLastColumn="0"/>
             </w:pPr>
             <w:r>
@@ -14593,6 +14656,7 @@
           </w:tcPr>
           <w:p>
             <w:pPr>
+              <w:jc w:val="center"/>
               <w:cnfStyle w:val="000000000000" w:firstRow="0" w:lastRow="0" w:firstColumn="0" w:lastColumn="0" w:oddVBand="0" w:evenVBand="0" w:oddHBand="0" w:evenHBand="0" w:firstRowFirstColumn="0" w:firstRowLastColumn="0" w:lastRowFirstColumn="0" w:lastRowLastColumn="0"/>
             </w:pPr>
             <w:r>
@@ -14606,6 +14670,7 @@
           </w:tcPr>
           <w:p>
             <w:pPr>
+              <w:jc w:val="center"/>
               <w:cnfStyle w:val="000000000000" w:firstRow="0" w:lastRow="0" w:firstColumn="0" w:lastColumn="0" w:oddVBand="0" w:evenVBand="0" w:oddHBand="0" w:evenHBand="0" w:firstRowFirstColumn="0" w:firstRowLastColumn="0" w:lastRowFirstColumn="0" w:lastRowLastColumn="0"/>
             </w:pPr>
           </w:p>
@@ -14623,6 +14688,7 @@
           <w:p>
             <w:pPr>
               <w:pStyle w:val="Kd"/>
+              <w:jc w:val="center"/>
               <w:rPr>
                 <w:b w:val="0"/>
                 <w:bCs w:val="0"/>
@@ -14646,6 +14712,7 @@
           <w:p>
             <w:pPr>
               <w:pStyle w:val="Kd"/>
+              <w:jc w:val="center"/>
               <w:cnfStyle w:val="000000000000" w:firstRow="0" w:lastRow="0" w:firstColumn="0" w:lastColumn="0" w:oddVBand="0" w:evenVBand="0" w:oddHBand="0" w:evenHBand="0" w:firstRowFirstColumn="0" w:firstRowLastColumn="0" w:lastRowFirstColumn="0" w:lastRowLastColumn="0"/>
             </w:pPr>
             <w:r>
@@ -14659,6 +14726,7 @@
           </w:tcPr>
           <w:p>
             <w:pPr>
+              <w:jc w:val="center"/>
               <w:cnfStyle w:val="000000000000" w:firstRow="0" w:lastRow="0" w:firstColumn="0" w:lastColumn="0" w:oddVBand="0" w:evenVBand="0" w:oddHBand="0" w:evenHBand="0" w:firstRowFirstColumn="0" w:firstRowLastColumn="0" w:lastRowFirstColumn="0" w:lastRowLastColumn="0"/>
             </w:pPr>
             <w:r>
@@ -14672,6 +14740,7 @@
           </w:tcPr>
           <w:p>
             <w:pPr>
+              <w:jc w:val="center"/>
               <w:cnfStyle w:val="000000000000" w:firstRow="0" w:lastRow="0" w:firstColumn="0" w:lastColumn="0" w:oddVBand="0" w:evenVBand="0" w:oddHBand="0" w:evenHBand="0" w:firstRowFirstColumn="0" w:firstRowLastColumn="0" w:lastRowFirstColumn="0" w:lastRowLastColumn="0"/>
             </w:pPr>
           </w:p>
@@ -14748,7 +14817,7 @@
       <w:pPr>
         <w:pStyle w:val="Nadpis3"/>
       </w:pPr>
-      <w:bookmarkStart w:id="43" w:name="_Toc193482821"/>
+      <w:bookmarkStart w:id="43" w:name="_Toc193899563"/>
       <w:r>
         <w:t xml:space="preserve">Tabulka </w:t>
       </w:r>
@@ -14786,6 +14855,9 @@
             <w:tcW w:w="1917" w:type="dxa"/>
           </w:tcPr>
           <w:p>
+            <w:pPr>
+              <w:jc w:val="center"/>
+            </w:pPr>
             <w:r>
               <w:t>Atribut</w:t>
             </w:r>
@@ -14797,6 +14869,7 @@
           </w:tcPr>
           <w:p>
             <w:pPr>
+              <w:jc w:val="center"/>
               <w:cnfStyle w:val="100000000000" w:firstRow="1" w:lastRow="0" w:firstColumn="0" w:lastColumn="0" w:oddVBand="0" w:evenVBand="0" w:oddHBand="0" w:evenHBand="0" w:firstRowFirstColumn="0" w:firstRowLastColumn="0" w:lastRowFirstColumn="0" w:lastRowLastColumn="0"/>
             </w:pPr>
             <w:r>
@@ -14810,6 +14883,7 @@
           </w:tcPr>
           <w:p>
             <w:pPr>
+              <w:jc w:val="center"/>
               <w:cnfStyle w:val="100000000000" w:firstRow="1" w:lastRow="0" w:firstColumn="0" w:lastColumn="0" w:oddVBand="0" w:evenVBand="0" w:oddHBand="0" w:evenHBand="0" w:firstRowFirstColumn="0" w:firstRowLastColumn="0" w:lastRowFirstColumn="0" w:lastRowLastColumn="0"/>
             </w:pPr>
             <w:r>
@@ -14823,6 +14897,7 @@
           </w:tcPr>
           <w:p>
             <w:pPr>
+              <w:jc w:val="center"/>
               <w:cnfStyle w:val="100000000000" w:firstRow="1" w:lastRow="0" w:firstColumn="0" w:lastColumn="0" w:oddVBand="0" w:evenVBand="0" w:oddHBand="0" w:evenHBand="0" w:firstRowFirstColumn="0" w:firstRowLastColumn="0" w:lastRowFirstColumn="0" w:lastRowLastColumn="0"/>
             </w:pPr>
             <w:r>
@@ -14843,6 +14918,7 @@
           <w:p>
             <w:pPr>
               <w:pStyle w:val="Kd"/>
+              <w:jc w:val="center"/>
               <w:rPr>
                 <w:b w:val="0"/>
                 <w:bCs w:val="0"/>
@@ -14866,6 +14942,7 @@
           <w:p>
             <w:pPr>
               <w:pStyle w:val="Kd"/>
+              <w:jc w:val="center"/>
               <w:cnfStyle w:val="000000000000" w:firstRow="0" w:lastRow="0" w:firstColumn="0" w:lastColumn="0" w:oddVBand="0" w:evenVBand="0" w:oddHBand="0" w:evenHBand="0" w:firstRowFirstColumn="0" w:firstRowLastColumn="0" w:lastRowFirstColumn="0" w:lastRowLastColumn="0"/>
             </w:pPr>
             <w:r>
@@ -14879,6 +14956,7 @@
           </w:tcPr>
           <w:p>
             <w:pPr>
+              <w:jc w:val="center"/>
               <w:cnfStyle w:val="000000000000" w:firstRow="0" w:lastRow="0" w:firstColumn="0" w:lastColumn="0" w:oddVBand="0" w:evenVBand="0" w:oddHBand="0" w:evenHBand="0" w:firstRowFirstColumn="0" w:firstRowLastColumn="0" w:lastRowFirstColumn="0" w:lastRowLastColumn="0"/>
             </w:pPr>
             <w:r>
@@ -14892,6 +14970,7 @@
           </w:tcPr>
           <w:p>
             <w:pPr>
+              <w:jc w:val="center"/>
               <w:cnfStyle w:val="000000000000" w:firstRow="0" w:lastRow="0" w:firstColumn="0" w:lastColumn="0" w:oddVBand="0" w:evenVBand="0" w:oddHBand="0" w:evenHBand="0" w:firstRowFirstColumn="0" w:firstRowLastColumn="0" w:lastRowFirstColumn="0" w:lastRowLastColumn="0"/>
             </w:pPr>
             <w:r>
@@ -14923,6 +15002,7 @@
           <w:p>
             <w:pPr>
               <w:pStyle w:val="Kd"/>
+              <w:jc w:val="center"/>
               <w:rPr>
                 <w:b w:val="0"/>
                 <w:bCs w:val="0"/>
@@ -14953,6 +15033,7 @@
           <w:p>
             <w:pPr>
               <w:pStyle w:val="Kd"/>
+              <w:jc w:val="center"/>
               <w:cnfStyle w:val="000000000000" w:firstRow="0" w:lastRow="0" w:firstColumn="0" w:lastColumn="0" w:oddVBand="0" w:evenVBand="0" w:oddHBand="0" w:evenHBand="0" w:firstRowFirstColumn="0" w:firstRowLastColumn="0" w:lastRowFirstColumn="0" w:lastRowLastColumn="0"/>
             </w:pPr>
             <w:r>
@@ -14966,6 +15047,7 @@
           </w:tcPr>
           <w:p>
             <w:pPr>
+              <w:jc w:val="center"/>
               <w:cnfStyle w:val="000000000000" w:firstRow="0" w:lastRow="0" w:firstColumn="0" w:lastColumn="0" w:oddVBand="0" w:evenVBand="0" w:oddHBand="0" w:evenHBand="0" w:firstRowFirstColumn="0" w:firstRowLastColumn="0" w:lastRowFirstColumn="0" w:lastRowLastColumn="0"/>
             </w:pPr>
             <w:r>
@@ -14979,6 +15061,7 @@
           </w:tcPr>
           <w:p>
             <w:pPr>
+              <w:jc w:val="center"/>
               <w:cnfStyle w:val="000000000000" w:firstRow="0" w:lastRow="0" w:firstColumn="0" w:lastColumn="0" w:oddVBand="0" w:evenVBand="0" w:oddHBand="0" w:evenHBand="0" w:firstRowFirstColumn="0" w:firstRowLastColumn="0" w:lastRowFirstColumn="0" w:lastRowLastColumn="0"/>
             </w:pPr>
             <w:r>
@@ -15105,7 +15188,7 @@
       <w:pPr>
         <w:pStyle w:val="Nadpis3"/>
       </w:pPr>
-      <w:bookmarkStart w:id="44" w:name="_Toc193482822"/>
+      <w:bookmarkStart w:id="44" w:name="_Toc193899564"/>
       <w:r>
         <w:t xml:space="preserve">Tabulka </w:t>
       </w:r>
@@ -15143,6 +15226,9 @@
             <w:tcW w:w="2112" w:type="dxa"/>
           </w:tcPr>
           <w:p>
+            <w:pPr>
+              <w:jc w:val="center"/>
+            </w:pPr>
             <w:r>
               <w:t>Atribut</w:t>
             </w:r>
@@ -15154,6 +15240,7 @@
           </w:tcPr>
           <w:p>
             <w:pPr>
+              <w:jc w:val="center"/>
               <w:cnfStyle w:val="100000000000" w:firstRow="1" w:lastRow="0" w:firstColumn="0" w:lastColumn="0" w:oddVBand="0" w:evenVBand="0" w:oddHBand="0" w:evenHBand="0" w:firstRowFirstColumn="0" w:firstRowLastColumn="0" w:lastRowFirstColumn="0" w:lastRowLastColumn="0"/>
             </w:pPr>
             <w:r>
@@ -15167,6 +15254,7 @@
           </w:tcPr>
           <w:p>
             <w:pPr>
+              <w:jc w:val="center"/>
               <w:cnfStyle w:val="100000000000" w:firstRow="1" w:lastRow="0" w:firstColumn="0" w:lastColumn="0" w:oddVBand="0" w:evenVBand="0" w:oddHBand="0" w:evenHBand="0" w:firstRowFirstColumn="0" w:firstRowLastColumn="0" w:lastRowFirstColumn="0" w:lastRowLastColumn="0"/>
             </w:pPr>
             <w:r>
@@ -15180,6 +15268,7 @@
           </w:tcPr>
           <w:p>
             <w:pPr>
+              <w:jc w:val="center"/>
               <w:cnfStyle w:val="100000000000" w:firstRow="1" w:lastRow="0" w:firstColumn="0" w:lastColumn="0" w:oddVBand="0" w:evenVBand="0" w:oddHBand="0" w:evenHBand="0" w:firstRowFirstColumn="0" w:firstRowLastColumn="0" w:lastRowFirstColumn="0" w:lastRowLastColumn="0"/>
             </w:pPr>
             <w:r>
@@ -15200,6 +15289,7 @@
           <w:p>
             <w:pPr>
               <w:pStyle w:val="Kd"/>
+              <w:jc w:val="center"/>
               <w:rPr>
                 <w:b w:val="0"/>
                 <w:bCs w:val="0"/>
@@ -15223,6 +15313,7 @@
           <w:p>
             <w:pPr>
               <w:pStyle w:val="Kd"/>
+              <w:jc w:val="center"/>
               <w:cnfStyle w:val="000000000000" w:firstRow="0" w:lastRow="0" w:firstColumn="0" w:lastColumn="0" w:oddVBand="0" w:evenVBand="0" w:oddHBand="0" w:evenHBand="0" w:firstRowFirstColumn="0" w:firstRowLastColumn="0" w:lastRowFirstColumn="0" w:lastRowLastColumn="0"/>
             </w:pPr>
             <w:r>
@@ -15236,6 +15327,7 @@
           </w:tcPr>
           <w:p>
             <w:pPr>
+              <w:jc w:val="center"/>
               <w:cnfStyle w:val="000000000000" w:firstRow="0" w:lastRow="0" w:firstColumn="0" w:lastColumn="0" w:oddVBand="0" w:evenVBand="0" w:oddHBand="0" w:evenHBand="0" w:firstRowFirstColumn="0" w:firstRowLastColumn="0" w:lastRowFirstColumn="0" w:lastRowLastColumn="0"/>
             </w:pPr>
             <w:r>
@@ -15249,6 +15341,7 @@
           </w:tcPr>
           <w:p>
             <w:pPr>
+              <w:jc w:val="center"/>
               <w:cnfStyle w:val="000000000000" w:firstRow="0" w:lastRow="0" w:firstColumn="0" w:lastColumn="0" w:oddVBand="0" w:evenVBand="0" w:oddHBand="0" w:evenHBand="0" w:firstRowFirstColumn="0" w:firstRowLastColumn="0" w:lastRowFirstColumn="0" w:lastRowLastColumn="0"/>
             </w:pPr>
             <w:r>
@@ -15269,6 +15362,7 @@
           <w:p>
             <w:pPr>
               <w:pStyle w:val="Kd"/>
+              <w:jc w:val="center"/>
               <w:rPr>
                 <w:b w:val="0"/>
                 <w:bCs w:val="0"/>
@@ -15292,6 +15386,7 @@
           <w:p>
             <w:pPr>
               <w:pStyle w:val="Kd"/>
+              <w:jc w:val="center"/>
               <w:cnfStyle w:val="000000000000" w:firstRow="0" w:lastRow="0" w:firstColumn="0" w:lastColumn="0" w:oddVBand="0" w:evenVBand="0" w:oddHBand="0" w:evenHBand="0" w:firstRowFirstColumn="0" w:firstRowLastColumn="0" w:lastRowFirstColumn="0" w:lastRowLastColumn="0"/>
             </w:pPr>
             <w:r>
@@ -15305,6 +15400,7 @@
           </w:tcPr>
           <w:p>
             <w:pPr>
+              <w:jc w:val="center"/>
               <w:cnfStyle w:val="000000000000" w:firstRow="0" w:lastRow="0" w:firstColumn="0" w:lastColumn="0" w:oddVBand="0" w:evenVBand="0" w:oddHBand="0" w:evenHBand="0" w:firstRowFirstColumn="0" w:firstRowLastColumn="0" w:lastRowFirstColumn="0" w:lastRowLastColumn="0"/>
             </w:pPr>
             <w:r>
@@ -15318,6 +15414,7 @@
           </w:tcPr>
           <w:p>
             <w:pPr>
+              <w:jc w:val="center"/>
               <w:cnfStyle w:val="000000000000" w:firstRow="0" w:lastRow="0" w:firstColumn="0" w:lastColumn="0" w:oddVBand="0" w:evenVBand="0" w:oddHBand="0" w:evenHBand="0" w:firstRowFirstColumn="0" w:firstRowLastColumn="0" w:lastRowFirstColumn="0" w:lastRowLastColumn="0"/>
             </w:pPr>
           </w:p>
@@ -15335,6 +15432,7 @@
           <w:p>
             <w:pPr>
               <w:pStyle w:val="Kd"/>
+              <w:jc w:val="center"/>
               <w:rPr>
                 <w:b w:val="0"/>
                 <w:bCs w:val="0"/>
@@ -15358,6 +15456,7 @@
           <w:p>
             <w:pPr>
               <w:pStyle w:val="Kd"/>
+              <w:jc w:val="center"/>
               <w:cnfStyle w:val="000000000000" w:firstRow="0" w:lastRow="0" w:firstColumn="0" w:lastColumn="0" w:oddVBand="0" w:evenVBand="0" w:oddHBand="0" w:evenHBand="0" w:firstRowFirstColumn="0" w:firstRowLastColumn="0" w:lastRowFirstColumn="0" w:lastRowLastColumn="0"/>
             </w:pPr>
             <w:r>
@@ -15371,6 +15470,7 @@
           </w:tcPr>
           <w:p>
             <w:pPr>
+              <w:jc w:val="center"/>
               <w:cnfStyle w:val="000000000000" w:firstRow="0" w:lastRow="0" w:firstColumn="0" w:lastColumn="0" w:oddVBand="0" w:evenVBand="0" w:oddHBand="0" w:evenHBand="0" w:firstRowFirstColumn="0" w:firstRowLastColumn="0" w:lastRowFirstColumn="0" w:lastRowLastColumn="0"/>
             </w:pPr>
             <w:r>
@@ -15384,6 +15484,7 @@
           </w:tcPr>
           <w:p>
             <w:pPr>
+              <w:jc w:val="center"/>
               <w:cnfStyle w:val="000000000000" w:firstRow="0" w:lastRow="0" w:firstColumn="0" w:lastColumn="0" w:oddVBand="0" w:evenVBand="0" w:oddHBand="0" w:evenHBand="0" w:firstRowFirstColumn="0" w:firstRowLastColumn="0" w:lastRowFirstColumn="0" w:lastRowLastColumn="0"/>
             </w:pPr>
           </w:p>
@@ -15401,6 +15502,7 @@
           <w:p>
             <w:pPr>
               <w:pStyle w:val="Kd"/>
+              <w:jc w:val="center"/>
               <w:rPr>
                 <w:b w:val="0"/>
                 <w:bCs w:val="0"/>
@@ -15424,6 +15526,7 @@
           <w:p>
             <w:pPr>
               <w:pStyle w:val="Kd"/>
+              <w:jc w:val="center"/>
               <w:cnfStyle w:val="000000000000" w:firstRow="0" w:lastRow="0" w:firstColumn="0" w:lastColumn="0" w:oddVBand="0" w:evenVBand="0" w:oddHBand="0" w:evenHBand="0" w:firstRowFirstColumn="0" w:firstRowLastColumn="0" w:lastRowFirstColumn="0" w:lastRowLastColumn="0"/>
             </w:pPr>
             <w:r>
@@ -15437,6 +15540,7 @@
           </w:tcPr>
           <w:p>
             <w:pPr>
+              <w:jc w:val="center"/>
               <w:cnfStyle w:val="000000000000" w:firstRow="0" w:lastRow="0" w:firstColumn="0" w:lastColumn="0" w:oddVBand="0" w:evenVBand="0" w:oddHBand="0" w:evenHBand="0" w:firstRowFirstColumn="0" w:firstRowLastColumn="0" w:lastRowFirstColumn="0" w:lastRowLastColumn="0"/>
             </w:pPr>
             <w:r>
@@ -15450,6 +15554,7 @@
           </w:tcPr>
           <w:p>
             <w:pPr>
+              <w:jc w:val="center"/>
               <w:cnfStyle w:val="000000000000" w:firstRow="0" w:lastRow="0" w:firstColumn="0" w:lastColumn="0" w:oddVBand="0" w:evenVBand="0" w:oddHBand="0" w:evenHBand="0" w:firstRowFirstColumn="0" w:firstRowLastColumn="0" w:lastRowFirstColumn="0" w:lastRowLastColumn="0"/>
             </w:pPr>
           </w:p>
@@ -15467,6 +15572,7 @@
           <w:p>
             <w:pPr>
               <w:pStyle w:val="Kd"/>
+              <w:jc w:val="center"/>
               <w:rPr>
                 <w:b w:val="0"/>
                 <w:bCs w:val="0"/>
@@ -15490,6 +15596,7 @@
           <w:p>
             <w:pPr>
               <w:pStyle w:val="Kd"/>
+              <w:jc w:val="center"/>
               <w:cnfStyle w:val="000000000000" w:firstRow="0" w:lastRow="0" w:firstColumn="0" w:lastColumn="0" w:oddVBand="0" w:evenVBand="0" w:oddHBand="0" w:evenHBand="0" w:firstRowFirstColumn="0" w:firstRowLastColumn="0" w:lastRowFirstColumn="0" w:lastRowLastColumn="0"/>
             </w:pPr>
             <w:r>
@@ -15503,6 +15610,7 @@
           </w:tcPr>
           <w:p>
             <w:pPr>
+              <w:jc w:val="center"/>
               <w:cnfStyle w:val="000000000000" w:firstRow="0" w:lastRow="0" w:firstColumn="0" w:lastColumn="0" w:oddVBand="0" w:evenVBand="0" w:oddHBand="0" w:evenHBand="0" w:firstRowFirstColumn="0" w:firstRowLastColumn="0" w:lastRowFirstColumn="0" w:lastRowLastColumn="0"/>
             </w:pPr>
             <w:r>
@@ -15516,6 +15624,7 @@
           </w:tcPr>
           <w:p>
             <w:pPr>
+              <w:jc w:val="center"/>
               <w:cnfStyle w:val="000000000000" w:firstRow="0" w:lastRow="0" w:firstColumn="0" w:lastColumn="0" w:oddVBand="0" w:evenVBand="0" w:oddHBand="0" w:evenHBand="0" w:firstRowFirstColumn="0" w:firstRowLastColumn="0" w:lastRowFirstColumn="0" w:lastRowLastColumn="0"/>
             </w:pPr>
           </w:p>
@@ -15533,6 +15642,7 @@
           <w:p>
             <w:pPr>
               <w:pStyle w:val="Kd"/>
+              <w:jc w:val="center"/>
               <w:rPr>
                 <w:b w:val="0"/>
                 <w:bCs w:val="0"/>
@@ -15556,6 +15666,7 @@
           <w:p>
             <w:pPr>
               <w:pStyle w:val="Kd"/>
+              <w:jc w:val="center"/>
               <w:cnfStyle w:val="000000000000" w:firstRow="0" w:lastRow="0" w:firstColumn="0" w:lastColumn="0" w:oddVBand="0" w:evenVBand="0" w:oddHBand="0" w:evenHBand="0" w:firstRowFirstColumn="0" w:firstRowLastColumn="0" w:lastRowFirstColumn="0" w:lastRowLastColumn="0"/>
             </w:pPr>
             <w:r>
@@ -15569,6 +15680,7 @@
           </w:tcPr>
           <w:p>
             <w:pPr>
+              <w:jc w:val="center"/>
               <w:cnfStyle w:val="000000000000" w:firstRow="0" w:lastRow="0" w:firstColumn="0" w:lastColumn="0" w:oddVBand="0" w:evenVBand="0" w:oddHBand="0" w:evenHBand="0" w:firstRowFirstColumn="0" w:firstRowLastColumn="0" w:lastRowFirstColumn="0" w:lastRowLastColumn="0"/>
             </w:pPr>
             <w:r>
@@ -15582,6 +15694,7 @@
           </w:tcPr>
           <w:p>
             <w:pPr>
+              <w:jc w:val="center"/>
               <w:cnfStyle w:val="000000000000" w:firstRow="0" w:lastRow="0" w:firstColumn="0" w:lastColumn="0" w:oddVBand="0" w:evenVBand="0" w:oddHBand="0" w:evenHBand="0" w:firstRowFirstColumn="0" w:firstRowLastColumn="0" w:lastRowFirstColumn="0" w:lastRowLastColumn="0"/>
             </w:pPr>
             <w:r>
@@ -15613,6 +15726,7 @@
           <w:p>
             <w:pPr>
               <w:pStyle w:val="Kd"/>
+              <w:jc w:val="center"/>
               <w:rPr>
                 <w:b w:val="0"/>
                 <w:bCs w:val="0"/>
@@ -15636,6 +15750,7 @@
           <w:p>
             <w:pPr>
               <w:pStyle w:val="Kd"/>
+              <w:jc w:val="center"/>
               <w:cnfStyle w:val="000000000000" w:firstRow="0" w:lastRow="0" w:firstColumn="0" w:lastColumn="0" w:oddVBand="0" w:evenVBand="0" w:oddHBand="0" w:evenHBand="0" w:firstRowFirstColumn="0" w:firstRowLastColumn="0" w:lastRowFirstColumn="0" w:lastRowLastColumn="0"/>
             </w:pPr>
             <w:r>
@@ -15649,6 +15764,7 @@
           </w:tcPr>
           <w:p>
             <w:pPr>
+              <w:jc w:val="center"/>
               <w:cnfStyle w:val="000000000000" w:firstRow="0" w:lastRow="0" w:firstColumn="0" w:lastColumn="0" w:oddVBand="0" w:evenVBand="0" w:oddHBand="0" w:evenHBand="0" w:firstRowFirstColumn="0" w:firstRowLastColumn="0" w:lastRowFirstColumn="0" w:lastRowLastColumn="0"/>
             </w:pPr>
             <w:r>
@@ -15662,6 +15778,7 @@
           </w:tcPr>
           <w:p>
             <w:pPr>
+              <w:jc w:val="center"/>
               <w:cnfStyle w:val="000000000000" w:firstRow="0" w:lastRow="0" w:firstColumn="0" w:lastColumn="0" w:oddVBand="0" w:evenVBand="0" w:oddHBand="0" w:evenHBand="0" w:firstRowFirstColumn="0" w:firstRowLastColumn="0" w:lastRowFirstColumn="0" w:lastRowLastColumn="0"/>
             </w:pPr>
             <w:r>
@@ -15795,7 +15912,7 @@
       <w:pPr>
         <w:pStyle w:val="Nadpis3"/>
       </w:pPr>
-      <w:bookmarkStart w:id="45" w:name="_Toc193482823"/>
+      <w:bookmarkStart w:id="45" w:name="_Toc193899565"/>
       <w:r>
         <w:lastRenderedPageBreak/>
         <w:t xml:space="preserve">Tabulka </w:t>
@@ -15834,6 +15951,9 @@
             <w:tcW w:w="2112" w:type="dxa"/>
           </w:tcPr>
           <w:p>
+            <w:pPr>
+              <w:jc w:val="center"/>
+            </w:pPr>
             <w:r>
               <w:t>Atribut</w:t>
             </w:r>
@@ -15845,6 +15965,7 @@
           </w:tcPr>
           <w:p>
             <w:pPr>
+              <w:jc w:val="center"/>
               <w:cnfStyle w:val="100000000000" w:firstRow="1" w:lastRow="0" w:firstColumn="0" w:lastColumn="0" w:oddVBand="0" w:evenVBand="0" w:oddHBand="0" w:evenHBand="0" w:firstRowFirstColumn="0" w:firstRowLastColumn="0" w:lastRowFirstColumn="0" w:lastRowLastColumn="0"/>
             </w:pPr>
             <w:r>
@@ -15858,6 +15979,7 @@
           </w:tcPr>
           <w:p>
             <w:pPr>
+              <w:jc w:val="center"/>
               <w:cnfStyle w:val="100000000000" w:firstRow="1" w:lastRow="0" w:firstColumn="0" w:lastColumn="0" w:oddVBand="0" w:evenVBand="0" w:oddHBand="0" w:evenHBand="0" w:firstRowFirstColumn="0" w:firstRowLastColumn="0" w:lastRowFirstColumn="0" w:lastRowLastColumn="0"/>
             </w:pPr>
             <w:r>
@@ -15871,6 +15993,7 @@
           </w:tcPr>
           <w:p>
             <w:pPr>
+              <w:jc w:val="center"/>
               <w:cnfStyle w:val="100000000000" w:firstRow="1" w:lastRow="0" w:firstColumn="0" w:lastColumn="0" w:oddVBand="0" w:evenVBand="0" w:oddHBand="0" w:evenHBand="0" w:firstRowFirstColumn="0" w:firstRowLastColumn="0" w:lastRowFirstColumn="0" w:lastRowLastColumn="0"/>
             </w:pPr>
             <w:r>
@@ -15891,6 +16014,7 @@
           <w:p>
             <w:pPr>
               <w:pStyle w:val="Kd"/>
+              <w:jc w:val="center"/>
               <w:rPr>
                 <w:b w:val="0"/>
                 <w:bCs w:val="0"/>
@@ -15914,6 +16038,7 @@
           <w:p>
             <w:pPr>
               <w:pStyle w:val="Kd"/>
+              <w:jc w:val="center"/>
               <w:cnfStyle w:val="000000000000" w:firstRow="0" w:lastRow="0" w:firstColumn="0" w:lastColumn="0" w:oddVBand="0" w:evenVBand="0" w:oddHBand="0" w:evenHBand="0" w:firstRowFirstColumn="0" w:firstRowLastColumn="0" w:lastRowFirstColumn="0" w:lastRowLastColumn="0"/>
             </w:pPr>
             <w:r>
@@ -15927,6 +16052,7 @@
           </w:tcPr>
           <w:p>
             <w:pPr>
+              <w:jc w:val="center"/>
               <w:cnfStyle w:val="000000000000" w:firstRow="0" w:lastRow="0" w:firstColumn="0" w:lastColumn="0" w:oddVBand="0" w:evenVBand="0" w:oddHBand="0" w:evenHBand="0" w:firstRowFirstColumn="0" w:firstRowLastColumn="0" w:lastRowFirstColumn="0" w:lastRowLastColumn="0"/>
             </w:pPr>
             <w:r>
@@ -15940,6 +16066,7 @@
           </w:tcPr>
           <w:p>
             <w:pPr>
+              <w:jc w:val="center"/>
               <w:cnfStyle w:val="000000000000" w:firstRow="0" w:lastRow="0" w:firstColumn="0" w:lastColumn="0" w:oddVBand="0" w:evenVBand="0" w:oddHBand="0" w:evenHBand="0" w:firstRowFirstColumn="0" w:firstRowLastColumn="0" w:lastRowFirstColumn="0" w:lastRowLastColumn="0"/>
             </w:pPr>
             <w:r>
@@ -15960,6 +16087,7 @@
           <w:p>
             <w:pPr>
               <w:pStyle w:val="Kd"/>
+              <w:jc w:val="center"/>
               <w:rPr>
                 <w:b w:val="0"/>
                 <w:bCs w:val="0"/>
@@ -15981,6 +16109,7 @@
           <w:p>
             <w:pPr>
               <w:pStyle w:val="Kd"/>
+              <w:jc w:val="center"/>
               <w:cnfStyle w:val="000000000000" w:firstRow="0" w:lastRow="0" w:firstColumn="0" w:lastColumn="0" w:oddVBand="0" w:evenVBand="0" w:oddHBand="0" w:evenHBand="0" w:firstRowFirstColumn="0" w:firstRowLastColumn="0" w:lastRowFirstColumn="0" w:lastRowLastColumn="0"/>
             </w:pPr>
             <w:r>
@@ -15994,6 +16123,7 @@
           </w:tcPr>
           <w:p>
             <w:pPr>
+              <w:jc w:val="center"/>
               <w:cnfStyle w:val="000000000000" w:firstRow="0" w:lastRow="0" w:firstColumn="0" w:lastColumn="0" w:oddVBand="0" w:evenVBand="0" w:oddHBand="0" w:evenHBand="0" w:firstRowFirstColumn="0" w:firstRowLastColumn="0" w:lastRowFirstColumn="0" w:lastRowLastColumn="0"/>
             </w:pPr>
             <w:r>
@@ -16007,6 +16137,7 @@
           </w:tcPr>
           <w:p>
             <w:pPr>
+              <w:jc w:val="center"/>
               <w:cnfStyle w:val="000000000000" w:firstRow="0" w:lastRow="0" w:firstColumn="0" w:lastColumn="0" w:oddVBand="0" w:evenVBand="0" w:oddHBand="0" w:evenHBand="0" w:firstRowFirstColumn="0" w:firstRowLastColumn="0" w:lastRowFirstColumn="0" w:lastRowLastColumn="0"/>
             </w:pPr>
             <w:r>
@@ -16027,6 +16158,7 @@
           <w:p>
             <w:pPr>
               <w:pStyle w:val="Kd"/>
+              <w:jc w:val="center"/>
               <w:rPr>
                 <w:b w:val="0"/>
                 <w:bCs w:val="0"/>
@@ -16055,6 +16187,7 @@
           <w:p>
             <w:pPr>
               <w:pStyle w:val="Kd"/>
+              <w:jc w:val="center"/>
               <w:cnfStyle w:val="000000000000" w:firstRow="0" w:lastRow="0" w:firstColumn="0" w:lastColumn="0" w:oddVBand="0" w:evenVBand="0" w:oddHBand="0" w:evenHBand="0" w:firstRowFirstColumn="0" w:firstRowLastColumn="0" w:lastRowFirstColumn="0" w:lastRowLastColumn="0"/>
             </w:pPr>
             <w:r>
@@ -16080,6 +16213,7 @@
           </w:tcPr>
           <w:p>
             <w:pPr>
+              <w:jc w:val="center"/>
               <w:cnfStyle w:val="000000000000" w:firstRow="0" w:lastRow="0" w:firstColumn="0" w:lastColumn="0" w:oddVBand="0" w:evenVBand="0" w:oddHBand="0" w:evenHBand="0" w:firstRowFirstColumn="0" w:firstRowLastColumn="0" w:lastRowFirstColumn="0" w:lastRowLastColumn="0"/>
             </w:pPr>
             <w:r>
@@ -16094,6 +16228,7 @@
           </w:tcPr>
           <w:p>
             <w:pPr>
+              <w:jc w:val="center"/>
               <w:cnfStyle w:val="000000000000" w:firstRow="0" w:lastRow="0" w:firstColumn="0" w:lastColumn="0" w:oddVBand="0" w:evenVBand="0" w:oddHBand="0" w:evenHBand="0" w:firstRowFirstColumn="0" w:firstRowLastColumn="0" w:lastRowFirstColumn="0" w:lastRowLastColumn="0"/>
             </w:pPr>
           </w:p>
@@ -16111,6 +16246,7 @@
           <w:p>
             <w:pPr>
               <w:pStyle w:val="Kd"/>
+              <w:jc w:val="center"/>
               <w:rPr>
                 <w:b w:val="0"/>
                 <w:bCs w:val="0"/>
@@ -16134,6 +16270,7 @@
           <w:p>
             <w:pPr>
               <w:pStyle w:val="Kd"/>
+              <w:jc w:val="center"/>
               <w:cnfStyle w:val="000000000000" w:firstRow="0" w:lastRow="0" w:firstColumn="0" w:lastColumn="0" w:oddVBand="0" w:evenVBand="0" w:oddHBand="0" w:evenHBand="0" w:firstRowFirstColumn="0" w:firstRowLastColumn="0" w:lastRowFirstColumn="0" w:lastRowLastColumn="0"/>
             </w:pPr>
             <w:r>
@@ -16150,6 +16287,7 @@
           </w:tcPr>
           <w:p>
             <w:pPr>
+              <w:jc w:val="center"/>
               <w:cnfStyle w:val="000000000000" w:firstRow="0" w:lastRow="0" w:firstColumn="0" w:lastColumn="0" w:oddVBand="0" w:evenVBand="0" w:oddHBand="0" w:evenHBand="0" w:firstRowFirstColumn="0" w:firstRowLastColumn="0" w:lastRowFirstColumn="0" w:lastRowLastColumn="0"/>
             </w:pPr>
             <w:r>
@@ -16163,6 +16301,7 @@
           </w:tcPr>
           <w:p>
             <w:pPr>
+              <w:jc w:val="center"/>
               <w:cnfStyle w:val="000000000000" w:firstRow="0" w:lastRow="0" w:firstColumn="0" w:lastColumn="0" w:oddVBand="0" w:evenVBand="0" w:oddHBand="0" w:evenHBand="0" w:firstRowFirstColumn="0" w:firstRowLastColumn="0" w:lastRowFirstColumn="0" w:lastRowLastColumn="0"/>
             </w:pPr>
           </w:p>
@@ -16180,6 +16319,7 @@
           <w:p>
             <w:pPr>
               <w:pStyle w:val="Kd"/>
+              <w:jc w:val="center"/>
               <w:rPr>
                 <w:b w:val="0"/>
                 <w:bCs w:val="0"/>
@@ -16203,6 +16343,7 @@
           <w:p>
             <w:pPr>
               <w:pStyle w:val="Kd"/>
+              <w:jc w:val="center"/>
               <w:cnfStyle w:val="000000000000" w:firstRow="0" w:lastRow="0" w:firstColumn="0" w:lastColumn="0" w:oddVBand="0" w:evenVBand="0" w:oddHBand="0" w:evenHBand="0" w:firstRowFirstColumn="0" w:firstRowLastColumn="0" w:lastRowFirstColumn="0" w:lastRowLastColumn="0"/>
             </w:pPr>
             <w:r>
@@ -16216,6 +16357,7 @@
           </w:tcPr>
           <w:p>
             <w:pPr>
+              <w:jc w:val="center"/>
               <w:cnfStyle w:val="000000000000" w:firstRow="0" w:lastRow="0" w:firstColumn="0" w:lastColumn="0" w:oddVBand="0" w:evenVBand="0" w:oddHBand="0" w:evenHBand="0" w:firstRowFirstColumn="0" w:firstRowLastColumn="0" w:lastRowFirstColumn="0" w:lastRowLastColumn="0"/>
             </w:pPr>
             <w:r>
@@ -16229,6 +16371,7 @@
           </w:tcPr>
           <w:p>
             <w:pPr>
+              <w:jc w:val="center"/>
               <w:cnfStyle w:val="000000000000" w:firstRow="0" w:lastRow="0" w:firstColumn="0" w:lastColumn="0" w:oddVBand="0" w:evenVBand="0" w:oddHBand="0" w:evenHBand="0" w:firstRowFirstColumn="0" w:firstRowLastColumn="0" w:lastRowFirstColumn="0" w:lastRowLastColumn="0"/>
             </w:pPr>
           </w:p>
@@ -16307,7 +16450,7 @@
       <w:pPr>
         <w:pStyle w:val="Nadpis3"/>
       </w:pPr>
-      <w:bookmarkStart w:id="46" w:name="_Toc193482824"/>
+      <w:bookmarkStart w:id="46" w:name="_Toc193899566"/>
       <w:r>
         <w:t xml:space="preserve">Tabulka </w:t>
       </w:r>
@@ -16345,6 +16488,9 @@
             <w:tcW w:w="1904" w:type="dxa"/>
           </w:tcPr>
           <w:p>
+            <w:pPr>
+              <w:jc w:val="center"/>
+            </w:pPr>
             <w:r>
               <w:t>Atribut</w:t>
             </w:r>
@@ -16356,6 +16502,7 @@
           </w:tcPr>
           <w:p>
             <w:pPr>
+              <w:jc w:val="center"/>
               <w:cnfStyle w:val="100000000000" w:firstRow="1" w:lastRow="0" w:firstColumn="0" w:lastColumn="0" w:oddVBand="0" w:evenVBand="0" w:oddHBand="0" w:evenHBand="0" w:firstRowFirstColumn="0" w:firstRowLastColumn="0" w:lastRowFirstColumn="0" w:lastRowLastColumn="0"/>
             </w:pPr>
             <w:r>
@@ -16369,6 +16516,7 @@
           </w:tcPr>
           <w:p>
             <w:pPr>
+              <w:jc w:val="center"/>
               <w:cnfStyle w:val="100000000000" w:firstRow="1" w:lastRow="0" w:firstColumn="0" w:lastColumn="0" w:oddVBand="0" w:evenVBand="0" w:oddHBand="0" w:evenHBand="0" w:firstRowFirstColumn="0" w:firstRowLastColumn="0" w:lastRowFirstColumn="0" w:lastRowLastColumn="0"/>
             </w:pPr>
             <w:r>
@@ -16382,6 +16530,7 @@
           </w:tcPr>
           <w:p>
             <w:pPr>
+              <w:jc w:val="center"/>
               <w:cnfStyle w:val="100000000000" w:firstRow="1" w:lastRow="0" w:firstColumn="0" w:lastColumn="0" w:oddVBand="0" w:evenVBand="0" w:oddHBand="0" w:evenHBand="0" w:firstRowFirstColumn="0" w:firstRowLastColumn="0" w:lastRowFirstColumn="0" w:lastRowLastColumn="0"/>
             </w:pPr>
             <w:r>
@@ -16402,6 +16551,7 @@
           <w:p>
             <w:pPr>
               <w:pStyle w:val="Kd"/>
+              <w:jc w:val="center"/>
               <w:rPr>
                 <w:b w:val="0"/>
                 <w:bCs w:val="0"/>
@@ -16425,6 +16575,7 @@
           <w:p>
             <w:pPr>
               <w:pStyle w:val="Kd"/>
+              <w:jc w:val="center"/>
               <w:cnfStyle w:val="000000000000" w:firstRow="0" w:lastRow="0" w:firstColumn="0" w:lastColumn="0" w:oddVBand="0" w:evenVBand="0" w:oddHBand="0" w:evenHBand="0" w:firstRowFirstColumn="0" w:firstRowLastColumn="0" w:lastRowFirstColumn="0" w:lastRowLastColumn="0"/>
             </w:pPr>
             <w:r>
@@ -16438,6 +16589,7 @@
           </w:tcPr>
           <w:p>
             <w:pPr>
+              <w:jc w:val="center"/>
               <w:cnfStyle w:val="000000000000" w:firstRow="0" w:lastRow="0" w:firstColumn="0" w:lastColumn="0" w:oddVBand="0" w:evenVBand="0" w:oddHBand="0" w:evenHBand="0" w:firstRowFirstColumn="0" w:firstRowLastColumn="0" w:lastRowFirstColumn="0" w:lastRowLastColumn="0"/>
             </w:pPr>
             <w:r>
@@ -16451,6 +16603,7 @@
           </w:tcPr>
           <w:p>
             <w:pPr>
+              <w:jc w:val="center"/>
               <w:cnfStyle w:val="000000000000" w:firstRow="0" w:lastRow="0" w:firstColumn="0" w:lastColumn="0" w:oddVBand="0" w:evenVBand="0" w:oddHBand="0" w:evenHBand="0" w:firstRowFirstColumn="0" w:firstRowLastColumn="0" w:lastRowFirstColumn="0" w:lastRowLastColumn="0"/>
             </w:pPr>
             <w:r>
@@ -16482,6 +16635,7 @@
           <w:p>
             <w:pPr>
               <w:pStyle w:val="Kd"/>
+              <w:jc w:val="center"/>
               <w:rPr>
                 <w:b w:val="0"/>
                 <w:bCs w:val="0"/>
@@ -16505,6 +16659,7 @@
           <w:p>
             <w:pPr>
               <w:pStyle w:val="Kd"/>
+              <w:jc w:val="center"/>
               <w:cnfStyle w:val="000000000000" w:firstRow="0" w:lastRow="0" w:firstColumn="0" w:lastColumn="0" w:oddVBand="0" w:evenVBand="0" w:oddHBand="0" w:evenHBand="0" w:firstRowFirstColumn="0" w:firstRowLastColumn="0" w:lastRowFirstColumn="0" w:lastRowLastColumn="0"/>
             </w:pPr>
             <w:r>
@@ -16518,6 +16673,7 @@
           </w:tcPr>
           <w:p>
             <w:pPr>
+              <w:jc w:val="center"/>
               <w:cnfStyle w:val="000000000000" w:firstRow="0" w:lastRow="0" w:firstColumn="0" w:lastColumn="0" w:oddVBand="0" w:evenVBand="0" w:oddHBand="0" w:evenHBand="0" w:firstRowFirstColumn="0" w:firstRowLastColumn="0" w:lastRowFirstColumn="0" w:lastRowLastColumn="0"/>
             </w:pPr>
             <w:r>
@@ -16531,6 +16687,7 @@
           </w:tcPr>
           <w:p>
             <w:pPr>
+              <w:jc w:val="center"/>
               <w:cnfStyle w:val="000000000000" w:firstRow="0" w:lastRow="0" w:firstColumn="0" w:lastColumn="0" w:oddVBand="0" w:evenVBand="0" w:oddHBand="0" w:evenHBand="0" w:firstRowFirstColumn="0" w:firstRowLastColumn="0" w:lastRowFirstColumn="0" w:lastRowLastColumn="0"/>
             </w:pPr>
             <w:r>
@@ -16639,7 +16796,7 @@
       <w:pPr>
         <w:pStyle w:val="Nadpis3"/>
       </w:pPr>
-      <w:bookmarkStart w:id="47" w:name="_Toc193482825"/>
+      <w:bookmarkStart w:id="47" w:name="_Toc193899567"/>
       <w:r>
         <w:t xml:space="preserve">Tabulka </w:t>
       </w:r>
@@ -16673,6 +16830,9 @@
             <w:tcW w:w="1499" w:type="dxa"/>
           </w:tcPr>
           <w:p>
+            <w:pPr>
+              <w:jc w:val="center"/>
+            </w:pPr>
             <w:r>
               <w:t>Atribut</w:t>
             </w:r>
@@ -16684,6 +16844,7 @@
           </w:tcPr>
           <w:p>
             <w:pPr>
+              <w:jc w:val="center"/>
               <w:cnfStyle w:val="100000000000" w:firstRow="1" w:lastRow="0" w:firstColumn="0" w:lastColumn="0" w:oddVBand="0" w:evenVBand="0" w:oddHBand="0" w:evenHBand="0" w:firstRowFirstColumn="0" w:firstRowLastColumn="0" w:lastRowFirstColumn="0" w:lastRowLastColumn="0"/>
             </w:pPr>
             <w:r>
@@ -16697,6 +16858,7 @@
           </w:tcPr>
           <w:p>
             <w:pPr>
+              <w:jc w:val="center"/>
               <w:cnfStyle w:val="100000000000" w:firstRow="1" w:lastRow="0" w:firstColumn="0" w:lastColumn="0" w:oddVBand="0" w:evenVBand="0" w:oddHBand="0" w:evenHBand="0" w:firstRowFirstColumn="0" w:firstRowLastColumn="0" w:lastRowFirstColumn="0" w:lastRowLastColumn="0"/>
             </w:pPr>
             <w:r>
@@ -16710,6 +16872,7 @@
           </w:tcPr>
           <w:p>
             <w:pPr>
+              <w:jc w:val="center"/>
               <w:cnfStyle w:val="100000000000" w:firstRow="1" w:lastRow="0" w:firstColumn="0" w:lastColumn="0" w:oddVBand="0" w:evenVBand="0" w:oddHBand="0" w:evenHBand="0" w:firstRowFirstColumn="0" w:firstRowLastColumn="0" w:lastRowFirstColumn="0" w:lastRowLastColumn="0"/>
             </w:pPr>
             <w:r>
@@ -16730,6 +16893,7 @@
           <w:p>
             <w:pPr>
               <w:pStyle w:val="Kd"/>
+              <w:jc w:val="center"/>
               <w:rPr>
                 <w:b w:val="0"/>
                 <w:bCs w:val="0"/>
@@ -16753,6 +16917,7 @@
           <w:p>
             <w:pPr>
               <w:pStyle w:val="Kd"/>
+              <w:jc w:val="center"/>
               <w:cnfStyle w:val="000000000000" w:firstRow="0" w:lastRow="0" w:firstColumn="0" w:lastColumn="0" w:oddVBand="0" w:evenVBand="0" w:oddHBand="0" w:evenHBand="0" w:firstRowFirstColumn="0" w:firstRowLastColumn="0" w:lastRowFirstColumn="0" w:lastRowLastColumn="0"/>
             </w:pPr>
             <w:r>
@@ -16766,6 +16931,7 @@
           </w:tcPr>
           <w:p>
             <w:pPr>
+              <w:jc w:val="center"/>
               <w:cnfStyle w:val="000000000000" w:firstRow="0" w:lastRow="0" w:firstColumn="0" w:lastColumn="0" w:oddVBand="0" w:evenVBand="0" w:oddHBand="0" w:evenHBand="0" w:firstRowFirstColumn="0" w:firstRowLastColumn="0" w:lastRowFirstColumn="0" w:lastRowLastColumn="0"/>
             </w:pPr>
             <w:r>
@@ -16779,6 +16945,7 @@
           </w:tcPr>
           <w:p>
             <w:pPr>
+              <w:jc w:val="center"/>
               <w:cnfStyle w:val="000000000000" w:firstRow="0" w:lastRow="0" w:firstColumn="0" w:lastColumn="0" w:oddVBand="0" w:evenVBand="0" w:oddHBand="0" w:evenHBand="0" w:firstRowFirstColumn="0" w:firstRowLastColumn="0" w:lastRowFirstColumn="0" w:lastRowLastColumn="0"/>
             </w:pPr>
             <w:r>
@@ -16799,6 +16966,7 @@
           <w:p>
             <w:pPr>
               <w:pStyle w:val="Kd"/>
+              <w:jc w:val="center"/>
               <w:rPr>
                 <w:b w:val="0"/>
                 <w:bCs w:val="0"/>
@@ -16820,6 +16988,7 @@
           <w:p>
             <w:pPr>
               <w:pStyle w:val="Kd"/>
+              <w:jc w:val="center"/>
               <w:cnfStyle w:val="000000000000" w:firstRow="0" w:lastRow="0" w:firstColumn="0" w:lastColumn="0" w:oddVBand="0" w:evenVBand="0" w:oddHBand="0" w:evenHBand="0" w:firstRowFirstColumn="0" w:firstRowLastColumn="0" w:lastRowFirstColumn="0" w:lastRowLastColumn="0"/>
             </w:pPr>
             <w:r>
@@ -16833,6 +17002,7 @@
           </w:tcPr>
           <w:p>
             <w:pPr>
+              <w:jc w:val="center"/>
               <w:cnfStyle w:val="000000000000" w:firstRow="0" w:lastRow="0" w:firstColumn="0" w:lastColumn="0" w:oddVBand="0" w:evenVBand="0" w:oddHBand="0" w:evenHBand="0" w:firstRowFirstColumn="0" w:firstRowLastColumn="0" w:lastRowFirstColumn="0" w:lastRowLastColumn="0"/>
             </w:pPr>
             <w:r>
@@ -16846,6 +17016,7 @@
           </w:tcPr>
           <w:p>
             <w:pPr>
+              <w:jc w:val="center"/>
               <w:cnfStyle w:val="000000000000" w:firstRow="0" w:lastRow="0" w:firstColumn="0" w:lastColumn="0" w:oddVBand="0" w:evenVBand="0" w:oddHBand="0" w:evenHBand="0" w:firstRowFirstColumn="0" w:firstRowLastColumn="0" w:lastRowFirstColumn="0" w:lastRowLastColumn="0"/>
             </w:pPr>
             <w:r>
@@ -16884,7 +17055,7 @@
       <w:pPr>
         <w:pStyle w:val="Nadpis3"/>
       </w:pPr>
-      <w:bookmarkStart w:id="48" w:name="_Toc193482826"/>
+      <w:bookmarkStart w:id="48" w:name="_Toc193899568"/>
       <w:r>
         <w:lastRenderedPageBreak/>
         <w:t xml:space="preserve">Tabulka </w:t>
@@ -16923,6 +17094,9 @@
             <w:tcW w:w="1858" w:type="dxa"/>
           </w:tcPr>
           <w:p>
+            <w:pPr>
+              <w:jc w:val="center"/>
+            </w:pPr>
             <w:r>
               <w:t>Atribut</w:t>
             </w:r>
@@ -16934,6 +17108,7 @@
           </w:tcPr>
           <w:p>
             <w:pPr>
+              <w:jc w:val="center"/>
               <w:cnfStyle w:val="100000000000" w:firstRow="1" w:lastRow="0" w:firstColumn="0" w:lastColumn="0" w:oddVBand="0" w:evenVBand="0" w:oddHBand="0" w:evenHBand="0" w:firstRowFirstColumn="0" w:firstRowLastColumn="0" w:lastRowFirstColumn="0" w:lastRowLastColumn="0"/>
             </w:pPr>
             <w:r>
@@ -16947,6 +17122,7 @@
           </w:tcPr>
           <w:p>
             <w:pPr>
+              <w:jc w:val="center"/>
               <w:cnfStyle w:val="100000000000" w:firstRow="1" w:lastRow="0" w:firstColumn="0" w:lastColumn="0" w:oddVBand="0" w:evenVBand="0" w:oddHBand="0" w:evenHBand="0" w:firstRowFirstColumn="0" w:firstRowLastColumn="0" w:lastRowFirstColumn="0" w:lastRowLastColumn="0"/>
             </w:pPr>
             <w:r>
@@ -16960,6 +17136,7 @@
           </w:tcPr>
           <w:p>
             <w:pPr>
+              <w:jc w:val="center"/>
               <w:cnfStyle w:val="100000000000" w:firstRow="1" w:lastRow="0" w:firstColumn="0" w:lastColumn="0" w:oddVBand="0" w:evenVBand="0" w:oddHBand="0" w:evenHBand="0" w:firstRowFirstColumn="0" w:firstRowLastColumn="0" w:lastRowFirstColumn="0" w:lastRowLastColumn="0"/>
             </w:pPr>
             <w:r>
@@ -16980,6 +17157,7 @@
           <w:p>
             <w:pPr>
               <w:pStyle w:val="Kd"/>
+              <w:jc w:val="center"/>
               <w:rPr>
                 <w:b w:val="0"/>
                 <w:bCs w:val="0"/>
@@ -17003,6 +17181,7 @@
           <w:p>
             <w:pPr>
               <w:pStyle w:val="Kd"/>
+              <w:jc w:val="center"/>
               <w:cnfStyle w:val="000000000000" w:firstRow="0" w:lastRow="0" w:firstColumn="0" w:lastColumn="0" w:oddVBand="0" w:evenVBand="0" w:oddHBand="0" w:evenHBand="0" w:firstRowFirstColumn="0" w:firstRowLastColumn="0" w:lastRowFirstColumn="0" w:lastRowLastColumn="0"/>
             </w:pPr>
             <w:r>
@@ -17016,6 +17195,7 @@
           </w:tcPr>
           <w:p>
             <w:pPr>
+              <w:jc w:val="center"/>
               <w:cnfStyle w:val="000000000000" w:firstRow="0" w:lastRow="0" w:firstColumn="0" w:lastColumn="0" w:oddVBand="0" w:evenVBand="0" w:oddHBand="0" w:evenHBand="0" w:firstRowFirstColumn="0" w:firstRowLastColumn="0" w:lastRowFirstColumn="0" w:lastRowLastColumn="0"/>
             </w:pPr>
             <w:r>
@@ -17029,6 +17209,7 @@
           </w:tcPr>
           <w:p>
             <w:pPr>
+              <w:jc w:val="center"/>
               <w:cnfStyle w:val="000000000000" w:firstRow="0" w:lastRow="0" w:firstColumn="0" w:lastColumn="0" w:oddVBand="0" w:evenVBand="0" w:oddHBand="0" w:evenHBand="0" w:firstRowFirstColumn="0" w:firstRowLastColumn="0" w:lastRowFirstColumn="0" w:lastRowLastColumn="0"/>
             </w:pPr>
             <w:r>
@@ -17060,6 +17241,7 @@
           <w:p>
             <w:pPr>
               <w:pStyle w:val="Kd"/>
+              <w:jc w:val="center"/>
               <w:rPr>
                 <w:b w:val="0"/>
                 <w:bCs w:val="0"/>
@@ -17083,6 +17265,7 @@
           <w:p>
             <w:pPr>
               <w:pStyle w:val="Kd"/>
+              <w:jc w:val="center"/>
               <w:cnfStyle w:val="000000000000" w:firstRow="0" w:lastRow="0" w:firstColumn="0" w:lastColumn="0" w:oddVBand="0" w:evenVBand="0" w:oddHBand="0" w:evenHBand="0" w:firstRowFirstColumn="0" w:firstRowLastColumn="0" w:lastRowFirstColumn="0" w:lastRowLastColumn="0"/>
             </w:pPr>
             <w:r>
@@ -17096,6 +17279,7 @@
           </w:tcPr>
           <w:p>
             <w:pPr>
+              <w:jc w:val="center"/>
               <w:cnfStyle w:val="000000000000" w:firstRow="0" w:lastRow="0" w:firstColumn="0" w:lastColumn="0" w:oddVBand="0" w:evenVBand="0" w:oddHBand="0" w:evenHBand="0" w:firstRowFirstColumn="0" w:firstRowLastColumn="0" w:lastRowFirstColumn="0" w:lastRowLastColumn="0"/>
             </w:pPr>
             <w:r>
@@ -17109,6 +17293,7 @@
           </w:tcPr>
           <w:p>
             <w:pPr>
+              <w:jc w:val="center"/>
               <w:cnfStyle w:val="000000000000" w:firstRow="0" w:lastRow="0" w:firstColumn="0" w:lastColumn="0" w:oddVBand="0" w:evenVBand="0" w:oddHBand="0" w:evenHBand="0" w:firstRowFirstColumn="0" w:firstRowLastColumn="0" w:lastRowFirstColumn="0" w:lastRowLastColumn="0"/>
             </w:pPr>
             <w:r>
@@ -17140,6 +17325,7 @@
           <w:p>
             <w:pPr>
               <w:pStyle w:val="Kd"/>
+              <w:jc w:val="center"/>
               <w:rPr>
                 <w:b w:val="0"/>
                 <w:bCs w:val="0"/>
@@ -17163,6 +17349,7 @@
           <w:p>
             <w:pPr>
               <w:pStyle w:val="Kd"/>
+              <w:jc w:val="center"/>
               <w:cnfStyle w:val="000000000000" w:firstRow="0" w:lastRow="0" w:firstColumn="0" w:lastColumn="0" w:oddVBand="0" w:evenVBand="0" w:oddHBand="0" w:evenHBand="0" w:firstRowFirstColumn="0" w:firstRowLastColumn="0" w:lastRowFirstColumn="0" w:lastRowLastColumn="0"/>
             </w:pPr>
             <w:r>
@@ -17176,6 +17363,7 @@
           </w:tcPr>
           <w:p>
             <w:pPr>
+              <w:jc w:val="center"/>
               <w:cnfStyle w:val="000000000000" w:firstRow="0" w:lastRow="0" w:firstColumn="0" w:lastColumn="0" w:oddVBand="0" w:evenVBand="0" w:oddHBand="0" w:evenHBand="0" w:firstRowFirstColumn="0" w:firstRowLastColumn="0" w:lastRowFirstColumn="0" w:lastRowLastColumn="0"/>
             </w:pPr>
             <w:r>
@@ -17189,6 +17377,7 @@
           </w:tcPr>
           <w:p>
             <w:pPr>
+              <w:jc w:val="center"/>
               <w:cnfStyle w:val="000000000000" w:firstRow="0" w:lastRow="0" w:firstColumn="0" w:lastColumn="0" w:oddVBand="0" w:evenVBand="0" w:oddHBand="0" w:evenHBand="0" w:firstRowFirstColumn="0" w:firstRowLastColumn="0" w:lastRowFirstColumn="0" w:lastRowLastColumn="0"/>
             </w:pPr>
           </w:p>
@@ -17206,6 +17395,7 @@
           <w:p>
             <w:pPr>
               <w:pStyle w:val="Kd"/>
+              <w:jc w:val="center"/>
               <w:rPr>
                 <w:b w:val="0"/>
                 <w:bCs w:val="0"/>
@@ -17229,6 +17419,7 @@
           <w:p>
             <w:pPr>
               <w:pStyle w:val="Kd"/>
+              <w:jc w:val="center"/>
               <w:cnfStyle w:val="000000000000" w:firstRow="0" w:lastRow="0" w:firstColumn="0" w:lastColumn="0" w:oddVBand="0" w:evenVBand="0" w:oddHBand="0" w:evenHBand="0" w:firstRowFirstColumn="0" w:firstRowLastColumn="0" w:lastRowFirstColumn="0" w:lastRowLastColumn="0"/>
             </w:pPr>
             <w:r>
@@ -17242,6 +17433,7 @@
           </w:tcPr>
           <w:p>
             <w:pPr>
+              <w:jc w:val="center"/>
               <w:cnfStyle w:val="000000000000" w:firstRow="0" w:lastRow="0" w:firstColumn="0" w:lastColumn="0" w:oddVBand="0" w:evenVBand="0" w:oddHBand="0" w:evenHBand="0" w:firstRowFirstColumn="0" w:firstRowLastColumn="0" w:lastRowFirstColumn="0" w:lastRowLastColumn="0"/>
             </w:pPr>
             <w:r>
@@ -17255,6 +17447,7 @@
           </w:tcPr>
           <w:p>
             <w:pPr>
+              <w:jc w:val="center"/>
               <w:cnfStyle w:val="000000000000" w:firstRow="0" w:lastRow="0" w:firstColumn="0" w:lastColumn="0" w:oddVBand="0" w:evenVBand="0" w:oddHBand="0" w:evenHBand="0" w:firstRowFirstColumn="0" w:firstRowLastColumn="0" w:lastRowFirstColumn="0" w:lastRowLastColumn="0"/>
             </w:pPr>
           </w:p>
@@ -17409,7 +17602,7 @@
       <w:pPr>
         <w:pStyle w:val="Nadpis1"/>
       </w:pPr>
-      <w:bookmarkStart w:id="49" w:name="_Toc193482827"/>
+      <w:bookmarkStart w:id="49" w:name="_Toc193899569"/>
       <w:r>
         <w:lastRenderedPageBreak/>
         <w:t>Souborová struktura</w:t>
@@ -18175,7 +18368,7 @@
         <w:spacing w:before="0" w:after="0"/>
       </w:pPr>
       <w:r>
-        <w:t xml:space="preserve">        ├── </w:t>
+        <w:t xml:space="preserve">        ├──</w:t>
       </w:r>
       <w:proofErr w:type="spellStart"/>
       <w:r>
@@ -18335,7 +18528,7 @@
       <w:pPr>
         <w:pStyle w:val="Nadpis2"/>
       </w:pPr>
-      <w:bookmarkStart w:id="50" w:name="_Toc193482828"/>
+      <w:bookmarkStart w:id="50" w:name="_Toc193899570"/>
       <w:r>
         <w:lastRenderedPageBreak/>
         <w:t>Kořenová složka</w:t>
@@ -18818,7 +19011,7 @@
       <w:pPr>
         <w:pStyle w:val="Nadpis2"/>
       </w:pPr>
-      <w:bookmarkStart w:id="51" w:name="_Toc193482829"/>
+      <w:bookmarkStart w:id="51" w:name="_Toc193899571"/>
       <w:r>
         <w:t>Složka</w:t>
       </w:r>
@@ -19062,14 +19255,27 @@
       <w:r>
         <w:t xml:space="preserve">Kód </w:t>
       </w:r>
-      <w:fldSimple w:instr=" SEQ Kód \* ARABIC ">
-        <w:r>
-          <w:rPr>
-            <w:noProof/>
-          </w:rPr>
-          <w:t>1</w:t>
-        </w:r>
-      </w:fldSimple>
+      <w:r>
+        <w:fldChar w:fldCharType="begin"/>
+      </w:r>
+      <w:r>
+        <w:instrText xml:space="preserve"> SEQ Kód \* ARABIC </w:instrText>
+      </w:r>
+      <w:r>
+        <w:fldChar w:fldCharType="separate"/>
+      </w:r>
+      <w:r>
+        <w:rPr>
+          <w:noProof/>
+        </w:rPr>
+        <w:t>1</w:t>
+      </w:r>
+      <w:r>
+        <w:rPr>
+          <w:noProof/>
+        </w:rPr>
+        <w:fldChar w:fldCharType="end"/>
+      </w:r>
       <w:r>
         <w:t xml:space="preserve">: </w:t>
       </w:r>
@@ -19260,14 +19466,27 @@
       <w:r>
         <w:t xml:space="preserve">Kód </w:t>
       </w:r>
-      <w:fldSimple w:instr=" SEQ Kód \* ARABIC ">
-        <w:r>
-          <w:rPr>
-            <w:noProof/>
-          </w:rPr>
-          <w:t>2</w:t>
-        </w:r>
-      </w:fldSimple>
+      <w:r>
+        <w:fldChar w:fldCharType="begin"/>
+      </w:r>
+      <w:r>
+        <w:instrText xml:space="preserve"> SEQ Kód \* ARABIC </w:instrText>
+      </w:r>
+      <w:r>
+        <w:fldChar w:fldCharType="separate"/>
+      </w:r>
+      <w:r>
+        <w:rPr>
+          <w:noProof/>
+        </w:rPr>
+        <w:t>2</w:t>
+      </w:r>
+      <w:r>
+        <w:rPr>
+          <w:noProof/>
+        </w:rPr>
+        <w:fldChar w:fldCharType="end"/>
+      </w:r>
       <w:r>
         <w:t xml:space="preserve">: </w:t>
       </w:r>
@@ -19449,14 +19668,27 @@
       <w:r>
         <w:t xml:space="preserve">Kód </w:t>
       </w:r>
-      <w:fldSimple w:instr=" SEQ Kód \* ARABIC ">
-        <w:r>
-          <w:rPr>
-            <w:noProof/>
-          </w:rPr>
-          <w:t>3</w:t>
-        </w:r>
-      </w:fldSimple>
+      <w:r>
+        <w:fldChar w:fldCharType="begin"/>
+      </w:r>
+      <w:r>
+        <w:instrText xml:space="preserve"> SEQ Kód \* ARABIC </w:instrText>
+      </w:r>
+      <w:r>
+        <w:fldChar w:fldCharType="separate"/>
+      </w:r>
+      <w:r>
+        <w:rPr>
+          <w:noProof/>
+        </w:rPr>
+        <w:t>3</w:t>
+      </w:r>
+      <w:r>
+        <w:rPr>
+          <w:noProof/>
+        </w:rPr>
+        <w:fldChar w:fldCharType="end"/>
+      </w:r>
       <w:r>
         <w:t xml:space="preserve">: </w:t>
       </w:r>
@@ -19492,7 +19724,7 @@
       <w:pPr>
         <w:pStyle w:val="Nadpis2"/>
       </w:pPr>
-      <w:bookmarkStart w:id="61" w:name="_Toc193482830"/>
+      <w:bookmarkStart w:id="61" w:name="_Toc193899572"/>
       <w:r>
         <w:t>Složka</w:t>
       </w:r>
@@ -19614,7 +19846,7 @@
       <w:pPr>
         <w:pStyle w:val="Nadpis3"/>
       </w:pPr>
-      <w:bookmarkStart w:id="62" w:name="_Toc193482831"/>
+      <w:bookmarkStart w:id="62" w:name="_Toc193899573"/>
       <w:r>
         <w:t xml:space="preserve">Třída </w:t>
       </w:r>
@@ -19726,7 +19958,7 @@
       <w:pPr>
         <w:pStyle w:val="Nadpis3"/>
       </w:pPr>
-      <w:bookmarkStart w:id="63" w:name="_Toc193482832"/>
+      <w:bookmarkStart w:id="63" w:name="_Toc193899574"/>
       <w:r>
         <w:t xml:space="preserve">Dílčí balíček </w:t>
       </w:r>
@@ -20008,14 +20240,27 @@
       <w:r>
         <w:t xml:space="preserve">Kód </w:t>
       </w:r>
-      <w:fldSimple w:instr=" SEQ Kód \* ARABIC ">
-        <w:r>
-          <w:rPr>
-            <w:noProof/>
-          </w:rPr>
-          <w:t>4</w:t>
-        </w:r>
-      </w:fldSimple>
+      <w:r>
+        <w:fldChar w:fldCharType="begin"/>
+      </w:r>
+      <w:r>
+        <w:instrText xml:space="preserve"> SEQ Kód \* ARABIC </w:instrText>
+      </w:r>
+      <w:r>
+        <w:fldChar w:fldCharType="separate"/>
+      </w:r>
+      <w:r>
+        <w:rPr>
+          <w:noProof/>
+        </w:rPr>
+        <w:t>4</w:t>
+      </w:r>
+      <w:r>
+        <w:rPr>
+          <w:noProof/>
+        </w:rPr>
+        <w:fldChar w:fldCharType="end"/>
+      </w:r>
       <w:r>
         <w:t>:</w:t>
       </w:r>
@@ -20186,14 +20431,27 @@
       <w:r>
         <w:t xml:space="preserve">Kód </w:t>
       </w:r>
-      <w:fldSimple w:instr=" SEQ Kód \* ARABIC ">
-        <w:r>
-          <w:rPr>
-            <w:noProof/>
-          </w:rPr>
-          <w:t>5</w:t>
-        </w:r>
-      </w:fldSimple>
+      <w:r>
+        <w:fldChar w:fldCharType="begin"/>
+      </w:r>
+      <w:r>
+        <w:instrText xml:space="preserve"> SEQ Kód \* ARABIC </w:instrText>
+      </w:r>
+      <w:r>
+        <w:fldChar w:fldCharType="separate"/>
+      </w:r>
+      <w:r>
+        <w:rPr>
+          <w:noProof/>
+        </w:rPr>
+        <w:t>5</w:t>
+      </w:r>
+      <w:r>
+        <w:rPr>
+          <w:noProof/>
+        </w:rPr>
+        <w:fldChar w:fldCharType="end"/>
+      </w:r>
       <w:r>
         <w:t xml:space="preserve">: </w:t>
       </w:r>
@@ -20427,14 +20685,27 @@
       <w:r>
         <w:t xml:space="preserve">Obrázek </w:t>
       </w:r>
-      <w:fldSimple w:instr=" SEQ Obrázek \* ARABIC ">
-        <w:r>
-          <w:rPr>
-            <w:noProof/>
-          </w:rPr>
-          <w:t>3</w:t>
-        </w:r>
-      </w:fldSimple>
+      <w:r>
+        <w:fldChar w:fldCharType="begin"/>
+      </w:r>
+      <w:r>
+        <w:instrText xml:space="preserve"> SEQ Obrázek \* ARABIC </w:instrText>
+      </w:r>
+      <w:r>
+        <w:fldChar w:fldCharType="separate"/>
+      </w:r>
+      <w:r>
+        <w:rPr>
+          <w:noProof/>
+        </w:rPr>
+        <w:t>3</w:t>
+      </w:r>
+      <w:r>
+        <w:rPr>
+          <w:noProof/>
+        </w:rPr>
+        <w:fldChar w:fldCharType="end"/>
+      </w:r>
       <w:r>
         <w:t xml:space="preserve">: </w:t>
       </w:r>
@@ -20649,14 +20920,27 @@
       <w:r>
         <w:t xml:space="preserve">Obrázek </w:t>
       </w:r>
-      <w:fldSimple w:instr=" SEQ Obrázek \* ARABIC ">
-        <w:r>
-          <w:rPr>
-            <w:noProof/>
-          </w:rPr>
-          <w:t>4</w:t>
-        </w:r>
-      </w:fldSimple>
+      <w:r>
+        <w:fldChar w:fldCharType="begin"/>
+      </w:r>
+      <w:r>
+        <w:instrText xml:space="preserve"> SEQ Obrázek \* ARABIC </w:instrText>
+      </w:r>
+      <w:r>
+        <w:fldChar w:fldCharType="separate"/>
+      </w:r>
+      <w:r>
+        <w:rPr>
+          <w:noProof/>
+        </w:rPr>
+        <w:t>4</w:t>
+      </w:r>
+      <w:r>
+        <w:rPr>
+          <w:noProof/>
+        </w:rPr>
+        <w:fldChar w:fldCharType="end"/>
+      </w:r>
       <w:r>
         <w:t xml:space="preserve">: </w:t>
       </w:r>
@@ -20910,14 +21194,27 @@
       <w:r>
         <w:t xml:space="preserve">Kód </w:t>
       </w:r>
-      <w:fldSimple w:instr=" SEQ Kód \* ARABIC ">
-        <w:r>
-          <w:rPr>
-            <w:noProof/>
-          </w:rPr>
-          <w:t>6</w:t>
-        </w:r>
-      </w:fldSimple>
+      <w:r>
+        <w:fldChar w:fldCharType="begin"/>
+      </w:r>
+      <w:r>
+        <w:instrText xml:space="preserve"> SEQ Kód \* ARABIC </w:instrText>
+      </w:r>
+      <w:r>
+        <w:fldChar w:fldCharType="separate"/>
+      </w:r>
+      <w:r>
+        <w:rPr>
+          <w:noProof/>
+        </w:rPr>
+        <w:t>6</w:t>
+      </w:r>
+      <w:r>
+        <w:rPr>
+          <w:noProof/>
+        </w:rPr>
+        <w:fldChar w:fldCharType="end"/>
+      </w:r>
       <w:r>
         <w:t xml:space="preserve">: </w:t>
       </w:r>
@@ -21251,14 +21548,27 @@
       <w:r>
         <w:t xml:space="preserve">Obrázek </w:t>
       </w:r>
-      <w:fldSimple w:instr=" SEQ Obrázek \* ARABIC ">
-        <w:r>
-          <w:rPr>
-            <w:noProof/>
-          </w:rPr>
-          <w:t>5</w:t>
-        </w:r>
-      </w:fldSimple>
+      <w:r>
+        <w:fldChar w:fldCharType="begin"/>
+      </w:r>
+      <w:r>
+        <w:instrText xml:space="preserve"> SEQ Obrázek \* ARABIC </w:instrText>
+      </w:r>
+      <w:r>
+        <w:fldChar w:fldCharType="separate"/>
+      </w:r>
+      <w:r>
+        <w:rPr>
+          <w:noProof/>
+        </w:rPr>
+        <w:t>5</w:t>
+      </w:r>
+      <w:r>
+        <w:rPr>
+          <w:noProof/>
+        </w:rPr>
+        <w:fldChar w:fldCharType="end"/>
+      </w:r>
       <w:r>
         <w:t xml:space="preserve">: </w:t>
       </w:r>
@@ -21275,7 +21585,7 @@
       <w:pPr>
         <w:pStyle w:val="Nadpis3"/>
       </w:pPr>
-      <w:bookmarkStart w:id="82" w:name="_Toc193482833"/>
+      <w:bookmarkStart w:id="82" w:name="_Toc193899575"/>
       <w:r>
         <w:t xml:space="preserve">Dílčí balíček </w:t>
       </w:r>
@@ -22113,14 +22423,27 @@
       <w:r>
         <w:t xml:space="preserve">Kód </w:t>
       </w:r>
-      <w:fldSimple w:instr=" SEQ Kód \* ARABIC ">
-        <w:r>
-          <w:rPr>
-            <w:noProof/>
-          </w:rPr>
-          <w:t>7</w:t>
-        </w:r>
-      </w:fldSimple>
+      <w:r>
+        <w:fldChar w:fldCharType="begin"/>
+      </w:r>
+      <w:r>
+        <w:instrText xml:space="preserve"> SEQ Kód \* ARABIC </w:instrText>
+      </w:r>
+      <w:r>
+        <w:fldChar w:fldCharType="separate"/>
+      </w:r>
+      <w:r>
+        <w:rPr>
+          <w:noProof/>
+        </w:rPr>
+        <w:t>7</w:t>
+      </w:r>
+      <w:r>
+        <w:rPr>
+          <w:noProof/>
+        </w:rPr>
+        <w:fldChar w:fldCharType="end"/>
+      </w:r>
       <w:r>
         <w:t xml:space="preserve">: </w:t>
       </w:r>
@@ -22142,7 +22465,7 @@
       <w:pPr>
         <w:pStyle w:val="Nadpis3"/>
       </w:pPr>
-      <w:bookmarkStart w:id="84" w:name="_Toc193482834"/>
+      <w:bookmarkStart w:id="84" w:name="_Toc193899576"/>
       <w:r>
         <w:t xml:space="preserve">Dílčí balíček </w:t>
       </w:r>
@@ -22643,14 +22966,27 @@
       <w:r>
         <w:t xml:space="preserve">Kód </w:t>
       </w:r>
-      <w:fldSimple w:instr=" SEQ Kód \* ARABIC ">
-        <w:r>
-          <w:rPr>
-            <w:noProof/>
-          </w:rPr>
-          <w:t>8</w:t>
-        </w:r>
-      </w:fldSimple>
+      <w:r>
+        <w:fldChar w:fldCharType="begin"/>
+      </w:r>
+      <w:r>
+        <w:instrText xml:space="preserve"> SEQ Kód \* ARABIC </w:instrText>
+      </w:r>
+      <w:r>
+        <w:fldChar w:fldCharType="separate"/>
+      </w:r>
+      <w:r>
+        <w:rPr>
+          <w:noProof/>
+        </w:rPr>
+        <w:t>8</w:t>
+      </w:r>
+      <w:r>
+        <w:rPr>
+          <w:noProof/>
+        </w:rPr>
+        <w:fldChar w:fldCharType="end"/>
+      </w:r>
       <w:r>
         <w:t xml:space="preserve">: </w:t>
       </w:r>
@@ -22682,7 +23018,7 @@
       <w:pPr>
         <w:pStyle w:val="Nadpis3"/>
       </w:pPr>
-      <w:bookmarkStart w:id="88" w:name="_Toc193482835"/>
+      <w:bookmarkStart w:id="88" w:name="_Toc193899577"/>
       <w:r>
         <w:t xml:space="preserve">Dílčí balíček </w:t>
       </w:r>
@@ -23446,7 +23782,7 @@
         <w:pStyle w:val="Nadpis3"/>
       </w:pPr>
       <w:bookmarkStart w:id="89" w:name="_Dílčí_balíček_services"/>
-      <w:bookmarkStart w:id="90" w:name="_Toc193482836"/>
+      <w:bookmarkStart w:id="90" w:name="_Toc193899578"/>
       <w:bookmarkEnd w:id="89"/>
       <w:r>
         <w:t xml:space="preserve">Dílčí balíček </w:t>
@@ -23903,14 +24239,27 @@
       <w:r>
         <w:t xml:space="preserve">Kód </w:t>
       </w:r>
-      <w:fldSimple w:instr=" SEQ Kód \* ARABIC ">
-        <w:r>
-          <w:rPr>
-            <w:noProof/>
-          </w:rPr>
-          <w:t>9</w:t>
-        </w:r>
-      </w:fldSimple>
+      <w:r>
+        <w:fldChar w:fldCharType="begin"/>
+      </w:r>
+      <w:r>
+        <w:instrText xml:space="preserve"> SEQ Kód \* ARABIC </w:instrText>
+      </w:r>
+      <w:r>
+        <w:fldChar w:fldCharType="separate"/>
+      </w:r>
+      <w:r>
+        <w:rPr>
+          <w:noProof/>
+        </w:rPr>
+        <w:t>9</w:t>
+      </w:r>
+      <w:r>
+        <w:rPr>
+          <w:noProof/>
+        </w:rPr>
+        <w:fldChar w:fldCharType="end"/>
+      </w:r>
       <w:r>
         <w:t xml:space="preserve">: </w:t>
       </w:r>
@@ -24043,14 +24392,27 @@
       <w:r>
         <w:t xml:space="preserve">Kód </w:t>
       </w:r>
-      <w:fldSimple w:instr=" SEQ Kód \* ARABIC ">
-        <w:r>
-          <w:rPr>
-            <w:noProof/>
-          </w:rPr>
-          <w:t>10</w:t>
-        </w:r>
-      </w:fldSimple>
+      <w:r>
+        <w:fldChar w:fldCharType="begin"/>
+      </w:r>
+      <w:r>
+        <w:instrText xml:space="preserve"> SEQ Kód \* ARABIC </w:instrText>
+      </w:r>
+      <w:r>
+        <w:fldChar w:fldCharType="separate"/>
+      </w:r>
+      <w:r>
+        <w:rPr>
+          <w:noProof/>
+        </w:rPr>
+        <w:t>10</w:t>
+      </w:r>
+      <w:r>
+        <w:rPr>
+          <w:noProof/>
+        </w:rPr>
+        <w:fldChar w:fldCharType="end"/>
+      </w:r>
       <w:r>
         <w:t xml:space="preserve">: </w:t>
       </w:r>
@@ -24207,14 +24569,27 @@
       <w:r>
         <w:t xml:space="preserve">Kód </w:t>
       </w:r>
-      <w:fldSimple w:instr=" SEQ Kód \* ARABIC ">
-        <w:r>
-          <w:rPr>
-            <w:noProof/>
-          </w:rPr>
-          <w:t>11</w:t>
-        </w:r>
-      </w:fldSimple>
+      <w:r>
+        <w:fldChar w:fldCharType="begin"/>
+      </w:r>
+      <w:r>
+        <w:instrText xml:space="preserve"> SEQ Kód \* ARABIC </w:instrText>
+      </w:r>
+      <w:r>
+        <w:fldChar w:fldCharType="separate"/>
+      </w:r>
+      <w:r>
+        <w:rPr>
+          <w:noProof/>
+        </w:rPr>
+        <w:t>11</w:t>
+      </w:r>
+      <w:r>
+        <w:rPr>
+          <w:noProof/>
+        </w:rPr>
+        <w:fldChar w:fldCharType="end"/>
+      </w:r>
       <w:r>
         <w:t xml:space="preserve">: </w:t>
       </w:r>
@@ -24762,54 +25137,54 @@
         <w:ind w:firstLine="708"/>
       </w:pPr>
       <w:r>
+        <w:t>Statická</w:t>
+      </w:r>
+      <w:r>
+        <w:t xml:space="preserve"> vnořená</w:t>
+      </w:r>
+      <w:r>
+        <w:t xml:space="preserve"> třída</w:t>
+      </w:r>
+      <w:r>
+        <w:t xml:space="preserve"> </w:t>
+      </w:r>
+      <w:proofErr w:type="spellStart"/>
+      <w:r>
+        <w:rPr>
+          <w:rStyle w:val="KdChar"/>
+          <w:rFonts w:eastAsiaTheme="majorEastAsia"/>
+        </w:rPr>
+        <w:t>OneLineFormatter</w:t>
+      </w:r>
+      <w:proofErr w:type="spellEnd"/>
+      <w:r>
+        <w:t xml:space="preserve"> </w:t>
+      </w:r>
+      <w:r>
+        <w:t xml:space="preserve">zajišťuje, že logy jsou formátovány do jedné řádky. </w:t>
+      </w:r>
+      <w:proofErr w:type="spellStart"/>
+      <w:r>
+        <w:rPr>
+          <w:rStyle w:val="KdChar"/>
+          <w:rFonts w:eastAsiaTheme="majorEastAsia"/>
+        </w:rPr>
+        <w:t>OneLineFormatter</w:t>
+      </w:r>
+      <w:proofErr w:type="spellEnd"/>
+      <w:r>
+        <w:t xml:space="preserve"> poskytuje přehledné a konzistentní výstupy logů, což usnadňuje čtení a analýzu záznamů.</w:t>
+      </w:r>
+    </w:p>
+    <w:p>
+      <w:pPr>
+        <w:keepNext/>
+      </w:pPr>
+      <w:r>
+        <w:rPr>
+          <w:noProof/>
+        </w:rPr>
         <w:lastRenderedPageBreak/>
-        <w:t>Statická</w:t>
-      </w:r>
-      <w:r>
-        <w:t xml:space="preserve"> vnořená</w:t>
-      </w:r>
-      <w:r>
-        <w:t xml:space="preserve"> třída</w:t>
-      </w:r>
-      <w:r>
-        <w:t xml:space="preserve"> </w:t>
-      </w:r>
-      <w:proofErr w:type="spellStart"/>
-      <w:r>
-        <w:rPr>
-          <w:rStyle w:val="KdChar"/>
-          <w:rFonts w:eastAsiaTheme="majorEastAsia"/>
-        </w:rPr>
-        <w:t>OneLineFormatter</w:t>
-      </w:r>
-      <w:proofErr w:type="spellEnd"/>
-      <w:r>
-        <w:t xml:space="preserve"> </w:t>
-      </w:r>
-      <w:r>
-        <w:t xml:space="preserve">zajišťuje, že logy jsou formátovány do jedné řádky. </w:t>
-      </w:r>
-      <w:proofErr w:type="spellStart"/>
-      <w:r>
-        <w:rPr>
-          <w:rStyle w:val="KdChar"/>
-          <w:rFonts w:eastAsiaTheme="majorEastAsia"/>
-        </w:rPr>
-        <w:t>OneLineFormatter</w:t>
-      </w:r>
-      <w:proofErr w:type="spellEnd"/>
-      <w:r>
-        <w:t xml:space="preserve"> poskytuje přehledné a konzistentní výstupy logů, což usnadňuje čtení a analýzu záznamů.</w:t>
-      </w:r>
-    </w:p>
-    <w:p>
-      <w:pPr>
-        <w:keepNext/>
-      </w:pPr>
-      <w:r>
-        <w:rPr>
-          <w:noProof/>
-        </w:rPr>
         <w:drawing>
           <wp:inline distT="0" distB="0" distL="0" distR="0" wp14:anchorId="188DC14B" wp14:editId="6BA4F4B7">
             <wp:extent cx="5237683" cy="1798432"/>
@@ -24854,14 +25229,27 @@
       <w:r>
         <w:t xml:space="preserve">Kód </w:t>
       </w:r>
-      <w:fldSimple w:instr=" SEQ Kód \* ARABIC ">
-        <w:r>
-          <w:rPr>
-            <w:noProof/>
-          </w:rPr>
-          <w:t>12</w:t>
-        </w:r>
-      </w:fldSimple>
+      <w:r>
+        <w:fldChar w:fldCharType="begin"/>
+      </w:r>
+      <w:r>
+        <w:instrText xml:space="preserve"> SEQ Kód \* ARABIC </w:instrText>
+      </w:r>
+      <w:r>
+        <w:fldChar w:fldCharType="separate"/>
+      </w:r>
+      <w:r>
+        <w:rPr>
+          <w:noProof/>
+        </w:rPr>
+        <w:t>12</w:t>
+      </w:r>
+      <w:r>
+        <w:rPr>
+          <w:noProof/>
+        </w:rPr>
+        <w:fldChar w:fldCharType="end"/>
+      </w:r>
       <w:r>
         <w:t xml:space="preserve">: </w:t>
       </w:r>
@@ -24938,14 +25326,27 @@
       <w:r>
         <w:t xml:space="preserve">Obrázek </w:t>
       </w:r>
-      <w:fldSimple w:instr=" SEQ Obrázek \* ARABIC ">
-        <w:r>
-          <w:rPr>
-            <w:noProof/>
-          </w:rPr>
-          <w:t>6</w:t>
-        </w:r>
-      </w:fldSimple>
+      <w:r>
+        <w:fldChar w:fldCharType="begin"/>
+      </w:r>
+      <w:r>
+        <w:instrText xml:space="preserve"> SEQ Obrázek \* ARABIC </w:instrText>
+      </w:r>
+      <w:r>
+        <w:fldChar w:fldCharType="separate"/>
+      </w:r>
+      <w:r>
+        <w:rPr>
+          <w:noProof/>
+        </w:rPr>
+        <w:t>6</w:t>
+      </w:r>
+      <w:r>
+        <w:rPr>
+          <w:noProof/>
+        </w:rPr>
+        <w:fldChar w:fldCharType="end"/>
+      </w:r>
       <w:r>
         <w:t xml:space="preserve">: </w:t>
       </w:r>
@@ -25326,14 +25727,27 @@
       <w:r>
         <w:t xml:space="preserve">Kód </w:t>
       </w:r>
-      <w:fldSimple w:instr=" SEQ Kód \* ARABIC ">
-        <w:r>
-          <w:rPr>
-            <w:noProof/>
-          </w:rPr>
-          <w:t>13</w:t>
-        </w:r>
-      </w:fldSimple>
+      <w:r>
+        <w:fldChar w:fldCharType="begin"/>
+      </w:r>
+      <w:r>
+        <w:instrText xml:space="preserve"> SEQ Kód \* ARABIC </w:instrText>
+      </w:r>
+      <w:r>
+        <w:fldChar w:fldCharType="separate"/>
+      </w:r>
+      <w:r>
+        <w:rPr>
+          <w:noProof/>
+        </w:rPr>
+        <w:t>13</w:t>
+      </w:r>
+      <w:r>
+        <w:rPr>
+          <w:noProof/>
+        </w:rPr>
+        <w:fldChar w:fldCharType="end"/>
+      </w:r>
       <w:r>
         <w:t xml:space="preserve">: </w:t>
       </w:r>
@@ -25418,14 +25832,27 @@
       <w:r>
         <w:t xml:space="preserve">Obrázek </w:t>
       </w:r>
-      <w:fldSimple w:instr=" SEQ Obrázek \* ARABIC ">
-        <w:r>
-          <w:rPr>
-            <w:noProof/>
-          </w:rPr>
-          <w:t>7</w:t>
-        </w:r>
-      </w:fldSimple>
+      <w:r>
+        <w:fldChar w:fldCharType="begin"/>
+      </w:r>
+      <w:r>
+        <w:instrText xml:space="preserve"> SEQ Obrázek \* ARABIC </w:instrText>
+      </w:r>
+      <w:r>
+        <w:fldChar w:fldCharType="separate"/>
+      </w:r>
+      <w:r>
+        <w:rPr>
+          <w:noProof/>
+        </w:rPr>
+        <w:t>7</w:t>
+      </w:r>
+      <w:r>
+        <w:rPr>
+          <w:noProof/>
+        </w:rPr>
+        <w:fldChar w:fldCharType="end"/>
+      </w:r>
       <w:r>
         <w:t xml:space="preserve">: </w:t>
       </w:r>
@@ -25450,7 +25877,7 @@
       <w:pPr>
         <w:pStyle w:val="Nadpis1"/>
       </w:pPr>
-      <w:bookmarkStart w:id="112" w:name="_Toc193482837"/>
+      <w:bookmarkStart w:id="112" w:name="_Toc193899579"/>
       <w:r>
         <w:lastRenderedPageBreak/>
         <w:t>Pokyny pro instalaci aplikace</w:t>
@@ -25665,7 +26092,7 @@
       <w:pPr>
         <w:pStyle w:val="Nadpis2"/>
       </w:pPr>
-      <w:bookmarkStart w:id="113" w:name="_Toc193482838"/>
+      <w:bookmarkStart w:id="113" w:name="_Toc193899580"/>
       <w:r>
         <w:t>Předpoklady před instalací</w:t>
       </w:r>
@@ -25887,7 +26314,7 @@
       <w:pPr>
         <w:pStyle w:val="Nadpis2"/>
       </w:pPr>
-      <w:bookmarkStart w:id="114" w:name="_Toc193482839"/>
+      <w:bookmarkStart w:id="114" w:name="_Toc193899581"/>
       <w:r>
         <w:t>Návod k</w:t>
       </w:r>
@@ -26631,14 +27058,27 @@
       <w:r>
         <w:t xml:space="preserve"> </w:t>
       </w:r>
-      <w:fldSimple w:instr=" SEQ Kód \* ARABIC ">
-        <w:r>
-          <w:rPr>
-            <w:noProof/>
-          </w:rPr>
-          <w:t>14</w:t>
-        </w:r>
-      </w:fldSimple>
+      <w:r>
+        <w:fldChar w:fldCharType="begin"/>
+      </w:r>
+      <w:r>
+        <w:instrText xml:space="preserve"> SEQ Kód \* ARABIC </w:instrText>
+      </w:r>
+      <w:r>
+        <w:fldChar w:fldCharType="separate"/>
+      </w:r>
+      <w:r>
+        <w:rPr>
+          <w:noProof/>
+        </w:rPr>
+        <w:t>14</w:t>
+      </w:r>
+      <w:r>
+        <w:rPr>
+          <w:noProof/>
+        </w:rPr>
+        <w:fldChar w:fldCharType="end"/>
+      </w:r>
       <w:r>
         <w:t xml:space="preserve">: </w:t>
       </w:r>
@@ -26783,14 +27223,27 @@
       <w:r>
         <w:t xml:space="preserve">Kód </w:t>
       </w:r>
-      <w:fldSimple w:instr=" SEQ Kód \* ARABIC ">
-        <w:r>
-          <w:rPr>
-            <w:noProof/>
-          </w:rPr>
-          <w:t>15</w:t>
-        </w:r>
-      </w:fldSimple>
+      <w:r>
+        <w:fldChar w:fldCharType="begin"/>
+      </w:r>
+      <w:r>
+        <w:instrText xml:space="preserve"> SEQ Kód \* ARABIC </w:instrText>
+      </w:r>
+      <w:r>
+        <w:fldChar w:fldCharType="separate"/>
+      </w:r>
+      <w:r>
+        <w:rPr>
+          <w:noProof/>
+        </w:rPr>
+        <w:t>15</w:t>
+      </w:r>
+      <w:r>
+        <w:rPr>
+          <w:noProof/>
+        </w:rPr>
+        <w:fldChar w:fldCharType="end"/>
+      </w:r>
       <w:r>
         <w:t xml:space="preserve">: </w:t>
       </w:r>
@@ -26941,14 +27394,27 @@
       <w:r>
         <w:t xml:space="preserve">Kód </w:t>
       </w:r>
-      <w:fldSimple w:instr=" SEQ Kód \* ARABIC ">
-        <w:r>
-          <w:rPr>
-            <w:noProof/>
-          </w:rPr>
-          <w:t>16</w:t>
-        </w:r>
-      </w:fldSimple>
+      <w:r>
+        <w:fldChar w:fldCharType="begin"/>
+      </w:r>
+      <w:r>
+        <w:instrText xml:space="preserve"> SEQ Kód \* ARABIC </w:instrText>
+      </w:r>
+      <w:r>
+        <w:fldChar w:fldCharType="separate"/>
+      </w:r>
+      <w:r>
+        <w:rPr>
+          <w:noProof/>
+        </w:rPr>
+        <w:t>16</w:t>
+      </w:r>
+      <w:r>
+        <w:rPr>
+          <w:noProof/>
+        </w:rPr>
+        <w:fldChar w:fldCharType="end"/>
+      </w:r>
       <w:r>
         <w:t xml:space="preserve">: </w:t>
       </w:r>
@@ -27068,7 +27534,7 @@
       <w:pPr>
         <w:pStyle w:val="Nadpis1"/>
       </w:pPr>
-      <w:bookmarkStart w:id="121" w:name="_Toc193482840"/>
+      <w:bookmarkStart w:id="121" w:name="_Toc193899582"/>
       <w:r>
         <w:lastRenderedPageBreak/>
         <w:t>Závěr</w:t>
@@ -27154,7 +27620,7 @@
       <w:pPr>
         <w:pStyle w:val="Nadpis2"/>
       </w:pPr>
-      <w:bookmarkStart w:id="122" w:name="_Toc193482841"/>
+      <w:bookmarkStart w:id="122" w:name="_Toc193899583"/>
       <w:r>
         <w:t>Možnost</w:t>
       </w:r>
@@ -27316,7 +27782,7 @@
       <w:pPr>
         <w:pStyle w:val="Nadpis2"/>
       </w:pPr>
-      <w:bookmarkStart w:id="123" w:name="_Toc193482842"/>
+      <w:bookmarkStart w:id="123" w:name="_Toc193899584"/>
       <w:r>
         <w:t>Přínosy aplikace</w:t>
       </w:r>
@@ -28410,9 +28876,11 @@
       <w:r>
         <w:t>. [cit. 2025-02-25].</w:t>
       </w:r>
-      <w:r>
-        <w:br/>
-      </w:r>
+    </w:p>
+    <w:p>
+      <w:pPr>
+        <w:pStyle w:val="Odstavecseseznamem"/>
+      </w:pPr>
     </w:p>
     <w:p>
       <w:pPr>
@@ -28471,17 +28939,13 @@
         </w:r>
       </w:hyperlink>
       <w:r>
-        <w:t xml:space="preserve">. </w:t>
-      </w:r>
-      <w:r>
-        <w:br/>
-      </w:r>
-      <w:r>
-        <w:t>[cit. 2025-02-25].</w:t>
-      </w:r>
-      <w:r>
-        <w:br/>
-      </w:r>
+        <w:t>. [cit. 2025-02-25].</w:t>
+      </w:r>
+    </w:p>
+    <w:p>
+      <w:pPr>
+        <w:pStyle w:val="Odstavecseseznamem"/>
+      </w:pPr>
     </w:p>
     <w:p>
       <w:pPr>
@@ -28538,9 +29002,11 @@
       <w:r>
         <w:t>. [cit. 2025-02-25].</w:t>
       </w:r>
-      <w:r>
-        <w:br/>
-      </w:r>
+    </w:p>
+    <w:p>
+      <w:pPr>
+        <w:pStyle w:val="Odstavecseseznamem"/>
+      </w:pPr>
     </w:p>
     <w:p>
       <w:pPr>
@@ -28592,9 +29058,11 @@
       <w:r>
         <w:t>. [cit. 2025-02-25].</w:t>
       </w:r>
-      <w:r>
-        <w:br/>
-      </w:r>
+    </w:p>
+    <w:p>
+      <w:pPr>
+        <w:pStyle w:val="Odstavecseseznamem"/>
+      </w:pPr>
     </w:p>
     <w:p>
       <w:pPr>
@@ -28629,9 +29097,11 @@
       <w:r>
         <w:t>. [cit. 2025-02-25].</w:t>
       </w:r>
-      <w:r>
-        <w:br/>
-      </w:r>
+    </w:p>
+    <w:p>
+      <w:pPr>
+        <w:pStyle w:val="Odstavecseseznamem"/>
+      </w:pPr>
     </w:p>
     <w:p>
       <w:pPr>
@@ -28681,9 +29151,11 @@
       <w:r>
         <w:t>. [cit. 2025-02-25].</w:t>
       </w:r>
-      <w:r>
-        <w:br/>
-      </w:r>
+    </w:p>
+    <w:p>
+      <w:pPr>
+        <w:pStyle w:val="Odstavecseseznamem"/>
+      </w:pPr>
     </w:p>
     <w:p>
       <w:pPr>
@@ -28735,9 +29207,11 @@
       <w:r>
         <w:t>. [cit. 2025-02-25].</w:t>
       </w:r>
-      <w:r>
-        <w:br/>
-      </w:r>
+    </w:p>
+    <w:p>
+      <w:pPr>
+        <w:pStyle w:val="Odstavecseseznamem"/>
+      </w:pPr>
     </w:p>
     <w:p>
       <w:pPr>
@@ -28834,9 +29308,11 @@
       <w:r>
         <w:t>. [cit. 2025-02-25].</w:t>
       </w:r>
-      <w:r>
-        <w:br/>
-      </w:r>
+    </w:p>
+    <w:p>
+      <w:pPr>
+        <w:pStyle w:val="Odstavecseseznamem"/>
+      </w:pPr>
     </w:p>
     <w:p>
       <w:pPr>
@@ -28905,9 +29381,11 @@
       <w:r>
         <w:t>. [cit. 2025-02-25].</w:t>
       </w:r>
-      <w:r>
-        <w:br/>
-      </w:r>
+    </w:p>
+    <w:p>
+      <w:pPr>
+        <w:pStyle w:val="Odstavecseseznamem"/>
+      </w:pPr>
     </w:p>
     <w:p>
       <w:pPr>
@@ -28942,9 +29420,11 @@
       <w:r>
         <w:t>. [cit. 2025-02-25].</w:t>
       </w:r>
-      <w:r>
-        <w:br/>
-      </w:r>
+    </w:p>
+    <w:p>
+      <w:pPr>
+        <w:pStyle w:val="Odstavecseseznamem"/>
+      </w:pPr>
     </w:p>
     <w:p>
       <w:pPr>
@@ -28995,9 +29475,11 @@
       <w:r>
         <w:t>[cit. 2025-02-25].</w:t>
       </w:r>
-      <w:r>
-        <w:br/>
-      </w:r>
+    </w:p>
+    <w:p>
+      <w:pPr>
+        <w:pStyle w:val="Odstavecseseznamem"/>
+      </w:pPr>
     </w:p>
     <w:p>
       <w:pPr>
@@ -29042,9 +29524,11 @@
       <w:r>
         <w:t>. [cit. 2025-02-25].</w:t>
       </w:r>
-      <w:r>
-        <w:br/>
-      </w:r>
+    </w:p>
+    <w:p>
+      <w:pPr>
+        <w:pStyle w:val="Odstavecseseznamem"/>
+      </w:pPr>
     </w:p>
     <w:p>
       <w:pPr>
@@ -29112,14 +29596,16 @@
         <w:t>.</w:t>
       </w:r>
       <w:r>
-        <w:br/>
+        <w:t xml:space="preserve"> </w:t>
       </w:r>
       <w:r>
         <w:t>[cit. 2025-02-25].</w:t>
       </w:r>
-      <w:r>
-        <w:br/>
-      </w:r>
+    </w:p>
+    <w:p>
+      <w:pPr>
+        <w:pStyle w:val="Odstavecseseznamem"/>
+      </w:pPr>
     </w:p>
     <w:p>
       <w:pPr>
@@ -29186,9 +29672,11 @@
       <w:r>
         <w:t>. [cit. 2025-02-25].</w:t>
       </w:r>
-      <w:r>
-        <w:br/>
-      </w:r>
+    </w:p>
+    <w:p>
+      <w:pPr>
+        <w:pStyle w:val="Odstavecseseznamem"/>
+      </w:pPr>
     </w:p>
     <w:p>
       <w:pPr>
@@ -29240,9 +29728,11 @@
       <w:r>
         <w:t>. [cit. 2025-02-25].</w:t>
       </w:r>
-      <w:r>
-        <w:br/>
-      </w:r>
+    </w:p>
+    <w:p>
+      <w:pPr>
+        <w:pStyle w:val="Odstavecseseznamem"/>
+      </w:pPr>
     </w:p>
     <w:p>
       <w:pPr>
@@ -29275,17 +29765,13 @@
         </w:r>
       </w:hyperlink>
       <w:r>
-        <w:t xml:space="preserve">. </w:t>
-      </w:r>
-      <w:r>
-        <w:br/>
-      </w:r>
-      <w:r>
-        <w:t>[cit. 2025-02-25].</w:t>
-      </w:r>
-      <w:r>
-        <w:br/>
-      </w:r>
+        <w:t>. [cit. 2025-02-25].</w:t>
+      </w:r>
+    </w:p>
+    <w:p>
+      <w:pPr>
+        <w:pStyle w:val="Odstavecseseznamem"/>
+      </w:pPr>
     </w:p>
     <w:p>
       <w:pPr>
@@ -29336,11 +29822,16 @@
         <w:proofErr w:type="spellEnd"/>
       </w:hyperlink>
       <w:r>
-        <w:t>. [cit. 2025-02-25].</w:t>
-      </w:r>
-      <w:r>
-        <w:br/>
-      </w:r>
+        <w:t>. [cit. 2025-02-25]</w:t>
+      </w:r>
+      <w:r>
+        <w:t>.</w:t>
+      </w:r>
+    </w:p>
+    <w:p>
+      <w:pPr>
+        <w:pStyle w:val="Odstavecseseznamem"/>
+      </w:pPr>
     </w:p>
     <w:p>
       <w:pPr>
@@ -29376,14 +29867,16 @@
         <w:t>.</w:t>
       </w:r>
       <w:r>
-        <w:br/>
+        <w:t xml:space="preserve"> </w:t>
       </w:r>
       <w:r>
         <w:t>[cit. 2025-02-25].</w:t>
       </w:r>
-      <w:r>
-        <w:br/>
-      </w:r>
+    </w:p>
+    <w:p>
+      <w:pPr>
+        <w:pStyle w:val="Odstavecseseznamem"/>
+      </w:pPr>
     </w:p>
     <w:p>
       <w:pPr>
@@ -29480,9 +29973,11 @@
       <w:r>
         <w:t>. [cit. 2025-02-25].</w:t>
       </w:r>
-      <w:r>
-        <w:br/>
-      </w:r>
+    </w:p>
+    <w:p>
+      <w:pPr>
+        <w:pStyle w:val="Odstavecseseznamem"/>
+      </w:pPr>
     </w:p>
     <w:p>
       <w:pPr>
@@ -29494,7 +29989,6 @@
         <w:ind w:hanging="436"/>
       </w:pPr>
       <w:r>
-        <w:lastRenderedPageBreak/>
         <w:t>THE APACHE SOFTWARE FOUNDATION. </w:t>
       </w:r>
       <w:r>
@@ -29518,9 +30012,6 @@
       <w:r>
         <w:t>. [cit. 2025-02-25].</w:t>
       </w:r>
-      <w:r>
-        <w:br/>
-      </w:r>
     </w:p>
     <w:p>
       <w:pPr>
@@ -29536,6 +30027,7 @@
           <w:i/>
           <w:iCs/>
         </w:rPr>
+        <w:lastRenderedPageBreak/>
         <w:t>Uživatelské rozhraní</w:t>
       </w:r>
       <w:r>
@@ -29553,14 +30045,19 @@
         <w:t>.</w:t>
       </w:r>
       <w:r>
-        <w:br/>
-      </w:r>
-      <w:r>
-        <w:t>[cit. 2025-02-27].</w:t>
-      </w:r>
-      <w:r>
-        <w:br/>
-      </w:r>
+        <w:t xml:space="preserve"> </w:t>
+      </w:r>
+      <w:r>
+        <w:t>[cit. 2025-02-27]</w:t>
+      </w:r>
+      <w:r>
+        <w:t>.</w:t>
+      </w:r>
+    </w:p>
+    <w:p>
+      <w:pPr>
+        <w:pStyle w:val="Odstavecseseznamem"/>
+      </w:pPr>
     </w:p>
     <w:p>
       <w:pPr>
@@ -29608,9 +30105,11 @@
       <w:r>
         <w:t>. [cit. 2025-02-27].</w:t>
       </w:r>
-      <w:r>
-        <w:br/>
-      </w:r>
+    </w:p>
+    <w:p>
+      <w:pPr>
+        <w:pStyle w:val="Odstavecseseznamem"/>
+      </w:pPr>
     </w:p>
     <w:p>
       <w:pPr>
@@ -29673,9 +30172,11 @@
       <w:r>
         <w:t>. [cit. 2025-02-27].</w:t>
       </w:r>
-      <w:r>
-        <w:br/>
-      </w:r>
+    </w:p>
+    <w:p>
+      <w:pPr>
+        <w:pStyle w:val="Odstavecseseznamem"/>
+      </w:pPr>
     </w:p>
     <w:p>
       <w:pPr>
@@ -29773,14 +30274,16 @@
         <w:t>.</w:t>
       </w:r>
       <w:r>
-        <w:br/>
+        <w:t xml:space="preserve"> </w:t>
       </w:r>
       <w:r>
         <w:t>[cit. 2025-03-01].</w:t>
       </w:r>
-      <w:r>
-        <w:br/>
-      </w:r>
+    </w:p>
+    <w:p>
+      <w:pPr>
+        <w:pStyle w:val="Odstavecseseznamem"/>
+      </w:pPr>
     </w:p>
     <w:p>
       <w:pPr>
@@ -29838,9 +30341,11 @@
       <w:r>
         <w:t>. [cit. 2025-03-01].</w:t>
       </w:r>
-      <w:r>
-        <w:br/>
-      </w:r>
+    </w:p>
+    <w:p>
+      <w:pPr>
+        <w:pStyle w:val="Odstavecseseznamem"/>
+      </w:pPr>
     </w:p>
     <w:p>
       <w:pPr>
@@ -29885,14 +30390,16 @@
         <w:t>.</w:t>
       </w:r>
       <w:r>
-        <w:br/>
+        <w:t xml:space="preserve"> </w:t>
       </w:r>
       <w:r>
         <w:t>[cit. 2025-03-01].</w:t>
       </w:r>
-      <w:r>
-        <w:br/>
-      </w:r>
+    </w:p>
+    <w:p>
+      <w:pPr>
+        <w:pStyle w:val="Odstavecseseznamem"/>
+      </w:pPr>
     </w:p>
     <w:p>
       <w:pPr>
@@ -29976,9 +30483,11 @@
       <w:r>
         <w:t>. [cit. 2025-03-01].</w:t>
       </w:r>
-      <w:r>
-        <w:br/>
-      </w:r>
+    </w:p>
+    <w:p>
+      <w:pPr>
+        <w:pStyle w:val="Odstavecseseznamem"/>
+      </w:pPr>
     </w:p>
     <w:p>
       <w:pPr>
@@ -30056,14 +30565,16 @@
         <w:t>.</w:t>
       </w:r>
       <w:r>
-        <w:br/>
+        <w:t xml:space="preserve"> </w:t>
       </w:r>
       <w:r>
         <w:t>[cit. 2025-03-01].</w:t>
       </w:r>
-      <w:r>
-        <w:br/>
-      </w:r>
+    </w:p>
+    <w:p>
+      <w:pPr>
+        <w:pStyle w:val="Odstavecseseznamem"/>
+      </w:pPr>
     </w:p>
     <w:p>
       <w:pPr>
@@ -30099,14 +30610,16 @@
         <w:t>.</w:t>
       </w:r>
       <w:r>
-        <w:br/>
+        <w:t xml:space="preserve"> </w:t>
       </w:r>
       <w:r>
         <w:t>[cit. 2025-03-01].</w:t>
       </w:r>
-      <w:r>
-        <w:br/>
-      </w:r>
+    </w:p>
+    <w:p>
+      <w:pPr>
+        <w:pStyle w:val="Odstavecseseznamem"/>
+      </w:pPr>
     </w:p>
     <w:p>
       <w:pPr>
@@ -30178,9 +30691,11 @@
       <w:r>
         <w:t>. [cit. 2025-03-01].</w:t>
       </w:r>
-      <w:r>
-        <w:br/>
-      </w:r>
+    </w:p>
+    <w:p>
+      <w:pPr>
+        <w:pStyle w:val="Odstavecseseznamem"/>
+      </w:pPr>
     </w:p>
     <w:p>
       <w:pPr>
@@ -30255,9 +30770,11 @@
       <w:r>
         <w:t>. [cit. 2025-03-01].</w:t>
       </w:r>
-      <w:r>
-        <w:br/>
-      </w:r>
+    </w:p>
+    <w:p>
+      <w:pPr>
+        <w:pStyle w:val="Odstavecseseznamem"/>
+      </w:pPr>
     </w:p>
     <w:p>
       <w:pPr>
@@ -30369,9 +30886,11 @@
       <w:r>
         <w:t>. [cit. 2025-03-01].</w:t>
       </w:r>
-      <w:r>
-        <w:br/>
-      </w:r>
+    </w:p>
+    <w:p>
+      <w:pPr>
+        <w:pStyle w:val="Odstavecseseznamem"/>
+      </w:pPr>
     </w:p>
     <w:p>
       <w:pPr>
@@ -30428,9 +30947,11 @@
       <w:r>
         <w:t>. [cit. 2025-03-01].</w:t>
       </w:r>
-      <w:r>
-        <w:br/>
-      </w:r>
+    </w:p>
+    <w:p>
+      <w:pPr>
+        <w:pStyle w:val="Odstavecseseznamem"/>
+      </w:pPr>
     </w:p>
     <w:p>
       <w:pPr>
@@ -30537,9 +31058,11 @@
       <w:r>
         <w:t>. [cit. 2025-03-09].</w:t>
       </w:r>
-      <w:r>
-        <w:br/>
-      </w:r>
+    </w:p>
+    <w:p>
+      <w:pPr>
+        <w:pStyle w:val="Odstavecseseznamem"/>
+      </w:pPr>
     </w:p>
     <w:p>
       <w:pPr>
@@ -30588,9 +31111,11 @@
       <w:r>
         <w:t>. [cit. 2025-03-09].</w:t>
       </w:r>
-      <w:r>
-        <w:br/>
-      </w:r>
+    </w:p>
+    <w:p>
+      <w:pPr>
+        <w:pStyle w:val="Odstavecseseznamem"/>
+      </w:pPr>
     </w:p>
     <w:p>
       <w:pPr>
@@ -30630,9 +31155,11 @@
       <w:r>
         <w:t>. [cit. 2025-03-09].</w:t>
       </w:r>
-      <w:r>
-        <w:br/>
-      </w:r>
+    </w:p>
+    <w:p>
+      <w:pPr>
+        <w:pStyle w:val="Odstavecseseznamem"/>
+      </w:pPr>
     </w:p>
     <w:p>
       <w:pPr>
@@ -30764,7 +31291,6 @@
       <w:p>
         <w:pPr>
           <w:pStyle w:val="Zpat"/>
-          <w:jc w:val="center"/>
         </w:pPr>
       </w:p>
     </w:sdtContent>
@@ -32585,9 +33111,10 @@
   <w:style w:type="paragraph" w:default="1" w:styleId="Normln">
     <w:name w:val="Normal"/>
     <w:qFormat/>
-    <w:rsid w:val="00933AC1"/>
+    <w:rsid w:val="003426AD"/>
     <w:pPr>
       <w:spacing w:before="120" w:after="120" w:line="240" w:lineRule="auto"/>
+      <w:jc w:val="both"/>
     </w:pPr>
     <w:rPr>
       <w:rFonts w:ascii="Cambria" w:eastAsia="Times New Roman" w:hAnsi="Cambria" w:cs="Times New Roman"/>
@@ -32839,7 +33366,6 @@
   <w:style w:type="character" w:default="1" w:styleId="Standardnpsmoodstavce">
     <w:name w:val="Default Paragraph Font"/>
     <w:uiPriority w:val="1"/>
-    <w:semiHidden/>
     <w:unhideWhenUsed/>
   </w:style>
   <w:style w:type="table" w:default="1" w:styleId="Normlntabulka">
@@ -34167,6 +34693,7 @@
     <w:rsid w:val="00011030"/>
     <w:rsid w:val="00045A49"/>
     <w:rsid w:val="0008488F"/>
+    <w:rsid w:val="000C7401"/>
     <w:rsid w:val="00236DC1"/>
     <w:rsid w:val="002402B4"/>
     <w:rsid w:val="002621AF"/>
@@ -34192,6 +34719,7 @@
     <w:rsid w:val="006A5A34"/>
     <w:rsid w:val="00801C47"/>
     <w:rsid w:val="00865A9A"/>
+    <w:rsid w:val="009973D3"/>
     <w:rsid w:val="00A11E89"/>
     <w:rsid w:val="00A572CE"/>
     <w:rsid w:val="00A629F8"/>
@@ -34217,6 +34745,7 @@
     <w:rsid w:val="00F72035"/>
     <w:rsid w:val="00FC1F76"/>
     <w:rsid w:val="00FC62D5"/>
+    <w:rsid w:val="00FF2C36"/>
   </w:rsids>
   <m:mathPr>
     <m:mathFont m:val="Cambria Math"/>
